--- a/content/W01/SAT/answer-key/C2_W01_SAT_answer_key_TRAINER.docx
+++ b/content/W01/SAT/answer-key/C2_W01_SAT_answer_key_TRAINER.docx
@@ -58,7 +58,7 @@
           <w:sz w:val="21"/>
           <w:szCs w:val="21"/>
         </w:rPr>
-        <w:t xml:space="preserve">Papers are swapped, so nobody marks their own.</w:t>
+        <w:t xml:space="preserve">Papers are swapped, so nobody checks their own.</w:t>
       </w:r>
     </w:p>
     <w:p>

--- a/content/W01/SAT/answer-key/C2_W01_SAT_answer_key_TRAINER.docx
+++ b/content/W01/SAT/answer-key/C2_W01_SAT_answer_key_TRAINER.docx
@@ -24625,7 +24625,7 @@
           <w:sz w:val="21"/>
           <w:szCs w:val="21"/>
         </w:rPr>
-        <w:t xml:space="preserve">Q46 (Scenario set, Easy, [S]): Orders per customer, divided by the number of distinct customers, is ____.</w:t>
+        <w:t xml:space="preserve">Q46 (Scenario set, Easy, [S]): Orders per customer in this export is ____.</w:t>
       </w:r>
     </w:p>
     <w:p>

--- a/content/W01/SAT/answer-key/C2_W01_SAT_answer_key_TRAINER.docx
+++ b/content/W01/SAT/answer-key/C2_W01_SAT_answer_key_TRAINER.docx
@@ -18574,7 +18574,7 @@
                 <w:sz w:val="21"/>
                 <w:szCs w:val="21"/>
               </w:rPr>
-              <w:t xml:space="preserve">Dropping the quarter drops the question Meera asked.</w:t>
+              <w:t xml:space="preserve">Months carry the same gap: Q2 is two weeks short, so one of its months is short too, and a month-against-month comparison carries the unequal window into every line of it.</w:t>
             </w:r>
           </w:p>
           <w:p>
@@ -18966,7 +18966,7 @@
                 <w:sz w:val="21"/>
                 <w:szCs w:val="21"/>
               </w:rPr>
-              <w:t xml:space="preserve">Presentation, not definition; the chart's colour changes nothing about the number.</w:t>
+              <w:t xml:space="preserve">A previous value is a comparison, made once the rate is defined. The definition is the numerator, the denominator and the window, and two rates compare only when all three match.</w:t>
             </w:r>
           </w:p>
           <w:p>
@@ -21402,7 +21402,7 @@
                 <w:sz w:val="21"/>
                 <w:szCs w:val="21"/>
               </w:rPr>
-              <w:t xml:space="preserve">A p-value belongs to a comparison between groups, not to a field.</w:t>
+              <w:t xml:space="preserve">Filling a gap is a decision, taken after the profile with a written reason. The profile only reports what is there: present, convertible and distinct.</w:t>
             </w:r>
           </w:p>
           <w:p>

--- a/content/W01/SAT/answer-key/C2_W01_SAT_answer_key_TRAINER.docx
+++ b/content/W01/SAT/answer-key/C2_W01_SAT_answer_key_TRAINER.docx
@@ -129,7 +129,7 @@
           <w:sz w:val="21"/>
           <w:szCs w:val="21"/>
         </w:rPr>
-        <w:t xml:space="preserve">The marker writes the count of ticks as Items right, out of 54, and hands the paper back.</w:t>
+        <w:t xml:space="preserve">The marker writes each part's ticks in its box beside the learner's rating, and their total as Items right, out of 54, then hands the paper back, so each learner reads their rating against their score part by part.</w:t>
       </w:r>
     </w:p>
     <w:p>
@@ -201,9 +201,9 @@
       </w:tblPr>
       <w:tblGrid>
         <w:gridCol w:w="560"/>
-        <w:gridCol w:w="2050"/>
-        <w:gridCol w:w="1300"/>
-        <w:gridCol w:w="2730"/>
+        <w:gridCol w:w="1800"/>
+        <w:gridCol w:w="1200"/>
+        <w:gridCol w:w="3080"/>
         <w:gridCol w:w="900"/>
         <w:gridCol w:w="680"/>
         <w:gridCol w:w="900"/>
@@ -253,7 +253,7 @@
         </w:tc>
         <w:tc>
           <w:tcPr>
-            <w:tcW w:type="dxa" w:w="2050"/>
+            <w:tcW w:type="dxa" w:w="1800"/>
             <w:tcBorders>
               <w:top w:val="single" w:color="D5D0C4" w:sz="4"/>
               <w:left w:val="single" w:color="D5D0C4" w:sz="4"/>
@@ -290,7 +290,7 @@
         </w:tc>
         <w:tc>
           <w:tcPr>
-            <w:tcW w:type="dxa" w:w="1300"/>
+            <w:tcW w:type="dxa" w:w="1200"/>
             <w:tcBorders>
               <w:top w:val="single" w:color="D5D0C4" w:sz="4"/>
               <w:left w:val="single" w:color="D5D0C4" w:sz="4"/>
@@ -327,7 +327,7 @@
         </w:tc>
         <w:tc>
           <w:tcPr>
-            <w:tcW w:type="dxa" w:w="2730"/>
+            <w:tcW w:type="dxa" w:w="3080"/>
             <w:tcBorders>
               <w:top w:val="single" w:color="D5D0C4" w:sz="4"/>
               <w:left w:val="single" w:color="D5D0C4" w:sz="4"/>
@@ -551,7 +551,7 @@
         </w:tc>
         <w:tc>
           <w:tcPr>
-            <w:tcW w:type="dxa" w:w="2050"/>
+            <w:tcW w:type="dxa" w:w="1800"/>
             <w:tcBorders>
               <w:top w:val="single" w:color="D5D0C4" w:sz="4"/>
               <w:left w:val="single" w:color="D5D0C4" w:sz="4"/>
@@ -587,7 +587,7 @@
         </w:tc>
         <w:tc>
           <w:tcPr>
-            <w:tcW w:type="dxa" w:w="1300"/>
+            <w:tcW w:type="dxa" w:w="1200"/>
             <w:tcBorders>
               <w:top w:val="single" w:color="D5D0C4" w:sz="4"/>
               <w:left w:val="single" w:color="D5D0C4" w:sz="4"/>
@@ -623,7 +623,7 @@
         </w:tc>
         <w:tc>
           <w:tcPr>
-            <w:tcW w:type="dxa" w:w="2730"/>
+            <w:tcW w:type="dxa" w:w="3080"/>
             <w:tcBorders>
               <w:top w:val="single" w:color="D5D0C4" w:sz="4"/>
               <w:left w:val="single" w:color="D5D0C4" w:sz="4"/>
@@ -842,7 +842,7 @@
         </w:tc>
         <w:tc>
           <w:tcPr>
-            <w:tcW w:type="dxa" w:w="2050"/>
+            <w:tcW w:type="dxa" w:w="1800"/>
             <w:tcBorders>
               <w:top w:val="single" w:color="D5D0C4" w:sz="4"/>
               <w:left w:val="single" w:color="D5D0C4" w:sz="4"/>
@@ -878,7 +878,7 @@
         </w:tc>
         <w:tc>
           <w:tcPr>
-            <w:tcW w:type="dxa" w:w="1300"/>
+            <w:tcW w:type="dxa" w:w="1200"/>
             <w:tcBorders>
               <w:top w:val="single" w:color="D5D0C4" w:sz="4"/>
               <w:left w:val="single" w:color="D5D0C4" w:sz="4"/>
@@ -914,7 +914,7 @@
         </w:tc>
         <w:tc>
           <w:tcPr>
-            <w:tcW w:type="dxa" w:w="2730"/>
+            <w:tcW w:type="dxa" w:w="3080"/>
             <w:tcBorders>
               <w:top w:val="single" w:color="D5D0C4" w:sz="4"/>
               <w:left w:val="single" w:color="D5D0C4" w:sz="4"/>
@@ -1133,7 +1133,7 @@
         </w:tc>
         <w:tc>
           <w:tcPr>
-            <w:tcW w:type="dxa" w:w="2050"/>
+            <w:tcW w:type="dxa" w:w="1800"/>
             <w:tcBorders>
               <w:top w:val="single" w:color="D5D0C4" w:sz="4"/>
               <w:left w:val="single" w:color="D5D0C4" w:sz="4"/>
@@ -1169,7 +1169,7 @@
         </w:tc>
         <w:tc>
           <w:tcPr>
-            <w:tcW w:type="dxa" w:w="1300"/>
+            <w:tcW w:type="dxa" w:w="1200"/>
             <w:tcBorders>
               <w:top w:val="single" w:color="D5D0C4" w:sz="4"/>
               <w:left w:val="single" w:color="D5D0C4" w:sz="4"/>
@@ -1205,7 +1205,7 @@
         </w:tc>
         <w:tc>
           <w:tcPr>
-            <w:tcW w:type="dxa" w:w="2730"/>
+            <w:tcW w:type="dxa" w:w="3080"/>
             <w:tcBorders>
               <w:top w:val="single" w:color="D5D0C4" w:sz="4"/>
               <w:left w:val="single" w:color="D5D0C4" w:sz="4"/>
@@ -1424,7 +1424,7 @@
         </w:tc>
         <w:tc>
           <w:tcPr>
-            <w:tcW w:type="dxa" w:w="2050"/>
+            <w:tcW w:type="dxa" w:w="1800"/>
             <w:tcBorders>
               <w:top w:val="single" w:color="D5D0C4" w:sz="4"/>
               <w:left w:val="single" w:color="D5D0C4" w:sz="4"/>
@@ -1460,7 +1460,7 @@
         </w:tc>
         <w:tc>
           <w:tcPr>
-            <w:tcW w:type="dxa" w:w="1300"/>
+            <w:tcW w:type="dxa" w:w="1200"/>
             <w:tcBorders>
               <w:top w:val="single" w:color="D5D0C4" w:sz="4"/>
               <w:left w:val="single" w:color="D5D0C4" w:sz="4"/>
@@ -1496,7 +1496,7 @@
         </w:tc>
         <w:tc>
           <w:tcPr>
-            <w:tcW w:type="dxa" w:w="2730"/>
+            <w:tcW w:type="dxa" w:w="3080"/>
             <w:tcBorders>
               <w:top w:val="single" w:color="D5D0C4" w:sz="4"/>
               <w:left w:val="single" w:color="D5D0C4" w:sz="4"/>
@@ -1715,7 +1715,7 @@
         </w:tc>
         <w:tc>
           <w:tcPr>
-            <w:tcW w:type="dxa" w:w="2050"/>
+            <w:tcW w:type="dxa" w:w="1800"/>
             <w:tcBorders>
               <w:top w:val="single" w:color="D5D0C4" w:sz="4"/>
               <w:left w:val="single" w:color="D5D0C4" w:sz="4"/>
@@ -1751,7 +1751,7 @@
         </w:tc>
         <w:tc>
           <w:tcPr>
-            <w:tcW w:type="dxa" w:w="1300"/>
+            <w:tcW w:type="dxa" w:w="1200"/>
             <w:tcBorders>
               <w:top w:val="single" w:color="D5D0C4" w:sz="4"/>
               <w:left w:val="single" w:color="D5D0C4" w:sz="4"/>
@@ -1787,7 +1787,7 @@
         </w:tc>
         <w:tc>
           <w:tcPr>
-            <w:tcW w:type="dxa" w:w="2730"/>
+            <w:tcW w:type="dxa" w:w="3080"/>
             <w:tcBorders>
               <w:top w:val="single" w:color="D5D0C4" w:sz="4"/>
               <w:left w:val="single" w:color="D5D0C4" w:sz="4"/>
@@ -2006,7 +2006,7 @@
         </w:tc>
         <w:tc>
           <w:tcPr>
-            <w:tcW w:type="dxa" w:w="2050"/>
+            <w:tcW w:type="dxa" w:w="1800"/>
             <w:tcBorders>
               <w:top w:val="single" w:color="D5D0C4" w:sz="4"/>
               <w:left w:val="single" w:color="D5D0C4" w:sz="4"/>
@@ -2042,7 +2042,7 @@
         </w:tc>
         <w:tc>
           <w:tcPr>
-            <w:tcW w:type="dxa" w:w="1300"/>
+            <w:tcW w:type="dxa" w:w="1200"/>
             <w:tcBorders>
               <w:top w:val="single" w:color="D5D0C4" w:sz="4"/>
               <w:left w:val="single" w:color="D5D0C4" w:sz="4"/>
@@ -2078,7 +2078,7 @@
         </w:tc>
         <w:tc>
           <w:tcPr>
-            <w:tcW w:type="dxa" w:w="2730"/>
+            <w:tcW w:type="dxa" w:w="3080"/>
             <w:tcBorders>
               <w:top w:val="single" w:color="D5D0C4" w:sz="4"/>
               <w:left w:val="single" w:color="D5D0C4" w:sz="4"/>
@@ -2299,7 +2299,7 @@
         </w:tc>
         <w:tc>
           <w:tcPr>
-            <w:tcW w:type="dxa" w:w="2050"/>
+            <w:tcW w:type="dxa" w:w="1800"/>
             <w:tcBorders>
               <w:top w:val="single" w:color="D5D0C4" w:sz="4"/>
               <w:left w:val="single" w:color="D5D0C4" w:sz="4"/>
@@ -2335,7 +2335,7 @@
         </w:tc>
         <w:tc>
           <w:tcPr>
-            <w:tcW w:type="dxa" w:w="1300"/>
+            <w:tcW w:type="dxa" w:w="1200"/>
             <w:tcBorders>
               <w:top w:val="single" w:color="D5D0C4" w:sz="4"/>
               <w:left w:val="single" w:color="D5D0C4" w:sz="4"/>
@@ -2371,7 +2371,7 @@
         </w:tc>
         <w:tc>
           <w:tcPr>
-            <w:tcW w:type="dxa" w:w="2730"/>
+            <w:tcW w:type="dxa" w:w="3080"/>
             <w:tcBorders>
               <w:top w:val="single" w:color="D5D0C4" w:sz="4"/>
               <w:left w:val="single" w:color="D5D0C4" w:sz="4"/>

--- a/content/W01/SAT/answer-key/C2_W01_SAT_answer_key_TRAINER.docx
+++ b/content/W01/SAT/answer-key/C2_W01_SAT_answer_key_TRAINER.docx
@@ -7391,7 +7391,7 @@
                 <w:sz w:val="18"/>
                 <w:szCs w:val="18"/>
               </w:rPr>
-              <w:t xml:space="preserve">A, B, C</w:t>
+              <w:t xml:space="preserve">B, C, D</w:t>
             </w:r>
           </w:p>
         </w:tc>
@@ -10301,7 +10301,7 @@
                 <w:sz w:val="18"/>
                 <w:szCs w:val="18"/>
               </w:rPr>
-              <w:t xml:space="preserve">A, B, C</w:t>
+              <w:t xml:space="preserve">A, C, D</w:t>
             </w:r>
           </w:p>
         </w:tc>
@@ -15539,7 +15539,7 @@
                 <w:sz w:val="18"/>
                 <w:szCs w:val="18"/>
               </w:rPr>
-              <w:t xml:space="preserve">A, B, C</w:t>
+              <w:t xml:space="preserve">B, C, D</w:t>
             </w:r>
           </w:p>
         </w:tc>
@@ -15830,7 +15830,7 @@
                 <w:sz w:val="18"/>
                 <w:szCs w:val="18"/>
               </w:rPr>
-              <w:t xml:space="preserve">A, B, D</w:t>
+              <w:t xml:space="preserve">A, C, D</w:t>
             </w:r>
           </w:p>
         </w:tc>
@@ -21698,7 +21698,7 @@
                 <w:sz w:val="21"/>
                 <w:szCs w:val="21"/>
               </w:rPr>
-              <w:t xml:space="preserve">   Key A, B, C</w:t>
+              <w:t xml:space="preserve">   Key B, C, D</w:t>
             </w:r>
             <w:r>
               <w:rPr>
@@ -21751,7 +21751,7 @@
                 <w:sz w:val="20"/>
                 <w:szCs w:val="20"/>
               </w:rPr>
-              <w:t xml:space="preserve">D.  </w:t>
+              <w:t xml:space="preserve">A.  </w:t>
             </w:r>
             <w:r>
               <w:rPr>
@@ -23853,7 +23853,7 @@
                 <w:sz w:val="21"/>
                 <w:szCs w:val="21"/>
               </w:rPr>
-              <w:t xml:space="preserve">   Key A, B, C</w:t>
+              <w:t xml:space="preserve">   Key A, C, D</w:t>
             </w:r>
             <w:r>
               <w:rPr>
@@ -23906,7 +23906,7 @@
                 <w:sz w:val="20"/>
                 <w:szCs w:val="20"/>
               </w:rPr>
-              <w:t xml:space="preserve">D.  </w:t>
+              <w:t xml:space="preserve">B.  </w:t>
             </w:r>
             <w:r>
               <w:rPr>
@@ -27678,7 +27678,7 @@
                 <w:sz w:val="21"/>
                 <w:szCs w:val="21"/>
               </w:rPr>
-              <w:t xml:space="preserve">   Key A, B, C</w:t>
+              <w:t xml:space="preserve">   Key B, C, D</w:t>
             </w:r>
             <w:r>
               <w:rPr>
@@ -27731,7 +27731,7 @@
                 <w:sz w:val="20"/>
                 <w:szCs w:val="20"/>
               </w:rPr>
-              <w:t xml:space="preserve">D.  </w:t>
+              <w:t xml:space="preserve">A.  </w:t>
             </w:r>
             <w:r>
               <w:rPr>
@@ -27853,7 +27853,7 @@
                 <w:sz w:val="21"/>
                 <w:szCs w:val="21"/>
               </w:rPr>
-              <w:t xml:space="preserve">   Key A, B, D</w:t>
+              <w:t xml:space="preserve">   Key A, C, D</w:t>
             </w:r>
             <w:r>
               <w:rPr>
@@ -27906,7 +27906,7 @@
                 <w:sz w:val="20"/>
                 <w:szCs w:val="20"/>
               </w:rPr>
-              <w:t xml:space="preserve">C.  </w:t>
+              <w:t xml:space="preserve">B.  </w:t>
             </w:r>
             <w:r>
               <w:rPr>
@@ -32021,7 +32021,7 @@
                       <w:sz w:val="16"/>
                       <w:szCs w:val="16"/>
                     </w:rPr>
-                    <w:t xml:space="preserve">X</w:t>
+                    <w:t xml:space="preserve"/>
                   </w:r>
                 </w:p>
               </w:tc>
@@ -32126,7 +32126,7 @@
                       <w:sz w:val="16"/>
                       <w:szCs w:val="16"/>
                     </w:rPr>
-                    <w:t xml:space="preserve"/>
+                    <w:t xml:space="preserve">X</w:t>
                   </w:r>
                 </w:p>
               </w:tc>
@@ -33745,7 +33745,7 @@
                       <w:sz w:val="16"/>
                       <w:szCs w:val="16"/>
                     </w:rPr>
-                    <w:t xml:space="preserve">X</w:t>
+                    <w:t xml:space="preserve"/>
                   </w:r>
                 </w:p>
               </w:tc>
@@ -33815,7 +33815,7 @@
                       <w:sz w:val="16"/>
                       <w:szCs w:val="16"/>
                     </w:rPr>
-                    <w:t xml:space="preserve"/>
+                    <w:t xml:space="preserve">X</w:t>
                   </w:r>
                 </w:p>
               </w:tc>
@@ -36123,7 +36123,7 @@
                       <w:sz w:val="16"/>
                       <w:szCs w:val="16"/>
                     </w:rPr>
-                    <w:t xml:space="preserve">X</w:t>
+                    <w:t xml:space="preserve"/>
                   </w:r>
                 </w:p>
               </w:tc>
@@ -36228,7 +36228,7 @@
                       <w:sz w:val="16"/>
                       <w:szCs w:val="16"/>
                     </w:rPr>
-                    <w:t xml:space="preserve"/>
+                    <w:t xml:space="preserve">X</w:t>
                   </w:r>
                 </w:p>
               </w:tc>
@@ -36339,7 +36339,7 @@
                       <w:sz w:val="16"/>
                       <w:szCs w:val="16"/>
                     </w:rPr>
-                    <w:t xml:space="preserve">X</w:t>
+                    <w:t xml:space="preserve"/>
                   </w:r>
                 </w:p>
               </w:tc>
@@ -36374,7 +36374,7 @@
                       <w:sz w:val="16"/>
                       <w:szCs w:val="16"/>
                     </w:rPr>
-                    <w:t xml:space="preserve"/>
+                    <w:t xml:space="preserve">X</w:t>
                   </w:r>
                 </w:p>
               </w:tc>

--- a/content/W01/SAT/answer-key/C2_W01_SAT_answer_key_TRAINER.docx
+++ b/content/W01/SAT/answer-key/C2_W01_SAT_answer_key_TRAINER.docx
@@ -28,7 +28,7 @@
           <w:sz w:val="21"/>
           <w:szCs w:val="21"/>
         </w:rPr>
-        <w:t xml:space="preserve">TRAINER | Cohort 2 | Week 1 | Saturday 10 October 2026 | 120 minutes | 36 items</w:t>
+        <w:t xml:space="preserve">TRAINER | Cohort 2 | Week 1 | Saturday 10 October 2026 | 120 minutes | 35 items</w:t>
       </w:r>
     </w:p>
     <w:p>
@@ -129,7 +129,7 @@
           <w:sz w:val="21"/>
           <w:szCs w:val="21"/>
         </w:rPr>
-        <w:t xml:space="preserve">The marker writes each part's ticks in its box beside the learner's rating, and their total as Items right, out of 36, then hands the paper back, so each learner reads their rating against their score part by part.</w:t>
+        <w:t xml:space="preserve">The marker writes each part's ticks in its box beside the learner's rating, and their total as Items right, out of 35, then hands the paper back, so each learner reads their rating against their score part by part.</w:t>
       </w:r>
     </w:p>
     <w:p>
@@ -617,7 +617,7 @@
                 <w:sz w:val="18"/>
                 <w:szCs w:val="18"/>
               </w:rPr>
-              <w:t xml:space="preserve">Q1 to Q8 (8)</w:t>
+              <w:t xml:space="preserve">Q1 to Q7 (7)</w:t>
             </w:r>
           </w:p>
         </w:tc>
@@ -689,7 +689,7 @@
                 <w:sz w:val="18"/>
                 <w:szCs w:val="18"/>
               </w:rPr>
-              <w:t xml:space="preserve">25.5</w:t>
+              <w:t xml:space="preserve">21.5</w:t>
             </w:r>
           </w:p>
         </w:tc>
@@ -797,7 +797,7 @@
                 <w:sz w:val="18"/>
                 <w:szCs w:val="18"/>
               </w:rPr>
-              <w:t xml:space="preserve">5</w:t>
+              <w:t xml:space="preserve">4</w:t>
             </w:r>
           </w:p>
         </w:tc>
@@ -908,7 +908,7 @@
                 <w:sz w:val="18"/>
                 <w:szCs w:val="18"/>
               </w:rPr>
-              <w:t xml:space="preserve">Q9 to Q16 (8)</w:t>
+              <w:t xml:space="preserve">Q8 to Q15 (8)</w:t>
             </w:r>
           </w:p>
         </w:tc>
@@ -980,7 +980,7 @@
                 <w:sz w:val="18"/>
                 <w:szCs w:val="18"/>
               </w:rPr>
-              <w:t xml:space="preserve">27.5</w:t>
+              <w:t xml:space="preserve">29</w:t>
             </w:r>
           </w:p>
         </w:tc>
@@ -1052,7 +1052,7 @@
                 <w:sz w:val="18"/>
                 <w:szCs w:val="18"/>
               </w:rPr>
-              <w:t xml:space="preserve">3</w:t>
+              <w:t xml:space="preserve">2</w:t>
             </w:r>
           </w:p>
         </w:tc>
@@ -1088,7 +1088,7 @@
                 <w:sz w:val="18"/>
                 <w:szCs w:val="18"/>
               </w:rPr>
-              <w:t xml:space="preserve">5</w:t>
+              <w:t xml:space="preserve">6</w:t>
             </w:r>
           </w:p>
         </w:tc>
@@ -1163,7 +1163,7 @@
                 <w:sz w:val="18"/>
                 <w:szCs w:val="18"/>
               </w:rPr>
-              <w:t xml:space="preserve">Real, worth it, and caused</w:t>
+              <w:t xml:space="preserve">Real, or the wobble</w:t>
             </w:r>
           </w:p>
         </w:tc>
@@ -1199,7 +1199,7 @@
                 <w:sz w:val="18"/>
                 <w:szCs w:val="18"/>
               </w:rPr>
-              <w:t xml:space="preserve">Q17 to Q22 (6)</w:t>
+              <w:t xml:space="preserve">Q16 to Q20 (5)</w:t>
             </w:r>
           </w:p>
         </w:tc>
@@ -1235,7 +1235,7 @@
                 <w:sz w:val="18"/>
                 <w:szCs w:val="18"/>
               </w:rPr>
-              <w:t xml:space="preserve">whether you can say what chance, a count and a fair test let you claim</w:t>
+              <w:t xml:space="preserve">whether you can say what a shuffle, a count and a fair test let you tell Meera</w:t>
             </w:r>
           </w:p>
         </w:tc>
@@ -1271,7 +1271,7 @@
                 <w:sz w:val="18"/>
                 <w:szCs w:val="18"/>
               </w:rPr>
-              <w:t xml:space="preserve">22.5</w:t>
+              <w:t xml:space="preserve">17</w:t>
             </w:r>
           </w:p>
         </w:tc>
@@ -1343,7 +1343,7 @@
                 <w:sz w:val="18"/>
                 <w:szCs w:val="18"/>
               </w:rPr>
-              <w:t xml:space="preserve">1</w:t>
+              <w:t xml:space="preserve">2</w:t>
             </w:r>
           </w:p>
         </w:tc>
@@ -1379,7 +1379,7 @@
                 <w:sz w:val="18"/>
                 <w:szCs w:val="18"/>
               </w:rPr>
-              <w:t xml:space="preserve">5</w:t>
+              <w:t xml:space="preserve">3</w:t>
             </w:r>
           </w:p>
         </w:tc>
@@ -1490,7 +1490,7 @@
                 <w:sz w:val="18"/>
                 <w:szCs w:val="18"/>
               </w:rPr>
-              <w:t xml:space="preserve">Q23 to Q28 (6)</w:t>
+              <w:t xml:space="preserve">Q21 to Q26 (6)</w:t>
             </w:r>
           </w:p>
         </w:tc>
@@ -1562,7 +1562,7 @@
                 <w:sz w:val="18"/>
                 <w:szCs w:val="18"/>
               </w:rPr>
-              <w:t xml:space="preserve">21</w:t>
+              <w:t xml:space="preserve">18</w:t>
             </w:r>
           </w:p>
         </w:tc>
@@ -1634,7 +1634,7 @@
                 <w:sz w:val="18"/>
                 <w:szCs w:val="18"/>
               </w:rPr>
-              <w:t xml:space="preserve">2</w:t>
+              <w:t xml:space="preserve">4</w:t>
             </w:r>
           </w:p>
         </w:tc>
@@ -1670,7 +1670,7 @@
                 <w:sz w:val="18"/>
                 <w:szCs w:val="18"/>
               </w:rPr>
-              <w:t xml:space="preserve">4</w:t>
+              <w:t xml:space="preserve">2</w:t>
             </w:r>
           </w:p>
         </w:tc>
@@ -1745,7 +1745,7 @@
                 <w:sz w:val="18"/>
                 <w:szCs w:val="18"/>
               </w:rPr>
-              <w:t xml:space="preserve">The agent's bill and its logs</w:t>
+              <w:t xml:space="preserve">An offer, an agent and its logs</w:t>
             </w:r>
           </w:p>
         </w:tc>
@@ -1781,7 +1781,7 @@
                 <w:sz w:val="18"/>
                 <w:szCs w:val="18"/>
               </w:rPr>
-              <w:t xml:space="preserve">Q29 to Q36 (8)</w:t>
+              <w:t xml:space="preserve">Q27 to Q35 (9)</w:t>
             </w:r>
           </w:p>
         </w:tc>
@@ -1817,7 +1817,7 @@
                 <w:sz w:val="18"/>
                 <w:szCs w:val="18"/>
               </w:rPr>
-              <w:t xml:space="preserve">whether you can read an agent's code and log and size its cost honestly</w:t>
+              <w:t xml:space="preserve">whether you can judge an offer's lift and read an agent's code, log and bill</w:t>
             </w:r>
           </w:p>
         </w:tc>
@@ -1853,7 +1853,7 @@
                 <w:sz w:val="18"/>
                 <w:szCs w:val="18"/>
               </w:rPr>
-              <w:t xml:space="preserve">23</w:t>
+              <w:t xml:space="preserve">31.5</w:t>
             </w:r>
           </w:p>
         </w:tc>
@@ -1925,7 +1925,7 @@
                 <w:sz w:val="18"/>
                 <w:szCs w:val="18"/>
               </w:rPr>
-              <w:t xml:space="preserve">6</w:t>
+              <w:t xml:space="preserve">3</w:t>
             </w:r>
           </w:p>
         </w:tc>
@@ -1961,7 +1961,7 @@
                 <w:sz w:val="18"/>
                 <w:szCs w:val="18"/>
               </w:rPr>
-              <w:t xml:space="preserve">2</w:t>
+              <w:t xml:space="preserve">6</w:t>
             </w:r>
           </w:p>
         </w:tc>
@@ -2074,7 +2074,7 @@
                 <w:sz w:val="18"/>
                 <w:szCs w:val="18"/>
               </w:rPr>
-              <w:t xml:space="preserve">36</w:t>
+              <w:t xml:space="preserve">35</w:t>
             </w:r>
           </w:p>
         </w:tc>
@@ -2146,7 +2146,7 @@
                 <w:sz w:val="18"/>
                 <w:szCs w:val="18"/>
               </w:rPr>
-              <w:t xml:space="preserve">119.5</w:t>
+              <w:t xml:space="preserve">117</w:t>
             </w:r>
           </w:p>
         </w:tc>
@@ -2218,7 +2218,7 @@
                 <w:sz w:val="18"/>
                 <w:szCs w:val="18"/>
               </w:rPr>
-              <w:t xml:space="preserve">13</w:t>
+              <w:t xml:space="preserve">12</w:t>
             </w:r>
           </w:p>
         </w:tc>
@@ -2289,7 +2289,7 @@
           <w:sz w:val="21"/>
           <w:szCs w:val="21"/>
         </w:rPr>
-        <w:t xml:space="preserve">A learner who guessed every item blind would average 7.5 of 36, since a written answer cannot be guessed from a list, and fewer than one guesser in twenty would reach 12. A score of 11 or below is therefore within reach of guessing alone, and the tally reads such a paper as a conversation to have on Monday, never as a result.</w:t>
+        <w:t xml:space="preserve">A learner who guessed every item blind would average 6.7 of 35, since a written answer cannot be guessed from a list, and fewer than one guesser in twenty would reach 11. A score of 10 or below is therefore within reach of guessing alone, and the tally reads such a paper as a conversation to have on Monday, never as a result.</w:t>
       </w:r>
     </w:p>
     <w:p>
@@ -3026,7 +3026,7 @@
                 <w:sz w:val="18"/>
                 <w:szCs w:val="18"/>
               </w:rPr>
-              <w:t xml:space="preserve">C</w:t>
+              <w:t xml:space="preserve">B</w:t>
             </w:r>
           </w:p>
         </w:tc>
@@ -3317,7 +3317,7 @@
                 <w:sz w:val="18"/>
                 <w:szCs w:val="18"/>
               </w:rPr>
-              <w:t xml:space="preserve">B</w:t>
+              <w:t xml:space="preserve">Rs 2,060.</w:t>
             </w:r>
           </w:p>
         </w:tc>
@@ -3353,7 +3353,7 @@
                 <w:sz w:val="18"/>
                 <w:szCs w:val="18"/>
               </w:rPr>
-              <w:t xml:space="preserve">One correct option</w:t>
+              <w:t xml:space="preserve">Applied maths</w:t>
             </w:r>
           </w:p>
         </w:tc>
@@ -3608,7 +3608,7 @@
                 <w:sz w:val="18"/>
                 <w:szCs w:val="18"/>
               </w:rPr>
-              <w:t xml:space="preserve">Revenue falls by 6.5 percent (1.10 x 0.85 = 0.935).</w:t>
+              <w:t xml:space="preserve">D</w:t>
             </w:r>
           </w:p>
         </w:tc>
@@ -3644,7 +3644,7 @@
                 <w:sz w:val="18"/>
                 <w:szCs w:val="18"/>
               </w:rPr>
-              <w:t xml:space="preserve">Applied maths</w:t>
+              <w:t xml:space="preserve">One correct option</w:t>
             </w:r>
           </w:p>
         </w:tc>
@@ -3752,7 +3752,7 @@
                 <w:sz w:val="18"/>
                 <w:szCs w:val="18"/>
               </w:rPr>
-              <w:t xml:space="preserve">[F]</w:t>
+              <w:t xml:space="preserve">[S]</w:t>
             </w:r>
           </w:p>
         </w:tc>
@@ -3788,7 +3788,7 @@
                 <w:sz w:val="18"/>
                 <w:szCs w:val="18"/>
               </w:rPr>
-              <w:t xml:space="preserve">Mon</w:t>
+              <w:t xml:space="preserve">Tue</w:t>
             </w:r>
           </w:p>
         </w:tc>
@@ -3824,7 +3824,7 @@
                 <w:sz w:val="18"/>
                 <w:szCs w:val="18"/>
               </w:rPr>
-              <w:t xml:space="preserve">bank 46</w:t>
+              <w:t xml:space="preserve">new</w:t>
             </w:r>
           </w:p>
         </w:tc>
@@ -3899,7 +3899,7 @@
                 <w:sz w:val="18"/>
                 <w:szCs w:val="18"/>
               </w:rPr>
-              <w:t xml:space="preserve">D</w:t>
+              <w:t xml:space="preserve">A</w:t>
             </w:r>
           </w:p>
         </w:tc>
@@ -4007,7 +4007,7 @@
                 <w:sz w:val="18"/>
                 <w:szCs w:val="18"/>
               </w:rPr>
-              <w:t xml:space="preserve">Hard</w:t>
+              <w:t xml:space="preserve">Easy</w:t>
             </w:r>
           </w:p>
         </w:tc>
@@ -4115,7 +4115,7 @@
                 <w:sz w:val="18"/>
                 <w:szCs w:val="18"/>
               </w:rPr>
-              <w:t xml:space="preserve">new</w:t>
+              <w:t xml:space="preserve">bank 20</w:t>
             </w:r>
           </w:p>
         </w:tc>
@@ -4190,7 +4190,7 @@
                 <w:sz w:val="18"/>
                 <w:szCs w:val="18"/>
               </w:rPr>
-              <w:t xml:space="preserve">A</w:t>
+              <w:t xml:space="preserve">C</w:t>
             </w:r>
           </w:p>
         </w:tc>
@@ -4298,7 +4298,7 @@
                 <w:sz w:val="18"/>
                 <w:szCs w:val="18"/>
               </w:rPr>
-              <w:t xml:space="preserve">Easy</w:t>
+              <w:t xml:space="preserve">Hard</w:t>
             </w:r>
           </w:p>
         </w:tc>
@@ -4334,7 +4334,7 @@
                 <w:sz w:val="18"/>
                 <w:szCs w:val="18"/>
               </w:rPr>
-              <w:t xml:space="preserve">[S]</w:t>
+              <w:t xml:space="preserve">[D]</w:t>
             </w:r>
           </w:p>
         </w:tc>
@@ -4406,7 +4406,7 @@
                 <w:sz w:val="18"/>
                 <w:szCs w:val="18"/>
               </w:rPr>
-              <w:t xml:space="preserve">bank 20</w:t>
+              <w:t xml:space="preserve">new</w:t>
             </w:r>
           </w:p>
         </w:tc>
@@ -4481,7 +4481,7 @@
                 <w:sz w:val="18"/>
                 <w:szCs w:val="18"/>
               </w:rPr>
-              <w:t xml:space="preserve">D</w:t>
+              <w:t xml:space="preserve">B, D, E, A, C</w:t>
             </w:r>
           </w:p>
         </w:tc>
@@ -4517,7 +4517,7 @@
                 <w:sz w:val="18"/>
                 <w:szCs w:val="18"/>
               </w:rPr>
-              <w:t xml:space="preserve">One correct option</w:t>
+              <w:t xml:space="preserve">Order the steps</w:t>
             </w:r>
           </w:p>
         </w:tc>
@@ -4589,7 +4589,7 @@
                 <w:sz w:val="18"/>
                 <w:szCs w:val="18"/>
               </w:rPr>
-              <w:t xml:space="preserve">Hard</w:t>
+              <w:t xml:space="preserve">Medium</w:t>
             </w:r>
           </w:p>
         </w:tc>
@@ -4625,7 +4625,7 @@
                 <w:sz w:val="18"/>
                 <w:szCs w:val="18"/>
               </w:rPr>
-              <w:t xml:space="preserve">[D]</w:t>
+              <w:t xml:space="preserve">[S]</w:t>
             </w:r>
           </w:p>
         </w:tc>
@@ -4697,7 +4697,7 @@
                 <w:sz w:val="18"/>
                 <w:szCs w:val="18"/>
               </w:rPr>
-              <w:t xml:space="preserve">new</w:t>
+              <w:t xml:space="preserve">bank 51</w:t>
             </w:r>
           </w:p>
         </w:tc>
@@ -4772,7 +4772,7 @@
                 <w:sz w:val="18"/>
                 <w:szCs w:val="18"/>
               </w:rPr>
-              <w:t xml:space="preserve">B, D, E, A, C</w:t>
+              <w:t xml:space="preserve">C</w:t>
             </w:r>
           </w:p>
         </w:tc>
@@ -4808,7 +4808,7 @@
                 <w:sz w:val="18"/>
                 <w:szCs w:val="18"/>
               </w:rPr>
-              <w:t xml:space="preserve">Order the steps</w:t>
+              <w:t xml:space="preserve">One correct option</w:t>
             </w:r>
           </w:p>
         </w:tc>
@@ -4844,7 +4844,7 @@
                 <w:sz w:val="18"/>
                 <w:szCs w:val="18"/>
               </w:rPr>
-              <w:t xml:space="preserve">1</w:t>
+              <w:t xml:space="preserve">2</w:t>
             </w:r>
           </w:p>
         </w:tc>
@@ -4880,7 +4880,7 @@
                 <w:sz w:val="18"/>
                 <w:szCs w:val="18"/>
               </w:rPr>
-              <w:t xml:space="preserve">Medium</w:t>
+              <w:t xml:space="preserve">Hard</w:t>
             </w:r>
           </w:p>
         </w:tc>
@@ -4916,7 +4916,7 @@
                 <w:sz w:val="18"/>
                 <w:szCs w:val="18"/>
               </w:rPr>
-              <w:t xml:space="preserve">[S]</w:t>
+              <w:t xml:space="preserve">[F]</w:t>
             </w:r>
           </w:p>
         </w:tc>
@@ -4952,7 +4952,7 @@
                 <w:sz w:val="18"/>
                 <w:szCs w:val="18"/>
               </w:rPr>
-              <w:t xml:space="preserve">Tue</w:t>
+              <w:t xml:space="preserve">Wed</w:t>
             </w:r>
           </w:p>
         </w:tc>
@@ -4988,7 +4988,7 @@
                 <w:sz w:val="18"/>
                 <w:szCs w:val="18"/>
               </w:rPr>
-              <w:t xml:space="preserve">bank 51</w:t>
+              <w:t xml:space="preserve">new</w:t>
             </w:r>
           </w:p>
         </w:tc>
@@ -5063,7 +5063,7 @@
                 <w:sz w:val="18"/>
                 <w:szCs w:val="18"/>
               </w:rPr>
-              <w:t xml:space="preserve">B</w:t>
+              <w:t xml:space="preserve">D</w:t>
             </w:r>
           </w:p>
         </w:tc>
@@ -5099,7 +5099,7 @@
                 <w:sz w:val="18"/>
                 <w:szCs w:val="18"/>
               </w:rPr>
-              <w:t xml:space="preserve">One correct option</w:t>
+              <w:t xml:space="preserve">True or false</w:t>
             </w:r>
           </w:p>
         </w:tc>
@@ -5171,7 +5171,7 @@
                 <w:sz w:val="18"/>
                 <w:szCs w:val="18"/>
               </w:rPr>
-              <w:t xml:space="preserve">Hard</w:t>
+              <w:t xml:space="preserve">Medium</w:t>
             </w:r>
           </w:p>
         </w:tc>
@@ -5207,7 +5207,7 @@
                 <w:sz w:val="18"/>
                 <w:szCs w:val="18"/>
               </w:rPr>
-              <w:t xml:space="preserve">[F]</w:t>
+              <w:t xml:space="preserve">[SV]</w:t>
             </w:r>
           </w:p>
         </w:tc>
@@ -5243,7 +5243,7 @@
                 <w:sz w:val="18"/>
                 <w:szCs w:val="18"/>
               </w:rPr>
-              <w:t xml:space="preserve">Wed</w:t>
+              <w:t xml:space="preserve">Mon</w:t>
             </w:r>
           </w:p>
         </w:tc>
@@ -5354,7 +5354,7 @@
                 <w:sz w:val="18"/>
                 <w:szCs w:val="18"/>
               </w:rPr>
-              <w:t xml:space="preserve">False</w:t>
+              <w:t xml:space="preserve">C</w:t>
             </w:r>
           </w:p>
         </w:tc>
@@ -5462,7 +5462,7 @@
                 <w:sz w:val="18"/>
                 <w:szCs w:val="18"/>
               </w:rPr>
-              <w:t xml:space="preserve">Medium</w:t>
+              <w:t xml:space="preserve">Hard</w:t>
             </w:r>
           </w:p>
         </w:tc>
@@ -5498,7 +5498,7 @@
                 <w:sz w:val="18"/>
                 <w:szCs w:val="18"/>
               </w:rPr>
-              <w:t xml:space="preserve">[SV]</w:t>
+              <w:t xml:space="preserve">[D]</w:t>
             </w:r>
           </w:p>
         </w:tc>
@@ -5534,7 +5534,7 @@
                 <w:sz w:val="18"/>
                 <w:szCs w:val="18"/>
               </w:rPr>
-              <w:t xml:space="preserve">Mon</w:t>
+              <w:t xml:space="preserve">Wed</w:t>
             </w:r>
           </w:p>
         </w:tc>
@@ -5570,7 +5570,7 @@
                 <w:sz w:val="18"/>
                 <w:szCs w:val="18"/>
               </w:rPr>
-              <w:t xml:space="preserve">bank 11</w:t>
+              <w:t xml:space="preserve">new</w:t>
             </w:r>
           </w:p>
         </w:tc>
@@ -5645,7 +5645,7 @@
                 <w:sz w:val="18"/>
                 <w:szCs w:val="18"/>
               </w:rPr>
-              <w:t xml:space="preserve">C</w:t>
+              <w:t xml:space="preserve">B, D</w:t>
             </w:r>
           </w:p>
         </w:tc>
@@ -5681,7 +5681,7 @@
                 <w:sz w:val="18"/>
                 <w:szCs w:val="18"/>
               </w:rPr>
-              <w:t xml:space="preserve">True or false</w:t>
+              <w:t xml:space="preserve">More than one correct</w:t>
             </w:r>
           </w:p>
         </w:tc>
@@ -5789,7 +5789,7 @@
                 <w:sz w:val="18"/>
                 <w:szCs w:val="18"/>
               </w:rPr>
-              <w:t xml:space="preserve">[D]</w:t>
+              <w:t xml:space="preserve">[F]</w:t>
             </w:r>
           </w:p>
         </w:tc>
@@ -5936,7 +5936,7 @@
                 <w:sz w:val="18"/>
                 <w:szCs w:val="18"/>
               </w:rPr>
-              <w:t xml:space="preserve">B, D</w:t>
+              <w:t xml:space="preserve">Rs 10,930.</w:t>
             </w:r>
           </w:p>
         </w:tc>
@@ -5972,7 +5972,7 @@
                 <w:sz w:val="18"/>
                 <w:szCs w:val="18"/>
               </w:rPr>
-              <w:t xml:space="preserve">More than one correct</w:t>
+              <w:t xml:space="preserve">Applied maths</w:t>
             </w:r>
           </w:p>
         </w:tc>
@@ -6227,7 +6227,7 @@
                 <w:sz w:val="18"/>
                 <w:szCs w:val="18"/>
               </w:rPr>
-              <w:t xml:space="preserve">B</w:t>
+              <w:t xml:space="preserve">A fall of 1.6 percent.</w:t>
             </w:r>
           </w:p>
         </w:tc>
@@ -6263,7 +6263,7 @@
                 <w:sz w:val="18"/>
                 <w:szCs w:val="18"/>
               </w:rPr>
-              <w:t xml:space="preserve">One correct option</w:t>
+              <w:t xml:space="preserve">Scenario set</w:t>
             </w:r>
           </w:p>
         </w:tc>
@@ -6335,7 +6335,7 @@
                 <w:sz w:val="18"/>
                 <w:szCs w:val="18"/>
               </w:rPr>
-              <w:t xml:space="preserve">Medium</w:t>
+              <w:t xml:space="preserve">Hard</w:t>
             </w:r>
           </w:p>
         </w:tc>
@@ -6407,7 +6407,7 @@
                 <w:sz w:val="18"/>
                 <w:szCs w:val="18"/>
               </w:rPr>
-              <w:t xml:space="preserve">Wed</w:t>
+              <w:t xml:space="preserve">Tue</w:t>
             </w:r>
           </w:p>
         </w:tc>
@@ -6443,7 +6443,7 @@
                 <w:sz w:val="18"/>
                 <w:szCs w:val="18"/>
               </w:rPr>
-              <w:t xml:space="preserve">bank 24</w:t>
+              <w:t xml:space="preserve">new</w:t>
             </w:r>
           </w:p>
         </w:tc>
@@ -6518,7 +6518,7 @@
                 <w:sz w:val="18"/>
                 <w:szCs w:val="18"/>
               </w:rPr>
-              <w:t xml:space="preserve">D</w:t>
+              <w:t xml:space="preserve">A fall of 35.0 percent.</w:t>
             </w:r>
           </w:p>
         </w:tc>
@@ -6662,7 +6662,7 @@
                 <w:sz w:val="18"/>
                 <w:szCs w:val="18"/>
               </w:rPr>
-              <w:t xml:space="preserve">[F]</w:t>
+              <w:t xml:space="preserve">[S]</w:t>
             </w:r>
           </w:p>
         </w:tc>
@@ -6698,7 +6698,7 @@
                 <w:sz w:val="18"/>
                 <w:szCs w:val="18"/>
               </w:rPr>
-              <w:t xml:space="preserve">Tue</w:t>
+              <w:t xml:space="preserve">Wed</w:t>
             </w:r>
           </w:p>
         </w:tc>
@@ -6809,7 +6809,7 @@
                 <w:sz w:val="18"/>
                 <w:szCs w:val="18"/>
               </w:rPr>
-              <w:t xml:space="preserve">A fall of 35.0 percent.</w:t>
+              <w:t xml:space="preserve">B, D, A, C</w:t>
             </w:r>
           </w:p>
         </w:tc>
@@ -6845,7 +6845,7 @@
                 <w:sz w:val="18"/>
                 <w:szCs w:val="18"/>
               </w:rPr>
-              <w:t xml:space="preserve">Scenario set</w:t>
+              <w:t xml:space="preserve">Order the steps</w:t>
             </w:r>
           </w:p>
         </w:tc>
@@ -6917,7 +6917,7 @@
                 <w:sz w:val="18"/>
                 <w:szCs w:val="18"/>
               </w:rPr>
-              <w:t xml:space="preserve">Hard</w:t>
+              <w:t xml:space="preserve">Medium</w:t>
             </w:r>
           </w:p>
         </w:tc>
@@ -6953,7 +6953,7 @@
                 <w:sz w:val="18"/>
                 <w:szCs w:val="18"/>
               </w:rPr>
-              <w:t xml:space="preserve">[S]</w:t>
+              <w:t xml:space="preserve">[F]</w:t>
             </w:r>
           </w:p>
         </w:tc>
@@ -7025,7 +7025,7 @@
                 <w:sz w:val="18"/>
                 <w:szCs w:val="18"/>
               </w:rPr>
-              <w:t xml:space="preserve">new</w:t>
+              <w:t xml:space="preserve">bank 52</w:t>
             </w:r>
           </w:p>
         </w:tc>
@@ -7100,7 +7100,7 @@
                 <w:sz w:val="18"/>
                 <w:szCs w:val="18"/>
               </w:rPr>
-              <w:t xml:space="preserve">B, D, A, C</w:t>
+              <w:t xml:space="preserve">A</w:t>
             </w:r>
           </w:p>
         </w:tc>
@@ -7136,7 +7136,7 @@
                 <w:sz w:val="18"/>
                 <w:szCs w:val="18"/>
               </w:rPr>
-              <w:t xml:space="preserve">Order the steps</w:t>
+              <w:t xml:space="preserve">One correct option</w:t>
             </w:r>
           </w:p>
         </w:tc>
@@ -7172,7 +7172,7 @@
                 <w:sz w:val="18"/>
                 <w:szCs w:val="18"/>
               </w:rPr>
-              <w:t xml:space="preserve">2</w:t>
+              <w:t xml:space="preserve">3</w:t>
             </w:r>
           </w:p>
         </w:tc>
@@ -7208,7 +7208,7 @@
                 <w:sz w:val="18"/>
                 <w:szCs w:val="18"/>
               </w:rPr>
-              <w:t xml:space="preserve">Medium</w:t>
+              <w:t xml:space="preserve">Hard</w:t>
             </w:r>
           </w:p>
         </w:tc>
@@ -7244,7 +7244,7 @@
                 <w:sz w:val="18"/>
                 <w:szCs w:val="18"/>
               </w:rPr>
-              <w:t xml:space="preserve">[F]</w:t>
+              <w:t xml:space="preserve">[S]</w:t>
             </w:r>
           </w:p>
         </w:tc>
@@ -7280,7 +7280,7 @@
                 <w:sz w:val="18"/>
                 <w:szCs w:val="18"/>
               </w:rPr>
-              <w:t xml:space="preserve">Wed</w:t>
+              <w:t xml:space="preserve">Thu</w:t>
             </w:r>
           </w:p>
         </w:tc>
@@ -7316,7 +7316,7 @@
                 <w:sz w:val="18"/>
                 <w:szCs w:val="18"/>
               </w:rPr>
-              <w:t xml:space="preserve">bank 52</w:t>
+              <w:t xml:space="preserve">new</w:t>
             </w:r>
           </w:p>
         </w:tc>
@@ -7499,7 +7499,7 @@
                 <w:sz w:val="18"/>
                 <w:szCs w:val="18"/>
               </w:rPr>
-              <w:t xml:space="preserve">Hard</w:t>
+              <w:t xml:space="preserve">Medium</w:t>
             </w:r>
           </w:p>
         </w:tc>
@@ -8300,7 +8300,7 @@
                 <w:sz w:val="18"/>
                 <w:szCs w:val="18"/>
               </w:rPr>
-              <w:t xml:space="preserve">Scenario set</w:t>
+              <w:t xml:space="preserve">One correct option</w:t>
             </w:r>
           </w:p>
         </w:tc>
@@ -8372,7 +8372,7 @@
                 <w:sz w:val="18"/>
                 <w:szCs w:val="18"/>
               </w:rPr>
-              <w:t xml:space="preserve">Hard</w:t>
+              <w:t xml:space="preserve">Medium</w:t>
             </w:r>
           </w:p>
         </w:tc>
@@ -8408,7 +8408,7 @@
                 <w:sz w:val="18"/>
                 <w:szCs w:val="18"/>
               </w:rPr>
-              <w:t xml:space="preserve">[D]</w:t>
+              <w:t xml:space="preserve">[F]</w:t>
             </w:r>
           </w:p>
         </w:tc>
@@ -8480,7 +8480,7 @@
                 <w:sz w:val="18"/>
                 <w:szCs w:val="18"/>
               </w:rPr>
-              <w:t xml:space="preserve">bank 43</w:t>
+              <w:t xml:space="preserve">new</w:t>
             </w:r>
           </w:p>
         </w:tc>
@@ -8555,7 +8555,7 @@
                 <w:sz w:val="18"/>
                 <w:szCs w:val="18"/>
               </w:rPr>
-              <w:t xml:space="preserve">D</w:t>
+              <w:t xml:space="preserve">A</w:t>
             </w:r>
           </w:p>
         </w:tc>
@@ -8627,7 +8627,7 @@
                 <w:sz w:val="18"/>
                 <w:szCs w:val="18"/>
               </w:rPr>
-              <w:t xml:space="preserve">3</w:t>
+              <w:t xml:space="preserve">4</w:t>
             </w:r>
           </w:p>
         </w:tc>
@@ -8699,7 +8699,7 @@
                 <w:sz w:val="18"/>
                 <w:szCs w:val="18"/>
               </w:rPr>
-              <w:t xml:space="preserve">[D]</w:t>
+              <w:t xml:space="preserve">[S]</w:t>
             </w:r>
           </w:p>
         </w:tc>
@@ -8735,7 +8735,7 @@
                 <w:sz w:val="18"/>
                 <w:szCs w:val="18"/>
               </w:rPr>
-              <w:t xml:space="preserve">Thu</w:t>
+              <w:t xml:space="preserve">Tue</w:t>
             </w:r>
           </w:p>
         </w:tc>
@@ -8771,7 +8771,7 @@
                 <w:sz w:val="18"/>
                 <w:szCs w:val="18"/>
               </w:rPr>
-              <w:t xml:space="preserve">bank 45</w:t>
+              <w:t xml:space="preserve">new</w:t>
             </w:r>
           </w:p>
         </w:tc>
@@ -8846,7 +8846,7 @@
                 <w:sz w:val="18"/>
                 <w:szCs w:val="18"/>
               </w:rPr>
-              <w:t xml:space="preserve">C</w:t>
+              <w:t xml:space="preserve">D</w:t>
             </w:r>
           </w:p>
         </w:tc>
@@ -8918,7 +8918,7 @@
                 <w:sz w:val="18"/>
                 <w:szCs w:val="18"/>
               </w:rPr>
-              <w:t xml:space="preserve">3</w:t>
+              <w:t xml:space="preserve">4</w:t>
             </w:r>
           </w:p>
         </w:tc>
@@ -9026,7 +9026,7 @@
                 <w:sz w:val="18"/>
                 <w:szCs w:val="18"/>
               </w:rPr>
-              <w:t xml:space="preserve">Thu</w:t>
+              <w:t xml:space="preserve">Wed</w:t>
             </w:r>
           </w:p>
         </w:tc>
@@ -9137,7 +9137,7 @@
                 <w:sz w:val="18"/>
                 <w:szCs w:val="18"/>
               </w:rPr>
-              <w:t xml:space="preserve">A</w:t>
+              <w:t xml:space="preserve">D</w:t>
             </w:r>
           </w:p>
         </w:tc>
@@ -9173,7 +9173,7 @@
                 <w:sz w:val="18"/>
                 <w:szCs w:val="18"/>
               </w:rPr>
-              <w:t xml:space="preserve">Scenario set</w:t>
+              <w:t xml:space="preserve">True or false</w:t>
             </w:r>
           </w:p>
         </w:tc>
@@ -9317,7 +9317,7 @@
                 <w:sz w:val="18"/>
                 <w:szCs w:val="18"/>
               </w:rPr>
-              <w:t xml:space="preserve">Tue</w:t>
+              <w:t xml:space="preserve">Thu</w:t>
             </w:r>
           </w:p>
         </w:tc>
@@ -9428,7 +9428,7 @@
                 <w:sz w:val="18"/>
                 <w:szCs w:val="18"/>
               </w:rPr>
-              <w:t xml:space="preserve">A</w:t>
+              <w:t xml:space="preserve">B</w:t>
             </w:r>
           </w:p>
         </w:tc>
@@ -9464,7 +9464,7 @@
                 <w:sz w:val="18"/>
                 <w:szCs w:val="18"/>
               </w:rPr>
-              <w:t xml:space="preserve">Scenario set</w:t>
+              <w:t xml:space="preserve">One correct option</w:t>
             </w:r>
           </w:p>
         </w:tc>
@@ -9572,7 +9572,7 @@
                 <w:sz w:val="18"/>
                 <w:szCs w:val="18"/>
               </w:rPr>
-              <w:t xml:space="preserve">[F]</w:t>
+              <w:t xml:space="preserve">[S]</w:t>
             </w:r>
           </w:p>
         </w:tc>
@@ -9719,7 +9719,7 @@
                 <w:sz w:val="18"/>
                 <w:szCs w:val="18"/>
               </w:rPr>
-              <w:t xml:space="preserve">C</w:t>
+              <w:t xml:space="preserve">B, E</w:t>
             </w:r>
           </w:p>
         </w:tc>
@@ -9755,7 +9755,7 @@
                 <w:sz w:val="18"/>
                 <w:szCs w:val="18"/>
               </w:rPr>
-              <w:t xml:space="preserve">One correct option</w:t>
+              <w:t xml:space="preserve">More than one correct</w:t>
             </w:r>
           </w:p>
         </w:tc>
@@ -9863,7 +9863,7 @@
                 <w:sz w:val="18"/>
                 <w:szCs w:val="18"/>
               </w:rPr>
-              <w:t xml:space="preserve">[S]</w:t>
+              <w:t xml:space="preserve">[F]</w:t>
             </w:r>
           </w:p>
         </w:tc>
@@ -9899,7 +9899,7 @@
                 <w:sz w:val="18"/>
                 <w:szCs w:val="18"/>
               </w:rPr>
-              <w:t xml:space="preserve">Wed</w:t>
+              <w:t xml:space="preserve">Thu</w:t>
             </w:r>
           </w:p>
         </w:tc>
@@ -10010,7 +10010,7 @@
                 <w:sz w:val="18"/>
                 <w:szCs w:val="18"/>
               </w:rPr>
-              <w:t xml:space="preserve">B, E</w:t>
+              <w:t xml:space="preserve">B</w:t>
             </w:r>
           </w:p>
         </w:tc>
@@ -10046,7 +10046,7 @@
                 <w:sz w:val="18"/>
                 <w:szCs w:val="18"/>
               </w:rPr>
-              <w:t xml:space="preserve">More than one correct</w:t>
+              <w:t xml:space="preserve">One correct option</w:t>
             </w:r>
           </w:p>
         </w:tc>
@@ -10118,7 +10118,7 @@
                 <w:sz w:val="18"/>
                 <w:szCs w:val="18"/>
               </w:rPr>
-              <w:t xml:space="preserve">Hard</w:t>
+              <w:t xml:space="preserve">Medium</w:t>
             </w:r>
           </w:p>
         </w:tc>
@@ -10154,7 +10154,7 @@
                 <w:sz w:val="18"/>
                 <w:szCs w:val="18"/>
               </w:rPr>
-              <w:t xml:space="preserve">[F]</w:t>
+              <w:t xml:space="preserve">[S]</w:t>
             </w:r>
           </w:p>
         </w:tc>
@@ -10301,7 +10301,7 @@
                 <w:sz w:val="18"/>
                 <w:szCs w:val="18"/>
               </w:rPr>
-              <w:t xml:space="preserve">B</w:t>
+              <w:t xml:space="preserve">A fall of 2.5 percent.</w:t>
             </w:r>
           </w:p>
         </w:tc>
@@ -10337,7 +10337,7 @@
                 <w:sz w:val="18"/>
                 <w:szCs w:val="18"/>
               </w:rPr>
-              <w:t xml:space="preserve">One correct option</w:t>
+              <w:t xml:space="preserve">Scenario set</w:t>
             </w:r>
           </w:p>
         </w:tc>
@@ -10373,7 +10373,7 @@
                 <w:sz w:val="18"/>
                 <w:szCs w:val="18"/>
               </w:rPr>
-              <w:t xml:space="preserve">4</w:t>
+              <w:t xml:space="preserve">5</w:t>
             </w:r>
           </w:p>
         </w:tc>
@@ -10445,7 +10445,7 @@
                 <w:sz w:val="18"/>
                 <w:szCs w:val="18"/>
               </w:rPr>
-              <w:t xml:space="preserve">[S]</w:t>
+              <w:t xml:space="preserve">[D]</w:t>
             </w:r>
           </w:p>
         </w:tc>
@@ -10628,7 +10628,7 @@
                 <w:sz w:val="18"/>
                 <w:szCs w:val="18"/>
               </w:rPr>
-              <w:t xml:space="preserve">True or false</w:t>
+              <w:t xml:space="preserve">Scenario set</w:t>
             </w:r>
           </w:p>
         </w:tc>
@@ -10664,7 +10664,7 @@
                 <w:sz w:val="18"/>
                 <w:szCs w:val="18"/>
               </w:rPr>
-              <w:t xml:space="preserve">4</w:t>
+              <w:t xml:space="preserve">5</w:t>
             </w:r>
           </w:p>
         </w:tc>
@@ -10736,7 +10736,7 @@
                 <w:sz w:val="18"/>
                 <w:szCs w:val="18"/>
               </w:rPr>
-              <w:t xml:space="preserve">[S]</w:t>
+              <w:t xml:space="preserve">[D]</w:t>
             </w:r>
           </w:p>
         </w:tc>
@@ -11282,7 +11282,7 @@
                 <w:sz w:val="18"/>
                 <w:szCs w:val="18"/>
               </w:rPr>
-              <w:t xml:space="preserve">Medium</w:t>
+              <w:t xml:space="preserve">Hard</w:t>
             </w:r>
           </w:p>
         </w:tc>
@@ -11756,7 +11756,7 @@
                 <w:sz w:val="18"/>
                 <w:szCs w:val="18"/>
               </w:rPr>
-              <w:t xml:space="preserve">D (WHERE)</w:t>
+              <w:t xml:space="preserve">A</w:t>
             </w:r>
           </w:p>
         </w:tc>
@@ -11792,7 +11792,7 @@
                 <w:sz w:val="18"/>
                 <w:szCs w:val="18"/>
               </w:rPr>
-              <w:t xml:space="preserve">Fill in the blank</w:t>
+              <w:t xml:space="preserve">One correct option</w:t>
             </w:r>
           </w:p>
         </w:tc>
@@ -11864,7 +11864,7 @@
                 <w:sz w:val="18"/>
                 <w:szCs w:val="18"/>
               </w:rPr>
-              <w:t xml:space="preserve">Medium</w:t>
+              <w:t xml:space="preserve">Hard</w:t>
             </w:r>
           </w:p>
         </w:tc>
@@ -12047,7 +12047,7 @@
                 <w:sz w:val="18"/>
                 <w:szCs w:val="18"/>
               </w:rPr>
-              <w:t xml:space="preserve">B (HAVING)</w:t>
+              <w:t xml:space="preserve">C (6)</w:t>
             </w:r>
           </w:p>
         </w:tc>
@@ -12083,7 +12083,7 @@
                 <w:sz w:val="18"/>
                 <w:szCs w:val="18"/>
               </w:rPr>
-              <w:t xml:space="preserve">Fill in the blank</w:t>
+              <w:t xml:space="preserve">Match the following</w:t>
             </w:r>
           </w:p>
         </w:tc>
@@ -12191,7 +12191,7 @@
                 <w:sz w:val="18"/>
                 <w:szCs w:val="18"/>
               </w:rPr>
-              <w:t xml:space="preserve">[F]</w:t>
+              <w:t xml:space="preserve">[S]</w:t>
             </w:r>
           </w:p>
         </w:tc>
@@ -12227,7 +12227,7 @@
                 <w:sz w:val="18"/>
                 <w:szCs w:val="18"/>
               </w:rPr>
-              <w:t xml:space="preserve">Thu</w:t>
+              <w:t xml:space="preserve">Wed</w:t>
             </w:r>
           </w:p>
         </w:tc>
@@ -12338,7 +12338,7 @@
                 <w:sz w:val="18"/>
                 <w:szCs w:val="18"/>
               </w:rPr>
-              <w:t xml:space="preserve">C (6)</w:t>
+              <w:t xml:space="preserve">F (800)</w:t>
             </w:r>
           </w:p>
         </w:tc>
@@ -12594,297 +12594,6 @@
                 <w:szCs w:val="18"/>
               </w:rPr>
               <w:t xml:space="preserve">35</w:t>
-            </w:r>
-          </w:p>
-        </w:tc>
-        <w:tc>
-          <w:tcPr>
-            <w:tcW w:type="dxa" w:w="1900"/>
-            <w:tcBorders>
-              <w:top w:val="single" w:color="D5D0C4" w:sz="4"/>
-              <w:left w:val="single" w:color="D5D0C4" w:sz="4"/>
-              <w:bottom w:val="single" w:color="D5D0C4" w:sz="4"/>
-              <w:right w:val="single" w:color="D5D0C4" w:sz="4"/>
-            </w:tcBorders>
-            <w:tcMar>
-              <w:top w:type="dxa" w:w="40"/>
-              <w:left w:type="dxa" w:w="100"/>
-              <w:bottom w:type="dxa" w:w="40"/>
-              <w:right w:type="dxa" w:w="100"/>
-            </w:tcMar>
-            <w:vAlign w:val="center"/>
-          </w:tcPr>
-          <w:p>
-            <w:pPr>
-              <w:keepNext w:val="false"/>
-              <w:spacing w:after="0" w:line="252"/>
-              <w:jc w:val="left"/>
-            </w:pPr>
-            <w:r>
-              <w:rPr>
-                <w:rFonts w:ascii="Arial" w:cs="Arial" w:eastAsia="Arial" w:hAnsi="Arial"/>
-                <w:b w:val="false"/>
-                <w:bCs w:val="false"/>
-                <w:color w:val="1C1B16"/>
-                <w:sz w:val="18"/>
-                <w:szCs w:val="18"/>
-              </w:rPr>
-              <w:t xml:space="preserve">F (800)</w:t>
-            </w:r>
-          </w:p>
-        </w:tc>
-        <w:tc>
-          <w:tcPr>
-            <w:tcW w:type="dxa" w:w="2100"/>
-            <w:tcBorders>
-              <w:top w:val="single" w:color="D5D0C4" w:sz="4"/>
-              <w:left w:val="single" w:color="D5D0C4" w:sz="4"/>
-              <w:bottom w:val="single" w:color="D5D0C4" w:sz="4"/>
-              <w:right w:val="single" w:color="D5D0C4" w:sz="4"/>
-            </w:tcBorders>
-            <w:tcMar>
-              <w:top w:type="dxa" w:w="40"/>
-              <w:left w:type="dxa" w:w="100"/>
-              <w:bottom w:type="dxa" w:w="40"/>
-              <w:right w:type="dxa" w:w="100"/>
-            </w:tcMar>
-            <w:vAlign w:val="center"/>
-          </w:tcPr>
-          <w:p>
-            <w:pPr>
-              <w:keepNext w:val="false"/>
-              <w:spacing w:after="0" w:line="252"/>
-              <w:jc w:val="left"/>
-            </w:pPr>
-            <w:r>
-              <w:rPr>
-                <w:rFonts w:ascii="Arial" w:cs="Arial" w:eastAsia="Arial" w:hAnsi="Arial"/>
-                <w:b w:val="false"/>
-                <w:bCs w:val="false"/>
-                <w:color w:val="1C1B16"/>
-                <w:sz w:val="18"/>
-                <w:szCs w:val="18"/>
-              </w:rPr>
-              <w:t xml:space="preserve">Match the following</w:t>
-            </w:r>
-          </w:p>
-        </w:tc>
-        <w:tc>
-          <w:tcPr>
-            <w:tcW w:type="dxa" w:w="600"/>
-            <w:tcBorders>
-              <w:top w:val="single" w:color="D5D0C4" w:sz="4"/>
-              <w:left w:val="single" w:color="D5D0C4" w:sz="4"/>
-              <w:bottom w:val="single" w:color="D5D0C4" w:sz="4"/>
-              <w:right w:val="single" w:color="D5D0C4" w:sz="4"/>
-            </w:tcBorders>
-            <w:tcMar>
-              <w:top w:type="dxa" w:w="40"/>
-              <w:left w:type="dxa" w:w="100"/>
-              <w:bottom w:type="dxa" w:w="40"/>
-              <w:right w:type="dxa" w:w="100"/>
-            </w:tcMar>
-            <w:vAlign w:val="center"/>
-          </w:tcPr>
-          <w:p>
-            <w:pPr>
-              <w:keepNext w:val="false"/>
-              <w:spacing w:after="0" w:line="252"/>
-              <w:jc w:val="center"/>
-            </w:pPr>
-            <w:r>
-              <w:rPr>
-                <w:rFonts w:ascii="Arial" w:cs="Arial" w:eastAsia="Arial" w:hAnsi="Arial"/>
-                <w:b w:val="false"/>
-                <w:bCs w:val="false"/>
-                <w:color w:val="1C1B16"/>
-                <w:sz w:val="18"/>
-                <w:szCs w:val="18"/>
-              </w:rPr>
-              <w:t xml:space="preserve">5</w:t>
-            </w:r>
-          </w:p>
-        </w:tc>
-        <w:tc>
-          <w:tcPr>
-            <w:tcW w:type="dxa" w:w="900"/>
-            <w:tcBorders>
-              <w:top w:val="single" w:color="D5D0C4" w:sz="4"/>
-              <w:left w:val="single" w:color="D5D0C4" w:sz="4"/>
-              <w:bottom w:val="single" w:color="D5D0C4" w:sz="4"/>
-              <w:right w:val="single" w:color="D5D0C4" w:sz="4"/>
-            </w:tcBorders>
-            <w:tcMar>
-              <w:top w:type="dxa" w:w="40"/>
-              <w:left w:type="dxa" w:w="100"/>
-              <w:bottom w:type="dxa" w:w="40"/>
-              <w:right w:type="dxa" w:w="100"/>
-            </w:tcMar>
-            <w:vAlign w:val="center"/>
-          </w:tcPr>
-          <w:p>
-            <w:pPr>
-              <w:keepNext w:val="false"/>
-              <w:spacing w:after="0" w:line="252"/>
-              <w:jc w:val="left"/>
-            </w:pPr>
-            <w:r>
-              <w:rPr>
-                <w:rFonts w:ascii="Arial" w:cs="Arial" w:eastAsia="Arial" w:hAnsi="Arial"/>
-                <w:b w:val="false"/>
-                <w:bCs w:val="false"/>
-                <w:color w:val="1C1B16"/>
-                <w:sz w:val="18"/>
-                <w:szCs w:val="18"/>
-              </w:rPr>
-              <w:t xml:space="preserve">Medium</w:t>
-            </w:r>
-          </w:p>
-        </w:tc>
-        <w:tc>
-          <w:tcPr>
-            <w:tcW w:type="dxa" w:w="700"/>
-            <w:tcBorders>
-              <w:top w:val="single" w:color="D5D0C4" w:sz="4"/>
-              <w:left w:val="single" w:color="D5D0C4" w:sz="4"/>
-              <w:bottom w:val="single" w:color="D5D0C4" w:sz="4"/>
-              <w:right w:val="single" w:color="D5D0C4" w:sz="4"/>
-            </w:tcBorders>
-            <w:tcMar>
-              <w:top w:type="dxa" w:w="40"/>
-              <w:left w:type="dxa" w:w="100"/>
-              <w:bottom w:type="dxa" w:w="40"/>
-              <w:right w:type="dxa" w:w="100"/>
-            </w:tcMar>
-            <w:vAlign w:val="center"/>
-          </w:tcPr>
-          <w:p>
-            <w:pPr>
-              <w:keepNext w:val="false"/>
-              <w:spacing w:after="0" w:line="252"/>
-              <w:jc w:val="center"/>
-            </w:pPr>
-            <w:r>
-              <w:rPr>
-                <w:rFonts w:ascii="Arial" w:cs="Arial" w:eastAsia="Arial" w:hAnsi="Arial"/>
-                <w:b w:val="false"/>
-                <w:bCs w:val="false"/>
-                <w:color w:val="1C1B16"/>
-                <w:sz w:val="18"/>
-                <w:szCs w:val="18"/>
-              </w:rPr>
-              <w:t xml:space="preserve">[S]</w:t>
-            </w:r>
-          </w:p>
-        </w:tc>
-        <w:tc>
-          <w:tcPr>
-            <w:tcW w:type="dxa" w:w="700"/>
-            <w:tcBorders>
-              <w:top w:val="single" w:color="D5D0C4" w:sz="4"/>
-              <w:left w:val="single" w:color="D5D0C4" w:sz="4"/>
-              <w:bottom w:val="single" w:color="D5D0C4" w:sz="4"/>
-              <w:right w:val="single" w:color="D5D0C4" w:sz="4"/>
-            </w:tcBorders>
-            <w:tcMar>
-              <w:top w:type="dxa" w:w="40"/>
-              <w:left w:type="dxa" w:w="100"/>
-              <w:bottom w:type="dxa" w:w="40"/>
-              <w:right w:type="dxa" w:w="100"/>
-            </w:tcMar>
-            <w:vAlign w:val="center"/>
-          </w:tcPr>
-          <w:p>
-            <w:pPr>
-              <w:keepNext w:val="false"/>
-              <w:spacing w:after="0" w:line="252"/>
-              <w:jc w:val="center"/>
-            </w:pPr>
-            <w:r>
-              <w:rPr>
-                <w:rFonts w:ascii="Arial" w:cs="Arial" w:eastAsia="Arial" w:hAnsi="Arial"/>
-                <w:b w:val="false"/>
-                <w:bCs w:val="false"/>
-                <w:color w:val="1C1B16"/>
-                <w:sz w:val="18"/>
-                <w:szCs w:val="18"/>
-              </w:rPr>
-              <w:t xml:space="preserve">Wed</w:t>
-            </w:r>
-          </w:p>
-        </w:tc>
-        <w:tc>
-          <w:tcPr>
-            <w:tcW w:type="dxa" w:w="2340"/>
-            <w:tcBorders>
-              <w:top w:val="single" w:color="D5D0C4" w:sz="4"/>
-              <w:left w:val="single" w:color="D5D0C4" w:sz="4"/>
-              <w:bottom w:val="single" w:color="D5D0C4" w:sz="4"/>
-              <w:right w:val="single" w:color="D5D0C4" w:sz="4"/>
-            </w:tcBorders>
-            <w:tcMar>
-              <w:top w:type="dxa" w:w="40"/>
-              <w:left w:type="dxa" w:w="100"/>
-              <w:bottom w:type="dxa" w:w="40"/>
-              <w:right w:type="dxa" w:w="100"/>
-            </w:tcMar>
-            <w:vAlign w:val="center"/>
-          </w:tcPr>
-          <w:p>
-            <w:pPr>
-              <w:keepNext w:val="false"/>
-              <w:spacing w:after="0" w:line="252"/>
-              <w:jc w:val="left"/>
-            </w:pPr>
-            <w:r>
-              <w:rPr>
-                <w:rFonts w:ascii="Arial" w:cs="Arial" w:eastAsia="Arial" w:hAnsi="Arial"/>
-                <w:b w:val="false"/>
-                <w:bCs w:val="false"/>
-                <w:color w:val="1C1B16"/>
-                <w:sz w:val="18"/>
-                <w:szCs w:val="18"/>
-              </w:rPr>
-              <w:t xml:space="preserve">new</w:t>
-            </w:r>
-          </w:p>
-        </w:tc>
-      </w:tr>
-      <w:tr>
-        <w:trPr>
-          <w:cantSplit/>
-        </w:trPr>
-        <w:tc>
-          <w:tcPr>
-            <w:tcW w:type="dxa" w:w="560"/>
-            <w:tcBorders>
-              <w:top w:val="single" w:color="D5D0C4" w:sz="4"/>
-              <w:left w:val="single" w:color="D5D0C4" w:sz="4"/>
-              <w:bottom w:val="single" w:color="D5D0C4" w:sz="4"/>
-              <w:right w:val="single" w:color="D5D0C4" w:sz="4"/>
-            </w:tcBorders>
-            <w:tcMar>
-              <w:top w:type="dxa" w:w="40"/>
-              <w:left w:type="dxa" w:w="100"/>
-              <w:bottom w:type="dxa" w:w="40"/>
-              <w:right w:type="dxa" w:w="100"/>
-            </w:tcMar>
-            <w:vAlign w:val="center"/>
-          </w:tcPr>
-          <w:p>
-            <w:pPr>
-              <w:keepNext w:val="false"/>
-              <w:spacing w:after="0" w:line="252"/>
-              <w:jc w:val="center"/>
-            </w:pPr>
-            <w:r>
-              <w:rPr>
-                <w:rFonts w:ascii="Arial" w:cs="Arial" w:eastAsia="Arial" w:hAnsi="Arial"/>
-                <w:color w:val="1C1B16"/>
-                <w:sz w:val="18"/>
-                <w:szCs w:val="18"/>
-              </w:rPr>
-              <w:t xml:space="preserve">36</w:t>
             </w:r>
           </w:p>
         </w:tc>
@@ -13422,7 +13131,7 @@
                 <w:sz w:val="21"/>
                 <w:szCs w:val="21"/>
               </w:rPr>
-              <w:t xml:space="preserve">   Key C</w:t>
+              <w:t xml:space="preserve">   Key B</w:t>
             </w:r>
             <w:r>
               <w:rPr>
@@ -13457,7 +13166,7 @@
                 <w:sz w:val="21"/>
                 <w:szCs w:val="21"/>
               </w:rPr>
-              <w:t xml:space="preserve">The test reads as (o["status"] == "delivered") or "returned", and a non-empty string counts as true, so every order passes, cancellations included. The cell counts all 30 orders and prints the booked total, Rs 5,44,810: Monday's round 1 trap, reached through a line that sounds right read aloud. The status table is the check that catches it, since sales net of cancellations must land on 26 orders and Rs 5,35,760.</w:t>
+              <w:t xml:space="preserve">The test reads as (o["status"] == "delivered") or "returned", and a non-empty string counts as true, so every order passes, cancellations included. The cell counts all 30 orders and sums every row of the status table: 5,20,790 plus 14,970 plus 9,050 is Rs 5,44,810. Meera's figure, delivered and returned, is 26 orders and Rs 5,35,760, so the cell overstates it by the Rs 9,050 of cancelled orders: Monday's round 1 trap, reached through a line that sounds right read aloud.</w:t>
             </w:r>
           </w:p>
           <w:p>
@@ -13502,7 +13211,7 @@
                 <w:sz w:val="20"/>
                 <w:szCs w:val="20"/>
               </w:rPr>
-              <w:t xml:space="preserve">B.  </w:t>
+              <w:t xml:space="preserve">C.  </w:t>
             </w:r>
             <w:r>
               <w:rPr>
@@ -13511,7 +13220,7 @@
                 <w:sz w:val="20"/>
                 <w:szCs w:val="20"/>
               </w:rPr>
-              <w:t xml:space="preserve">Reads the or "returned" as dead code. Python evaluates the whole or, and its right side, a non-empty string, is true on its own.</w:t>
+              <w:t xml:space="preserve">Reads the or "returned" as dead code, so that only delivered orders pass. Python evaluates the whole or, and its right side, a non-empty string, is true on its own.</w:t>
             </w:r>
           </w:p>
           <w:p>
@@ -13538,7 +13247,7 @@
                 <w:sz w:val="20"/>
                 <w:szCs w:val="20"/>
               </w:rPr>
-              <w:t xml:space="preserve">Reads the last condition as the only one that counts. An or is true when either side is, and here the right side always is.</w:t>
+              <w:t xml:space="preserve">Gets the printed line right and the gap wrong: the orders Meera leaves out are the cancelled ones, Rs 9,050, and the returned ones sit inside her figure.</w:t>
             </w:r>
           </w:p>
           <w:p>
@@ -13564,7 +13273,7 @@
                 <w:sz w:val="21"/>
                 <w:szCs w:val="21"/>
               </w:rPr>
-              <w:t xml:space="preserve">An or joins two conditions, never two values, so I write status in ("delivered", "returned"), and before any total goes to Meera I check it against the status counts: 26 orders and Rs 5,35,760 net of cancellations.</w:t>
+              <w:t xml:space="preserve">An or joins two conditions, never two values, so I write status in ("delivered", "returned"), and before any total goes to Meera I check it against the status counts: 26 orders and Rs 5,35,760 on her definition.</w:t>
             </w:r>
           </w:p>
           <w:p>
@@ -13651,7 +13360,7 @@
                 <w:sz w:val="21"/>
                 <w:szCs w:val="21"/>
               </w:rPr>
-              <w:t xml:space="preserve">   Key B</w:t>
+              <w:t xml:space="preserve">   Key Rs 2,060.</w:t>
             </w:r>
             <w:r>
               <w:rPr>
@@ -13660,7 +13369,7 @@
                 <w:sz w:val="18"/>
                 <w:szCs w:val="18"/>
               </w:rPr>
-              <w:t xml:space="preserve">   One correct option, Hard, [S], Mon</w:t>
+              <w:t xml:space="preserve">   Applied maths, Hard, [S], Mon</w:t>
             </w:r>
           </w:p>
           <w:p>
@@ -13686,7 +13395,7 @@
                 <w:sz w:val="21"/>
                 <w:szCs w:val="21"/>
               </w:rPr>
-              <w:t xml:space="preserve">One order carries 88 percent of the rupees, so the mean is about eight times the typical order, and 29 of the 30 orders sit below it. The median, Rs 2,205, is what a typical first order is worth. The Business order stays in the file with a flag, because it is a real sale that Finance's books hold. Priced at the mean, each first order looks eight times as valuable as it is, so the model would promise the Rs 12 crore back on about an eighth of the orders it would really take.</w:t>
+              <w:t xml:space="preserve">Three decisions stand between Rs 18,160 and the answer. Only delivered orders stay paid for, so the 21 delivered orders are the population. One of them, the Rs 4,80,000 Business order, is 92 percent of their Rs 5,20,790 and lifts their mean to Rs 24,800, twelve times a typical order, so a typical first order needs the median. The median of 21 sorted values is the 11th, Rs 2,060, with the Business order kept in the file, as Finance's books keep it.</w:t>
             </w:r>
           </w:p>
           <w:p>
@@ -13704,7 +13413,7 @@
                 <w:sz w:val="20"/>
                 <w:szCs w:val="20"/>
               </w:rPr>
-              <w:t xml:space="preserve">A.  </w:t>
+              <w:t xml:space="preserve">RS 18,160.  </w:t>
             </w:r>
             <w:r>
               <w:rPr>
@@ -13713,7 +13422,7 @@
                 <w:sz w:val="20"/>
                 <w:szCs w:val="20"/>
               </w:rPr>
-              <w:t xml:space="preserve">True of the total and wrong for the question. Mean times count rebuilds revenue, which is why the mean stays in the tree, but a payback model asks what one typical order is worth.</w:t>
+              <w:t xml:space="preserve">The mean of all 30, which carries cancelled and refunded orders and sits eight times above a typical order because of one sale.</w:t>
             </w:r>
           </w:p>
           <w:p>
@@ -13731,7 +13440,7 @@
                 <w:sz w:val="20"/>
                 <w:szCs w:val="20"/>
               </w:rPr>
-              <w:t xml:space="preserve">C.  </w:t>
+              <w:t xml:space="preserve">RS 2,040.  </w:t>
             </w:r>
             <w:r>
               <w:rPr>
@@ -13740,7 +13449,7 @@
                 <w:sz w:val="20"/>
                 <w:szCs w:val="20"/>
               </w:rPr>
-              <w:t xml:space="preserve">The mean of the other 29, Rs 2,235, is close to the median, but deleting a real Rs 4,80,000 sale breaks the reconciliation with Finance's books; Wednesday kept the genuine bulk order and flagged it.</w:t>
+              <w:t xml:space="preserve">The median once the Business order is deleted, which removes a real sale that Finance's books hold.</w:t>
             </w:r>
           </w:p>
           <w:p>
@@ -13758,7 +13467,7 @@
                 <w:sz w:val="20"/>
                 <w:szCs w:val="20"/>
               </w:rPr>
-              <w:t xml:space="preserve">D.  </w:t>
+              <w:t xml:space="preserve">RS 2,090.  </w:t>
             </w:r>
             <w:r>
               <w:rPr>
@@ -13767,7 +13476,88 @@
                 <w:sz w:val="20"/>
                 <w:szCs w:val="20"/>
               </w:rPr>
-              <w:t xml:space="preserve">Fixes the definition and keeps the statistic that failed. The delivered mean still carries the Business order and rises to Rs 24,800, further from a typical order than before.</w:t>
+              <w:t xml:space="preserve">The 12th value, one place past the middle of 21.</w:t>
+            </w:r>
+          </w:p>
+          <w:p>
+            <w:pPr>
+              <w:keepNext/>
+              <w:spacing w:after="40" w:line="264"/>
+              <w:ind w:left="360" w:hanging="360"/>
+            </w:pPr>
+            <w:r>
+              <w:rPr>
+                <w:rFonts w:ascii="Arial" w:cs="Arial" w:eastAsia="Arial" w:hAnsi="Arial"/>
+                <w:b/>
+                <w:bCs/>
+                <w:color w:val="1C1B16"/>
+                <w:sz w:val="20"/>
+                <w:szCs w:val="20"/>
+              </w:rPr>
+              <w:t xml:space="preserve">RS 2,100.  </w:t>
+            </w:r>
+            <w:r>
+              <w:rPr>
+                <w:rFonts w:ascii="Arial" w:cs="Arial" w:eastAsia="Arial" w:hAnsi="Arial"/>
+                <w:color w:val="1C1B16"/>
+                <w:sz w:val="20"/>
+                <w:szCs w:val="20"/>
+              </w:rPr>
+              <w:t xml:space="preserve">The median of the 26 orders delivered or returned, which counts refunded orders as paid.</w:t>
+            </w:r>
+          </w:p>
+          <w:p>
+            <w:pPr>
+              <w:keepNext/>
+              <w:spacing w:after="40" w:line="264"/>
+              <w:ind w:left="360" w:hanging="360"/>
+            </w:pPr>
+            <w:r>
+              <w:rPr>
+                <w:rFonts w:ascii="Arial" w:cs="Arial" w:eastAsia="Arial" w:hAnsi="Arial"/>
+                <w:b/>
+                <w:bCs/>
+                <w:color w:val="1C1B16"/>
+                <w:sz w:val="20"/>
+                <w:szCs w:val="20"/>
+              </w:rPr>
+              <w:t xml:space="preserve">RS 2,205.  </w:t>
+            </w:r>
+            <w:r>
+              <w:rPr>
+                <w:rFonts w:ascii="Arial" w:cs="Arial" w:eastAsia="Arial" w:hAnsi="Arial"/>
+                <w:color w:val="1C1B16"/>
+                <w:sz w:val="20"/>
+                <w:szCs w:val="20"/>
+              </w:rPr>
+              <w:t xml:space="preserve">The median of all 30, which counts orders Kalpa was never paid for or refunded.</w:t>
+            </w:r>
+          </w:p>
+          <w:p>
+            <w:pPr>
+              <w:keepNext/>
+              <w:spacing w:after="40" w:line="264"/>
+              <w:ind w:left="360" w:hanging="360"/>
+            </w:pPr>
+            <w:r>
+              <w:rPr>
+                <w:rFonts w:ascii="Arial" w:cs="Arial" w:eastAsia="Arial" w:hAnsi="Arial"/>
+                <w:b/>
+                <w:bCs/>
+                <w:color w:val="1C1B16"/>
+                <w:sz w:val="20"/>
+                <w:szCs w:val="20"/>
+              </w:rPr>
+              <w:t xml:space="preserve">RS 24,800.  </w:t>
+            </w:r>
+            <w:r>
+              <w:rPr>
+                <w:rFonts w:ascii="Arial" w:cs="Arial" w:eastAsia="Arial" w:hAnsi="Arial"/>
+                <w:color w:val="1C1B16"/>
+                <w:sz w:val="20"/>
+                <w:szCs w:val="20"/>
+              </w:rPr>
+              <w:t xml:space="preserve">The right orders and the wrong statistic: one Business order lifts the delivered mean to twelve times the typical order.</w:t>
             </w:r>
           </w:p>
           <w:p>
@@ -13793,7 +13583,7 @@
                 <w:sz w:val="21"/>
                 <w:szCs w:val="21"/>
               </w:rPr>
-              <w:t xml:space="preserve">For a typical first order I report the median, about Rs 2,205, and keep the Rs 4,80,000 order in the file with a flag, because it is real revenue; the mean stays for totals, since mean times count is revenue.</w:t>
+              <w:t xml:space="preserve">For a typical first order I use the median of the orders that stay paid for, Rs 2,060 on Monday's file, and I keep the Rs 4,80,000 order in with a flag, since it is real; the mean stays for totals, never for the typical order.</w:t>
             </w:r>
           </w:p>
           <w:p>
@@ -13880,7 +13670,7 @@
                 <w:sz w:val="21"/>
                 <w:szCs w:val="21"/>
               </w:rPr>
-              <w:t xml:space="preserve">   Key Revenue falls by 6.5 percent (1.10 x 0.85 = 0.935).</w:t>
+              <w:t xml:space="preserve">   Key D</w:t>
             </w:r>
             <w:r>
               <w:rPr>
@@ -13889,7 +13679,7 @@
                 <w:sz w:val="18"/>
                 <w:szCs w:val="18"/>
               </w:rPr>
-              <w:t xml:space="preserve">   Applied maths, Hard, [F], Mon</w:t>
+              <w:t xml:space="preserve">   One correct option, Hard, [S], Tue</w:t>
             </w:r>
           </w:p>
           <w:p>
@@ -13915,7 +13705,7 @@
                 <w:sz w:val="21"/>
                 <w:szCs w:val="21"/>
               </w:rPr>
-              <w:t xml:space="preserve">Revenue is price times quantity, so the factors multiply: 1.10 times 0.85 is 0.935, a fall of 6.5 percent. The same tree says a 15 percent discount needs 17.6 percent more volume just to hold revenue, since 1 over 0.85 is 1.176.</w:t>
+              <w:t xml:space="preserve">The counter n = 0 sits inside the segment loop, so it restarts for every segment, and orders_in[q] = n runs once per quarter, after that loop, when n holds only the last segment's count. Student is last, so the slide reads 5 orders then 7, a rise of 40.0 percent, where the company's rows fell from 114 to 86. Nothing raises an error. Tuesday's first rung is the check that catches it: the quarter counts must add back to the 200 rows in the file, and 5 plus 7 is 12.</w:t>
             </w:r>
           </w:p>
           <w:p>
@@ -13933,7 +13723,7 @@
                 <w:sz w:val="20"/>
                 <w:szCs w:val="20"/>
               </w:rPr>
-              <w:t xml:space="preserve">10 PERCENT RISE.  </w:t>
+              <w:t xml:space="preserve">A.  </w:t>
             </w:r>
             <w:r>
               <w:rPr>
@@ -13942,7 +13732,7 @@
                 <w:sz w:val="20"/>
                 <w:szCs w:val="20"/>
               </w:rPr>
-              <w:t xml:space="preserve">Counts the extra quantity and forgets that every unit now sells for 15 percent less.</w:t>
+              <w:t xml:space="preserve">What the analyst meant. The total needs the counter set once per quarter, before the segment loop, or the segment counts kept and summed.</w:t>
             </w:r>
           </w:p>
           <w:p>
@@ -13960,7 +13750,7 @@
                 <w:sz w:val="20"/>
                 <w:szCs w:val="20"/>
               </w:rPr>
-              <w:t xml:space="preserve">5 PERCENT FALL.  </w:t>
+              <w:t xml:space="preserve">B.  </w:t>
             </w:r>
             <w:r>
               <w:rPr>
@@ -13969,7 +13759,34 @@
                 <w:sz w:val="20"/>
                 <w:szCs w:val="20"/>
               </w:rPr>
-              <w:t xml:space="preserve">Adds the percentages, 10 less 15, instead of multiplying the factors.</w:t>
+              <w:t xml:space="preserve">Reads the first segment's count as the one that sticks. The counter restarts for each segment, so the last one, Student, is what remains.</w:t>
+            </w:r>
+          </w:p>
+          <w:p>
+            <w:pPr>
+              <w:keepNext/>
+              <w:spacing w:after="40" w:line="264"/>
+              <w:ind w:left="360" w:hanging="360"/>
+            </w:pPr>
+            <w:r>
+              <w:rPr>
+                <w:rFonts w:ascii="Arial" w:cs="Arial" w:eastAsia="Arial" w:hAnsi="Arial"/>
+                <w:b/>
+                <w:bCs/>
+                <w:color w:val="1C1B16"/>
+                <w:sz w:val="20"/>
+                <w:szCs w:val="20"/>
+              </w:rPr>
+              <w:t xml:space="preserve">C.  </w:t>
+            </w:r>
+            <w:r>
+              <w:rPr>
+                <w:rFonts w:ascii="Arial" w:cs="Arial" w:eastAsia="Arial" w:hAnsi="Arial"/>
+                <w:color w:val="1C1B16"/>
+                <w:sz w:val="20"/>
+                <w:szCs w:val="20"/>
+              </w:rPr>
+              <w:t xml:space="preserve">Picks the segment that moved most. The loop's order decides which count survives, and Retail-Plus is second of four.</w:t>
             </w:r>
           </w:p>
           <w:p>
@@ -13995,7 +13812,7 @@
                 <w:sz w:val="21"/>
                 <w:szCs w:val="21"/>
               </w:rPr>
-              <w:t xml:space="preserve">Multiply the factors, 1.10 times 0.85 is 0.935, so revenue falls 6.5 percent, and the discount loses money unless volume rises more than 17.6 percent.</w:t>
+              <w:t xml:space="preserve">A counter belongs at the level of the thing it counts, so a quarter's total is set once per quarter; and before a number reaches a slide I check that the parts add back to the file, because 5 and 7 from a 200-row export is the tell.</w:t>
             </w:r>
           </w:p>
           <w:p>
@@ -14010,7 +13827,7 @@
                 <w:sz w:val="18"/>
                 <w:szCs w:val="18"/>
               </w:rPr>
-              <w:t xml:space="preserve">Anchor: Marketing wants budget for acquisition; what would you check before agreeing it is the right branch?</w:t>
+              <w:t xml:space="preserve">Anchor: Sales dropped 15 percent last month; how would you investigate?</w:t>
             </w:r>
           </w:p>
         </w:tc>
@@ -14082,7 +13899,7 @@
                 <w:sz w:val="21"/>
                 <w:szCs w:val="21"/>
               </w:rPr>
-              <w:t xml:space="preserve">   Key D</w:t>
+              <w:t xml:space="preserve">   Key A</w:t>
             </w:r>
             <w:r>
               <w:rPr>
@@ -14091,7 +13908,7 @@
                 <w:sz w:val="18"/>
                 <w:szCs w:val="18"/>
               </w:rPr>
-              <w:t xml:space="preserve">   One correct option, Hard, [S], Tue</w:t>
+              <w:t xml:space="preserve">   One correct option, Easy, [S], Tue</w:t>
             </w:r>
           </w:p>
           <w:p>
@@ -14117,7 +13934,7 @@
                 <w:sz w:val="21"/>
                 <w:szCs w:val="21"/>
               </w:rPr>
-              <w:t xml:space="preserve">The counter n = 0 sits inside the segment loop, so it restarts for every segment, and orders_in[q] = n runs once per quarter, after that loop, when n holds only the last segment's count. Student is last, so the slide reads 5 orders then 7, a rise of 40.0 percent, where the company's orders fell from 114 to 86. Nothing raises an error. Tuesday's first rung is the check that catches it: the quarter counts must add back to the 200 orders in the file, and 5 plus 7 is 12.</w:t>
+              <w:t xml:space="preserve">The first rung is confirming that the drop is real: that each quarter's figure is complete and free of pipeline errors, before any two figures are compared.</w:t>
             </w:r>
           </w:p>
           <w:p>
@@ -14135,7 +13952,7 @@
                 <w:sz w:val="20"/>
                 <w:szCs w:val="20"/>
               </w:rPr>
-              <w:t xml:space="preserve">A.  </w:t>
+              <w:t xml:space="preserve">B.  </w:t>
             </w:r>
             <w:r>
               <w:rPr>
@@ -14144,7 +13961,7 @@
                 <w:sz w:val="20"/>
                 <w:szCs w:val="20"/>
               </w:rPr>
-              <w:t xml:space="preserve">What the analyst meant. The total needs the counter set once per quarter, before the segment loop, or the segment counts kept and summed.</w:t>
+              <w:t xml:space="preserve">Decomposing a drop that may not exist wastes the next four rungs.</w:t>
             </w:r>
           </w:p>
           <w:p>
@@ -14162,7 +13979,7 @@
                 <w:sz w:val="20"/>
                 <w:szCs w:val="20"/>
               </w:rPr>
-              <w:t xml:space="preserve">B.  </w:t>
+              <w:t xml:space="preserve">C.  </w:t>
             </w:r>
             <w:r>
               <w:rPr>
@@ -14171,7 +13988,7 @@
                 <w:sz w:val="20"/>
                 <w:szCs w:val="20"/>
               </w:rPr>
-              <w:t xml:space="preserve">Reads the first segment's count as the one that sticks. The counter restarts for each segment, so the last one, Student, is what remains.</w:t>
+              <w:t xml:space="preserve">A hypothesis before the facts is the answer interviewers mark down.</w:t>
             </w:r>
           </w:p>
           <w:p>
@@ -14189,7 +14006,7 @@
                 <w:sz w:val="20"/>
                 <w:szCs w:val="20"/>
               </w:rPr>
-              <w:t xml:space="preserve">C.  </w:t>
+              <w:t xml:space="preserve">D.  </w:t>
             </w:r>
             <w:r>
               <w:rPr>
@@ -14198,7 +14015,7 @@
                 <w:sz w:val="20"/>
                 <w:szCs w:val="20"/>
               </w:rPr>
-              <w:t xml:space="preserve">Picks the segment that moved most. The loop's order decides which count survives, and Retail-Plus is second of four.</w:t>
+              <w:t xml:space="preserve">Isolating a segment comes after the tree says which branch moved.</w:t>
             </w:r>
           </w:p>
           <w:p>
@@ -14224,7 +14041,7 @@
                 <w:sz w:val="21"/>
                 <w:szCs w:val="21"/>
               </w:rPr>
-              <w:t xml:space="preserve">A counter belongs at the level of the thing it counts, so a quarter's total is set once per quarter; and before a number reaches a slide I check that the parts add back to the file, because 5 and 7 from a 200-order export is the tell.</w:t>
+              <w:t xml:space="preserve">First I confirm the drop is real, then compare like with like, decompose, isolate and only then hypothesise.</w:t>
             </w:r>
           </w:p>
           <w:p>
@@ -14311,7 +14128,7 @@
                 <w:sz w:val="21"/>
                 <w:szCs w:val="21"/>
               </w:rPr>
-              <w:t xml:space="preserve">   Key A</w:t>
+              <w:t xml:space="preserve">   Key C</w:t>
             </w:r>
             <w:r>
               <w:rPr>
@@ -14320,7 +14137,7 @@
                 <w:sz w:val="18"/>
                 <w:szCs w:val="18"/>
               </w:rPr>
-              <w:t xml:space="preserve">   One correct option, Easy, [S], Tue</w:t>
+              <w:t xml:space="preserve">   One correct option, Hard, [D], Tue</w:t>
             </w:r>
           </w:p>
           <w:p>
@@ -14346,7 +14163,7 @@
                 <w:sz w:val="21"/>
                 <w:szCs w:val="21"/>
               </w:rPr>
-              <w:t xml:space="preserve">The first rung is confirming that the drop is real: the same definitions, matched windows, a complete export and no pipeline artefact.</w:t>
+              <w:t xml:space="preserve">On Marketing's estimates a new customer returns 2,400 over 1,200, Rs 2.00 in the quarter for each rupee, and a member won back returns 1,500 over 600, Rs 2.50, so winning back leads. Only a dearer win-back flips it: at Rs 800 a member returns 1,500 over 800, Rs 1.88, below acquisition's Rs 2.00. The tree says a 10 percent lift in any branch adds the same revenue, so the choice between branches is this cost comparison, and on these estimates it turns once a win-back costs more than Rs 750.</w:t>
             </w:r>
           </w:p>
           <w:p>
@@ -14364,7 +14181,7 @@
                 <w:sz w:val="20"/>
                 <w:szCs w:val="20"/>
               </w:rPr>
-              <w:t xml:space="preserve">B.  </w:t>
+              <w:t xml:space="preserve">A.  </w:t>
             </w:r>
             <w:r>
               <w:rPr>
@@ -14373,7 +14190,7 @@
                 <w:sz w:val="20"/>
                 <w:szCs w:val="20"/>
               </w:rPr>
-              <w:t xml:space="preserve">Decomposing a drop that may not exist wastes the next four rungs.</w:t>
+              <w:t xml:space="preserve">Raises acquisition to 2,800 over 1,200, Rs 2.33 a rupee, still short of the Rs 2.50 a won-back member returns.</w:t>
             </w:r>
           </w:p>
           <w:p>
@@ -14391,7 +14208,7 @@
                 <w:sz w:val="20"/>
                 <w:szCs w:val="20"/>
               </w:rPr>
-              <w:t xml:space="preserve">C.  </w:t>
+              <w:t xml:space="preserve">B.  </w:t>
             </w:r>
             <w:r>
               <w:rPr>
@@ -14400,7 +14217,7 @@
                 <w:sz w:val="20"/>
                 <w:szCs w:val="20"/>
               </w:rPr>
-              <w:t xml:space="preserve">A hypothesis before the facts is the answer interviewers mark down.</w:t>
+              <w:t xml:space="preserve">Raises acquisition to 2,400 over 1,000, Rs 2.40 a rupee, close and still short of Rs 2.50.</w:t>
             </w:r>
           </w:p>
           <w:p>
@@ -14427,7 +14244,7 @@
                 <w:sz w:val="20"/>
                 <w:szCs w:val="20"/>
               </w:rPr>
-              <w:t xml:space="preserve">Isolating a segment comes after the tree says which branch moved.</w:t>
+              <w:t xml:space="preserve">Cuts the win-back to 1,300 over 600, Rs 2.17 a rupee, still ahead of acquisition's Rs 2.00.</w:t>
             </w:r>
           </w:p>
           <w:p>
@@ -14453,7 +14270,7 @@
                 <w:sz w:val="21"/>
                 <w:szCs w:val="21"/>
               </w:rPr>
-              <w:t xml:space="preserve">First I confirm the drop is real, then compare like with like, decompose, isolate and only then hypothesise.</w:t>
+              <w:t xml:space="preserve">Frequency is the branch that moved, so winning members back leads until a rupee there returns less than a rupee on acquisition; on these estimates that happens only when a win-back costs more than Rs 750, and I would put that number to Marketing.</w:t>
             </w:r>
           </w:p>
           <w:p>
@@ -14468,7 +14285,7 @@
                 <w:sz w:val="18"/>
                 <w:szCs w:val="18"/>
               </w:rPr>
-              <w:t xml:space="preserve">Anchor: Sales dropped 15 percent last month; how would you investigate?</w:t>
+              <w:t xml:space="preserve">Anchor: Marketing insists the answer is acquisition and your data says frequency; how do you make the case in the room?</w:t>
             </w:r>
           </w:p>
         </w:tc>
@@ -14540,7 +14357,7 @@
                 <w:sz w:val="21"/>
                 <w:szCs w:val="21"/>
               </w:rPr>
-              <w:t xml:space="preserve">   Key D</w:t>
+              <w:t xml:space="preserve">   Key B, D, E, A, C</w:t>
             </w:r>
             <w:r>
               <w:rPr>
@@ -14549,7 +14366,7 @@
                 <w:sz w:val="18"/>
                 <w:szCs w:val="18"/>
               </w:rPr>
-              <w:t xml:space="preserve">   One correct option, Hard, [D], Tue</w:t>
+              <w:t xml:space="preserve">   Order the steps, Medium, [S], Tue</w:t>
             </w:r>
           </w:p>
           <w:p>
@@ -14575,7 +14392,7 @@
                 <w:sz w:val="21"/>
                 <w:szCs w:val="21"/>
               </w:rPr>
-              <w:t xml:space="preserve">The tree multiplies, so a 10 percent lift in any branch adds the same 10 percent of revenue, and the choice between branches turns on what each costs to move. Customers held at 69, so acquisition cannot explain the fall, and frequency is where the note rightly leads; acquisition becomes the better spend only if a rupee there buys more revenue than a rupee spent bringing customers back.</w:t>
+              <w:t xml:space="preserve">Confirm each quarter's figure is right, then compare the two like with like, decompose, isolate, and only then hypothesise; each rung rests on the one before it.</w:t>
             </w:r>
           </w:p>
           <w:p>
@@ -14593,7 +14410,7 @@
                 <w:sz w:val="20"/>
                 <w:szCs w:val="20"/>
               </w:rPr>
-              <w:t xml:space="preserve">A.  </w:t>
+              <w:t xml:space="preserve">D, B, E, A, C.  </w:t>
             </w:r>
             <w:r>
               <w:rPr>
@@ -14602,7 +14419,7 @@
                 <w:sz w:val="20"/>
                 <w:szCs w:val="20"/>
               </w:rPr>
-              <w:t xml:space="preserve">Reach is not revenue. More people seen per rupee says nothing about the revenue each rupee brings back against the retention alternative.</w:t>
+              <w:t xml:space="preserve">Compares the two quarters before either figure is known to be complete.</w:t>
             </w:r>
           </w:p>
           <w:p>
@@ -14620,7 +14437,7 @@
                 <w:sz w:val="20"/>
                 <w:szCs w:val="20"/>
               </w:rPr>
-              <w:t xml:space="preserve">B.  </w:t>
+              <w:t xml:space="preserve">E, B, D, A, C.  </w:t>
             </w:r>
             <w:r>
               <w:rPr>
@@ -14629,14 +14446,13 @@
                 <w:sz w:val="20"/>
                 <w:szCs w:val="20"/>
               </w:rPr>
-              <w:t xml:space="preserve">Already in the finding, and it points at frequency: it tells the team where to aim an offer to bring members back.</w:t>
+              <w:t xml:space="preserve">Decomposes before confirming the drop is real.</w:t>
             </w:r>
           </w:p>
           <w:p>
             <w:pPr>
               <w:keepNext/>
-              <w:spacing w:after="40" w:line="264"/>
-              <w:ind w:left="360" w:hanging="360"/>
+              <w:spacing w:after="40" w:before="60" w:line="276"/>
             </w:pPr>
             <w:r>
               <w:rPr>
@@ -14644,32 +14460,6 @@
                 <w:b/>
                 <w:bCs/>
                 <w:color w:val="1C1B16"/>
-                <w:sz w:val="20"/>
-                <w:szCs w:val="20"/>
-              </w:rPr>
-              <w:t xml:space="preserve">C.  </w:t>
-            </w:r>
-            <w:r>
-              <w:rPr>
-                <w:rFonts w:ascii="Arial" w:cs="Arial" w:eastAsia="Arial" w:hAnsi="Arial"/>
-                <w:color w:val="1C1B16"/>
-                <w:sz w:val="20"/>
-                <w:szCs w:val="20"/>
-              </w:rPr>
-              <w:t xml:space="preserve">Already in the finding. Each returning order being worth more strengthens the case for bringing customers back.</w:t>
-            </w:r>
-          </w:p>
-          <w:p>
-            <w:pPr>
-              <w:keepNext/>
-              <w:spacing w:after="40" w:before="60" w:line="276"/>
-            </w:pPr>
-            <w:r>
-              <w:rPr>
-                <w:rFonts w:ascii="Arial" w:cs="Arial" w:eastAsia="Arial" w:hAnsi="Arial"/>
-                <w:b/>
-                <w:bCs/>
-                <w:color w:val="1C1B16"/>
                 <w:sz w:val="21"/>
                 <w:szCs w:val="21"/>
               </w:rPr>
@@ -14682,7 +14472,7 @@
                 <w:sz w:val="21"/>
                 <w:szCs w:val="21"/>
               </w:rPr>
-              <w:t xml:space="preserve">Frequency is the branch that moved, so it is where the leak is; I would move the money to acquisition only if a rupee there buys more revenue than a rupee spent bringing customers back, and I would ask Marketing for that cost comparison.</w:t>
+              <w:t xml:space="preserve">Real, like with like, decompose, isolate, hypothesise: most people skip the second rung.</w:t>
             </w:r>
           </w:p>
           <w:p>
@@ -14697,7 +14487,7 @@
                 <w:sz w:val="18"/>
                 <w:szCs w:val="18"/>
               </w:rPr>
-              <w:t xml:space="preserve">Anchor: Marketing insists the answer is acquisition and your data says frequency; how do you make the case in the room?</w:t>
+              <w:t xml:space="preserve">Anchor: Sales dropped 15 percent last month; how would you investigate?</w:t>
             </w:r>
           </w:p>
         </w:tc>
@@ -14769,7 +14559,7 @@
                 <w:sz w:val="21"/>
                 <w:szCs w:val="21"/>
               </w:rPr>
-              <w:t xml:space="preserve">   Key B, D, E, A, C</w:t>
+              <w:t xml:space="preserve">   Key C</w:t>
             </w:r>
             <w:r>
               <w:rPr>
@@ -14778,7 +14568,7 @@
                 <w:sz w:val="18"/>
                 <w:szCs w:val="18"/>
               </w:rPr>
-              <w:t xml:space="preserve">   Order the steps, Medium, [S], Tue</w:t>
+              <w:t xml:space="preserve">   One correct option, Hard, [F], Wed</w:t>
             </w:r>
           </w:p>
           <w:p>
@@ -14804,7 +14594,7 @@
                 <w:sz w:val="21"/>
                 <w:szCs w:val="21"/>
               </w:rPr>
-              <w:t xml:space="preserve">Confirm the drop is real, compare like with like, decompose, isolate, then hypothesise.</w:t>
+              <w:t xml:space="preserve">csv.DictReader reads the header line itself, to name the fields, so the first next() hands back the first order, KR-02001, and the comment is wrong about what it skips. The list holds the other 200 rows and starts at KR-02002. The pass counts what it was given, so 200 = 185 + 15 closes, and the order lost at the read is in neither file: Q1 is Rs 2,200 short with nothing in the log to say why. Only a count against the file's own 201 rows catches it.</w:t>
             </w:r>
           </w:p>
           <w:p>
@@ -14822,7 +14612,7 @@
                 <w:sz w:val="20"/>
                 <w:szCs w:val="20"/>
               </w:rPr>
-              <w:t xml:space="preserve">B, E, A, D, C.  </w:t>
+              <w:t xml:space="preserve">A.  </w:t>
             </w:r>
             <w:r>
               <w:rPr>
@@ -14831,7 +14621,7 @@
                 <w:sz w:val="20"/>
                 <w:szCs w:val="20"/>
               </w:rPr>
-              <w:t xml:space="preserve">Skips like with like until after isolating, so unequal windows contaminate the decomposition.</w:t>
+              <w:t xml:space="preserve">What the analyst meant. The header is gone before next() runs, so the call takes a real order with it.</w:t>
             </w:r>
           </w:p>
           <w:p>
@@ -14849,7 +14639,7 @@
                 <w:sz w:val="20"/>
                 <w:szCs w:val="20"/>
               </w:rPr>
-              <w:t xml:space="preserve">E, B, D, A, C.  </w:t>
+              <w:t xml:space="preserve">B.  </w:t>
             </w:r>
             <w:r>
               <w:rPr>
@@ -14858,7 +14648,34 @@
                 <w:sz w:val="20"/>
                 <w:szCs w:val="20"/>
               </w:rPr>
-              <w:t xml:space="preserve">Decomposes before confirming the drop is real.</w:t>
+              <w:t xml:space="preserve">The header is read once, by the DictReader, and never becomes a row; the row lost is the first order.</w:t>
+            </w:r>
+          </w:p>
+          <w:p>
+            <w:pPr>
+              <w:keepNext/>
+              <w:spacing w:after="40" w:line="264"/>
+              <w:ind w:left="360" w:hanging="360"/>
+            </w:pPr>
+            <w:r>
+              <w:rPr>
+                <w:rFonts w:ascii="Arial" w:cs="Arial" w:eastAsia="Arial" w:hAnsi="Arial"/>
+                <w:b/>
+                <w:bCs/>
+                <w:color w:val="1C1B16"/>
+                <w:sz w:val="20"/>
+                <w:szCs w:val="20"/>
+              </w:rPr>
+              <w:t xml:space="preserve">D.  </w:t>
+            </w:r>
+            <w:r>
+              <w:rPr>
+                <w:rFonts w:ascii="Arial" w:cs="Arial" w:eastAsia="Arial" w:hAnsi="Arial"/>
+                <w:color w:val="1C1B16"/>
+                <w:sz w:val="20"/>
+                <w:szCs w:val="20"/>
+              </w:rPr>
+              <w:t xml:space="preserve">Right output, false comfort: a pass reconciles the rows it receives, so a row lost at the read leaves its counts closed.</w:t>
             </w:r>
           </w:p>
           <w:p>
@@ -14884,7 +14701,7 @@
                 <w:sz w:val="21"/>
                 <w:szCs w:val="21"/>
               </w:rPr>
-              <w:t xml:space="preserve">Real, like with like, decompose, isolate, hypothesise: most people skip the second rung.</w:t>
+              <w:t xml:space="preserve">A DictReader has already used the header line, so an extra next() silently drops the first order; I count input rows against the file's own count before I clean anything, because a reconciliation that starts one row short still closes.</w:t>
             </w:r>
           </w:p>
           <w:p>
@@ -14899,7 +14716,7 @@
                 <w:sz w:val="18"/>
                 <w:szCs w:val="18"/>
               </w:rPr>
-              <w:t xml:space="preserve">Anchor: Sales dropped 15 percent last month; how would you investigate?</w:t>
+              <w:t xml:space="preserve">Anchor: Everything read from a CSV is a string; what breaks and where do you convert?</w:t>
             </w:r>
           </w:p>
         </w:tc>
@@ -14971,7 +14788,7 @@
                 <w:sz w:val="21"/>
                 <w:szCs w:val="21"/>
               </w:rPr>
-              <w:t xml:space="preserve">   Key B</w:t>
+              <w:t xml:space="preserve">   Key D</w:t>
             </w:r>
             <w:r>
               <w:rPr>
@@ -14980,7 +14797,7 @@
                 <w:sz w:val="18"/>
                 <w:szCs w:val="18"/>
               </w:rPr>
-              <w:t xml:space="preserve">   One correct option, Hard, [F], Wed</w:t>
+              <w:t xml:space="preserve">   True or false, Medium, [SV], Mon</w:t>
             </w:r>
           </w:p>
           <w:p>
@@ -15006,7 +14823,7 @@
                 <w:sz w:val="21"/>
                 <w:szCs w:val="21"/>
               </w:rPr>
-              <w:t xml:space="preserve">csv.DictReader reads the header line itself, to name the fields, so the first next() hands back the first order, KR-02001, and the comment is wrong about what it skips. The list then holds the other 200 orders and starts at KR-02002. Nothing fails: Q1 is Rs 2,200 short, and the reconciliation's input count reads 200 against a file of 201 order rows, which is the check that catches it.</w:t>
+              <w:t xml:space="preserve">False. Two strings compare character by character from the left, and "4" sorts after "3", so '4500' comes after '30000' and the comparison is False. Nothing raises an error, so a sort, a max or a filter on unconverted amounts ranks a Rs 4,500 order above a Rs 30,000 one without a word. The fix is the week's: convert each amount once, at the read, and log what fails.</w:t>
             </w:r>
           </w:p>
           <w:p>
@@ -15033,7 +14850,7 @@
                 <w:sz w:val="20"/>
                 <w:szCs w:val="20"/>
               </w:rPr>
-              <w:t xml:space="preserve">What the analyst meant. The header is gone before next() runs, so the call takes a real order with it.</w:t>
+              <w:t xml:space="preserve">Reads the text as the numbers it spells. Strings compare character by character, so the first characters, 4 and 3, decide it.</w:t>
             </w:r>
           </w:p>
           <w:p>
@@ -15051,7 +14868,7 @@
                 <w:sz w:val="20"/>
                 <w:szCs w:val="20"/>
               </w:rPr>
-              <w:t xml:space="preserve">C.  </w:t>
+              <w:t xml:space="preserve">B.  </w:t>
             </w:r>
             <w:r>
               <w:rPr>
@@ -15060,7 +14877,7 @@
                 <w:sz w:val="20"/>
                 <w:szCs w:val="20"/>
               </w:rPr>
-              <w:t xml:space="preserve">Counts the loss and keeps the first order. The row that next() consumed is the first order, KR-02001.</w:t>
+              <w:t xml:space="preserve">Length never enters a string comparison until one string runs out; '9' sorts after '10000' too.</w:t>
             </w:r>
           </w:p>
           <w:p>
@@ -15078,7 +14895,7 @@
                 <w:sz w:val="20"/>
                 <w:szCs w:val="20"/>
               </w:rPr>
-              <w:t xml:space="preserve">D.  </w:t>
+              <w:t xml:space="preserve">C.  </w:t>
             </w:r>
             <w:r>
               <w:rPr>
@@ -15087,7 +14904,7 @@
                 <w:sz w:val="20"/>
                 <w:szCs w:val="20"/>
               </w:rPr>
-              <w:t xml:space="preserve">Keeps every row while losing the first. A reader is one pass through the file, so a row handed to next() is gone from the list.</w:t>
+              <w:t xml:space="preserve">Python 3 raises an error only when text meets a number; two strings compare, silently.</w:t>
             </w:r>
           </w:p>
           <w:p>
@@ -15113,7 +14930,7 @@
                 <w:sz w:val="21"/>
                 <w:szCs w:val="21"/>
               </w:rPr>
-              <w:t xml:space="preserve">A DictReader has already used the header line, so an extra next() silently drops the first order; I count input rows against the file's own count before I clean anything, because a reconciliation that starts one row short can still close.</w:t>
+              <w:t xml:space="preserve">Everything from a CSV is text until I convert it, and text sorts as text, so '4500' ranks above '30000'; I convert once at the read and log every value that fails.</w:t>
             </w:r>
           </w:p>
           <w:p>
@@ -15200,7 +15017,7 @@
                 <w:sz w:val="21"/>
                 <w:szCs w:val="21"/>
               </w:rPr>
-              <w:t xml:space="preserve">   Key False</w:t>
+              <w:t xml:space="preserve">   Key C</w:t>
             </w:r>
             <w:r>
               <w:rPr>
@@ -15209,7 +15026,7 @@
                 <w:sz w:val="18"/>
                 <w:szCs w:val="18"/>
               </w:rPr>
-              <w:t xml:space="preserve">   True or false, Medium, [SV], Mon</w:t>
+              <w:t xml:space="preserve">   True or false, Hard, [D], Wed</w:t>
             </w:r>
           </w:p>
           <w:p>
@@ -15235,7 +15052,7 @@
                 <w:sz w:val="21"/>
                 <w:szCs w:val="21"/>
               </w:rPr>
-              <w:t xml:space="preserve">False. Two strings compare character by character from the left, and "4" sorts after "3", so '4500' comes after '30000' and the comparison is False. Nothing raises an error, so a sort, a max or a filter on unconverted amounts ranks a Rs 4,500 order above a Rs 30,000 one without a word. The tracker's own version, '4500' &gt; 3000, raises a TypeError instead, because Python 3 will not order text against a number. Either way the fix is the week's: convert each amount once, at the read, and log what fails.</w:t>
+              <w:t xml:space="preserve">rows.copy() makes a new list, so the append to rows leaves as_arrived at two rows; but its two slots point at the same two dictionaries, a shallow copy, and the pass rewrites each dictionary's amount in place. as_arrived now shows 0 where the export said "twelve": the auditor's evidence was rewritten by the step it was meant to check, and the coercion to zero is Wednesday's round 1 trap besides. Keeping the export as it came needs copies of the dictionaries, [dict(r) for r in rows], or better, the file itself.</w:t>
             </w:r>
           </w:p>
           <w:p>
@@ -15253,7 +15070,7 @@
                 <w:sz w:val="20"/>
                 <w:szCs w:val="20"/>
               </w:rPr>
-              <w:t xml:space="preserve">TRUE.  </w:t>
+              <w:t xml:space="preserve">A.  </w:t>
             </w:r>
             <w:r>
               <w:rPr>
@@ -15262,7 +15079,61 @@
                 <w:sz w:val="20"/>
                 <w:szCs w:val="20"/>
               </w:rPr>
-              <w:t xml:space="preserve">Reads the text as the numbers it spells. Strings compare letter by letter, so the first characters, 4 and 3, decide it.</w:t>
+              <w:t xml:space="preserve">Right about the list, wrong about what it holds: the copy is new, and its dictionaries are the ones the pass changes.</w:t>
+            </w:r>
+          </w:p>
+          <w:p>
+            <w:pPr>
+              <w:keepNext/>
+              <w:spacing w:after="40" w:line="264"/>
+              <w:ind w:left="360" w:hanging="360"/>
+            </w:pPr>
+            <w:r>
+              <w:rPr>
+                <w:rFonts w:ascii="Arial" w:cs="Arial" w:eastAsia="Arial" w:hAnsi="Arial"/>
+                <w:b/>
+                <w:bCs/>
+                <w:color w:val="1C1B16"/>
+                <w:sz w:val="20"/>
+                <w:szCs w:val="20"/>
+              </w:rPr>
+              <w:t xml:space="preserve">B.  </w:t>
+            </w:r>
+            <w:r>
+              <w:rPr>
+                <w:rFonts w:ascii="Arial" w:cs="Arial" w:eastAsia="Arial" w:hAnsi="Arial"/>
+                <w:color w:val="1C1B16"/>
+                <w:sz w:val="20"/>
+                <w:szCs w:val="20"/>
+              </w:rPr>
+              <w:t xml:space="preserve">The misconception the item tests: a list copy copies references, never the dictionaries they point to.</w:t>
+            </w:r>
+          </w:p>
+          <w:p>
+            <w:pPr>
+              <w:keepNext/>
+              <w:spacing w:after="40" w:line="264"/>
+              <w:ind w:left="360" w:hanging="360"/>
+            </w:pPr>
+            <w:r>
+              <w:rPr>
+                <w:rFonts w:ascii="Arial" w:cs="Arial" w:eastAsia="Arial" w:hAnsi="Arial"/>
+                <w:b/>
+                <w:bCs/>
+                <w:color w:val="1C1B16"/>
+                <w:sz w:val="20"/>
+                <w:szCs w:val="20"/>
+              </w:rPr>
+              <w:t xml:space="preserve">D.  </w:t>
+            </w:r>
+            <w:r>
+              <w:rPr>
+                <w:rFonts w:ascii="Arial" w:cs="Arial" w:eastAsia="Arial" w:hAnsi="Arial"/>
+                <w:color w:val="1C1B16"/>
+                <w:sz w:val="20"/>
+                <w:szCs w:val="20"/>
+              </w:rPr>
+              <w:t xml:space="preserve">Right verdict, wrong reason: rows.copy() builds a new list, so the appended order never reaches as_arrived.</w:t>
             </w:r>
           </w:p>
           <w:p>
@@ -15288,7 +15159,7 @@
                 <w:sz w:val="21"/>
                 <w:szCs w:val="21"/>
               </w:rPr>
-              <w:t xml:space="preserve">Everything from a CSV is text until I convert it, and text sorts as text, so '4500' ranks above '30000'; I convert once at the read and log every value that fails.</w:t>
+              <w:t xml:space="preserve">A list copy is shallow, so the dictionaries inside it are shared and a pass that edits them in place edits the evidence; I keep the raw rows untouched, as copies of each dictionary or as the file itself, and write every change to the decisions log.</w:t>
             </w:r>
           </w:p>
           <w:p>
@@ -15303,7 +15174,7 @@
                 <w:sz w:val="18"/>
                 <w:szCs w:val="18"/>
               </w:rPr>
-              <w:t xml:space="preserve">Anchor: Everything read from a CSV is a string; what breaks and where do you convert?</w:t>
+              <w:t xml:space="preserve">Anchor: An auditor asks why you dropped 14 rows; walk them through it.</w:t>
             </w:r>
           </w:p>
         </w:tc>
@@ -15375,7 +15246,7 @@
                 <w:sz w:val="21"/>
                 <w:szCs w:val="21"/>
               </w:rPr>
-              <w:t xml:space="preserve">   Key C</w:t>
+              <w:t xml:space="preserve">   Key B, D</w:t>
             </w:r>
             <w:r>
               <w:rPr>
@@ -15384,7 +15255,7 @@
                 <w:sz w:val="18"/>
                 <w:szCs w:val="18"/>
               </w:rPr>
-              <w:t xml:space="preserve">   True or false, Hard, [D], Wed</w:t>
+              <w:t xml:space="preserve">   More than one correct, Hard, [F], Wed</w:t>
             </w:r>
           </w:p>
           <w:p>
@@ -15410,7 +15281,7 @@
                 <w:sz w:val="21"/>
                 <w:szCs w:val="21"/>
               </w:rPr>
-              <w:t xml:space="preserve">rows.copy() makes a new list whose two slots point at the same two dictionaries, a shallow copy. The pass rewrites each dictionary's amount in place, so as_arrived now shows 0 where the export said "twelve", and the auditor's evidence has been rewritten by the step it was meant to check. Keeping the export as it came needs copies of the dictionaries, [dict(r) for r in rows], or better, the file itself, which the pass never touches.</w:t>
+              <w:t xml:space="preserve">Removing an item from the list a for loop is walking shifts every later item one place left, so the loop steps over the row after each removal: KR-09053 follows KR-09052 and is never tested. The counts still close, 4 + 1 = 5, because whatever is left counts as clean, which is Wednesday's lesson that rows can reconcile by construction. Walking a copy, (b), or building new lists, (d), tests every row once.</w:t>
             </w:r>
           </w:p>
           <w:p>
@@ -15437,7 +15308,7 @@
                 <w:sz w:val="20"/>
                 <w:szCs w:val="20"/>
               </w:rPr>
-              <w:t xml:space="preserve">Right about the list, wrong about what it holds. The copy is a new list, but its items are the same dictionaries the pass changes.</w:t>
+              <w:t xml:space="preserve">Swaps two lines and keeps the removal inside the loop, so the skip happens exactly as before.</w:t>
             </w:r>
           </w:p>
           <w:p>
@@ -15455,7 +15326,7 @@
                 <w:sz w:val="20"/>
                 <w:szCs w:val="20"/>
               </w:rPr>
-              <w:t xml:space="preserve">B.  </w:t>
+              <w:t xml:space="preserve">C.  </w:t>
             </w:r>
             <w:r>
               <w:rPr>
@@ -15464,7 +15335,7 @@
                 <w:sz w:val="20"/>
                 <w:szCs w:val="20"/>
               </w:rPr>
-              <w:t xml:space="preserve">The misconception the item tests. A list copy copies references, never the dictionaries they point to.</w:t>
+              <w:t xml:space="preserve">continue only ends the current turn of the loop; the skipped row was lost when the list shifted.</w:t>
             </w:r>
           </w:p>
           <w:p>
@@ -15482,7 +15353,7 @@
                 <w:sz w:val="20"/>
                 <w:szCs w:val="20"/>
               </w:rPr>
-              <w:t xml:space="preserve">D.  </w:t>
+              <w:t xml:space="preserve">E.  </w:t>
             </w:r>
             <w:r>
               <w:rPr>
@@ -15491,7 +15362,7 @@
                 <w:sz w:val="20"/>
                 <w:szCs w:val="20"/>
               </w:rPr>
-              <w:t xml:space="preserve">Right verdict, wrong reason. rows.copy() does build a new list, so as_arrived is rows is False; the sharing happens one level down.</w:t>
+              <w:t xml:space="preserve">Stops the skip by coercing the unreadable amount to zero, Wednesday's round 1 trap: the order stays clean at Rs 0, and the log never hears of it.</w:t>
             </w:r>
           </w:p>
           <w:p>
@@ -15517,7 +15388,7 @@
                 <w:sz w:val="21"/>
                 <w:szCs w:val="21"/>
               </w:rPr>
-              <w:t xml:space="preserve">A list copy is shallow, so the dictionaries inside it are shared and a pass that edits them in place edits the evidence; I keep the raw rows untouched, as copies of each dictionary or as the file itself, and write every change to the decisions log.</w:t>
+              <w:t xml:space="preserve">I never remove from the list I am looping over; I build the clean list and the rejects list as two new lists, and I check that every input row landed in exactly one of them, reason attached.</w:t>
             </w:r>
           </w:p>
           <w:p>
@@ -15532,7 +15403,7 @@
                 <w:sz w:val="18"/>
                 <w:szCs w:val="18"/>
               </w:rPr>
-              <w:t xml:space="preserve">Anchor: An auditor asks why you dropped 14 rows; walk them through it.</w:t>
+              <w:t xml:space="preserve">Anchor: Input 200, clean 183, rejected 14: does it reconcile, and what is the missing number?</w:t>
             </w:r>
           </w:p>
         </w:tc>
@@ -15604,7 +15475,7 @@
                 <w:sz w:val="21"/>
                 <w:szCs w:val="21"/>
               </w:rPr>
-              <w:t xml:space="preserve">   Key B, D</w:t>
+              <w:t xml:space="preserve">   Key Rs 10,930.</w:t>
             </w:r>
             <w:r>
               <w:rPr>
@@ -15613,7 +15484,7 @@
                 <w:sz w:val="18"/>
                 <w:szCs w:val="18"/>
               </w:rPr>
-              <w:t xml:space="preserve">   More than one correct, Hard, [F], Wed</w:t>
+              <w:t xml:space="preserve">   Applied maths, Hard, [F], Wed</w:t>
             </w:r>
           </w:p>
           <w:p>
@@ -15639,7 +15510,7 @@
                 <w:sz w:val="21"/>
                 <w:szCs w:val="21"/>
               </w:rPr>
-              <w:t xml:space="preserve">Removing an item from the list a for loop is walking shifts every later item one place left, so the loop steps over the row after each removal: KR-09053 follows KR-09052 and is never tested. The counts still close, 4 + 1 = 5, because whatever is left counts as clean, which is Wednesday's lesson that rows can reconcile by construction. Walking a copy, (b), or building new lists, (d), tests every row once.</w:t>
+              <w:t xml:space="preserve">Under the identity rule an order_id appears once, so rows 5 and 6 go to the log: row 5 repeats row 1 exactly, and row 6 repeats order KR-02151 with a different date. The whole-row check sees only the first repeat, because a re-sent row with a fresh date no longer matches, which is Wednesday's round 2 trap. The Q2 rows left are KR-02150, KR-02151 and KR-02152: 3,700 plus 3,710 plus 3,520 is Rs 10,930.</w:t>
             </w:r>
           </w:p>
           <w:p>
@@ -15657,7 +15528,7 @@
                 <w:sz w:val="20"/>
                 <w:szCs w:val="20"/>
               </w:rPr>
-              <w:t xml:space="preserve">A.  </w:t>
+              <w:t xml:space="preserve">RS 13,820.  </w:t>
             </w:r>
             <w:r>
               <w:rPr>
@@ -15666,7 +15537,7 @@
                 <w:sz w:val="20"/>
                 <w:szCs w:val="20"/>
               </w:rPr>
-              <w:t xml:space="preserve">Swaps two lines and keeps the removal inside the loop, so the skip happens exactly as before.</w:t>
+              <w:t xml:space="preserve">Adds Q1's KR-02006 to the Q2 total.</w:t>
             </w:r>
           </w:p>
           <w:p>
@@ -15684,7 +15555,7 @@
                 <w:sz w:val="20"/>
                 <w:szCs w:val="20"/>
               </w:rPr>
-              <w:t xml:space="preserve">C.  </w:t>
+              <w:t xml:space="preserve">RS 14,640.  </w:t>
             </w:r>
             <w:r>
               <w:rPr>
@@ -15693,7 +15564,7 @@
                 <w:sz w:val="20"/>
                 <w:szCs w:val="20"/>
               </w:rPr>
-              <w:t xml:space="preserve">continue only ends the current turn of the loop; the skipped row was lost when the list shifted.</w:t>
+              <w:t xml:space="preserve">Trusts the whole-row check, which keeps both copies of KR-02151.</w:t>
             </w:r>
           </w:p>
           <w:p>
@@ -15711,7 +15582,7 @@
                 <w:sz w:val="20"/>
                 <w:szCs w:val="20"/>
               </w:rPr>
-              <w:t xml:space="preserve">E.  </w:t>
+              <w:t xml:space="preserve">RS 7,220.  </w:t>
             </w:r>
             <w:r>
               <w:rPr>
@@ -15720,7 +15591,7 @@
                 <w:sz w:val="20"/>
                 <w:szCs w:val="20"/>
               </w:rPr>
-              <w:t xml:space="preserve">Stops the skip by coercing the unreadable amount to zero, Wednesday's round 1 trap: the order stays clean at Rs 0, and the log never hears of it.</w:t>
+              <w:t xml:space="preserve">Sends both copies of KR-02151 to the log, which loses a real order.</w:t>
             </w:r>
           </w:p>
           <w:p>
@@ -15746,7 +15617,7 @@
                 <w:sz w:val="21"/>
                 <w:szCs w:val="21"/>
               </w:rPr>
-              <w:t xml:space="preserve">I never remove from the list I am looping over; I build the clean list and the rejects list as two new lists, and I check that every input row landed in exactly one of them, reason attached.</w:t>
+              <w:t xml:space="preserve">I write down what makes two rows one order, the order_id for Kalpa, key the duplicate check on it and recompute the quarter from the rows the rule keeps; a whole-row check misses every repeat whose date changed.</w:t>
             </w:r>
           </w:p>
           <w:p>
@@ -15761,7 +15632,7 @@
                 <w:sz w:val="18"/>
                 <w:szCs w:val="18"/>
               </w:rPr>
-              <w:t xml:space="preserve">Anchor: Input 200, clean 183, rejected 14: does it reconcile, and what is the missing number?</w:t>
+              <w:t xml:space="preserve">Anchor: How do you find duplicates, and what makes two records the same?</w:t>
             </w:r>
           </w:p>
         </w:tc>
@@ -15833,7 +15704,7 @@
                 <w:sz w:val="21"/>
                 <w:szCs w:val="21"/>
               </w:rPr>
-              <w:t xml:space="preserve">   Key B</w:t>
+              <w:t xml:space="preserve">   Key A fall of 1.6 percent.</w:t>
             </w:r>
             <w:r>
               <w:rPr>
@@ -15842,7 +15713,7 @@
                 <w:sz w:val="18"/>
                 <w:szCs w:val="18"/>
               </w:rPr>
-              <w:t xml:space="preserve">   One correct option, Medium, [F], Wed</w:t>
+              <w:t xml:space="preserve">   Scenario set, Hard, [F], Tue</w:t>
             </w:r>
           </w:p>
           <w:p>
@@ -15868,7 +15739,7 @@
                 <w:sz w:val="21"/>
                 <w:szCs w:val="21"/>
               </w:rPr>
-              <w:t xml:space="preserve">Whether two rows are one order is decided by the identity rule written for an order, and for Kalpa's orders that rule is the order_id. The two copies of KR-02151 differ in their dates, so a check that compares whole rows finds nothing, which is Wednesday's round 2 trap: a re-sent record carries a fresh date, and only the identity rule sees it as the same order.</w:t>
+              <w:t xml:space="preserve">Two corrections stand between the tile and the note. The tile set 11 weeks of Q2 against 13 of Q1, and the closed quarters fix the windows. Q1 as exported still held Rs 20,00,000 of copied rows, so reconciled Q1 is Rs 2,10,00,000 less Rs 20,00,000, Rs 1,90,00,000, the figure in Anand's books. The change is (1,87,00,000 less 1,90,00,000) over 1,90,00,000, a fall of 1.6 percent measured from the starting quarter.</w:t>
             </w:r>
           </w:p>
           <w:p>
@@ -15886,7 +15757,7 @@
                 <w:sz w:val="20"/>
                 <w:szCs w:val="20"/>
               </w:rPr>
-              <w:t xml:space="preserve">A.  </w:t>
+              <w:t xml:space="preserve">A FALL OF 11.0 PERCENT.  </w:t>
             </w:r>
             <w:r>
               <w:rPr>
@@ -15895,7 +15766,7 @@
                 <w:sz w:val="20"/>
                 <w:szCs w:val="20"/>
               </w:rPr>
-              <w:t xml:space="preserve">The whole-row rule, which is the trap: any field that changes on a re-send, such as a date, hides the repeat, and the check reports none.</w:t>
+              <w:t xml:space="preserve">Tuesday's honest number on Tuesday's data; the reconciliation took Rs 20,00,000 out of Q1.</w:t>
             </w:r>
           </w:p>
           <w:p>
@@ -15913,7 +15784,7 @@
                 <w:sz w:val="20"/>
                 <w:szCs w:val="20"/>
               </w:rPr>
-              <w:t xml:space="preserve">C.  </w:t>
+              <w:t xml:space="preserve">A FALL OF 12.4 PERCENT.  </w:t>
             </w:r>
             <w:r>
               <w:rPr>
@@ -15922,7 +15793,7 @@
                 <w:sz w:val="20"/>
                 <w:szCs w:val="20"/>
               </w:rPr>
-              <w:t xml:space="preserve">Choosing which date to keep comes after deciding the rows are one order, and it cannot decide it.</w:t>
+              <w:t xml:space="preserve">The tile's weekly rate against Q1's, which levels the windows and keeps the copies.</w:t>
             </w:r>
           </w:p>
           <w:p>
@@ -15940,7 +15811,7 @@
                 <w:sz w:val="20"/>
                 <w:szCs w:val="20"/>
               </w:rPr>
-              <w:t xml:space="preserve">D.  </w:t>
+              <w:t xml:space="preserve">A FALL OF 25.9 PERCENT.  </w:t>
             </w:r>
             <w:r>
               <w:rPr>
@@ -15949,7 +15820,34 @@
                 <w:sz w:val="20"/>
                 <w:szCs w:val="20"/>
               </w:rPr>
-              <w:t xml:space="preserve">The two amounts are equal here, and even differing amounts can be one order entered twice with a correction; the rule decides, and the amounts are evidence.</w:t>
+              <w:t xml:space="preserve">The tile: 11 weeks of Q2 against 13 of Q1, and a Q1 still holding its copied rows.</w:t>
+            </w:r>
+          </w:p>
+          <w:p>
+            <w:pPr>
+              <w:keepNext/>
+              <w:spacing w:after="40" w:line="264"/>
+              <w:ind w:left="360" w:hanging="360"/>
+            </w:pPr>
+            <w:r>
+              <w:rPr>
+                <w:rFonts w:ascii="Arial" w:cs="Arial" w:eastAsia="Arial" w:hAnsi="Arial"/>
+                <w:b/>
+                <w:bCs/>
+                <w:color w:val="1C1B16"/>
+                <w:sz w:val="20"/>
+                <w:szCs w:val="20"/>
+              </w:rPr>
+              <w:t xml:space="preserve">A FALL OF 9.5 PERCENT.  </w:t>
+            </w:r>
+            <w:r>
+              <w:rPr>
+                <w:rFonts w:ascii="Arial" w:cs="Arial" w:eastAsia="Arial" w:hAnsi="Arial"/>
+                <w:color w:val="1C1B16"/>
+                <w:sz w:val="20"/>
+                <w:szCs w:val="20"/>
+              </w:rPr>
+              <w:t xml:space="preserve">Sets the books' Rs 1.9 crore against the dashboard's Rs 2.1 crore, two readings of one quarter.</w:t>
             </w:r>
           </w:p>
           <w:p>
@@ -15975,7 +15873,7 @@
                 <w:sz w:val="21"/>
                 <w:szCs w:val="21"/>
               </w:rPr>
-              <w:t xml:space="preserve">I write down what makes two records one order, the order_id for Kalpa, and key the duplicate check on it, because a whole-row check misses every repeat whose date or line changed.</w:t>
+              <w:t xml:space="preserve">I report the fall on matched windows and reconciled data, 1.6 percent, and I say what changed since Tuesday's 11.0: Rs 20,00,000 of copied Q1 rows that Finance's books never held.</w:t>
             </w:r>
           </w:p>
           <w:p>
@@ -15990,7 +15888,7 @@
                 <w:sz w:val="18"/>
                 <w:szCs w:val="18"/>
               </w:rPr>
-              <w:t xml:space="preserve">Anchor: How do you find duplicates, and what makes two records the same?</w:t>
+              <w:t xml:space="preserve">Anchor: What has to match before a quarter-on-quarter comparison is fair?</w:t>
             </w:r>
           </w:p>
         </w:tc>
@@ -16062,7 +15960,7 @@
                 <w:sz w:val="21"/>
                 <w:szCs w:val="21"/>
               </w:rPr>
-              <w:t xml:space="preserve">   Key D</w:t>
+              <w:t xml:space="preserve">   Key A fall of 35.0 percent.</w:t>
             </w:r>
             <w:r>
               <w:rPr>
@@ -16071,7 +15969,7 @@
                 <w:sz w:val="18"/>
                 <w:szCs w:val="18"/>
               </w:rPr>
-              <w:t xml:space="preserve">   Scenario set, Hard, [F], Tue</w:t>
+              <w:t xml:space="preserve">   Scenario set, Hard, [S], Wed</w:t>
             </w:r>
           </w:p>
           <w:p>
@@ -16097,7 +15995,7 @@
                 <w:sz w:val="21"/>
                 <w:szCs w:val="21"/>
               </w:rPr>
-              <w:t xml:space="preserve">Two corrections stand between the tile and the truth. The tile set 11 weeks of Q2 against 13 of Q1, and closed quarters fix that at 11.0 percent; Q1 as exported still held 14 duplicated rows worth Rs 19,98,210, and on the reconciled file the change is (1.87 less 1.90) over 1.90, a fall of 1.6 percent measured from the starting quarter. It is the only figure that compares like with like and agrees with the books.</w:t>
+              <w:t xml:space="preserve">As exported, Retail-Plus placed 14 + 24 + 13 = 51 orders in Q1 and 9 + 9 + 8 = 26 in Q2, 2.32 and 1.18 per member, the 49.0 percent fall Tuesday reported. May's 24 stands out against 14 and 13 either side, and the reconciliation explains it: 11 of those rows were copies. On the reconciled file Q1 holds 40 orders, 1.82 per member, and the change is 26 over 40 less 1, a fall of 35.0 percent. Retail-Plus survives, smaller.</w:t>
             </w:r>
           </w:p>
           <w:p>
@@ -16115,7 +16013,7 @@
                 <w:sz w:val="20"/>
                 <w:szCs w:val="20"/>
               </w:rPr>
-              <w:t xml:space="preserve">A.  </w:t>
+              <w:t xml:space="preserve">A FALL OF 29.7 PERCENT.  </w:t>
             </w:r>
             <w:r>
               <w:rPr>
@@ -16124,7 +16022,7 @@
                 <w:sz w:val="20"/>
                 <w:szCs w:val="20"/>
               </w:rPr>
-              <w:t xml:space="preserve">Sets 11 weeks against 13 and a duplicated Q1 against a clean Q2; both errors push the same way.</w:t>
+              <w:t xml:space="preserve">Takes all 14 copied rows out of Retail-Plus, when only 11 of them were Retail-Plus orders.</w:t>
             </w:r>
           </w:p>
           <w:p>
@@ -16142,7 +16040,7 @@
                 <w:sz w:val="20"/>
                 <w:szCs w:val="20"/>
               </w:rPr>
-              <w:t xml:space="preserve">B.  </w:t>
+              <w:t xml:space="preserve">A FALL OF 49.0 PERCENT.  </w:t>
             </w:r>
             <w:r>
               <w:rPr>
@@ -16151,14 +16049,13 @@
                 <w:sz w:val="20"/>
                 <w:szCs w:val="20"/>
               </w:rPr>
-              <w:t xml:space="preserve">Levels the windows and keeps the duplicates, and it treats Q2 as unfinished when the quarter has closed.</w:t>
+              <w:t xml:space="preserve">The export as it came, with May's 11 copied rows still in Q1.</w:t>
             </w:r>
           </w:p>
           <w:p>
             <w:pPr>
               <w:keepNext/>
-              <w:spacing w:after="40" w:line="264"/>
-              <w:ind w:left="360" w:hanging="360"/>
+              <w:spacing w:after="40" w:before="60" w:line="276"/>
             </w:pPr>
             <w:r>
               <w:rPr>
@@ -16166,32 +16063,6 @@
                 <w:b/>
                 <w:bCs/>
                 <w:color w:val="1C1B16"/>
-                <w:sz w:val="20"/>
-                <w:szCs w:val="20"/>
-              </w:rPr>
-              <w:t xml:space="preserve">C.  </w:t>
-            </w:r>
-            <w:r>
-              <w:rPr>
-                <w:rFonts w:ascii="Arial" w:cs="Arial" w:eastAsia="Arial" w:hAnsi="Arial"/>
-                <w:color w:val="1C1B16"/>
-                <w:sz w:val="20"/>
-                <w:szCs w:val="20"/>
-              </w:rPr>
-              <w:t xml:space="preserve">Tuesday's honest number on Tuesday's data. The reconciliation found Q1 inflated by Rs 19,98,210, so the fall shrinks to 1.6 percent.</w:t>
-            </w:r>
-          </w:p>
-          <w:p>
-            <w:pPr>
-              <w:keepNext/>
-              <w:spacing w:after="40" w:before="60" w:line="276"/>
-            </w:pPr>
-            <w:r>
-              <w:rPr>
-                <w:rFonts w:ascii="Arial" w:cs="Arial" w:eastAsia="Arial" w:hAnsi="Arial"/>
-                <w:b/>
-                <w:bCs/>
-                <w:color w:val="1C1B16"/>
                 <w:sz w:val="21"/>
                 <w:szCs w:val="21"/>
               </w:rPr>
@@ -16204,7 +16075,7 @@
                 <w:sz w:val="21"/>
                 <w:szCs w:val="21"/>
               </w:rPr>
-              <w:t xml:space="preserve">I report the fall on matched windows and reconciled data, 1.6 percent, and I say what changed since Tuesday's 11.0: duplicated Q1 rows that Finance's books never held.</w:t>
+              <w:t xml:space="preserve">Tuesday's 49 percent fall rested on 11 copied May rows; on the reconciled file Retail-Plus orders per member fall from 1.82 to 1.18, 35.0 percent, and I report the smaller number with what changed.</w:t>
             </w:r>
           </w:p>
           <w:p>
@@ -16219,7 +16090,7 @@
                 <w:sz w:val="18"/>
                 <w:szCs w:val="18"/>
               </w:rPr>
-              <w:t xml:space="preserve">Anchor: What has to match before a quarter-on-quarter comparison is fair?</w:t>
+              <w:t xml:space="preserve">Anchor: Why is a rate without a denominator meaningless?</w:t>
             </w:r>
           </w:p>
         </w:tc>
@@ -16291,7 +16162,7 @@
                 <w:sz w:val="21"/>
                 <w:szCs w:val="21"/>
               </w:rPr>
-              <w:t xml:space="preserve">   Key A fall of 35.0 percent.</w:t>
+              <w:t xml:space="preserve">   Key B, D, A, C</w:t>
             </w:r>
             <w:r>
               <w:rPr>
@@ -16300,7 +16171,7 @@
                 <w:sz w:val="18"/>
                 <w:szCs w:val="18"/>
               </w:rPr>
-              <w:t xml:space="preserve">   Scenario set, Hard, [S], Wed</w:t>
+              <w:t xml:space="preserve">   Order the steps, Medium, [F], Wed</w:t>
             </w:r>
           </w:p>
           <w:p>
@@ -16326,7 +16197,7 @@
                 <w:sz w:val="21"/>
                 <w:szCs w:val="21"/>
               </w:rPr>
-              <w:t xml:space="preserve">As exported, Retail-Plus placed 14 + 24 + 13 = 51 orders in Q1 and 9 + 9 + 8 = 26 in Q2, 2.32 and 1.18 per member, the 49.0 percent fall Tuesday reported. May's 24 stands out against 14 and 13 either side, and the reconciliation explains it: 11 of those rows were copies. On the reconciled file Q1 holds 40 orders, 1.82 per member, and the change is 26 over 40 less 1, a fall of 35.0 percent. Retail-Plus survives, smaller.</w:t>
+              <w:t xml:space="preserve">Profile, decide each defect with a reason, reconcile, then recompute: Kavya's rule puts the reconciliation before any figure is computed from the clean file.</w:t>
             </w:r>
           </w:p>
           <w:p>
@@ -16344,7 +16215,7 @@
                 <w:sz w:val="20"/>
                 <w:szCs w:val="20"/>
               </w:rPr>
-              <w:t xml:space="preserve">A FALL OF 29.7 PERCENT.  </w:t>
+              <w:t xml:space="preserve">B, D, C, A.  </w:t>
             </w:r>
             <w:r>
               <w:rPr>
@@ -16353,7 +16224,7 @@
                 <w:sz w:val="20"/>
                 <w:szCs w:val="20"/>
               </w:rPr>
-              <w:t xml:space="preserve">Takes all 14 duplicated rows out of Retail-Plus, when only 11 of them were Retail-Plus orders.</w:t>
+              <w:t xml:space="preserve">Recomputes before reconciling, so the new tree may rest on missing rows.</w:t>
             </w:r>
           </w:p>
           <w:p>
@@ -16371,7 +16242,7 @@
                 <w:sz w:val="20"/>
                 <w:szCs w:val="20"/>
               </w:rPr>
-              <w:t xml:space="preserve">A FALL OF 49.0 PERCENT.  </w:t>
+              <w:t xml:space="preserve">D, B, A, C.  </w:t>
             </w:r>
             <w:r>
               <w:rPr>
@@ -16380,7 +16251,7 @@
                 <w:sz w:val="20"/>
                 <w:szCs w:val="20"/>
               </w:rPr>
-              <w:t xml:space="preserve">The export as it came, with May's 11 copied rows still in Q1.</w:t>
+              <w:t xml:space="preserve">Decides fixes before profiling, so the decisions are guesses.</w:t>
             </w:r>
           </w:p>
           <w:p>
@@ -16406,7 +16277,7 @@
                 <w:sz w:val="21"/>
                 <w:szCs w:val="21"/>
               </w:rPr>
-              <w:t xml:space="preserve">Tuesday's 49 percent fall rested on 11 copied May rows; on the reconciled file Retail-Plus orders per member fall from 1.82 to 1.18, 35.0 percent, and I report the smaller number with what changed.</w:t>
+              <w:t xml:space="preserve">Profile, decide, reconcile, recompute: the reconciliation comes before any number leaves.</w:t>
             </w:r>
           </w:p>
           <w:p>
@@ -16421,7 +16292,7 @@
                 <w:sz w:val="18"/>
                 <w:szCs w:val="18"/>
               </w:rPr>
-              <w:t xml:space="preserve">Anchor: Why is a rate without a denominator meaningless?</w:t>
+              <w:t xml:space="preserve">Anchor: Finance and your dashboard disagree; what do you do?</w:t>
             </w:r>
           </w:p>
         </w:tc>
@@ -16493,7 +16364,7 @@
                 <w:sz w:val="21"/>
                 <w:szCs w:val="21"/>
               </w:rPr>
-              <w:t xml:space="preserve">   Key B, D, A, C</w:t>
+              <w:t xml:space="preserve">   Key A</w:t>
             </w:r>
             <w:r>
               <w:rPr>
@@ -16502,7 +16373,7 @@
                 <w:sz w:val="18"/>
                 <w:szCs w:val="18"/>
               </w:rPr>
-              <w:t xml:space="preserve">   Order the steps, Medium, [F], Wed</w:t>
+              <w:t xml:space="preserve">   One correct option, Hard, [S], Thu</w:t>
             </w:r>
           </w:p>
           <w:p>
@@ -16528,7 +16399,7 @@
                 <w:sz w:val="21"/>
                 <w:szCs w:val="21"/>
               </w:rPr>
-              <w:t xml:space="preserve">Profile, decide each defect with a reason, reconcile, then recompute.</w:t>
+              <w:t xml:space="preserve">The real gap sits in the last bar: 145 of 5,000 shuffles reach a fall of Rs 1,110 or more, a share of 0.029, under Kavya's 0.05, so the fall is real. It is modest: Rs 1,110 for each of 22 members is Rs 24,420 a quarter, 0.19 percent of Kalpa's Q2 delivered revenue of Rs 1,28,64,680. Counted both ways, 145 and 141, the share is 286 of 5,000, 0.057, which is why the note says in which direction it counted. Keeping each member's two quarters together is what makes the shuffle fair here, since the same 22 members spent in both quarters.</w:t>
             </w:r>
           </w:p>
           <w:p>
@@ -16546,7 +16417,7 @@
                 <w:sz w:val="20"/>
                 <w:szCs w:val="20"/>
               </w:rPr>
-              <w:t xml:space="preserve">B, D, C, A.  </w:t>
+              <w:t xml:space="preserve">B.  </w:t>
             </w:r>
             <w:r>
               <w:rPr>
@@ -16555,7 +16426,7 @@
                 <w:sz w:val="20"/>
                 <w:szCs w:val="20"/>
               </w:rPr>
-              <w:t xml:space="preserve">Recomputes before reconciling, so the new tree may rest on missing rows.</w:t>
+              <w:t xml:space="preserve">Counts both tails, 145 and 141, where Kavya's rule counts in the direction of the fall; the note can show it, and her rule decides.</w:t>
             </w:r>
           </w:p>
           <w:p>
@@ -16573,7 +16444,7 @@
                 <w:sz w:val="20"/>
                 <w:szCs w:val="20"/>
               </w:rPr>
-              <w:t xml:space="preserve">D, B, A, C.  </w:t>
+              <w:t xml:space="preserve">C.  </w:t>
             </w:r>
             <w:r>
               <w:rPr>
@@ -16582,7 +16453,34 @@
                 <w:sz w:val="20"/>
                 <w:szCs w:val="20"/>
               </w:rPr>
-              <w:t xml:space="preserve">Decides fixes before profiling, so the decisions are guesses.</w:t>
+              <w:t xml:space="preserve">Counts the last two bars, falls of Rs 555 or more, where the real fall is Rs 1,110.</w:t>
+            </w:r>
+          </w:p>
+          <w:p>
+            <w:pPr>
+              <w:keepNext/>
+              <w:spacing w:after="40" w:line="264"/>
+              <w:ind w:left="360" w:hanging="360"/>
+            </w:pPr>
+            <w:r>
+              <w:rPr>
+                <w:rFonts w:ascii="Arial" w:cs="Arial" w:eastAsia="Arial" w:hAnsi="Arial"/>
+                <w:b/>
+                <w:bCs/>
+                <w:color w:val="1C1B16"/>
+                <w:sz w:val="20"/>
+                <w:szCs w:val="20"/>
+              </w:rPr>
+              <w:t xml:space="preserve">D.  </w:t>
+            </w:r>
+            <w:r>
+              <w:rPr>
+                <w:rFonts w:ascii="Arial" w:cs="Arial" w:eastAsia="Arial" w:hAnsi="Arial"/>
+                <w:color w:val="1C1B16"/>
+                <w:sz w:val="20"/>
+                <w:szCs w:val="20"/>
+              </w:rPr>
+              <w:t xml:space="preserve">The right share with the size per member, Rs 1,110, written as the whole tier's; 22 members make it Rs 24,420.</w:t>
             </w:r>
           </w:p>
           <w:p>
@@ -16608,7 +16506,7 @@
                 <w:sz w:val="21"/>
                 <w:szCs w:val="21"/>
               </w:rPr>
-              <w:t xml:space="preserve">Profile, decide, reconcile, recompute: the reconciliation comes before any number leaves.</w:t>
+              <w:t xml:space="preserve">The fall is real by Kavya's rule, 145 of 5,000 shuffles, a p of 0.029, and modest, Rs 24,420 a quarter across 22 members; I say which direction I counted, since both ways it is 0.057.</w:t>
             </w:r>
           </w:p>
           <w:p>
@@ -16623,7 +16521,7 @@
                 <w:sz w:val="18"/>
                 <w:szCs w:val="18"/>
               </w:rPr>
-              <w:t xml:space="preserve">Anchor: Finance and your dashboard disagree; what do you do?</w:t>
+              <w:t xml:space="preserve">Anchor: What does p = 0.03 mean, and not mean?</w:t>
             </w:r>
           </w:p>
         </w:tc>
@@ -16704,7 +16602,7 @@
                 <w:sz w:val="18"/>
                 <w:szCs w:val="18"/>
               </w:rPr>
-              <w:t xml:space="preserve">   More than one correct, Hard, [S], Thu</w:t>
+              <w:t xml:space="preserve">   More than one correct, Medium, [S], Thu</w:t>
             </w:r>
           </w:p>
           <w:p>
@@ -17134,7 +17032,7 @@
                 <w:sz w:val="21"/>
                 <w:szCs w:val="21"/>
               </w:rPr>
-              <w:t xml:space="preserve">A rise of 40 percent on 12 orders turns up by coin toss in about 2 worlds of 5, so the data cannot tell a real rise from luck, and Kavya's floor of 30 orders is far off. The line carries the note's four parts: the claim with its count, the evidence from the coin tosses, the caveat that makes it provisional and the action with its trigger. Fund nothing yet, and drop nothing either.</w:t>
+              <w:t xml:space="preserve">A rise of 40 percent or more means 7 or more of the 12 orders in Q2, since 7 against 5 is exactly 40 percent: 1,034 plus 595 plus 356 is 1,985 of 5,000 worlds, a share of 0.397, so chance alone makes a rise this size about 2 times in 5 and the data cannot tell a real rise from luck. The line carries the count with the rate, the evidence, and an action with its trigger, Kavya's floor of 30 orders. With 2 customers behind all 12 orders, one customer's habits could make the whole rise. Fund nothing yet, and drop nothing either.</w:t>
             </w:r>
           </w:p>
           <w:p>
@@ -17161,7 +17059,7 @@
                 <w:sz w:val="20"/>
                 <w:szCs w:val="20"/>
               </w:rPr>
-              <w:t xml:space="preserve">The headline rate without its count. One order moves a 12-order rate by more than 8 points.</w:t>
+              <w:t xml:space="preserve">Counts only the worlds with 8 or more Q2 orders, a rise of more than 40 percent, where the question is 40 percent or more.</w:t>
             </w:r>
           </w:p>
           <w:p>
@@ -17188,7 +17086,7 @@
                 <w:sz w:val="20"/>
                 <w:szCs w:val="20"/>
               </w:rPr>
-              <w:t xml:space="preserve">Turns "chance explains it easily" into "chance proves it false". A large share says the data cannot tell, which is a reason to wait.</w:t>
+              <w:t xml:space="preserve">Turns "chance explains it easily" into "chance proves it false"; a large share says the data cannot tell, which is a reason to wait.</w:t>
             </w:r>
           </w:p>
           <w:p>
@@ -17215,7 +17113,7 @@
                 <w:sz w:val="20"/>
                 <w:szCs w:val="20"/>
               </w:rPr>
-              <w:t xml:space="preserve">Right that 12 orders cannot carry a rate, wrong to hide it: Meera asked, and the note owes her "not yet" with what would change it.</w:t>
+              <w:t xml:space="preserve">Counts only the worlds with exactly 7, which leaves out the larger rises.</w:t>
             </w:r>
           </w:p>
           <w:p>
@@ -17241,7 +17139,7 @@
                 <w:sz w:val="21"/>
                 <w:szCs w:val="21"/>
               </w:rPr>
-              <w:t xml:space="preserve">Student's 40 percent rests on 12 orders, and coin tosses make a rise that size about 2 times in 5, so the honest line is hold and re-read at 30 orders, with the count beside the rate.</w:t>
+              <w:t xml:space="preserve">Student's rise is 7 orders against 5 from 2 customers, and a coin toss makes a rise that size in 1,985 of 5,000 worlds, so the honest line is hold and re-read at 30 orders, with the count beside the rate.</w:t>
             </w:r>
           </w:p>
           <w:p>
@@ -17337,7 +17235,7 @@
                 <w:sz w:val="18"/>
                 <w:szCs w:val="18"/>
               </w:rPr>
-              <w:t xml:space="preserve">   Scenario set, Hard, [D], Thu</w:t>
+              <w:t xml:space="preserve">   One correct option, Medium, [F], Thu</w:t>
             </w:r>
           </w:p>
           <w:p>
@@ -17363,7 +17261,7 @@
                 <w:sz w:val="21"/>
                 <w:szCs w:val="21"/>
               </w:rPr>
-              <w:t xml:space="preserve">Inside each segment the sale group spent 3.0 percent less, Rs 4,850 against Rs 5,000 and Rs 1,940 against Rs 2,000, yet the blend rose 6.1 percent, because half the sale group were Retail-Plus members, who spend more in any month, against two in five of the rest. The total moved on the mix of customers, the reversal Thursday named.</w:t>
+              <w:t xml:space="preserve">Only a random hold-back inside each segment gives two groups alike in everything but the offer: the same season, the same mix, and customers who did not choose themselves. Every design here uses chance somewhere; what matters is what it decides and which two groups end up side by side. The other designs compare groups that differ in something besides the discount, a segment, a year or the kind of customer who opts in.</w:t>
             </w:r>
           </w:p>
           <w:p>
@@ -17390,7 +17288,7 @@
                 <w:sz w:val="20"/>
                 <w:szCs w:val="20"/>
               </w:rPr>
-              <w:t xml:space="preserve">The arithmetic is right: 30 customers at Rs 4,850 and 30 at Rs 1,940 average Rs 3,395.</w:t>
+              <w:t xml:space="preserve">A random sample of Retail-Core is still Retail-Core: members spend more in any month, so the two groups differ before any offer.</w:t>
             </w:r>
           </w:p>
           <w:p>
@@ -17417,7 +17315,7 @@
                 <w:sz w:val="20"/>
                 <w:szCs w:val="20"/>
               </w:rPr>
-              <w:t xml:space="preserve">A monsoon effect would move both groups alike; here the gap reverses inside each segment.</w:t>
+              <w:t xml:space="preserve">The random half is never set against the other half; this Diwali against last compares two seasons and everything else that changed in a year.</w:t>
             </w:r>
           </w:p>
           <w:p>
@@ -17444,7 +17342,7 @@
                 <w:sz w:val="20"/>
                 <w:szCs w:val="20"/>
               </w:rPr>
-              <w:t xml:space="preserve">The pattern is plain on 160 customers; the question is what it means, and the split answers it.</w:t>
+              <w:t xml:space="preserve">Customers who opt in were keener to buy already, the confounder Thursday named, whichever way the comparison group is drawn.</w:t>
             </w:r>
           </w:p>
           <w:p>
@@ -17470,7 +17368,7 @@
                 <w:sz w:val="21"/>
                 <w:szCs w:val="21"/>
               </w:rPr>
-              <w:t xml:space="preserve">A total can rise while every segment falls when the mix shifts, so I split by segment before I credit the campaign; here the sale group was simply richer in Retail-Plus members.</w:t>
+              <w:t xml:space="preserve">To learn what the discount does, I hold back a random slice inside each segment, agree the measure and the window before it runs, and compare the two slices; anything else compares groups that were already different.</w:t>
             </w:r>
           </w:p>
           <w:p>
@@ -17557,7 +17455,7 @@
                 <w:sz w:val="21"/>
                 <w:szCs w:val="21"/>
               </w:rPr>
-              <w:t xml:space="preserve">   Key D</w:t>
+              <w:t xml:space="preserve">   Key A</w:t>
             </w:r>
             <w:r>
               <w:rPr>
@@ -17566,7 +17464,7 @@
                 <w:sz w:val="18"/>
                 <w:szCs w:val="18"/>
               </w:rPr>
-              <w:t xml:space="preserve">   Scenario set, Hard, [D], Thu</w:t>
+              <w:t xml:space="preserve">   Scenario set, Hard, [S], Tue</w:t>
             </w:r>
           </w:p>
           <w:p>
@@ -17592,7 +17490,7 @@
                 <w:sz w:val="21"/>
                 <w:szCs w:val="21"/>
               </w:rPr>
-              <w:t xml:space="preserve">Inside both segments the sale group spent 3.0 percent less, and at the other group's mix the sale customers would have averaged Rs 3,104 against Rs 3,200. The 6.1 percent is who received the sale, so repeating it as designed repeats a campaign that has shown no gain; at 15 percent off, volume would have to rise 17.6 percent just to hold revenue.</w:t>
+              <w:t xml:space="preserve">The first average treats the seven country figures alike, so New Zealand's one counted year at -7.9 weighs as much as the United Kingdom's nineteen years at 2.4: -0.5 over 7 is -0.07, which rounds to the -0.1 Reinhart and Rogoff published. The second weights each country by its counted years, 119.3 over 71 country-years, which is 1.68. Herndon, Ash and Pollin (2013, Table 3) give -0.1 for the spreadsheet as it stood and 1.7 once each of the same years counts; Reinhart and Rogoff defended equal weights, to keep one country's unusual episode from dominating. Either way the week's point stands: an average of averages carries its weights silently, and here the choice moves the answer by 1.7 points.</w:t>
             </w:r>
           </w:p>
           <w:p>
@@ -17610,7 +17508,7 @@
                 <w:sz w:val="20"/>
                 <w:szCs w:val="20"/>
               </w:rPr>
-              <w:t xml:space="preserve">A.  </w:t>
+              <w:t xml:space="preserve">B.  </w:t>
             </w:r>
             <w:r>
               <w:rPr>
@@ -17619,7 +17517,7 @@
                 <w:sz w:val="20"/>
                 <w:szCs w:val="20"/>
               </w:rPr>
-              <w:t xml:space="preserve">Credits the blend that the segment split has just contradicted.</w:t>
+              <w:t xml:space="preserve">Swaps the two: equal weight for each country is what lets one year count as much as nineteen.</w:t>
             </w:r>
           </w:p>
           <w:p>
@@ -17637,7 +17535,7 @@
                 <w:sz w:val="20"/>
                 <w:szCs w:val="20"/>
               </w:rPr>
-              <w:t xml:space="preserve">B.  </w:t>
+              <w:t xml:space="preserve">C.  </w:t>
             </w:r>
             <w:r>
               <w:rPr>
@@ -17646,7 +17544,7 @@
                 <w:sz w:val="20"/>
                 <w:szCs w:val="20"/>
               </w:rPr>
-              <w:t xml:space="preserve">More of a discount that has shown no gain is not a fix.</w:t>
+              <w:t xml:space="preserve">The weights are the whole difference: the same seven figures give -0.07 counted once each and 1.68 counted once for each year.</w:t>
             </w:r>
           </w:p>
           <w:p>
@@ -17664,7 +17562,7 @@
                 <w:sz w:val="20"/>
                 <w:szCs w:val="20"/>
               </w:rPr>
-              <w:t xml:space="preserve">C.  </w:t>
+              <w:t xml:space="preserve">D.  </w:t>
             </w:r>
             <w:r>
               <w:rPr>
@@ -17673,7 +17571,7 @@
                 <w:sz w:val="20"/>
                 <w:szCs w:val="20"/>
               </w:rPr>
-              <w:t xml:space="preserve">The campaign can be evaluated, and the split evaluates it: no gain inside either segment.</w:t>
+              <w:t xml:space="preserve">years adds up the years, 71; seven is the number of keys in the dictionary.</w:t>
             </w:r>
           </w:p>
           <w:p>
@@ -17699,7 +17597,7 @@
                 <w:sz w:val="21"/>
                 <w:szCs w:val="21"/>
               </w:rPr>
-              <w:t xml:space="preserve">I would not repeat it as designed: spend fell inside both segments and the lift is a mix effect, so Diwali should hold back a random slice inside each segment and measure the difference.</w:t>
+              <w:t xml:space="preserve">An average of averages gives every group the same vote whatever its size, so I say which weighting I used and show the other beside it; here that moves the answer from about zero to 1.7 percent.</w:t>
             </w:r>
           </w:p>
           <w:p>
@@ -17714,7 +17612,7 @@
                 <w:sz w:val="18"/>
                 <w:szCs w:val="18"/>
               </w:rPr>
-              <w:t xml:space="preserve">Anchor: Revenue rose after a discount; did the campaign work, and what would you need to know?</w:t>
+              <w:t xml:space="preserve">Anchor: Why is a rate without a denominator meaningless?</w:t>
             </w:r>
           </w:p>
         </w:tc>
@@ -17786,7 +17684,7 @@
                 <w:sz w:val="21"/>
                 <w:szCs w:val="21"/>
               </w:rPr>
-              <w:t xml:space="preserve">   Key C</w:t>
+              <w:t xml:space="preserve">   Key D</w:t>
             </w:r>
             <w:r>
               <w:rPr>
@@ -17795,7 +17693,7 @@
                 <w:sz w:val="18"/>
                 <w:szCs w:val="18"/>
               </w:rPr>
-              <w:t xml:space="preserve">   Scenario set, Medium, [F], Thu</w:t>
+              <w:t xml:space="preserve">   Scenario set, Medium, [F], Wed</w:t>
             </w:r>
           </w:p>
           <w:p>
@@ -17821,7 +17719,7 @@
                 <w:sz w:val="21"/>
                 <w:szCs w:val="21"/>
               </w:rPr>
-              <w:t xml:space="preserve">Only a random hold-out inside each segment gives two groups alike in everything but the offer: the same season, the same mix, and customers who did not choose themselves. Each of the other designs compares groups that differ in something besides the discount, a year, a segment or the kind of customer who opts in and may have bought anyway.</w:t>
+              <w:t xml:space="preserve">It is Wednesday's reconciliation applied to a formula: set what went in against what should have gone in. Twenty country rows in the sheet against a formula spanning fifteen is a gap nobody misses once it is checked. Counting the countries inside an average would not do, since no band held all 20: only ten countries ever sat above 90 percent. None of the other checks looks at the rows at all (Herndon, Ash and Pollin, 2013, note 5; Reinhart and Rogoff acknowledged the error in April 2013).</w:t>
             </w:r>
           </w:p>
           <w:p>
@@ -17848,7 +17746,7 @@
                 <w:sz w:val="20"/>
                 <w:szCs w:val="20"/>
               </w:rPr>
-              <w:t xml:space="preserve">Compares two seasons, and everything else that changed in a year, along with the discount.</w:t>
+              <w:t xml:space="preserve">A median of the wrong rows still summarises the wrong rows; nothing in the statistic shows which rows were in it.</w:t>
             </w:r>
           </w:p>
           <w:p>
@@ -17875,7 +17773,7 @@
                 <w:sz w:val="20"/>
                 <w:szCs w:val="20"/>
               </w:rPr>
-              <w:t xml:space="preserve">Repeats the monsoon mistake: Retail-Plus members spend more in any month, so the two groups differ before any offer.</w:t>
+              <w:t xml:space="preserve">A missing country leaves no point on the chart to break any pattern, so the plot looks as clean as the sheet.</w:t>
             </w:r>
           </w:p>
           <w:p>
@@ -17893,7 +17791,7 @@
                 <w:sz w:val="20"/>
                 <w:szCs w:val="20"/>
               </w:rPr>
-              <w:t xml:space="preserve">D.  </w:t>
+              <w:t xml:space="preserve">C.  </w:t>
             </w:r>
             <w:r>
               <w:rPr>
@@ -17902,7 +17800,7 @@
                 <w:sz w:val="20"/>
                 <w:szCs w:val="20"/>
               </w:rPr>
-              <w:t xml:space="preserve">Customers who opt in were keener to buy already, the confounder Thursday named.</w:t>
+              <w:t xml:space="preserve">The same formula on a copy spans the same fifteen rows and returns the same figure, so the rerun agrees with the error.</w:t>
             </w:r>
           </w:p>
           <w:p>
@@ -17928,7 +17826,7 @@
                 <w:sz w:val="21"/>
                 <w:szCs w:val="21"/>
               </w:rPr>
-              <w:t xml:space="preserve">To learn what the discount does, I hold back a random slice inside each segment, agree the measure and the window before it runs, and compare the two slices; anything else compares groups that were already different.</w:t>
+              <w:t xml:space="preserve">Before any average leaves me I check the rows it covers against the rows it should cover, the same input-equals-output check as a cleaning run, because a formula can drop five countries without an error.</w:t>
             </w:r>
           </w:p>
           <w:p>
@@ -17943,7 +17841,7 @@
                 <w:sz w:val="18"/>
                 <w:szCs w:val="18"/>
               </w:rPr>
-              <w:t xml:space="preserve">Anchor: Revenue rose after a discount; did the campaign work, and what would you need to know?</w:t>
+              <w:t xml:space="preserve">Anchor: Input 200, clean 183, rejected 14: does it reconcile, and what is the missing number?</w:t>
             </w:r>
           </w:p>
         </w:tc>
@@ -18015,7 +17913,7 @@
                 <w:sz w:val="21"/>
                 <w:szCs w:val="21"/>
               </w:rPr>
-              <w:t xml:space="preserve">   Key A</w:t>
+              <w:t xml:space="preserve">   Key D</w:t>
             </w:r>
             <w:r>
               <w:rPr>
@@ -18024,7 +17922,7 @@
                 <w:sz w:val="18"/>
                 <w:szCs w:val="18"/>
               </w:rPr>
-              <w:t xml:space="preserve">   Scenario set, Hard, [S], Tue</w:t>
+              <w:t xml:space="preserve">   True or false, Hard, [S], Thu</w:t>
             </w:r>
           </w:p>
           <w:p>
@@ -18050,7 +17948,7 @@
                 <w:sz w:val="21"/>
                 <w:szCs w:val="21"/>
               </w:rPr>
-              <w:t xml:space="preserve">The first figure averages the seven country averages, so New Zealand's single year at -7.6 percent weighs as much as the United Kingdom's nineteen years at 2.4: -0.2 over 7 countries is -0.03. The second weights each country by its years, 119.6 over 71 country-years, which is 1.68. Herndon, Ash and Pollin (2013, Tables 2 and 3) report the same two figures, 0.0 and 1.7, for these seven countries, and -0.1 once a transcription of New Zealand's growth as -7.9 is included; Reinhart and Rogoff defended weighting each country equally, to keep one country's unusual episode from dominating. What survives either view is the week's point: an average of averages carries its weights silently, and here the choice moves the answer by 1.7 points.</w:t>
+              <w:t xml:space="preserve">Members who stopped buying are the aircraft that did not come back: counting only buyers leaves them out of exactly the quarter in which they stopped. Per member the fall is Rs 1,110, 33.9 percent of Q1's Rs 3,279, about a third; per buyer it is Rs 625, 17.3 percent of Rs 3,607, about a sixth, because 6 members who bought in Q1 bought nothing in Q2. Meera's question is whether the tier is spending less, and the tier includes the members who went quiet.</w:t>
             </w:r>
           </w:p>
           <w:p>
@@ -18068,7 +17966,7 @@
                 <w:sz w:val="20"/>
                 <w:szCs w:val="20"/>
               </w:rPr>
-              <w:t xml:space="preserve">B.  </w:t>
+              <w:t xml:space="preserve">A.  </w:t>
             </w:r>
             <w:r>
               <w:rPr>
@@ -18077,7 +17975,7 @@
                 <w:sz w:val="20"/>
                 <w:szCs w:val="20"/>
               </w:rPr>
-              <w:t xml:space="preserve">Swaps the two. Equal weight for each country is what lets one year count as much as nineteen.</w:t>
+              <w:t xml:space="preserve">Right fall, wrong question: the members who stopped buying are the finding, as the aircraft that did not return carried the answer.</w:t>
             </w:r>
           </w:p>
           <w:p>
@@ -18095,7 +17993,7 @@
                 <w:sz w:val="20"/>
                 <w:szCs w:val="20"/>
               </w:rPr>
-              <w:t xml:space="preserve">C.  </w:t>
+              <w:t xml:space="preserve">B.  </w:t>
             </w:r>
             <w:r>
               <w:rPr>
@@ -18104,7 +18002,7 @@
                 <w:sz w:val="20"/>
                 <w:szCs w:val="20"/>
               </w:rPr>
-              <w:t xml:space="preserve">The weights are the whole difference: the same seven averages give -0.03 counted once each and 1.68 counted once for each year.</w:t>
+              <w:t xml:space="preserve">The two bases differ: 33.9 percent per member against 17.3 percent per buyer.</w:t>
             </w:r>
           </w:p>
           <w:p>
@@ -18122,7 +18020,7 @@
                 <w:sz w:val="20"/>
                 <w:szCs w:val="20"/>
               </w:rPr>
-              <w:t xml:space="preserve">D.  </w:t>
+              <w:t xml:space="preserve">C.  </w:t>
             </w:r>
             <w:r>
               <w:rPr>
@@ -18131,7 +18029,7 @@
                 <w:sz w:val="20"/>
                 <w:szCs w:val="20"/>
               </w:rPr>
-              <w:t xml:space="preserve">years adds up the years, 71; seven is the number of keys in the dictionary.</w:t>
+              <w:t xml:space="preserve">Fewer buyers lift the Q2 average rather than lower it; per buyer the fall is 17.3 percent.</w:t>
             </w:r>
           </w:p>
           <w:p>
@@ -18157,7 +18055,7 @@
                 <w:sz w:val="21"/>
                 <w:szCs w:val="21"/>
               </w:rPr>
-              <w:t xml:space="preserve">An average of averages gives every group the same vote whatever its size, so I say which weighting I used and show the other beside it; here that moves the answer from about zero to 1.7 percent.</w:t>
+              <w:t xml:space="preserve">Before I average I ask who is missing from the denominator; per member all 22 count, so the members who stopped buying show up as the fall they are, where the per-buyer figure hides half of it.</w:t>
             </w:r>
           </w:p>
           <w:p>
@@ -18172,7 +18070,7 @@
                 <w:sz w:val="18"/>
                 <w:szCs w:val="18"/>
               </w:rPr>
-              <w:t xml:space="preserve">Anchor: Why is a rate without a denominator meaningless?</w:t>
+              <w:t xml:space="preserve">Anchor: How do you handle missing data?</w:t>
             </w:r>
           </w:p>
         </w:tc>
@@ -18244,7 +18142,7 @@
                 <w:sz w:val="21"/>
                 <w:szCs w:val="21"/>
               </w:rPr>
-              <w:t xml:space="preserve">   Key A</w:t>
+              <w:t xml:space="preserve">   Key B</w:t>
             </w:r>
             <w:r>
               <w:rPr>
@@ -18253,7 +18151,7 @@
                 <w:sz w:val="18"/>
                 <w:szCs w:val="18"/>
               </w:rPr>
-              <w:t xml:space="preserve">   Scenario set, Medium, [F], Wed</w:t>
+              <w:t xml:space="preserve">   One correct option, Medium, [S], Wed</w:t>
             </w:r>
           </w:p>
           <w:p>
@@ -18279,7 +18177,7 @@
                 <w:sz w:val="21"/>
                 <w:szCs w:val="21"/>
               </w:rPr>
-              <w:t xml:space="preserve">It is Wednesday's reconciliation applied to a formula: count what went in against what should have gone in. Twenty countries in the sheet against fifteen in the average is a gap nobody misses once it is counted, and none of the other checks looks at the rows at all (Herndon, Ash and Pollin, 2013, note 5; Reinhart and Rogoff acknowledged the error in April 2013).</w:t>
+              <w:t xml:space="preserve">Two methods that should agree and do not are a reconciliation waiting to be done, the same move as Wednesday's two Q1 figures: neither is right by rank until the gap is explained. Here the gap led to the units, a value read across a boundary without its unit, which is why Wednesday converts on purpose, once, and names the unit. The board's report says the discrepancies were reported only informally and not resolved, and it names inadequate communication between project elements among the contributing causes.</w:t>
             </w:r>
           </w:p>
           <w:p>
@@ -18297,7 +18195,7 @@
                 <w:sz w:val="20"/>
                 <w:szCs w:val="20"/>
               </w:rPr>
-              <w:t xml:space="preserve">B.  </w:t>
+              <w:t xml:space="preserve">A.  </w:t>
             </w:r>
             <w:r>
               <w:rPr>
@@ -18306,7 +18204,7 @@
                 <w:sz w:val="20"/>
                 <w:szCs w:val="20"/>
               </w:rPr>
-              <w:t xml:space="preserve">A median of the wrong rows still summarises the wrong rows; nothing in the statistic shows which rows were in it.</w:t>
+              <w:t xml:space="preserve">More data carrying the same mismodelled thrust is more of the same error, the dashboard trusted over the books because it refreshes daily.</w:t>
             </w:r>
           </w:p>
           <w:p>
@@ -18333,7 +18231,7 @@
                 <w:sz w:val="20"/>
                 <w:szCs w:val="20"/>
               </w:rPr>
-              <w:t xml:space="preserve">A missing country leaves no point on the chart to break any pattern, so the plot looks as clean as the sheet.</w:t>
+              <w:t xml:space="preserve">Averaging a right figure with a wrong one gives a third figure that is wrong, Anand's objection to averaging the dashboard with the books.</w:t>
             </w:r>
           </w:p>
           <w:p>
@@ -18360,7 +18258,7 @@
                 <w:sz w:val="20"/>
                 <w:szCs w:val="20"/>
               </w:rPr>
-              <w:t xml:space="preserve">Rounding hides small slips and never reveals a missing row.</w:t>
+              <w:t xml:space="preserve">The solution that looked safest misled: the craft was lower than planned, as the Doppler-only solutions suggested, and the board put its lowest point at 57 km against a planned 226 km.</w:t>
             </w:r>
           </w:p>
           <w:p>
@@ -18386,7 +18284,7 @@
                 <w:sz w:val="21"/>
                 <w:szCs w:val="21"/>
               </w:rPr>
-              <w:t xml:space="preserve">Before any average leaves me I count the rows it covers against the rows it should cover, the same input-equals-output check as a cleaning run, because a formula can drop five countries without an error.</w:t>
+              <w:t xml:space="preserve">When two figures that should agree do not, the disagreement is the finding: I trace it before anyone acts on either, and I check units at every hand-off between teams, because a value can parse perfectly and still be in the wrong unit.</w:t>
             </w:r>
           </w:p>
           <w:p>
@@ -18401,7 +18299,7 @@
                 <w:sz w:val="18"/>
                 <w:szCs w:val="18"/>
               </w:rPr>
-              <w:t xml:space="preserve">Anchor: Input 200, clean 183, rejected 14: does it reconcile, and what is the missing number?</w:t>
+              <w:t xml:space="preserve">Anchor: Finance and your dashboard disagree; what do you do?</w:t>
             </w:r>
           </w:p>
         </w:tc>
@@ -18473,7 +18371,7 @@
                 <w:sz w:val="21"/>
                 <w:szCs w:val="21"/>
               </w:rPr>
-              <w:t xml:space="preserve">   Key C</w:t>
+              <w:t xml:space="preserve">   Key B, E</w:t>
             </w:r>
             <w:r>
               <w:rPr>
@@ -18482,7 +18380,7 @@
                 <w:sz w:val="18"/>
                 <w:szCs w:val="18"/>
               </w:rPr>
-              <w:t xml:space="preserve">   One correct option, Medium, [S], Wed</w:t>
+              <w:t xml:space="preserve">   More than one correct, Medium, [F], Thu</w:t>
             </w:r>
           </w:p>
           <w:p>
@@ -18508,7 +18406,7 @@
                 <w:sz w:val="21"/>
                 <w:szCs w:val="21"/>
               </w:rPr>
-              <w:t xml:space="preserve">Two methods that should agree and do not are a reconciliation waiting to be done, the same move as Wednesday's two Q1 figures: neither is right by rank until the gap is explained. Here the gap led to the units, a value read across a boundary without its unit, which is why Wednesday converts on purpose, once, and names the unit. The board's report says the discrepancies were reported only informally and not resolved, and it names inadequate communication between project elements among the contributing causes.</w:t>
+              <w:t xml:space="preserve">Two things let an unrelated term fit. The season drives both basketball and flu, so the term tracks the calendar, a shared cause of the kind Thursday called a confounder; the authors call the first version of the model "part flu detector, part winter detector". And with 50 million candidates tried against 1,152 points, some will fit by chance alone, the arithmetic of Thursday's twenty invented segments, one of which came back small with nothing going on. The model also missed the 2009 H1N1 pandemic, which did not follow the winter, and from August 2011 it ran high in 100 of 108 weeks.</w:t>
             </w:r>
           </w:p>
           <w:p>
@@ -18535,7 +18433,7 @@
                 <w:sz w:val="20"/>
                 <w:szCs w:val="20"/>
               </w:rPr>
-              <w:t xml:space="preserve">Averaging a right figure with a wrong one gives a third figure that is wrong, Anand's objection to averaging the dashboard with the books.</w:t>
+              <w:t xml:space="preserve">Invents a causal path the data never tested; the paper calls such terms unrelated to the flu.</w:t>
             </w:r>
           </w:p>
           <w:p>
@@ -18553,7 +18451,7 @@
                 <w:sz w:val="20"/>
                 <w:szCs w:val="20"/>
               </w:rPr>
-              <w:t xml:space="preserve">B.  </w:t>
+              <w:t xml:space="preserve">C.  </w:t>
             </w:r>
             <w:r>
               <w:rPr>
@@ -18562,7 +18460,7 @@
                 <w:sz w:val="20"/>
                 <w:szCs w:val="20"/>
               </w:rPr>
-              <w:t xml:space="preserve">Trusting the estimate with more data, when that data carried the mismodelled thrust, is the dashboard trusted over the books because it refreshes daily.</w:t>
+              <w:t xml:space="preserve">The CDC's surveillance figures were the target the model was built to predict, and the paper reports the model's errors against them.</w:t>
             </w:r>
           </w:p>
           <w:p>
@@ -18589,7 +18487,7 @@
                 <w:sz w:val="20"/>
                 <w:szCs w:val="20"/>
               </w:rPr>
-              <w:t xml:space="preserve">Widening the tolerance turns an unexplained difference into an accepted one; after the loss the board estimated the orbit's lowest point at 57 km against a planned 226 km.</w:t>
+              <w:t xml:space="preserve">Search volume measures searching, which is why the model drifted when search behaviour changed.</w:t>
             </w:r>
           </w:p>
           <w:p>
@@ -18615,7 +18513,7 @@
                 <w:sz w:val="21"/>
                 <w:szCs w:val="21"/>
               </w:rPr>
-              <w:t xml:space="preserve">When two figures that should agree do not, the disagreement is the finding: I trace it before anyone acts on either, and I check units at every hand-off between teams, because a value can parse perfectly and still be in the wrong unit.</w:t>
+              <w:t xml:space="preserve">A proxy that fits on the season can be a winter detector, and a fit found among millions of tries can be chance, so I test a correlation on data it was not chosen on, and against a simple baseline, before I trust it.</w:t>
             </w:r>
           </w:p>
           <w:p>
@@ -18630,7 +18528,7 @@
                 <w:sz w:val="18"/>
                 <w:szCs w:val="18"/>
               </w:rPr>
-              <w:t xml:space="preserve">Anchor: Finance and your dashboard disagree; what do you do?</w:t>
+              <w:t xml:space="preserve">Anchor: Revenue rose after a discount; did the campaign work, and what would you need to know?</w:t>
             </w:r>
           </w:p>
         </w:tc>
@@ -18702,7 +18600,7 @@
                 <w:sz w:val="21"/>
                 <w:szCs w:val="21"/>
               </w:rPr>
-              <w:t xml:space="preserve">   Key B, E</w:t>
+              <w:t xml:space="preserve">   Key B</w:t>
             </w:r>
             <w:r>
               <w:rPr>
@@ -18711,7 +18609,7 @@
                 <w:sz w:val="18"/>
                 <w:szCs w:val="18"/>
               </w:rPr>
-              <w:t xml:space="preserve">   More than one correct, Hard, [F], Thu</w:t>
+              <w:t xml:space="preserve">   One correct option, Medium, [S], Thu</w:t>
             </w:r>
           </w:p>
           <w:p>
@@ -18737,7 +18635,7 @@
                 <w:sz w:val="21"/>
                 <w:szCs w:val="21"/>
               </w:rPr>
-              <w:t xml:space="preserve">Two things let an unrelated term fit. The season drives both basketball and flu, so the term tracks the calendar, a shared cause of the kind Thursday called a confounder; the authors call the first version of the model "part flu detector, part winter detector". And with 50 million candidates tried against 1,152 points, some will fit by chance alone, the arithmetic of Thursday's twenty invented segments, one of which came back small with nothing going on. The model also missed the 2009 H1N1 pandemic, which did not follow the winter, and from August 2011 it ran high in 100 of 108 weeks.</w:t>
+              <w:t xml:space="preserve">The ladder's first rung applies to good news too: confirm the change is real before acting on it. Such alerts usually signal a bug, the article says, so the first checks are the plumbing: revenue logged the same way in both groups, users split as planned, nothing broken in either version. In Bing's case the alert was no bug: the checks passed, and the analysis showed revenue up 12 percent, more than 100 million US dollars a year in the United States alone, without hurting key user-experience metrics, the best revenue idea in Bing's history.</w:t>
             </w:r>
           </w:p>
           <w:p>
@@ -18764,7 +18662,7 @@
                 <w:sz w:val="20"/>
                 <w:szCs w:val="20"/>
               </w:rPr>
-              <w:t xml:space="preserve">Invents a causal path the data never tested; the paper calls such terms unrelated to the flu.</w:t>
+              <w:t xml:space="preserve">Acts on a number nobody has confirmed; if the lift were a logging bug, every user would get the bug.</w:t>
             </w:r>
           </w:p>
           <w:p>
@@ -18791,7 +18689,7 @@
                 <w:sz w:val="20"/>
                 <w:szCs w:val="20"/>
               </w:rPr>
-              <w:t xml:space="preserve">The CDC's surveillance figures were the target the model was built to predict, and the paper reports the model's errors against them.</w:t>
+              <w:t xml:space="preserve">The reflex that kills the best ideas: the checks are cheap, and here they showed the lift was real.</w:t>
             </w:r>
           </w:p>
           <w:p>
@@ -18818,7 +18716,7 @@
                 <w:sz w:val="20"/>
                 <w:szCs w:val="20"/>
               </w:rPr>
-              <w:t xml:space="preserve">Search volume measures searching, which is why the model drifted when search behaviour changed.</w:t>
+              <w:t xml:space="preserve">A quarter's wait checks nothing that a look at the logging and the split would not check within the hour.</w:t>
             </w:r>
           </w:p>
           <w:p>
@@ -18844,7 +18742,7 @@
                 <w:sz w:val="21"/>
                 <w:szCs w:val="21"/>
               </w:rPr>
-              <w:t xml:space="preserve">A proxy that fits on the season can be a winter detector, and a fit found among millions of tries can be chance, so I test a correlation on data it was not chosen on, and against a simple baseline, before I trust it.</w:t>
+              <w:t xml:space="preserve">A result that looks too good gets the same first rung as a drop that looks too bad: I confirm the logging and the split before I believe it, then size the lift and check the guardrail metrics before anyone ships it.</w:t>
             </w:r>
           </w:p>
           <w:p>
@@ -18859,7 +18757,7 @@
                 <w:sz w:val="18"/>
                 <w:szCs w:val="18"/>
               </w:rPr>
-              <w:t xml:space="preserve">Anchor: Revenue rose after a discount; did the campaign work, and what would you need to know?</w:t>
+              <w:t xml:space="preserve">Anchor: How do you know whether a change in a metric is significant?</w:t>
             </w:r>
           </w:p>
         </w:tc>
@@ -18931,7 +18829,7 @@
                 <w:sz w:val="21"/>
                 <w:szCs w:val="21"/>
               </w:rPr>
-              <w:t xml:space="preserve">   Key B</w:t>
+              <w:t xml:space="preserve">   Key A fall of 2.5 percent.</w:t>
             </w:r>
             <w:r>
               <w:rPr>
@@ -18940,7 +18838,7 @@
                 <w:sz w:val="18"/>
                 <w:szCs w:val="18"/>
               </w:rPr>
-              <w:t xml:space="preserve">   One correct option, Hard, [S], Thu</w:t>
+              <w:t xml:space="preserve">   Scenario set, Hard, [D], Thu</w:t>
             </w:r>
           </w:p>
           <w:p>
@@ -18966,7 +18864,7 @@
                 <w:sz w:val="21"/>
                 <w:szCs w:val="21"/>
               </w:rPr>
-              <w:t xml:space="preserve">The ladder's first rung applies to good news too: confirm the change is real before acting on it. Such alerts usually signal a bug, the article says, so the first checks are the plumbing: revenue logged the same way in both groups, users split as planned, nothing broken in either version. In Bing's case the checks passed, and the analysis showed revenue up 12 percent, more than 100 million US dollars a year in the United States alone, without hurting key user-experience metrics: the best revenue idea in Bing's history.</w:t>
+              <w:t xml:space="preserve">Members and regular customers each spent less with the offer, Rs 1,470 against Rs 1,500 and Rs 580 against Rs 600, yet the offer group's blend rose 6.8 percent, because half of it were members against four in ten of the rest. Set at the no-offer group's mix, 400 members in 1,000, the offer group spends 0.4 times 1,470 plus 0.6 times 580, which is 588 plus 348, Rs 936, a fall of 2.5 percent against Rs 960: the lift was the mix of who received the offer.</w:t>
             </w:r>
           </w:p>
           <w:p>
@@ -18984,7 +18882,7 @@
                 <w:sz w:val="20"/>
                 <w:szCs w:val="20"/>
               </w:rPr>
-              <w:t xml:space="preserve">A.  </w:t>
+              <w:t xml:space="preserve">A FALL OF 2.0 PERCENT.  </w:t>
             </w:r>
             <w:r>
               <w:rPr>
@@ -18993,7 +18891,7 @@
                 <w:sz w:val="20"/>
                 <w:szCs w:val="20"/>
               </w:rPr>
-              <w:t xml:space="preserve">Acts on a number nobody has confirmed; if the lift were a logging bug, every user would get the bug.</w:t>
+              <w:t xml:space="preserve">Members alone, 1,470 against 1,500.</w:t>
             </w:r>
           </w:p>
           <w:p>
@@ -19011,7 +18909,7 @@
                 <w:sz w:val="20"/>
                 <w:szCs w:val="20"/>
               </w:rPr>
-              <w:t xml:space="preserve">C.  </w:t>
+              <w:t xml:space="preserve">A FALL OF 2.4 PERCENT.  </w:t>
             </w:r>
             <w:r>
               <w:rPr>
@@ -19020,7 +18918,7 @@
                 <w:sz w:val="20"/>
                 <w:szCs w:val="20"/>
               </w:rPr>
-              <w:t xml:space="preserve">The reflex that kills the best ideas: the checks are cheap, and here they would have shown the lift was real.</w:t>
+              <w:t xml:space="preserve">Sets the no-offer group at the offer group's half-and-half mix, where the item asks for the no-offer group's mix.</w:t>
             </w:r>
           </w:p>
           <w:p>
@@ -19038,7 +18936,7 @@
                 <w:sz w:val="20"/>
                 <w:szCs w:val="20"/>
               </w:rPr>
-              <w:t xml:space="preserve">D.  </w:t>
+              <w:t xml:space="preserve">A FALL OF 3.3 PERCENT.  </w:t>
             </w:r>
             <w:r>
               <w:rPr>
@@ -19047,7 +18945,34 @@
                 <w:sz w:val="20"/>
                 <w:szCs w:val="20"/>
               </w:rPr>
-              <w:t xml:space="preserve">A quarter's wait checks nothing that a look at the logging and the split would not check within the hour.</w:t>
+              <w:t xml:space="preserve">Regular customers alone, 580 against 600.</w:t>
+            </w:r>
+          </w:p>
+          <w:p>
+            <w:pPr>
+              <w:keepNext/>
+              <w:spacing w:after="40" w:line="264"/>
+              <w:ind w:left="360" w:hanging="360"/>
+            </w:pPr>
+            <w:r>
+              <w:rPr>
+                <w:rFonts w:ascii="Arial" w:cs="Arial" w:eastAsia="Arial" w:hAnsi="Arial"/>
+                <w:b/>
+                <w:bCs/>
+                <w:color w:val="1C1B16"/>
+                <w:sz w:val="20"/>
+                <w:szCs w:val="20"/>
+              </w:rPr>
+              <w:t xml:space="preserve">A RISE OF 6.8 PERCENT.  </w:t>
+            </w:r>
+            <w:r>
+              <w:rPr>
+                <w:rFonts w:ascii="Arial" w:cs="Arial" w:eastAsia="Arial" w:hAnsi="Arial"/>
+                <w:color w:val="1C1B16"/>
+                <w:sz w:val="20"/>
+                <w:szCs w:val="20"/>
+              </w:rPr>
+              <w:t xml:space="preserve">The blend as it came, with half the offer group members against four in ten of the rest.</w:t>
             </w:r>
           </w:p>
           <w:p>
@@ -19073,7 +18998,7 @@
                 <w:sz w:val="21"/>
                 <w:szCs w:val="21"/>
               </w:rPr>
-              <w:t xml:space="preserve">A result that looks too good gets the same first rung as a drop that looks too bad: I confirm the logging and the split before I believe it, then size the lift and check the guardrail metrics before anyone ships it.</w:t>
+              <w:t xml:space="preserve">A total can rise while every tier falls when the mix shifts, so I set both groups at one mix before I credit an offer; here the offer group at the other group's mix spends 2.5 percent less.</w:t>
             </w:r>
           </w:p>
           <w:p>
@@ -19088,7 +19013,7 @@
                 <w:sz w:val="18"/>
                 <w:szCs w:val="18"/>
               </w:rPr>
-              <w:t xml:space="preserve">Anchor: How do you know whether a change in a metric is significant?</w:t>
+              <w:t xml:space="preserve">Anchor: Revenue rose after a discount; did the campaign work, and what would you need to know?</w:t>
             </w:r>
           </w:p>
         </w:tc>
@@ -19169,7 +19094,7 @@
                 <w:sz w:val="18"/>
                 <w:szCs w:val="18"/>
               </w:rPr>
-              <w:t xml:space="preserve">   True or false, Hard, [S], Thu</w:t>
+              <w:t xml:space="preserve">   Scenario set, Hard, [D], Thu</w:t>
             </w:r>
           </w:p>
           <w:p>
@@ -19195,7 +19120,7 @@
                 <w:sz w:val="21"/>
                 <w:szCs w:val="21"/>
               </w:rPr>
-              <w:t xml:space="preserve">Members who stopped buying are the aircraft that did not come back: counting only buyers leaves them out of exactly the quarter in which they stopped. Per member the fall is Rs 1,110, about a third of Q1's figure; per buyer it is Rs 625, about a sixth, because six members bought nothing in Q2 against two in Q1. Meera's question is whether the tier is spending less, and the tier includes the members who went quiet.</w:t>
+              <w:t xml:space="preserve">Inside both tiers the offer group spent less, so last month's lift was who received the offer, and nothing in the table shows the offer adding spend. A deeper cut asks more: at 25 percent off every order brings in 0.75 of its price, so orders must rise by 1 over 0.75, a third, just to hold revenue, where a 20 percent cut needed a quarter. The honest advice is not to repeat it as it ran, and to test it on a random hold-back inside each tier first.</w:t>
             </w:r>
           </w:p>
           <w:p>
@@ -19222,7 +19147,7 @@
                 <w:sz w:val="20"/>
                 <w:szCs w:val="20"/>
               </w:rPr>
-              <w:t xml:space="preserve">Treats a real zero as noise. A member who stopped buying is the finding, as the aircraft that did not return carried the answer.</w:t>
+              <w:t xml:space="preserve">Credits the blend the tier split has just contradicted, and deepens the cut the break-even punishes.</w:t>
             </w:r>
           </w:p>
           <w:p>
@@ -19249,7 +19174,7 @@
                 <w:sz w:val="20"/>
                 <w:szCs w:val="20"/>
               </w:rPr>
-              <w:t xml:space="preserve">Changes the question to fit the data. The head of Retail-Plus asked about his members, all 22 of them.</w:t>
+              <w:t xml:space="preserve">Right advice, wrong arithmetic: 25 percent off needs 1 over 0.75, a rise of a third; a quarter is the break-even for 20 percent off.</w:t>
             </w:r>
           </w:p>
           <w:p>
@@ -19276,7 +19201,7 @@
                 <w:sz w:val="20"/>
                 <w:szCs w:val="20"/>
               </w:rPr>
-              <w:t xml:space="preserve">Right that the per-buyer denominators differ, wrong about what follows: per member uses 22 in both quarters and compares cleanly, and the per-buyer version is the one whose base moves.</w:t>
+              <w:t xml:space="preserve">Confuses how much members spend with what the offer does to it: members with the offer spent less than members without it.</w:t>
             </w:r>
           </w:p>
           <w:p>
@@ -19302,7 +19227,7 @@
                 <w:sz w:val="21"/>
                 <w:szCs w:val="21"/>
               </w:rPr>
-              <w:t xml:space="preserve">Before I average I ask who is missing from the denominator; per member all 22 count, so the members who stopped buying show up as the fall they are, where the per-buyer figure hides half of it.</w:t>
+              <w:t xml:space="preserve">I would not repeat it as it ran: spend fell inside both tiers, so the lift was the mix, and at 25 percent off orders must rise by a third just to hold revenue; I would test it on a random hold-back inside each tier first.</w:t>
             </w:r>
           </w:p>
           <w:p>
@@ -19317,7 +19242,7 @@
                 <w:sz w:val="18"/>
                 <w:szCs w:val="18"/>
               </w:rPr>
-              <w:t xml:space="preserve">Anchor: How do you handle missing data?</w:t>
+              <w:t xml:space="preserve">Anchor: Revenue rose after a discount; did the campaign work, and what would you need to know?</w:t>
             </w:r>
           </w:p>
         </w:tc>
@@ -19424,7 +19349,7 @@
                 <w:sz w:val="21"/>
                 <w:szCs w:val="21"/>
               </w:rPr>
-              <w:t xml:space="preserve">The function prints the status and has no return statement, so it hands back None, str(None) is the text 'None', and that is the tool result the model reads. The status appears only on the console, where neither the customer nor the model sees it. Nothing raises an error, the conversation goes on, and the share of conversations resolved falls with no trace in any error log: Tuesday's print-against-return trap, one layer further from anyone who would notice.</w:t>
+              <w:t xml:space="preserve">For a known order the function returns the status. For 1099 it prints a line to the console and runs off its end, so it hands back None, and str(None) is the text 'None': the model reads 'None' and may tell the customer it cannot find anything, or guess. Nothing raises an error, so try and except catch nothing; the fix is to return the "not found" message the function now only prints. It is Tuesday's print-against-return trap, one layer further from anyone who would notice.</w:t>
             </w:r>
           </w:p>
           <w:p>
@@ -19451,7 +19376,7 @@
                 <w:sz w:val="20"/>
                 <w:szCs w:val="20"/>
               </w:rPr>
-              <w:t xml:space="preserve">What the author meant, and what return status delivers. Printing shows a value; only return hands it back.</w:t>
+              <w:t xml:space="preserve">The printed line goes to the console; the caller receives the return value, which is None.</w:t>
             </w:r>
           </w:p>
           <w:p>
@@ -19478,7 +19403,7 @@
                 <w:sz w:val="20"/>
                 <w:szCs w:val="20"/>
               </w:rPr>
-              <w:t xml:space="preserve">The printed line goes to the console. The caller receives the return value, which is None.</w:t>
+              <w:t xml:space="preserve">Would pass on whatever last reached the console, which is a log, never a result.</w:t>
             </w:r>
           </w:p>
           <w:p>
@@ -19505,7 +19430,7 @@
                 <w:sz w:val="20"/>
                 <w:szCs w:val="20"/>
               </w:rPr>
-              <w:t xml:space="preserve">str(None) is the four-letter text 'None', and no error is raised, which is why the fault is silent.</w:t>
+              <w:t xml:space="preserve">No error is raised: str(None) is the four-letter text 'None', which is why the fault is silent.</w:t>
             </w:r>
           </w:p>
           <w:p>
@@ -19531,7 +19456,7 @@
                 <w:sz w:val="21"/>
                 <w:szCs w:val="21"/>
               </w:rPr>
-              <w:t xml:space="preserve">A tool must return its result, because the agent passes on the return value and never the console; I test each tool on what it returns, and I log the tool result the model actually received.</w:t>
+              <w:t xml:space="preserve">A tool must return its result, because the agent passes on the return value and never the console; I test each tool on what it returns, the unknown cases included, and I log the tool result the model actually received.</w:t>
             </w:r>
           </w:p>
           <w:p>
@@ -19627,7 +19552,7 @@
                 <w:sz w:val="18"/>
                 <w:szCs w:val="18"/>
               </w:rPr>
-              <w:t xml:space="preserve">   One correct option, Medium, [SV], Tue</w:t>
+              <w:t xml:space="preserve">   One correct option, Hard, [SV], Tue</w:t>
             </w:r>
           </w:p>
           <w:p>
@@ -19653,7 +19578,7 @@
                 <w:sz w:val="21"/>
                 <w:szCs w:val="21"/>
               </w:rPr>
-              <w:t xml:space="preserve">A default value is built once, when Python defines the function, so every call that uses the default appends to the same list: customer B's call sends A's question and the model's reply to A before B's own message, and the list grows with every conversation the server handles, so the token bill grows with it. history=None, with a new list made inside when it is None, gives each conversation its own list.</w:t>
+              <w:t xml:space="preserve">A default value is built once, when Python defines the function, so every call that uses it appends to the same list. A's call sends 1 message and appends the reply; B's sends 3; C's appends its question and sends 5, two of them A's and two B's, and the bill grows with every conversation the server handles. history=None, with a new list made inside when it is None, gives each conversation its own list; in a real agent the list lives under the conversation's id.</w:t>
             </w:r>
           </w:p>
           <w:p>
@@ -19680,7 +19605,7 @@
                 <w:sz w:val="20"/>
                 <w:szCs w:val="20"/>
               </w:rPr>
-              <w:t xml:space="preserve">A module-level list is the same shared list, written in plain sight.</w:t>
+              <w:t xml:space="preserve">The empty list in the definition is made once, when the function is defined, and never again.</w:t>
             </w:r>
           </w:p>
           <w:p>
@@ -19707,7 +19632,7 @@
                 <w:sz w:val="20"/>
                 <w:szCs w:val="20"/>
               </w:rPr>
-              <w:t xml:space="preserve">Trimming caps the leak and keeps it: the last 20 messages can still belong to other customers.</w:t>
+              <w:t xml:space="preserve">Counts the three questions and forgets the two replies; trimming keeps other customers' messages in the list anyway.</w:t>
             </w:r>
           </w:p>
           <w:p>
@@ -19734,7 +19659,7 @@
                 <w:sz w:val="20"/>
                 <w:szCs w:val="20"/>
               </w:rPr>
-              <w:t xml:space="preserve">Errors are not what fills the list; every successful call does.</w:t>
+              <w:t xml:space="preserve">Right count, wrong fix: a module-level list is the same shared list, written in plain sight.</w:t>
             </w:r>
           </w:p>
           <w:p>
@@ -19882,7 +19807,7 @@
                 <w:sz w:val="21"/>
                 <w:szCs w:val="21"/>
               </w:rPr>
-              <w:t xml:space="preserve">One looping conversation is 81 percent of the shift's Rs 51.60, so the mean, Rs 7.37, is four and a half times what a typical conversation costs and swings with every loop; the median, Rs 1.60, moves only when typical conversations get dearer. C-07 is a real cost and stays in the log and the bill, and what stops the next one is a control on the run itself, a cap on model calls per conversation, which is Monday's refusal to let one bulk order speak for every order, in an agent.</w:t>
+              <w:t xml:space="preserve">Sorted, the seven costs are 1.20, 1.20, 1.20, 1.60, 1.60, 2.00 and 42.00, so the median, the fourth, is Rs 1.60, and it moves only when typical conversations get dearer; the mean, Rs 7.26, is four and a half times a typical conversation and swings with every loop. C-07 is a real cost and stays in the log. Capped at 5 calls it would have cost 5 times Rs 0.40, Rs 2.00, so the cap saves Rs 42.00 less Rs 2.00, Rs 40.00: Monday's refusal to let one bulk order speak for every order, in an agent, with the control that stops the next loop.</w:t>
             </w:r>
           </w:p>
           <w:p>
@@ -19909,7 +19834,7 @@
                 <w:sz w:val="20"/>
                 <w:szCs w:val="20"/>
               </w:rPr>
-              <w:t xml:space="preserve">Right for the bill and wrong for "typical": the mean moves with the one conversation that looped.</w:t>
+              <w:t xml:space="preserve">Right saving, wrong typical: the mean moves with the one conversation that looped.</w:t>
             </w:r>
           </w:p>
           <w:p>
@@ -19936,7 +19861,7 @@
                 <w:sz w:val="20"/>
                 <w:szCs w:val="20"/>
               </w:rPr>
-              <w:t xml:space="preserve">Deleting C-07 removes a real cost from the bill Finance will pay; the median needs no deletion to ignore it.</w:t>
+              <w:t xml:space="preserve">Drops a real run to reach the typical cost, when the median needs no deletion to resist it.</w:t>
             </w:r>
           </w:p>
           <w:p>
@@ -19963,7 +19888,7 @@
                 <w:sz w:val="20"/>
                 <w:szCs w:val="20"/>
               </w:rPr>
-              <w:t xml:space="preserve">Reaches the right number the wrong way, by dropping a real run, and does nothing to stop the next loop.</w:t>
+              <w:t xml:space="preserve">Forgets that the capped conversation still pays for its 5 calls, Rs 2.00.</w:t>
             </w:r>
           </w:p>
           <w:p>
@@ -19989,7 +19914,7 @@
                 <w:sz w:val="21"/>
                 <w:szCs w:val="21"/>
               </w:rPr>
-              <w:t xml:space="preserve">The typical cost is the median and the bill is the sum with every run in it; a looping run is stopped by a cap on model calls per conversation, never by deleting it from the log.</w:t>
+              <w:t xml:space="preserve">The typical cost is the median, Rs 1.60, with every run left in the log; a cap on model calls stops the next loop, and here it would have saved Rs 40.00 of the shift's Rs 50.80.</w:t>
             </w:r>
           </w:p>
           <w:p>
@@ -20076,7 +20001,7 @@
                 <w:sz w:val="21"/>
                 <w:szCs w:val="21"/>
               </w:rPr>
-              <w:t xml:space="preserve">   Key D (WHERE)</w:t>
+              <w:t xml:space="preserve">   Key A</w:t>
             </w:r>
             <w:r>
               <w:rPr>
@@ -20085,7 +20010,7 @@
                 <w:sz w:val="18"/>
                 <w:szCs w:val="18"/>
               </w:rPr>
-              <w:t xml:space="preserve">   Fill in the blank, Medium, [S], Wed</w:t>
+              <w:t xml:space="preserve">   One correct option, Hard, [S], Wed</w:t>
             </w:r>
           </w:p>
           <w:p>
@@ -20111,7 +20036,7 @@
                 <w:sz w:val="21"/>
                 <w:szCs w:val="21"/>
               </w:rPr>
-              <w:t xml:space="preserve">A filter on single rows runs before grouping, and that is WHERE: it keeps the failed calls so that GROUP BY counts only them.</w:t>
+              <w:t xml:space="preserve">WHERE keeps single rows before grouping: calls whose status is not ok, errors and timeouts alike, in the week of 21 to 27 September. GROUP BY then counts them per tool, 12 plus 22 is 34 for order_status, 35 plus 3 is 38 for refund and 9 plus 18 is 27 for handover, and HAVING, which runs on the groups, keeps the tools at 30 or more. Handover's 27 falls under Kavya's floor, and the earlier week's rows never enter.</w:t>
             </w:r>
           </w:p>
           <w:p>
@@ -20129,7 +20054,7 @@
                 <w:sz w:val="20"/>
                 <w:szCs w:val="20"/>
               </w:rPr>
-              <w:t xml:space="preserve">HAVING.  </w:t>
+              <w:t xml:space="preserve">B.  </w:t>
             </w:r>
             <w:r>
               <w:rPr>
@@ -20138,7 +20063,7 @@
                 <w:sz w:val="20"/>
                 <w:szCs w:val="20"/>
               </w:rPr>
-              <w:t xml:space="preserve">HAVING filters groups after GROUP BY; on a plain column such as status it fails, since status is not grouped.</w:t>
+              <w:t xml:space="preserve">Counts only status 'error', so the timeouts, the calls that failed worst, drop out of the failures.</w:t>
             </w:r>
           </w:p>
           <w:p>
@@ -20156,7 +20081,7 @@
                 <w:sz w:val="20"/>
                 <w:szCs w:val="20"/>
               </w:rPr>
-              <w:t xml:space="preserve">ON.  </w:t>
+              <w:t xml:space="preserve">C.  </w:t>
             </w:r>
             <w:r>
               <w:rPr>
@@ -20165,7 +20090,34 @@
                 <w:sz w:val="20"/>
                 <w:szCs w:val="20"/>
               </w:rPr>
-              <w:t xml:space="preserve">ON belongs to a join, and this query joins nothing.</w:t>
+              <w:t xml:space="preserve">Drops the date filter, so the earlier week's calls join this week's.</w:t>
+            </w:r>
+          </w:p>
+          <w:p>
+            <w:pPr>
+              <w:keepNext/>
+              <w:spacing w:after="40" w:line="264"/>
+              <w:ind w:left="360" w:hanging="360"/>
+            </w:pPr>
+            <w:r>
+              <w:rPr>
+                <w:rFonts w:ascii="Arial" w:cs="Arial" w:eastAsia="Arial" w:hAnsi="Arial"/>
+                <w:b/>
+                <w:bCs/>
+                <w:color w:val="1C1B16"/>
+                <w:sz w:val="20"/>
+                <w:szCs w:val="20"/>
+              </w:rPr>
+              <w:t xml:space="preserve">D.  </w:t>
+            </w:r>
+            <w:r>
+              <w:rPr>
+                <w:rFonts w:ascii="Arial" w:cs="Arial" w:eastAsia="Arial" w:hAnsi="Arial"/>
+                <w:color w:val="1C1B16"/>
+                <w:sz w:val="20"/>
+                <w:szCs w:val="20"/>
+              </w:rPr>
+              <w:t xml:space="preserve">Stops before HAVING, which is what removes the tool under 30.</w:t>
             </w:r>
           </w:p>
           <w:p>
@@ -20191,7 +20143,7 @@
                 <w:sz w:val="21"/>
                 <w:szCs w:val="21"/>
               </w:rPr>
-              <w:t xml:space="preserve">WHERE filters rows before grouping and cannot see an aggregate; HAVING filters groups after grouping and can.</w:t>
+              <w:t xml:space="preserve">WHERE filters rows before grouping and HAVING filters groups after it, so the failure rule and the week go in WHERE and the floor of 30 goes in HAVING; I check a query's failure definition against the dashboard's before I trust its count.</w:t>
             </w:r>
           </w:p>
           <w:p>
@@ -20278,7 +20230,7 @@
                 <w:sz w:val="21"/>
                 <w:szCs w:val="21"/>
               </w:rPr>
-              <w:t xml:space="preserve">   Key B (HAVING)</w:t>
+              <w:t xml:space="preserve">   Key C (6)</w:t>
             </w:r>
             <w:r>
               <w:rPr>
@@ -20287,7 +20239,7 @@
                 <w:sz w:val="18"/>
                 <w:szCs w:val="18"/>
               </w:rPr>
-              <w:t xml:space="preserve">   Fill in the blank, Medium, [F], Thu</w:t>
+              <w:t xml:space="preserve">   Match the following, Medium, [S], Wed</w:t>
             </w:r>
           </w:p>
           <w:p>
@@ -20313,7 +20265,7 @@
                 <w:sz w:val="21"/>
                 <w:szCs w:val="21"/>
               </w:rPr>
-              <w:t xml:space="preserve">COUNT(*) exists only once the rows are grouped, so the test on it is a HAVING, which runs after GROUP BY; it applies Kavya's 30-observation floor to each tool.</w:t>
+              <w:t xml:space="preserve">COUNT of a column counts the values in it, and the two timed-out calls have none, so it returns 6; COUNT(*) would return 8. A dashboard that labels this "calls" undercounts exactly the calls that went worst.</w:t>
             </w:r>
           </w:p>
           <w:p>
@@ -20331,7 +20283,7 @@
                 <w:sz w:val="20"/>
                 <w:szCs w:val="20"/>
               </w:rPr>
-              <w:t xml:space="preserve">LIMIT.  </w:t>
+              <w:t xml:space="preserve">8.  </w:t>
             </w:r>
             <w:r>
               <w:rPr>
@@ -20340,14 +20292,13 @@
                 <w:sz w:val="20"/>
                 <w:szCs w:val="20"/>
               </w:rPr>
-              <w:t xml:space="preserve">LIMIT cuts the result to a number of rows, whichever rows come first, whatever each tool's count.</w:t>
+              <w:t xml:space="preserve">COUNT(*) counts rows; COUNT(latency_ms) counts values, and two of them are NULL.</w:t>
             </w:r>
           </w:p>
           <w:p>
             <w:pPr>
               <w:keepNext/>
-              <w:spacing w:after="40" w:line="264"/>
-              <w:ind w:left="360" w:hanging="360"/>
+              <w:spacing w:after="40" w:before="60" w:line="276"/>
             </w:pPr>
             <w:r>
               <w:rPr>
@@ -20355,32 +20306,6 @@
                 <w:b/>
                 <w:bCs/>
                 <w:color w:val="1C1B16"/>
-                <w:sz w:val="20"/>
-                <w:szCs w:val="20"/>
-              </w:rPr>
-              <w:t xml:space="preserve">WHERE.  </w:t>
-            </w:r>
-            <w:r>
-              <w:rPr>
-                <w:rFonts w:ascii="Arial" w:cs="Arial" w:eastAsia="Arial" w:hAnsi="Arial"/>
-                <w:color w:val="1C1B16"/>
-                <w:sz w:val="20"/>
-                <w:szCs w:val="20"/>
-              </w:rPr>
-              <w:t xml:space="preserve">WHERE runs before grouping and cannot see COUNT(*); Postgres refuses an aggregate in WHERE.</w:t>
-            </w:r>
-          </w:p>
-          <w:p>
-            <w:pPr>
-              <w:keepNext/>
-              <w:spacing w:after="40" w:before="60" w:line="276"/>
-            </w:pPr>
-            <w:r>
-              <w:rPr>
-                <w:rFonts w:ascii="Arial" w:cs="Arial" w:eastAsia="Arial" w:hAnsi="Arial"/>
-                <w:b/>
-                <w:bCs/>
-                <w:color w:val="1C1B16"/>
                 <w:sz w:val="21"/>
                 <w:szCs w:val="21"/>
               </w:rPr>
@@ -20393,7 +20318,7 @@
                 <w:sz w:val="21"/>
                 <w:szCs w:val="21"/>
               </w:rPr>
-              <w:t xml:space="preserve">A test on an aggregate goes in HAVING, after the rows are grouped, and a count under 30 is a count I do not read as a rate.</w:t>
+              <w:t xml:space="preserve">COUNT(*) counts rows and COUNT(column) counts values, so a NULL-heavy column undercounts quietly; I say which one a dashboard shows.</w:t>
             </w:r>
           </w:p>
           <w:p>
@@ -20408,7 +20333,7 @@
                 <w:sz w:val="18"/>
                 <w:szCs w:val="18"/>
               </w:rPr>
-              <w:t xml:space="preserve">Anchor: 42 percent on 12 orders against 31 percent on 400; which do you trust?</w:t>
+              <w:t xml:space="preserve">Anchor: How do you handle missing data?</w:t>
             </w:r>
           </w:p>
         </w:tc>
@@ -20480,7 +20405,7 @@
                 <w:sz w:val="21"/>
                 <w:szCs w:val="21"/>
               </w:rPr>
-              <w:t xml:space="preserve">   Key C (6)</w:t>
+              <w:t xml:space="preserve">   Key F (800)</w:t>
             </w:r>
             <w:r>
               <w:rPr>
@@ -20515,7 +20440,7 @@
                 <w:sz w:val="21"/>
                 <w:szCs w:val="21"/>
               </w:rPr>
-              <w:t xml:space="preserve">COUNT of a column counts the values in it, and the two timed-out calls have none, so it returns 6; COUNT(*) would return 8. A dashboard that labels this "calls" undercounts exactly the calls that went worst.</w:t>
+              <w:t xml:space="preserve">AVG skips NULL, so it averages the six calls that finished, 4,800 over 6, which is 800. The two timeouts, the slowest calls of all, are left out, and the dashboard's latency looks better than any customer's wait. Reading NULL as zero gives 600, which is wrong too, since a timeout did not take no time.</w:t>
             </w:r>
           </w:p>
           <w:p>
@@ -20533,7 +20458,7 @@
                 <w:sz w:val="20"/>
                 <w:szCs w:val="20"/>
               </w:rPr>
-              <w:t xml:space="preserve">8.  </w:t>
+              <w:t xml:space="preserve">600.  </w:t>
             </w:r>
             <w:r>
               <w:rPr>
@@ -20542,7 +20467,7 @@
                 <w:sz w:val="20"/>
                 <w:szCs w:val="20"/>
               </w:rPr>
-              <w:t xml:space="preserve">COUNT(*) counts rows; COUNT(latency_ms) counts values, and two of them are NULL.</w:t>
+              <w:t xml:space="preserve">Reads NULL as zero, 4,800 over 8; AVG leaves NULL rows out of both the sum and the count.</w:t>
             </w:r>
           </w:p>
           <w:p>
@@ -20568,7 +20493,7 @@
                 <w:sz w:val="21"/>
                 <w:szCs w:val="21"/>
               </w:rPr>
-              <w:t xml:space="preserve">COUNT(*) counts rows and COUNT(column) counts values, so a NULL-heavy column undercounts quietly; I say which one a dashboard shows.</w:t>
+              <w:t xml:space="preserve">AVG averages the values present, so the calls that never finished vanish from it; I report the timeouts beside the average, never inside it.</w:t>
             </w:r>
           </w:p>
           <w:p>
@@ -20655,7 +20580,7 @@
                 <w:sz w:val="21"/>
                 <w:szCs w:val="21"/>
               </w:rPr>
-              <w:t xml:space="preserve">   Key F (800)</w:t>
+              <w:t xml:space="preserve">   Key A (0)</w:t>
             </w:r>
             <w:r>
               <w:rPr>
@@ -20664,7 +20589,7 @@
                 <w:sz w:val="18"/>
                 <w:szCs w:val="18"/>
               </w:rPr>
-              <w:t xml:space="preserve">   Match the following, Medium, [S], Wed</w:t>
+              <w:t xml:space="preserve">   Match the following, Medium, [S], Tue</w:t>
             </w:r>
           </w:p>
           <w:p>
@@ -20690,7 +20615,7 @@
                 <w:sz w:val="21"/>
                 <w:szCs w:val="21"/>
               </w:rPr>
-              <w:t xml:space="preserve">AVG skips NULL, so it averages the six calls that finished, 4,800 over 6, which is 800. The two timeouts, the slowest calls of all, are left out, and the dashboard's latency looks better than any customer's wait. Reading NULL as zero gives 600, which is wrong too, since a timeout did not take no time.</w:t>
+              <w:t xml:space="preserve">Both counts are integers, and PostgreSQL divides an integer by an integer as integers, so 3 over 8 returns 0 and the dashboard shows a failure rate of 0 percent. Multiplying by 1.0 first, or casting one side, returns 0.375.</w:t>
             </w:r>
           </w:p>
           <w:p>
@@ -20708,7 +20633,7 @@
                 <w:sz w:val="20"/>
                 <w:szCs w:val="20"/>
               </w:rPr>
-              <w:t xml:space="preserve">600.  </w:t>
+              <w:t xml:space="preserve">0.375.  </w:t>
             </w:r>
             <w:r>
               <w:rPr>
@@ -20717,7 +20642,7 @@
                 <w:sz w:val="20"/>
                 <w:szCs w:val="20"/>
               </w:rPr>
-              <w:t xml:space="preserve">Reads NULL as zero, 4,800 over 8; AVG leaves NULL rows out of both the sum and the count.</w:t>
+              <w:t xml:space="preserve">The true share, which needs a decimal division; an integer over an integer drops the fraction.</w:t>
             </w:r>
           </w:p>
           <w:p>
@@ -20743,182 +20668,7 @@
                 <w:sz w:val="21"/>
                 <w:szCs w:val="21"/>
               </w:rPr>
-              <w:t xml:space="preserve">AVG averages the values present, so the calls that never finished vanish from it; I report the timeouts beside the average, never inside it.</w:t>
-            </w:r>
-          </w:p>
-          <w:p>
-            <w:pPr>
-              <w:keepNext w:val="false"/>
-              <w:spacing w:after="0"/>
-            </w:pPr>
-            <w:r>
-              <w:rPr>
-                <w:rFonts w:ascii="Arial" w:cs="Arial" w:eastAsia="Arial" w:hAnsi="Arial"/>
-                <w:color w:val="6B675E"/>
-                <w:sz w:val="18"/>
-                <w:szCs w:val="18"/>
-              </w:rPr>
-              <w:t xml:space="preserve">Anchor: How do you handle missing data?</w:t>
-            </w:r>
-          </w:p>
-        </w:tc>
-      </w:tr>
-    </w:tbl>
-    <w:p>
-      <w:pPr>
-        <w:keepNext w:val="false"/>
-        <w:spacing w:after="160" w:before="0"/>
-      </w:pPr>
-    </w:p>
-    <w:tbl>
-      <w:tblPr>
-        <w:tblW w:type="dxa" w:w="9800"/>
-        <w:tblBorders>
-          <w:top w:val="none" w:color="FFFFFF" w:sz="0"/>
-          <w:left w:val="none" w:color="FFFFFF" w:sz="0"/>
-          <w:bottom w:val="none" w:color="FFFFFF" w:sz="0"/>
-          <w:right w:val="none" w:color="FFFFFF" w:sz="0"/>
-          <w:insideH w:val="none" w:color="FFFFFF" w:sz="0"/>
-          <w:insideV w:val="none" w:color="FFFFFF" w:sz="0"/>
-        </w:tblBorders>
-      </w:tblPr>
-      <w:tblGrid>
-        <w:gridCol w:w="9800"/>
-      </w:tblGrid>
-      <w:tr>
-        <w:trPr>
-          <w:cantSplit/>
-        </w:trPr>
-        <w:tc>
-          <w:tcPr>
-            <w:tcW w:type="dxa" w:w="9800"/>
-            <w:tcBorders>
-              <w:top w:val="none" w:color="FFFFFF" w:sz="0"/>
-              <w:left w:val="none" w:color="FFFFFF" w:sz="0"/>
-              <w:bottom w:val="none" w:color="FFFFFF" w:sz="0"/>
-              <w:right w:val="none" w:color="FFFFFF" w:sz="0"/>
-            </w:tcBorders>
-            <w:tcMar>
-              <w:top w:type="dxa" w:w="0"/>
-              <w:left w:type="dxa" w:w="0"/>
-              <w:bottom w:type="dxa" w:w="0"/>
-              <w:right w:type="dxa" w:w="0"/>
-            </w:tcMar>
-          </w:tcPr>
-          <w:p>
-            <w:pPr>
-              <w:keepNext/>
-              <w:spacing w:after="60" w:before="60"/>
-            </w:pPr>
-            <w:r>
-              <w:rPr>
-                <w:rFonts w:ascii="Arial" w:cs="Arial" w:eastAsia="Arial" w:hAnsi="Arial"/>
-                <w:b/>
-                <w:bCs/>
-                <w:color w:val="B37A33"/>
-                <w:sz w:val="22"/>
-                <w:szCs w:val="22"/>
-              </w:rPr>
-              <w:t xml:space="preserve">Q36</w:t>
-            </w:r>
-            <w:r>
-              <w:rPr>
-                <w:rFonts w:ascii="Arial" w:cs="Arial" w:eastAsia="Arial" w:hAnsi="Arial"/>
-                <w:b/>
-                <w:bCs/>
-                <w:color w:val="1C1B16"/>
-                <w:sz w:val="21"/>
-                <w:szCs w:val="21"/>
-              </w:rPr>
-              <w:t xml:space="preserve">   Key A (0)</w:t>
-            </w:r>
-            <w:r>
-              <w:rPr>
-                <w:rFonts w:ascii="Arial" w:cs="Arial" w:eastAsia="Arial" w:hAnsi="Arial"/>
-                <w:color w:val="6B675E"/>
-                <w:sz w:val="18"/>
-                <w:szCs w:val="18"/>
-              </w:rPr>
-              <w:t xml:space="preserve">   Match the following, Medium, [S], Tue</w:t>
-            </w:r>
-          </w:p>
-          <w:p>
-            <w:pPr>
-              <w:keepNext/>
-              <w:spacing w:after="60" w:line="276"/>
-            </w:pPr>
-            <w:r>
-              <w:rPr>
-                <w:rFonts w:ascii="Arial" w:cs="Arial" w:eastAsia="Arial" w:hAnsi="Arial"/>
-                <w:b/>
-                <w:bCs/>
-                <w:color w:val="1C1B16"/>
-                <w:sz w:val="21"/>
-                <w:szCs w:val="21"/>
-              </w:rPr>
-              <w:t xml:space="preserve">Why it holds.  </w:t>
-            </w:r>
-            <w:r>
-              <w:rPr>
-                <w:rFonts w:ascii="Arial" w:cs="Arial" w:eastAsia="Arial" w:hAnsi="Arial"/>
-                <w:color w:val="1C1B16"/>
-                <w:sz w:val="21"/>
-                <w:szCs w:val="21"/>
-              </w:rPr>
-              <w:t xml:space="preserve">Both counts are integers, and Postgres divides an integer by an integer as integers, so 3 over 8 returns 0 and the dashboard shows a failure rate of 0 percent. Multiplying by 1.0 first, or casting one side, returns 0.375.</w:t>
-            </w:r>
-          </w:p>
-          <w:p>
-            <w:pPr>
-              <w:keepNext/>
-              <w:spacing w:after="40" w:line="264"/>
-              <w:ind w:left="360" w:hanging="360"/>
-            </w:pPr>
-            <w:r>
-              <w:rPr>
-                <w:rFonts w:ascii="Arial" w:cs="Arial" w:eastAsia="Arial" w:hAnsi="Arial"/>
-                <w:b/>
-                <w:bCs/>
-                <w:color w:val="1C1B16"/>
-                <w:sz w:val="20"/>
-                <w:szCs w:val="20"/>
-              </w:rPr>
-              <w:t xml:space="preserve">0.375.  </w:t>
-            </w:r>
-            <w:r>
-              <w:rPr>
-                <w:rFonts w:ascii="Arial" w:cs="Arial" w:eastAsia="Arial" w:hAnsi="Arial"/>
-                <w:color w:val="1C1B16"/>
-                <w:sz w:val="20"/>
-                <w:szCs w:val="20"/>
-              </w:rPr>
-              <w:t xml:space="preserve">The true share, which needs a decimal division; an integer over an integer drops the fraction.</w:t>
-            </w:r>
-          </w:p>
-          <w:p>
-            <w:pPr>
-              <w:keepNext/>
-              <w:spacing w:after="40" w:before="60" w:line="276"/>
-            </w:pPr>
-            <w:r>
-              <w:rPr>
-                <w:rFonts w:ascii="Arial" w:cs="Arial" w:eastAsia="Arial" w:hAnsi="Arial"/>
-                <w:b/>
-                <w:bCs/>
-                <w:color w:val="1C1B16"/>
-                <w:sz w:val="21"/>
-                <w:szCs w:val="21"/>
-              </w:rPr>
-              <w:t xml:space="preserve">In the interview.  </w:t>
-            </w:r>
-            <w:r>
-              <w:rPr>
-                <w:rFonts w:ascii="Arial" w:cs="Arial" w:eastAsia="Arial" w:hAnsi="Arial"/>
-                <w:color w:val="1C1B16"/>
-                <w:sz w:val="21"/>
-                <w:szCs w:val="21"/>
-              </w:rPr>
-              <w:t xml:space="preserve">Postgres divides integers as integers, so every rate gets a 1.0 or a cast before the division, and I check a rate of exactly 0 against its counts.</w:t>
+              <w:t xml:space="preserve">PostgreSQL divides integers as integers, so every rate gets a 1.0 or a cast before the division, and I check a rate of exactly 0 against its counts.</w:t>
             </w:r>
           </w:p>
           <w:p>
@@ -20978,7 +20728,7 @@
           <w:sz w:val="21"/>
           <w:szCs w:val="21"/>
         </w:rPr>
-        <w:t xml:space="preserve">[S] (17): Q1, Q3, Q5, Q6, Q8, Q15, Q17, Q18, Q23, Q25, Q27, Q28, Q31, Q32, Q34, Q35, Q36</w:t>
+        <w:t xml:space="preserve">[S] (18): Q1, Q3, Q4, Q5, Q7, Q14, Q16, Q17, Q18, Q21, Q23, Q24, Q26, Q31, Q32, Q33, Q34, Q35</w:t>
       </w:r>
     </w:p>
     <w:p>
@@ -20997,7 +20747,7 @@
           <w:sz w:val="21"/>
           <w:szCs w:val="21"/>
         </w:rPr>
-        <w:t xml:space="preserve">[F] (13): Q2, Q4, Q9, Q12, Q13, Q14, Q16, Q19, Q22, Q24, Q26, Q29, Q33</w:t>
+        <w:t xml:space="preserve">[F] (11): Q2, Q8, Q11, Q12, Q13, Q15, Q19, Q20, Q22, Q25, Q29</w:t>
       </w:r>
     </w:p>
     <w:p>
@@ -21016,7 +20766,7 @@
           <w:sz w:val="21"/>
           <w:szCs w:val="21"/>
         </w:rPr>
-        <w:t xml:space="preserve">[SV] (2): Q10, Q30</w:t>
+        <w:t xml:space="preserve">[SV] (2): Q9, Q30</w:t>
       </w:r>
     </w:p>
     <w:p>
@@ -21035,7 +20785,7 @@
           <w:sz w:val="21"/>
           <w:szCs w:val="21"/>
         </w:rPr>
-        <w:t xml:space="preserve">[D] (4): Q7, Q11, Q20, Q21</w:t>
+        <w:t xml:space="preserve">[D] (4): Q6, Q10, Q27, Q28</w:t>
       </w:r>
     </w:p>
     <w:p>
@@ -21054,7 +20804,7 @@
           <w:sz w:val="21"/>
           <w:szCs w:val="21"/>
         </w:rPr>
-        <w:t xml:space="preserve">Easy (2): Q1, Q6</w:t>
+        <w:t xml:space="preserve">Easy (2): Q1, Q5</w:t>
       </w:r>
     </w:p>
     <w:p>
@@ -21073,7 +20823,7 @@
           <w:sz w:val="21"/>
           <w:szCs w:val="21"/>
         </w:rPr>
-        <w:t xml:space="preserve">Medium (13): Q8, Q10, Q13, Q16, Q22, Q24, Q25, Q30, Q32, Q33, Q34, Q35, Q36</w:t>
+        <w:t xml:space="preserve">Medium (12): Q7, Q9, Q15, Q17, Q20, Q22, Q24, Q25, Q26, Q33, Q34, Q35</w:t>
       </w:r>
     </w:p>
     <w:p>
@@ -21092,7 +20842,7 @@
           <w:sz w:val="21"/>
           <w:szCs w:val="21"/>
         </w:rPr>
-        <w:t xml:space="preserve">Hard (21): Q2, Q3, Q4, Q5, Q7, Q9, Q11, Q12, Q14, Q15, Q17, Q18, Q19, Q20, Q21, Q23, Q26, Q27, Q28, Q29, Q31</w:t>
+        <w:t xml:space="preserve">Hard (21): Q2, Q3, Q4, Q6, Q8, Q10, Q11, Q12, Q13, Q14, Q16, Q18, Q19, Q21, Q23, Q27, Q28, Q29, Q30, Q31, Q32</w:t>
       </w:r>
     </w:p>
     <w:p>
@@ -21111,7 +20861,7 @@
           <w:sz w:val="21"/>
           <w:szCs w:val="21"/>
         </w:rPr>
-        <w:t xml:space="preserve">Part 1, Where the revenue went (8): Q1, Q2, Q3, Q4, Q5, Q6, Q7, Q8</w:t>
+        <w:t xml:space="preserve">Part 1, Where the revenue went (7): Q1, Q2, Q3, Q4, Q5, Q6, Q7</w:t>
       </w:r>
     </w:p>
     <w:p>
@@ -21130,7 +20880,7 @@
           <w:sz w:val="21"/>
           <w:szCs w:val="21"/>
         </w:rPr>
-        <w:t xml:space="preserve">Part 2, Which Q1 figure is right (8): Q9, Q10, Q11, Q12, Q13, Q14, Q15, Q16</w:t>
+        <w:t xml:space="preserve">Part 2, Which Q1 figure is right (8): Q8, Q9, Q10, Q11, Q12, Q13, Q14, Q15</w:t>
       </w:r>
     </w:p>
     <w:p>
@@ -21149,7 +20899,7 @@
           <w:sz w:val="21"/>
           <w:szCs w:val="21"/>
         </w:rPr>
-        <w:t xml:space="preserve">Part 3, Real, worth it, and caused (6): Q17, Q18, Q19, Q20, Q21, Q22</w:t>
+        <w:t xml:space="preserve">Part 3, Real, or the wobble (5): Q16, Q17, Q18, Q19, Q20</w:t>
       </w:r>
     </w:p>
     <w:p>
@@ -21168,7 +20918,7 @@
           <w:sz w:val="21"/>
           <w:szCs w:val="21"/>
         </w:rPr>
-        <w:t xml:space="preserve">Part 4, The same traps, in public (6): Q23, Q24, Q25, Q26, Q27, Q28</w:t>
+        <w:t xml:space="preserve">Part 4, The same traps, in public (6): Q21, Q22, Q23, Q24, Q25, Q26</w:t>
       </w:r>
     </w:p>
     <w:p>
@@ -21187,7 +20937,7 @@
           <w:sz w:val="21"/>
           <w:szCs w:val="21"/>
         </w:rPr>
-        <w:t xml:space="preserve">Part 5, The agent's bill and its logs (8): Q29, Q30, Q31, Q32, Q33, Q34, Q35, Q36</w:t>
+        <w:t xml:space="preserve">Part 5, An offer, an agent and its logs (9): Q27, Q28, Q29, Q30, Q31, Q32, Q33, Q34, Q35</w:t>
       </w:r>
     </w:p>
     <w:p>
@@ -21238,7 +20988,7 @@
           <w:sz w:val="21"/>
           <w:szCs w:val="21"/>
         </w:rPr>
-        <w:t xml:space="preserve">Q2 (One correct option, Hard, [F]): Every Kalpa order carries a status: delivered (it reached the customer), returned (it came back for a refund) or cancelled (it never left the shelf). Meera asked for sales net of cancellations, and the analyst ran this cell on Monday's 30 orders. What does it print?</w:t>
+        <w:t xml:space="preserve">Q2 (One correct option, Hard, [F]): Every Kalpa order carries a status: delivered (it reached the customer), returned (it came back for a refund) or cancelled (it never left the shelf). Meera's first reading of sales counts every order that left the shelf, delivered or returned, and leaves out the cancelled ones; refunds get a line of their own in her note. The analyst ran this cell on Monday's 30 orders to give her that figure. What does it print, and how does it compare with the figure Meera asked for?</w:t>
       </w:r>
     </w:p>
     <w:p>
@@ -21257,7 +21007,7 @@
           <w:sz w:val="21"/>
           <w:szCs w:val="21"/>
         </w:rPr>
-        <w:t xml:space="preserve">Q3 (One correct option, Hard, [S]): Marketing's payback model asks what a new customer's first order is worth, and it uses Rs 18,160, the mean of Monday's 30 orders. The median of the same orders is Rs 2,205, and one Business order of Rs 4,80,000, which the room found by sorting, is 88 percent of the Rs 5,44,810 booked. What goes back to Marketing?</w:t>
+        <w:t xml:space="preserve">Q3 (Applied maths, Hard, [S]): Marketing's payback model needs what a new customer's first order is typically worth to Kalpa, and it uses Rs 18,160, the mean of Monday's 30 orders. A cancelled order is never charged and a returned one is refunded, so only a delivered order stays paid for; Finance's books hold every delivered order, the Rs 4,80,000 Business order the room found by sorting among them. What figure goes back to Marketing? Give it in rupees.</w:t>
       </w:r>
     </w:p>
     <w:p>
@@ -21276,7 +21026,7 @@
           <w:sz w:val="21"/>
           <w:szCs w:val="21"/>
         </w:rPr>
-        <w:t xml:space="preserve">Q5 (One correct option, Hard, [S]): For Meera's first slide an analyst wants the orders placed in each quarter of Tuesday's export, and writes this cell. What does it print?</w:t>
+        <w:t xml:space="preserve">Q4 (One correct option, Hard, [S]): For Meera's first slide an analyst wants the orders in each quarter of Tuesday's export, and writes this cell. What does it print?</w:t>
       </w:r>
     </w:p>
     <w:p>
@@ -21295,7 +21045,7 @@
           <w:sz w:val="21"/>
           <w:szCs w:val="21"/>
         </w:rPr>
-        <w:t xml:space="preserve">Q7 (One correct option, Hard, [D]): Tuesday's decomposition goes to Meera: the same 69 customers bought in both quarters, orders per customer fell from 1.65 to 1.25, and revenue per order rose 18 percent, mostly because the smaller Retail-Plus orders fell away. The note says frequency, how often customers come back, is the branch that moved, and proposes spending on bringing customers back before any acquisition. Which fact, if it turned up, would make acquisition the better use of Marketing's Rs 12 crore?</w:t>
+        <w:t xml:space="preserve">Q6 (One correct option, Hard, [D]): Tuesday's decomposition found the same 69 customers in both quarters and orders per customer down from 1.65 to 1.25, so the note proposes winning lapsed Retail-Plus members back before any spend on acquisition. Marketing answers with its own estimates, in the table. Kavya compares the two routes on the revenue each brings in the next quarter for every rupee spent. Which one of these changes, on its own, would make acquisition the better use of the next rupee?</w:t>
       </w:r>
     </w:p>
     <w:p>
@@ -21314,7 +21064,7 @@
           <w:sz w:val="21"/>
           <w:szCs w:val="21"/>
         </w:rPr>
-        <w:t xml:space="preserve">Q9 (One correct option, Hard, [F]): The export's first line names its columns, and 201 order rows follow it. The first order is KR-02001, a Q1 order of Rs 2,200. What does the cell print?</w:t>
+        <w:t xml:space="preserve">Q8 (One correct option, Hard, [F]): The export's first line names its columns, and 201 rows follow it; the first two rows are orders KR-02001, a Q1 order of Rs 2,200, and KR-02002. The analyst's cleaning pass then runs on rows and reports input 200 = clean 185 + rejected 15 to Anand. What does the cell print, and what does the pass's report hide?</w:t>
       </w:r>
     </w:p>
     <w:p>
@@ -21333,7 +21083,7 @@
           <w:sz w:val="21"/>
           <w:szCs w:val="21"/>
         </w:rPr>
-        <w:t xml:space="preserve">Q11 (True or false, Hard, [D]): The auditor wants every amount as the export gave it, so before the pass converts the amounts in place the analyst keeps a copy. Statement: after the pass, as_arrived[0]["amount"] still holds "twelve". True or false, and why?</w:t>
+        <w:t xml:space="preserve">Q9 (True or false, Medium, [SV]): Every amount csv.DictReader reads arrives as text, as the amount "4500" on Monday's order KR-01008 did. Statement: in Python 3, the comparison '4500' &lt; '30000' evaluates to True. True or false, and why?</w:t>
       </w:r>
     </w:p>
     <w:p>
@@ -21352,7 +21102,7 @@
           <w:sz w:val="21"/>
           <w:szCs w:val="21"/>
         </w:rPr>
-        <w:t xml:space="preserve">Q12 (More than one correct, Hard, [F]): The pass prints 4 + 1 = 5, so its rows reconcile, yet order KR-09053 is still among the clean rows. Which rewrites set aside every unreadable row and keep every readable one? Mark every correct option.</w:t>
+        <w:t xml:space="preserve">Q10 (True or false, Hard, [D]): The auditor wants every row as the export gave it, so before the pass converts the amounts in place the analyst keeps a copy; a later line appends an order to rows. Statement: after the cell runs, as_arrived still holds the export as it came, two rows with "twelve" in the first. True or false, and why?</w:t>
       </w:r>
     </w:p>
     <w:p>
@@ -21371,7 +21121,7 @@
           <w:sz w:val="21"/>
           <w:szCs w:val="21"/>
         </w:rPr>
-        <w:t xml:space="preserve">Q14 (Scenario set, Hard, [F]): Meera's growth review is on Monday. Which change in revenue goes into her note?</w:t>
+        <w:t xml:space="preserve">Q11 (More than one correct, Hard, [F]): The pass prints 4 + 1 = 5, so its rows reconcile, yet order KR-09053 is still among the clean rows. Which rewrites set aside every unreadable row and keep every readable one? Mark every correct option.</w:t>
       </w:r>
     </w:p>
     <w:p>
@@ -21390,7 +21140,7 @@
           <w:sz w:val="21"/>
           <w:szCs w:val="21"/>
         </w:rPr>
-        <w:t xml:space="preserve">Q15 (Scenario set, Hard, [S]): The chart is Tuesday's count of Retail-Plus orders by month, as exported; Q1 is April to June and Q2 is July to September. Retail-Plus had the same 22 members in both quarters, and 11 of the 14 duplicated Q1 rows were Retail-Plus orders placed in May. Give the change in Retail-Plus orders per member from Q1 to Q2 on the reconciled file, as a percentage to one decimal place.</w:t>
+        <w:t xml:space="preserve">Q12 (Applied maths, Hard, [F]): A check that compares whole rows reports one duplicate in these six rows. Anand's books hold each order once, under Wednesday's identity rule: one order_id is one order. How much Q2 revenue do the six rows hold once that rule has run? Give it in rupees.</w:t>
       </w:r>
     </w:p>
     <w:p>
@@ -21409,7 +21159,7 @@
           <w:sz w:val="21"/>
           <w:szCs w:val="21"/>
         </w:rPr>
-        <w:t xml:space="preserve">Q18 (One correct option, Hard, [S]): Thursday's ten cards held five Q1 member totals and five Q2 totals, and in class 21 of 1,000 shuffles reached the real gap of Rs 880. An analyst reruns the test with the gap written as Q2 less Q1, the way a fall is usually shown. What does the cell print?</w:t>
+        <w:t xml:space="preserve">Q13 (Scenario set, Hard, [F]): Give the change in revenue from Q1 to Q2 that belongs in Meera's note on Monday, as a percentage to one decimal place.</w:t>
       </w:r>
     </w:p>
     <w:p>
@@ -21428,7 +21178,7 @@
           <w:sz w:val="21"/>
           <w:szCs w:val="21"/>
         </w:rPr>
-        <w:t xml:space="preserve">Q19 (One correct option, Hard, [F]): Student rose from 5 orders in Q1 to 7 in Q2, the 40 percent Meera asked about, on 12 orders from 2 customers. When each of those 12 orders is dealt to Q1 or Q2 by the toss of a coin, a rise of 40 percent or more turns up in 0.397 of 5,000 such worlds. Kavya's rule is no rate on fewer than 30 orders. Which line goes into the one-page note?</w:t>
+        <w:t xml:space="preserve">Q14 (Scenario set, Hard, [S]): The chart and its table are Tuesday's count of Retail-Plus orders by month, as exported; Q1 is April to June and Q2 is July to September. Retail-Plus had the same 22 members in both quarters, and 11 of the 14 copied Q1 rows were Retail-Plus orders placed in May. Give the change in Retail-Plus orders per member from Q1 to Q2 on the reconciled file, as a percentage to one decimal place.</w:t>
       </w:r>
     </w:p>
     <w:p>
@@ -21447,7 +21197,7 @@
           <w:sz w:val="21"/>
           <w:szCs w:val="21"/>
         </w:rPr>
-        <w:t xml:space="preserve">Q22 (Scenario set, Medium, [F]): Meera agrees to run the Diwali offer as a test. Which design lets the next note say whether the discount itself changes what customers spend?</w:t>
+        <w:t xml:space="preserve">Q16 (One correct option, Hard, [S]): Kavya's rule for Meera's first question: count the shuffles whose gap reaches the real one in the direction of the fall, and call the fall real when their share is under 0.05. Which line answers Meera, with the size of the fall across the tier beside it?</w:t>
       </w:r>
     </w:p>
     <w:p>
@@ -21466,7 +21216,7 @@
           <w:sz w:val="21"/>
           <w:szCs w:val="21"/>
         </w:rPr>
-        <w:t xml:space="preserve">Q23 (Scenario set, Hard, [S]): What does the cell print, and what explains the gap between its two averages?</w:t>
+        <w:t xml:space="preserve">Q18 (One correct option, Hard, [S]): Thursday's ten cards held five members' Q1 spend and five other members' Q2 spend, and in class 21 of 1,000 shuffles reached the real gap of Rs 880. An analyst reruns the test with the gap written as Q2 less Q1, the way a fall is usually shown. What does the cell print?</w:t>
       </w:r>
     </w:p>
     <w:p>
@@ -21485,7 +21235,7 @@
           <w:sz w:val="21"/>
           <w:szCs w:val="21"/>
         </w:rPr>
-        <w:t xml:space="preserve">Q24 (Scenario set, Medium, [F]): The working spreadsheet held 20 countries, but the formula for each average covered rows 30 to 44 where it should have covered rows 30 to 49, which left out Australia, Austria, Belgium, Canada and Denmark; the authors accepted the error when it was found. Which check, run before publication, would have caught it?</w:t>
+        <w:t xml:space="preserve">Q19 (One correct option, Hard, [F]): Student went from 5 orders in Q1 to 7 in Q2, the 40 percent rise Meera asked about, and all 12 orders came from 2 customers. Kavya's rule is no decision on a rate from fewer than 30 orders. Which line goes into the one-page note?</w:t>
       </w:r>
     </w:p>
     <w:p>
@@ -21504,7 +21254,7 @@
           <w:sz w:val="21"/>
           <w:szCs w:val="21"/>
         </w:rPr>
-        <w:t xml:space="preserve">Q25 (One correct option, Medium, [S]): NASA's Mars Climate Orbiter was lost on 23 September 1999 as it reached Mars. One team's ground software wrote the thrusters' impulse in pound-force seconds, while the interface specification, and the navigation software that read the file, used newton-seconds, so every firing's effect was understated by a factor of 4.45. For months before arrival, navigation solutions from Doppler data alone kept placing the spacecraft closer to Mars than the other solutions did; the concern was raised informally and never resolved (NASA Mishap Investigation Board, 1999). In this week's terms, what should have happened when the two estimates disagreed?</w:t>
+        <w:t xml:space="preserve">Q20 (One correct option, Medium, [F]): Meera agrees to run the Diwali offer as a test. Which design lets the next note say whether the discount itself changes what customers spend?</w:t>
       </w:r>
     </w:p>
     <w:p>
@@ -21523,7 +21273,7 @@
           <w:sz w:val="21"/>
           <w:szCs w:val="21"/>
         </w:rPr>
-        <w:t xml:space="preserve">Q26 (More than one correct, Hard, [F]): Google Flu Trends estimated flu activity in the United States from how often people searched for certain terms. Its builders tested 50 million search terms for those whose weekly volume best fit 1,152 data points of the CDC's figures (the Centers for Disease Control and Prevention, which counts doctor visits for flu-like illness), and weeded out terms such as high school basketball that fit well and had nothing to do with flu (Lazer and colleagues, Science, 2014). Why could basketball searches fit the flu figures? Mark every correct option.</w:t>
+        <w:t xml:space="preserve">Q21 (Scenario set, Hard, [S]): What does the cell print, and what explains the gap between its two averages?</w:t>
       </w:r>
     </w:p>
     <w:p>
@@ -21542,7 +21292,7 @@
           <w:sz w:val="21"/>
           <w:szCs w:val="21"/>
         </w:rPr>
-        <w:t xml:space="preserve">Q27 (One correct option, Hard, [S]): In 2012 an idea for changing how Bing displayed the headlines of its search ads had waited more than six months for a slot, until an engineer ran it as an A/B test, a controlled experiment that shows a change to a random share of users and compares them with the rest. Within hours the new version was producing abnormally high revenue, and a "too good to be true" alert fired (Kohavi and Thomke, Harvard Business Review, 2017). You are the analyst on call. What do you do first?</w:t>
+        <w:t xml:space="preserve">Q22 (Scenario set, Medium, [F]): The working spreadsheet held its 20 countries in rows 30 to 49, but the formula for each average covered rows 30 to 44, which left out Australia, Austria, Belgium, Canada and Denmark; the authors accepted the error when it was found. Which check, run before publication, would have caught it?</w:t>
       </w:r>
     </w:p>
     <w:p>
@@ -21561,7 +21311,7 @@
           <w:sz w:val="21"/>
           <w:szCs w:val="21"/>
         </w:rPr>
-        <w:t xml:space="preserve">Q28 (True or false, Hard, [S]): In the Second World War, Abraham Wald of the Statistical Research Group at Columbia University estimated how vulnerable aircraft were from the hits on the aircraft that came back and the share that did not: a hit a returning aircraft carries is a hit an aircraft can survive (Mangel and Samaniego, Journal of the American Statistical Association, 1984). Kavya lays two versions of the Retail-Plus figure side by side. Per member, over all 22 members: Rs 3,279 in Q1 and Rs 2,169 in Q2. Per buyer, over the 20 members who bought in Q1 and the 16 who bought in Q2: Rs 3,607 and Rs 2,982. Statement: the per-buyer figure is the fairer read, since a member who bought nothing has no spend to average. True or false, and why?</w:t>
+        <w:t xml:space="preserve">Q23 (True or false, Hard, [S]): In the Second World War, Abraham Wald of the Statistical Research Group at Columbia University estimated how vulnerable aircraft were from the damage on the aircraft that came back, reasoning that a hit a returning aircraft carries is a hit an aircraft can survive (Mangel and Samaniego, Journal of the American Statistical Association, 1984). Back at Kalpa, Kavya lays two versions of the Retail-Plus figure side by side. Per member, over all 22 members: Rs 3,279 in Q1 and Rs 2,169 in Q2. Per buyer, over the 20 members who bought in Q1 and the 16 who bought in Q2: Rs 3,607 and Rs 2,982. Statement: the per-buyer figure is the fairer read, since a member who bought nothing has no spend to average. True or false, and why?</w:t>
       </w:r>
     </w:p>
     <w:p>
@@ -21580,7 +21330,7 @@
           <w:sz w:val="21"/>
           <w:szCs w:val="21"/>
         </w:rPr>
-        <w:t xml:space="preserve">Q29 (One correct option, Hard, [F]): The agent sends the model whatever the tool function returns, as the tool's result. A customer asks about order SW-1042, which is out for delivery. What does the model read as the tool's result?</w:t>
+        <w:t xml:space="preserve">Q24 (One correct option, Medium, [S]): NASA's Mars Climate Orbiter was lost on 23 September 1999 as it reached Mars. One team's ground software wrote the thrusters' impulse in pound-force seconds, while the interface specification, and the navigation software that read the file, used newton-seconds, so every firing's effect was understated by a factor of 4.45. Through the spring and summer of 1999, engineers raised concerns about differences between navigation solutions, but only informally. As the spacecraft approached Mars, solutions from Doppler data alone consistently placed it closer to the planet than the other solutions did, and the differences were not resolved (NASA Mishap Investigation Board, 1999). In this week's terms, what should have happened when the solutions disagreed?</w:t>
       </w:r>
     </w:p>
     <w:p>
@@ -21599,7 +21349,7 @@
           <w:sz w:val="21"/>
           <w:szCs w:val="21"/>
         </w:rPr>
-        <w:t xml:space="preserve">Q30 (One correct option, Medium, [SV]): The agent keeps a conversation's messages in a list and sends the whole list to the model on every call. A minute after customer A asks about order SW-1042, customer B, on the same server, asks to cancel order SW-2210, and B's model call carries A's messages too, which leaks A's order to B and bills B for A's tokens. Which change fixes it?</w:t>
+        <w:t xml:space="preserve">Q25 (More than one correct, Medium, [F]): Google Flu Trends estimated flu activity in the United States from how often people searched for certain terms. Its builders tested 50 million search terms for those whose weekly volume best fit 1,152 data points of the CDC's figures (the Centers for Disease Control and Prevention, which counts doctor visits for flu-like illness), and weeded out terms such as high school basketball that fit well and had nothing to do with flu (Lazer and colleagues, Science, 2014). The paper gives two reasons such a term can fit: one tied to the season, and one that holds for any search through so many terms. Which are they? Mark every correct option.</w:t>
       </w:r>
     </w:p>
     <w:p>
@@ -21618,7 +21368,7 @@
           <w:sz w:val="21"/>
           <w:szCs w:val="21"/>
         </w:rPr>
-        <w:t xml:space="preserve">Q31 (One correct option, Hard, [S]): In C-07 the model kept calling the same tool until a timeout stopped it. The head of support wants one number on the dashboard that shows the typical conversation's cost drifting, and a control that stops the next C-07. Which pair?</w:t>
+        <w:t xml:space="preserve">Q26 (One correct option, Medium, [S]): In 2012 an idea for changing how Bing displayed the headlines of its search ads had waited more than six months for a slot, until an engineer ran it as an A/B test, a controlled experiment that shows a change to a random share of users and compares them with the rest. Within hours the new version was producing abnormally high revenue, and a "too good to be true" alert fired (Kohavi and Thomke, Harvard Business Review, 2017). You are the analyst on call. What do you do first?</w:t>
       </w:r>
     </w:p>
     <w:p>
@@ -21637,7 +21387,7 @@
           <w:sz w:val="21"/>
           <w:szCs w:val="21"/>
         </w:rPr>
-        <w:t xml:space="preserve">Q32 (Fill in the blank, Medium, [S]): Blank (1), which keeps only the failed calls before any grouping, is ____.</w:t>
+        <w:t xml:space="preserve">Q27 (Scenario set, Hard, [D]): At the no-offer group's mix of members and regular customers, what would the offer group have spent per customer? Give its change against the no-offer group's Rs 960, as a percentage to one decimal place.</w:t>
       </w:r>
     </w:p>
     <w:p>
@@ -21656,7 +21406,7 @@
           <w:sz w:val="21"/>
           <w:szCs w:val="21"/>
         </w:rPr>
-        <w:t xml:space="preserve">Q33 (Fill in the blank, Medium, [F]): Blank (2), which keeps only the tools with at least 30 failed calls, Kavya's floor for reading a count, is ____.</w:t>
+        <w:t xml:space="preserve">Q28 (Scenario set, Hard, [D]): The marketing lead wants to send the offer again at the festival, at 25 percent off, to the same kind of list. What do you advise?</w:t>
       </w:r>
     </w:p>
     <w:p>
@@ -21675,7 +21425,7 @@
           <w:sz w:val="21"/>
           <w:szCs w:val="21"/>
         </w:rPr>
-        <w:t xml:space="preserve">Q34 (Match the following, Medium, [S]): SELECT COUNT(latency_ms) FROM calls;</w:t>
+        <w:t xml:space="preserve">Q29 (One correct option, Hard, [F]): The agent sends the model whatever the tool returns, as text. Three customers ask about orders 1042, 1099, a mistyped number, and 1041. What does the model read as the three tool results, and which change fixes it?</w:t>
       </w:r>
     </w:p>
     <w:p>
@@ -21694,7 +21444,7 @@
           <w:sz w:val="21"/>
           <w:szCs w:val="21"/>
         </w:rPr>
-        <w:t xml:space="preserve">Q35 (Match the following, Medium, [S]): SELECT AVG(latency_ms) FROM calls;</w:t>
+        <w:t xml:space="preserve">Q30 (One correct option, Hard, [SV]): Customer C says the agent's reply mentioned somebody else's order. How many messages does C's model call send, and which change gives each conversation only its own messages?</w:t>
       </w:r>
     </w:p>
     <w:p>
@@ -21713,7 +21463,83 @@
           <w:sz w:val="21"/>
           <w:szCs w:val="21"/>
         </w:rPr>
-        <w:t xml:space="preserve">Q36 (Match the following, Medium, [S]): SELECT COUNT(*) FILTER (WHERE status &lt;&gt; 'ok') / COUNT(*) FROM calls;</w:t>
+        <w:t xml:space="preserve">Q31 (One correct option, Hard, [S]): In C-07 the model kept calling the same tool until a timeout stopped it. The head of support wants the typical conversation's cost on the dashboard, and asks what a cap of 5 model calls per conversation would have saved this shift. Which pair is right?</w:t>
+      </w:r>
+    </w:p>
+    <w:p>
+      <w:pPr>
+        <w:pStyle w:val="ListParagraph"/>
+        <w:numPr>
+          <w:ilvl w:val="0"/>
+          <w:numId w:val="3"/>
+        </w:numPr>
+        <w:spacing w:after="40"/>
+      </w:pPr>
+      <w:r>
+        <w:rPr>
+          <w:rFonts w:ascii="Arial" w:cs="Arial" w:eastAsia="Arial" w:hAnsi="Arial"/>
+          <w:color w:val="1C1B16"/>
+          <w:sz w:val="21"/>
+          <w:szCs w:val="21"/>
+        </w:rPr>
+        <w:t xml:space="preserve">Q32 (One correct option, Hard, [S]): What does the query return?</w:t>
+      </w:r>
+    </w:p>
+    <w:p>
+      <w:pPr>
+        <w:pStyle w:val="ListParagraph"/>
+        <w:numPr>
+          <w:ilvl w:val="0"/>
+          <w:numId w:val="3"/>
+        </w:numPr>
+        <w:spacing w:after="40"/>
+      </w:pPr>
+      <w:r>
+        <w:rPr>
+          <w:rFonts w:ascii="Arial" w:cs="Arial" w:eastAsia="Arial" w:hAnsi="Arial"/>
+          <w:color w:val="1C1B16"/>
+          <w:sz w:val="21"/>
+          <w:szCs w:val="21"/>
+        </w:rPr>
+        <w:t xml:space="preserve">Q33 (Match the following, Medium, [S]): SELECT COUNT(latency_ms) FROM calls;</w:t>
+      </w:r>
+    </w:p>
+    <w:p>
+      <w:pPr>
+        <w:pStyle w:val="ListParagraph"/>
+        <w:numPr>
+          <w:ilvl w:val="0"/>
+          <w:numId w:val="3"/>
+        </w:numPr>
+        <w:spacing w:after="40"/>
+      </w:pPr>
+      <w:r>
+        <w:rPr>
+          <w:rFonts w:ascii="Arial" w:cs="Arial" w:eastAsia="Arial" w:hAnsi="Arial"/>
+          <w:color w:val="1C1B16"/>
+          <w:sz w:val="21"/>
+          <w:szCs w:val="21"/>
+        </w:rPr>
+        <w:t xml:space="preserve">Q34 (Match the following, Medium, [S]): SELECT AVG(latency_ms) FROM calls;</w:t>
+      </w:r>
+    </w:p>
+    <w:p>
+      <w:pPr>
+        <w:pStyle w:val="ListParagraph"/>
+        <w:numPr>
+          <w:ilvl w:val="0"/>
+          <w:numId w:val="3"/>
+        </w:numPr>
+        <w:spacing w:after="40"/>
+      </w:pPr>
+      <w:r>
+        <w:rPr>
+          <w:rFonts w:ascii="Arial" w:cs="Arial" w:eastAsia="Arial" w:hAnsi="Arial"/>
+          <w:color w:val="1C1B16"/>
+          <w:sz w:val="21"/>
+          <w:szCs w:val="21"/>
+        </w:rPr>
+        <w:t xml:space="preserve">Q35 (Match the following, Medium, [S]): SELECT COUNT(*) FILTER (WHERE status &lt;&gt; 'ok') / COUNT(*) FROM calls;</w:t>
       </w:r>
     </w:p>
     <w:p>
@@ -21764,7 +21590,7 @@
           <w:sz w:val="21"/>
           <w:szCs w:val="21"/>
         </w:rPr>
-        <w:t xml:space="preserve">Bank 1 (Fill in the blank, Easy, Mon), folded into Q4: The price branch of the tree is tested where bank 46 multiplies the price factor by the quantity factor to size a discount's effect.</w:t>
+        <w:t xml:space="preserve">Bank 1 (Fill in the blank, Easy, Mon), folded into Q28: The price branch is the factor a discount cuts, and the festival advice multiplies it by the orders to find the volume that holds revenue.</w:t>
       </w:r>
     </w:p>
     <w:p>
@@ -21783,7 +21609,7 @@
           <w:sz w:val="21"/>
           <w:szCs w:val="21"/>
         </w:rPr>
-        <w:t xml:space="preserve">Bank 2 (Fill in the blank, Easy, Mon), folded into Q15: Orders per customer as orders over distinct customers is computed in the Retail-Plus item, which divides each quarter's orders by the 22 members.</w:t>
+        <w:t xml:space="preserve">Bank 2 (Fill in the blank, Easy, Mon), folded into Q14: Orders per customer as orders over distinct customers is computed in the Retail-Plus item, which divides each quarter's orders by the 22 members.</w:t>
       </w:r>
     </w:p>
     <w:p>
@@ -21802,7 +21628,7 @@
           <w:sz w:val="21"/>
           <w:szCs w:val="21"/>
         </w:rPr>
-        <w:t xml:space="preserve">Bank 3 (Fill in the blank, Easy, Tue), folded into Q29: The agent's tool prints its status and returns nothing, so the item turns on the None a function without a return hands back.</w:t>
+        <w:t xml:space="preserve">Bank 3 (Fill in the blank, Easy, Tue), folded into Q29: The agent's tool prints a line for an unknown order and returns nothing, so the item turns on the None a function without a return hands back.</w:t>
       </w:r>
     </w:p>
     <w:p>
@@ -21821,7 +21647,7 @@
           <w:sz w:val="21"/>
           <w:szCs w:val="21"/>
         </w:rPr>
-        <w:t xml:space="preserve">Bank 4 (Fill in the blank, Easy, Wed), folded into Q10: The reworded bank 11 opens on csv.DictReader handing every amount over as text and asks what that text does in a comparison.</w:t>
+        <w:t xml:space="preserve">Bank 4 (Fill in the blank, Easy, Wed), folded into Q9: The comparison item opens on csv.DictReader handing every amount over as text and asks what that text does in a comparison.</w:t>
       </w:r>
     </w:p>
     <w:p>
@@ -21840,7 +21666,7 @@
           <w:sz w:val="21"/>
           <w:szCs w:val="21"/>
         </w:rPr>
-        <w:t xml:space="preserve">Bank 5 (Fill in the blank, Easy, Wed), folded into Q12: The rejects loop prints its input as kept plus rejected, and the item turns on why that identity closes on a pass that is still wrong.</w:t>
+        <w:t xml:space="preserve">Bank 5 (Fill in the blank, Easy, Wed), folded into Q11: The rejects loop prints its input as kept plus rejected, and the item turns on why that identity closes on a pass that is still wrong.</w:t>
       </w:r>
     </w:p>
     <w:p>
@@ -21878,7 +21704,7 @@
           <w:sz w:val="21"/>
           <w:szCs w:val="21"/>
         </w:rPr>
-        <w:t xml:space="preserve">Bank 7 (Fill in the blank, Easy, Thu), folded into Q19: The Student item asks for the note's line, and its key is the one option that carries a claim, its evidence, the caveat and an action.</w:t>
+        <w:t xml:space="preserve">Bank 7 (Fill in the blank, Easy, Thu), folded into Q19: The Student item asks for the note's line, and its key is the one option that carries the count, the evidence, the caveat and an action.</w:t>
       </w:r>
     </w:p>
     <w:p>
@@ -21897,7 +21723,7 @@
           <w:sz w:val="21"/>
           <w:szCs w:val="21"/>
         </w:rPr>
-        <w:t xml:space="preserve">Bank 8 (Fill in the blank, Medium, Thu), folded into Q26: The flu item's first correct reason is a factor, winter, that drives both the searches and the illness, which is what a confounder is.</w:t>
+        <w:t xml:space="preserve">Bank 8 (Fill in the blank, Medium, Thu), folded into Q25: The flu item's reason tied to the season is a factor, winter, that drives both the searches and the illness, which is what a confounder is.</w:t>
       </w:r>
     </w:p>
     <w:p>
@@ -21935,7 +21761,26 @@
           <w:sz w:val="21"/>
           <w:szCs w:val="21"/>
         </w:rPr>
-        <w:t xml:space="preserve">Bank 10 (True or false, Easy, Mon), folded into Q3: The payback item rests on one Rs 4,80,000 order lifting the mean eightfold while the median stays with the typical order.</w:t>
+        <w:t xml:space="preserve">Bank 10 (True or false, Easy, Mon), folded into Q3: The first-order item rests on one Rs 4,80,000 order lifting the delivered mean to twelve times the typical order while the median stays with it.</w:t>
+      </w:r>
+    </w:p>
+    <w:p>
+      <w:pPr>
+        <w:pStyle w:val="ListParagraph"/>
+        <w:numPr>
+          <w:ilvl w:val="0"/>
+          <w:numId w:val="3"/>
+        </w:numPr>
+        <w:spacing w:after="40"/>
+      </w:pPr>
+      <w:r>
+        <w:rPr>
+          <w:rFonts w:ascii="Arial" w:cs="Arial" w:eastAsia="Arial" w:hAnsi="Arial"/>
+          <w:color w:val="1C1B16"/>
+          <w:sz w:val="21"/>
+          <w:szCs w:val="21"/>
+        </w:rPr>
+        <w:t xml:space="preserve">Bank 11 (True or false, Medium, Mon), folded into Q9: The comparison item asks what '4500' &lt; '30000' evaluates to and judges it with its reason, as the paper's rule asks of a statement; the tracker's '4500' &gt; 3000 makes a runtime error its point, and a tracker true or false cannot carry lettered reasons.</w:t>
       </w:r>
     </w:p>
     <w:p>
@@ -21973,7 +21818,7 @@
           <w:sz w:val="21"/>
           <w:szCs w:val="21"/>
         </w:rPr>
-        <w:t xml:space="preserve">Bank 13 (True or false, Easy, Wed), folded into Q14: Monday's number moves from an 11.0 to a 1.6 percent fall because removing Q1's duplicated rows took Rs 19,98,210 out of Q1.</w:t>
+        <w:t xml:space="preserve">Bank 13 (True or false, Easy, Wed), folded into Q13: Monday's number moves from an 11.0 to a 1.6 percent fall because removing Q1's copied rows took Rs 20,00,000 out of Q1.</w:t>
       </w:r>
     </w:p>
     <w:p>
@@ -22011,7 +21856,7 @@
           <w:sz w:val="21"/>
           <w:szCs w:val="21"/>
         </w:rPr>
-        <w:t xml:space="preserve">Bank 15 (True or false, Easy, Thu), folded into Q22: The Diwali design asks what separates the discount's effect from the season and the mix, which is why a rise after a discount proves nothing.</w:t>
+        <w:t xml:space="preserve">Bank 15 (True or false, Easy, Thu), folded into Q20: The Diwali design asks what separates the discount's effect from the season and the mix, which is why a rise after a discount proves nothing.</w:t>
       </w:r>
     </w:p>
     <w:p>
@@ -22030,7 +21875,7 @@
           <w:sz w:val="21"/>
           <w:szCs w:val="21"/>
         </w:rPr>
-        <w:t xml:space="preserve">Bank 16 (True or false, Hard, Thu), folded into Q20: Bank 43, reworded on the week's own numbers, is a total that rose while spend fell inside both segments.</w:t>
+        <w:t xml:space="preserve">Bank 16 (True or false, Hard, Thu), folded into Q27: The offer item is a total that rose while spend fell inside both tiers, and it asks for the figure at one mix.</w:t>
       </w:r>
     </w:p>
     <w:p>
@@ -22049,7 +21894,7 @@
           <w:sz w:val="21"/>
           <w:szCs w:val="21"/>
         </w:rPr>
-        <w:t xml:space="preserve">Bank 17 (One correct option, Easy, Tue), folded into Q7: The budget item opens on the same 69 customers in both quarters, which rules the customer branch out as the cause of the fall.</w:t>
+        <w:t xml:space="preserve">Bank 17 (One correct option, Easy, Tue), folded into Q6: The budget item opens on the same 69 customers in both quarters, which rules the customer branch out as the cause of the fall.</w:t>
       </w:r>
     </w:p>
     <w:p>
@@ -22068,7 +21913,7 @@
           <w:sz w:val="21"/>
           <w:szCs w:val="21"/>
         </w:rPr>
-        <w:t xml:space="preserve">Bank 18 (One correct option, Easy, Mon), folded into Q7: The budget item weighs Marketing's Rs 12 crore for acquisition, a bet on the customer branch, against spending on bringing customers back.</w:t>
+        <w:t xml:space="preserve">Bank 18 (One correct option, Easy, Mon), folded into Q6: The budget item weighs Marketing's acquisition route, a bet on the customer branch, against winning lapsed members back.</w:t>
       </w:r>
     </w:p>
     <w:p>
@@ -22087,7 +21932,7 @@
           <w:sz w:val="21"/>
           <w:szCs w:val="21"/>
         </w:rPr>
-        <w:t xml:space="preserve">Bank 19 (One correct option, Easy, Mon), folded into Q3: A mean of Rs 18,160 against a median of Rs 2,205 is the gap this item asks about, and the payback item asks which of the two a model should use.</w:t>
+        <w:t xml:space="preserve">Bank 19 (One correct option, Easy, Mon), folded into Q3: A mean far above its median is the gap this item asks about, and the first-order item asks which of the two a payback model should use, and on which orders.</w:t>
       </w:r>
     </w:p>
     <w:p>
@@ -22106,7 +21951,7 @@
           <w:sz w:val="21"/>
           <w:szCs w:val="21"/>
         </w:rPr>
-        <w:t xml:space="preserve">Bank 21 (One correct option, Medium, Tue), folded into Q14: Monday's number starts from a tile that compared 11 weeks of Q2 with 13 of Q1, and the key needs the windows matched.</w:t>
+        <w:t xml:space="preserve">Bank 21 (One correct option, Medium, Tue), folded into Q13: Monday's number starts from a tile that set 11 weeks of Q2 against 13 of Q1, and the key needs the windows matched.</w:t>
       </w:r>
     </w:p>
     <w:p>
@@ -22144,7 +21989,7 @@
           <w:sz w:val="21"/>
           <w:szCs w:val="21"/>
         </w:rPr>
-        <w:t xml:space="preserve">Bank 23 (One correct option, Medium, Wed), folded into Q12: The reject-loop item's correct fixes log every unreadable row and continue, and its wrong ones lose or coerce rows, the choice this item tests.</w:t>
+        <w:t xml:space="preserve">Bank 23 (One correct option, Medium, Wed), folded into Q11: The reject-loop item's correct fixes log every unreadable row and continue, and its wrong ones lose or coerce rows, the choice this item tests.</w:t>
       </w:r>
     </w:p>
     <w:p>
@@ -22163,7 +22008,7 @@
           <w:sz w:val="21"/>
           <w:szCs w:val="21"/>
         </w:rPr>
-        <w:t xml:space="preserve">Bank 25 (One correct option, Medium, Wed), folded into Q12: The reject-loop item is a run whose counts close while a row is wrongly kept, the deeper form of counts that do not close.</w:t>
+        <w:t xml:space="preserve">Bank 24 (One correct option, Medium, Wed), folded into Q12: The duplicate item applies the identity rule to six rows, one exact repeat and one re-sent with a new date, and asks for the Q2 revenue the rule leaves; the tracker's options were ones no reader would take.</w:t>
       </w:r>
     </w:p>
     <w:p>
@@ -22182,7 +22027,7 @@
           <w:sz w:val="21"/>
           <w:szCs w:val="21"/>
         </w:rPr>
-        <w:t xml:space="preserve">Bank 26 (One correct option, Hard, Thu), folded into Q19: The Student item is ten shuffles on a larger scale, a rise that chance alone makes in about 2 worlds of 5, so the honest reading is that it is not surprising.</w:t>
+        <w:t xml:space="preserve">Bank 25 (One correct option, Medium, Wed), folded into Q11: The reject-loop item is a run whose counts close while a row is wrongly kept, the deeper form of counts that do not close.</w:t>
       </w:r>
     </w:p>
     <w:p>
@@ -22201,7 +22046,7 @@
           <w:sz w:val="21"/>
           <w:szCs w:val="21"/>
         </w:rPr>
-        <w:t xml:space="preserve">Bank 27 (One correct option, Easy, Thu), folded into Q19: The Student item is the same question on the week's own numbers, with the coin-flip share and the 30-order floor on the page.</w:t>
+        <w:t xml:space="preserve">Bank 26 (One correct option, Hard, Thu), folded into Q19: The Student item reads a coin-toss table the way this item reads ten shuffles, and its rise turns up by chance about 2 times in 5.</w:t>
       </w:r>
     </w:p>
     <w:p>
@@ -22220,7 +22065,7 @@
           <w:sz w:val="21"/>
           <w:szCs w:val="21"/>
         </w:rPr>
-        <w:t xml:space="preserve">Bank 28 (One correct option, Medium, Wed), folded into Q25: The orbiter item asks for the first move when two estimates that should agree do not, which is this item's dashboard against Finance's books.</w:t>
+        <w:t xml:space="preserve">Bank 27 (One correct option, Easy, Thu), folded into Q19: The Student item is the same question on the week's own numbers, with the coin-toss worlds and the 30-order floor on the page.</w:t>
       </w:r>
     </w:p>
     <w:p>
@@ -22239,7 +22084,7 @@
           <w:sz w:val="21"/>
           <w:szCs w:val="21"/>
         </w:rPr>
-        <w:t xml:space="preserve">Bank 29 (One correct option, Hard, Mon), folded into Q7: The budget item's key rests on the same arithmetic, that a 10 percent lift in any branch adds the same revenue, so the choice turns on cost.</w:t>
+        <w:t xml:space="preserve">Bank 28 (One correct option, Medium, Wed), folded into Q24: The orbiter item asks for the first move when two estimates that should agree do not, which is this item's dashboard against Finance's books.</w:t>
       </w:r>
     </w:p>
     <w:p>
@@ -22258,7 +22103,7 @@
           <w:sz w:val="21"/>
           <w:szCs w:val="21"/>
         </w:rPr>
-        <w:t xml:space="preserve">Bank 30 (More than one correct, Easy, Tue), folded into Q15: The Retail-Plus rate needs its numerator (orders), its denominator (members) and its window (a quarter) before it can be recomputed.</w:t>
+        <w:t xml:space="preserve">Bank 29 (One correct option, Hard, Mon), folded into Q6: The budget item rests on the same arithmetic, that a 10 percent lift in any branch adds the same revenue, so the choice turns on what each costs.</w:t>
       </w:r>
     </w:p>
     <w:p>
@@ -22277,7 +22122,7 @@
           <w:sz w:val="21"/>
           <w:szCs w:val="21"/>
         </w:rPr>
-        <w:t xml:space="preserve">Bank 31 (More than one correct, Medium, Tue), folded into Q14: Monday's number is the drop that unequal windows and Q1's duplicates made look larger than it was.</w:t>
+        <w:t xml:space="preserve">Bank 30 (More than one correct, Easy, Tue), folded into Q14: The Retail-Plus rate needs its numerator (orders), its denominator (members) and its window (a quarter) before it can be recomputed.</w:t>
       </w:r>
     </w:p>
     <w:p>
@@ -22296,7 +22141,7 @@
           <w:sz w:val="21"/>
           <w:szCs w:val="21"/>
         </w:rPr>
-        <w:t xml:space="preserve">Bank 32 (More than one correct, Easy, Wed), folded into Q16: Bank 52's second step is deciding drop, default or flag for each defect with a written reason, the three treatments this item lists.</w:t>
+        <w:t xml:space="preserve">Bank 31 (More than one correct, Medium, Tue), folded into Q13: Monday's number is the drop that unequal windows and Q1's copied rows made look larger than it was.</w:t>
       </w:r>
     </w:p>
     <w:p>
@@ -22315,7 +22160,7 @@
           <w:sz w:val="21"/>
           <w:szCs w:val="21"/>
         </w:rPr>
-        <w:t xml:space="preserve">Bank 33 (More than one correct, Easy, Wed), folded into Q34: A profile's first count, the values present in a field, is what COUNT(column) returns, and the match item turns on present values against rows.</w:t>
+        <w:t xml:space="preserve">Bank 32 (More than one correct, Easy, Wed), folded into Q15: Bank 52's second step is deciding drop, default or flag for each defect with a written reason, the three treatments this item lists.</w:t>
       </w:r>
     </w:p>
     <w:p>
@@ -22334,7 +22179,7 @@
           <w:sz w:val="21"/>
           <w:szCs w:val="21"/>
         </w:rPr>
-        <w:t xml:space="preserve">Bank 34 (More than one correct, Medium, Thu), folded into Q22: The Diwali design is the fair test, a random hold-out inside each segment over the same window, which this item lists as parts.</w:t>
+        <w:t xml:space="preserve">Bank 33 (More than one correct, Easy, Wed), folded into Q33: A profile's first count, the values present in a field, is what COUNT(column) returns, and the match item turns on present values against rows.</w:t>
       </w:r>
     </w:p>
     <w:p>
@@ -22353,7 +22198,7 @@
           <w:sz w:val="21"/>
           <w:szCs w:val="21"/>
         </w:rPr>
-        <w:t xml:space="preserve">Bank 36 (Scenario set, Easy, Tue), folded into Q15: The Retail-Plus item computes orders per member from counts, the arithmetic of this item, on the week's reconciled file.</w:t>
+        <w:t xml:space="preserve">Bank 34 (More than one correct, Medium, Thu), folded into Q20: The Diwali design is the fair test, a random hold-back inside each segment over the same window, which this item lists as parts.</w:t>
       </w:r>
     </w:p>
     <w:p>
@@ -22372,7 +22217,7 @@
           <w:sz w:val="21"/>
           <w:szCs w:val="21"/>
         </w:rPr>
-        <w:t xml:space="preserve">Bank 37 (Scenario set, Medium, Tue), folded into Q7: The budget item states Tuesday's decomposition and needs the reader to see that frequency is the branch that moved.</w:t>
+        <w:t xml:space="preserve">Bank 36 (Scenario set, Easy, Tue), folded into Q14: The Retail-Plus item computes orders per member from counts, the arithmetic of this item, on the week's reconciled file.</w:t>
       </w:r>
     </w:p>
     <w:p>
@@ -22391,7 +22236,7 @@
           <w:sz w:val="21"/>
           <w:szCs w:val="21"/>
         </w:rPr>
-        <w:t xml:space="preserve">Bank 38 (Scenario set, Medium, Tue), folded into Q7: The budget item rests on the decomposition, customers flat and orders per customer down, that this item asks the room to test.</w:t>
+        <w:t xml:space="preserve">Bank 37 (Scenario set, Medium, Tue), folded into Q6: The budget item states Tuesday's decomposition and needs the reader to see that frequency is the branch that moved.</w:t>
       </w:r>
     </w:p>
     <w:p>
@@ -22410,7 +22255,7 @@
           <w:sz w:val="21"/>
           <w:szCs w:val="21"/>
         </w:rPr>
-        <w:t xml:space="preserve">Bank 39 (Scenario set, Hard, Tue), folded into Q7: The budget item is Marketing's acquisition claim met with the decomposition, and it asks the harder question of what would change the call.</w:t>
+        <w:t xml:space="preserve">Bank 38 (Scenario set, Medium, Tue), folded into Q6: The budget item rests on the decomposition, customers flat and orders per customer down, that this item asks the room to test.</w:t>
       </w:r>
     </w:p>
     <w:p>
@@ -22429,7 +22274,7 @@
           <w:sz w:val="21"/>
           <w:szCs w:val="21"/>
         </w:rPr>
-        <w:t xml:space="preserve">Bank 40 (Scenario set, Easy, Wed), folded into Q12: The reject-loop item counts clean and rejected rows against the input, the arithmetic of this item, on a pass whose count misleads.</w:t>
+        <w:t xml:space="preserve">Bank 39 (Scenario set, Hard, Tue), folded into Q6: The budget item is Marketing's acquisition claim met with the decomposition and its own unit costs, and it asks what would change the call.</w:t>
       </w:r>
     </w:p>
     <w:p>
@@ -22448,7 +22293,7 @@
           <w:sz w:val="21"/>
           <w:szCs w:val="21"/>
         </w:rPr>
-        <w:t xml:space="preserve">Bank 41 (Scenario set, Medium, Wed), folded into Q12: The reject-loop item's correct fixes send every removed row to the log, which is why the log must hold every removed row.</w:t>
+        <w:t xml:space="preserve">Bank 40 (Scenario set, Easy, Wed), folded into Q11: The reject-loop item counts clean and rejected rows against the input, the arithmetic of this item, on a pass whose count misleads.</w:t>
       </w:r>
     </w:p>
     <w:p>
@@ -22467,7 +22312,7 @@
           <w:sz w:val="21"/>
           <w:szCs w:val="21"/>
         </w:rPr>
-        <w:t xml:space="preserve">Bank 42 (Scenario set, Hard, Wed), folded into Q14: Monday's number shrinks from an 11.0 to a 1.6 percent fall because duplicates inflated Q1, the effect this item asks about.</w:t>
+        <w:t xml:space="preserve">Bank 41 (Scenario set, Medium, Wed), folded into Q11: The reject-loop item's correct fixes send every removed row to the log, which is why the log must hold every removed row.</w:t>
       </w:r>
     </w:p>
     <w:p>
@@ -22486,7 +22331,7 @@
           <w:sz w:val="21"/>
           <w:szCs w:val="21"/>
         </w:rPr>
-        <w:t xml:space="preserve">Bank 44 (Scenario set, Medium, Thu), folded into Q20: Bank 43, reworded, names Retail-Plus members as buying more often and spending more in any month, the factor behind both the sale and the spend.</w:t>
+        <w:t xml:space="preserve">Bank 42 (Scenario set, Hard, Wed), folded into Q13: Monday's number shrinks from an 11.0 to a 1.6 percent fall because copied rows inflated Q1, the effect this item asks about.</w:t>
       </w:r>
     </w:p>
     <w:p>
@@ -22505,7 +22350,7 @@
           <w:sz w:val="21"/>
           <w:szCs w:val="21"/>
         </w:rPr>
-        <w:t xml:space="preserve">Bank 48 (Applied maths, Easy, Tue), folded into Q14: Monday's number is a percentage change measured from the starting quarter, (1.87 less 1.90) over 1.90, the arithmetic of this item.</w:t>
+        <w:t xml:space="preserve">Bank 43 (Scenario set, Hard, Thu), folded into Q27: The offer item is the same reversal in figures, a blend that rose while each tier fell, and it asks the reader to compute it away rather than name it.</w:t>
       </w:r>
     </w:p>
     <w:p>
@@ -22524,7 +22369,7 @@
           <w:sz w:val="21"/>
           <w:szCs w:val="21"/>
         </w:rPr>
-        <w:t xml:space="preserve">Bank 49 (Applied maths, Medium, Thu), folded into Q18: The shuffle-sign item computes a p-value as shuffles reaching the gap over all shuffles, 981 of 1,000, the arithmetic of this item.</w:t>
+        <w:t xml:space="preserve">Bank 44 (Scenario set, Medium, Thu), folded into Q27: The offer item's lift comes from who received the offer, members who spend more in any month, the factor behind both the offer and the spend.</w:t>
       </w:r>
     </w:p>
     <w:p>
@@ -22543,7 +22388,7 @@
           <w:sz w:val="21"/>
           <w:szCs w:val="21"/>
         </w:rPr>
-        <w:t xml:space="preserve">Bank 50 (Applied maths, Medium, Mon), folded into Q4: Bank 46 multiplies the tree's factors to reach a change in revenue, the same multiplication this item does in rupees.</w:t>
+        <w:t xml:space="preserve">Bank 45 (Scenario set, Hard, Thu), folded into Q28: The festival advice is this item's decision, whether to repeat an offer whose lift was the mix, with the break-even of a deeper cut beside it.</w:t>
       </w:r>
     </w:p>
     <w:p>
@@ -22562,7 +22407,83 @@
           <w:sz w:val="21"/>
           <w:szCs w:val="21"/>
         </w:rPr>
-        <w:t xml:space="preserve">Bank 17, folded into Q7, option a, b, d (accepted): The key (23 characters) was the only option phrased as a count; the two frequency branches now read the same way. Option d, discounts, ran 9 characters against 33 for the longest; it now names the value of the discounts given, so the options run 23 to 33.</w:t>
+        <w:t xml:space="preserve">Bank 46 (Applied maths, Hard, Mon), folded into Q28: The festival advice multiplies the price factor by the orders to find the rise that holds revenue at 25 percent off, the arithmetic of this item one step further.</w:t>
+      </w:r>
+    </w:p>
+    <w:p>
+      <w:pPr>
+        <w:pStyle w:val="ListParagraph"/>
+        <w:numPr>
+          <w:ilvl w:val="0"/>
+          <w:numId w:val="3"/>
+        </w:numPr>
+        <w:spacing w:after="40"/>
+      </w:pPr>
+      <w:r>
+        <w:rPr>
+          <w:rFonts w:ascii="Arial" w:cs="Arial" w:eastAsia="Arial" w:hAnsi="Arial"/>
+          <w:color w:val="1C1B16"/>
+          <w:sz w:val="21"/>
+          <w:szCs w:val="21"/>
+        </w:rPr>
+        <w:t xml:space="preserve">Bank 48 (Applied maths, Easy, Tue), folded into Q13: Monday's number is a percentage change measured from the starting quarter, the arithmetic of this item, on the reconciled quarters.</w:t>
+      </w:r>
+    </w:p>
+    <w:p>
+      <w:pPr>
+        <w:pStyle w:val="ListParagraph"/>
+        <w:numPr>
+          <w:ilvl w:val="0"/>
+          <w:numId w:val="3"/>
+        </w:numPr>
+        <w:spacing w:after="40"/>
+      </w:pPr>
+      <w:r>
+        <w:rPr>
+          <w:rFonts w:ascii="Arial" w:cs="Arial" w:eastAsia="Arial" w:hAnsi="Arial"/>
+          <w:color w:val="1C1B16"/>
+          <w:sz w:val="21"/>
+          <w:szCs w:val="21"/>
+        </w:rPr>
+        <w:t xml:space="preserve">Bank 49 (Applied maths, Medium, Thu), folded into Q16: The Retail-Plus test reads a p-value as shuffles reaching the gap over all shuffles, 145 of 5,000, the arithmetic of this item.</w:t>
+      </w:r>
+    </w:p>
+    <w:p>
+      <w:pPr>
+        <w:pStyle w:val="ListParagraph"/>
+        <w:numPr>
+          <w:ilvl w:val="0"/>
+          <w:numId w:val="3"/>
+        </w:numPr>
+        <w:spacing w:after="40"/>
+      </w:pPr>
+      <w:r>
+        <w:rPr>
+          <w:rFonts w:ascii="Arial" w:cs="Arial" w:eastAsia="Arial" w:hAnsi="Arial"/>
+          <w:color w:val="1C1B16"/>
+          <w:sz w:val="21"/>
+          <w:szCs w:val="21"/>
+        </w:rPr>
+        <w:t xml:space="preserve">Bank 50 (Applied maths, Medium, Mon), folded into Q28: The festival advice multiplies the tree's factors, price and orders, to find the revenue a discount keeps.</w:t>
+      </w:r>
+    </w:p>
+    <w:p>
+      <w:pPr>
+        <w:pStyle w:val="ListParagraph"/>
+        <w:numPr>
+          <w:ilvl w:val="0"/>
+          <w:numId w:val="3"/>
+        </w:numPr>
+        <w:spacing w:after="40"/>
+      </w:pPr>
+      <w:r>
+        <w:rPr>
+          <w:rFonts w:ascii="Arial" w:cs="Arial" w:eastAsia="Arial" w:hAnsi="Arial"/>
+          <w:color w:val="1C1B16"/>
+          <w:sz w:val="21"/>
+          <w:szCs w:val="21"/>
+        </w:rPr>
+        <w:t xml:space="preserve">Bank 17, folded into Q6, option a, b, d (accepted): The key (23 characters) was the only option phrased as a count; the two frequency branches now read the same way. Option d, discounts, ran 9 characters against 33 for the longest; it now names the value of the discounts given, so the options run 23 to 33.</w:t>
       </w:r>
     </w:p>
     <w:p>
@@ -22600,7 +22521,7 @@
           <w:sz w:val="21"/>
           <w:szCs w:val="21"/>
         </w:rPr>
-        <w:t xml:space="preserve">Bank 21, folded into Q14, option a, b, c (accepted): The key was one character longer than the next option; option c, dropping Q2, was a choice nobody makes, so it now compares month by month, which keeps the short month. Option a ran 36 characters against 70 for option b; it now states the belief behind comparing the totals as they stand, at 72, so the options run 63 to 72.</w:t>
+        <w:t xml:space="preserve">Bank 21, folded into Q13, option a, b, c (accepted): The key was one character longer than the next option; option c, dropping Q2, was a choice nobody makes, so it now compares month by month, which keeps the short month. Option a ran 36 characters against 70 for option b; it now states the belief behind comparing the totals as they stand, at 72, so the options run 63 to 72.</w:t>
       </w:r>
     </w:p>
     <w:p>
@@ -22657,7 +22578,7 @@
           <w:sz w:val="21"/>
           <w:szCs w:val="21"/>
         </w:rPr>
-        <w:t xml:space="preserve">Bank 28, folded into Q25, option c (accepted): The key was the longest option.</w:t>
+        <w:t xml:space="preserve">Bank 28, folded into Q24, option c (accepted): The key was the longest option.</w:t>
       </w:r>
     </w:p>
     <w:p>
@@ -22676,7 +22597,7 @@
           <w:sz w:val="21"/>
           <w:szCs w:val="21"/>
         </w:rPr>
-        <w:t xml:space="preserve">Bank 29, folded into Q7, option a (accepted): The key was the longest option.</w:t>
+        <w:t xml:space="preserve">Bank 29, folded into Q6, option a (accepted): The key was the longest option.</w:t>
       </w:r>
     </w:p>
     <w:p>
@@ -22695,7 +22616,7 @@
           <w:sz w:val="21"/>
           <w:szCs w:val="21"/>
         </w:rPr>
-        <w:t xml:space="preserve">Bank 30, folded into Q15, option c (accepted): Option c, the colour of the chart, eliminated itself and left a three-way item; the previous quarter's value is a comparison a learner can take for part of the definition. At 33 characters it ran against 13 for option a; it now reads 22, so every option is 25 characters or fewer.</w:t>
+        <w:t xml:space="preserve">Bank 30, folded into Q14, option c (accepted): Option c, the colour of the chart, eliminated itself and left a three-way item; the previous quarter's value is a comparison a learner can take for part of the definition. At 33 characters it ran against 13 for option a; it now reads 22, so every option is 25 characters or fewer.</w:t>
       </w:r>
     </w:p>
     <w:p>
@@ -22714,7 +22635,7 @@
           <w:sz w:val="21"/>
           <w:szCs w:val="21"/>
         </w:rPr>
-        <w:t xml:space="preserve">Bank 31, folded into Q14, option a; options relabelled, printed a as the tracker's d, b as the tracker's a, c as the tracker's b, d as the tracker's c (accepted): The options ran 26 to 54 characters, and both ends were keyed options, so no distractor could balance the set. Option a, a keyed option, now names the weeks, 41 characters, with its meaning unchanged, so the options run 36 to 54. Every more-than-one key on the paper held a and b, so ticking both always scored. The options are relabelled d, a, b, c, so the wrong option prints at a and the same three stay correct.</w:t>
+        <w:t xml:space="preserve">Bank 31, folded into Q13, option a; options relabelled, printed a as the tracker's d, b as the tracker's a, c as the tracker's b, d as the tracker's c (accepted): The options ran 26 to 54 characters, and both ends were keyed options, so no distractor could balance the set. Option a, a keyed option, now names the weeks, 41 characters, with its meaning unchanged, so the options run 36 to 54. Every more-than-one key on the paper held a and b, so ticking both always scored. The options are relabelled d, a, b, c, so the wrong option prints at a and the same three stay correct.</w:t>
       </w:r>
     </w:p>
     <w:p>
@@ -22733,7 +22654,7 @@
           <w:sz w:val="21"/>
           <w:szCs w:val="21"/>
         </w:rPr>
-        <w:t xml:space="preserve">Bank 32, folded into Q16, option d; options relabelled, printed a as the tracker's a, b as the tracker's d, c as the tracker's b, d as the tracker's c (accepted): Option d ran 33 characters against 12 for option a. It now reads 28, so every option is 28 characters or fewer, and typing into the export is the same act as typing into the source file. Every more-than-one key on the paper held a and b, so ticking both always scored. The options are relabelled a, d, b, c, so the wrong option prints at b and the same three stay correct.</w:t>
+        <w:t xml:space="preserve">Bank 32, folded into Q15, option d; options relabelled, printed a as the tracker's a, b as the tracker's d, c as the tracker's b, d as the tracker's c (accepted): Option d ran 33 characters against 12 for option a. It now reads 28, so every option is 28 characters or fewer, and typing into the export is the same act as typing into the source file. Every more-than-one key on the paper held a and b, so ticking both always scored. The options are relabelled a, d, b, c, so the wrong option prints at b and the same three stay correct.</w:t>
       </w:r>
     </w:p>
     <w:p>
@@ -22752,7 +22673,7 @@
           <w:sz w:val="21"/>
           <w:szCs w:val="21"/>
         </w:rPr>
-        <w:t xml:space="preserve">Bank 33, folded into Q34, option d (accepted): Option d, a p-value for a single field, eliminated itself; the value to fill in is the decision a learner can take for part of the profile.</w:t>
+        <w:t xml:space="preserve">Bank 33, folded into Q33, option d (accepted): Option d, a p-value for a single field, eliminated itself; the value to fill in is the decision a learner can take for part of the profile.</w:t>
       </w:r>
     </w:p>
     <w:p>
@@ -22771,7 +22692,7 @@
           <w:sz w:val="21"/>
           <w:szCs w:val="21"/>
         </w:rPr>
-        <w:t xml:space="preserve">Bank 34, folded into Q22, option d; options relabelled, printed a as the tracker's d, b as the tracker's a, c as the tracker's b, d as the tracker's c (accepted): Option d ran 17 characters against 51 for option a. It now carries the belief behind a deeper discount, at 49, so the options run 36 to 51. Every more-than-one key on the paper held a and b, so ticking both always scored. The options are relabelled d, a, b, c, so the wrong option prints at a and the same three stay correct.</w:t>
+        <w:t xml:space="preserve">Bank 34, folded into Q20, option d; options relabelled, printed a as the tracker's d, b as the tracker's a, c as the tracker's b, d as the tracker's c (accepted): Option d ran 17 characters against 51 for option a. It now carries the belief behind a deeper discount, at 49, so the options run 36 to 51. Every more-than-one key on the paper held a and b, so ticking both always scored. The options are relabelled d, a, b, c, so the wrong option prints at a and the same three stay correct.</w:t>
       </w:r>
     </w:p>
     <w:p>
@@ -22790,7 +22711,26 @@
           <w:sz w:val="21"/>
           <w:szCs w:val="21"/>
         </w:rPr>
-        <w:t xml:space="preserve">Bank 42, folded into Q14, option a, b (accepted): The key was one character longer than the next option. Option a ran 8 characters against 48 for option b; it now carries the belief behind a growing drop, at 49, so the options run 34 to 49.</w:t>
+        <w:t xml:space="preserve">Bank 42, folded into Q13, option a, b (accepted): The key was one character longer than the next option. Option a ran 8 characters against 48 for option b; it now carries the belief behind a growing drop, at 49, so the options run 34 to 49.</w:t>
+      </w:r>
+    </w:p>
+    <w:p>
+      <w:pPr>
+        <w:pStyle w:val="ListParagraph"/>
+        <w:numPr>
+          <w:ilvl w:val="0"/>
+          <w:numId w:val="3"/>
+        </w:numPr>
+        <w:spacing w:after="40"/>
+      </w:pPr>
+      <w:r>
+        <w:rPr>
+          <w:rFonts w:ascii="Arial" w:cs="Arial" w:eastAsia="Arial" w:hAnsi="Arial"/>
+          <w:color w:val="1C1B16"/>
+          <w:sz w:val="21"/>
+          <w:szCs w:val="21"/>
+        </w:rPr>
+        <w:t xml:space="preserve">Bank 45, folded into Q28, option a (accepted): The key was the longest option.</w:t>
       </w:r>
     </w:p>
     <w:p>
@@ -22833,7 +22773,7 @@
           <w:sz w:val="21"/>
           <w:szCs w:val="21"/>
         </w:rPr>
-        <w:t xml:space="preserve">I would need the cost of adding Rs 1 crore through each branch: acquisition cost per new customer times the customers needed, against the cost of the offer that brings back the same revenue from existing customers, both over the same window and at the same margin. To Meera: "Frequency is the branch that moved, so it is where the leak is. Acquisition may still be cheaper per rupee, and here is the cost comparison that would show it. Until we have that, I would fund a small, measured test of each rather than Rs 12 crore on one."</w:t>
+        <w:t xml:space="preserve">"Mostly it is a change in who ordered: Retail-Plus's small orders fell from 51 rows to 26 while Business orders, which carry nearly all the revenue, fell only from 20 to 17, so the average order grew without anyone paying more. Inside Business, revenue per order rose about 5 percent, which is the part worth watching. It is not good news in itself, and I would show revenue per order by segment beside it."</w:t>
       </w:r>
     </w:p>
     <w:p>
@@ -22971,7 +22911,7 @@
     </w:p>
     <w:tbl>
       <w:tblPr>
-        <w:tblW w:type="dxa" w:w="10600"/>
+        <w:tblW w:type="dxa" w:w="8820"/>
         <w:tblBorders>
           <w:top w:val="none" w:color="FFFFFF" w:sz="0"/>
           <w:left w:val="none" w:color="FFFFFF" w:sz="0"/>
@@ -22987,8 +22927,6 @@
         <w:gridCol w:w="2740"/>
         <w:gridCol w:w="300"/>
         <w:gridCol w:w="2740"/>
-        <w:gridCol w:w="300"/>
-        <w:gridCol w:w="1480"/>
       </w:tblGrid>
       <w:tr>
         <w:tc>
@@ -23356,223 +23294,6 @@
                       <w:sz w:val="16"/>
                       <w:szCs w:val="16"/>
                     </w:rPr>
-                    <w:t xml:space="preserve"/>
-                  </w:r>
-                </w:p>
-              </w:tc>
-              <w:tc>
-                <w:tcPr>
-                  <w:tcW w:type="dxa" w:w="420"/>
-                  <w:tcBorders>
-                    <w:top w:val="single" w:color="D5D0C4" w:sz="4"/>
-                    <w:left w:val="single" w:color="D5D0C4" w:sz="4"/>
-                    <w:bottom w:val="single" w:color="D5D0C4" w:sz="4"/>
-                    <w:right w:val="single" w:color="D5D0C4" w:sz="4"/>
-                  </w:tcBorders>
-                  <w:tcMar>
-                    <w:top w:type="dxa" w:w="20"/>
-                    <w:left w:type="dxa" w:w="60"/>
-                    <w:bottom w:type="dxa" w:w="20"/>
-                    <w:right w:type="dxa" w:w="60"/>
-                  </w:tcMar>
-                  <w:vAlign w:val="center"/>
-                </w:tcPr>
-                <w:p>
-                  <w:pPr>
-                    <w:spacing w:after="20" w:before="20" w:line="240"/>
-                    <w:jc w:val="center"/>
-                  </w:pPr>
-                  <w:r>
-                    <w:rPr>
-                      <w:rFonts w:ascii="Arial" w:cs="Arial" w:eastAsia="Arial" w:hAnsi="Arial"/>
-                      <w:b/>
-                      <w:bCs/>
-                      <w:color w:val="B37A33"/>
-                      <w:sz w:val="16"/>
-                      <w:szCs w:val="16"/>
-                    </w:rPr>
-                    <w:t xml:space="preserve">X</w:t>
-                  </w:r>
-                </w:p>
-              </w:tc>
-              <w:tc>
-                <w:tcPr>
-                  <w:tcW w:type="dxa" w:w="420"/>
-                  <w:tcBorders>
-                    <w:top w:val="single" w:color="D5D0C4" w:sz="4"/>
-                    <w:left w:val="single" w:color="D5D0C4" w:sz="4"/>
-                    <w:bottom w:val="single" w:color="D5D0C4" w:sz="4"/>
-                    <w:right w:val="single" w:color="D5D0C4" w:sz="4"/>
-                  </w:tcBorders>
-                  <w:tcMar>
-                    <w:top w:type="dxa" w:w="20"/>
-                    <w:left w:type="dxa" w:w="60"/>
-                    <w:bottom w:type="dxa" w:w="20"/>
-                    <w:right w:type="dxa" w:w="60"/>
-                  </w:tcMar>
-                  <w:vAlign w:val="center"/>
-                </w:tcPr>
-                <w:p>
-                  <w:pPr>
-                    <w:spacing w:after="20" w:before="20" w:line="240"/>
-                    <w:jc w:val="center"/>
-                  </w:pPr>
-                  <w:r>
-                    <w:rPr>
-                      <w:rFonts w:ascii="Arial" w:cs="Arial" w:eastAsia="Arial" w:hAnsi="Arial"/>
-                      <w:b/>
-                      <w:bCs/>
-                      <w:color w:val="B37A33"/>
-                      <w:sz w:val="16"/>
-                      <w:szCs w:val="16"/>
-                    </w:rPr>
-                    <w:t xml:space="preserve"/>
-                  </w:r>
-                </w:p>
-              </w:tc>
-              <w:tc>
-                <w:tcPr>
-                  <w:tcW w:type="dxa" w:w="420"/>
-                  <w:tcBorders>
-                    <w:top w:val="single" w:color="D5D0C4" w:sz="4"/>
-                    <w:left w:val="single" w:color="D5D0C4" w:sz="4"/>
-                    <w:bottom w:val="single" w:color="D5D0C4" w:sz="4"/>
-                    <w:right w:val="single" w:color="D5D0C4" w:sz="4"/>
-                  </w:tcBorders>
-                  <w:shd w:fill="D5D0C4" w:color="auto" w:val="clear"/>
-                  <w:tcMar>
-                    <w:top w:type="dxa" w:w="20"/>
-                    <w:left w:type="dxa" w:w="60"/>
-                    <w:bottom w:type="dxa" w:w="20"/>
-                    <w:right w:type="dxa" w:w="60"/>
-                  </w:tcMar>
-                  <w:vAlign w:val="center"/>
-                </w:tcPr>
-                <w:p>
-                  <w:pPr>
-                    <w:spacing w:after="20" w:before="20" w:line="240"/>
-                    <w:jc w:val="center"/>
-                  </w:pPr>
-                  <w:r>
-                    <w:rPr>
-                      <w:rFonts w:ascii="Arial" w:cs="Arial" w:eastAsia="Arial" w:hAnsi="Arial"/>
-                      <w:b/>
-                      <w:bCs/>
-                      <w:color w:val="B37A33"/>
-                      <w:sz w:val="16"/>
-                      <w:szCs w:val="16"/>
-                    </w:rPr>
-                    <w:t xml:space="preserve"/>
-                  </w:r>
-                </w:p>
-              </w:tc>
-            </w:tr>
-            <w:tr>
-              <w:trPr>
-                <w:cantSplit/>
-                <w:trHeight w:val="280" w:hRule="atLeast"/>
-              </w:trPr>
-              <w:tc>
-                <w:tcPr>
-                  <w:tcW w:type="dxa" w:w="640"/>
-                  <w:tcBorders>
-                    <w:top w:val="single" w:color="D5D0C4" w:sz="4"/>
-                    <w:left w:val="single" w:color="D5D0C4" w:sz="4"/>
-                    <w:bottom w:val="single" w:color="D5D0C4" w:sz="4"/>
-                    <w:right w:val="single" w:color="D5D0C4" w:sz="4"/>
-                  </w:tcBorders>
-                  <w:tcMar>
-                    <w:top w:type="dxa" w:w="20"/>
-                    <w:left w:type="dxa" w:w="60"/>
-                    <w:bottom w:type="dxa" w:w="20"/>
-                    <w:right w:type="dxa" w:w="60"/>
-                  </w:tcMar>
-                  <w:vAlign w:val="center"/>
-                </w:tcPr>
-                <w:p>
-                  <w:pPr>
-                    <w:spacing w:after="20" w:before="20" w:line="240"/>
-                    <w:jc w:val="center"/>
-                  </w:pPr>
-                  <w:r>
-                    <w:rPr>
-                      <w:rFonts w:ascii="Arial" w:cs="Arial" w:eastAsia="Arial" w:hAnsi="Arial"/>
-                      <w:b w:val="false"/>
-                      <w:bCs w:val="false"/>
-                      <w:color w:val="1C1B16"/>
-                      <w:sz w:val="16"/>
-                      <w:szCs w:val="16"/>
-                    </w:rPr>
-                    <w:t xml:space="preserve">Q3</w:t>
-                  </w:r>
-                </w:p>
-              </w:tc>
-              <w:tc>
-                <w:tcPr>
-                  <w:tcW w:type="dxa" w:w="420"/>
-                  <w:tcBorders>
-                    <w:top w:val="single" w:color="D5D0C4" w:sz="4"/>
-                    <w:left w:val="single" w:color="D5D0C4" w:sz="4"/>
-                    <w:bottom w:val="single" w:color="D5D0C4" w:sz="4"/>
-                    <w:right w:val="single" w:color="D5D0C4" w:sz="4"/>
-                  </w:tcBorders>
-                  <w:tcMar>
-                    <w:top w:type="dxa" w:w="20"/>
-                    <w:left w:type="dxa" w:w="60"/>
-                    <w:bottom w:type="dxa" w:w="20"/>
-                    <w:right w:type="dxa" w:w="60"/>
-                  </w:tcMar>
-                  <w:vAlign w:val="center"/>
-                </w:tcPr>
-                <w:p>
-                  <w:pPr>
-                    <w:spacing w:after="20" w:before="20" w:line="240"/>
-                    <w:jc w:val="center"/>
-                  </w:pPr>
-                  <w:r>
-                    <w:rPr>
-                      <w:rFonts w:ascii="Arial" w:cs="Arial" w:eastAsia="Arial" w:hAnsi="Arial"/>
-                      <w:b/>
-                      <w:bCs/>
-                      <w:color w:val="B37A33"/>
-                      <w:sz w:val="16"/>
-                      <w:szCs w:val="16"/>
-                    </w:rPr>
-                    <w:t xml:space="preserve"/>
-                  </w:r>
-                </w:p>
-              </w:tc>
-              <w:tc>
-                <w:tcPr>
-                  <w:tcW w:type="dxa" w:w="420"/>
-                  <w:tcBorders>
-                    <w:top w:val="single" w:color="D5D0C4" w:sz="4"/>
-                    <w:left w:val="single" w:color="D5D0C4" w:sz="4"/>
-                    <w:bottom w:val="single" w:color="D5D0C4" w:sz="4"/>
-                    <w:right w:val="single" w:color="D5D0C4" w:sz="4"/>
-                  </w:tcBorders>
-                  <w:tcMar>
-                    <w:top w:type="dxa" w:w="20"/>
-                    <w:left w:type="dxa" w:w="60"/>
-                    <w:bottom w:type="dxa" w:w="20"/>
-                    <w:right w:type="dxa" w:w="60"/>
-                  </w:tcMar>
-                  <w:vAlign w:val="center"/>
-                </w:tcPr>
-                <w:p>
-                  <w:pPr>
-                    <w:spacing w:after="20" w:before="20" w:line="240"/>
-                    <w:jc w:val="center"/>
-                  </w:pPr>
-                  <w:r>
-                    <w:rPr>
-                      <w:rFonts w:ascii="Arial" w:cs="Arial" w:eastAsia="Arial" w:hAnsi="Arial"/>
-                      <w:b/>
-                      <w:bCs/>
-                      <w:color w:val="B37A33"/>
-                      <w:sz w:val="16"/>
-                      <w:szCs w:val="16"/>
-                    </w:rPr>
                     <w:t xml:space="preserve">X</w:t>
                   </w:r>
                 </w:p>
@@ -23720,7 +23441,7 @@
                       <w:sz w:val="16"/>
                       <w:szCs w:val="16"/>
                     </w:rPr>
-                    <w:t xml:space="preserve">Q5</w:t>
+                    <w:t xml:space="preserve">Q4</w:t>
                   </w:r>
                 </w:p>
               </w:tc>
@@ -23937,7 +23658,7 @@
                       <w:sz w:val="16"/>
                       <w:szCs w:val="16"/>
                     </w:rPr>
-                    <w:t xml:space="preserve">Q6</w:t>
+                    <w:t xml:space="preserve">Q5</w:t>
                   </w:r>
                 </w:p>
               </w:tc>
@@ -24154,7 +23875,441 @@
                       <w:sz w:val="16"/>
                       <w:szCs w:val="16"/>
                     </w:rPr>
-                    <w:t xml:space="preserve">Q7</w:t>
+                    <w:t xml:space="preserve">Q6</w:t>
+                  </w:r>
+                </w:p>
+              </w:tc>
+              <w:tc>
+                <w:tcPr>
+                  <w:tcW w:type="dxa" w:w="420"/>
+                  <w:tcBorders>
+                    <w:top w:val="single" w:color="D5D0C4" w:sz="4"/>
+                    <w:left w:val="single" w:color="D5D0C4" w:sz="4"/>
+                    <w:bottom w:val="single" w:color="D5D0C4" w:sz="4"/>
+                    <w:right w:val="single" w:color="D5D0C4" w:sz="4"/>
+                  </w:tcBorders>
+                  <w:tcMar>
+                    <w:top w:type="dxa" w:w="20"/>
+                    <w:left w:type="dxa" w:w="60"/>
+                    <w:bottom w:type="dxa" w:w="20"/>
+                    <w:right w:type="dxa" w:w="60"/>
+                  </w:tcMar>
+                  <w:vAlign w:val="center"/>
+                </w:tcPr>
+                <w:p>
+                  <w:pPr>
+                    <w:spacing w:after="20" w:before="20" w:line="240"/>
+                    <w:jc w:val="center"/>
+                  </w:pPr>
+                  <w:r>
+                    <w:rPr>
+                      <w:rFonts w:ascii="Arial" w:cs="Arial" w:eastAsia="Arial" w:hAnsi="Arial"/>
+                      <w:b/>
+                      <w:bCs/>
+                      <w:color w:val="B37A33"/>
+                      <w:sz w:val="16"/>
+                      <w:szCs w:val="16"/>
+                    </w:rPr>
+                    <w:t xml:space="preserve"/>
+                  </w:r>
+                </w:p>
+              </w:tc>
+              <w:tc>
+                <w:tcPr>
+                  <w:tcW w:type="dxa" w:w="420"/>
+                  <w:tcBorders>
+                    <w:top w:val="single" w:color="D5D0C4" w:sz="4"/>
+                    <w:left w:val="single" w:color="D5D0C4" w:sz="4"/>
+                    <w:bottom w:val="single" w:color="D5D0C4" w:sz="4"/>
+                    <w:right w:val="single" w:color="D5D0C4" w:sz="4"/>
+                  </w:tcBorders>
+                  <w:tcMar>
+                    <w:top w:type="dxa" w:w="20"/>
+                    <w:left w:type="dxa" w:w="60"/>
+                    <w:bottom w:type="dxa" w:w="20"/>
+                    <w:right w:type="dxa" w:w="60"/>
+                  </w:tcMar>
+                  <w:vAlign w:val="center"/>
+                </w:tcPr>
+                <w:p>
+                  <w:pPr>
+                    <w:spacing w:after="20" w:before="20" w:line="240"/>
+                    <w:jc w:val="center"/>
+                  </w:pPr>
+                  <w:r>
+                    <w:rPr>
+                      <w:rFonts w:ascii="Arial" w:cs="Arial" w:eastAsia="Arial" w:hAnsi="Arial"/>
+                      <w:b/>
+                      <w:bCs/>
+                      <w:color w:val="B37A33"/>
+                      <w:sz w:val="16"/>
+                      <w:szCs w:val="16"/>
+                    </w:rPr>
+                    <w:t xml:space="preserve"/>
+                  </w:r>
+                </w:p>
+              </w:tc>
+              <w:tc>
+                <w:tcPr>
+                  <w:tcW w:type="dxa" w:w="420"/>
+                  <w:tcBorders>
+                    <w:top w:val="single" w:color="D5D0C4" w:sz="4"/>
+                    <w:left w:val="single" w:color="D5D0C4" w:sz="4"/>
+                    <w:bottom w:val="single" w:color="D5D0C4" w:sz="4"/>
+                    <w:right w:val="single" w:color="D5D0C4" w:sz="4"/>
+                  </w:tcBorders>
+                  <w:tcMar>
+                    <w:top w:type="dxa" w:w="20"/>
+                    <w:left w:type="dxa" w:w="60"/>
+                    <w:bottom w:type="dxa" w:w="20"/>
+                    <w:right w:type="dxa" w:w="60"/>
+                  </w:tcMar>
+                  <w:vAlign w:val="center"/>
+                </w:tcPr>
+                <w:p>
+                  <w:pPr>
+                    <w:spacing w:after="20" w:before="20" w:line="240"/>
+                    <w:jc w:val="center"/>
+                  </w:pPr>
+                  <w:r>
+                    <w:rPr>
+                      <w:rFonts w:ascii="Arial" w:cs="Arial" w:eastAsia="Arial" w:hAnsi="Arial"/>
+                      <w:b/>
+                      <w:bCs/>
+                      <w:color w:val="B37A33"/>
+                      <w:sz w:val="16"/>
+                      <w:szCs w:val="16"/>
+                    </w:rPr>
+                    <w:t xml:space="preserve">X</w:t>
+                  </w:r>
+                </w:p>
+              </w:tc>
+              <w:tc>
+                <w:tcPr>
+                  <w:tcW w:type="dxa" w:w="420"/>
+                  <w:tcBorders>
+                    <w:top w:val="single" w:color="D5D0C4" w:sz="4"/>
+                    <w:left w:val="single" w:color="D5D0C4" w:sz="4"/>
+                    <w:bottom w:val="single" w:color="D5D0C4" w:sz="4"/>
+                    <w:right w:val="single" w:color="D5D0C4" w:sz="4"/>
+                  </w:tcBorders>
+                  <w:tcMar>
+                    <w:top w:type="dxa" w:w="20"/>
+                    <w:left w:type="dxa" w:w="60"/>
+                    <w:bottom w:type="dxa" w:w="20"/>
+                    <w:right w:type="dxa" w:w="60"/>
+                  </w:tcMar>
+                  <w:vAlign w:val="center"/>
+                </w:tcPr>
+                <w:p>
+                  <w:pPr>
+                    <w:spacing w:after="20" w:before="20" w:line="240"/>
+                    <w:jc w:val="center"/>
+                  </w:pPr>
+                  <w:r>
+                    <w:rPr>
+                      <w:rFonts w:ascii="Arial" w:cs="Arial" w:eastAsia="Arial" w:hAnsi="Arial"/>
+                      <w:b/>
+                      <w:bCs/>
+                      <w:color w:val="B37A33"/>
+                      <w:sz w:val="16"/>
+                      <w:szCs w:val="16"/>
+                    </w:rPr>
+                    <w:t xml:space="preserve"/>
+                  </w:r>
+                </w:p>
+              </w:tc>
+              <w:tc>
+                <w:tcPr>
+                  <w:tcW w:type="dxa" w:w="420"/>
+                  <w:tcBorders>
+                    <w:top w:val="single" w:color="D5D0C4" w:sz="4"/>
+                    <w:left w:val="single" w:color="D5D0C4" w:sz="4"/>
+                    <w:bottom w:val="single" w:color="D5D0C4" w:sz="4"/>
+                    <w:right w:val="single" w:color="D5D0C4" w:sz="4"/>
+                  </w:tcBorders>
+                  <w:shd w:fill="D5D0C4" w:color="auto" w:val="clear"/>
+                  <w:tcMar>
+                    <w:top w:type="dxa" w:w="20"/>
+                    <w:left w:type="dxa" w:w="60"/>
+                    <w:bottom w:type="dxa" w:w="20"/>
+                    <w:right w:type="dxa" w:w="60"/>
+                  </w:tcMar>
+                  <w:vAlign w:val="center"/>
+                </w:tcPr>
+                <w:p>
+                  <w:pPr>
+                    <w:spacing w:after="20" w:before="20" w:line="240"/>
+                    <w:jc w:val="center"/>
+                  </w:pPr>
+                  <w:r>
+                    <w:rPr>
+                      <w:rFonts w:ascii="Arial" w:cs="Arial" w:eastAsia="Arial" w:hAnsi="Arial"/>
+                      <w:b/>
+                      <w:bCs/>
+                      <w:color w:val="B37A33"/>
+                      <w:sz w:val="16"/>
+                      <w:szCs w:val="16"/>
+                    </w:rPr>
+                    <w:t xml:space="preserve"/>
+                  </w:r>
+                </w:p>
+              </w:tc>
+            </w:tr>
+            <w:tr>
+              <w:trPr>
+                <w:cantSplit/>
+                <w:trHeight w:val="280" w:hRule="atLeast"/>
+              </w:trPr>
+              <w:tc>
+                <w:tcPr>
+                  <w:tcW w:type="dxa" w:w="640"/>
+                  <w:tcBorders>
+                    <w:top w:val="single" w:color="D5D0C4" w:sz="4"/>
+                    <w:left w:val="single" w:color="D5D0C4" w:sz="4"/>
+                    <w:bottom w:val="single" w:color="D5D0C4" w:sz="4"/>
+                    <w:right w:val="single" w:color="D5D0C4" w:sz="4"/>
+                  </w:tcBorders>
+                  <w:tcMar>
+                    <w:top w:type="dxa" w:w="20"/>
+                    <w:left w:type="dxa" w:w="60"/>
+                    <w:bottom w:type="dxa" w:w="20"/>
+                    <w:right w:type="dxa" w:w="60"/>
+                  </w:tcMar>
+                  <w:vAlign w:val="center"/>
+                </w:tcPr>
+                <w:p>
+                  <w:pPr>
+                    <w:spacing w:after="20" w:before="20" w:line="240"/>
+                    <w:jc w:val="center"/>
+                  </w:pPr>
+                  <w:r>
+                    <w:rPr>
+                      <w:rFonts w:ascii="Arial" w:cs="Arial" w:eastAsia="Arial" w:hAnsi="Arial"/>
+                      <w:b w:val="false"/>
+                      <w:bCs w:val="false"/>
+                      <w:color w:val="1C1B16"/>
+                      <w:sz w:val="16"/>
+                      <w:szCs w:val="16"/>
+                    </w:rPr>
+                    <w:t xml:space="preserve">Q8</w:t>
+                  </w:r>
+                </w:p>
+              </w:tc>
+              <w:tc>
+                <w:tcPr>
+                  <w:tcW w:type="dxa" w:w="420"/>
+                  <w:tcBorders>
+                    <w:top w:val="single" w:color="D5D0C4" w:sz="4"/>
+                    <w:left w:val="single" w:color="D5D0C4" w:sz="4"/>
+                    <w:bottom w:val="single" w:color="D5D0C4" w:sz="4"/>
+                    <w:right w:val="single" w:color="D5D0C4" w:sz="4"/>
+                  </w:tcBorders>
+                  <w:tcMar>
+                    <w:top w:type="dxa" w:w="20"/>
+                    <w:left w:type="dxa" w:w="60"/>
+                    <w:bottom w:type="dxa" w:w="20"/>
+                    <w:right w:type="dxa" w:w="60"/>
+                  </w:tcMar>
+                  <w:vAlign w:val="center"/>
+                </w:tcPr>
+                <w:p>
+                  <w:pPr>
+                    <w:spacing w:after="20" w:before="20" w:line="240"/>
+                    <w:jc w:val="center"/>
+                  </w:pPr>
+                  <w:r>
+                    <w:rPr>
+                      <w:rFonts w:ascii="Arial" w:cs="Arial" w:eastAsia="Arial" w:hAnsi="Arial"/>
+                      <w:b/>
+                      <w:bCs/>
+                      <w:color w:val="B37A33"/>
+                      <w:sz w:val="16"/>
+                      <w:szCs w:val="16"/>
+                    </w:rPr>
+                    <w:t xml:space="preserve"/>
+                  </w:r>
+                </w:p>
+              </w:tc>
+              <w:tc>
+                <w:tcPr>
+                  <w:tcW w:type="dxa" w:w="420"/>
+                  <w:tcBorders>
+                    <w:top w:val="single" w:color="D5D0C4" w:sz="4"/>
+                    <w:left w:val="single" w:color="D5D0C4" w:sz="4"/>
+                    <w:bottom w:val="single" w:color="D5D0C4" w:sz="4"/>
+                    <w:right w:val="single" w:color="D5D0C4" w:sz="4"/>
+                  </w:tcBorders>
+                  <w:tcMar>
+                    <w:top w:type="dxa" w:w="20"/>
+                    <w:left w:type="dxa" w:w="60"/>
+                    <w:bottom w:type="dxa" w:w="20"/>
+                    <w:right w:type="dxa" w:w="60"/>
+                  </w:tcMar>
+                  <w:vAlign w:val="center"/>
+                </w:tcPr>
+                <w:p>
+                  <w:pPr>
+                    <w:spacing w:after="20" w:before="20" w:line="240"/>
+                    <w:jc w:val="center"/>
+                  </w:pPr>
+                  <w:r>
+                    <w:rPr>
+                      <w:rFonts w:ascii="Arial" w:cs="Arial" w:eastAsia="Arial" w:hAnsi="Arial"/>
+                      <w:b/>
+                      <w:bCs/>
+                      <w:color w:val="B37A33"/>
+                      <w:sz w:val="16"/>
+                      <w:szCs w:val="16"/>
+                    </w:rPr>
+                    <w:t xml:space="preserve"/>
+                  </w:r>
+                </w:p>
+              </w:tc>
+              <w:tc>
+                <w:tcPr>
+                  <w:tcW w:type="dxa" w:w="420"/>
+                  <w:tcBorders>
+                    <w:top w:val="single" w:color="D5D0C4" w:sz="4"/>
+                    <w:left w:val="single" w:color="D5D0C4" w:sz="4"/>
+                    <w:bottom w:val="single" w:color="D5D0C4" w:sz="4"/>
+                    <w:right w:val="single" w:color="D5D0C4" w:sz="4"/>
+                  </w:tcBorders>
+                  <w:tcMar>
+                    <w:top w:type="dxa" w:w="20"/>
+                    <w:left w:type="dxa" w:w="60"/>
+                    <w:bottom w:type="dxa" w:w="20"/>
+                    <w:right w:type="dxa" w:w="60"/>
+                  </w:tcMar>
+                  <w:vAlign w:val="center"/>
+                </w:tcPr>
+                <w:p>
+                  <w:pPr>
+                    <w:spacing w:after="20" w:before="20" w:line="240"/>
+                    <w:jc w:val="center"/>
+                  </w:pPr>
+                  <w:r>
+                    <w:rPr>
+                      <w:rFonts w:ascii="Arial" w:cs="Arial" w:eastAsia="Arial" w:hAnsi="Arial"/>
+                      <w:b/>
+                      <w:bCs/>
+                      <w:color w:val="B37A33"/>
+                      <w:sz w:val="16"/>
+                      <w:szCs w:val="16"/>
+                    </w:rPr>
+                    <w:t xml:space="preserve">X</w:t>
+                  </w:r>
+                </w:p>
+              </w:tc>
+              <w:tc>
+                <w:tcPr>
+                  <w:tcW w:type="dxa" w:w="420"/>
+                  <w:tcBorders>
+                    <w:top w:val="single" w:color="D5D0C4" w:sz="4"/>
+                    <w:left w:val="single" w:color="D5D0C4" w:sz="4"/>
+                    <w:bottom w:val="single" w:color="D5D0C4" w:sz="4"/>
+                    <w:right w:val="single" w:color="D5D0C4" w:sz="4"/>
+                  </w:tcBorders>
+                  <w:tcMar>
+                    <w:top w:type="dxa" w:w="20"/>
+                    <w:left w:type="dxa" w:w="60"/>
+                    <w:bottom w:type="dxa" w:w="20"/>
+                    <w:right w:type="dxa" w:w="60"/>
+                  </w:tcMar>
+                  <w:vAlign w:val="center"/>
+                </w:tcPr>
+                <w:p>
+                  <w:pPr>
+                    <w:spacing w:after="20" w:before="20" w:line="240"/>
+                    <w:jc w:val="center"/>
+                  </w:pPr>
+                  <w:r>
+                    <w:rPr>
+                      <w:rFonts w:ascii="Arial" w:cs="Arial" w:eastAsia="Arial" w:hAnsi="Arial"/>
+                      <w:b/>
+                      <w:bCs/>
+                      <w:color w:val="B37A33"/>
+                      <w:sz w:val="16"/>
+                      <w:szCs w:val="16"/>
+                    </w:rPr>
+                    <w:t xml:space="preserve"/>
+                  </w:r>
+                </w:p>
+              </w:tc>
+              <w:tc>
+                <w:tcPr>
+                  <w:tcW w:type="dxa" w:w="420"/>
+                  <w:tcBorders>
+                    <w:top w:val="single" w:color="D5D0C4" w:sz="4"/>
+                    <w:left w:val="single" w:color="D5D0C4" w:sz="4"/>
+                    <w:bottom w:val="single" w:color="D5D0C4" w:sz="4"/>
+                    <w:right w:val="single" w:color="D5D0C4" w:sz="4"/>
+                  </w:tcBorders>
+                  <w:shd w:fill="D5D0C4" w:color="auto" w:val="clear"/>
+                  <w:tcMar>
+                    <w:top w:type="dxa" w:w="20"/>
+                    <w:left w:type="dxa" w:w="60"/>
+                    <w:bottom w:type="dxa" w:w="20"/>
+                    <w:right w:type="dxa" w:w="60"/>
+                  </w:tcMar>
+                  <w:vAlign w:val="center"/>
+                </w:tcPr>
+                <w:p>
+                  <w:pPr>
+                    <w:spacing w:after="20" w:before="20" w:line="240"/>
+                    <w:jc w:val="center"/>
+                  </w:pPr>
+                  <w:r>
+                    <w:rPr>
+                      <w:rFonts w:ascii="Arial" w:cs="Arial" w:eastAsia="Arial" w:hAnsi="Arial"/>
+                      <w:b/>
+                      <w:bCs/>
+                      <w:color w:val="B37A33"/>
+                      <w:sz w:val="16"/>
+                      <w:szCs w:val="16"/>
+                    </w:rPr>
+                    <w:t xml:space="preserve"/>
+                  </w:r>
+                </w:p>
+              </w:tc>
+            </w:tr>
+            <w:tr>
+              <w:trPr>
+                <w:cantSplit/>
+                <w:trHeight w:val="280" w:hRule="atLeast"/>
+              </w:trPr>
+              <w:tc>
+                <w:tcPr>
+                  <w:tcW w:type="dxa" w:w="640"/>
+                  <w:tcBorders>
+                    <w:top w:val="single" w:color="D5D0C4" w:sz="4"/>
+                    <w:left w:val="single" w:color="D5D0C4" w:sz="4"/>
+                    <w:bottom w:val="single" w:color="D5D0C4" w:sz="4"/>
+                    <w:right w:val="single" w:color="D5D0C4" w:sz="4"/>
+                  </w:tcBorders>
+                  <w:tcMar>
+                    <w:top w:type="dxa" w:w="20"/>
+                    <w:left w:type="dxa" w:w="60"/>
+                    <w:bottom w:type="dxa" w:w="20"/>
+                    <w:right w:type="dxa" w:w="60"/>
+                  </w:tcMar>
+                  <w:vAlign w:val="center"/>
+                </w:tcPr>
+                <w:p>
+                  <w:pPr>
+                    <w:spacing w:after="20" w:before="20" w:line="240"/>
+                    <w:jc w:val="center"/>
+                  </w:pPr>
+                  <w:r>
+                    <w:rPr>
+                      <w:rFonts w:ascii="Arial" w:cs="Arial" w:eastAsia="Arial" w:hAnsi="Arial"/>
+                      <w:b w:val="false"/>
+                      <w:bCs w:val="false"/>
+                      <w:color w:val="1C1B16"/>
+                      <w:sz w:val="16"/>
+                      <w:szCs w:val="16"/>
+                    </w:rPr>
+                    <w:t xml:space="preserve">Q9</w:t>
                   </w:r>
                 </w:p>
               </w:tc>
@@ -24371,224 +24526,7 @@
                       <w:sz w:val="16"/>
                       <w:szCs w:val="16"/>
                     </w:rPr>
-                    <w:t xml:space="preserve">Q9</w:t>
-                  </w:r>
-                </w:p>
-              </w:tc>
-              <w:tc>
-                <w:tcPr>
-                  <w:tcW w:type="dxa" w:w="420"/>
-                  <w:tcBorders>
-                    <w:top w:val="single" w:color="D5D0C4" w:sz="4"/>
-                    <w:left w:val="single" w:color="D5D0C4" w:sz="4"/>
-                    <w:bottom w:val="single" w:color="D5D0C4" w:sz="4"/>
-                    <w:right w:val="single" w:color="D5D0C4" w:sz="4"/>
-                  </w:tcBorders>
-                  <w:tcMar>
-                    <w:top w:type="dxa" w:w="20"/>
-                    <w:left w:type="dxa" w:w="60"/>
-                    <w:bottom w:type="dxa" w:w="20"/>
-                    <w:right w:type="dxa" w:w="60"/>
-                  </w:tcMar>
-                  <w:vAlign w:val="center"/>
-                </w:tcPr>
-                <w:p>
-                  <w:pPr>
-                    <w:spacing w:after="20" w:before="20" w:line="240"/>
-                    <w:jc w:val="center"/>
-                  </w:pPr>
-                  <w:r>
-                    <w:rPr>
-                      <w:rFonts w:ascii="Arial" w:cs="Arial" w:eastAsia="Arial" w:hAnsi="Arial"/>
-                      <w:b/>
-                      <w:bCs/>
-                      <w:color w:val="B37A33"/>
-                      <w:sz w:val="16"/>
-                      <w:szCs w:val="16"/>
-                    </w:rPr>
-                    <w:t xml:space="preserve"/>
-                  </w:r>
-                </w:p>
-              </w:tc>
-              <w:tc>
-                <w:tcPr>
-                  <w:tcW w:type="dxa" w:w="420"/>
-                  <w:tcBorders>
-                    <w:top w:val="single" w:color="D5D0C4" w:sz="4"/>
-                    <w:left w:val="single" w:color="D5D0C4" w:sz="4"/>
-                    <w:bottom w:val="single" w:color="D5D0C4" w:sz="4"/>
-                    <w:right w:val="single" w:color="D5D0C4" w:sz="4"/>
-                  </w:tcBorders>
-                  <w:tcMar>
-                    <w:top w:type="dxa" w:w="20"/>
-                    <w:left w:type="dxa" w:w="60"/>
-                    <w:bottom w:type="dxa" w:w="20"/>
-                    <w:right w:type="dxa" w:w="60"/>
-                  </w:tcMar>
-                  <w:vAlign w:val="center"/>
-                </w:tcPr>
-                <w:p>
-                  <w:pPr>
-                    <w:spacing w:after="20" w:before="20" w:line="240"/>
-                    <w:jc w:val="center"/>
-                  </w:pPr>
-                  <w:r>
-                    <w:rPr>
-                      <w:rFonts w:ascii="Arial" w:cs="Arial" w:eastAsia="Arial" w:hAnsi="Arial"/>
-                      <w:b/>
-                      <w:bCs/>
-                      <w:color w:val="B37A33"/>
-                      <w:sz w:val="16"/>
-                      <w:szCs w:val="16"/>
-                    </w:rPr>
-                    <w:t xml:space="preserve">X</w:t>
-                  </w:r>
-                </w:p>
-              </w:tc>
-              <w:tc>
-                <w:tcPr>
-                  <w:tcW w:type="dxa" w:w="420"/>
-                  <w:tcBorders>
-                    <w:top w:val="single" w:color="D5D0C4" w:sz="4"/>
-                    <w:left w:val="single" w:color="D5D0C4" w:sz="4"/>
-                    <w:bottom w:val="single" w:color="D5D0C4" w:sz="4"/>
-                    <w:right w:val="single" w:color="D5D0C4" w:sz="4"/>
-                  </w:tcBorders>
-                  <w:tcMar>
-                    <w:top w:type="dxa" w:w="20"/>
-                    <w:left w:type="dxa" w:w="60"/>
-                    <w:bottom w:type="dxa" w:w="20"/>
-                    <w:right w:type="dxa" w:w="60"/>
-                  </w:tcMar>
-                  <w:vAlign w:val="center"/>
-                </w:tcPr>
-                <w:p>
-                  <w:pPr>
-                    <w:spacing w:after="20" w:before="20" w:line="240"/>
-                    <w:jc w:val="center"/>
-                  </w:pPr>
-                  <w:r>
-                    <w:rPr>
-                      <w:rFonts w:ascii="Arial" w:cs="Arial" w:eastAsia="Arial" w:hAnsi="Arial"/>
-                      <w:b/>
-                      <w:bCs/>
-                      <w:color w:val="B37A33"/>
-                      <w:sz w:val="16"/>
-                      <w:szCs w:val="16"/>
-                    </w:rPr>
-                    <w:t xml:space="preserve"/>
-                  </w:r>
-                </w:p>
-              </w:tc>
-              <w:tc>
-                <w:tcPr>
-                  <w:tcW w:type="dxa" w:w="420"/>
-                  <w:tcBorders>
-                    <w:top w:val="single" w:color="D5D0C4" w:sz="4"/>
-                    <w:left w:val="single" w:color="D5D0C4" w:sz="4"/>
-                    <w:bottom w:val="single" w:color="D5D0C4" w:sz="4"/>
-                    <w:right w:val="single" w:color="D5D0C4" w:sz="4"/>
-                  </w:tcBorders>
-                  <w:tcMar>
-                    <w:top w:type="dxa" w:w="20"/>
-                    <w:left w:type="dxa" w:w="60"/>
-                    <w:bottom w:type="dxa" w:w="20"/>
-                    <w:right w:type="dxa" w:w="60"/>
-                  </w:tcMar>
-                  <w:vAlign w:val="center"/>
-                </w:tcPr>
-                <w:p>
-                  <w:pPr>
-                    <w:spacing w:after="20" w:before="20" w:line="240"/>
-                    <w:jc w:val="center"/>
-                  </w:pPr>
-                  <w:r>
-                    <w:rPr>
-                      <w:rFonts w:ascii="Arial" w:cs="Arial" w:eastAsia="Arial" w:hAnsi="Arial"/>
-                      <w:b/>
-                      <w:bCs/>
-                      <w:color w:val="B37A33"/>
-                      <w:sz w:val="16"/>
-                      <w:szCs w:val="16"/>
-                    </w:rPr>
-                    <w:t xml:space="preserve"/>
-                  </w:r>
-                </w:p>
-              </w:tc>
-              <w:tc>
-                <w:tcPr>
-                  <w:tcW w:type="dxa" w:w="420"/>
-                  <w:tcBorders>
-                    <w:top w:val="single" w:color="D5D0C4" w:sz="4"/>
-                    <w:left w:val="single" w:color="D5D0C4" w:sz="4"/>
-                    <w:bottom w:val="single" w:color="D5D0C4" w:sz="4"/>
-                    <w:right w:val="single" w:color="D5D0C4" w:sz="4"/>
-                  </w:tcBorders>
-                  <w:shd w:fill="D5D0C4" w:color="auto" w:val="clear"/>
-                  <w:tcMar>
-                    <w:top w:type="dxa" w:w="20"/>
-                    <w:left w:type="dxa" w:w="60"/>
-                    <w:bottom w:type="dxa" w:w="20"/>
-                    <w:right w:type="dxa" w:w="60"/>
-                  </w:tcMar>
-                  <w:vAlign w:val="center"/>
-                </w:tcPr>
-                <w:p>
-                  <w:pPr>
-                    <w:spacing w:after="20" w:before="20" w:line="240"/>
-                    <w:jc w:val="center"/>
-                  </w:pPr>
-                  <w:r>
-                    <w:rPr>
-                      <w:rFonts w:ascii="Arial" w:cs="Arial" w:eastAsia="Arial" w:hAnsi="Arial"/>
-                      <w:b/>
-                      <w:bCs/>
-                      <w:color w:val="B37A33"/>
-                      <w:sz w:val="16"/>
-                      <w:szCs w:val="16"/>
-                    </w:rPr>
-                    <w:t xml:space="preserve"/>
-                  </w:r>
-                </w:p>
-              </w:tc>
-            </w:tr>
-            <w:tr>
-              <w:trPr>
-                <w:cantSplit/>
-                <w:trHeight w:val="280" w:hRule="atLeast"/>
-              </w:trPr>
-              <w:tc>
-                <w:tcPr>
-                  <w:tcW w:type="dxa" w:w="640"/>
-                  <w:tcBorders>
-                    <w:top w:val="single" w:color="D5D0C4" w:sz="4"/>
-                    <w:left w:val="single" w:color="D5D0C4" w:sz="4"/>
-                    <w:bottom w:val="single" w:color="D5D0C4" w:sz="4"/>
-                    <w:right w:val="single" w:color="D5D0C4" w:sz="4"/>
-                  </w:tcBorders>
-                  <w:tcMar>
-                    <w:top w:type="dxa" w:w="20"/>
-                    <w:left w:type="dxa" w:w="60"/>
-                    <w:bottom w:type="dxa" w:w="20"/>
-                    <w:right w:type="dxa" w:w="60"/>
-                  </w:tcMar>
-                  <w:vAlign w:val="center"/>
-                </w:tcPr>
-                <w:p>
-                  <w:pPr>
-                    <w:spacing w:after="20" w:before="20" w:line="240"/>
-                    <w:jc w:val="center"/>
-                  </w:pPr>
-                  <w:r>
-                    <w:rPr>
-                      <w:rFonts w:ascii="Arial" w:cs="Arial" w:eastAsia="Arial" w:hAnsi="Arial"/>
-                      <w:b w:val="false"/>
-                      <w:bCs w:val="false"/>
-                      <w:color w:val="1C1B16"/>
-                      <w:sz w:val="16"/>
-                      <w:szCs w:val="16"/>
-                    </w:rPr>
-                    <w:t xml:space="preserve">Q11</w:t>
+                    <w:t xml:space="preserve">Q10</w:t>
                   </w:r>
                 </w:p>
               </w:tc>
@@ -24805,7 +24743,7 @@
                       <w:sz w:val="16"/>
                       <w:szCs w:val="16"/>
                     </w:rPr>
-                    <w:t xml:space="preserve">Q12*</w:t>
+                    <w:t xml:space="preserve">Q11*</w:t>
                   </w:r>
                 </w:p>
               </w:tc>
@@ -24958,223 +24896,6 @@
                     <w:bottom w:val="single" w:color="D5D0C4" w:sz="4"/>
                     <w:right w:val="single" w:color="D5D0C4" w:sz="4"/>
                   </w:tcBorders>
-                  <w:tcMar>
-                    <w:top w:type="dxa" w:w="20"/>
-                    <w:left w:type="dxa" w:w="60"/>
-                    <w:bottom w:type="dxa" w:w="20"/>
-                    <w:right w:type="dxa" w:w="60"/>
-                  </w:tcMar>
-                  <w:vAlign w:val="center"/>
-                </w:tcPr>
-                <w:p>
-                  <w:pPr>
-                    <w:spacing w:after="20" w:before="20" w:line="240"/>
-                    <w:jc w:val="center"/>
-                  </w:pPr>
-                  <w:r>
-                    <w:rPr>
-                      <w:rFonts w:ascii="Arial" w:cs="Arial" w:eastAsia="Arial" w:hAnsi="Arial"/>
-                      <w:b/>
-                      <w:bCs/>
-                      <w:color w:val="B37A33"/>
-                      <w:sz w:val="16"/>
-                      <w:szCs w:val="16"/>
-                    </w:rPr>
-                    <w:t xml:space="preserve"/>
-                  </w:r>
-                </w:p>
-              </w:tc>
-            </w:tr>
-            <w:tr>
-              <w:trPr>
-                <w:cantSplit/>
-                <w:trHeight w:val="280" w:hRule="atLeast"/>
-              </w:trPr>
-              <w:tc>
-                <w:tcPr>
-                  <w:tcW w:type="dxa" w:w="640"/>
-                  <w:tcBorders>
-                    <w:top w:val="single" w:color="D5D0C4" w:sz="4"/>
-                    <w:left w:val="single" w:color="D5D0C4" w:sz="4"/>
-                    <w:bottom w:val="single" w:color="D5D0C4" w:sz="4"/>
-                    <w:right w:val="single" w:color="D5D0C4" w:sz="4"/>
-                  </w:tcBorders>
-                  <w:tcMar>
-                    <w:top w:type="dxa" w:w="20"/>
-                    <w:left w:type="dxa" w:w="60"/>
-                    <w:bottom w:type="dxa" w:w="20"/>
-                    <w:right w:type="dxa" w:w="60"/>
-                  </w:tcMar>
-                  <w:vAlign w:val="center"/>
-                </w:tcPr>
-                <w:p>
-                  <w:pPr>
-                    <w:spacing w:after="20" w:before="20" w:line="240"/>
-                    <w:jc w:val="center"/>
-                  </w:pPr>
-                  <w:r>
-                    <w:rPr>
-                      <w:rFonts w:ascii="Arial" w:cs="Arial" w:eastAsia="Arial" w:hAnsi="Arial"/>
-                      <w:b w:val="false"/>
-                      <w:bCs w:val="false"/>
-                      <w:color w:val="1C1B16"/>
-                      <w:sz w:val="16"/>
-                      <w:szCs w:val="16"/>
-                    </w:rPr>
-                    <w:t xml:space="preserve">Q13</w:t>
-                  </w:r>
-                </w:p>
-              </w:tc>
-              <w:tc>
-                <w:tcPr>
-                  <w:tcW w:type="dxa" w:w="420"/>
-                  <w:tcBorders>
-                    <w:top w:val="single" w:color="D5D0C4" w:sz="4"/>
-                    <w:left w:val="single" w:color="D5D0C4" w:sz="4"/>
-                    <w:bottom w:val="single" w:color="D5D0C4" w:sz="4"/>
-                    <w:right w:val="single" w:color="D5D0C4" w:sz="4"/>
-                  </w:tcBorders>
-                  <w:tcMar>
-                    <w:top w:type="dxa" w:w="20"/>
-                    <w:left w:type="dxa" w:w="60"/>
-                    <w:bottom w:type="dxa" w:w="20"/>
-                    <w:right w:type="dxa" w:w="60"/>
-                  </w:tcMar>
-                  <w:vAlign w:val="center"/>
-                </w:tcPr>
-                <w:p>
-                  <w:pPr>
-                    <w:spacing w:after="20" w:before="20" w:line="240"/>
-                    <w:jc w:val="center"/>
-                  </w:pPr>
-                  <w:r>
-                    <w:rPr>
-                      <w:rFonts w:ascii="Arial" w:cs="Arial" w:eastAsia="Arial" w:hAnsi="Arial"/>
-                      <w:b/>
-                      <w:bCs/>
-                      <w:color w:val="B37A33"/>
-                      <w:sz w:val="16"/>
-                      <w:szCs w:val="16"/>
-                    </w:rPr>
-                    <w:t xml:space="preserve"/>
-                  </w:r>
-                </w:p>
-              </w:tc>
-              <w:tc>
-                <w:tcPr>
-                  <w:tcW w:type="dxa" w:w="420"/>
-                  <w:tcBorders>
-                    <w:top w:val="single" w:color="D5D0C4" w:sz="4"/>
-                    <w:left w:val="single" w:color="D5D0C4" w:sz="4"/>
-                    <w:bottom w:val="single" w:color="D5D0C4" w:sz="4"/>
-                    <w:right w:val="single" w:color="D5D0C4" w:sz="4"/>
-                  </w:tcBorders>
-                  <w:tcMar>
-                    <w:top w:type="dxa" w:w="20"/>
-                    <w:left w:type="dxa" w:w="60"/>
-                    <w:bottom w:type="dxa" w:w="20"/>
-                    <w:right w:type="dxa" w:w="60"/>
-                  </w:tcMar>
-                  <w:vAlign w:val="center"/>
-                </w:tcPr>
-                <w:p>
-                  <w:pPr>
-                    <w:spacing w:after="20" w:before="20" w:line="240"/>
-                    <w:jc w:val="center"/>
-                  </w:pPr>
-                  <w:r>
-                    <w:rPr>
-                      <w:rFonts w:ascii="Arial" w:cs="Arial" w:eastAsia="Arial" w:hAnsi="Arial"/>
-                      <w:b/>
-                      <w:bCs/>
-                      <w:color w:val="B37A33"/>
-                      <w:sz w:val="16"/>
-                      <w:szCs w:val="16"/>
-                    </w:rPr>
-                    <w:t xml:space="preserve">X</w:t>
-                  </w:r>
-                </w:p>
-              </w:tc>
-              <w:tc>
-                <w:tcPr>
-                  <w:tcW w:type="dxa" w:w="420"/>
-                  <w:tcBorders>
-                    <w:top w:val="single" w:color="D5D0C4" w:sz="4"/>
-                    <w:left w:val="single" w:color="D5D0C4" w:sz="4"/>
-                    <w:bottom w:val="single" w:color="D5D0C4" w:sz="4"/>
-                    <w:right w:val="single" w:color="D5D0C4" w:sz="4"/>
-                  </w:tcBorders>
-                  <w:tcMar>
-                    <w:top w:type="dxa" w:w="20"/>
-                    <w:left w:type="dxa" w:w="60"/>
-                    <w:bottom w:type="dxa" w:w="20"/>
-                    <w:right w:type="dxa" w:w="60"/>
-                  </w:tcMar>
-                  <w:vAlign w:val="center"/>
-                </w:tcPr>
-                <w:p>
-                  <w:pPr>
-                    <w:spacing w:after="20" w:before="20" w:line="240"/>
-                    <w:jc w:val="center"/>
-                  </w:pPr>
-                  <w:r>
-                    <w:rPr>
-                      <w:rFonts w:ascii="Arial" w:cs="Arial" w:eastAsia="Arial" w:hAnsi="Arial"/>
-                      <w:b/>
-                      <w:bCs/>
-                      <w:color w:val="B37A33"/>
-                      <w:sz w:val="16"/>
-                      <w:szCs w:val="16"/>
-                    </w:rPr>
-                    <w:t xml:space="preserve"/>
-                  </w:r>
-                </w:p>
-              </w:tc>
-              <w:tc>
-                <w:tcPr>
-                  <w:tcW w:type="dxa" w:w="420"/>
-                  <w:tcBorders>
-                    <w:top w:val="single" w:color="D5D0C4" w:sz="4"/>
-                    <w:left w:val="single" w:color="D5D0C4" w:sz="4"/>
-                    <w:bottom w:val="single" w:color="D5D0C4" w:sz="4"/>
-                    <w:right w:val="single" w:color="D5D0C4" w:sz="4"/>
-                  </w:tcBorders>
-                  <w:tcMar>
-                    <w:top w:type="dxa" w:w="20"/>
-                    <w:left w:type="dxa" w:w="60"/>
-                    <w:bottom w:type="dxa" w:w="20"/>
-                    <w:right w:type="dxa" w:w="60"/>
-                  </w:tcMar>
-                  <w:vAlign w:val="center"/>
-                </w:tcPr>
-                <w:p>
-                  <w:pPr>
-                    <w:spacing w:after="20" w:before="20" w:line="240"/>
-                    <w:jc w:val="center"/>
-                  </w:pPr>
-                  <w:r>
-                    <w:rPr>
-                      <w:rFonts w:ascii="Arial" w:cs="Arial" w:eastAsia="Arial" w:hAnsi="Arial"/>
-                      <w:b/>
-                      <w:bCs/>
-                      <w:color w:val="B37A33"/>
-                      <w:sz w:val="16"/>
-                      <w:szCs w:val="16"/>
-                    </w:rPr>
-                    <w:t xml:space="preserve"/>
-                  </w:r>
-                </w:p>
-              </w:tc>
-              <w:tc>
-                <w:tcPr>
-                  <w:tcW w:type="dxa" w:w="420"/>
-                  <w:tcBorders>
-                    <w:top w:val="single" w:color="D5D0C4" w:sz="4"/>
-                    <w:left w:val="single" w:color="D5D0C4" w:sz="4"/>
-                    <w:bottom w:val="single" w:color="D5D0C4" w:sz="4"/>
-                    <w:right w:val="single" w:color="D5D0C4" w:sz="4"/>
-                  </w:tcBorders>
-                  <w:shd w:fill="D5D0C4" w:color="auto" w:val="clear"/>
                   <w:tcMar>
                     <w:top w:type="dxa" w:w="20"/>
                     <w:left w:type="dxa" w:w="60"/>
@@ -25516,7 +25237,42 @@
                       <w:sz w:val="16"/>
                       <w:szCs w:val="16"/>
                     </w:rPr>
-                    <w:t xml:space="preserve">Q14</w:t>
+                    <w:t xml:space="preserve">Q16</w:t>
+                  </w:r>
+                </w:p>
+              </w:tc>
+              <w:tc>
+                <w:tcPr>
+                  <w:tcW w:type="dxa" w:w="420"/>
+                  <w:tcBorders>
+                    <w:top w:val="single" w:color="D5D0C4" w:sz="4"/>
+                    <w:left w:val="single" w:color="D5D0C4" w:sz="4"/>
+                    <w:bottom w:val="single" w:color="D5D0C4" w:sz="4"/>
+                    <w:right w:val="single" w:color="D5D0C4" w:sz="4"/>
+                  </w:tcBorders>
+                  <w:tcMar>
+                    <w:top w:type="dxa" w:w="20"/>
+                    <w:left w:type="dxa" w:w="60"/>
+                    <w:bottom w:type="dxa" w:w="20"/>
+                    <w:right w:type="dxa" w:w="60"/>
+                  </w:tcMar>
+                  <w:vAlign w:val="center"/>
+                </w:tcPr>
+                <w:p>
+                  <w:pPr>
+                    <w:spacing w:after="20" w:before="20" w:line="240"/>
+                    <w:jc w:val="center"/>
+                  </w:pPr>
+                  <w:r>
+                    <w:rPr>
+                      <w:rFonts w:ascii="Arial" w:cs="Arial" w:eastAsia="Arial" w:hAnsi="Arial"/>
+                      <w:b/>
+                      <w:bCs/>
+                      <w:color w:val="B37A33"/>
+                      <w:sz w:val="16"/>
+                      <w:szCs w:val="16"/>
+                    </w:rPr>
+                    <w:t xml:space="preserve">X</w:t>
                   </w:r>
                 </w:p>
               </w:tc>
@@ -25622,41 +25378,6 @@
                       <w:szCs w:val="16"/>
                     </w:rPr>
                     <w:t xml:space="preserve"/>
-                  </w:r>
-                </w:p>
-              </w:tc>
-              <w:tc>
-                <w:tcPr>
-                  <w:tcW w:type="dxa" w:w="420"/>
-                  <w:tcBorders>
-                    <w:top w:val="single" w:color="D5D0C4" w:sz="4"/>
-                    <w:left w:val="single" w:color="D5D0C4" w:sz="4"/>
-                    <w:bottom w:val="single" w:color="D5D0C4" w:sz="4"/>
-                    <w:right w:val="single" w:color="D5D0C4" w:sz="4"/>
-                  </w:tcBorders>
-                  <w:tcMar>
-                    <w:top w:type="dxa" w:w="20"/>
-                    <w:left w:type="dxa" w:w="60"/>
-                    <w:bottom w:type="dxa" w:w="20"/>
-                    <w:right w:type="dxa" w:w="60"/>
-                  </w:tcMar>
-                  <w:vAlign w:val="center"/>
-                </w:tcPr>
-                <w:p>
-                  <w:pPr>
-                    <w:spacing w:after="20" w:before="20" w:line="240"/>
-                    <w:jc w:val="center"/>
-                  </w:pPr>
-                  <w:r>
-                    <w:rPr>
-                      <w:rFonts w:ascii="Arial" w:cs="Arial" w:eastAsia="Arial" w:hAnsi="Arial"/>
-                      <w:b/>
-                      <w:bCs/>
-                      <w:color w:val="B37A33"/>
-                      <w:sz w:val="16"/>
-                      <w:szCs w:val="16"/>
-                    </w:rPr>
-                    <w:t xml:space="preserve">X</w:t>
                   </w:r>
                 </w:p>
               </w:tc>
@@ -26636,6 +26357,223 @@
                       <w:sz w:val="16"/>
                       <w:szCs w:val="16"/>
                     </w:rPr>
+                    <w:t xml:space="preserve">X</w:t>
+                  </w:r>
+                </w:p>
+              </w:tc>
+              <w:tc>
+                <w:tcPr>
+                  <w:tcW w:type="dxa" w:w="420"/>
+                  <w:tcBorders>
+                    <w:top w:val="single" w:color="D5D0C4" w:sz="4"/>
+                    <w:left w:val="single" w:color="D5D0C4" w:sz="4"/>
+                    <w:bottom w:val="single" w:color="D5D0C4" w:sz="4"/>
+                    <w:right w:val="single" w:color="D5D0C4" w:sz="4"/>
+                  </w:tcBorders>
+                  <w:tcMar>
+                    <w:top w:type="dxa" w:w="20"/>
+                    <w:left w:type="dxa" w:w="60"/>
+                    <w:bottom w:type="dxa" w:w="20"/>
+                    <w:right w:type="dxa" w:w="60"/>
+                  </w:tcMar>
+                  <w:vAlign w:val="center"/>
+                </w:tcPr>
+                <w:p>
+                  <w:pPr>
+                    <w:spacing w:after="20" w:before="20" w:line="240"/>
+                    <w:jc w:val="center"/>
+                  </w:pPr>
+                  <w:r>
+                    <w:rPr>
+                      <w:rFonts w:ascii="Arial" w:cs="Arial" w:eastAsia="Arial" w:hAnsi="Arial"/>
+                      <w:b/>
+                      <w:bCs/>
+                      <w:color w:val="B37A33"/>
+                      <w:sz w:val="16"/>
+                      <w:szCs w:val="16"/>
+                    </w:rPr>
+                    <w:t xml:space="preserve"/>
+                  </w:r>
+                </w:p>
+              </w:tc>
+              <w:tc>
+                <w:tcPr>
+                  <w:tcW w:type="dxa" w:w="420"/>
+                  <w:tcBorders>
+                    <w:top w:val="single" w:color="D5D0C4" w:sz="4"/>
+                    <w:left w:val="single" w:color="D5D0C4" w:sz="4"/>
+                    <w:bottom w:val="single" w:color="D5D0C4" w:sz="4"/>
+                    <w:right w:val="single" w:color="D5D0C4" w:sz="4"/>
+                  </w:tcBorders>
+                  <w:tcMar>
+                    <w:top w:type="dxa" w:w="20"/>
+                    <w:left w:type="dxa" w:w="60"/>
+                    <w:bottom w:type="dxa" w:w="20"/>
+                    <w:right w:type="dxa" w:w="60"/>
+                  </w:tcMar>
+                  <w:vAlign w:val="center"/>
+                </w:tcPr>
+                <w:p>
+                  <w:pPr>
+                    <w:spacing w:after="20" w:before="20" w:line="240"/>
+                    <w:jc w:val="center"/>
+                  </w:pPr>
+                  <w:r>
+                    <w:rPr>
+                      <w:rFonts w:ascii="Arial" w:cs="Arial" w:eastAsia="Arial" w:hAnsi="Arial"/>
+                      <w:b/>
+                      <w:bCs/>
+                      <w:color w:val="B37A33"/>
+                      <w:sz w:val="16"/>
+                      <w:szCs w:val="16"/>
+                    </w:rPr>
+                    <w:t xml:space="preserve"/>
+                  </w:r>
+                </w:p>
+              </w:tc>
+              <w:tc>
+                <w:tcPr>
+                  <w:tcW w:type="dxa" w:w="420"/>
+                  <w:tcBorders>
+                    <w:top w:val="single" w:color="D5D0C4" w:sz="4"/>
+                    <w:left w:val="single" w:color="D5D0C4" w:sz="4"/>
+                    <w:bottom w:val="single" w:color="D5D0C4" w:sz="4"/>
+                    <w:right w:val="single" w:color="D5D0C4" w:sz="4"/>
+                  </w:tcBorders>
+                  <w:tcMar>
+                    <w:top w:type="dxa" w:w="20"/>
+                    <w:left w:type="dxa" w:w="60"/>
+                    <w:bottom w:type="dxa" w:w="20"/>
+                    <w:right w:type="dxa" w:w="60"/>
+                  </w:tcMar>
+                  <w:vAlign w:val="center"/>
+                </w:tcPr>
+                <w:p>
+                  <w:pPr>
+                    <w:spacing w:after="20" w:before="20" w:line="240"/>
+                    <w:jc w:val="center"/>
+                  </w:pPr>
+                  <w:r>
+                    <w:rPr>
+                      <w:rFonts w:ascii="Arial" w:cs="Arial" w:eastAsia="Arial" w:hAnsi="Arial"/>
+                      <w:b/>
+                      <w:bCs/>
+                      <w:color w:val="B37A33"/>
+                      <w:sz w:val="16"/>
+                      <w:szCs w:val="16"/>
+                    </w:rPr>
+                    <w:t xml:space="preserve"/>
+                  </w:r>
+                </w:p>
+              </w:tc>
+              <w:tc>
+                <w:tcPr>
+                  <w:tcW w:type="dxa" w:w="420"/>
+                  <w:tcBorders>
+                    <w:top w:val="single" w:color="D5D0C4" w:sz="4"/>
+                    <w:left w:val="single" w:color="D5D0C4" w:sz="4"/>
+                    <w:bottom w:val="single" w:color="D5D0C4" w:sz="4"/>
+                    <w:right w:val="single" w:color="D5D0C4" w:sz="4"/>
+                  </w:tcBorders>
+                  <w:shd w:fill="D5D0C4" w:color="auto" w:val="clear"/>
+                  <w:tcMar>
+                    <w:top w:type="dxa" w:w="20"/>
+                    <w:left w:type="dxa" w:w="60"/>
+                    <w:bottom w:type="dxa" w:w="20"/>
+                    <w:right w:type="dxa" w:w="60"/>
+                  </w:tcMar>
+                  <w:vAlign w:val="center"/>
+                </w:tcPr>
+                <w:p>
+                  <w:pPr>
+                    <w:spacing w:after="20" w:before="20" w:line="240"/>
+                    <w:jc w:val="center"/>
+                  </w:pPr>
+                  <w:r>
+                    <w:rPr>
+                      <w:rFonts w:ascii="Arial" w:cs="Arial" w:eastAsia="Arial" w:hAnsi="Arial"/>
+                      <w:b/>
+                      <w:bCs/>
+                      <w:color w:val="B37A33"/>
+                      <w:sz w:val="16"/>
+                      <w:szCs w:val="16"/>
+                    </w:rPr>
+                    <w:t xml:space="preserve"/>
+                  </w:r>
+                </w:p>
+              </w:tc>
+            </w:tr>
+            <w:tr>
+              <w:trPr>
+                <w:cantSplit/>
+                <w:trHeight w:val="280" w:hRule="atLeast"/>
+              </w:trPr>
+              <w:tc>
+                <w:tcPr>
+                  <w:tcW w:type="dxa" w:w="640"/>
+                  <w:tcBorders>
+                    <w:top w:val="single" w:color="D5D0C4" w:sz="4"/>
+                    <w:left w:val="single" w:color="D5D0C4" w:sz="4"/>
+                    <w:bottom w:val="single" w:color="D5D0C4" w:sz="4"/>
+                    <w:right w:val="single" w:color="D5D0C4" w:sz="4"/>
+                  </w:tcBorders>
+                  <w:tcMar>
+                    <w:top w:type="dxa" w:w="20"/>
+                    <w:left w:type="dxa" w:w="60"/>
+                    <w:bottom w:type="dxa" w:w="20"/>
+                    <w:right w:type="dxa" w:w="60"/>
+                  </w:tcMar>
+                  <w:vAlign w:val="center"/>
+                </w:tcPr>
+                <w:p>
+                  <w:pPr>
+                    <w:spacing w:after="20" w:before="20" w:line="240"/>
+                    <w:jc w:val="center"/>
+                  </w:pPr>
+                  <w:r>
+                    <w:rPr>
+                      <w:rFonts w:ascii="Arial" w:cs="Arial" w:eastAsia="Arial" w:hAnsi="Arial"/>
+                      <w:b w:val="false"/>
+                      <w:bCs w:val="false"/>
+                      <w:color w:val="1C1B16"/>
+                      <w:sz w:val="16"/>
+                      <w:szCs w:val="16"/>
+                    </w:rPr>
+                    <w:t xml:space="preserve">Q22</w:t>
+                  </w:r>
+                </w:p>
+              </w:tc>
+              <w:tc>
+                <w:tcPr>
+                  <w:tcW w:type="dxa" w:w="420"/>
+                  <w:tcBorders>
+                    <w:top w:val="single" w:color="D5D0C4" w:sz="4"/>
+                    <w:left w:val="single" w:color="D5D0C4" w:sz="4"/>
+                    <w:bottom w:val="single" w:color="D5D0C4" w:sz="4"/>
+                    <w:right w:val="single" w:color="D5D0C4" w:sz="4"/>
+                  </w:tcBorders>
+                  <w:tcMar>
+                    <w:top w:type="dxa" w:w="20"/>
+                    <w:left w:type="dxa" w:w="60"/>
+                    <w:bottom w:type="dxa" w:w="20"/>
+                    <w:right w:type="dxa" w:w="60"/>
+                  </w:tcMar>
+                  <w:vAlign w:val="center"/>
+                </w:tcPr>
+                <w:p>
+                  <w:pPr>
+                    <w:spacing w:after="20" w:before="20" w:line="240"/>
+                    <w:jc w:val="center"/>
+                  </w:pPr>
+                  <w:r>
+                    <w:rPr>
+                      <w:rFonts w:ascii="Arial" w:cs="Arial" w:eastAsia="Arial" w:hAnsi="Arial"/>
+                      <w:b/>
+                      <w:bCs/>
+                      <w:color w:val="B37A33"/>
+                      <w:sz w:val="16"/>
+                      <w:szCs w:val="16"/>
+                    </w:rPr>
                     <w:t xml:space="preserve"/>
                   </w:r>
                 </w:p>
@@ -26818,259 +26756,7 @@
                       <w:sz w:val="16"/>
                       <w:szCs w:val="16"/>
                     </w:rPr>
-                    <w:t xml:space="preserve">Q22</w:t>
-                  </w:r>
-                </w:p>
-              </w:tc>
-              <w:tc>
-                <w:tcPr>
-                  <w:tcW w:type="dxa" w:w="420"/>
-                  <w:tcBorders>
-                    <w:top w:val="single" w:color="D5D0C4" w:sz="4"/>
-                    <w:left w:val="single" w:color="D5D0C4" w:sz="4"/>
-                    <w:bottom w:val="single" w:color="D5D0C4" w:sz="4"/>
-                    <w:right w:val="single" w:color="D5D0C4" w:sz="4"/>
-                  </w:tcBorders>
-                  <w:tcMar>
-                    <w:top w:type="dxa" w:w="20"/>
-                    <w:left w:type="dxa" w:w="60"/>
-                    <w:bottom w:type="dxa" w:w="20"/>
-                    <w:right w:type="dxa" w:w="60"/>
-                  </w:tcMar>
-                  <w:vAlign w:val="center"/>
-                </w:tcPr>
-                <w:p>
-                  <w:pPr>
-                    <w:spacing w:after="20" w:before="20" w:line="240"/>
-                    <w:jc w:val="center"/>
-                  </w:pPr>
-                  <w:r>
-                    <w:rPr>
-                      <w:rFonts w:ascii="Arial" w:cs="Arial" w:eastAsia="Arial" w:hAnsi="Arial"/>
-                      <w:b/>
-                      <w:bCs/>
-                      <w:color w:val="B37A33"/>
-                      <w:sz w:val="16"/>
-                      <w:szCs w:val="16"/>
-                    </w:rPr>
-                    <w:t xml:space="preserve"/>
-                  </w:r>
-                </w:p>
-              </w:tc>
-              <w:tc>
-                <w:tcPr>
-                  <w:tcW w:type="dxa" w:w="420"/>
-                  <w:tcBorders>
-                    <w:top w:val="single" w:color="D5D0C4" w:sz="4"/>
-                    <w:left w:val="single" w:color="D5D0C4" w:sz="4"/>
-                    <w:bottom w:val="single" w:color="D5D0C4" w:sz="4"/>
-                    <w:right w:val="single" w:color="D5D0C4" w:sz="4"/>
-                  </w:tcBorders>
-                  <w:tcMar>
-                    <w:top w:type="dxa" w:w="20"/>
-                    <w:left w:type="dxa" w:w="60"/>
-                    <w:bottom w:type="dxa" w:w="20"/>
-                    <w:right w:type="dxa" w:w="60"/>
-                  </w:tcMar>
-                  <w:vAlign w:val="center"/>
-                </w:tcPr>
-                <w:p>
-                  <w:pPr>
-                    <w:spacing w:after="20" w:before="20" w:line="240"/>
-                    <w:jc w:val="center"/>
-                  </w:pPr>
-                  <w:r>
-                    <w:rPr>
-                      <w:rFonts w:ascii="Arial" w:cs="Arial" w:eastAsia="Arial" w:hAnsi="Arial"/>
-                      <w:b/>
-                      <w:bCs/>
-                      <w:color w:val="B37A33"/>
-                      <w:sz w:val="16"/>
-                      <w:szCs w:val="16"/>
-                    </w:rPr>
-                    <w:t xml:space="preserve"/>
-                  </w:r>
-                </w:p>
-              </w:tc>
-              <w:tc>
-                <w:tcPr>
-                  <w:tcW w:type="dxa" w:w="420"/>
-                  <w:tcBorders>
-                    <w:top w:val="single" w:color="D5D0C4" w:sz="4"/>
-                    <w:left w:val="single" w:color="D5D0C4" w:sz="4"/>
-                    <w:bottom w:val="single" w:color="D5D0C4" w:sz="4"/>
-                    <w:right w:val="single" w:color="D5D0C4" w:sz="4"/>
-                  </w:tcBorders>
-                  <w:tcMar>
-                    <w:top w:type="dxa" w:w="20"/>
-                    <w:left w:type="dxa" w:w="60"/>
-                    <w:bottom w:type="dxa" w:w="20"/>
-                    <w:right w:type="dxa" w:w="60"/>
-                  </w:tcMar>
-                  <w:vAlign w:val="center"/>
-                </w:tcPr>
-                <w:p>
-                  <w:pPr>
-                    <w:spacing w:after="20" w:before="20" w:line="240"/>
-                    <w:jc w:val="center"/>
-                  </w:pPr>
-                  <w:r>
-                    <w:rPr>
-                      <w:rFonts w:ascii="Arial" w:cs="Arial" w:eastAsia="Arial" w:hAnsi="Arial"/>
-                      <w:b/>
-                      <w:bCs/>
-                      <w:color w:val="B37A33"/>
-                      <w:sz w:val="16"/>
-                      <w:szCs w:val="16"/>
-                    </w:rPr>
-                    <w:t xml:space="preserve">X</w:t>
-                  </w:r>
-                </w:p>
-              </w:tc>
-              <w:tc>
-                <w:tcPr>
-                  <w:tcW w:type="dxa" w:w="420"/>
-                  <w:tcBorders>
-                    <w:top w:val="single" w:color="D5D0C4" w:sz="4"/>
-                    <w:left w:val="single" w:color="D5D0C4" w:sz="4"/>
-                    <w:bottom w:val="single" w:color="D5D0C4" w:sz="4"/>
-                    <w:right w:val="single" w:color="D5D0C4" w:sz="4"/>
-                  </w:tcBorders>
-                  <w:tcMar>
-                    <w:top w:type="dxa" w:w="20"/>
-                    <w:left w:type="dxa" w:w="60"/>
-                    <w:bottom w:type="dxa" w:w="20"/>
-                    <w:right w:type="dxa" w:w="60"/>
-                  </w:tcMar>
-                  <w:vAlign w:val="center"/>
-                </w:tcPr>
-                <w:p>
-                  <w:pPr>
-                    <w:spacing w:after="20" w:before="20" w:line="240"/>
-                    <w:jc w:val="center"/>
-                  </w:pPr>
-                  <w:r>
-                    <w:rPr>
-                      <w:rFonts w:ascii="Arial" w:cs="Arial" w:eastAsia="Arial" w:hAnsi="Arial"/>
-                      <w:b/>
-                      <w:bCs/>
-                      <w:color w:val="B37A33"/>
-                      <w:sz w:val="16"/>
-                      <w:szCs w:val="16"/>
-                    </w:rPr>
-                    <w:t xml:space="preserve"/>
-                  </w:r>
-                </w:p>
-              </w:tc>
-              <w:tc>
-                <w:tcPr>
-                  <w:tcW w:type="dxa" w:w="420"/>
-                  <w:tcBorders>
-                    <w:top w:val="single" w:color="D5D0C4" w:sz="4"/>
-                    <w:left w:val="single" w:color="D5D0C4" w:sz="4"/>
-                    <w:bottom w:val="single" w:color="D5D0C4" w:sz="4"/>
-                    <w:right w:val="single" w:color="D5D0C4" w:sz="4"/>
-                  </w:tcBorders>
-                  <w:shd w:fill="D5D0C4" w:color="auto" w:val="clear"/>
-                  <w:tcMar>
-                    <w:top w:type="dxa" w:w="20"/>
-                    <w:left w:type="dxa" w:w="60"/>
-                    <w:bottom w:type="dxa" w:w="20"/>
-                    <w:right w:type="dxa" w:w="60"/>
-                  </w:tcMar>
-                  <w:vAlign w:val="center"/>
-                </w:tcPr>
-                <w:p>
-                  <w:pPr>
-                    <w:spacing w:after="20" w:before="20" w:line="240"/>
-                    <w:jc w:val="center"/>
-                  </w:pPr>
-                  <w:r>
-                    <w:rPr>
-                      <w:rFonts w:ascii="Arial" w:cs="Arial" w:eastAsia="Arial" w:hAnsi="Arial"/>
-                      <w:b/>
-                      <w:bCs/>
-                      <w:color w:val="B37A33"/>
-                      <w:sz w:val="16"/>
-                      <w:szCs w:val="16"/>
-                    </w:rPr>
-                    <w:t xml:space="preserve"/>
-                  </w:r>
-                </w:p>
-              </w:tc>
-            </w:tr>
-            <w:tr>
-              <w:trPr>
-                <w:cantSplit/>
-                <w:trHeight w:val="280" w:hRule="atLeast"/>
-              </w:trPr>
-              <w:tc>
-                <w:tcPr>
-                  <w:tcW w:type="dxa" w:w="640"/>
-                  <w:tcBorders>
-                    <w:top w:val="single" w:color="D5D0C4" w:sz="4"/>
-                    <w:left w:val="single" w:color="D5D0C4" w:sz="4"/>
-                    <w:bottom w:val="single" w:color="D5D0C4" w:sz="4"/>
-                    <w:right w:val="single" w:color="D5D0C4" w:sz="4"/>
-                  </w:tcBorders>
-                  <w:tcMar>
-                    <w:top w:type="dxa" w:w="20"/>
-                    <w:left w:type="dxa" w:w="60"/>
-                    <w:bottom w:type="dxa" w:w="20"/>
-                    <w:right w:type="dxa" w:w="60"/>
-                  </w:tcMar>
-                  <w:vAlign w:val="center"/>
-                </w:tcPr>
-                <w:p>
-                  <w:pPr>
-                    <w:spacing w:after="20" w:before="20" w:line="240"/>
-                    <w:jc w:val="center"/>
-                  </w:pPr>
-                  <w:r>
-                    <w:rPr>
-                      <w:rFonts w:ascii="Arial" w:cs="Arial" w:eastAsia="Arial" w:hAnsi="Arial"/>
-                      <w:b w:val="false"/>
-                      <w:bCs w:val="false"/>
-                      <w:color w:val="1C1B16"/>
-                      <w:sz w:val="16"/>
-                      <w:szCs w:val="16"/>
-                    </w:rPr>
                     <w:t xml:space="preserve">Q23</w:t>
-                  </w:r>
-                </w:p>
-              </w:tc>
-              <w:tc>
-                <w:tcPr>
-                  <w:tcW w:type="dxa" w:w="420"/>
-                  <w:tcBorders>
-                    <w:top w:val="single" w:color="D5D0C4" w:sz="4"/>
-                    <w:left w:val="single" w:color="D5D0C4" w:sz="4"/>
-                    <w:bottom w:val="single" w:color="D5D0C4" w:sz="4"/>
-                    <w:right w:val="single" w:color="D5D0C4" w:sz="4"/>
-                  </w:tcBorders>
-                  <w:tcMar>
-                    <w:top w:type="dxa" w:w="20"/>
-                    <w:left w:type="dxa" w:w="60"/>
-                    <w:bottom w:type="dxa" w:w="20"/>
-                    <w:right w:type="dxa" w:w="60"/>
-                  </w:tcMar>
-                  <w:vAlign w:val="center"/>
-                </w:tcPr>
-                <w:p>
-                  <w:pPr>
-                    <w:spacing w:after="20" w:before="20" w:line="240"/>
-                    <w:jc w:val="center"/>
-                  </w:pPr>
-                  <w:r>
-                    <w:rPr>
-                      <w:rFonts w:ascii="Arial" w:cs="Arial" w:eastAsia="Arial" w:hAnsi="Arial"/>
-                      <w:b/>
-                      <w:bCs/>
-                      <w:color w:val="B37A33"/>
-                      <w:sz w:val="16"/>
-                      <w:szCs w:val="16"/>
-                    </w:rPr>
-                    <w:t xml:space="preserve">X</w:t>
                   </w:r>
                 </w:p>
               </w:tc>
@@ -27188,83 +26874,6 @@
                     <w:bottom w:val="single" w:color="D5D0C4" w:sz="4"/>
                     <w:right w:val="single" w:color="D5D0C4" w:sz="4"/>
                   </w:tcBorders>
-                  <w:shd w:fill="D5D0C4" w:color="auto" w:val="clear"/>
-                  <w:tcMar>
-                    <w:top w:type="dxa" w:w="20"/>
-                    <w:left w:type="dxa" w:w="60"/>
-                    <w:bottom w:type="dxa" w:w="20"/>
-                    <w:right w:type="dxa" w:w="60"/>
-                  </w:tcMar>
-                  <w:vAlign w:val="center"/>
-                </w:tcPr>
-                <w:p>
-                  <w:pPr>
-                    <w:spacing w:after="20" w:before="20" w:line="240"/>
-                    <w:jc w:val="center"/>
-                  </w:pPr>
-                  <w:r>
-                    <w:rPr>
-                      <w:rFonts w:ascii="Arial" w:cs="Arial" w:eastAsia="Arial" w:hAnsi="Arial"/>
-                      <w:b/>
-                      <w:bCs/>
-                      <w:color w:val="B37A33"/>
-                      <w:sz w:val="16"/>
-                      <w:szCs w:val="16"/>
-                    </w:rPr>
-                    <w:t xml:space="preserve"/>
-                  </w:r>
-                </w:p>
-              </w:tc>
-            </w:tr>
-            <w:tr>
-              <w:trPr>
-                <w:cantSplit/>
-                <w:trHeight w:val="280" w:hRule="atLeast"/>
-              </w:trPr>
-              <w:tc>
-                <w:tcPr>
-                  <w:tcW w:type="dxa" w:w="640"/>
-                  <w:tcBorders>
-                    <w:top w:val="single" w:color="D5D0C4" w:sz="4"/>
-                    <w:left w:val="single" w:color="D5D0C4" w:sz="4"/>
-                    <w:bottom w:val="single" w:color="D5D0C4" w:sz="4"/>
-                    <w:right w:val="single" w:color="D5D0C4" w:sz="4"/>
-                  </w:tcBorders>
-                  <w:tcMar>
-                    <w:top w:type="dxa" w:w="20"/>
-                    <w:left w:type="dxa" w:w="60"/>
-                    <w:bottom w:type="dxa" w:w="20"/>
-                    <w:right w:type="dxa" w:w="60"/>
-                  </w:tcMar>
-                  <w:vAlign w:val="center"/>
-                </w:tcPr>
-                <w:p>
-                  <w:pPr>
-                    <w:spacing w:after="20" w:before="20" w:line="240"/>
-                    <w:jc w:val="center"/>
-                  </w:pPr>
-                  <w:r>
-                    <w:rPr>
-                      <w:rFonts w:ascii="Arial" w:cs="Arial" w:eastAsia="Arial" w:hAnsi="Arial"/>
-                      <w:b w:val="false"/>
-                      <w:bCs w:val="false"/>
-                      <w:color w:val="1C1B16"/>
-                      <w:sz w:val="16"/>
-                      <w:szCs w:val="16"/>
-                    </w:rPr>
-                    <w:t xml:space="preserve">Q24</w:t>
-                  </w:r>
-                </w:p>
-              </w:tc>
-              <w:tc>
-                <w:tcPr>
-                  <w:tcW w:type="dxa" w:w="420"/>
-                  <w:tcBorders>
-                    <w:top w:val="single" w:color="D5D0C4" w:sz="4"/>
-                    <w:left w:val="single" w:color="D5D0C4" w:sz="4"/>
-                    <w:bottom w:val="single" w:color="D5D0C4" w:sz="4"/>
-                    <w:right w:val="single" w:color="D5D0C4" w:sz="4"/>
-                  </w:tcBorders>
                   <w:tcMar>
                     <w:top w:type="dxa" w:w="20"/>
                     <w:left w:type="dxa" w:w="60"/>
@@ -27288,111 +26897,6 @@
                       <w:szCs w:val="16"/>
                     </w:rPr>
                     <w:t xml:space="preserve">X</w:t>
-                  </w:r>
-                </w:p>
-              </w:tc>
-              <w:tc>
-                <w:tcPr>
-                  <w:tcW w:type="dxa" w:w="420"/>
-                  <w:tcBorders>
-                    <w:top w:val="single" w:color="D5D0C4" w:sz="4"/>
-                    <w:left w:val="single" w:color="D5D0C4" w:sz="4"/>
-                    <w:bottom w:val="single" w:color="D5D0C4" w:sz="4"/>
-                    <w:right w:val="single" w:color="D5D0C4" w:sz="4"/>
-                  </w:tcBorders>
-                  <w:tcMar>
-                    <w:top w:type="dxa" w:w="20"/>
-                    <w:left w:type="dxa" w:w="60"/>
-                    <w:bottom w:type="dxa" w:w="20"/>
-                    <w:right w:type="dxa" w:w="60"/>
-                  </w:tcMar>
-                  <w:vAlign w:val="center"/>
-                </w:tcPr>
-                <w:p>
-                  <w:pPr>
-                    <w:spacing w:after="20" w:before="20" w:line="240"/>
-                    <w:jc w:val="center"/>
-                  </w:pPr>
-                  <w:r>
-                    <w:rPr>
-                      <w:rFonts w:ascii="Arial" w:cs="Arial" w:eastAsia="Arial" w:hAnsi="Arial"/>
-                      <w:b/>
-                      <w:bCs/>
-                      <w:color w:val="B37A33"/>
-                      <w:sz w:val="16"/>
-                      <w:szCs w:val="16"/>
-                    </w:rPr>
-                    <w:t xml:space="preserve"/>
-                  </w:r>
-                </w:p>
-              </w:tc>
-              <w:tc>
-                <w:tcPr>
-                  <w:tcW w:type="dxa" w:w="420"/>
-                  <w:tcBorders>
-                    <w:top w:val="single" w:color="D5D0C4" w:sz="4"/>
-                    <w:left w:val="single" w:color="D5D0C4" w:sz="4"/>
-                    <w:bottom w:val="single" w:color="D5D0C4" w:sz="4"/>
-                    <w:right w:val="single" w:color="D5D0C4" w:sz="4"/>
-                  </w:tcBorders>
-                  <w:tcMar>
-                    <w:top w:type="dxa" w:w="20"/>
-                    <w:left w:type="dxa" w:w="60"/>
-                    <w:bottom w:type="dxa" w:w="20"/>
-                    <w:right w:type="dxa" w:w="60"/>
-                  </w:tcMar>
-                  <w:vAlign w:val="center"/>
-                </w:tcPr>
-                <w:p>
-                  <w:pPr>
-                    <w:spacing w:after="20" w:before="20" w:line="240"/>
-                    <w:jc w:val="center"/>
-                  </w:pPr>
-                  <w:r>
-                    <w:rPr>
-                      <w:rFonts w:ascii="Arial" w:cs="Arial" w:eastAsia="Arial" w:hAnsi="Arial"/>
-                      <w:b/>
-                      <w:bCs/>
-                      <w:color w:val="B37A33"/>
-                      <w:sz w:val="16"/>
-                      <w:szCs w:val="16"/>
-                    </w:rPr>
-                    <w:t xml:space="preserve"/>
-                  </w:r>
-                </w:p>
-              </w:tc>
-              <w:tc>
-                <w:tcPr>
-                  <w:tcW w:type="dxa" w:w="420"/>
-                  <w:tcBorders>
-                    <w:top w:val="single" w:color="D5D0C4" w:sz="4"/>
-                    <w:left w:val="single" w:color="D5D0C4" w:sz="4"/>
-                    <w:bottom w:val="single" w:color="D5D0C4" w:sz="4"/>
-                    <w:right w:val="single" w:color="D5D0C4" w:sz="4"/>
-                  </w:tcBorders>
-                  <w:tcMar>
-                    <w:top w:type="dxa" w:w="20"/>
-                    <w:left w:type="dxa" w:w="60"/>
-                    <w:bottom w:type="dxa" w:w="20"/>
-                    <w:right w:type="dxa" w:w="60"/>
-                  </w:tcMar>
-                  <w:vAlign w:val="center"/>
-                </w:tcPr>
-                <w:p>
-                  <w:pPr>
-                    <w:spacing w:after="20" w:before="20" w:line="240"/>
-                    <w:jc w:val="center"/>
-                  </w:pPr>
-                  <w:r>
-                    <w:rPr>
-                      <w:rFonts w:ascii="Arial" w:cs="Arial" w:eastAsia="Arial" w:hAnsi="Arial"/>
-                      <w:b/>
-                      <w:bCs/>
-                      <w:color w:val="B37A33"/>
-                      <w:sz w:val="16"/>
-                      <w:szCs w:val="16"/>
-                    </w:rPr>
-                    <w:t xml:space="preserve"/>
                   </w:r>
                 </w:p>
               </w:tc>
@@ -27747,42 +27251,7 @@
                       <w:sz w:val="16"/>
                       <w:szCs w:val="16"/>
                     </w:rPr>
-                    <w:t xml:space="preserve">Q25</w:t>
-                  </w:r>
-                </w:p>
-              </w:tc>
-              <w:tc>
-                <w:tcPr>
-                  <w:tcW w:type="dxa" w:w="420"/>
-                  <w:tcBorders>
-                    <w:top w:val="single" w:color="D5D0C4" w:sz="4"/>
-                    <w:left w:val="single" w:color="D5D0C4" w:sz="4"/>
-                    <w:bottom w:val="single" w:color="D5D0C4" w:sz="4"/>
-                    <w:right w:val="single" w:color="D5D0C4" w:sz="4"/>
-                  </w:tcBorders>
-                  <w:tcMar>
-                    <w:top w:type="dxa" w:w="20"/>
-                    <w:left w:type="dxa" w:w="60"/>
-                    <w:bottom w:type="dxa" w:w="20"/>
-                    <w:right w:type="dxa" w:w="60"/>
-                  </w:tcMar>
-                  <w:vAlign w:val="center"/>
-                </w:tcPr>
-                <w:p>
-                  <w:pPr>
-                    <w:spacing w:after="20" w:before="20" w:line="240"/>
-                    <w:jc w:val="center"/>
-                  </w:pPr>
-                  <w:r>
-                    <w:rPr>
-                      <w:rFonts w:ascii="Arial" w:cs="Arial" w:eastAsia="Arial" w:hAnsi="Arial"/>
-                      <w:b/>
-                      <w:bCs/>
-                      <w:color w:val="B37A33"/>
-                      <w:sz w:val="16"/>
-                      <w:szCs w:val="16"/>
-                    </w:rPr>
-                    <w:t xml:space="preserve"/>
+                    <w:t xml:space="preserve">Q24</w:t>
                   </w:r>
                 </w:p>
               </w:tc>
@@ -27900,6 +27369,41 @@
                     <w:bottom w:val="single" w:color="D5D0C4" w:sz="4"/>
                     <w:right w:val="single" w:color="D5D0C4" w:sz="4"/>
                   </w:tcBorders>
+                  <w:tcMar>
+                    <w:top w:type="dxa" w:w="20"/>
+                    <w:left w:type="dxa" w:w="60"/>
+                    <w:bottom w:type="dxa" w:w="20"/>
+                    <w:right w:type="dxa" w:w="60"/>
+                  </w:tcMar>
+                  <w:vAlign w:val="center"/>
+                </w:tcPr>
+                <w:p>
+                  <w:pPr>
+                    <w:spacing w:after="20" w:before="20" w:line="240"/>
+                    <w:jc w:val="center"/>
+                  </w:pPr>
+                  <w:r>
+                    <w:rPr>
+                      <w:rFonts w:ascii="Arial" w:cs="Arial" w:eastAsia="Arial" w:hAnsi="Arial"/>
+                      <w:b/>
+                      <w:bCs/>
+                      <w:color w:val="B37A33"/>
+                      <w:sz w:val="16"/>
+                      <w:szCs w:val="16"/>
+                    </w:rPr>
+                    <w:t xml:space="preserve"/>
+                  </w:r>
+                </w:p>
+              </w:tc>
+              <w:tc>
+                <w:tcPr>
+                  <w:tcW w:type="dxa" w:w="420"/>
+                  <w:tcBorders>
+                    <w:top w:val="single" w:color="D5D0C4" w:sz="4"/>
+                    <w:left w:val="single" w:color="D5D0C4" w:sz="4"/>
+                    <w:bottom w:val="single" w:color="D5D0C4" w:sz="4"/>
+                    <w:right w:val="single" w:color="D5D0C4" w:sz="4"/>
+                  </w:tcBorders>
                   <w:shd w:fill="D5D0C4" w:color="auto" w:val="clear"/>
                   <w:tcMar>
                     <w:top w:type="dxa" w:w="20"/>
@@ -27964,7 +27468,7 @@
                       <w:sz w:val="16"/>
                       <w:szCs w:val="16"/>
                     </w:rPr>
-                    <w:t xml:space="preserve">Q26*</w:t>
+                    <w:t xml:space="preserve">Q25*</w:t>
                   </w:r>
                 </w:p>
               </w:tc>
@@ -28180,7 +27684,7 @@
                       <w:sz w:val="16"/>
                       <w:szCs w:val="16"/>
                     </w:rPr>
-                    <w:t xml:space="preserve">Q27</w:t>
+                    <w:t xml:space="preserve">Q26</w:t>
                   </w:r>
                 </w:p>
               </w:tc>
@@ -29229,173 +28733,6 @@
                 </w:p>
               </w:tc>
             </w:tr>
-          </w:tbl>
-          <w:p>
-            <w:pPr>
-              <w:spacing w:after="0"/>
-            </w:pPr>
-          </w:p>
-        </w:tc>
-        <w:tc>
-          <w:tcPr>
-            <w:tcW w:type="dxa" w:w="300"/>
-            <w:tcBorders>
-              <w:top w:val="none" w:color="FFFFFF" w:sz="0"/>
-              <w:left w:val="none" w:color="FFFFFF" w:sz="0"/>
-              <w:bottom w:val="none" w:color="FFFFFF" w:sz="0"/>
-              <w:right w:val="none" w:color="FFFFFF" w:sz="0"/>
-            </w:tcBorders>
-          </w:tcPr>
-          <w:p/>
-        </w:tc>
-        <w:tc>
-          <w:tcPr>
-            <w:tcW w:type="dxa" w:w="1480"/>
-            <w:tcBorders>
-              <w:top w:val="none" w:color="FFFFFF" w:sz="0"/>
-              <w:left w:val="none" w:color="FFFFFF" w:sz="0"/>
-              <w:bottom w:val="none" w:color="FFFFFF" w:sz="0"/>
-              <w:right w:val="none" w:color="FFFFFF" w:sz="0"/>
-            </w:tcBorders>
-            <w:tcMar>
-              <w:top w:type="dxa" w:w="0"/>
-              <w:left w:type="dxa" w:w="0"/>
-              <w:bottom w:type="dxa" w:w="0"/>
-              <w:right w:type="dxa" w:w="0"/>
-            </w:tcMar>
-            <w:vAlign w:val="top"/>
-          </w:tcPr>
-          <w:tbl>
-            <w:tblPr>
-              <w:tblW w:type="dxa" w:w="1480"/>
-              <w:tblBorders>
-                <w:top w:val="single" w:color="D5D0C4" w:sz="4"/>
-                <w:left w:val="single" w:color="D5D0C4" w:sz="4"/>
-                <w:bottom w:val="single" w:color="D5D0C4" w:sz="4"/>
-                <w:right w:val="single" w:color="D5D0C4" w:sz="4"/>
-                <w:insideH w:val="single" w:color="D5D0C4" w:sz="4"/>
-                <w:insideV w:val="single" w:color="D5D0C4" w:sz="4"/>
-              </w:tblBorders>
-            </w:tblPr>
-            <w:tblGrid>
-              <w:gridCol w:w="640"/>
-              <w:gridCol w:w="420"/>
-              <w:gridCol w:w="420"/>
-            </w:tblGrid>
-            <w:tr>
-              <w:trPr>
-                <w:cantSplit/>
-                <w:tblHeader/>
-              </w:trPr>
-              <w:tc>
-                <w:tcPr>
-                  <w:tcW w:type="dxa" w:w="640"/>
-                  <w:tcBorders>
-                    <w:top w:val="single" w:color="D5D0C4" w:sz="4"/>
-                    <w:left w:val="single" w:color="D5D0C4" w:sz="4"/>
-                    <w:bottom w:val="single" w:color="D5D0C4" w:sz="4"/>
-                    <w:right w:val="single" w:color="D5D0C4" w:sz="4"/>
-                  </w:tcBorders>
-                  <w:shd w:fill="F9F8F3" w:color="auto" w:val="clear"/>
-                  <w:tcMar>
-                    <w:top w:type="dxa" w:w="20"/>
-                    <w:left w:type="dxa" w:w="60"/>
-                    <w:bottom w:type="dxa" w:w="20"/>
-                    <w:right w:type="dxa" w:w="60"/>
-                  </w:tcMar>
-                  <w:vAlign w:val="center"/>
-                </w:tcPr>
-                <w:p>
-                  <w:pPr>
-                    <w:spacing w:after="20" w:before="20" w:line="240"/>
-                    <w:jc w:val="center"/>
-                  </w:pPr>
-                  <w:r>
-                    <w:rPr>
-                      <w:rFonts w:ascii="Arial" w:cs="Arial" w:eastAsia="Arial" w:hAnsi="Arial"/>
-                      <w:b w:val="false"/>
-                      <w:bCs w:val="false"/>
-                      <w:color w:val="1C1B16"/>
-                      <w:sz w:val="16"/>
-                      <w:szCs w:val="16"/>
-                    </w:rPr>
-                    <w:t xml:space="preserve"/>
-                  </w:r>
-                </w:p>
-              </w:tc>
-              <w:tc>
-                <w:tcPr>
-                  <w:tcW w:type="dxa" w:w="420"/>
-                  <w:tcBorders>
-                    <w:top w:val="single" w:color="D5D0C4" w:sz="4"/>
-                    <w:left w:val="single" w:color="D5D0C4" w:sz="4"/>
-                    <w:bottom w:val="single" w:color="D5D0C4" w:sz="4"/>
-                    <w:right w:val="single" w:color="D5D0C4" w:sz="4"/>
-                  </w:tcBorders>
-                  <w:shd w:fill="F9F8F3" w:color="auto" w:val="clear"/>
-                  <w:tcMar>
-                    <w:top w:type="dxa" w:w="20"/>
-                    <w:left w:type="dxa" w:w="60"/>
-                    <w:bottom w:type="dxa" w:w="20"/>
-                    <w:right w:type="dxa" w:w="60"/>
-                  </w:tcMar>
-                  <w:vAlign w:val="center"/>
-                </w:tcPr>
-                <w:p>
-                  <w:pPr>
-                    <w:spacing w:after="20" w:before="20" w:line="240"/>
-                    <w:jc w:val="center"/>
-                  </w:pPr>
-                  <w:r>
-                    <w:rPr>
-                      <w:rFonts w:ascii="Arial" w:cs="Arial" w:eastAsia="Arial" w:hAnsi="Arial"/>
-                      <w:b/>
-                      <w:bCs/>
-                      <w:color w:val="1C1B16"/>
-                      <w:sz w:val="16"/>
-                      <w:szCs w:val="16"/>
-                    </w:rPr>
-                    <w:t xml:space="preserve">T</w:t>
-                  </w:r>
-                </w:p>
-              </w:tc>
-              <w:tc>
-                <w:tcPr>
-                  <w:tcW w:type="dxa" w:w="420"/>
-                  <w:tcBorders>
-                    <w:top w:val="single" w:color="D5D0C4" w:sz="4"/>
-                    <w:left w:val="single" w:color="D5D0C4" w:sz="4"/>
-                    <w:bottom w:val="single" w:color="D5D0C4" w:sz="4"/>
-                    <w:right w:val="single" w:color="D5D0C4" w:sz="4"/>
-                  </w:tcBorders>
-                  <w:shd w:fill="F9F8F3" w:color="auto" w:val="clear"/>
-                  <w:tcMar>
-                    <w:top w:type="dxa" w:w="20"/>
-                    <w:left w:type="dxa" w:w="60"/>
-                    <w:bottom w:type="dxa" w:w="20"/>
-                    <w:right w:type="dxa" w:w="60"/>
-                  </w:tcMar>
-                  <w:vAlign w:val="center"/>
-                </w:tcPr>
-                <w:p>
-                  <w:pPr>
-                    <w:spacing w:after="20" w:before="20" w:line="240"/>
-                    <w:jc w:val="center"/>
-                  </w:pPr>
-                  <w:r>
-                    <w:rPr>
-                      <w:rFonts w:ascii="Arial" w:cs="Arial" w:eastAsia="Arial" w:hAnsi="Arial"/>
-                      <w:b/>
-                      <w:bCs/>
-                      <w:color w:val="1C1B16"/>
-                      <w:sz w:val="16"/>
-                      <w:szCs w:val="16"/>
-                    </w:rPr>
-                    <w:t xml:space="preserve">F</w:t>
-                  </w:r>
-                </w:p>
-              </w:tc>
-            </w:tr>
             <w:tr>
               <w:trPr>
                 <w:cantSplit/>
@@ -29432,7 +28769,42 @@
                       <w:sz w:val="16"/>
                       <w:szCs w:val="16"/>
                     </w:rPr>
-                    <w:t xml:space="preserve">Q10</w:t>
+                    <w:t xml:space="preserve">Q32</w:t>
+                  </w:r>
+                </w:p>
+              </w:tc>
+              <w:tc>
+                <w:tcPr>
+                  <w:tcW w:type="dxa" w:w="420"/>
+                  <w:tcBorders>
+                    <w:top w:val="single" w:color="D5D0C4" w:sz="4"/>
+                    <w:left w:val="single" w:color="D5D0C4" w:sz="4"/>
+                    <w:bottom w:val="single" w:color="D5D0C4" w:sz="4"/>
+                    <w:right w:val="single" w:color="D5D0C4" w:sz="4"/>
+                  </w:tcBorders>
+                  <w:tcMar>
+                    <w:top w:type="dxa" w:w="20"/>
+                    <w:left w:type="dxa" w:w="60"/>
+                    <w:bottom w:type="dxa" w:w="20"/>
+                    <w:right w:type="dxa" w:w="60"/>
+                  </w:tcMar>
+                  <w:vAlign w:val="center"/>
+                </w:tcPr>
+                <w:p>
+                  <w:pPr>
+                    <w:spacing w:after="20" w:before="20" w:line="240"/>
+                    <w:jc w:val="center"/>
+                  </w:pPr>
+                  <w:r>
+                    <w:rPr>
+                      <w:rFonts w:ascii="Arial" w:cs="Arial" w:eastAsia="Arial" w:hAnsi="Arial"/>
+                      <w:b/>
+                      <w:bCs/>
+                      <w:color w:val="B37A33"/>
+                      <w:sz w:val="16"/>
+                      <w:szCs w:val="16"/>
+                    </w:rPr>
+                    <w:t xml:space="preserve">X</w:t>
                   </w:r>
                 </w:p>
               </w:tc>
@@ -29502,7 +28874,78 @@
                       <w:sz w:val="16"/>
                       <w:szCs w:val="16"/>
                     </w:rPr>
-                    <w:t xml:space="preserve">X</w:t>
+                    <w:t xml:space="preserve"/>
+                  </w:r>
+                </w:p>
+              </w:tc>
+              <w:tc>
+                <w:tcPr>
+                  <w:tcW w:type="dxa" w:w="420"/>
+                  <w:tcBorders>
+                    <w:top w:val="single" w:color="D5D0C4" w:sz="4"/>
+                    <w:left w:val="single" w:color="D5D0C4" w:sz="4"/>
+                    <w:bottom w:val="single" w:color="D5D0C4" w:sz="4"/>
+                    <w:right w:val="single" w:color="D5D0C4" w:sz="4"/>
+                  </w:tcBorders>
+                  <w:tcMar>
+                    <w:top w:type="dxa" w:w="20"/>
+                    <w:left w:type="dxa" w:w="60"/>
+                    <w:bottom w:type="dxa" w:w="20"/>
+                    <w:right w:type="dxa" w:w="60"/>
+                  </w:tcMar>
+                  <w:vAlign w:val="center"/>
+                </w:tcPr>
+                <w:p>
+                  <w:pPr>
+                    <w:spacing w:after="20" w:before="20" w:line="240"/>
+                    <w:jc w:val="center"/>
+                  </w:pPr>
+                  <w:r>
+                    <w:rPr>
+                      <w:rFonts w:ascii="Arial" w:cs="Arial" w:eastAsia="Arial" w:hAnsi="Arial"/>
+                      <w:b/>
+                      <w:bCs/>
+                      <w:color w:val="B37A33"/>
+                      <w:sz w:val="16"/>
+                      <w:szCs w:val="16"/>
+                    </w:rPr>
+                    <w:t xml:space="preserve"/>
+                  </w:r>
+                </w:p>
+              </w:tc>
+              <w:tc>
+                <w:tcPr>
+                  <w:tcW w:type="dxa" w:w="420"/>
+                  <w:tcBorders>
+                    <w:top w:val="single" w:color="D5D0C4" w:sz="4"/>
+                    <w:left w:val="single" w:color="D5D0C4" w:sz="4"/>
+                    <w:bottom w:val="single" w:color="D5D0C4" w:sz="4"/>
+                    <w:right w:val="single" w:color="D5D0C4" w:sz="4"/>
+                  </w:tcBorders>
+                  <w:shd w:fill="D5D0C4" w:color="auto" w:val="clear"/>
+                  <w:tcMar>
+                    <w:top w:type="dxa" w:w="20"/>
+                    <w:left w:type="dxa" w:w="60"/>
+                    <w:bottom w:type="dxa" w:w="20"/>
+                    <w:right w:type="dxa" w:w="60"/>
+                  </w:tcMar>
+                  <w:vAlign w:val="center"/>
+                </w:tcPr>
+                <w:p>
+                  <w:pPr>
+                    <w:spacing w:after="20" w:before="20" w:line="240"/>
+                    <w:jc w:val="center"/>
+                  </w:pPr>
+                  <w:r>
+                    <w:rPr>
+                      <w:rFonts w:ascii="Arial" w:cs="Arial" w:eastAsia="Arial" w:hAnsi="Arial"/>
+                      <w:b/>
+                      <w:bCs/>
+                      <w:color w:val="B37A33"/>
+                      <w:sz w:val="16"/>
+                      <w:szCs w:val="16"/>
+                    </w:rPr>
+                    <w:t xml:space="preserve"/>
                   </w:r>
                 </w:p>
               </w:tc>
@@ -29861,7 +29304,7 @@
                       <w:sz w:val="16"/>
                       <w:szCs w:val="16"/>
                     </w:rPr>
-                    <w:t xml:space="preserve">Q4</w:t>
+                    <w:t xml:space="preserve">Q3</w:t>
                   </w:r>
                 </w:p>
               </w:tc>
@@ -29931,7 +29374,7 @@
                       <w:sz w:val="16"/>
                       <w:szCs w:val="16"/>
                     </w:rPr>
-                    <w:t xml:space="preserve">Revenue falls by 6.5 percent (1.10 x 0.85 = 0.935).</w:t>
+                    <w:t xml:space="preserve">Rs 2,060.</w:t>
                   </w:r>
                 </w:p>
               </w:tc>
@@ -29972,7 +29415,7 @@
                       <w:sz w:val="16"/>
                       <w:szCs w:val="16"/>
                     </w:rPr>
-                    <w:t xml:space="preserve">Q8</w:t>
+                    <w:t xml:space="preserve">Q7</w:t>
                   </w:r>
                 </w:p>
               </w:tc>
@@ -30083,7 +29526,229 @@
                       <w:sz w:val="16"/>
                       <w:szCs w:val="16"/>
                     </w:rPr>
-                    <w:t xml:space="preserve">Q15</w:t>
+                    <w:t xml:space="preserve">Q12</w:t>
+                  </w:r>
+                </w:p>
+              </w:tc>
+              <w:tc>
+                <w:tcPr>
+                  <w:tcW w:type="dxa" w:w="1250"/>
+                  <w:tcBorders>
+                    <w:top w:val="single" w:color="D5D0C4" w:sz="4"/>
+                    <w:left w:val="single" w:color="D5D0C4" w:sz="4"/>
+                    <w:bottom w:val="single" w:color="D5D0C4" w:sz="4"/>
+                    <w:right w:val="single" w:color="D5D0C4" w:sz="4"/>
+                  </w:tcBorders>
+                  <w:tcMar>
+                    <w:top w:type="dxa" w:w="20"/>
+                    <w:left w:type="dxa" w:w="60"/>
+                    <w:bottom w:type="dxa" w:w="20"/>
+                    <w:right w:type="dxa" w:w="60"/>
+                  </w:tcMar>
+                  <w:vAlign w:val="center"/>
+                </w:tcPr>
+                <w:p>
+                  <w:pPr>
+                    <w:spacing w:after="20" w:before="20" w:line="240"/>
+                    <w:jc w:val="center"/>
+                  </w:pPr>
+                  <w:r>
+                    <w:rPr>
+                      <w:rFonts w:ascii="Arial" w:cs="Arial" w:eastAsia="Arial" w:hAnsi="Arial"/>
+                      <w:b w:val="false"/>
+                      <w:bCs w:val="false"/>
+                      <w:color w:val="6B675E"/>
+                      <w:sz w:val="14"/>
+                      <w:szCs w:val="14"/>
+                    </w:rPr>
+                    <w:t xml:space="preserve">Final answer</w:t>
+                  </w:r>
+                </w:p>
+              </w:tc>
+              <w:tc>
+                <w:tcPr>
+                  <w:tcW w:type="dxa" w:w="2860"/>
+                  <w:tcBorders>
+                    <w:top w:val="single" w:color="D5D0C4" w:sz="4"/>
+                    <w:left w:val="single" w:color="D5D0C4" w:sz="4"/>
+                    <w:bottom w:val="single" w:color="D5D0C4" w:sz="4"/>
+                    <w:right w:val="single" w:color="D5D0C4" w:sz="4"/>
+                  </w:tcBorders>
+                  <w:tcMar>
+                    <w:top w:type="dxa" w:w="20"/>
+                    <w:left w:type="dxa" w:w="60"/>
+                    <w:bottom w:type="dxa" w:w="20"/>
+                    <w:right w:type="dxa" w:w="60"/>
+                  </w:tcMar>
+                  <w:vAlign w:val="center"/>
+                </w:tcPr>
+                <w:p>
+                  <w:pPr>
+                    <w:spacing w:after="20" w:before="20" w:line="240"/>
+                    <w:jc w:val="left"/>
+                  </w:pPr>
+                  <w:r>
+                    <w:rPr>
+                      <w:rFonts w:ascii="Arial" w:cs="Arial" w:eastAsia="Arial" w:hAnsi="Arial"/>
+                      <w:b/>
+                      <w:bCs/>
+                      <w:color w:val="B37A33"/>
+                      <w:sz w:val="16"/>
+                      <w:szCs w:val="16"/>
+                    </w:rPr>
+                    <w:t xml:space="preserve">Rs 10,930.</w:t>
+                  </w:r>
+                </w:p>
+              </w:tc>
+            </w:tr>
+            <w:tr>
+              <w:trPr>
+                <w:cantSplit/>
+                <w:trHeight w:val="380" w:hRule="atLeast"/>
+              </w:trPr>
+              <w:tc>
+                <w:tcPr>
+                  <w:tcW w:type="dxa" w:w="640"/>
+                  <w:tcBorders>
+                    <w:top w:val="single" w:color="D5D0C4" w:sz="4"/>
+                    <w:left w:val="single" w:color="D5D0C4" w:sz="4"/>
+                    <w:bottom w:val="single" w:color="D5D0C4" w:sz="4"/>
+                    <w:right w:val="single" w:color="D5D0C4" w:sz="4"/>
+                  </w:tcBorders>
+                  <w:tcMar>
+                    <w:top w:type="dxa" w:w="20"/>
+                    <w:left w:type="dxa" w:w="60"/>
+                    <w:bottom w:type="dxa" w:w="20"/>
+                    <w:right w:type="dxa" w:w="60"/>
+                  </w:tcMar>
+                  <w:vAlign w:val="center"/>
+                </w:tcPr>
+                <w:p>
+                  <w:pPr>
+                    <w:spacing w:after="20" w:before="20" w:line="240"/>
+                    <w:jc w:val="center"/>
+                  </w:pPr>
+                  <w:r>
+                    <w:rPr>
+                      <w:rFonts w:ascii="Arial" w:cs="Arial" w:eastAsia="Arial" w:hAnsi="Arial"/>
+                      <w:b w:val="false"/>
+                      <w:bCs w:val="false"/>
+                      <w:color w:val="1C1B16"/>
+                      <w:sz w:val="16"/>
+                      <w:szCs w:val="16"/>
+                    </w:rPr>
+                    <w:t xml:space="preserve">Q13</w:t>
+                  </w:r>
+                </w:p>
+              </w:tc>
+              <w:tc>
+                <w:tcPr>
+                  <w:tcW w:type="dxa" w:w="1250"/>
+                  <w:tcBorders>
+                    <w:top w:val="single" w:color="D5D0C4" w:sz="4"/>
+                    <w:left w:val="single" w:color="D5D0C4" w:sz="4"/>
+                    <w:bottom w:val="single" w:color="D5D0C4" w:sz="4"/>
+                    <w:right w:val="single" w:color="D5D0C4" w:sz="4"/>
+                  </w:tcBorders>
+                  <w:tcMar>
+                    <w:top w:type="dxa" w:w="20"/>
+                    <w:left w:type="dxa" w:w="60"/>
+                    <w:bottom w:type="dxa" w:w="20"/>
+                    <w:right w:type="dxa" w:w="60"/>
+                  </w:tcMar>
+                  <w:vAlign w:val="center"/>
+                </w:tcPr>
+                <w:p>
+                  <w:pPr>
+                    <w:spacing w:after="20" w:before="20" w:line="240"/>
+                    <w:jc w:val="center"/>
+                  </w:pPr>
+                  <w:r>
+                    <w:rPr>
+                      <w:rFonts w:ascii="Arial" w:cs="Arial" w:eastAsia="Arial" w:hAnsi="Arial"/>
+                      <w:b w:val="false"/>
+                      <w:bCs w:val="false"/>
+                      <w:color w:val="6B675E"/>
+                      <w:sz w:val="14"/>
+                      <w:szCs w:val="14"/>
+                    </w:rPr>
+                    <w:t xml:space="preserve">Word or number</w:t>
+                  </w:r>
+                </w:p>
+              </w:tc>
+              <w:tc>
+                <w:tcPr>
+                  <w:tcW w:type="dxa" w:w="2860"/>
+                  <w:tcBorders>
+                    <w:top w:val="single" w:color="D5D0C4" w:sz="4"/>
+                    <w:left w:val="single" w:color="D5D0C4" w:sz="4"/>
+                    <w:bottom w:val="single" w:color="D5D0C4" w:sz="4"/>
+                    <w:right w:val="single" w:color="D5D0C4" w:sz="4"/>
+                  </w:tcBorders>
+                  <w:tcMar>
+                    <w:top w:type="dxa" w:w="20"/>
+                    <w:left w:type="dxa" w:w="60"/>
+                    <w:bottom w:type="dxa" w:w="20"/>
+                    <w:right w:type="dxa" w:w="60"/>
+                  </w:tcMar>
+                  <w:vAlign w:val="center"/>
+                </w:tcPr>
+                <w:p>
+                  <w:pPr>
+                    <w:spacing w:after="20" w:before="20" w:line="240"/>
+                    <w:jc w:val="left"/>
+                  </w:pPr>
+                  <w:r>
+                    <w:rPr>
+                      <w:rFonts w:ascii="Arial" w:cs="Arial" w:eastAsia="Arial" w:hAnsi="Arial"/>
+                      <w:b/>
+                      <w:bCs/>
+                      <w:color w:val="B37A33"/>
+                      <w:sz w:val="16"/>
+                      <w:szCs w:val="16"/>
+                    </w:rPr>
+                    <w:t xml:space="preserve">A fall of 1.6 percent.</w:t>
+                  </w:r>
+                </w:p>
+              </w:tc>
+            </w:tr>
+            <w:tr>
+              <w:trPr>
+                <w:cantSplit/>
+                <w:trHeight w:val="380" w:hRule="atLeast"/>
+              </w:trPr>
+              <w:tc>
+                <w:tcPr>
+                  <w:tcW w:type="dxa" w:w="640"/>
+                  <w:tcBorders>
+                    <w:top w:val="single" w:color="D5D0C4" w:sz="4"/>
+                    <w:left w:val="single" w:color="D5D0C4" w:sz="4"/>
+                    <w:bottom w:val="single" w:color="D5D0C4" w:sz="4"/>
+                    <w:right w:val="single" w:color="D5D0C4" w:sz="4"/>
+                  </w:tcBorders>
+                  <w:tcMar>
+                    <w:top w:type="dxa" w:w="20"/>
+                    <w:left w:type="dxa" w:w="60"/>
+                    <w:bottom w:type="dxa" w:w="20"/>
+                    <w:right w:type="dxa" w:w="60"/>
+                  </w:tcMar>
+                  <w:vAlign w:val="center"/>
+                </w:tcPr>
+                <w:p>
+                  <w:pPr>
+                    <w:spacing w:after="20" w:before="20" w:line="240"/>
+                    <w:jc w:val="center"/>
+                  </w:pPr>
+                  <w:r>
+                    <w:rPr>
+                      <w:rFonts w:ascii="Arial" w:cs="Arial" w:eastAsia="Arial" w:hAnsi="Arial"/>
+                      <w:b w:val="false"/>
+                      <w:bCs w:val="false"/>
+                      <w:color w:val="1C1B16"/>
+                      <w:sz w:val="16"/>
+                      <w:szCs w:val="16"/>
+                    </w:rPr>
+                    <w:t xml:space="preserve">Q14</w:t>
                   </w:r>
                 </w:p>
               </w:tc>
@@ -30154,117 +29819,6 @@
                       <w:szCs w:val="16"/>
                     </w:rPr>
                     <w:t xml:space="preserve">A fall of 35.0 percent.</w:t>
-                  </w:r>
-                </w:p>
-              </w:tc>
-            </w:tr>
-            <w:tr>
-              <w:trPr>
-                <w:cantSplit/>
-                <w:trHeight w:val="380" w:hRule="atLeast"/>
-              </w:trPr>
-              <w:tc>
-                <w:tcPr>
-                  <w:tcW w:type="dxa" w:w="640"/>
-                  <w:tcBorders>
-                    <w:top w:val="single" w:color="D5D0C4" w:sz="4"/>
-                    <w:left w:val="single" w:color="D5D0C4" w:sz="4"/>
-                    <w:bottom w:val="single" w:color="D5D0C4" w:sz="4"/>
-                    <w:right w:val="single" w:color="D5D0C4" w:sz="4"/>
-                  </w:tcBorders>
-                  <w:tcMar>
-                    <w:top w:type="dxa" w:w="20"/>
-                    <w:left w:type="dxa" w:w="60"/>
-                    <w:bottom w:type="dxa" w:w="20"/>
-                    <w:right w:type="dxa" w:w="60"/>
-                  </w:tcMar>
-                  <w:vAlign w:val="center"/>
-                </w:tcPr>
-                <w:p>
-                  <w:pPr>
-                    <w:spacing w:after="20" w:before="20" w:line="240"/>
-                    <w:jc w:val="center"/>
-                  </w:pPr>
-                  <w:r>
-                    <w:rPr>
-                      <w:rFonts w:ascii="Arial" w:cs="Arial" w:eastAsia="Arial" w:hAnsi="Arial"/>
-                      <w:b w:val="false"/>
-                      <w:bCs w:val="false"/>
-                      <w:color w:val="1C1B16"/>
-                      <w:sz w:val="16"/>
-                      <w:szCs w:val="16"/>
-                    </w:rPr>
-                    <w:t xml:space="preserve">Q16</w:t>
-                  </w:r>
-                </w:p>
-              </w:tc>
-              <w:tc>
-                <w:tcPr>
-                  <w:tcW w:type="dxa" w:w="1250"/>
-                  <w:tcBorders>
-                    <w:top w:val="single" w:color="D5D0C4" w:sz="4"/>
-                    <w:left w:val="single" w:color="D5D0C4" w:sz="4"/>
-                    <w:bottom w:val="single" w:color="D5D0C4" w:sz="4"/>
-                    <w:right w:val="single" w:color="D5D0C4" w:sz="4"/>
-                  </w:tcBorders>
-                  <w:tcMar>
-                    <w:top w:type="dxa" w:w="20"/>
-                    <w:left w:type="dxa" w:w="60"/>
-                    <w:bottom w:type="dxa" w:w="20"/>
-                    <w:right w:type="dxa" w:w="60"/>
-                  </w:tcMar>
-                  <w:vAlign w:val="center"/>
-                </w:tcPr>
-                <w:p>
-                  <w:pPr>
-                    <w:spacing w:after="20" w:before="20" w:line="240"/>
-                    <w:jc w:val="center"/>
-                  </w:pPr>
-                  <w:r>
-                    <w:rPr>
-                      <w:rFonts w:ascii="Arial" w:cs="Arial" w:eastAsia="Arial" w:hAnsi="Arial"/>
-                      <w:b w:val="false"/>
-                      <w:bCs w:val="false"/>
-                      <w:color w:val="6B675E"/>
-                      <w:sz w:val="14"/>
-                      <w:szCs w:val="14"/>
-                    </w:rPr>
-                    <w:t xml:space="preserve">Letters in order</w:t>
-                  </w:r>
-                </w:p>
-              </w:tc>
-              <w:tc>
-                <w:tcPr>
-                  <w:tcW w:type="dxa" w:w="2860"/>
-                  <w:tcBorders>
-                    <w:top w:val="single" w:color="D5D0C4" w:sz="4"/>
-                    <w:left w:val="single" w:color="D5D0C4" w:sz="4"/>
-                    <w:bottom w:val="single" w:color="D5D0C4" w:sz="4"/>
-                    <w:right w:val="single" w:color="D5D0C4" w:sz="4"/>
-                  </w:tcBorders>
-                  <w:tcMar>
-                    <w:top w:type="dxa" w:w="20"/>
-                    <w:left w:type="dxa" w:w="60"/>
-                    <w:bottom w:type="dxa" w:w="20"/>
-                    <w:right w:type="dxa" w:w="60"/>
-                  </w:tcMar>
-                  <w:vAlign w:val="center"/>
-                </w:tcPr>
-                <w:p>
-                  <w:pPr>
-                    <w:spacing w:after="20" w:before="20" w:line="240"/>
-                    <w:jc w:val="left"/>
-                  </w:pPr>
-                  <w:r>
-                    <w:rPr>
-                      <w:rFonts w:ascii="Arial" w:cs="Arial" w:eastAsia="Arial" w:hAnsi="Arial"/>
-                      <w:b/>
-                      <w:bCs/>
-                      <w:color w:val="B37A33"/>
-                      <w:sz w:val="16"/>
-                      <w:szCs w:val="16"/>
-                    </w:rPr>
-                    <w:t xml:space="preserve">B, D, A, C</w:t>
                   </w:r>
                 </w:p>
               </w:tc>
@@ -30472,7 +30026,7 @@
                       <w:sz w:val="16"/>
                       <w:szCs w:val="16"/>
                     </w:rPr>
-                    <w:t xml:space="preserve">Q32</w:t>
+                    <w:t xml:space="preserve">Q15</w:t>
                   </w:r>
                 </w:p>
               </w:tc>
@@ -30507,7 +30061,7 @@
                       <w:sz w:val="14"/>
                       <w:szCs w:val="14"/>
                     </w:rPr>
-                    <w:t xml:space="preserve">Letter</w:t>
+                    <w:t xml:space="preserve">Letters in order</w:t>
                   </w:r>
                 </w:p>
               </w:tc>
@@ -30542,7 +30096,118 @@
                       <w:sz w:val="16"/>
                       <w:szCs w:val="16"/>
                     </w:rPr>
-                    <w:t xml:space="preserve">D</w:t>
+                    <w:t xml:space="preserve">B, D, A, C</w:t>
+                  </w:r>
+                </w:p>
+              </w:tc>
+            </w:tr>
+            <w:tr>
+              <w:trPr>
+                <w:cantSplit/>
+                <w:trHeight w:val="380" w:hRule="atLeast"/>
+              </w:trPr>
+              <w:tc>
+                <w:tcPr>
+                  <w:tcW w:type="dxa" w:w="640"/>
+                  <w:tcBorders>
+                    <w:top w:val="single" w:color="D5D0C4" w:sz="4"/>
+                    <w:left w:val="single" w:color="D5D0C4" w:sz="4"/>
+                    <w:bottom w:val="single" w:color="D5D0C4" w:sz="4"/>
+                    <w:right w:val="single" w:color="D5D0C4" w:sz="4"/>
+                  </w:tcBorders>
+                  <w:tcMar>
+                    <w:top w:type="dxa" w:w="20"/>
+                    <w:left w:type="dxa" w:w="60"/>
+                    <w:bottom w:type="dxa" w:w="20"/>
+                    <w:right w:type="dxa" w:w="60"/>
+                  </w:tcMar>
+                  <w:vAlign w:val="center"/>
+                </w:tcPr>
+                <w:p>
+                  <w:pPr>
+                    <w:spacing w:after="20" w:before="20" w:line="240"/>
+                    <w:jc w:val="center"/>
+                  </w:pPr>
+                  <w:r>
+                    <w:rPr>
+                      <w:rFonts w:ascii="Arial" w:cs="Arial" w:eastAsia="Arial" w:hAnsi="Arial"/>
+                      <w:b w:val="false"/>
+                      <w:bCs w:val="false"/>
+                      <w:color w:val="1C1B16"/>
+                      <w:sz w:val="16"/>
+                      <w:szCs w:val="16"/>
+                    </w:rPr>
+                    <w:t xml:space="preserve">Q27</w:t>
+                  </w:r>
+                </w:p>
+              </w:tc>
+              <w:tc>
+                <w:tcPr>
+                  <w:tcW w:type="dxa" w:w="1250"/>
+                  <w:tcBorders>
+                    <w:top w:val="single" w:color="D5D0C4" w:sz="4"/>
+                    <w:left w:val="single" w:color="D5D0C4" w:sz="4"/>
+                    <w:bottom w:val="single" w:color="D5D0C4" w:sz="4"/>
+                    <w:right w:val="single" w:color="D5D0C4" w:sz="4"/>
+                  </w:tcBorders>
+                  <w:tcMar>
+                    <w:top w:type="dxa" w:w="20"/>
+                    <w:left w:type="dxa" w:w="60"/>
+                    <w:bottom w:type="dxa" w:w="20"/>
+                    <w:right w:type="dxa" w:w="60"/>
+                  </w:tcMar>
+                  <w:vAlign w:val="center"/>
+                </w:tcPr>
+                <w:p>
+                  <w:pPr>
+                    <w:spacing w:after="20" w:before="20" w:line="240"/>
+                    <w:jc w:val="center"/>
+                  </w:pPr>
+                  <w:r>
+                    <w:rPr>
+                      <w:rFonts w:ascii="Arial" w:cs="Arial" w:eastAsia="Arial" w:hAnsi="Arial"/>
+                      <w:b w:val="false"/>
+                      <w:bCs w:val="false"/>
+                      <w:color w:val="6B675E"/>
+                      <w:sz w:val="14"/>
+                      <w:szCs w:val="14"/>
+                    </w:rPr>
+                    <w:t xml:space="preserve">Word or number</w:t>
+                  </w:r>
+                </w:p>
+              </w:tc>
+              <w:tc>
+                <w:tcPr>
+                  <w:tcW w:type="dxa" w:w="2860"/>
+                  <w:tcBorders>
+                    <w:top w:val="single" w:color="D5D0C4" w:sz="4"/>
+                    <w:left w:val="single" w:color="D5D0C4" w:sz="4"/>
+                    <w:bottom w:val="single" w:color="D5D0C4" w:sz="4"/>
+                    <w:right w:val="single" w:color="D5D0C4" w:sz="4"/>
+                  </w:tcBorders>
+                  <w:tcMar>
+                    <w:top w:type="dxa" w:w="20"/>
+                    <w:left w:type="dxa" w:w="60"/>
+                    <w:bottom w:type="dxa" w:w="20"/>
+                    <w:right w:type="dxa" w:w="60"/>
+                  </w:tcMar>
+                  <w:vAlign w:val="center"/>
+                </w:tcPr>
+                <w:p>
+                  <w:pPr>
+                    <w:spacing w:after="20" w:before="20" w:line="240"/>
+                    <w:jc w:val="left"/>
+                  </w:pPr>
+                  <w:r>
+                    <w:rPr>
+                      <w:rFonts w:ascii="Arial" w:cs="Arial" w:eastAsia="Arial" w:hAnsi="Arial"/>
+                      <w:b/>
+                      <w:bCs/>
+                      <w:color w:val="B37A33"/>
+                      <w:sz w:val="16"/>
+                      <w:szCs w:val="16"/>
+                    </w:rPr>
+                    <w:t xml:space="preserve">A fall of 2.5 percent.</w:t>
                   </w:r>
                 </w:p>
               </w:tc>
@@ -30653,7 +30318,7 @@
                       <w:sz w:val="16"/>
                       <w:szCs w:val="16"/>
                     </w:rPr>
-                    <w:t xml:space="preserve">B</w:t>
+                    <w:t xml:space="preserve">C</w:t>
                   </w:r>
                 </w:p>
               </w:tc>
@@ -30764,7 +30429,7 @@
                       <w:sz w:val="16"/>
                       <w:szCs w:val="16"/>
                     </w:rPr>
-                    <w:t xml:space="preserve">C</w:t>
+                    <w:t xml:space="preserve">F</w:t>
                   </w:r>
                 </w:p>
               </w:tc>
@@ -30806,117 +30471,6 @@
                       <w:szCs w:val="16"/>
                     </w:rPr>
                     <w:t xml:space="preserve">Q35</w:t>
-                  </w:r>
-                </w:p>
-              </w:tc>
-              <w:tc>
-                <w:tcPr>
-                  <w:tcW w:type="dxa" w:w="1250"/>
-                  <w:tcBorders>
-                    <w:top w:val="single" w:color="D5D0C4" w:sz="4"/>
-                    <w:left w:val="single" w:color="D5D0C4" w:sz="4"/>
-                    <w:bottom w:val="single" w:color="D5D0C4" w:sz="4"/>
-                    <w:right w:val="single" w:color="D5D0C4" w:sz="4"/>
-                  </w:tcBorders>
-                  <w:tcMar>
-                    <w:top w:type="dxa" w:w="20"/>
-                    <w:left w:type="dxa" w:w="60"/>
-                    <w:bottom w:type="dxa" w:w="20"/>
-                    <w:right w:type="dxa" w:w="60"/>
-                  </w:tcMar>
-                  <w:vAlign w:val="center"/>
-                </w:tcPr>
-                <w:p>
-                  <w:pPr>
-                    <w:spacing w:after="20" w:before="20" w:line="240"/>
-                    <w:jc w:val="center"/>
-                  </w:pPr>
-                  <w:r>
-                    <w:rPr>
-                      <w:rFonts w:ascii="Arial" w:cs="Arial" w:eastAsia="Arial" w:hAnsi="Arial"/>
-                      <w:b w:val="false"/>
-                      <w:bCs w:val="false"/>
-                      <w:color w:val="6B675E"/>
-                      <w:sz w:val="14"/>
-                      <w:szCs w:val="14"/>
-                    </w:rPr>
-                    <w:t xml:space="preserve">Letter</w:t>
-                  </w:r>
-                </w:p>
-              </w:tc>
-              <w:tc>
-                <w:tcPr>
-                  <w:tcW w:type="dxa" w:w="2860"/>
-                  <w:tcBorders>
-                    <w:top w:val="single" w:color="D5D0C4" w:sz="4"/>
-                    <w:left w:val="single" w:color="D5D0C4" w:sz="4"/>
-                    <w:bottom w:val="single" w:color="D5D0C4" w:sz="4"/>
-                    <w:right w:val="single" w:color="D5D0C4" w:sz="4"/>
-                  </w:tcBorders>
-                  <w:tcMar>
-                    <w:top w:type="dxa" w:w="20"/>
-                    <w:left w:type="dxa" w:w="60"/>
-                    <w:bottom w:type="dxa" w:w="20"/>
-                    <w:right w:type="dxa" w:w="60"/>
-                  </w:tcMar>
-                  <w:vAlign w:val="center"/>
-                </w:tcPr>
-                <w:p>
-                  <w:pPr>
-                    <w:spacing w:after="20" w:before="20" w:line="240"/>
-                    <w:jc w:val="left"/>
-                  </w:pPr>
-                  <w:r>
-                    <w:rPr>
-                      <w:rFonts w:ascii="Arial" w:cs="Arial" w:eastAsia="Arial" w:hAnsi="Arial"/>
-                      <w:b/>
-                      <w:bCs/>
-                      <w:color w:val="B37A33"/>
-                      <w:sz w:val="16"/>
-                      <w:szCs w:val="16"/>
-                    </w:rPr>
-                    <w:t xml:space="preserve">F</w:t>
-                  </w:r>
-                </w:p>
-              </w:tc>
-            </w:tr>
-            <w:tr>
-              <w:trPr>
-                <w:cantSplit/>
-                <w:trHeight w:val="380" w:hRule="atLeast"/>
-              </w:trPr>
-              <w:tc>
-                <w:tcPr>
-                  <w:tcW w:type="dxa" w:w="640"/>
-                  <w:tcBorders>
-                    <w:top w:val="single" w:color="D5D0C4" w:sz="4"/>
-                    <w:left w:val="single" w:color="D5D0C4" w:sz="4"/>
-                    <w:bottom w:val="single" w:color="D5D0C4" w:sz="4"/>
-                    <w:right w:val="single" w:color="D5D0C4" w:sz="4"/>
-                  </w:tcBorders>
-                  <w:tcMar>
-                    <w:top w:type="dxa" w:w="20"/>
-                    <w:left w:type="dxa" w:w="60"/>
-                    <w:bottom w:type="dxa" w:w="20"/>
-                    <w:right w:type="dxa" w:w="60"/>
-                  </w:tcMar>
-                  <w:vAlign w:val="center"/>
-                </w:tcPr>
-                <w:p>
-                  <w:pPr>
-                    <w:spacing w:after="20" w:before="20" w:line="240"/>
-                    <w:jc w:val="center"/>
-                  </w:pPr>
-                  <w:r>
-                    <w:rPr>
-                      <w:rFonts w:ascii="Arial" w:cs="Arial" w:eastAsia="Arial" w:hAnsi="Arial"/>
-                      <w:b w:val="false"/>
-                      <w:bCs w:val="false"/>
-                      <w:color w:val="1C1B16"/>
-                      <w:sz w:val="16"/>
-                      <w:szCs w:val="16"/>
-                    </w:rPr>
-                    <w:t xml:space="preserve">Q36</w:t>
                   </w:r>
                 </w:p>
               </w:tc>

--- a/content/W01/SAT/answer-key/C2_W01_SAT_answer_key_TRAINER.docx
+++ b/content/W01/SAT/answer-key/C2_W01_SAT_answer_key_TRAINER.docx
@@ -689,7 +689,7 @@
                 <w:sz w:val="18"/>
                 <w:szCs w:val="18"/>
               </w:rPr>
-              <w:t xml:space="preserve">21.5</w:t>
+              <w:t xml:space="preserve">21</w:t>
             </w:r>
           </w:p>
         </w:tc>
@@ -725,7 +725,7 @@
                 <w:sz w:val="18"/>
                 <w:szCs w:val="18"/>
               </w:rPr>
-              <w:t xml:space="preserve">2</w:t>
+              <w:t xml:space="preserve">1</w:t>
             </w:r>
           </w:p>
         </w:tc>
@@ -761,7 +761,7 @@
                 <w:sz w:val="18"/>
                 <w:szCs w:val="18"/>
               </w:rPr>
-              <w:t xml:space="preserve">1</w:t>
+              <w:t xml:space="preserve">3</w:t>
             </w:r>
           </w:p>
         </w:tc>
@@ -797,7 +797,7 @@
                 <w:sz w:val="18"/>
                 <w:szCs w:val="18"/>
               </w:rPr>
-              <w:t xml:space="preserve">4</w:t>
+              <w:t xml:space="preserve">3</w:t>
             </w:r>
           </w:p>
         </w:tc>
@@ -1199,7 +1199,7 @@
                 <w:sz w:val="18"/>
                 <w:szCs w:val="18"/>
               </w:rPr>
-              <w:t xml:space="preserve">Q16 to Q20 (5)</w:t>
+              <w:t xml:space="preserve">Q16 to Q21 (6)</w:t>
             </w:r>
           </w:p>
         </w:tc>
@@ -1271,7 +1271,7 @@
                 <w:sz w:val="18"/>
                 <w:szCs w:val="18"/>
               </w:rPr>
-              <w:t xml:space="preserve">17</w:t>
+              <w:t xml:space="preserve">22.5</w:t>
             </w:r>
           </w:p>
         </w:tc>
@@ -1343,7 +1343,7 @@
                 <w:sz w:val="18"/>
                 <w:szCs w:val="18"/>
               </w:rPr>
-              <w:t xml:space="preserve">2</w:t>
+              <w:t xml:space="preserve">1</w:t>
             </w:r>
           </w:p>
         </w:tc>
@@ -1379,7 +1379,7 @@
                 <w:sz w:val="18"/>
                 <w:szCs w:val="18"/>
               </w:rPr>
-              <w:t xml:space="preserve">3</w:t>
+              <w:t xml:space="preserve">5</w:t>
             </w:r>
           </w:p>
         </w:tc>
@@ -1490,7 +1490,7 @@
                 <w:sz w:val="18"/>
                 <w:szCs w:val="18"/>
               </w:rPr>
-              <w:t xml:space="preserve">Q21 to Q26 (6)</w:t>
+              <w:t xml:space="preserve">Q22 to Q26 (5)</w:t>
             </w:r>
           </w:p>
         </w:tc>
@@ -1562,7 +1562,7 @@
                 <w:sz w:val="18"/>
                 <w:szCs w:val="18"/>
               </w:rPr>
-              <w:t xml:space="preserve">18</w:t>
+              <w:t xml:space="preserve">14</w:t>
             </w:r>
           </w:p>
         </w:tc>
@@ -1670,7 +1670,7 @@
                 <w:sz w:val="18"/>
                 <w:szCs w:val="18"/>
               </w:rPr>
-              <w:t xml:space="preserve">2</w:t>
+              <w:t xml:space="preserve">1</w:t>
             </w:r>
           </w:p>
         </w:tc>
@@ -2146,7 +2146,7 @@
                 <w:sz w:val="18"/>
                 <w:szCs w:val="18"/>
               </w:rPr>
-              <w:t xml:space="preserve">117</w:t>
+              <w:t xml:space="preserve">118</w:t>
             </w:r>
           </w:p>
         </w:tc>
@@ -2182,7 +2182,7 @@
                 <w:sz w:val="18"/>
                 <w:szCs w:val="18"/>
               </w:rPr>
-              <w:t xml:space="preserve">2</w:t>
+              <w:t xml:space="preserve">1</w:t>
             </w:r>
           </w:p>
         </w:tc>
@@ -2218,7 +2218,7 @@
                 <w:sz w:val="18"/>
                 <w:szCs w:val="18"/>
               </w:rPr>
-              <w:t xml:space="preserve">12</w:t>
+              <w:t xml:space="preserve">13</w:t>
             </w:r>
           </w:p>
         </w:tc>
@@ -2735,7 +2735,7 @@
                 <w:sz w:val="18"/>
                 <w:szCs w:val="18"/>
               </w:rPr>
-              <w:t xml:space="preserve">Median Rs 1,400; mean Rs 97,080.</w:t>
+              <w:t xml:space="preserve">Rs 11 crore (Rs 12 crore before discounts).</w:t>
             </w:r>
           </w:p>
         </w:tc>
@@ -2843,7 +2843,7 @@
                 <w:sz w:val="18"/>
                 <w:szCs w:val="18"/>
               </w:rPr>
-              <w:t xml:space="preserve">Easy</w:t>
+              <w:t xml:space="preserve">Medium</w:t>
             </w:r>
           </w:p>
         </w:tc>
@@ -2951,7 +2951,7 @@
                 <w:sz w:val="18"/>
                 <w:szCs w:val="18"/>
               </w:rPr>
-              <w:t xml:space="preserve">bank 47</w:t>
+              <w:t xml:space="preserve">bank 50</w:t>
             </w:r>
           </w:p>
         </w:tc>
@@ -3026,7 +3026,7 @@
                 <w:sz w:val="18"/>
                 <w:szCs w:val="18"/>
               </w:rPr>
-              <w:t xml:space="preserve">B</w:t>
+              <w:t xml:space="preserve">C</w:t>
             </w:r>
           </w:p>
         </w:tc>
@@ -3716,7 +3716,7 @@
                 <w:sz w:val="18"/>
                 <w:szCs w:val="18"/>
               </w:rPr>
-              <w:t xml:space="preserve">Hard</w:t>
+              <w:t xml:space="preserve">Medium</w:t>
             </w:r>
           </w:p>
         </w:tc>
@@ -5354,7 +5354,7 @@
                 <w:sz w:val="18"/>
                 <w:szCs w:val="18"/>
               </w:rPr>
-              <w:t xml:space="preserve">C</w:t>
+              <w:t xml:space="preserve">A</w:t>
             </w:r>
           </w:p>
         </w:tc>
@@ -5390,7 +5390,7 @@
                 <w:sz w:val="18"/>
                 <w:szCs w:val="18"/>
               </w:rPr>
-              <w:t xml:space="preserve">True or false</w:t>
+              <w:t xml:space="preserve">One correct option</w:t>
             </w:r>
           </w:p>
         </w:tc>
@@ -5936,7 +5936,7 @@
                 <w:sz w:val="18"/>
                 <w:szCs w:val="18"/>
               </w:rPr>
-              <w:t xml:space="preserve">Rs 10,930.</w:t>
+              <w:t xml:space="preserve">Q1 Rs 4,680 and Q2 Rs 7,410.</w:t>
             </w:r>
           </w:p>
         </w:tc>
@@ -6227,7 +6227,7 @@
                 <w:sz w:val="18"/>
                 <w:szCs w:val="18"/>
               </w:rPr>
-              <w:t xml:space="preserve">A fall of 1.6 percent.</w:t>
+              <w:t xml:space="preserve">B, D, A, C</w:t>
             </w:r>
           </w:p>
         </w:tc>
@@ -6263,7 +6263,7 @@
                 <w:sz w:val="18"/>
                 <w:szCs w:val="18"/>
               </w:rPr>
-              <w:t xml:space="preserve">Scenario set</w:t>
+              <w:t xml:space="preserve">Order the steps</w:t>
             </w:r>
           </w:p>
         </w:tc>
@@ -6335,7 +6335,7 @@
                 <w:sz w:val="18"/>
                 <w:szCs w:val="18"/>
               </w:rPr>
-              <w:t xml:space="preserve">Hard</w:t>
+              <w:t xml:space="preserve">Medium</w:t>
             </w:r>
           </w:p>
         </w:tc>
@@ -6407,7 +6407,7 @@
                 <w:sz w:val="18"/>
                 <w:szCs w:val="18"/>
               </w:rPr>
-              <w:t xml:space="preserve">Tue</w:t>
+              <w:t xml:space="preserve">Wed</w:t>
             </w:r>
           </w:p>
         </w:tc>
@@ -6443,7 +6443,7 @@
                 <w:sz w:val="18"/>
                 <w:szCs w:val="18"/>
               </w:rPr>
-              <w:t xml:space="preserve">new</w:t>
+              <w:t xml:space="preserve">bank 52</w:t>
             </w:r>
           </w:p>
         </w:tc>
@@ -6518,7 +6518,7 @@
                 <w:sz w:val="18"/>
                 <w:szCs w:val="18"/>
               </w:rPr>
-              <w:t xml:space="preserve">A fall of 35.0 percent.</w:t>
+              <w:t xml:space="preserve">A fall of 1.6 percent (down 1.6, or -1.6).</w:t>
             </w:r>
           </w:p>
         </w:tc>
@@ -6662,7 +6662,7 @@
                 <w:sz w:val="18"/>
                 <w:szCs w:val="18"/>
               </w:rPr>
-              <w:t xml:space="preserve">[S]</w:t>
+              <w:t xml:space="preserve">[F]</w:t>
             </w:r>
           </w:p>
         </w:tc>
@@ -6698,7 +6698,7 @@
                 <w:sz w:val="18"/>
                 <w:szCs w:val="18"/>
               </w:rPr>
-              <w:t xml:space="preserve">Wed</w:t>
+              <w:t xml:space="preserve">Tue</w:t>
             </w:r>
           </w:p>
         </w:tc>
@@ -6809,7 +6809,7 @@
                 <w:sz w:val="18"/>
                 <w:szCs w:val="18"/>
               </w:rPr>
-              <w:t xml:space="preserve">B, D, A, C</w:t>
+              <w:t xml:space="preserve">A</w:t>
             </w:r>
           </w:p>
         </w:tc>
@@ -6845,7 +6845,7 @@
                 <w:sz w:val="18"/>
                 <w:szCs w:val="18"/>
               </w:rPr>
-              <w:t xml:space="preserve">Order the steps</w:t>
+              <w:t xml:space="preserve">Scenario set</w:t>
             </w:r>
           </w:p>
         </w:tc>
@@ -6917,7 +6917,7 @@
                 <w:sz w:val="18"/>
                 <w:szCs w:val="18"/>
               </w:rPr>
-              <w:t xml:space="preserve">Medium</w:t>
+              <w:t xml:space="preserve">Hard</w:t>
             </w:r>
           </w:p>
         </w:tc>
@@ -6953,7 +6953,7 @@
                 <w:sz w:val="18"/>
                 <w:szCs w:val="18"/>
               </w:rPr>
-              <w:t xml:space="preserve">[F]</w:t>
+              <w:t xml:space="preserve">[S]</w:t>
             </w:r>
           </w:p>
         </w:tc>
@@ -7025,7 +7025,7 @@
                 <w:sz w:val="18"/>
                 <w:szCs w:val="18"/>
               </w:rPr>
-              <w:t xml:space="preserve">bank 52</w:t>
+              <w:t xml:space="preserve">new</w:t>
             </w:r>
           </w:p>
         </w:tc>
@@ -7100,7 +7100,7 @@
                 <w:sz w:val="18"/>
                 <w:szCs w:val="18"/>
               </w:rPr>
-              <w:t xml:space="preserve">A</w:t>
+              <w:t xml:space="preserve">C</w:t>
             </w:r>
           </w:p>
         </w:tc>
@@ -7391,7 +7391,7 @@
                 <w:sz w:val="18"/>
                 <w:szCs w:val="18"/>
               </w:rPr>
-              <w:t xml:space="preserve">A, C, D</w:t>
+              <w:t xml:space="preserve">A</w:t>
             </w:r>
           </w:p>
         </w:tc>
@@ -7427,7 +7427,7 @@
                 <w:sz w:val="18"/>
                 <w:szCs w:val="18"/>
               </w:rPr>
-              <w:t xml:space="preserve">More than one correct</w:t>
+              <w:t xml:space="preserve">True or false</w:t>
             </w:r>
           </w:p>
         </w:tc>
@@ -7499,7 +7499,7 @@
                 <w:sz w:val="18"/>
                 <w:szCs w:val="18"/>
               </w:rPr>
-              <w:t xml:space="preserve">Medium</w:t>
+              <w:t xml:space="preserve">Hard</w:t>
             </w:r>
           </w:p>
         </w:tc>
@@ -7607,7 +7607,7 @@
                 <w:sz w:val="18"/>
                 <w:szCs w:val="18"/>
               </w:rPr>
-              <w:t xml:space="preserve">bank 35</w:t>
+              <w:t xml:space="preserve">new</w:t>
             </w:r>
           </w:p>
         </w:tc>
@@ -7682,7 +7682,7 @@
                 <w:sz w:val="18"/>
                 <w:szCs w:val="18"/>
               </w:rPr>
-              <w:t xml:space="preserve">C</w:t>
+              <w:t xml:space="preserve">A, C, D</w:t>
             </w:r>
           </w:p>
         </w:tc>
@@ -7718,7 +7718,7 @@
                 <w:sz w:val="18"/>
                 <w:szCs w:val="18"/>
               </w:rPr>
-              <w:t xml:space="preserve">One correct option</w:t>
+              <w:t xml:space="preserve">More than one correct</w:t>
             </w:r>
           </w:p>
         </w:tc>
@@ -7790,7 +7790,7 @@
                 <w:sz w:val="18"/>
                 <w:szCs w:val="18"/>
               </w:rPr>
-              <w:t xml:space="preserve">Hard</w:t>
+              <w:t xml:space="preserve">Medium</w:t>
             </w:r>
           </w:p>
         </w:tc>
@@ -7898,7 +7898,7 @@
                 <w:sz w:val="18"/>
                 <w:szCs w:val="18"/>
               </w:rPr>
-              <w:t xml:space="preserve">new</w:t>
+              <w:t xml:space="preserve">bank 35</w:t>
             </w:r>
           </w:p>
         </w:tc>
@@ -7973,7 +7973,7 @@
                 <w:sz w:val="18"/>
                 <w:szCs w:val="18"/>
               </w:rPr>
-              <w:t xml:space="preserve">B</w:t>
+              <w:t xml:space="preserve">D</w:t>
             </w:r>
           </w:p>
         </w:tc>
@@ -8117,7 +8117,7 @@
                 <w:sz w:val="18"/>
                 <w:szCs w:val="18"/>
               </w:rPr>
-              <w:t xml:space="preserve">[F]</w:t>
+              <w:t xml:space="preserve">[S]</w:t>
             </w:r>
           </w:p>
         </w:tc>
@@ -8264,7 +8264,7 @@
                 <w:sz w:val="18"/>
                 <w:szCs w:val="18"/>
               </w:rPr>
-              <w:t xml:space="preserve">A</w:t>
+              <w:t xml:space="preserve">B</w:t>
             </w:r>
           </w:p>
         </w:tc>
@@ -8372,7 +8372,7 @@
                 <w:sz w:val="18"/>
                 <w:szCs w:val="18"/>
               </w:rPr>
-              <w:t xml:space="preserve">Medium</w:t>
+              <w:t xml:space="preserve">Hard</w:t>
             </w:r>
           </w:p>
         </w:tc>
@@ -8555,7 +8555,7 @@
                 <w:sz w:val="18"/>
                 <w:szCs w:val="18"/>
               </w:rPr>
-              <w:t xml:space="preserve">A</w:t>
+              <w:t xml:space="preserve">C</w:t>
             </w:r>
           </w:p>
         </w:tc>
@@ -8591,7 +8591,7 @@
                 <w:sz w:val="18"/>
                 <w:szCs w:val="18"/>
               </w:rPr>
-              <w:t xml:space="preserve">Scenario set</w:t>
+              <w:t xml:space="preserve">One correct option</w:t>
             </w:r>
           </w:p>
         </w:tc>
@@ -8627,7 +8627,7 @@
                 <w:sz w:val="18"/>
                 <w:szCs w:val="18"/>
               </w:rPr>
-              <w:t xml:space="preserve">4</w:t>
+              <w:t xml:space="preserve">3</w:t>
             </w:r>
           </w:p>
         </w:tc>
@@ -8699,7 +8699,7 @@
                 <w:sz w:val="18"/>
                 <w:szCs w:val="18"/>
               </w:rPr>
-              <w:t xml:space="preserve">[S]</w:t>
+              <w:t xml:space="preserve">[F]</w:t>
             </w:r>
           </w:p>
         </w:tc>
@@ -8735,7 +8735,7 @@
                 <w:sz w:val="18"/>
                 <w:szCs w:val="18"/>
               </w:rPr>
-              <w:t xml:space="preserve">Tue</w:t>
+              <w:t xml:space="preserve">Thu</w:t>
             </w:r>
           </w:p>
         </w:tc>
@@ -8954,7 +8954,7 @@
                 <w:sz w:val="18"/>
                 <w:szCs w:val="18"/>
               </w:rPr>
-              <w:t xml:space="preserve">Medium</w:t>
+              <w:t xml:space="preserve">Hard</w:t>
             </w:r>
           </w:p>
         </w:tc>
@@ -8990,7 +8990,7 @@
                 <w:sz w:val="18"/>
                 <w:szCs w:val="18"/>
               </w:rPr>
-              <w:t xml:space="preserve">[F]</w:t>
+              <w:t xml:space="preserve">[S]</w:t>
             </w:r>
           </w:p>
         </w:tc>
@@ -9026,7 +9026,7 @@
                 <w:sz w:val="18"/>
                 <w:szCs w:val="18"/>
               </w:rPr>
-              <w:t xml:space="preserve">Wed</w:t>
+              <w:t xml:space="preserve">Tue</w:t>
             </w:r>
           </w:p>
         </w:tc>
@@ -9173,7 +9173,7 @@
                 <w:sz w:val="18"/>
                 <w:szCs w:val="18"/>
               </w:rPr>
-              <w:t xml:space="preserve">True or false</w:t>
+              <w:t xml:space="preserve">Scenario set</w:t>
             </w:r>
           </w:p>
         </w:tc>
@@ -9245,7 +9245,7 @@
                 <w:sz w:val="18"/>
                 <w:szCs w:val="18"/>
               </w:rPr>
-              <w:t xml:space="preserve">Hard</w:t>
+              <w:t xml:space="preserve">Medium</w:t>
             </w:r>
           </w:p>
         </w:tc>
@@ -9281,7 +9281,7 @@
                 <w:sz w:val="18"/>
                 <w:szCs w:val="18"/>
               </w:rPr>
-              <w:t xml:space="preserve">[S]</w:t>
+              <w:t xml:space="preserve">[F]</w:t>
             </w:r>
           </w:p>
         </w:tc>
@@ -9317,7 +9317,7 @@
                 <w:sz w:val="18"/>
                 <w:szCs w:val="18"/>
               </w:rPr>
-              <w:t xml:space="preserve">Thu</w:t>
+              <w:t xml:space="preserve">Wed</w:t>
             </w:r>
           </w:p>
         </w:tc>
@@ -10301,7 +10301,7 @@
                 <w:sz w:val="18"/>
                 <w:szCs w:val="18"/>
               </w:rPr>
-              <w:t xml:space="preserve">A fall of 2.5 percent.</w:t>
+              <w:t xml:space="preserve">A fall of Rs 12,500.</w:t>
             </w:r>
           </w:p>
         </w:tc>
@@ -10592,7 +10592,7 @@
                 <w:sz w:val="18"/>
                 <w:szCs w:val="18"/>
               </w:rPr>
-              <w:t xml:space="preserve">C</w:t>
+              <w:t xml:space="preserve">B</w:t>
             </w:r>
           </w:p>
         </w:tc>
@@ -10883,7 +10883,7 @@
                 <w:sz w:val="18"/>
                 <w:szCs w:val="18"/>
               </w:rPr>
-              <w:t xml:space="preserve">B</w:t>
+              <w:t xml:space="preserve">C</w:t>
             </w:r>
           </w:p>
         </w:tc>
@@ -11465,7 +11465,7 @@
                 <w:sz w:val="18"/>
                 <w:szCs w:val="18"/>
               </w:rPr>
-              <w:t xml:space="preserve">D</w:t>
+              <w:t xml:space="preserve">B</w:t>
             </w:r>
           </w:p>
         </w:tc>
@@ -12929,7 +12929,7 @@
                 <w:sz w:val="21"/>
                 <w:szCs w:val="21"/>
               </w:rPr>
-              <w:t xml:space="preserve">   Key Median Rs 1,400; mean Rs 97,080.</w:t>
+              <w:t xml:space="preserve">   Key Rs 11 crore (Rs 12 crore before discounts).</w:t>
             </w:r>
             <w:r>
               <w:rPr>
@@ -12938,7 +12938,7 @@
                 <w:sz w:val="18"/>
                 <w:szCs w:val="18"/>
               </w:rPr>
-              <w:t xml:space="preserve">   Applied maths, Easy, [S], Mon</w:t>
+              <w:t xml:space="preserve">   Applied maths, Medium, [S], Mon</w:t>
             </w:r>
           </w:p>
           <w:p>
@@ -12964,7 +12964,7 @@
                 <w:sz w:val="21"/>
                 <w:szCs w:val="21"/>
               </w:rPr>
-              <w:t xml:space="preserve">The middle of five sorted values is Rs 1,400; the sum, Rs 4,85,400, over 5 is Rs 97,080.</w:t>
+              <w:t xml:space="preserve">Revenue is customers times orders per customer times items per order times price per item, less discounts: 50,000 times 2 times 3 times Rs 400 is Rs 12,00,00,000, Rs 12 crore, and Rs 1 crore of discounts leaves Rs 11 crore.</w:t>
             </w:r>
           </w:p>
           <w:p>
@@ -12982,7 +12982,7 @@
                 <w:sz w:val="20"/>
                 <w:szCs w:val="20"/>
               </w:rPr>
-              <w:t xml:space="preserve">MEAN RS 1,350.  </w:t>
+              <w:t xml:space="preserve">RS 1.1 CRORE.  </w:t>
             </w:r>
             <w:r>
               <w:rPr>
@@ -12991,7 +12991,7 @@
                 <w:sz w:val="20"/>
                 <w:szCs w:val="20"/>
               </w:rPr>
-              <w:t xml:space="preserve">Drops the large order before averaging, which removes a real sale.</w:t>
+              <w:t xml:space="preserve">Loses a zero between rupees and crore: Rs 12,00,00,000 is Rs 12 crore.</w:t>
             </w:r>
           </w:p>
           <w:p>
@@ -13009,7 +13009,7 @@
                 <w:sz w:val="20"/>
                 <w:szCs w:val="20"/>
               </w:rPr>
-              <w:t xml:space="preserve">MEDIAN RS 2,000.  </w:t>
+              <w:t xml:space="preserve">RS 12 CRORE.  </w:t>
             </w:r>
             <w:r>
               <w:rPr>
@@ -13018,7 +13018,34 @@
                 <w:sz w:val="20"/>
                 <w:szCs w:val="20"/>
               </w:rPr>
-              <w:t xml:space="preserve">Takes the fourth value, or sorts carelessly.</w:t>
+              <w:t xml:space="preserve">Stops before the discounts, which come off the product of the four branches.</w:t>
+            </w:r>
+          </w:p>
+          <w:p>
+            <w:pPr>
+              <w:keepNext/>
+              <w:spacing w:after="40" w:line="264"/>
+              <w:ind w:left="360" w:hanging="360"/>
+            </w:pPr>
+            <w:r>
+              <w:rPr>
+                <w:rFonts w:ascii="Arial" w:cs="Arial" w:eastAsia="Arial" w:hAnsi="Arial"/>
+                <w:b/>
+                <w:bCs/>
+                <w:color w:val="1C1B16"/>
+                <w:sz w:val="20"/>
+                <w:szCs w:val="20"/>
+              </w:rPr>
+              <w:t xml:space="preserve">RS 3 CRORE.  </w:t>
+            </w:r>
+            <w:r>
+              <w:rPr>
+                <w:rFonts w:ascii="Arial" w:cs="Arial" w:eastAsia="Arial" w:hAnsi="Arial"/>
+                <w:color w:val="1C1B16"/>
+                <w:sz w:val="20"/>
+                <w:szCs w:val="20"/>
+              </w:rPr>
+              <w:t xml:space="preserve">Leaves out items per order, one of the four branches that multiply.</w:t>
             </w:r>
           </w:p>
           <w:p>
@@ -13044,7 +13071,7 @@
                 <w:sz w:val="21"/>
                 <w:szCs w:val="21"/>
               </w:rPr>
-              <w:t xml:space="preserve">The median is Rs 1,400 and the mean Rs 97,080, so I report the median as typical and name the one order that drives the mean.</w:t>
+              <w:t xml:space="preserve">Revenue is the four branches multiplied, less discounts: Rs 12 crore before discounts and Rs 11 crore after, and I say which of the two I am quoting.</w:t>
             </w:r>
           </w:p>
           <w:p>
@@ -13059,7 +13086,7 @@
                 <w:sz w:val="18"/>
                 <w:szCs w:val="18"/>
               </w:rPr>
-              <w:t xml:space="preserve">Anchor: Mean or median for order value, and why?</w:t>
+              <w:t xml:space="preserve">Anchor: How would you increase sales for an online retailer?</w:t>
             </w:r>
           </w:p>
         </w:tc>
@@ -13131,7 +13158,7 @@
                 <w:sz w:val="21"/>
                 <w:szCs w:val="21"/>
               </w:rPr>
-              <w:t xml:space="preserve">   Key B</w:t>
+              <w:t xml:space="preserve">   Key C</w:t>
             </w:r>
             <w:r>
               <w:rPr>
@@ -13166,7 +13193,7 @@
                 <w:sz w:val="21"/>
                 <w:szCs w:val="21"/>
               </w:rPr>
-              <w:t xml:space="preserve">The test reads as (o["status"] == "delivered") or "returned", and a non-empty string counts as true, so every order passes, cancellations included. The cell counts all 30 orders and sums every row of the status table: 5,20,790 plus 14,970 plus 9,050 is Rs 5,44,810. Meera's figure, delivered and returned, is 26 orders and Rs 5,35,760, so the cell overstates it by the Rs 9,050 of cancelled orders: Monday's round 1 trap, reached through a line that sounds right read aloud.</w:t>
+              <w:t xml:space="preserve">The test reads as (o["status"] == "delivered") or "returned", and a non-empty string counts as true, so every order passes, the cancelled ones included. The store's four cancelled orders, Rs 9,050, lift it to Rs 18,920, just above the app's Rs 18,600, and web's figure is right only because web had no cancellations. Meera's rule counts the orders that were not cancelled, which the table gives: the app's Rs 18,600 against the store's Rs 9,870, so her rule backs the app by almost two to one. Taken as printed, the cell would have funded the channel that lost four of its nine consumer orders to cancellation: Monday's round 1 trap, reached through a line that sounds right read aloud.</w:t>
             </w:r>
           </w:p>
           <w:p>
@@ -13193,7 +13220,7 @@
                 <w:sz w:val="20"/>
                 <w:szCs w:val="20"/>
               </w:rPr>
-              <w:t xml:space="preserve">What the analyst meant, and what status in ("delivered", "returned") prints. The line as written never compares the status with "returned" at all.</w:t>
+              <w:t xml:space="preserve">Right output, misled call: the printed Rs 18,920 carries the store's four cancelled orders, which Meera's rule leaves out.</w:t>
             </w:r>
           </w:p>
           <w:p>
@@ -13211,7 +13238,7 @@
                 <w:sz w:val="20"/>
                 <w:szCs w:val="20"/>
               </w:rPr>
-              <w:t xml:space="preserve">C.  </w:t>
+              <w:t xml:space="preserve">B.  </w:t>
             </w:r>
             <w:r>
               <w:rPr>
@@ -13220,7 +13247,7 @@
                 <w:sz w:val="20"/>
                 <w:szCs w:val="20"/>
               </w:rPr>
-              <w:t xml:space="preserve">Reads the or "returned" as dead code, so that only delivered orders pass. Python evaluates the whole or, and its right side, a non-empty string, is true on its own.</w:t>
+              <w:t xml:space="preserve">The right call from the table, with the output the analyst meant. The line never compares the status with "returned", so every order passes.</w:t>
             </w:r>
           </w:p>
           <w:p>
@@ -13247,7 +13274,7 @@
                 <w:sz w:val="20"/>
                 <w:szCs w:val="20"/>
               </w:rPr>
-              <w:t xml:space="preserve">Gets the printed line right and the gap wrong: the orders Meera leaves out are the cancelled ones, Rs 9,050, and the returned ones sit inside her figure.</w:t>
+              <w:t xml:space="preserve">Reads the cell as the analyst meant it and then misapplies the rule: Rs 9,870 is below the app's Rs 18,600.</w:t>
             </w:r>
           </w:p>
           <w:p>
@@ -13273,7 +13300,7 @@
                 <w:sz w:val="21"/>
                 <w:szCs w:val="21"/>
               </w:rPr>
-              <w:t xml:space="preserve">An or joins two conditions, never two values, so I write status in ("delivered", "returned"), and before any total goes to Meera I check it against the status counts: 26 orders and Rs 5,35,760 on her definition.</w:t>
+              <w:t xml:space="preserve">An or joins two conditions, never two values, so I write status in ("delivered", "returned"); and before a figure settles a budget I check it against the counts by status, because here the cell would have funded the channel with four cancellations in nine.</w:t>
             </w:r>
           </w:p>
           <w:p>
@@ -13395,7 +13422,7 @@
                 <w:sz w:val="21"/>
                 <w:szCs w:val="21"/>
               </w:rPr>
-              <w:t xml:space="preserve">Three decisions stand between Rs 18,160 and the answer. Only delivered orders stay paid for, so the 21 delivered orders are the population. One of them, the Rs 4,80,000 Business order, is 92 percent of their Rs 5,20,790 and lifts their mean to Rs 24,800, twelve times a typical order, so a typical first order needs the median. The median of 21 sorted values is the 11th, Rs 2,060, with the Business order kept in the file, as Finance's books keep it.</w:t>
+              <w:t xml:space="preserve">Three decisions stand between Rs 18,160 and the answer. The model takes cancellations and returns off at their own rates, so the figure it needs is what an order is worth once it stands, and the 21 delivered orders are the population; counting the others again, at their amounts or at zero, would charge them twice. A typical first order needs the median, since the Rs 4,80,000 Business order is 92 percent of the delivered Rs 5,20,790 and lifts their mean to Rs 24,800, twelve times a typical order. The model covers business buyers, so that order stays in. The median of 21 sorted values is the 11th, Rs 2,060.</w:t>
             </w:r>
           </w:p>
           <w:p>
@@ -13413,7 +13440,7 @@
                 <w:sz w:val="20"/>
                 <w:szCs w:val="20"/>
               </w:rPr>
-              <w:t xml:space="preserve">RS 18,160.  </w:t>
+              <w:t xml:space="preserve">RS 1,480.  </w:t>
             </w:r>
             <w:r>
               <w:rPr>
@@ -13422,7 +13449,7 @@
                 <w:sz w:val="20"/>
                 <w:szCs w:val="20"/>
               </w:rPr>
-              <w:t xml:space="preserve">The mean of all 30, which carries cancelled and refunded orders and sits eight times above a typical order because of one sale.</w:t>
+              <w:t xml:space="preserve">The median of all 30 with cancelled and returned orders at zero; the model's own rates take those off, so they would come off twice.</w:t>
             </w:r>
           </w:p>
           <w:p>
@@ -13440,7 +13467,7 @@
                 <w:sz w:val="20"/>
                 <w:szCs w:val="20"/>
               </w:rPr>
-              <w:t xml:space="preserve">RS 2,040.  </w:t>
+              <w:t xml:space="preserve">RS 18,160.  </w:t>
             </w:r>
             <w:r>
               <w:rPr>
@@ -13449,7 +13476,7 @@
                 <w:sz w:val="20"/>
                 <w:szCs w:val="20"/>
               </w:rPr>
-              <w:t xml:space="preserve">The median once the Business order is deleted, which removes a real sale that Finance's books hold.</w:t>
+              <w:t xml:space="preserve">The mean of all 30, which carries cancelled and refunded orders and sits eight times above a typical order because of one sale.</w:t>
             </w:r>
           </w:p>
           <w:p>
@@ -13467,7 +13494,7 @@
                 <w:sz w:val="20"/>
                 <w:szCs w:val="20"/>
               </w:rPr>
-              <w:t xml:space="preserve">RS 2,090.  </w:t>
+              <w:t xml:space="preserve">RS 2,040.  </w:t>
             </w:r>
             <w:r>
               <w:rPr>
@@ -13476,7 +13503,7 @@
                 <w:sz w:val="20"/>
                 <w:szCs w:val="20"/>
               </w:rPr>
-              <w:t xml:space="preserve">The 12th value, one place past the middle of 21.</w:t>
+              <w:t xml:space="preserve">The median once the Business order is deleted, which removes a real sale from a model that covers business buyers.</w:t>
             </w:r>
           </w:p>
           <w:p>
@@ -13494,7 +13521,7 @@
                 <w:sz w:val="20"/>
                 <w:szCs w:val="20"/>
               </w:rPr>
-              <w:t xml:space="preserve">RS 2,100.  </w:t>
+              <w:t xml:space="preserve">RS 2,090.  </w:t>
             </w:r>
             <w:r>
               <w:rPr>
@@ -13503,7 +13530,7 @@
                 <w:sz w:val="20"/>
                 <w:szCs w:val="20"/>
               </w:rPr>
-              <w:t xml:space="preserve">The median of the 26 orders delivered or returned, which counts refunded orders as paid.</w:t>
+              <w:t xml:space="preserve">The 12th value, one place past the middle of 21.</w:t>
             </w:r>
           </w:p>
           <w:p>
@@ -13521,7 +13548,7 @@
                 <w:sz w:val="20"/>
                 <w:szCs w:val="20"/>
               </w:rPr>
-              <w:t xml:space="preserve">RS 2,205.  </w:t>
+              <w:t xml:space="preserve">RS 2,100.  </w:t>
             </w:r>
             <w:r>
               <w:rPr>
@@ -13530,7 +13557,7 @@
                 <w:sz w:val="20"/>
                 <w:szCs w:val="20"/>
               </w:rPr>
-              <w:t xml:space="preserve">The median of all 30, which counts orders Kalpa was never paid for or refunded.</w:t>
+              <w:t xml:space="preserve">The median of the 26 orders delivered or returned, which counts refunded orders as standing when the model's return rate already takes them off.</w:t>
             </w:r>
           </w:p>
           <w:p>
@@ -13548,7 +13575,7 @@
                 <w:sz w:val="20"/>
                 <w:szCs w:val="20"/>
               </w:rPr>
-              <w:t xml:space="preserve">RS 24,800.  </w:t>
+              <w:t xml:space="preserve">RS 2,205.  </w:t>
             </w:r>
             <w:r>
               <w:rPr>
@@ -13557,6 +13584,33 @@
                 <w:sz w:val="20"/>
                 <w:szCs w:val="20"/>
               </w:rPr>
+              <w:t xml:space="preserve">The median of all 30, which counts orders Kalpa was never paid for or refunded.</w:t>
+            </w:r>
+          </w:p>
+          <w:p>
+            <w:pPr>
+              <w:keepNext/>
+              <w:spacing w:after="40" w:line="264"/>
+              <w:ind w:left="360" w:hanging="360"/>
+            </w:pPr>
+            <w:r>
+              <w:rPr>
+                <w:rFonts w:ascii="Arial" w:cs="Arial" w:eastAsia="Arial" w:hAnsi="Arial"/>
+                <w:b/>
+                <w:bCs/>
+                <w:color w:val="1C1B16"/>
+                <w:sz w:val="20"/>
+                <w:szCs w:val="20"/>
+              </w:rPr>
+              <w:t xml:space="preserve">RS 24,800.  </w:t>
+            </w:r>
+            <w:r>
+              <w:rPr>
+                <w:rFonts w:ascii="Arial" w:cs="Arial" w:eastAsia="Arial" w:hAnsi="Arial"/>
+                <w:color w:val="1C1B16"/>
+                <w:sz w:val="20"/>
+                <w:szCs w:val="20"/>
+              </w:rPr>
               <w:t xml:space="preserve">The right orders and the wrong statistic: one Business order lifts the delivered mean to twelve times the typical order.</w:t>
             </w:r>
           </w:p>
@@ -13583,7 +13637,7 @@
                 <w:sz w:val="21"/>
                 <w:szCs w:val="21"/>
               </w:rPr>
-              <w:t xml:space="preserve">For a typical first order I use the median of the orders that stay paid for, Rs 2,060 on Monday's file, and I keep the Rs 4,80,000 order in with a flag, since it is real; the mean stays for totals, never for the typical order.</w:t>
+              <w:t xml:space="preserve">For a typical first order I use the median of the orders that stand, Rs 2,060 on Monday's file, and I keep the Rs 4,80,000 order in with a flag, since the model covers business buyers; the mean stays for totals, never for the typical order.</w:t>
             </w:r>
           </w:p>
           <w:p>
@@ -13679,7 +13733,7 @@
                 <w:sz w:val="18"/>
                 <w:szCs w:val="18"/>
               </w:rPr>
-              <w:t xml:space="preserve">   One correct option, Hard, [S], Tue</w:t>
+              <w:t xml:space="preserve">   One correct option, Medium, [S], Tue</w:t>
             </w:r>
           </w:p>
           <w:p>
@@ -13705,7 +13759,7 @@
                 <w:sz w:val="21"/>
                 <w:szCs w:val="21"/>
               </w:rPr>
-              <w:t xml:space="preserve">The counter n = 0 sits inside the segment loop, so it restarts for every segment, and orders_in[q] = n runs once per quarter, after that loop, when n holds only the last segment's count. Student is last, so the slide reads 5 orders then 7, a rise of 40.0 percent, where the company's rows fell from 114 to 86. Nothing raises an error. Tuesday's first rung is the check that catches it: the quarter counts must add back to the 200 rows in the file, and 5 plus 7 is 12.</w:t>
+              <w:t xml:space="preserve">The counter n = 0 sits inside the segment loop, so it restarts for every segment, and orders_in[q] = n runs once per quarter, after that loop, when n holds only the last segment's count. Retail-Core is last, so the slide reads 38 orders then 36, a fall of 5.3 percent, where the company's rows fell from 114 to 86, 24.6 percent. Nothing raises an error. Tuesday's first rung is the check that catches it: the quarter counts must add back to the 200 rows in the file, and 38 plus 36 is 74.</w:t>
             </w:r>
           </w:p>
           <w:p>
@@ -13759,7 +13813,7 @@
                 <w:sz w:val="20"/>
                 <w:szCs w:val="20"/>
               </w:rPr>
-              <w:t xml:space="preserve">Reads the first segment's count as the one that sticks. The counter restarts for each segment, so the last one, Student, is what remains.</w:t>
+              <w:t xml:space="preserve">Reads the first segment's count as the one that sticks. The counter restarts for each segment, so the last one, Retail-Core, is what remains.</w:t>
             </w:r>
           </w:p>
           <w:p>
@@ -13786,7 +13840,7 @@
                 <w:sz w:val="20"/>
                 <w:szCs w:val="20"/>
               </w:rPr>
-              <w:t xml:space="preserve">Picks the segment that moved most. The loop's order decides which count survives, and Retail-Plus is second of four.</w:t>
+              <w:t xml:space="preserve">The opposite bug: a counter set once, before both loops, would carry Q1's 114 into Q2. Here it restarts for every segment.</w:t>
             </w:r>
           </w:p>
           <w:p>
@@ -13812,7 +13866,7 @@
                 <w:sz w:val="21"/>
                 <w:szCs w:val="21"/>
               </w:rPr>
-              <w:t xml:space="preserve">A counter belongs at the level of the thing it counts, so a quarter's total is set once per quarter; and before a number reaches a slide I check that the parts add back to the file, because 5 and 7 from a 200-row export is the tell.</w:t>
+              <w:t xml:space="preserve">A counter belongs at the level of the thing it counts, so a quarter's total is set once per quarter; and before a number reaches a slide I check that the parts add back to the file, because 38 and 36 from a 200-row export is the tell.</w:t>
             </w:r>
           </w:p>
           <w:p>
@@ -14163,7 +14217,7 @@
                 <w:sz w:val="21"/>
                 <w:szCs w:val="21"/>
               </w:rPr>
-              <w:t xml:space="preserve">On Marketing's estimates a new customer returns 2,400 over 1,200, Rs 2.00 in the quarter for each rupee, and a member won back returns 1,500 over 600, Rs 2.50, so winning back leads. Only a dearer win-back flips it: at Rs 800 a member returns 1,500 over 800, Rs 1.88, below acquisition's Rs 2.00. The tree says a 10 percent lift in any branch adds the same revenue, so the choice between branches is this cost comparison, and on these estimates it turns once a win-back costs more than Rs 750.</w:t>
+              <w:t xml:space="preserve">On Marketing's estimates a new customer returns 2,400 over 1,200, Rs 2.00 in the quarter for each rupee, and a member brought back returns 1,500 over 600, Rs 2.50, so bringing members back leads. Only a dearer route back flips it: at Rs 800 a member returns 1,500 over 800, Rs 1.88, below acquisition's Rs 2.00. The tree says a 10 percent lift in any branch adds the same revenue, so the choice between branches is this cost comparison, and on these estimates it turns once bringing a member back costs more than Rs 750.</w:t>
             </w:r>
           </w:p>
           <w:p>
@@ -14190,7 +14244,7 @@
                 <w:sz w:val="20"/>
                 <w:szCs w:val="20"/>
               </w:rPr>
-              <w:t xml:space="preserve">Raises acquisition to 2,800 over 1,200, Rs 2.33 a rupee, still short of the Rs 2.50 a won-back member returns.</w:t>
+              <w:t xml:space="preserve">Raises acquisition to 2,800 over 1,200, Rs 2.33 a rupee, still short of the Rs 2.50 a member brought back returns.</w:t>
             </w:r>
           </w:p>
           <w:p>
@@ -14244,7 +14298,7 @@
                 <w:sz w:val="20"/>
                 <w:szCs w:val="20"/>
               </w:rPr>
-              <w:t xml:space="preserve">Cuts the win-back to 1,300 over 600, Rs 2.17 a rupee, still ahead of acquisition's Rs 2.00.</w:t>
+              <w:t xml:space="preserve">Cuts the member's return to 1,300 over 600, Rs 2.17 a rupee, still ahead of acquisition's Rs 2.00.</w:t>
             </w:r>
           </w:p>
           <w:p>
@@ -14270,7 +14324,7 @@
                 <w:sz w:val="21"/>
                 <w:szCs w:val="21"/>
               </w:rPr>
-              <w:t xml:space="preserve">Frequency is the branch that moved, so winning members back leads until a rupee there returns less than a rupee on acquisition; on these estimates that happens only when a win-back costs more than Rs 750, and I would put that number to Marketing.</w:t>
+              <w:t xml:space="preserve">Frequency is the branch that moved, so bringing members back leads until a rupee there returns less than a rupee on acquisition; on these estimates that happens only when it costs more than Rs 750 a member, and I would put that number to Marketing.</w:t>
             </w:r>
           </w:p>
           <w:p>
@@ -14392,7 +14446,7 @@
                 <w:sz w:val="21"/>
                 <w:szCs w:val="21"/>
               </w:rPr>
-              <w:t xml:space="preserve">Confirm each quarter's figure is right, then compare the two like with like, decompose, isolate, and only then hypothesise; each rung rests on the one before it.</w:t>
+              <w:t xml:space="preserve">Check each quarter's figure on its own, then set the two checked figures side by side on the same weeks and definitions, decompose, isolate, and only then hypothesise; each rung rests on the one before it.</w:t>
             </w:r>
           </w:p>
           <w:p>
@@ -14419,7 +14473,7 @@
                 <w:sz w:val="20"/>
                 <w:szCs w:val="20"/>
               </w:rPr>
-              <w:t xml:space="preserve">Compares the two quarters before either figure is known to be complete.</w:t>
+              <w:t xml:space="preserve">Sets the two quarters side by side before either figure is known to be complete.</w:t>
             </w:r>
           </w:p>
           <w:p>
@@ -14446,7 +14500,7 @@
                 <w:sz w:val="20"/>
                 <w:szCs w:val="20"/>
               </w:rPr>
-              <w:t xml:space="preserve">Decomposes before confirming the drop is real.</w:t>
+              <w:t xml:space="preserve">Decomposes before either figure is checked.</w:t>
             </w:r>
           </w:p>
           <w:p>
@@ -14472,7 +14526,7 @@
                 <w:sz w:val="21"/>
                 <w:szCs w:val="21"/>
               </w:rPr>
-              <w:t xml:space="preserve">Real, like with like, decompose, isolate, hypothesise: most people skip the second rung.</w:t>
+              <w:t xml:space="preserve">Checked, like with like, decompose, isolate, hypothesise: most people skip the second rung.</w:t>
             </w:r>
           </w:p>
           <w:p>
@@ -14594,7 +14648,7 @@
                 <w:sz w:val="21"/>
                 <w:szCs w:val="21"/>
               </w:rPr>
-              <w:t xml:space="preserve">csv.DictReader reads the header line itself, to name the fields, so the first next() hands back the first order, KR-02001, and the comment is wrong about what it skips. The list holds the other 200 rows and starts at KR-02002. The pass counts what it was given, so 200 = 185 + 15 closes, and the order lost at the read is in neither file: Q1 is Rs 2,200 short with nothing in the log to say why. Only a count against the file's own 201 rows catches it.</w:t>
+              <w:t xml:space="preserve">csv.DictReader reads the header line itself, to name the fields, so the first next() hands back the first order, KR-02001, and the comment is wrong about what it skips. The list holds the other 200 rows and starts at KR-02002. The pass counts what it was given, so its report closes on 200 whatever happens, and the order lost at the read sits in neither the clean file nor the log. Only a count taken from the file, 201 rows, set against the 200 the pass received shows the loss: a reconciliation that starts one row short still closes.</w:t>
             </w:r>
           </w:p>
           <w:p>
@@ -14648,7 +14702,7 @@
                 <w:sz w:val="20"/>
                 <w:szCs w:val="20"/>
               </w:rPr>
-              <w:t xml:space="preserve">The header is read once, by the DictReader, and never becomes a row; the row lost is the first order.</w:t>
+              <w:t xml:space="preserve">Right output, wrong check: a pass reconciles the rows it receives, so a row lost at the read leaves its report closed.</w:t>
             </w:r>
           </w:p>
           <w:p>
@@ -14675,7 +14729,7 @@
                 <w:sz w:val="20"/>
                 <w:szCs w:val="20"/>
               </w:rPr>
-              <w:t xml:space="preserve">Right output, false comfort: a pass reconciles the rows it receives, so a row lost at the read leaves its counts closed.</w:t>
+              <w:t xml:space="preserve">Wrong twice: the call drops the first order, and the pass's report closes on whatever it was given.</w:t>
             </w:r>
           </w:p>
           <w:p>
@@ -14701,7 +14755,7 @@
                 <w:sz w:val="21"/>
                 <w:szCs w:val="21"/>
               </w:rPr>
-              <w:t xml:space="preserve">A DictReader has already used the header line, so an extra next() silently drops the first order; I count input rows against the file's own count before I clean anything, because a reconciliation that starts one row short still closes.</w:t>
+              <w:t xml:space="preserve">A DictReader has already used the header line, so an extra next() silently drops the first order; I count the file's rows before I clean anything and set that count against the pass's input, because a reconciliation that starts one row short still closes.</w:t>
             </w:r>
           </w:p>
           <w:p>
@@ -15017,7 +15071,7 @@
                 <w:sz w:val="21"/>
                 <w:szCs w:val="21"/>
               </w:rPr>
-              <w:t xml:space="preserve">   Key C</w:t>
+              <w:t xml:space="preserve">   Key A</w:t>
             </w:r>
             <w:r>
               <w:rPr>
@@ -15026,7 +15080,7 @@
                 <w:sz w:val="18"/>
                 <w:szCs w:val="18"/>
               </w:rPr>
-              <w:t xml:space="preserve">   True or false, Hard, [D], Wed</w:t>
+              <w:t xml:space="preserve">   One correct option, Hard, [D], Wed</w:t>
             </w:r>
           </w:p>
           <w:p>
@@ -15052,7 +15106,7 @@
                 <w:sz w:val="21"/>
                 <w:szCs w:val="21"/>
               </w:rPr>
-              <w:t xml:space="preserve">rows.copy() makes a new list, so the append to rows leaves as_arrived at two rows; but its two slots point at the same two dictionaries, a shallow copy, and the pass rewrites each dictionary's amount in place. as_arrived now shows 0 where the export said "twelve": the auditor's evidence was rewritten by the step it was meant to check, and the coercion to zero is Wednesday's round 1 trap besides. Keeping the export as it came needs copies of the dictionaries, [dict(r) for r in rows], or better, the file itself.</w:t>
+              <w:t xml:space="preserve">rows.copy() makes a new list whose two slots point at the same two dictionaries, a shallow copy, and the pass rewrites each dictionary's amount in place. By the time the rejects line reads as_arrived, KR-02063's amount is the integer 0, whose text is a digit, so the list comes back empty and the line prints 2 + 0 = 2 []. The pass has turned an unreadable amount into a Rs 0 sale, Wednesday's round 1 trap, and the shallow copy has erased the evidence the check was meant to read, so the rows reconcile by construction. Only the rupees can show it: the clean rows hold Rs 3,150 where Anand's books hold both orders. With copies of the dictionaries, [dict(r) for r in rows], or the file itself, the line would print 2 + 1 = 2 and fail on sight.</w:t>
             </w:r>
           </w:p>
           <w:p>
@@ -15070,7 +15124,7 @@
                 <w:sz w:val="20"/>
                 <w:szCs w:val="20"/>
               </w:rPr>
-              <w:t xml:space="preserve">A.  </w:t>
+              <w:t xml:space="preserve">B.  </w:t>
             </w:r>
             <w:r>
               <w:rPr>
@@ -15079,7 +15133,7 @@
                 <w:sz w:val="20"/>
                 <w:szCs w:val="20"/>
               </w:rPr>
-              <w:t xml:space="preserve">Right about the list, wrong about what it holds: the copy is new, and its dictionaries are the ones the pass changes.</w:t>
+              <w:t xml:space="preserve">What the analyst meant: a list copy copies references, never the dictionaries they point to, so the evidence changed with the pass.</w:t>
             </w:r>
           </w:p>
           <w:p>
@@ -15097,7 +15151,7 @@
                 <w:sz w:val="20"/>
                 <w:szCs w:val="20"/>
               </w:rPr>
-              <w:t xml:space="preserve">B.  </w:t>
+              <w:t xml:space="preserve">C.  </w:t>
             </w:r>
             <w:r>
               <w:rPr>
@@ -15106,7 +15160,7 @@
                 <w:sz w:val="20"/>
                 <w:szCs w:val="20"/>
               </w:rPr>
-              <w:t xml:space="preserve">The misconception the item tests: a list copy copies references, never the dictionaries they point to.</w:t>
+              <w:t xml:space="preserve">Right output, wrong check: the empty rejects list is what makes the line close, so the rows cannot show the loss.</w:t>
             </w:r>
           </w:p>
           <w:p>
@@ -15133,7 +15187,7 @@
                 <w:sz w:val="20"/>
                 <w:szCs w:val="20"/>
               </w:rPr>
-              <w:t xml:space="preserve">Right verdict, wrong reason: rows.copy() builds a new list, so the appended order never reaches as_arrived.</w:t>
+              <w:t xml:space="preserve">The line copies of the dictionaries would print; here the copy shares them, so the check reads 0 and finds nothing.</w:t>
             </w:r>
           </w:p>
           <w:p>
@@ -15159,7 +15213,7 @@
                 <w:sz w:val="21"/>
                 <w:szCs w:val="21"/>
               </w:rPr>
-              <w:t xml:space="preserve">A list copy is shallow, so the dictionaries inside it are shared and a pass that edits them in place edits the evidence; I keep the raw rows untouched, as copies of each dictionary or as the file itself, and write every change to the decisions log.</w:t>
+              <w:t xml:space="preserve">A list copy is shallow, so a pass that edits the dictionaries in place edits the evidence too, and a check run on that evidence can only agree with the pass; I keep the raw rows as the file or as copies of each dictionary, and I reconcile rupees against the books as well as rows.</w:t>
             </w:r>
           </w:p>
           <w:p>
@@ -15281,7 +15335,7 @@
                 <w:sz w:val="21"/>
                 <w:szCs w:val="21"/>
               </w:rPr>
-              <w:t xml:space="preserve">Removing an item from the list a for loop is walking shifts every later item one place left, so the loop steps over the row after each removal: KR-09053 follows KR-09052 and is never tested. The counts still close, 4 + 1 = 5, because whatever is left counts as clean, which is Wednesday's lesson that rows can reconcile by construction. Walking a copy, (b), or building new lists, (d), tests every row once.</w:t>
+              <w:t xml:space="preserve">Removing an item from the list a for loop is walking shifts every later item one place left, so the loop steps over the row after each removal: KR-09053 follows KR-09052, is never tested, and stays among the clean rows. The counts still close, 4 + 1 = 5, because whatever is left counts as clean, which is Wednesday's lesson that rows can reconcile by construction. Walking a copy, (b), or building new lists, (d), tests every row once.</w:t>
             </w:r>
           </w:p>
           <w:p>
@@ -15475,7 +15529,7 @@
                 <w:sz w:val="21"/>
                 <w:szCs w:val="21"/>
               </w:rPr>
-              <w:t xml:space="preserve">   Key Rs 10,930.</w:t>
+              <w:t xml:space="preserve">   Key Q1 Rs 4,680 and Q2 Rs 7,410.</w:t>
             </w:r>
             <w:r>
               <w:rPr>
@@ -15510,7 +15564,7 @@
                 <w:sz w:val="21"/>
                 <w:szCs w:val="21"/>
               </w:rPr>
-              <w:t xml:space="preserve">Under the identity rule an order_id appears once, so rows 5 and 6 go to the log: row 5 repeats row 1 exactly, and row 6 repeats order KR-02151 with a different date. The whole-row check sees only the first repeat, because a re-sent row with a fresh date no longer matches, which is Wednesday's round 2 trap. The Q2 rows left are KR-02150, KR-02151 and KR-02152: 3,700 plus 3,710 plus 3,520 is Rs 10,930.</w:t>
+              <w:t xml:space="preserve">Under the identity rule one order_id is one order, so each of the three pairs keeps one row. KR-02006 is an exact repeat. KR-02151 was sent again with a new date, which a check on whole rows misses, and both copies carry Rs 3,710. KR-02063's first copy reads "twelve", and Wednesday's rule keeps the copy that validates, Rs 1,790, since keeping the first would throw away the order's value while the rows still reconcile. Q1 is 2,890 plus 1,790, Rs 4,680, and Q2 is 3,700 plus 3,710, Rs 7,410.</w:t>
             </w:r>
           </w:p>
           <w:p>
@@ -15528,7 +15582,7 @@
                 <w:sz w:val="20"/>
                 <w:szCs w:val="20"/>
               </w:rPr>
-              <w:t xml:space="preserve">RS 13,820.  </w:t>
+              <w:t xml:space="preserve">Q1 RS 2,890 AND Q2 RS 7,410.  </w:t>
             </w:r>
             <w:r>
               <w:rPr>
@@ -15537,7 +15591,7 @@
                 <w:sz w:val="20"/>
                 <w:szCs w:val="20"/>
               </w:rPr>
-              <w:t xml:space="preserve">Adds Q1's KR-02006 to the Q2 total.</w:t>
+              <w:t xml:space="preserve">Keeps the first copy of KR-02063, which will not convert, and sets aside the one that carries the value: the rows reconcile and Q1 is Rs 1,790 short.</w:t>
             </w:r>
           </w:p>
           <w:p>
@@ -15555,7 +15609,7 @@
                 <w:sz w:val="20"/>
                 <w:szCs w:val="20"/>
               </w:rPr>
-              <w:t xml:space="preserve">RS 14,640.  </w:t>
+              <w:t xml:space="preserve">Q1 RS 4,680 AND Q2 RS 11,120.  </w:t>
             </w:r>
             <w:r>
               <w:rPr>
@@ -15564,7 +15618,7 @@
                 <w:sz w:val="20"/>
                 <w:szCs w:val="20"/>
               </w:rPr>
-              <w:t xml:space="preserve">Trusts the whole-row check, which keeps both copies of KR-02151.</w:t>
+              <w:t xml:space="preserve">A check on whole rows: it removes the exact repeat of KR-02006 and keeps both copies of KR-02151.</w:t>
             </w:r>
           </w:p>
           <w:p>
@@ -15582,7 +15636,7 @@
                 <w:sz w:val="20"/>
                 <w:szCs w:val="20"/>
               </w:rPr>
-              <w:t xml:space="preserve">RS 7,220.  </w:t>
+              <w:t xml:space="preserve">Q1 RS 7,570 AND Q2 RS 11,120.  </w:t>
             </w:r>
             <w:r>
               <w:rPr>
@@ -15591,6 +15645,33 @@
                 <w:sz w:val="20"/>
                 <w:szCs w:val="20"/>
               </w:rPr>
+              <w:t xml:space="preserve">No duplicate rule at all: every readable row summed.</w:t>
+            </w:r>
+          </w:p>
+          <w:p>
+            <w:pPr>
+              <w:keepNext/>
+              <w:spacing w:after="40" w:line="264"/>
+              <w:ind w:left="360" w:hanging="360"/>
+            </w:pPr>
+            <w:r>
+              <w:rPr>
+                <w:rFonts w:ascii="Arial" w:cs="Arial" w:eastAsia="Arial" w:hAnsi="Arial"/>
+                <w:b/>
+                <w:bCs/>
+                <w:color w:val="1C1B16"/>
+                <w:sz w:val="20"/>
+                <w:szCs w:val="20"/>
+              </w:rPr>
+              <w:t xml:space="preserve">Q2 RS 3,700.  </w:t>
+            </w:r>
+            <w:r>
+              <w:rPr>
+                <w:rFonts w:ascii="Arial" w:cs="Arial" w:eastAsia="Arial" w:hAnsi="Arial"/>
+                <w:color w:val="1C1B16"/>
+                <w:sz w:val="20"/>
+                <w:szCs w:val="20"/>
+              </w:rPr>
               <w:t xml:space="preserve">Sends both copies of KR-02151 to the log, which loses a real order.</w:t>
             </w:r>
           </w:p>
@@ -15617,7 +15698,7 @@
                 <w:sz w:val="21"/>
                 <w:szCs w:val="21"/>
               </w:rPr>
-              <w:t xml:space="preserve">I write down what makes two rows one order, the order_id for Kalpa, key the duplicate check on it and recompute the quarter from the rows the rule keeps; a whole-row check misses every repeat whose date changed.</w:t>
+              <w:t xml:space="preserve">I write down what makes two rows one order, the order_id at Kalpa, and which copy stays when they differ, the one that validates, then recompute each quarter from the rows the rule keeps; a whole-row check misses every re-sent row, and keeping the first copy can lose an order's value while the counts still close.</w:t>
             </w:r>
           </w:p>
           <w:p>
@@ -15704,7 +15785,7 @@
                 <w:sz w:val="21"/>
                 <w:szCs w:val="21"/>
               </w:rPr>
-              <w:t xml:space="preserve">   Key A fall of 1.6 percent.</w:t>
+              <w:t xml:space="preserve">   Key B, D, A, C</w:t>
             </w:r>
             <w:r>
               <w:rPr>
@@ -15713,7 +15794,7 @@
                 <w:sz w:val="18"/>
                 <w:szCs w:val="18"/>
               </w:rPr>
-              <w:t xml:space="preserve">   Scenario set, Hard, [F], Tue</w:t>
+              <w:t xml:space="preserve">   Order the steps, Medium, [F], Wed</w:t>
             </w:r>
           </w:p>
           <w:p>
@@ -15739,7 +15820,7 @@
                 <w:sz w:val="21"/>
                 <w:szCs w:val="21"/>
               </w:rPr>
-              <w:t xml:space="preserve">Two corrections stand between the tile and the note. The tile set 11 weeks of Q2 against 13 of Q1, and the closed quarters fix the windows. Q1 as exported still held Rs 20,00,000 of copied rows, so reconciled Q1 is Rs 2,10,00,000 less Rs 20,00,000, Rs 1,90,00,000, the figure in Anand's books. The change is (1,87,00,000 less 1,90,00,000) over 1,90,00,000, a fall of 1.6 percent measured from the starting quarter.</w:t>
+              <w:t xml:space="preserve">Profile, decide each defect with a reason, reconcile, then recompute and send: a figure that leaves before its rows and rupees tie out is one Finance can overturn.</w:t>
             </w:r>
           </w:p>
           <w:p>
@@ -15757,7 +15838,7 @@
                 <w:sz w:val="20"/>
                 <w:szCs w:val="20"/>
               </w:rPr>
-              <w:t xml:space="preserve">A FALL OF 11.0 PERCENT.  </w:t>
+              <w:t xml:space="preserve">B, D, C, A.  </w:t>
             </w:r>
             <w:r>
               <w:rPr>
@@ -15766,7 +15847,7 @@
                 <w:sz w:val="20"/>
                 <w:szCs w:val="20"/>
               </w:rPr>
-              <w:t xml:space="preserve">Tuesday's honest number on Tuesday's data; the reconciliation took Rs 20,00,000 out of Q1.</w:t>
+              <w:t xml:space="preserve">Recomputes and sends before reconciling, so the figure may rest on missing rows.</w:t>
             </w:r>
           </w:p>
           <w:p>
@@ -15784,7 +15865,7 @@
                 <w:sz w:val="20"/>
                 <w:szCs w:val="20"/>
               </w:rPr>
-              <w:t xml:space="preserve">A FALL OF 12.4 PERCENT.  </w:t>
+              <w:t xml:space="preserve">D, B, A, C.  </w:t>
             </w:r>
             <w:r>
               <w:rPr>
@@ -15793,14 +15874,13 @@
                 <w:sz w:val="20"/>
                 <w:szCs w:val="20"/>
               </w:rPr>
-              <w:t xml:space="preserve">The tile's weekly rate against Q1's, which levels the windows and keeps the copies.</w:t>
+              <w:t xml:space="preserve">Decides fixes before profiling, so the decisions are guesses.</w:t>
             </w:r>
           </w:p>
           <w:p>
             <w:pPr>
               <w:keepNext/>
-              <w:spacing w:after="40" w:line="264"/>
-              <w:ind w:left="360" w:hanging="360"/>
+              <w:spacing w:after="40" w:before="60" w:line="276"/>
             </w:pPr>
             <w:r>
               <w:rPr>
@@ -15808,59 +15888,6 @@
                 <w:b/>
                 <w:bCs/>
                 <w:color w:val="1C1B16"/>
-                <w:sz w:val="20"/>
-                <w:szCs w:val="20"/>
-              </w:rPr>
-              <w:t xml:space="preserve">A FALL OF 25.9 PERCENT.  </w:t>
-            </w:r>
-            <w:r>
-              <w:rPr>
-                <w:rFonts w:ascii="Arial" w:cs="Arial" w:eastAsia="Arial" w:hAnsi="Arial"/>
-                <w:color w:val="1C1B16"/>
-                <w:sz w:val="20"/>
-                <w:szCs w:val="20"/>
-              </w:rPr>
-              <w:t xml:space="preserve">The tile: 11 weeks of Q2 against 13 of Q1, and a Q1 still holding its copied rows.</w:t>
-            </w:r>
-          </w:p>
-          <w:p>
-            <w:pPr>
-              <w:keepNext/>
-              <w:spacing w:after="40" w:line="264"/>
-              <w:ind w:left="360" w:hanging="360"/>
-            </w:pPr>
-            <w:r>
-              <w:rPr>
-                <w:rFonts w:ascii="Arial" w:cs="Arial" w:eastAsia="Arial" w:hAnsi="Arial"/>
-                <w:b/>
-                <w:bCs/>
-                <w:color w:val="1C1B16"/>
-                <w:sz w:val="20"/>
-                <w:szCs w:val="20"/>
-              </w:rPr>
-              <w:t xml:space="preserve">A FALL OF 9.5 PERCENT.  </w:t>
-            </w:r>
-            <w:r>
-              <w:rPr>
-                <w:rFonts w:ascii="Arial" w:cs="Arial" w:eastAsia="Arial" w:hAnsi="Arial"/>
-                <w:color w:val="1C1B16"/>
-                <w:sz w:val="20"/>
-                <w:szCs w:val="20"/>
-              </w:rPr>
-              <w:t xml:space="preserve">Sets the books' Rs 1.9 crore against the dashboard's Rs 2.1 crore, two readings of one quarter.</w:t>
-            </w:r>
-          </w:p>
-          <w:p>
-            <w:pPr>
-              <w:keepNext/>
-              <w:spacing w:after="40" w:before="60" w:line="276"/>
-            </w:pPr>
-            <w:r>
-              <w:rPr>
-                <w:rFonts w:ascii="Arial" w:cs="Arial" w:eastAsia="Arial" w:hAnsi="Arial"/>
-                <w:b/>
-                <w:bCs/>
-                <w:color w:val="1C1B16"/>
                 <w:sz w:val="21"/>
                 <w:szCs w:val="21"/>
               </w:rPr>
@@ -15873,7 +15900,7 @@
                 <w:sz w:val="21"/>
                 <w:szCs w:val="21"/>
               </w:rPr>
-              <w:t xml:space="preserve">I report the fall on matched windows and reconciled data, 1.6 percent, and I say what changed since Tuesday's 11.0: Rs 20,00,000 of copied Q1 rows that Finance's books never held.</w:t>
+              <w:t xml:space="preserve">Profile, decide, reconcile, recompute: the reconciliation comes before any number leaves.</w:t>
             </w:r>
           </w:p>
           <w:p>
@@ -15888,7 +15915,7 @@
                 <w:sz w:val="18"/>
                 <w:szCs w:val="18"/>
               </w:rPr>
-              <w:t xml:space="preserve">Anchor: What has to match before a quarter-on-quarter comparison is fair?</w:t>
+              <w:t xml:space="preserve">Anchor: Finance and your dashboard disagree; what do you do?</w:t>
             </w:r>
           </w:p>
         </w:tc>
@@ -15960,7 +15987,7 @@
                 <w:sz w:val="21"/>
                 <w:szCs w:val="21"/>
               </w:rPr>
-              <w:t xml:space="preserve">   Key A fall of 35.0 percent.</w:t>
+              <w:t xml:space="preserve">   Key A fall of 1.6 percent (down 1.6, or -1.6).</w:t>
             </w:r>
             <w:r>
               <w:rPr>
@@ -15969,7 +15996,7 @@
                 <w:sz w:val="18"/>
                 <w:szCs w:val="18"/>
               </w:rPr>
-              <w:t xml:space="preserve">   Scenario set, Hard, [S], Wed</w:t>
+              <w:t xml:space="preserve">   Scenario set, Hard, [F], Tue</w:t>
             </w:r>
           </w:p>
           <w:p>
@@ -15995,7 +16022,7 @@
                 <w:sz w:val="21"/>
                 <w:szCs w:val="21"/>
               </w:rPr>
-              <w:t xml:space="preserve">As exported, Retail-Plus placed 14 + 24 + 13 = 51 orders in Q1 and 9 + 9 + 8 = 26 in Q2, 2.32 and 1.18 per member, the 49.0 percent fall Tuesday reported. May's 24 stands out against 14 and 13 either side, and the reconciliation explains it: 11 of those rows were copies. On the reconciled file Q1 holds 40 orders, 1.82 per member, and the change is 26 over 40 less 1, a fall of 35.0 percent. Retail-Plus survives, smaller.</w:t>
+              <w:t xml:space="preserve">Two corrections stand between the tile and the note. The tile set 11 weeks of Q2 against 13 of Q1, and the closed quarters fix the windows. Q1 as exported still held Rs 20,00,000 of copied rows, so reconciled Q1 is Rs 2,10,00,000 less Rs 20,00,000, Rs 1,90,00,000, the figure in Anand's books. The change is (1,87,00,000 less 1,90,00,000) over 1,90,00,000, a fall of 1.6 percent measured from the starting quarter.</w:t>
             </w:r>
           </w:p>
           <w:p>
@@ -16013,7 +16040,7 @@
                 <w:sz w:val="20"/>
                 <w:szCs w:val="20"/>
               </w:rPr>
-              <w:t xml:space="preserve">A FALL OF 29.7 PERCENT.  </w:t>
+              <w:t xml:space="preserve">A FALL OF 11.0 PERCENT.  </w:t>
             </w:r>
             <w:r>
               <w:rPr>
@@ -16022,7 +16049,7 @@
                 <w:sz w:val="20"/>
                 <w:szCs w:val="20"/>
               </w:rPr>
-              <w:t xml:space="preserve">Takes all 14 copied rows out of Retail-Plus, when only 11 of them were Retail-Plus orders.</w:t>
+              <w:t xml:space="preserve">Tuesday's honest number on Tuesday's data; the reconciliation took Rs 20,00,000 out of Q1.</w:t>
             </w:r>
           </w:p>
           <w:p>
@@ -16040,7 +16067,7 @@
                 <w:sz w:val="20"/>
                 <w:szCs w:val="20"/>
               </w:rPr>
-              <w:t xml:space="preserve">A FALL OF 49.0 PERCENT.  </w:t>
+              <w:t xml:space="preserve">A FALL OF 12.4 PERCENT.  </w:t>
             </w:r>
             <w:r>
               <w:rPr>
@@ -16049,7 +16076,61 @@
                 <w:sz w:val="20"/>
                 <w:szCs w:val="20"/>
               </w:rPr>
-              <w:t xml:space="preserve">The export as it came, with May's 11 copied rows still in Q1.</w:t>
+              <w:t xml:space="preserve">The tile's weekly rate against Q1's, which levels the windows and keeps the copies.</w:t>
+            </w:r>
+          </w:p>
+          <w:p>
+            <w:pPr>
+              <w:keepNext/>
+              <w:spacing w:after="40" w:line="264"/>
+              <w:ind w:left="360" w:hanging="360"/>
+            </w:pPr>
+            <w:r>
+              <w:rPr>
+                <w:rFonts w:ascii="Arial" w:cs="Arial" w:eastAsia="Arial" w:hAnsi="Arial"/>
+                <w:b/>
+                <w:bCs/>
+                <w:color w:val="1C1B16"/>
+                <w:sz w:val="20"/>
+                <w:szCs w:val="20"/>
+              </w:rPr>
+              <w:t xml:space="preserve">A FALL OF 25.9 PERCENT.  </w:t>
+            </w:r>
+            <w:r>
+              <w:rPr>
+                <w:rFonts w:ascii="Arial" w:cs="Arial" w:eastAsia="Arial" w:hAnsi="Arial"/>
+                <w:color w:val="1C1B16"/>
+                <w:sz w:val="20"/>
+                <w:szCs w:val="20"/>
+              </w:rPr>
+              <w:t xml:space="preserve">The tile: 11 weeks of Q2 against 13 of Q1, and a Q1 still holding its copied rows.</w:t>
+            </w:r>
+          </w:p>
+          <w:p>
+            <w:pPr>
+              <w:keepNext/>
+              <w:spacing w:after="40" w:line="264"/>
+              <w:ind w:left="360" w:hanging="360"/>
+            </w:pPr>
+            <w:r>
+              <w:rPr>
+                <w:rFonts w:ascii="Arial" w:cs="Arial" w:eastAsia="Arial" w:hAnsi="Arial"/>
+                <w:b/>
+                <w:bCs/>
+                <w:color w:val="1C1B16"/>
+                <w:sz w:val="20"/>
+                <w:szCs w:val="20"/>
+              </w:rPr>
+              <w:t xml:space="preserve">A FALL OF 9.5 PERCENT.  </w:t>
+            </w:r>
+            <w:r>
+              <w:rPr>
+                <w:rFonts w:ascii="Arial" w:cs="Arial" w:eastAsia="Arial" w:hAnsi="Arial"/>
+                <w:color w:val="1C1B16"/>
+                <w:sz w:val="20"/>
+                <w:szCs w:val="20"/>
+              </w:rPr>
+              <w:t xml:space="preserve">Sets the books' Rs 1.9 crore against the dashboard's Rs 2.1 crore, two readings of one quarter.</w:t>
             </w:r>
           </w:p>
           <w:p>
@@ -16075,7 +16156,7 @@
                 <w:sz w:val="21"/>
                 <w:szCs w:val="21"/>
               </w:rPr>
-              <w:t xml:space="preserve">Tuesday's 49 percent fall rested on 11 copied May rows; on the reconciled file Retail-Plus orders per member fall from 1.82 to 1.18, 35.0 percent, and I report the smaller number with what changed.</w:t>
+              <w:t xml:space="preserve">I report the fall on matched windows and reconciled data, 1.6 percent, and I say what changed since Tuesday's 11.0: Rs 20,00,000 of copied Q1 rows that Finance's books never held.</w:t>
             </w:r>
           </w:p>
           <w:p>
@@ -16090,7 +16171,7 @@
                 <w:sz w:val="18"/>
                 <w:szCs w:val="18"/>
               </w:rPr>
-              <w:t xml:space="preserve">Anchor: Why is a rate without a denominator meaningless?</w:t>
+              <w:t xml:space="preserve">Anchor: What has to match before a quarter-on-quarter comparison is fair?</w:t>
             </w:r>
           </w:p>
         </w:tc>
@@ -16162,7 +16243,7 @@
                 <w:sz w:val="21"/>
                 <w:szCs w:val="21"/>
               </w:rPr>
-              <w:t xml:space="preserve">   Key B, D, A, C</w:t>
+              <w:t xml:space="preserve">   Key A</w:t>
             </w:r>
             <w:r>
               <w:rPr>
@@ -16171,7 +16252,7 @@
                 <w:sz w:val="18"/>
                 <w:szCs w:val="18"/>
               </w:rPr>
-              <w:t xml:space="preserve">   Order the steps, Medium, [F], Wed</w:t>
+              <w:t xml:space="preserve">   Scenario set, Hard, [S], Wed</w:t>
             </w:r>
           </w:p>
           <w:p>
@@ -16197,7 +16278,7 @@
                 <w:sz w:val="21"/>
                 <w:szCs w:val="21"/>
               </w:rPr>
-              <w:t xml:space="preserve">Profile, decide each defect with a reason, reconcile, then recompute: Kavya's rule puts the reconciliation before any figure is computed from the clean file.</w:t>
+              <w:t xml:space="preserve">As exported, Retail-Plus placed 14 + 24 + 13 = 51 orders in Q1 and 9 + 9 + 8 = 26 in Q2, the 49.0 percent fall Tuesday reported. May's 24 stands out against 14 and 13 either side, and the reconciliation explains it: 11 of those rows were copies. On the reconciled file Q1 holds 40 Retail-Plus orders, 1.82 a member, against 1.18, a fall of 35.0 percent. The company's orders fall from 100, once the 14 copies are out, to 86, a fall of 14, and Retail-Plus falls from 40 to 26, also 14: the tier carries the whole fall, and the other three segments net to nothing. The finding survives smaller, and it points harder at Retail-Plus than Tuesday's did.</w:t>
             </w:r>
           </w:p>
           <w:p>
@@ -16215,7 +16296,7 @@
                 <w:sz w:val="20"/>
                 <w:szCs w:val="20"/>
               </w:rPr>
-              <w:t xml:space="preserve">B, D, C, A.  </w:t>
+              <w:t xml:space="preserve">B.  </w:t>
             </w:r>
             <w:r>
               <w:rPr>
@@ -16224,7 +16305,7 @@
                 <w:sz w:val="20"/>
                 <w:szCs w:val="20"/>
               </w:rPr>
-              <w:t xml:space="preserve">Recomputes before reconciling, so the new tree may rest on missing rows.</w:t>
+              <w:t xml:space="preserve">Sets the export's Retail-Plus fall, May's copies still in, beside the reconciled company.</w:t>
             </w:r>
           </w:p>
           <w:p>
@@ -16242,7 +16323,7 @@
                 <w:sz w:val="20"/>
                 <w:szCs w:val="20"/>
               </w:rPr>
-              <w:t xml:space="preserve">D, B, A, C.  </w:t>
+              <w:t xml:space="preserve">C.  </w:t>
             </w:r>
             <w:r>
               <w:rPr>
@@ -16251,7 +16332,34 @@
                 <w:sz w:val="20"/>
                 <w:szCs w:val="20"/>
               </w:rPr>
-              <w:t xml:space="preserve">Decides fixes before profiling, so the decisions are guesses.</w:t>
+              <w:t xml:space="preserve">Reconciles Retail-Plus and leaves the company's copies in: Tuesday's 114 held 14 of them.</w:t>
+            </w:r>
+          </w:p>
+          <w:p>
+            <w:pPr>
+              <w:keepNext/>
+              <w:spacing w:after="40" w:line="264"/>
+              <w:ind w:left="360" w:hanging="360"/>
+            </w:pPr>
+            <w:r>
+              <w:rPr>
+                <w:rFonts w:ascii="Arial" w:cs="Arial" w:eastAsia="Arial" w:hAnsi="Arial"/>
+                <w:b/>
+                <w:bCs/>
+                <w:color w:val="1C1B16"/>
+                <w:sz w:val="20"/>
+                <w:szCs w:val="20"/>
+              </w:rPr>
+              <w:t xml:space="preserve">D.  </w:t>
+            </w:r>
+            <w:r>
+              <w:rPr>
+                <w:rFonts w:ascii="Arial" w:cs="Arial" w:eastAsia="Arial" w:hAnsi="Arial"/>
+                <w:color w:val="1C1B16"/>
+                <w:sz w:val="20"/>
+                <w:szCs w:val="20"/>
+              </w:rPr>
+              <w:t xml:space="preserve">The export as it came on both counts: 51 Retail-Plus orders and 114 in all still hold the copies.</w:t>
             </w:r>
           </w:p>
           <w:p>
@@ -16277,7 +16385,7 @@
                 <w:sz w:val="21"/>
                 <w:szCs w:val="21"/>
               </w:rPr>
-              <w:t xml:space="preserve">Profile, decide, reconcile, recompute: the reconciliation comes before any number leaves.</w:t>
+              <w:t xml:space="preserve">Tuesday's 49 percent rested on 11 copied May rows; on the reconciled file Retail-Plus orders per member fall 35.0 percent, and the tier's 14 lost orders are the company's whole fall, so the note reports the smaller rate and the sharper finding together.</w:t>
             </w:r>
           </w:p>
           <w:p>
@@ -16292,7 +16400,7 @@
                 <w:sz w:val="18"/>
                 <w:szCs w:val="18"/>
               </w:rPr>
-              <w:t xml:space="preserve">Anchor: Finance and your dashboard disagree; what do you do?</w:t>
+              <w:t xml:space="preserve">Anchor: Why is a rate without a denominator meaningless?</w:t>
             </w:r>
           </w:p>
         </w:tc>
@@ -16364,7 +16472,7 @@
                 <w:sz w:val="21"/>
                 <w:szCs w:val="21"/>
               </w:rPr>
-              <w:t xml:space="preserve">   Key A</w:t>
+              <w:t xml:space="preserve">   Key C</w:t>
             </w:r>
             <w:r>
               <w:rPr>
@@ -16399,7 +16507,7 @@
                 <w:sz w:val="21"/>
                 <w:szCs w:val="21"/>
               </w:rPr>
-              <w:t xml:space="preserve">The real gap sits in the last bar: 145 of 5,000 shuffles reach a fall of Rs 1,110 or more, a share of 0.029, under Kavya's 0.05, so the fall is real. It is modest: Rs 1,110 for each of 22 members is Rs 24,420 a quarter, 0.19 percent of Kalpa's Q2 delivered revenue of Rs 1,28,64,680. Counted both ways, 145 and 141, the share is 286 of 5,000, 0.057, which is why the note says in which direction it counted. Keeping each member's two quarters together is what makes the shuffle fair here, since the same 22 members spent in both quarters.</w:t>
+              <w:t xml:space="preserve">A fall is a positive gap, so the rule counts the last bar: 145 of 5,000 shuffles reach a fall of Rs 1,110 or more, a share of 0.029, under Kavya's 0.05, so the fall is real. The gap is per member, so across the tier it is Rs 1,110 for each of 22 members, Rs 24,420 a quarter, 0.19 percent of Kalpa's Q2 delivered revenue of Rs 1,28,64,680: real and modest. Counted both ways, 145 and 141, the share is 286 of 5,000, 0.057, which is a different test from the one Kavya fixed before she ran it. Keeping each member's two quarters together is what makes the shuffle fair here, since the same 22 members spent in both quarters.</w:t>
             </w:r>
           </w:p>
           <w:p>
@@ -16417,7 +16525,7 @@
                 <w:sz w:val="20"/>
                 <w:szCs w:val="20"/>
               </w:rPr>
-              <w:t xml:space="preserve">B.  </w:t>
+              <w:t xml:space="preserve">A.  </w:t>
             </w:r>
             <w:r>
               <w:rPr>
@@ -16426,7 +16534,7 @@
                 <w:sz w:val="20"/>
                 <w:szCs w:val="20"/>
               </w:rPr>
-              <w:t xml:space="preserve">Counts both tails, 145 and 141, where Kavya's rule counts in the direction of the fall; the note can show it, and her rule decides.</w:t>
+              <w:t xml:space="preserve">Counts both tails, 145 and 141, where the rule fixed before the test counts falls only.</w:t>
             </w:r>
           </w:p>
           <w:p>
@@ -16444,7 +16552,7 @@
                 <w:sz w:val="20"/>
                 <w:szCs w:val="20"/>
               </w:rPr>
-              <w:t xml:space="preserve">C.  </w:t>
+              <w:t xml:space="preserve">B.  </w:t>
             </w:r>
             <w:r>
               <w:rPr>
@@ -16453,7 +16561,7 @@
                 <w:sz w:val="20"/>
                 <w:szCs w:val="20"/>
               </w:rPr>
-              <w:t xml:space="preserve">Counts the last two bars, falls of Rs 555 or more, where the real fall is Rs 1,110.</w:t>
+              <w:t xml:space="preserve">The right share with the size per member, Rs 1,110, written as the whole tier's; 22 members make it Rs 24,420.</w:t>
             </w:r>
           </w:p>
           <w:p>
@@ -16480,7 +16588,7 @@
                 <w:sz w:val="20"/>
                 <w:szCs w:val="20"/>
               </w:rPr>
-              <w:t xml:space="preserve">The right share with the size per member, Rs 1,110, written as the whole tier's; 22 members make it Rs 24,420.</w:t>
+              <w:t xml:space="preserve">Counts both tails, and writes the per-member gap as the tier's fall.</w:t>
             </w:r>
           </w:p>
           <w:p>
@@ -16506,7 +16614,7 @@
                 <w:sz w:val="21"/>
                 <w:szCs w:val="21"/>
               </w:rPr>
-              <w:t xml:space="preserve">The fall is real by Kavya's rule, 145 of 5,000 shuffles, a p of 0.029, and modest, Rs 24,420 a quarter across 22 members; I say which direction I counted, since both ways it is 0.057.</w:t>
+              <w:t xml:space="preserve">The fall is real by Kavya's rule, 145 of 5,000 shuffles, a p of 0.029, and modest, Rs 24,420 a quarter across 22 members; I say which direction I counted and that the rule was fixed before the test ran.</w:t>
             </w:r>
           </w:p>
           <w:p>
@@ -16593,7 +16701,7 @@
                 <w:sz w:val="21"/>
                 <w:szCs w:val="21"/>
               </w:rPr>
-              <w:t xml:space="preserve">   Key A, C, D</w:t>
+              <w:t xml:space="preserve">   Key A</w:t>
             </w:r>
             <w:r>
               <w:rPr>
@@ -16602,7 +16710,7 @@
                 <w:sz w:val="18"/>
                 <w:szCs w:val="18"/>
               </w:rPr>
-              <w:t xml:space="preserve">   More than one correct, Medium, [S], Thu</w:t>
+              <w:t xml:space="preserve">   True or false, Hard, [S], Thu</w:t>
             </w:r>
           </w:p>
           <w:p>
@@ -16628,7 +16736,7 @@
                 <w:sz w:val="21"/>
                 <w:szCs w:val="21"/>
               </w:rPr>
-              <w:t xml:space="preserve">The p-value assumes chance alone, is small when the gap would be rare under chance, and is silent on size. It is never the probability that the hypothesis is true, which is the same misreading as a 3 percent chance of being wrong.</w:t>
+              <w:t xml:space="preserve">Per member the fall is Rs 1,110, 33.9 percent of Q1's Rs 3,279, about a third; per buyer it is Rs 625, 17.3 percent of Rs 3,607, about a sixth. The bases move under the figure: 2 members had nothing delivered in Q1 and 6 had nothing delivered in Q2, so the per-buyer figure drops the members who stopped buying from exactly the quarter in which they stopped. Meera's question is whether the tier is spending less, and the tier includes the members who went quiet: counting only buyers hides half the fall. It is the reasoning Abraham Wald applied to the aircraft that came back in the Second World War, whose missing hits were on the aircraft that did not (Mangel and Samaniego, Journal of the American Statistical Association, 1984).</w:t>
             </w:r>
           </w:p>
           <w:p>
@@ -16655,7 +16763,61 @@
                 <w:sz w:val="20"/>
                 <w:szCs w:val="20"/>
               </w:rPr>
-              <w:t xml:space="preserve">The probability that the hypothesis is true is exactly what the p-value does not compute.</w:t>
+              <w:t xml:space="preserve">The two bases differ: 33.9 percent per member against 17.3 percent per buyer.</w:t>
+            </w:r>
+          </w:p>
+          <w:p>
+            <w:pPr>
+              <w:keepNext/>
+              <w:spacing w:after="40" w:line="264"/>
+              <w:ind w:left="360" w:hanging="360"/>
+            </w:pPr>
+            <w:r>
+              <w:rPr>
+                <w:rFonts w:ascii="Arial" w:cs="Arial" w:eastAsia="Arial" w:hAnsi="Arial"/>
+                <w:b/>
+                <w:bCs/>
+                <w:color w:val="1C1B16"/>
+                <w:sz w:val="20"/>
+                <w:szCs w:val="20"/>
+              </w:rPr>
+              <w:t xml:space="preserve">C.  </w:t>
+            </w:r>
+            <w:r>
+              <w:rPr>
+                <w:rFonts w:ascii="Arial" w:cs="Arial" w:eastAsia="Arial" w:hAnsi="Arial"/>
+                <w:color w:val="1C1B16"/>
+                <w:sz w:val="20"/>
+                <w:szCs w:val="20"/>
+              </w:rPr>
+              <w:t xml:space="preserve">Right fall, wrong question: the members who stopped buying are the finding, and the per-buyer base drops them.</w:t>
+            </w:r>
+          </w:p>
+          <w:p>
+            <w:pPr>
+              <w:keepNext/>
+              <w:spacing w:after="40" w:line="264"/>
+              <w:ind w:left="360" w:hanging="360"/>
+            </w:pPr>
+            <w:r>
+              <w:rPr>
+                <w:rFonts w:ascii="Arial" w:cs="Arial" w:eastAsia="Arial" w:hAnsi="Arial"/>
+                <w:b/>
+                <w:bCs/>
+                <w:color w:val="1C1B16"/>
+                <w:sz w:val="20"/>
+                <w:szCs w:val="20"/>
+              </w:rPr>
+              <w:t xml:space="preserve">D.  </w:t>
+            </w:r>
+            <w:r>
+              <w:rPr>
+                <w:rFonts w:ascii="Arial" w:cs="Arial" w:eastAsia="Arial" w:hAnsi="Arial"/>
+                <w:color w:val="1C1B16"/>
+                <w:sz w:val="20"/>
+                <w:szCs w:val="20"/>
+              </w:rPr>
+              <w:t xml:space="preserve">Right reason with the two falls swapped: per member it is 33.9 percent, per buyer 17.3.</w:t>
             </w:r>
           </w:p>
           <w:p>
@@ -16681,7 +16843,7 @@
                 <w:sz w:val="21"/>
                 <w:szCs w:val="21"/>
               </w:rPr>
-              <w:t xml:space="preserve">The p-value assumes chance alone and says how rare my gap would be there; it is not the chance I am right, and it says nothing about size.</w:t>
+              <w:t xml:space="preserve">Before I average I ask who is missing from the denominator; per member all 22 count, so the members who stopped buying show up as the fall they are, where the per-buyer figure hides half of it.</w:t>
             </w:r>
           </w:p>
           <w:p>
@@ -16696,7 +16858,7 @@
                 <w:sz w:val="18"/>
                 <w:szCs w:val="18"/>
               </w:rPr>
-              <w:t xml:space="preserve">Anchor: What does p = 0.03 mean, and not mean?</w:t>
+              <w:t xml:space="preserve">Anchor: How do you handle missing data?</w:t>
             </w:r>
           </w:p>
         </w:tc>
@@ -16768,7 +16930,7 @@
                 <w:sz w:val="21"/>
                 <w:szCs w:val="21"/>
               </w:rPr>
-              <w:t xml:space="preserve">   Key C</w:t>
+              <w:t xml:space="preserve">   Key A, C, D</w:t>
             </w:r>
             <w:r>
               <w:rPr>
@@ -16777,7 +16939,7 @@
                 <w:sz w:val="18"/>
                 <w:szCs w:val="18"/>
               </w:rPr>
-              <w:t xml:space="preserve">   One correct option, Hard, [S], Thu</w:t>
+              <w:t xml:space="preserve">   More than one correct, Medium, [S], Thu</w:t>
             </w:r>
           </w:p>
           <w:p>
@@ -16803,7 +16965,7 @@
                 <w:sz w:val="21"/>
                 <w:szCs w:val="21"/>
               </w:rPr>
-              <w:t xml:space="preserve">The real gap is now -880, a fall, while each shuffled gap is still pile one less pile two, spread evenly on both sides of zero. The count asks how many shuffles are at least -880, which is nearly all of them, 981 of 1,000. A p of 0.981 reads as chance making this fall 98 times in 100 and would tell Meera the fall is the wobble, when chance reaches a fall this large about 2 times in 100. The comparison has to run in the direction of the claim: count gaps at or below -880 with the gap written this way round, or write the real gap the way the shuffles are written.</w:t>
+              <w:t xml:space="preserve">The p-value assumes chance alone, is small when the gap would be rare under chance, and is silent on size. It is never the probability that the hypothesis is true, which is the same misreading as a 3 percent chance of being wrong.</w:t>
             </w:r>
           </w:p>
           <w:p>
@@ -16821,7 +16983,7 @@
                 <w:sz w:val="20"/>
                 <w:szCs w:val="20"/>
               </w:rPr>
-              <w:t xml:space="preserve">A.  </w:t>
+              <w:t xml:space="preserve">B.  </w:t>
             </w:r>
             <w:r>
               <w:rPr>
@@ -16830,14 +16992,13 @@
                 <w:sz w:val="20"/>
                 <w:szCs w:val="20"/>
               </w:rPr>
-              <w:t xml:space="preserve">The class's number, from a count of gaps at least +880. Written as Q2 less Q1, the gap is -880, and the same &gt;= now counts nearly every shuffle.</w:t>
+              <w:t xml:space="preserve">The probability that the hypothesis is true is exactly what the p-value does not compute.</w:t>
             </w:r>
           </w:p>
           <w:p>
             <w:pPr>
               <w:keepNext/>
-              <w:spacing w:after="40" w:line="264"/>
-              <w:ind w:left="360" w:hanging="360"/>
+              <w:spacing w:after="40" w:before="60" w:line="276"/>
             </w:pPr>
             <w:r>
               <w:rPr>
@@ -16845,59 +17006,6 @@
                 <w:b/>
                 <w:bCs/>
                 <w:color w:val="1C1B16"/>
-                <w:sz w:val="20"/>
-                <w:szCs w:val="20"/>
-              </w:rPr>
-              <w:t xml:space="preserve">B.  </w:t>
-            </w:r>
-            <w:r>
-              <w:rPr>
-                <w:rFonts w:ascii="Arial" w:cs="Arial" w:eastAsia="Arial" w:hAnsi="Arial"/>
-                <w:color w:val="1C1B16"/>
-                <w:sz w:val="20"/>
-                <w:szCs w:val="20"/>
-              </w:rPr>
-              <w:t xml:space="preserve">Keeps the class's sign. mean(q2) less mean(q1) is 2,460 less 3,340, which is -880.</w:t>
-            </w:r>
-          </w:p>
-          <w:p>
-            <w:pPr>
-              <w:keepNext/>
-              <w:spacing w:after="40" w:line="264"/>
-              <w:ind w:left="360" w:hanging="360"/>
-            </w:pPr>
-            <w:r>
-              <w:rPr>
-                <w:rFonts w:ascii="Arial" w:cs="Arial" w:eastAsia="Arial" w:hAnsi="Arial"/>
-                <w:b/>
-                <w:bCs/>
-                <w:color w:val="1C1B16"/>
-                <w:sz w:val="20"/>
-                <w:szCs w:val="20"/>
-              </w:rPr>
-              <w:t xml:space="preserve">D.  </w:t>
-            </w:r>
-            <w:r>
-              <w:rPr>
-                <w:rFonts w:ascii="Arial" w:cs="Arial" w:eastAsia="Arial" w:hAnsi="Arial"/>
-                <w:color w:val="1C1B16"/>
-                <w:sz w:val="20"/>
-                <w:szCs w:val="20"/>
-              </w:rPr>
-              <w:t xml:space="preserve">About twice the class's share, as a count of falls and rises together would give. The code counts one side only, and the wrong one.</w:t>
-            </w:r>
-          </w:p>
-          <w:p>
-            <w:pPr>
-              <w:keepNext/>
-              <w:spacing w:after="40" w:before="60" w:line="276"/>
-            </w:pPr>
-            <w:r>
-              <w:rPr>
-                <w:rFonts w:ascii="Arial" w:cs="Arial" w:eastAsia="Arial" w:hAnsi="Arial"/>
-                <w:b/>
-                <w:bCs/>
-                <w:color w:val="1C1B16"/>
                 <w:sz w:val="21"/>
                 <w:szCs w:val="21"/>
               </w:rPr>
@@ -16910,7 +17018,7 @@
                 <w:sz w:val="21"/>
                 <w:szCs w:val="21"/>
               </w:rPr>
-              <w:t xml:space="preserve">A p-value counts the chance-only worlds at least as extreme as the real gap in the direction of the claim, so I write the real gap and the shuffled gaps the same way round; a p near 1 on a gap that looked large is the tell that a sign flipped.</w:t>
+              <w:t xml:space="preserve">The p-value assumes chance alone and says how rare my gap would be there; it is not the chance I am right, and it says nothing about size.</w:t>
             </w:r>
           </w:p>
           <w:p>
@@ -16997,7 +17105,7 @@
                 <w:sz w:val="21"/>
                 <w:szCs w:val="21"/>
               </w:rPr>
-              <w:t xml:space="preserve">   Key B</w:t>
+              <w:t xml:space="preserve">   Key D</w:t>
             </w:r>
             <w:r>
               <w:rPr>
@@ -17006,7 +17114,7 @@
                 <w:sz w:val="18"/>
                 <w:szCs w:val="18"/>
               </w:rPr>
-              <w:t xml:space="preserve">   One correct option, Hard, [F], Thu</w:t>
+              <w:t xml:space="preserve">   One correct option, Hard, [S], Thu</w:t>
             </w:r>
           </w:p>
           <w:p>
@@ -17032,7 +17140,7 @@
                 <w:sz w:val="21"/>
                 <w:szCs w:val="21"/>
               </w:rPr>
-              <w:t xml:space="preserve">A rise of 40 percent or more means 7 or more of the 12 orders in Q2, since 7 against 5 is exactly 40 percent: 1,034 plus 595 plus 356 is 1,985 of 5,000 worlds, a share of 0.397, so chance alone makes a rise this size about 2 times in 5 and the data cannot tell a real rise from luck. The line carries the count with the rate, the evidence, and an action with its trigger, Kavya's floor of 30 orders. With 2 customers behind all 12 orders, one customer's habits could make the whole rise. Fund nothing yet, and drop nothing either.</w:t>
+              <w:t xml:space="preserve">The real gap is now -880, a fall, while each shuffled gap is still pile one less pile two, spread evenly on both sides of zero. The count asks how many shuffles are at least -880, which is nearly all of them, 981 of 1,000. A p of 0.981 reads as chance making this fall 98 times in 100, but it counted the wrong side: in the direction of the fall, chance reaches a gap this large about 2 times in 100, as the class found, so the note still calls the fall real. The comparison has to run in the direction of the claim: count gaps at or below -880 with the gap written this way round, or write the real gap the way the shuffles are written.</w:t>
             </w:r>
           </w:p>
           <w:p>
@@ -17059,7 +17167,7 @@
                 <w:sz w:val="20"/>
                 <w:szCs w:val="20"/>
               </w:rPr>
-              <w:t xml:space="preserve">Counts only the worlds with 8 or more Q2 orders, a rise of more than 40 percent, where the question is 40 percent or more.</w:t>
+              <w:t xml:space="preserve">The class's number, from a count of gaps at least +880. Written as Q2 less Q1, the gap is -880, and the same &gt;= now counts nearly every shuffle.</w:t>
             </w:r>
           </w:p>
           <w:p>
@@ -17077,7 +17185,7 @@
                 <w:sz w:val="20"/>
                 <w:szCs w:val="20"/>
               </w:rPr>
-              <w:t xml:space="preserve">C.  </w:t>
+              <w:t xml:space="preserve">B.  </w:t>
             </w:r>
             <w:r>
               <w:rPr>
@@ -17086,7 +17194,7 @@
                 <w:sz w:val="20"/>
                 <w:szCs w:val="20"/>
               </w:rPr>
-              <w:t xml:space="preserve">Turns "chance explains it easily" into "chance proves it false"; a large share says the data cannot tell, which is a reason to wait.</w:t>
+              <w:t xml:space="preserve">Right output, misled call: 0.981 counts the shuffles on the wrong side of the gap, so it says nothing about the fall.</w:t>
             </w:r>
           </w:p>
           <w:p>
@@ -17104,7 +17212,7 @@
                 <w:sz w:val="20"/>
                 <w:szCs w:val="20"/>
               </w:rPr>
-              <w:t xml:space="preserve">D.  </w:t>
+              <w:t xml:space="preserve">C.  </w:t>
             </w:r>
             <w:r>
               <w:rPr>
@@ -17113,7 +17221,7 @@
                 <w:sz w:val="20"/>
                 <w:szCs w:val="20"/>
               </w:rPr>
-              <w:t xml:space="preserve">Counts only the worlds with exactly 7, which leaves out the larger rises.</w:t>
+              <w:t xml:space="preserve">Keeps the class's count and then calls the fall the wobble, which a p of 0.021 under 0.05 does not allow.</w:t>
             </w:r>
           </w:p>
           <w:p>
@@ -17139,7 +17247,7 @@
                 <w:sz w:val="21"/>
                 <w:szCs w:val="21"/>
               </w:rPr>
-              <w:t xml:space="preserve">Student's rise is 7 orders against 5 from 2 customers, and a coin toss makes a rise that size in 1,985 of 5,000 worlds, so the honest line is hold and re-read at 30 orders, with the count beside the rate.</w:t>
+              <w:t xml:space="preserve">A p-value counts the chance-only worlds at least as extreme as the real gap in the direction of the claim, so I write the real gap and the shuffled gaps the same way round; a p near 1 on a gap that looked large is the tell that a sign flipped, and the call waits for the recount.</w:t>
             </w:r>
           </w:p>
           <w:p>
@@ -17154,7 +17262,7 @@
                 <w:sz w:val="18"/>
                 <w:szCs w:val="18"/>
               </w:rPr>
-              <w:t xml:space="preserve">Anchor: 42 percent on 12 users against 31 percent on 1,200; which do you trust?</w:t>
+              <w:t xml:space="preserve">Anchor: What does p = 0.03 mean, and not mean?</w:t>
             </w:r>
           </w:p>
         </w:tc>
@@ -17226,7 +17334,7 @@
                 <w:sz w:val="21"/>
                 <w:szCs w:val="21"/>
               </w:rPr>
-              <w:t xml:space="preserve">   Key A</w:t>
+              <w:t xml:space="preserve">   Key B</w:t>
             </w:r>
             <w:r>
               <w:rPr>
@@ -17235,7 +17343,7 @@
                 <w:sz w:val="18"/>
                 <w:szCs w:val="18"/>
               </w:rPr>
-              <w:t xml:space="preserve">   One correct option, Medium, [F], Thu</w:t>
+              <w:t xml:space="preserve">   One correct option, Hard, [F], Thu</w:t>
             </w:r>
           </w:p>
           <w:p>
@@ -17261,7 +17369,7 @@
                 <w:sz w:val="21"/>
                 <w:szCs w:val="21"/>
               </w:rPr>
-              <w:t xml:space="preserve">Only a random hold-back inside each segment gives two groups alike in everything but the offer: the same season, the same mix, and customers who did not choose themselves. Every design here uses chance somewhere; what matters is what it decides and which two groups end up side by side. The other designs compare groups that differ in something besides the discount, a segment, a year or the kind of customer who opts in.</w:t>
+              <w:t xml:space="preserve">A rise of 40 percent or more means 7 or more of the 12 orders in Q2, since 7 against 5 is exactly 40 percent: 1,034 plus 595 plus 356 is 1,985 of 5,000 worlds, a share of 0.397, so chance alone makes a rise this size about 2 times in 5. That says the data cannot tell a real rise from luck, which is different from showing there is none, so the line moves no budget and names what would settle it. Thursday's rule counts observations, and with 2 customers behind all 12 orders the observations that matter are the customers: one customer's habits could make the whole rise, so more orders from the same two would settle nothing.</w:t>
             </w:r>
           </w:p>
           <w:p>
@@ -17279,7 +17387,7 @@
                 <w:sz w:val="20"/>
                 <w:szCs w:val="20"/>
               </w:rPr>
-              <w:t xml:space="preserve">B.  </w:t>
+              <w:t xml:space="preserve">A.  </w:t>
             </w:r>
             <w:r>
               <w:rPr>
@@ -17288,7 +17396,7 @@
                 <w:sz w:val="20"/>
                 <w:szCs w:val="20"/>
               </w:rPr>
-              <w:t xml:space="preserve">A random sample of Retail-Core is still Retail-Core: members spend more in any month, so the two groups differ before any offer.</w:t>
+              <w:t xml:space="preserve">Counts only the worlds with 8 or more Q2 orders, a rise of more than 40 percent, and reads a large share as proof that nothing happened.</w:t>
             </w:r>
           </w:p>
           <w:p>
@@ -17315,7 +17423,7 @@
                 <w:sz w:val="20"/>
                 <w:szCs w:val="20"/>
               </w:rPr>
-              <w:t xml:space="preserve">The random half is never set against the other half; this Diwali against last compares two seasons and everything else that changed in a year.</w:t>
+              <w:t xml:space="preserve">Right count, wrong reading: a large share says the data cannot tell, which is a reason to wait, never proof that the rise is noise.</w:t>
             </w:r>
           </w:p>
           <w:p>
@@ -17342,7 +17450,7 @@
                 <w:sz w:val="20"/>
                 <w:szCs w:val="20"/>
               </w:rPr>
-              <w:t xml:space="preserve">Customers who opt in were keener to buy already, the confounder Thursday named, whichever way the comparison group is drawn.</w:t>
+              <w:t xml:space="preserve">Right call, wrong count: 951 leaves out the worlds with exactly 7, the 40 percent itself.</w:t>
             </w:r>
           </w:p>
           <w:p>
@@ -17368,7 +17476,7 @@
                 <w:sz w:val="21"/>
                 <w:szCs w:val="21"/>
               </w:rPr>
-              <w:t xml:space="preserve">To learn what the discount does, I hold back a random slice inside each segment, agree the measure and the window before it runs, and compare the two slices; anything else compares groups that were already different.</w:t>
+              <w:t xml:space="preserve">Student's rise is 7 orders against 5 from 2 customers, and a coin toss makes a rise that size in 1,985 of 5,000 worlds, so the honest line holds the budget, keeps Student as a lead and waits for more customers, with the count beside the rate.</w:t>
             </w:r>
           </w:p>
           <w:p>
@@ -17383,7 +17491,7 @@
                 <w:sz w:val="18"/>
                 <w:szCs w:val="18"/>
               </w:rPr>
-              <w:t xml:space="preserve">Anchor: Revenue rose after a discount; did the campaign work, and what would you need to know?</w:t>
+              <w:t xml:space="preserve">Anchor: 42 percent on 12 users against 31 percent on 1,200; which do you trust?</w:t>
             </w:r>
           </w:p>
         </w:tc>
@@ -17455,7 +17563,7 @@
                 <w:sz w:val="21"/>
                 <w:szCs w:val="21"/>
               </w:rPr>
-              <w:t xml:space="preserve">   Key A</w:t>
+              <w:t xml:space="preserve">   Key C</w:t>
             </w:r>
             <w:r>
               <w:rPr>
@@ -17464,7 +17572,7 @@
                 <w:sz w:val="18"/>
                 <w:szCs w:val="18"/>
               </w:rPr>
-              <w:t xml:space="preserve">   Scenario set, Hard, [S], Tue</w:t>
+              <w:t xml:space="preserve">   One correct option, Hard, [F], Thu</w:t>
             </w:r>
           </w:p>
           <w:p>
@@ -17490,7 +17598,7 @@
                 <w:sz w:val="21"/>
                 <w:szCs w:val="21"/>
               </w:rPr>
-              <w:t xml:space="preserve">The first average treats the seven country figures alike, so New Zealand's one counted year at -7.9 weighs as much as the United Kingdom's nineteen years at 2.4: -0.5 over 7 is -0.07, which rounds to the -0.1 Reinhart and Rogoff published. The second weights each country by its counted years, 119.3 over 71 country-years, which is 1.68. Herndon, Ash and Pollin (2013, Table 3) give -0.1 for the spreadsheet as it stood and 1.7 once each of the same years counts; Reinhart and Rogoff defended equal weights, to keep one country's unusual episode from dominating. Either way the week's point stands: an average of averages carries its weights silently, and here the choice moves the answer by 1.7 points.</w:t>
+              <w:t xml:space="preserve">Two things have to hold at once. The groups must differ only by the offer and by chance, which a random hold-back inside every segment gives: the same season, the same mix, and customers who did not choose themselves. And the measure must carry its denominator: the offer group is about nine times the hold-back, so its total revenue is about nine times larger whatever the discount does, and only spend per customer compares the two. Thursday's fix for the monsoon sale and Tuesday's rule on rates meet in one plan.</w:t>
             </w:r>
           </w:p>
           <w:p>
@@ -17508,7 +17616,7 @@
                 <w:sz w:val="20"/>
                 <w:szCs w:val="20"/>
               </w:rPr>
-              <w:t xml:space="preserve">B.  </w:t>
+              <w:t xml:space="preserve">A.  </w:t>
             </w:r>
             <w:r>
               <w:rPr>
@@ -17517,7 +17625,7 @@
                 <w:sz w:val="20"/>
                 <w:szCs w:val="20"/>
               </w:rPr>
-              <w:t xml:space="preserve">Swaps the two: equal weight for each country is what lets one year count as much as nineteen.</w:t>
+              <w:t xml:space="preserve">The right groups and the wrong measure: nine customers in ten will outspend one in ten in total whatever the offer does.</w:t>
             </w:r>
           </w:p>
           <w:p>
@@ -17535,7 +17643,7 @@
                 <w:sz w:val="20"/>
                 <w:szCs w:val="20"/>
               </w:rPr>
-              <w:t xml:space="preserve">C.  </w:t>
+              <w:t xml:space="preserve">B.  </w:t>
             </w:r>
             <w:r>
               <w:rPr>
@@ -17544,7 +17652,7 @@
                 <w:sz w:val="20"/>
                 <w:szCs w:val="20"/>
               </w:rPr>
-              <w:t xml:space="preserve">The weights are the whole difference: the same seven figures give -0.07 counted once each and 1.68 counted once for each year.</w:t>
+              <w:t xml:space="preserve">The right measure on the wrong groups: Retail-Plus against Retail-Core differs before any offer, since members spend more in any month.</w:t>
             </w:r>
           </w:p>
           <w:p>
@@ -17571,7 +17679,7 @@
                 <w:sz w:val="20"/>
                 <w:szCs w:val="20"/>
               </w:rPr>
-              <w:t xml:space="preserve">years adds up the years, 71; seven is the number of keys in the dictionary.</w:t>
+              <w:t xml:space="preserve">Wrong twice: two segments compared, and totals from groups of very different sizes.</w:t>
             </w:r>
           </w:p>
           <w:p>
@@ -17597,7 +17705,7 @@
                 <w:sz w:val="21"/>
                 <w:szCs w:val="21"/>
               </w:rPr>
-              <w:t xml:space="preserve">An average of averages gives every group the same vote whatever its size, so I say which weighting I used and show the other beside it; here that moves the answer from about zero to 1.7 percent.</w:t>
+              <w:t xml:space="preserve">To learn what the discount does, I hold back a random slice inside each segment, agree the measure per customer and the window before it runs, and compare the two slices; anything else compares groups that were already different.</w:t>
             </w:r>
           </w:p>
           <w:p>
@@ -17612,7 +17720,7 @@
                 <w:sz w:val="18"/>
                 <w:szCs w:val="18"/>
               </w:rPr>
-              <w:t xml:space="preserve">Anchor: Why is a rate without a denominator meaningless?</w:t>
+              <w:t xml:space="preserve">Anchor: Revenue rose after a discount; did the campaign work, and what would you need to know?</w:t>
             </w:r>
           </w:p>
         </w:tc>
@@ -17693,7 +17801,7 @@
                 <w:sz w:val="18"/>
                 <w:szCs w:val="18"/>
               </w:rPr>
-              <w:t xml:space="preserve">   Scenario set, Medium, [F], Wed</w:t>
+              <w:t xml:space="preserve">   Scenario set, Hard, [S], Tue</w:t>
             </w:r>
           </w:p>
           <w:p>
@@ -17719,7 +17827,7 @@
                 <w:sz w:val="21"/>
                 <w:szCs w:val="21"/>
               </w:rPr>
-              <w:t xml:space="preserve">It is Wednesday's reconciliation applied to a formula: set what went in against what should have gone in. Twenty country rows in the sheet against a formula spanning fifteen is a gap nobody misses once it is checked. Counting the countries inside an average would not do, since no band held all 20: only ten countries ever sat above 90 percent. None of the other checks looks at the rows at all (Herndon, Ash and Pollin, 2013, note 5; Reinhart and Rogoff acknowledged the error in April 2013).</w:t>
+              <w:t xml:space="preserve">The first average treats the seven country figures alike, so New Zealand's one counted year at -7.9 carries a seventh of the weight, as much as the United Kingdom's nineteen years at 2.4: -0.5 over 7 is -0.07, which rounds to the -0.1 Reinhart and Rogoff published. The second weights each country by its counted years, 119.3 over 71 country-years, which is 1.68, and there New Zealand's year carries a seventy-first. Herndon, Ash and Pollin (PERI Working Paper 322, April 2013, Table 3) give -0.1 for the spreadsheet as it stood and 1.7 once each of the same years counts; Reinhart and Rogoff defended equal weights, to keep one country's unusual episode from dominating. Either way the week's point stands: an average of averages carries its weights silently, and here the choice moves the answer by 1.7 points.</w:t>
             </w:r>
           </w:p>
           <w:p>
@@ -17746,7 +17854,7 @@
                 <w:sz w:val="20"/>
                 <w:szCs w:val="20"/>
               </w:rPr>
-              <w:t xml:space="preserve">A median of the wrong rows still summarises the wrong rows; nothing in the statistic shows which rows were in it.</w:t>
+              <w:t xml:space="preserve">Right output, wrong weight: a seventy-first is New Zealand's share of the second average, which counts years.</w:t>
             </w:r>
           </w:p>
           <w:p>
@@ -17773,7 +17881,7 @@
                 <w:sz w:val="20"/>
                 <w:szCs w:val="20"/>
               </w:rPr>
-              <w:t xml:space="preserve">A missing country leaves no point on the chart to break any pattern, so the plot looks as clean as the sheet.</w:t>
+              <w:t xml:space="preserve">Swaps the two averages; the first printed is the one by country, where one year carries a seventh.</w:t>
             </w:r>
           </w:p>
           <w:p>
@@ -17800,7 +17908,7 @@
                 <w:sz w:val="20"/>
                 <w:szCs w:val="20"/>
               </w:rPr>
-              <w:t xml:space="preserve">The same formula on a copy spans the same fifteen rows and returns the same figure, so the rerun agrees with the error.</w:t>
+              <w:t xml:space="preserve">Swaps the two averages and the weights: the first printed average is by country.</w:t>
             </w:r>
           </w:p>
           <w:p>
@@ -17826,7 +17934,7 @@
                 <w:sz w:val="21"/>
                 <w:szCs w:val="21"/>
               </w:rPr>
-              <w:t xml:space="preserve">Before any average leaves me I check the rows it covers against the rows it should cover, the same input-equals-output check as a cleaning run, because a formula can drop five countries without an error.</w:t>
+              <w:t xml:space="preserve">An average of averages gives every group the same vote whatever its size, so I say which weighting I used and show the other beside it; here that moves the answer from about zero to 1.7 percent.</w:t>
             </w:r>
           </w:p>
           <w:p>
@@ -17841,7 +17949,7 @@
                 <w:sz w:val="18"/>
                 <w:szCs w:val="18"/>
               </w:rPr>
-              <w:t xml:space="preserve">Anchor: Input 200, clean 183, rejected 14: does it reconcile, and what is the missing number?</w:t>
+              <w:t xml:space="preserve">Anchor: Why is a rate without a denominator meaningless?</w:t>
             </w:r>
           </w:p>
         </w:tc>
@@ -17922,7 +18030,7 @@
                 <w:sz w:val="18"/>
                 <w:szCs w:val="18"/>
               </w:rPr>
-              <w:t xml:space="preserve">   True or false, Hard, [S], Thu</w:t>
+              <w:t xml:space="preserve">   Scenario set, Medium, [F], Wed</w:t>
             </w:r>
           </w:p>
           <w:p>
@@ -17948,7 +18056,7 @@
                 <w:sz w:val="21"/>
                 <w:szCs w:val="21"/>
               </w:rPr>
-              <w:t xml:space="preserve">Members who stopped buying are the aircraft that did not come back: counting only buyers leaves them out of exactly the quarter in which they stopped. Per member the fall is Rs 1,110, 33.9 percent of Q1's Rs 3,279, about a third; per buyer it is Rs 625, 17.3 percent of Rs 3,607, about a sixth, because 6 members who bought in Q1 bought nothing in Q2. Meera's question is whether the tier is spending less, and the tier includes the members who went quiet.</w:t>
+              <w:t xml:space="preserve">It is Wednesday's reconciliation applied to a formula: set what went in against what should have gone in. Twenty country rows in the sheet against a formula spanning fifteen is a gap nobody misses once it is checked. Counting the countries inside each average would flag every band, since no band held all 20: only ten countries ever sat above 90 percent. None of the other checks looks at the rows at all (Herndon, Ash and Pollin, PERI Working Paper 322, April 2013, note 5; Reinhart and Rogoff acknowledged the error in April 2013).</w:t>
             </w:r>
           </w:p>
           <w:p>
@@ -17975,7 +18083,7 @@
                 <w:sz w:val="20"/>
                 <w:szCs w:val="20"/>
               </w:rPr>
-              <w:t xml:space="preserve">Right fall, wrong question: the members who stopped buying are the finding, as the aircraft that did not return carried the answer.</w:t>
+              <w:t xml:space="preserve">A band holds only the countries whose debt sat in it, and only ten ever sat above 90 percent, so this check fails on every band, right or wrong.</w:t>
             </w:r>
           </w:p>
           <w:p>
@@ -18002,7 +18110,7 @@
                 <w:sz w:val="20"/>
                 <w:szCs w:val="20"/>
               </w:rPr>
-              <w:t xml:space="preserve">The two bases differ: 33.9 percent per member against 17.3 percent per buyer.</w:t>
+              <w:t xml:space="preserve">A missing country leaves no point on the chart to break any pattern, so the plot looks as clean as the sheet.</w:t>
             </w:r>
           </w:p>
           <w:p>
@@ -18029,7 +18137,7 @@
                 <w:sz w:val="20"/>
                 <w:szCs w:val="20"/>
               </w:rPr>
-              <w:t xml:space="preserve">Fewer buyers lift the Q2 average rather than lower it; per buyer the fall is 17.3 percent.</w:t>
+              <w:t xml:space="preserve">The same formula on a copy spans the same fifteen rows and returns the same figure, so the rerun agrees with the error.</w:t>
             </w:r>
           </w:p>
           <w:p>
@@ -18055,7 +18163,7 @@
                 <w:sz w:val="21"/>
                 <w:szCs w:val="21"/>
               </w:rPr>
-              <w:t xml:space="preserve">Before I average I ask who is missing from the denominator; per member all 22 count, so the members who stopped buying show up as the fall they are, where the per-buyer figure hides half of it.</w:t>
+              <w:t xml:space="preserve">Before any average leaves me I check the rows it covers against the rows it should cover, the same input-equals-output check as a cleaning run, because a formula can drop five countries without an error.</w:t>
             </w:r>
           </w:p>
           <w:p>
@@ -18070,7 +18178,7 @@
                 <w:sz w:val="18"/>
                 <w:szCs w:val="18"/>
               </w:rPr>
-              <w:t xml:space="preserve">Anchor: How do you handle missing data?</w:t>
+              <w:t xml:space="preserve">Anchor: Input 200, clean 183, rejected 14: does it reconcile, and what is the missing number?</w:t>
             </w:r>
           </w:p>
         </w:tc>
@@ -18829,7 +18937,7 @@
                 <w:sz w:val="21"/>
                 <w:szCs w:val="21"/>
               </w:rPr>
-              <w:t xml:space="preserve">   Key A fall of 2.5 percent.</w:t>
+              <w:t xml:space="preserve">   Key A fall of Rs 12,500.</w:t>
             </w:r>
             <w:r>
               <w:rPr>
@@ -18864,7 +18972,7 @@
                 <w:sz w:val="21"/>
                 <w:szCs w:val="21"/>
               </w:rPr>
-              <w:t xml:space="preserve">Members and regular customers each spent less with the offer, Rs 1,470 against Rs 1,500 and Rs 580 against Rs 600, yet the offer group's blend rose 6.8 percent, because half of it were members against four in ten of the rest. Set at the no-offer group's mix, 400 members in 1,000, the offer group spends 0.4 times 1,470 plus 0.6 times 580, which is 588 plus 348, Rs 936, a fall of 2.5 percent against Rs 960: the lift was the mix of who received the offer.</w:t>
+              <w:t xml:space="preserve">Inside each tier the offer group spent less: members Rs 1,470 against Rs 1,500, Rs 30 less each, and regular customers Rs 580 against Rs 600, Rs 20 less each. The 500 were 250 of each, so they spent 250 times 30 plus 250 times 20, Rs 12,500, less than the same customers would have without the offer, with each tier's customers who did not get it standing in for them. The blend says the opposite, Rs 65 more each or Rs 32,500 in all, because half the offer group were members against four in ten of the rest, and members spend more in any month: the lift was the mix of who received the offer.</w:t>
             </w:r>
           </w:p>
           <w:p>
@@ -18882,7 +18990,7 @@
                 <w:sz w:val="20"/>
                 <w:szCs w:val="20"/>
               </w:rPr>
-              <w:t xml:space="preserve">A FALL OF 2.0 PERCENT.  </w:t>
+              <w:t xml:space="preserve">A FALL OF RS 12,000.  </w:t>
             </w:r>
             <w:r>
               <w:rPr>
@@ -18891,7 +18999,7 @@
                 <w:sz w:val="20"/>
                 <w:szCs w:val="20"/>
               </w:rPr>
-              <w:t xml:space="preserve">Members alone, 1,470 against 1,500.</w:t>
+              <w:t xml:space="preserve">Sets the offer group at the other group's mix, four members in ten, where the 500 were half members.</w:t>
             </w:r>
           </w:p>
           <w:p>
@@ -18909,7 +19017,7 @@
                 <w:sz w:val="20"/>
                 <w:szCs w:val="20"/>
               </w:rPr>
-              <w:t xml:space="preserve">A FALL OF 2.4 PERCENT.  </w:t>
+              <w:t xml:space="preserve">A FALL OF RS 5,000.  </w:t>
             </w:r>
             <w:r>
               <w:rPr>
@@ -18918,7 +19026,7 @@
                 <w:sz w:val="20"/>
                 <w:szCs w:val="20"/>
               </w:rPr>
-              <w:t xml:space="preserve">Sets the no-offer group at the offer group's half-and-half mix, where the item asks for the no-offer group's mix.</w:t>
+              <w:t xml:space="preserve">Regular customers alone, 250 of them at Rs 20 less each.</w:t>
             </w:r>
           </w:p>
           <w:p>
@@ -18936,7 +19044,7 @@
                 <w:sz w:val="20"/>
                 <w:szCs w:val="20"/>
               </w:rPr>
-              <w:t xml:space="preserve">A FALL OF 3.3 PERCENT.  </w:t>
+              <w:t xml:space="preserve">A FALL OF RS 7,500.  </w:t>
             </w:r>
             <w:r>
               <w:rPr>
@@ -18945,7 +19053,7 @@
                 <w:sz w:val="20"/>
                 <w:szCs w:val="20"/>
               </w:rPr>
-              <w:t xml:space="preserve">Regular customers alone, 580 against 600.</w:t>
+              <w:t xml:space="preserve">Members alone, 250 of them at Rs 30 less each.</w:t>
             </w:r>
           </w:p>
           <w:p>
@@ -18963,7 +19071,7 @@
                 <w:sz w:val="20"/>
                 <w:szCs w:val="20"/>
               </w:rPr>
-              <w:t xml:space="preserve">A RISE OF 6.8 PERCENT.  </w:t>
+              <w:t xml:space="preserve">A RISE OF RS 32,500.  </w:t>
             </w:r>
             <w:r>
               <w:rPr>
@@ -18972,7 +19080,7 @@
                 <w:sz w:val="20"/>
                 <w:szCs w:val="20"/>
               </w:rPr>
-              <w:t xml:space="preserve">The blend as it came, with half the offer group members against four in ten of the rest.</w:t>
+              <w:t xml:space="preserve">The blend as it came, Rs 65 more each, with half the offer group members against four in ten of the rest.</w:t>
             </w:r>
           </w:p>
           <w:p>
@@ -18998,7 +19106,7 @@
                 <w:sz w:val="21"/>
                 <w:szCs w:val="21"/>
               </w:rPr>
-              <w:t xml:space="preserve">A total can rise while every tier falls when the mix shifts, so I set both groups at one mix before I credit an offer; here the offer group at the other group's mix spends 2.5 percent less.</w:t>
+              <w:t xml:space="preserve">A total can rise while every tier falls when the mix shifts, so I set each customer against customers of the same tier before I credit an offer; here the 500 spent Rs 12,500 less than they would have.</w:t>
             </w:r>
           </w:p>
           <w:p>
@@ -19085,7 +19193,7 @@
                 <w:sz w:val="21"/>
                 <w:szCs w:val="21"/>
               </w:rPr>
-              <w:t xml:space="preserve">   Key C</w:t>
+              <w:t xml:space="preserve">   Key B</w:t>
             </w:r>
             <w:r>
               <w:rPr>
@@ -19147,7 +19255,7 @@
                 <w:sz w:val="20"/>
                 <w:szCs w:val="20"/>
               </w:rPr>
-              <w:t xml:space="preserve">Credits the blend the tier split has just contradicted, and deepens the cut the break-even punishes.</w:t>
+              <w:t xml:space="preserve">Credits the blend the tier split contradicts, with the break-even of a 20 percent cut.</w:t>
             </w:r>
           </w:p>
           <w:p>
@@ -19165,7 +19273,7 @@
                 <w:sz w:val="20"/>
                 <w:szCs w:val="20"/>
               </w:rPr>
-              <w:t xml:space="preserve">B.  </w:t>
+              <w:t xml:space="preserve">C.  </w:t>
             </w:r>
             <w:r>
               <w:rPr>
@@ -19174,7 +19282,7 @@
                 <w:sz w:val="20"/>
                 <w:szCs w:val="20"/>
               </w:rPr>
-              <w:t xml:space="preserve">Right advice, wrong arithmetic: 25 percent off needs 1 over 0.75, a rise of a third; a quarter is the break-even for 20 percent off.</w:t>
+              <w:t xml:space="preserve">Right break-even, wrong call: the blend's lift was the mix, and a deeper cut only raises the bar.</w:t>
             </w:r>
           </w:p>
           <w:p>
@@ -19201,7 +19309,7 @@
                 <w:sz w:val="20"/>
                 <w:szCs w:val="20"/>
               </w:rPr>
-              <w:t xml:space="preserve">Confuses how much members spend with what the offer does to it: members with the offer spent less than members without it.</w:t>
+              <w:t xml:space="preserve">Right call, wrong arithmetic: a quarter is the break-even for 20 percent off, and 25 percent needs 1 over 0.75, a third.</w:t>
             </w:r>
           </w:p>
           <w:p>
@@ -19314,7 +19422,7 @@
                 <w:sz w:val="21"/>
                 <w:szCs w:val="21"/>
               </w:rPr>
-              <w:t xml:space="preserve">   Key B</w:t>
+              <w:t xml:space="preserve">   Key C</w:t>
             </w:r>
             <w:r>
               <w:rPr>
@@ -19349,7 +19457,7 @@
                 <w:sz w:val="21"/>
                 <w:szCs w:val="21"/>
               </w:rPr>
-              <w:t xml:space="preserve">For a known order the function returns the status. For 1099 it prints a line to the console and runs off its end, so it hands back None, and str(None) is the text 'None': the model reads 'None' and may tell the customer it cannot find anything, or guess. Nothing raises an error, so try and except catch nothing; the fix is to return the "not found" message the function now only prints. It is Tuesday's print-against-return trap, one layer further from anyone who would notice.</w:t>
+              <w:t xml:space="preserve">For a known order the function returns the status. For 1099 it prints a line to the console and runs off its end, so it hands back None, and str(None) is the four-letter text 'None': the model reads 'None' and may tell the customer it cannot find anything, or guess. The dashboard's test is whether the text is empty, and 'None' is not, so found holds 3 and the page shows every lookup found where one failed. Nothing raises an error at any step. The fix is to return the "not found" message the function now only prints, and to count a lookup as found on what it returned, never on whether some text came back: Tuesday's print-against-return trap, one layer further from anyone who would notice.</w:t>
             </w:r>
           </w:p>
           <w:p>
@@ -19376,7 +19484,7 @@
                 <w:sz w:val="20"/>
                 <w:szCs w:val="20"/>
               </w:rPr>
-              <w:t xml:space="preserve">The printed line goes to the console; the caller receives the return value, which is None.</w:t>
+              <w:t xml:space="preserve">Right text, wrong count: 'None' is a non-empty string, so it passes the test that None itself would fail.</w:t>
             </w:r>
           </w:p>
           <w:p>
@@ -19394,7 +19502,7 @@
                 <w:sz w:val="20"/>
                 <w:szCs w:val="20"/>
               </w:rPr>
-              <w:t xml:space="preserve">C.  </w:t>
+              <w:t xml:space="preserve">B.  </w:t>
             </w:r>
             <w:r>
               <w:rPr>
@@ -19403,7 +19511,7 @@
                 <w:sz w:val="20"/>
                 <w:szCs w:val="20"/>
               </w:rPr>
-              <w:t xml:space="preserve">Would pass on whatever last reached the console, which is a log, never a result.</w:t>
+              <w:t xml:space="preserve">The printed line goes to the console; the caller receives the return value, and a non-empty message would count as found too.</w:t>
             </w:r>
           </w:p>
           <w:p>
@@ -19430,7 +19538,7 @@
                 <w:sz w:val="20"/>
                 <w:szCs w:val="20"/>
               </w:rPr>
-              <w:t xml:space="preserve">No error is raised: str(None) is the four-letter text 'None', which is why the fault is silent.</w:t>
+              <w:t xml:space="preserve">Right count for the wrong reason: the model never sees the printed line, only the returned None turned into text.</w:t>
             </w:r>
           </w:p>
           <w:p>
@@ -19456,7 +19564,7 @@
                 <w:sz w:val="21"/>
                 <w:szCs w:val="21"/>
               </w:rPr>
-              <w:t xml:space="preserve">A tool must return its result, because the agent passes on the return value and never the console; I test each tool on what it returns, the unknown cases included, and I log the tool result the model actually received.</w:t>
+              <w:t xml:space="preserve">A tool must return its result, because the agent passes on the return value and never the console; I test each tool on what it returns, the unknown cases included, and I count success on what came back, since the text 'None' passes any test for an empty string.</w:t>
             </w:r>
           </w:p>
           <w:p>
@@ -19578,7 +19686,7 @@
                 <w:sz w:val="21"/>
                 <w:szCs w:val="21"/>
               </w:rPr>
-              <w:t xml:space="preserve">A default value is built once, when Python defines the function, so every call that uses it appends to the same list. A's call sends 1 message and appends the reply; B's sends 3; C's appends its question and sends 5, two of them A's and two B's, and the bill grows with every conversation the server handles. history=None, with a new list made inside when it is None, gives each conversation its own list; in a real agent the list lives under the conversation's id.</w:t>
+              <w:t xml:space="preserve">A default value is built once, when Python defines the function, so every call that uses it appends to the same list. A's call sends 1 message and appends the reply; B's sends 3; C's appends its question and sends 5, two of them A's and two B's. Clearing the shared list after each call fails twice over: two conversations answered at the same time still share it mid-call, and a customer's second message arrives to an empty list that has forgotten the first. Each conversation's messages belong under its own id, passed in as its history on every turn.</w:t>
             </w:r>
           </w:p>
           <w:p>
@@ -19605,7 +19713,7 @@
                 <w:sz w:val="20"/>
                 <w:szCs w:val="20"/>
               </w:rPr>
-              <w:t xml:space="preserve">The empty list in the definition is made once, when the function is defined, and never again.</w:t>
+              <w:t xml:space="preserve">Counts the three questions and forgets the two replies, and the fix breaks both concurrent conversations and second messages.</w:t>
             </w:r>
           </w:p>
           <w:p>
@@ -19632,7 +19740,7 @@
                 <w:sz w:val="20"/>
                 <w:szCs w:val="20"/>
               </w:rPr>
-              <w:t xml:space="preserve">Counts the three questions and forgets the two replies; trimming keeps other customers' messages in the list anyway.</w:t>
+              <w:t xml:space="preserve">Right count, wrong fix: a list cleared after each call is still shared while calls overlap, and it forgets each customer's earlier turns.</w:t>
             </w:r>
           </w:p>
           <w:p>
@@ -19659,7 +19767,7 @@
                 <w:sz w:val="20"/>
                 <w:szCs w:val="20"/>
               </w:rPr>
-              <w:t xml:space="preserve">Right count, wrong fix: a module-level list is the same shared list, written in plain sight.</w:t>
+              <w:t xml:space="preserve">Right fix, wrong count: each call appends the reply as well as the question, so C's call sends 5.</w:t>
             </w:r>
           </w:p>
           <w:p>
@@ -19685,7 +19793,7 @@
                 <w:sz w:val="21"/>
                 <w:szCs w:val="21"/>
               </w:rPr>
-              <w:t xml:space="preserve">A mutable default is created once and shared by every call, so I default to None and build the list inside; in an agent, a conversation's state belongs to that conversation, kept under its id, never to the function.</w:t>
+              <w:t xml:space="preserve">A mutable default is created once and shared by every call, so I never keep state in one; in an agent, a conversation's messages belong to that conversation, kept under its id and passed in on every turn.</w:t>
             </w:r>
           </w:p>
           <w:p>
@@ -19772,7 +19880,7 @@
                 <w:sz w:val="21"/>
                 <w:szCs w:val="21"/>
               </w:rPr>
-              <w:t xml:space="preserve">   Key D</w:t>
+              <w:t xml:space="preserve">   Key B</w:t>
             </w:r>
             <w:r>
               <w:rPr>
@@ -19807,7 +19915,7 @@
                 <w:sz w:val="21"/>
                 <w:szCs w:val="21"/>
               </w:rPr>
-              <w:t xml:space="preserve">Sorted, the seven costs are 1.20, 1.20, 1.20, 1.60, 1.60, 2.00 and 42.00, so the median, the fourth, is Rs 1.60, and it moves only when typical conversations get dearer; the mean, Rs 7.26, is four and a half times a typical conversation and swings with every loop. C-07 is a real cost and stays in the log. Capped at 5 calls it would have cost 5 times Rs 0.40, Rs 2.00, so the cap saves Rs 42.00 less Rs 2.00, Rs 40.00: Monday's refusal to let one bulk order speak for every order, in an agent, with the control that stops the next loop.</w:t>
+              <w:t xml:space="preserve">Typical means the median. Sorted, the seven costs are 1.20, 1.20, 1.20, 1.60, 1.60, 2.00 and 42.00, so the typical cost is the fourth, Rs 1.60; the mean, Rs 7.26, is four and a half times a typical conversation and swings with every loop. The cap rests on the same choice: the typical conversation makes 4 calls, the median of 3, 3, 3, 4, 4, 5 and 105, so the cap is 8. Capped, C-07 would still have paid for 8 calls, Rs 3.20, so the cap saves Rs 42.00 less Rs 3.20, Rs 38.80. Set from the mean, 18.1 calls, the cap would sit at 36 and save only Rs 27.60, a limit the loop itself had inflated. C-07 is a real cost and stays in the log.</w:t>
             </w:r>
           </w:p>
           <w:p>
@@ -19852,7 +19960,7 @@
                 <w:sz w:val="20"/>
                 <w:szCs w:val="20"/>
               </w:rPr>
-              <w:t xml:space="preserve">B.  </w:t>
+              <w:t xml:space="preserve">C.  </w:t>
             </w:r>
             <w:r>
               <w:rPr>
@@ -19861,7 +19969,7 @@
                 <w:sz w:val="20"/>
                 <w:szCs w:val="20"/>
               </w:rPr>
-              <w:t xml:space="preserve">Drops a real run to reach the typical cost, when the median needs no deletion to resist it.</w:t>
+              <w:t xml:space="preserve">Right typical cost, then a cap set from the mean, 18.1 calls, which the loop itself inflated.</w:t>
             </w:r>
           </w:p>
           <w:p>
@@ -19879,7 +19987,7 @@
                 <w:sz w:val="20"/>
                 <w:szCs w:val="20"/>
               </w:rPr>
-              <w:t xml:space="preserve">C.  </w:t>
+              <w:t xml:space="preserve">D.  </w:t>
             </w:r>
             <w:r>
               <w:rPr>
@@ -19888,7 +19996,7 @@
                 <w:sz w:val="20"/>
                 <w:szCs w:val="20"/>
               </w:rPr>
-              <w:t xml:space="preserve">Forgets that the capped conversation still pays for its 5 calls, Rs 2.00.</w:t>
+              <w:t xml:space="preserve">The mean twice over: a typical cost and a cap that both carry C-07's 105 calls.</w:t>
             </w:r>
           </w:p>
           <w:p>
@@ -19914,7 +20022,7 @@
                 <w:sz w:val="21"/>
                 <w:szCs w:val="21"/>
               </w:rPr>
-              <w:t xml:space="preserve">The typical cost is the median, Rs 1.60, with every run left in the log; a cap on model calls stops the next loop, and here it would have saved Rs 40.00 of the shift's Rs 50.80.</w:t>
+              <w:t xml:space="preserve">The typical cost is the median, Rs 1.60, with every run left in the log; a cap on model calls set from the median, 8, stops the next loop, and here it would have saved Rs 38.80 of the shift's Rs 50.80.</w:t>
             </w:r>
           </w:p>
           <w:p>
@@ -20036,7 +20144,7 @@
                 <w:sz w:val="21"/>
                 <w:szCs w:val="21"/>
               </w:rPr>
-              <w:t xml:space="preserve">WHERE keeps single rows before grouping: calls whose status is not ok, errors and timeouts alike, in the week of 21 to 27 September. GROUP BY then counts them per tool, 12 plus 22 is 34 for order_status, 35 plus 3 is 38 for refund and 9 plus 18 is 27 for handover, and HAVING, which runs on the groups, keeps the tools at 30 or more. Handover's 27 falls under Kavya's floor, and the earlier week's rows never enter.</w:t>
+              <w:t xml:space="preserve">WHERE keeps single rows before grouping: calls whose status is not ok, errors and timeouts alike, in the week of 21 to 27 September. GROUP BY then counts them per tool, 12 plus 22 is 34 for order_status, 35 plus 3 is 38 for refund and 9 plus 18 is 27 for handover, and HAVING, which runs on the groups, keeps the tools at 30 or more. Handover's 27 falls under the support head's floor, and the earlier week's rows never enter.</w:t>
             </w:r>
           </w:p>
           <w:p>
@@ -20728,7 +20836,7 @@
           <w:sz w:val="21"/>
           <w:szCs w:val="21"/>
         </w:rPr>
-        <w:t xml:space="preserve">[S] (18): Q1, Q3, Q4, Q5, Q7, Q14, Q16, Q17, Q18, Q21, Q23, Q24, Q26, Q31, Q32, Q33, Q34, Q35</w:t>
+        <w:t xml:space="preserve">[S] (18): Q1, Q3, Q4, Q5, Q7, Q15, Q16, Q17, Q18, Q19, Q22, Q24, Q26, Q31, Q32, Q33, Q34, Q35</w:t>
       </w:r>
     </w:p>
     <w:p>
@@ -20747,7 +20855,7 @@
           <w:sz w:val="21"/>
           <w:szCs w:val="21"/>
         </w:rPr>
-        <w:t xml:space="preserve">[F] (11): Q2, Q8, Q11, Q12, Q13, Q15, Q19, Q20, Q22, Q25, Q29</w:t>
+        <w:t xml:space="preserve">[F] (11): Q2, Q8, Q11, Q12, Q13, Q14, Q20, Q21, Q23, Q25, Q29</w:t>
       </w:r>
     </w:p>
     <w:p>
@@ -20804,7 +20912,7 @@
           <w:sz w:val="21"/>
           <w:szCs w:val="21"/>
         </w:rPr>
-        <w:t xml:space="preserve">Easy (2): Q1, Q5</w:t>
+        <w:t xml:space="preserve">Easy (1): Q5</w:t>
       </w:r>
     </w:p>
     <w:p>
@@ -20823,7 +20931,7 @@
           <w:sz w:val="21"/>
           <w:szCs w:val="21"/>
         </w:rPr>
-        <w:t xml:space="preserve">Medium (12): Q7, Q9, Q15, Q17, Q20, Q22, Q24, Q25, Q26, Q33, Q34, Q35</w:t>
+        <w:t xml:space="preserve">Medium (13): Q1, Q4, Q7, Q9, Q13, Q18, Q23, Q24, Q25, Q26, Q33, Q34, Q35</w:t>
       </w:r>
     </w:p>
     <w:p>
@@ -20842,7 +20950,7 @@
           <w:sz w:val="21"/>
           <w:szCs w:val="21"/>
         </w:rPr>
-        <w:t xml:space="preserve">Hard (21): Q2, Q3, Q4, Q6, Q8, Q10, Q11, Q12, Q13, Q14, Q16, Q18, Q19, Q21, Q23, Q27, Q28, Q29, Q30, Q31, Q32</w:t>
+        <w:t xml:space="preserve">Hard (21): Q2, Q3, Q6, Q8, Q10, Q11, Q12, Q14, Q15, Q16, Q17, Q19, Q20, Q21, Q22, Q27, Q28, Q29, Q30, Q31, Q32</w:t>
       </w:r>
     </w:p>
     <w:p>
@@ -20899,7 +21007,7 @@
           <w:sz w:val="21"/>
           <w:szCs w:val="21"/>
         </w:rPr>
-        <w:t xml:space="preserve">Part 3, Real, or the wobble (5): Q16, Q17, Q18, Q19, Q20</w:t>
+        <w:t xml:space="preserve">Part 3, Real, or the wobble (6): Q16, Q17, Q18, Q19, Q20, Q21</w:t>
       </w:r>
     </w:p>
     <w:p>
@@ -20918,7 +21026,7 @@
           <w:sz w:val="21"/>
           <w:szCs w:val="21"/>
         </w:rPr>
-        <w:t xml:space="preserve">Part 4, The same traps, in public (6): Q21, Q22, Q23, Q24, Q25, Q26</w:t>
+        <w:t xml:space="preserve">Part 4, The same traps, in public (5): Q22, Q23, Q24, Q25, Q26</w:t>
       </w:r>
     </w:p>
     <w:p>
@@ -20988,7 +21096,7 @@
           <w:sz w:val="21"/>
           <w:szCs w:val="21"/>
         </w:rPr>
-        <w:t xml:space="preserve">Q2 (One correct option, Hard, [F]): Every Kalpa order carries a status: delivered (it reached the customer), returned (it came back for a refund) or cancelled (it never left the shelf). Meera's first reading of sales counts every order that left the shelf, delivered or returned, and leaves out the cancelled ones; refunds get a line of their own in her note. The analyst ran this cell on Monday's 30 orders to give her that figure. What does it print, and how does it compare with the figure Meera asked for?</w:t>
+        <w:t xml:space="preserve">Q2 (One correct option, Hard, [F]): Every Kalpa order carries a status: delivered (it reached the customer), returned (it came back for a refund) or cancelled (it never left the shelf). Meera will fund one of two asks next quarter, the app team's new checkout or the store team's refit. Her rule is to back the channel whose orders brought in more on Monday, counting every order that was not cancelled. The analyst wrote this cell to settle it. What does it print, and which channel does her rule back?</w:t>
       </w:r>
     </w:p>
     <w:p>
@@ -21007,7 +21115,7 @@
           <w:sz w:val="21"/>
           <w:szCs w:val="21"/>
         </w:rPr>
-        <w:t xml:space="preserve">Q3 (Applied maths, Hard, [S]): Marketing's payback model needs what a new customer's first order is typically worth to Kalpa, and it uses Rs 18,160, the mean of Monday's 30 orders. A cancelled order is never charged and a returned one is refunded, so only a delivered order stays paid for; Finance's books hold every delivered order, the Rs 4,80,000 Business order the room found by sorting among them. What figure goes back to Marketing? Give it in rupees.</w:t>
+        <w:t xml:space="preserve">Q3 (Applied maths, Hard, [S]): Marketing's payback model asks how long a typical new customer takes to repay what it cost to win them. The model covers every new customer, business buyers included, and it takes cancellations and returns off at their own rates. For the value of a typical first order it uses Rs 18,160, the mean of Monday's 30 orders. What figure should it use? Give it in rupees.</w:t>
       </w:r>
     </w:p>
     <w:p>
@@ -21026,7 +21134,7 @@
           <w:sz w:val="21"/>
           <w:szCs w:val="21"/>
         </w:rPr>
-        <w:t xml:space="preserve">Q4 (One correct option, Hard, [S]): For Meera's first slide an analyst wants the orders in each quarter of Tuesday's export, and writes this cell. What does it print?</w:t>
+        <w:t xml:space="preserve">Q4 (One correct option, Medium, [S]): For Meera's first slide an analyst wants the orders in each quarter of Tuesday's export, and writes this cell. What does it print?</w:t>
       </w:r>
     </w:p>
     <w:p>
@@ -21045,7 +21153,7 @@
           <w:sz w:val="21"/>
           <w:szCs w:val="21"/>
         </w:rPr>
-        <w:t xml:space="preserve">Q6 (One correct option, Hard, [D]): Tuesday's decomposition found the same 69 customers in both quarters and orders per customer down from 1.65 to 1.25, so the note proposes winning lapsed Retail-Plus members back before any spend on acquisition. Marketing answers with its own estimates, in the table. Kavya compares the two routes on the revenue each brings in the next quarter for every rupee spent. Which one of these changes, on its own, would make acquisition the better use of the next rupee?</w:t>
+        <w:t xml:space="preserve">Q6 (One correct option, Hard, [D]): Tuesday's decomposition found the customer count flat at 69 in both quarters and orders per customer down from 1.65 to 1.25, so the note proposes bringing Retail-Plus members, who now buy less often, back to buying as often as they did in Q1 before any spend on acquisition. Marketing answers with its own estimates, in the table. Kavya compares the two routes on the revenue each brings in the next quarter for every rupee spent. Which one of these changes, on its own, would make acquisition the better use of the next rupee?</w:t>
       </w:r>
     </w:p>
     <w:p>
@@ -21064,7 +21172,7 @@
           <w:sz w:val="21"/>
           <w:szCs w:val="21"/>
         </w:rPr>
-        <w:t xml:space="preserve">Q8 (One correct option, Hard, [F]): The export's first line names its columns, and 201 rows follow it; the first two rows are orders KR-02001, a Q1 order of Rs 2,200, and KR-02002. The analyst's cleaning pass then runs on rows and reports input 200 = clean 185 + rejected 15 to Anand. What does the cell print, and what does the pass's report hide?</w:t>
+        <w:t xml:space="preserve">Q8 (One correct option, Hard, [F]): orders.csv opens on a line that names its columns, and 201 order rows follow it, the first two KR-02001 and KR-02002. The analyst's cleaning pass then runs on rows and reports its input as clean rows plus rejected rows. What does the cell print, and which check tells Anand whether every order in the file reached the pass?</w:t>
       </w:r>
     </w:p>
     <w:p>
@@ -21102,7 +21210,7 @@
           <w:sz w:val="21"/>
           <w:szCs w:val="21"/>
         </w:rPr>
-        <w:t xml:space="preserve">Q10 (True or false, Hard, [D]): The auditor wants every row as the export gave it, so before the pass converts the amounts in place the analyst keeps a copy; a later line appends an order to rows. Statement: after the cell runs, as_arrived still holds the export as it came, two rows with "twelve" in the first. True or false, and why?</w:t>
+        <w:t xml:space="preserve">Q10 (One correct option, Hard, [D]): The auditor wants every amount the export sent that was not a number. So before the pass converts the amounts in place, the analyst keeps the export as it came, and afterwards lists the amounts in that copy that are not digits. Anand's books hold both orders at their true values. What does the cell print, and which check would show Anand that the value of order KR-02063 was lost?</w:t>
       </w:r>
     </w:p>
     <w:p>
@@ -21121,7 +21229,7 @@
           <w:sz w:val="21"/>
           <w:szCs w:val="21"/>
         </w:rPr>
-        <w:t xml:space="preserve">Q11 (More than one correct, Hard, [F]): The pass prints 4 + 1 = 5, so its rows reconcile, yet order KR-09053 is still among the clean rows. Which rewrites set aside every unreadable row and keep every readable one? Mark every correct option.</w:t>
+        <w:t xml:space="preserve">Q11 (More than one correct, Hard, [F]): The pass prints 4 + 1 = 5, so its rows reconcile. Which rewrites set aside every unreadable row and keep every readable one? Mark every correct option.</w:t>
       </w:r>
     </w:p>
     <w:p>
@@ -21140,7 +21248,7 @@
           <w:sz w:val="21"/>
           <w:szCs w:val="21"/>
         </w:rPr>
-        <w:t xml:space="preserve">Q12 (Applied maths, Hard, [F]): A check that compares whole rows reports one duplicate in these six rows. Anand's books hold each order once, under Wednesday's identity rule: one order_id is one order. How much Q2 revenue do the six rows hold once that rule has run? Give it in rupees.</w:t>
+        <w:t xml:space="preserve">Q12 (Applied maths, Hard, [F]): Anand's books hold each order once. How much revenue do these seven rows hold for each quarter once Wednesday's rules for duplicates have run? Give Q1 and Q2 in rupees.</w:t>
       </w:r>
     </w:p>
     <w:p>
@@ -21159,7 +21267,7 @@
           <w:sz w:val="21"/>
           <w:szCs w:val="21"/>
         </w:rPr>
-        <w:t xml:space="preserve">Q13 (Scenario set, Hard, [F]): Give the change in revenue from Q1 to Q2 that belongs in Meera's note on Monday, as a percentage to one decimal place.</w:t>
+        <w:t xml:space="preserve">Q14 (Scenario set, Hard, [F]): Give the change in revenue from Q1 to Q2 that belongs in Meera's note on Monday, as a percentage to one decimal place.</w:t>
       </w:r>
     </w:p>
     <w:p>
@@ -21178,7 +21286,7 @@
           <w:sz w:val="21"/>
           <w:szCs w:val="21"/>
         </w:rPr>
-        <w:t xml:space="preserve">Q14 (Scenario set, Hard, [S]): The chart and its table are Tuesday's count of Retail-Plus orders by month, as exported; Q1 is April to June and Q2 is July to September. Retail-Plus had the same 22 members in both quarters, and 11 of the 14 copied Q1 rows were Retail-Plus orders placed in May. Give the change in Retail-Plus orders per member from Q1 to Q2 on the reconciled file, as a percentage to one decimal place.</w:t>
+        <w:t xml:space="preserve">Q15 (Scenario set, Hard, [S]): The chart and its table are Tuesday's count of Retail-Plus orders by month, as exported; Q1 is April to June and Q2 is July to September. Tuesday's file held 114 order rows in Q1 and 86 in Q2, and Retail-Plus had the same 22 members in both quarters. Of the 14 copied Q1 rows, 11 were Retail-Plus orders placed in May. On the reconciled file, what happened to Retail-Plus orders per member, and how much of the company's fall in orders does Retail-Plus carry?</w:t>
       </w:r>
     </w:p>
     <w:p>
@@ -21197,7 +21305,7 @@
           <w:sz w:val="21"/>
           <w:szCs w:val="21"/>
         </w:rPr>
-        <w:t xml:space="preserve">Q16 (One correct option, Hard, [S]): Kavya's rule for Meera's first question: count the shuffles whose gap reaches the real one in the direction of the fall, and call the fall real when their share is under 0.05. Which line answers Meera, with the size of the fall across the tier beside it?</w:t>
+        <w:t xml:space="preserve">Q16 (One correct option, Hard, [S]): Kavya's rule, fixed before the test: count the shuffles whose gap shows a fall at least as large as the real one, and call the fall real when fewer than 5 in 100 of them do. Which line answers Meera's first question?</w:t>
       </w:r>
     </w:p>
     <w:p>
@@ -21216,7 +21324,7 @@
           <w:sz w:val="21"/>
           <w:szCs w:val="21"/>
         </w:rPr>
-        <w:t xml:space="preserve">Q18 (One correct option, Hard, [S]): Thursday's ten cards held five members' Q1 spend and five other members' Q2 spend, and in class 21 of 1,000 shuffles reached the real gap of Rs 880. An analyst reruns the test with the gap written as Q2 less Q1, the way a fall is usually shown. What does the cell print?</w:t>
+        <w:t xml:space="preserve">Q17 (True or false, Hard, [S]): Kavya lays two versions of the Retail-Plus figure side by side. Per member, over all 22 members: Rs 3,279 in Q1 and Rs 2,169 in Q2. Per buyer, over the 20 members with a delivered order in Q1 and the 16 in Q2: Rs 3,607 and Rs 2,982. Statement: the per-buyer figure is the fairer read, since a member who bought nothing has no spend to average. True or false, and why?</w:t>
       </w:r>
     </w:p>
     <w:p>
@@ -21235,7 +21343,7 @@
           <w:sz w:val="21"/>
           <w:szCs w:val="21"/>
         </w:rPr>
-        <w:t xml:space="preserve">Q19 (One correct option, Hard, [F]): Student went from 5 orders in Q1 to 7 in Q2, the 40 percent rise Meera asked about, and all 12 orders came from 2 customers. Kavya's rule is no decision on a rate from fewer than 30 orders. Which line goes into the one-page note?</w:t>
+        <w:t xml:space="preserve">Q19 (One correct option, Hard, [S]): Thursday's ten cards held five members' Q1 spend and five other members' Q2 spend, and in class 21 of 1,000 shuffles reached the real gap of Rs 880, under Kavya's 0.05. An analyst reruns the test with the gap written as Q2 less Q1, the way a fall is usually shown. What does the cell print, and what should the note to Meera say about the fall?</w:t>
       </w:r>
     </w:p>
     <w:p>
@@ -21254,7 +21362,7 @@
           <w:sz w:val="21"/>
           <w:szCs w:val="21"/>
         </w:rPr>
-        <w:t xml:space="preserve">Q20 (One correct option, Medium, [F]): Meera agrees to run the Diwali offer as a test. Which design lets the next note say whether the discount itself changes what customers spend?</w:t>
+        <w:t xml:space="preserve">Q20 (One correct option, Hard, [F]): Student went from 5 orders in Q1 to 7 in Q2, the 40 percent rise Meera asked about, and all 12 orders came from 2 customers. Which line goes into the one-page note?</w:t>
       </w:r>
     </w:p>
     <w:p>
@@ -21273,7 +21381,7 @@
           <w:sz w:val="21"/>
           <w:szCs w:val="21"/>
         </w:rPr>
-        <w:t xml:space="preserve">Q21 (Scenario set, Hard, [S]): What does the cell print, and what explains the gap between its two averages?</w:t>
+        <w:t xml:space="preserve">Q21 (One correct option, Hard, [F]): Meera agrees to run the Diwali offer as a test, and Marketing will hold back about one customer in ten from whichever group it picks. Which plan lets the next note say whether the discount itself changed what customers spent?</w:t>
       </w:r>
     </w:p>
     <w:p>
@@ -21292,7 +21400,7 @@
           <w:sz w:val="21"/>
           <w:szCs w:val="21"/>
         </w:rPr>
-        <w:t xml:space="preserve">Q22 (Scenario set, Medium, [F]): The working spreadsheet held its 20 countries in rows 30 to 49, but the formula for each average covered rows 30 to 44, which left out Australia, Austria, Belgium, Canada and Denmark; the authors accepted the error when it was found. Which check, run before publication, would have caught it?</w:t>
+        <w:t xml:space="preserve">Q22 (Scenario set, Hard, [S]): What does the cell print, and how much of the first printed average's weight rests on New Zealand's single year?</w:t>
       </w:r>
     </w:p>
     <w:p>
@@ -21311,7 +21419,7 @@
           <w:sz w:val="21"/>
           <w:szCs w:val="21"/>
         </w:rPr>
-        <w:t xml:space="preserve">Q23 (True or false, Hard, [S]): In the Second World War, Abraham Wald of the Statistical Research Group at Columbia University estimated how vulnerable aircraft were from the damage on the aircraft that came back, reasoning that a hit a returning aircraft carries is a hit an aircraft can survive (Mangel and Samaniego, Journal of the American Statistical Association, 1984). Back at Kalpa, Kavya lays two versions of the Retail-Plus figure side by side. Per member, over all 22 members: Rs 3,279 in Q1 and Rs 2,169 in Q2. Per buyer, over the 20 members who bought in Q1 and the 16 who bought in Q2: Rs 3,607 and Rs 2,982. Statement: the per-buyer figure is the fairer read, since a member who bought nothing has no spend to average. True or false, and why?</w:t>
+        <w:t xml:space="preserve">Q23 (Scenario set, Medium, [F]): The working spreadsheet held its 20 countries in rows 30 to 49, but the formula for each average covered rows 30 to 44, which left out Australia, Austria, Belgium, Canada and Denmark; the authors accepted the error when it was found. Which check, run before publication, would have caught it?</w:t>
       </w:r>
     </w:p>
     <w:p>
@@ -21349,7 +21457,7 @@
           <w:sz w:val="21"/>
           <w:szCs w:val="21"/>
         </w:rPr>
-        <w:t xml:space="preserve">Q25 (More than one correct, Medium, [F]): Google Flu Trends estimated flu activity in the United States from how often people searched for certain terms. Its builders tested 50 million search terms for those whose weekly volume best fit 1,152 data points of the CDC's figures (the Centers for Disease Control and Prevention, which counts doctor visits for flu-like illness), and weeded out terms such as high school basketball that fit well and had nothing to do with flu (Lazer and colleagues, Science, 2014). The paper gives two reasons such a term can fit: one tied to the season, and one that holds for any search through so many terms. Which are they? Mark every correct option.</w:t>
+        <w:t xml:space="preserve">Q25 (More than one correct, Medium, [F]): Google Flu Trends estimated flu activity in the United States from how often people searched for certain terms. Its builders tested 50 million search terms for those whose weekly volume best fit 1,152 data points of the CDC's figures (the Centers for Disease Control and Prevention, which counts doctor visits for flu-like illness), and weeded out terms such as high school basketball that fit well and had nothing to do with flu (Lazer and colleagues, Science, 2014). The paper gives two reasons such a term can fit. Which two does it give? Mark every correct option.</w:t>
       </w:r>
     </w:p>
     <w:p>
@@ -21387,7 +21495,7 @@
           <w:sz w:val="21"/>
           <w:szCs w:val="21"/>
         </w:rPr>
-        <w:t xml:space="preserve">Q27 (Scenario set, Hard, [D]): At the no-offer group's mix of members and regular customers, what would the offer group have spent per customer? Give its change against the no-offer group's Rs 960, as a percentage to one decimal place.</w:t>
+        <w:t xml:space="preserve">Q27 (Scenario set, Hard, [D]): On these figures, how much more or less did the 500 customers who got the offer spend last month than the same customers would have spent without it? Give it in rupees.</w:t>
       </w:r>
     </w:p>
     <w:p>
@@ -21425,7 +21533,7 @@
           <w:sz w:val="21"/>
           <w:szCs w:val="21"/>
         </w:rPr>
-        <w:t xml:space="preserve">Q29 (One correct option, Hard, [F]): The agent sends the model whatever the tool returns, as text. Three customers ask about orders 1042, 1099, a mistyped number, and 1041. What does the model read as the three tool results, and which change fixes it?</w:t>
+        <w:t xml:space="preserve">Q29 (One correct option, Hard, [F]): The agent sends the model whatever the tool returns, as text, and the support head's dashboard counts a lookup as found when that text is not empty. Three customers ask about orders 1042, 1099, a mistyped number, and 1041. What does the model read as the tool's result for 1099, and what does found hold?</w:t>
       </w:r>
     </w:p>
     <w:p>
@@ -21444,7 +21552,7 @@
           <w:sz w:val="21"/>
           <w:szCs w:val="21"/>
         </w:rPr>
-        <w:t xml:space="preserve">Q30 (One correct option, Hard, [SV]): Customer C says the agent's reply mentioned somebody else's order. How many messages does C's model call send, and which change gives each conversation only its own messages?</w:t>
+        <w:t xml:space="preserve">Q30 (One correct option, Hard, [SV]): Customers often write more than once, and the server answers several conversations at the same time. Here customers A, B and C have each sent a first message, in that order. How many messages does C's model call send, and which change gives every conversation its own messages across all its turns?</w:t>
       </w:r>
     </w:p>
     <w:p>
@@ -21463,7 +21571,7 @@
           <w:sz w:val="21"/>
           <w:szCs w:val="21"/>
         </w:rPr>
-        <w:t xml:space="preserve">Q31 (One correct option, Hard, [S]): In C-07 the model kept calling the same tool until a timeout stopped it. The head of support wants the typical conversation's cost on the dashboard, and asks what a cap of 5 model calls per conversation would have saved this shift. Which pair is right?</w:t>
+        <w:t xml:space="preserve">Q31 (One correct option, Hard, [S]): In C-07 the model kept calling the same tool until a timeout stopped it. The head of support wants the typical conversation's cost on the dashboard, and a cap on model calls set at twice the calls of a typical conversation. Which pair is right: the typical cost, and what that cap would have saved this shift?</w:t>
       </w:r>
     </w:p>
     <w:p>
@@ -21590,7 +21698,7 @@
           <w:sz w:val="21"/>
           <w:szCs w:val="21"/>
         </w:rPr>
-        <w:t xml:space="preserve">Bank 1 (Fill in the blank, Easy, Mon), folded into Q28: The price branch is the factor a discount cuts, and the festival advice multiplies it by the orders to find the volume that holds revenue.</w:t>
+        <w:t xml:space="preserve">Bank 1 (Fill in the blank, Easy, Mon), folded into Q1: Bank 50 multiplies the tree's four branches and takes the discounts off, and price per item is one of the four factors it multiplies.</w:t>
       </w:r>
     </w:p>
     <w:p>
@@ -21609,7 +21717,7 @@
           <w:sz w:val="21"/>
           <w:szCs w:val="21"/>
         </w:rPr>
-        <w:t xml:space="preserve">Bank 2 (Fill in the blank, Easy, Mon), folded into Q14: Orders per customer as orders over distinct customers is computed in the Retail-Plus item, which divides each quarter's orders by the 22 members.</w:t>
+        <w:t xml:space="preserve">Bank 2 (Fill in the blank, Easy, Mon), folded into Q15: Orders per customer as orders over distinct customers is computed in the Retail-Plus item, which divides each quarter's orders by the 22 members.</w:t>
       </w:r>
     </w:p>
     <w:p>
@@ -21685,7 +21793,7 @@
           <w:sz w:val="21"/>
           <w:szCs w:val="21"/>
         </w:rPr>
-        <w:t xml:space="preserve">Bank 6 (Fill in the blank, Medium, Thu), folded into Q18: The p-value as the share of shuffles at least as large as the real gap, in the claim's direction, is the whole of the shuffle-sign item.</w:t>
+        <w:t xml:space="preserve">Bank 6 (Fill in the blank, Medium, Thu), folded into Q19: The p-value as the share of shuffles at least as large as the real gap, in the claim's direction, is the whole of the shuffle-sign item.</w:t>
       </w:r>
     </w:p>
     <w:p>
@@ -21704,7 +21812,7 @@
           <w:sz w:val="21"/>
           <w:szCs w:val="21"/>
         </w:rPr>
-        <w:t xml:space="preserve">Bank 7 (Fill in the blank, Easy, Thu), folded into Q19: The Student item asks for the note's line, and its key is the one option that carries the count, the evidence, the caveat and an action.</w:t>
+        <w:t xml:space="preserve">Bank 7 (Fill in the blank, Easy, Thu), folded into Q20: The Student item asks for the note's line, and its key is the one option that carries the count, the evidence, the caveat and an action.</w:t>
       </w:r>
     </w:p>
     <w:p>
@@ -21723,7 +21831,7 @@
           <w:sz w:val="21"/>
           <w:szCs w:val="21"/>
         </w:rPr>
-        <w:t xml:space="preserve">Bank 8 (Fill in the blank, Medium, Thu), folded into Q25: The flu item's reason tied to the season is a factor, winter, that drives both the searches and the illness, which is what a confounder is.</w:t>
+        <w:t xml:space="preserve">Bank 8 (Fill in the blank, Medium, Thu), folded into Q25: The flu item's first reason is a factor, winter, that drives both the searches and the illness, which is what a confounder is.</w:t>
       </w:r>
     </w:p>
     <w:p>
@@ -21742,7 +21850,7 @@
           <w:sz w:val="21"/>
           <w:szCs w:val="21"/>
         </w:rPr>
-        <w:t xml:space="preserve">Bank 9 (True or false, Medium, Thu), folded into Q17: Bank 35 prints "It is the probability that the hypothesis is true" as a wrong statement, the same misreading as a 3 percent chance of being wrong.</w:t>
+        <w:t xml:space="preserve">Bank 9 (True or false, Medium, Thu), folded into Q18: Bank 35 prints "It is the probability that the hypothesis is true" as a wrong statement, the same misreading as a 3 percent chance of being wrong.</w:t>
       </w:r>
     </w:p>
     <w:p>
@@ -21799,7 +21907,7 @@
           <w:sz w:val="21"/>
           <w:szCs w:val="21"/>
         </w:rPr>
-        <w:t xml:space="preserve">Bank 12 (True or false, Easy, Thu), folded into Q17: Bank 35's statement that the p-value says nothing about whether the gap is large enough to matter is this item's point, and it is keyed correct.</w:t>
+        <w:t xml:space="preserve">Bank 12 (True or false, Easy, Thu), folded into Q18: Bank 35's statement that the p-value says nothing about whether the gap is large enough to matter is this item's point, and it is keyed correct.</w:t>
       </w:r>
     </w:p>
     <w:p>
@@ -21818,7 +21926,7 @@
           <w:sz w:val="21"/>
           <w:szCs w:val="21"/>
         </w:rPr>
-        <w:t xml:space="preserve">Bank 13 (True or false, Easy, Wed), folded into Q13: Monday's number moves from an 11.0 to a 1.6 percent fall because removing Q1's copied rows took Rs 20,00,000 out of Q1.</w:t>
+        <w:t xml:space="preserve">Bank 13 (True or false, Easy, Wed), folded into Q12: The duplicate item's Q1 changes when the exact repeat of KR-02006 leaves, which is this item's point on the week's own rows.</w:t>
       </w:r>
     </w:p>
     <w:p>
@@ -21837,7 +21945,7 @@
           <w:sz w:val="21"/>
           <w:szCs w:val="21"/>
         </w:rPr>
-        <w:t xml:space="preserve">Bank 14 (True or false, Easy, Thu), folded into Q19: The Student item sets a 40 percent rise on 12 orders against Kavya's floor of 30, the trust question this item asks with 12 and 400.</w:t>
+        <w:t xml:space="preserve">Bank 14 (True or false, Easy, Thu), folded into Q20: The Student item sets a 40 percent rise on 12 orders from 2 customers against Thursday's rule on thin counts, the trust question this item asks with 12 and 400.</w:t>
       </w:r>
     </w:p>
     <w:p>
@@ -21856,7 +21964,7 @@
           <w:sz w:val="21"/>
           <w:szCs w:val="21"/>
         </w:rPr>
-        <w:t xml:space="preserve">Bank 15 (True or false, Easy, Thu), folded into Q20: The Diwali design asks what separates the discount's effect from the season and the mix, which is why a rise after a discount proves nothing.</w:t>
+        <w:t xml:space="preserve">Bank 15 (True or false, Easy, Thu), folded into Q21: The Diwali design asks what separates the discount's effect from the season and the mix, which is why a rise after a discount proves nothing.</w:t>
       </w:r>
     </w:p>
     <w:p>
@@ -21875,7 +21983,7 @@
           <w:sz w:val="21"/>
           <w:szCs w:val="21"/>
         </w:rPr>
-        <w:t xml:space="preserve">Bank 16 (True or false, Hard, Thu), folded into Q27: The offer item is a total that rose while spend fell inside both tiers, and it asks for the figure at one mix.</w:t>
+        <w:t xml:space="preserve">Bank 16 (True or false, Hard, Thu), folded into Q27: The offer item is a total that rose while spend fell inside both tiers, and it asks for the offer's effect set tier against tier.</w:t>
       </w:r>
     </w:p>
     <w:p>
@@ -21894,7 +22002,7 @@
           <w:sz w:val="21"/>
           <w:szCs w:val="21"/>
         </w:rPr>
-        <w:t xml:space="preserve">Bank 17 (One correct option, Easy, Tue), folded into Q6: The budget item opens on the same 69 customers in both quarters, which rules the customer branch out as the cause of the fall.</w:t>
+        <w:t xml:space="preserve">Bank 17 (One correct option, Easy, Tue), folded into Q6: The budget item opens on the customer count flat at 69 in both quarters, which rules the customer branch out as the cause of the fall.</w:t>
       </w:r>
     </w:p>
     <w:p>
@@ -21913,7 +22021,7 @@
           <w:sz w:val="21"/>
           <w:szCs w:val="21"/>
         </w:rPr>
-        <w:t xml:space="preserve">Bank 18 (One correct option, Easy, Mon), folded into Q6: The budget item weighs Marketing's acquisition route, a bet on the customer branch, against winning lapsed members back.</w:t>
+        <w:t xml:space="preserve">Bank 18 (One correct option, Easy, Mon), folded into Q6: The budget item weighs Marketing's acquisition route, a bet on the customer branch, against bringing members back to their Q1 buying.</w:t>
       </w:r>
     </w:p>
     <w:p>
@@ -21951,7 +22059,7 @@
           <w:sz w:val="21"/>
           <w:szCs w:val="21"/>
         </w:rPr>
-        <w:t xml:space="preserve">Bank 21 (One correct option, Medium, Tue), folded into Q13: Monday's number starts from a tile that set 11 weeks of Q2 against 13 of Q1, and the key needs the windows matched.</w:t>
+        <w:t xml:space="preserve">Bank 21 (One correct option, Medium, Tue), folded into Q14: Monday's number starts from a tile that set 11 weeks of Q2 against 13 of Q1, and the key needs the windows matched.</w:t>
       </w:r>
     </w:p>
     <w:p>
@@ -22008,7 +22116,7 @@
           <w:sz w:val="21"/>
           <w:szCs w:val="21"/>
         </w:rPr>
-        <w:t xml:space="preserve">Bank 24 (One correct option, Medium, Wed), folded into Q12: The duplicate item applies the identity rule to six rows, one exact repeat and one re-sent with a new date, and asks for the Q2 revenue the rule leaves; the tracker's options were ones no reader would take.</w:t>
+        <w:t xml:space="preserve">Bank 24 (One correct option, Medium, Wed), folded into Q12: The duplicate item applies the identity rule to seven rows, one exact repeat, one re-sent with a new date and one whose first copy will not convert; the tracker's options were ones no reader would take.</w:t>
       </w:r>
     </w:p>
     <w:p>
@@ -22046,7 +22154,7 @@
           <w:sz w:val="21"/>
           <w:szCs w:val="21"/>
         </w:rPr>
-        <w:t xml:space="preserve">Bank 26 (One correct option, Hard, Thu), folded into Q19: The Student item reads a coin-toss table the way this item reads ten shuffles, and its rise turns up by chance about 2 times in 5.</w:t>
+        <w:t xml:space="preserve">Bank 26 (One correct option, Hard, Thu), folded into Q20: The Student item reads a coin-toss table the way this item reads ten shuffles, and its rise turns up by chance about 2 times in 5.</w:t>
       </w:r>
     </w:p>
     <w:p>
@@ -22065,7 +22173,7 @@
           <w:sz w:val="21"/>
           <w:szCs w:val="21"/>
         </w:rPr>
-        <w:t xml:space="preserve">Bank 27 (One correct option, Easy, Thu), folded into Q19: The Student item is the same question on the week's own numbers, with the coin-toss worlds and the 30-order floor on the page.</w:t>
+        <w:t xml:space="preserve">Bank 27 (One correct option, Easy, Thu), folded into Q20: The Student item is the same question on the week's own numbers, with the coin-toss worlds on the page and the note's line to write.</w:t>
       </w:r>
     </w:p>
     <w:p>
@@ -22122,7 +22230,7 @@
           <w:sz w:val="21"/>
           <w:szCs w:val="21"/>
         </w:rPr>
-        <w:t xml:space="preserve">Bank 30 (More than one correct, Easy, Tue), folded into Q14: The Retail-Plus rate needs its numerator (orders), its denominator (members) and its window (a quarter) before it can be recomputed.</w:t>
+        <w:t xml:space="preserve">Bank 30 (More than one correct, Easy, Tue), folded into Q15: The Retail-Plus rate needs its numerator (orders), its denominator (members) and its window (a quarter) before it can be recomputed.</w:t>
       </w:r>
     </w:p>
     <w:p>
@@ -22141,7 +22249,7 @@
           <w:sz w:val="21"/>
           <w:szCs w:val="21"/>
         </w:rPr>
-        <w:t xml:space="preserve">Bank 31 (More than one correct, Medium, Tue), folded into Q13: Monday's number is the drop that unequal windows and Q1's copied rows made look larger than it was.</w:t>
+        <w:t xml:space="preserve">Bank 31 (More than one correct, Medium, Tue), folded into Q14: Monday's number is the drop that unequal windows and Q1's copied rows made look larger than it was.</w:t>
       </w:r>
     </w:p>
     <w:p>
@@ -22160,7 +22268,7 @@
           <w:sz w:val="21"/>
           <w:szCs w:val="21"/>
         </w:rPr>
-        <w:t xml:space="preserve">Bank 32 (More than one correct, Easy, Wed), folded into Q15: Bank 52's second step is deciding drop, default or flag for each defect with a written reason, the three treatments this item lists.</w:t>
+        <w:t xml:space="preserve">Bank 32 (More than one correct, Easy, Wed), folded into Q13: Bank 52's second step is deciding drop, default or flag for each defect with a written reason, the three treatments this item lists.</w:t>
       </w:r>
     </w:p>
     <w:p>
@@ -22198,7 +22306,7 @@
           <w:sz w:val="21"/>
           <w:szCs w:val="21"/>
         </w:rPr>
-        <w:t xml:space="preserve">Bank 34 (More than one correct, Medium, Thu), folded into Q20: The Diwali design is the fair test, a random hold-back inside each segment over the same window, which this item lists as parts.</w:t>
+        <w:t xml:space="preserve">Bank 34 (More than one correct, Medium, Thu), folded into Q21: The Diwali design is the fair test, a random hold-back inside each segment compared per customer over the same weeks, which this item lists as parts.</w:t>
       </w:r>
     </w:p>
     <w:p>
@@ -22217,7 +22325,7 @@
           <w:sz w:val="21"/>
           <w:szCs w:val="21"/>
         </w:rPr>
-        <w:t xml:space="preserve">Bank 36 (Scenario set, Easy, Tue), folded into Q14: The Retail-Plus item computes orders per member from counts, the arithmetic of this item, on the week's reconciled file.</w:t>
+        <w:t xml:space="preserve">Bank 36 (Scenario set, Easy, Tue), folded into Q15: The Retail-Plus item computes orders per member from counts, the arithmetic of this item, on the week's reconciled file.</w:t>
       </w:r>
     </w:p>
     <w:p>
@@ -22331,7 +22439,7 @@
           <w:sz w:val="21"/>
           <w:szCs w:val="21"/>
         </w:rPr>
-        <w:t xml:space="preserve">Bank 42 (Scenario set, Hard, Wed), folded into Q13: Monday's number shrinks from an 11.0 to a 1.6 percent fall because copied rows inflated Q1, the effect this item asks about.</w:t>
+        <w:t xml:space="preserve">Bank 42 (Scenario set, Hard, Wed), folded into Q14: Monday's number shrinks from an 11.0 to a 1.6 percent fall because copied rows inflated Q1, the effect this item asks about.</w:t>
       </w:r>
     </w:p>
     <w:p>
@@ -22350,7 +22458,7 @@
           <w:sz w:val="21"/>
           <w:szCs w:val="21"/>
         </w:rPr>
-        <w:t xml:space="preserve">Bank 43 (Scenario set, Hard, Thu), folded into Q27: The offer item is the same reversal in figures, a blend that rose while each tier fell, and it asks the reader to compute it away rather than name it.</w:t>
+        <w:t xml:space="preserve">Bank 43 (Scenario set, Hard, Thu), folded into Q27: The offer item is the same reversal in figures, a blend that rose while each tier fell, and it asks the reader to compute the effect rather than name it.</w:t>
       </w:r>
     </w:p>
     <w:p>
@@ -22426,7 +22534,26 @@
           <w:sz w:val="21"/>
           <w:szCs w:val="21"/>
         </w:rPr>
-        <w:t xml:space="preserve">Bank 48 (Applied maths, Easy, Tue), folded into Q13: Monday's number is a percentage change measured from the starting quarter, the arithmetic of this item, on the reconciled quarters.</w:t>
+        <w:t xml:space="preserve">Bank 47 (Applied maths, Easy, Mon), folded into Q3: The first-order item asks for the median of orders that include the Rs 4,80,000 order, this item's arithmetic on Monday's own file, where the mean runs twelve times the median.</w:t>
+      </w:r>
+    </w:p>
+    <w:p>
+      <w:pPr>
+        <w:pStyle w:val="ListParagraph"/>
+        <w:numPr>
+          <w:ilvl w:val="0"/>
+          <w:numId w:val="3"/>
+        </w:numPr>
+        <w:spacing w:after="40"/>
+      </w:pPr>
+      <w:r>
+        <w:rPr>
+          <w:rFonts w:ascii="Arial" w:cs="Arial" w:eastAsia="Arial" w:hAnsi="Arial"/>
+          <w:color w:val="1C1B16"/>
+          <w:sz w:val="21"/>
+          <w:szCs w:val="21"/>
+        </w:rPr>
+        <w:t xml:space="preserve">Bank 48 (Applied maths, Easy, Tue), folded into Q14: Monday's number is a percentage change measured from the starting quarter, the arithmetic of this item, on the reconciled quarters.</w:t>
       </w:r>
     </w:p>
     <w:p>
@@ -22446,25 +22573,6 @@
           <w:szCs w:val="21"/>
         </w:rPr>
         <w:t xml:space="preserve">Bank 49 (Applied maths, Medium, Thu), folded into Q16: The Retail-Plus test reads a p-value as shuffles reaching the gap over all shuffles, 145 of 5,000, the arithmetic of this item.</w:t>
-      </w:r>
-    </w:p>
-    <w:p>
-      <w:pPr>
-        <w:pStyle w:val="ListParagraph"/>
-        <w:numPr>
-          <w:ilvl w:val="0"/>
-          <w:numId w:val="3"/>
-        </w:numPr>
-        <w:spacing w:after="40"/>
-      </w:pPr>
-      <w:r>
-        <w:rPr>
-          <w:rFonts w:ascii="Arial" w:cs="Arial" w:eastAsia="Arial" w:hAnsi="Arial"/>
-          <w:color w:val="1C1B16"/>
-          <w:sz w:val="21"/>
-          <w:szCs w:val="21"/>
-        </w:rPr>
-        <w:t xml:space="preserve">Bank 50 (Applied maths, Medium, Mon), folded into Q28: The festival advice multiplies the tree's factors, price and orders, to find the revenue a discount keeps.</w:t>
       </w:r>
     </w:p>
     <w:p>
@@ -22521,7 +22629,7 @@
           <w:sz w:val="21"/>
           <w:szCs w:val="21"/>
         </w:rPr>
-        <w:t xml:space="preserve">Bank 21, folded into Q13, option a, b, c (accepted): The key was one character longer than the next option; option c, dropping Q2, was a choice nobody makes, so it now compares month by month, which keeps the short month. Option a ran 36 characters against 70 for option b; it now states the belief behind comparing the totals as they stand, at 72, so the options run 63 to 72.</w:t>
+        <w:t xml:space="preserve">Bank 21, folded into Q14, option a, b, c (accepted): The key was one character longer than the next option; option c, dropping Q2, was a choice nobody makes, so it now compares month by month, which keeps the short month. Option a ran 36 characters against 70 for option b; it now states the belief behind comparing the totals as they stand, at 72, so the options run 63 to 72.</w:t>
       </w:r>
     </w:p>
     <w:p>
@@ -22559,7 +22667,7 @@
           <w:sz w:val="21"/>
           <w:szCs w:val="21"/>
         </w:rPr>
-        <w:t xml:space="preserve">Bank 27, folded into Q19, option a, c (accepted): Options a and c ran 26 and 24 characters against 48 for option d. Each now carries the belief behind it, a at 50 and c at 51, so the options run 45 to 51 and the key is the shortest of them.</w:t>
+        <w:t xml:space="preserve">Bank 27, folded into Q20, option a, c (accepted): Options a and c ran 26 and 24 characters against 48 for option d. Each now carries the belief behind it, a at 50 and c at 51, so the options run 45 to 51 and the key is the shortest of them.</w:t>
       </w:r>
     </w:p>
     <w:p>
@@ -22616,7 +22724,7 @@
           <w:sz w:val="21"/>
           <w:szCs w:val="21"/>
         </w:rPr>
-        <w:t xml:space="preserve">Bank 30, folded into Q14, option c (accepted): Option c, the colour of the chart, eliminated itself and left a three-way item; the previous quarter's value is a comparison a learner can take for part of the definition. At 33 characters it ran against 13 for option a; it now reads 22, so every option is 25 characters or fewer.</w:t>
+        <w:t xml:space="preserve">Bank 30, folded into Q15, option c (accepted): Option c, the colour of the chart, eliminated itself and left a three-way item; the previous quarter's value is a comparison a learner can take for part of the definition. At 33 characters it ran against 13 for option a; it now reads 22, so every option is 25 characters or fewer.</w:t>
       </w:r>
     </w:p>
     <w:p>
@@ -22635,7 +22743,7 @@
           <w:sz w:val="21"/>
           <w:szCs w:val="21"/>
         </w:rPr>
-        <w:t xml:space="preserve">Bank 31, folded into Q13, option a; options relabelled, printed a as the tracker's d, b as the tracker's a, c as the tracker's b, d as the tracker's c (accepted): The options ran 26 to 54 characters, and both ends were keyed options, so no distractor could balance the set. Option a, a keyed option, now names the weeks, 41 characters, with its meaning unchanged, so the options run 36 to 54. Every more-than-one key on the paper held a and b, so ticking both always scored. The options are relabelled d, a, b, c, so the wrong option prints at a and the same three stay correct.</w:t>
+        <w:t xml:space="preserve">Bank 31, folded into Q14, option a; options relabelled, printed a as the tracker's d, b as the tracker's a, c as the tracker's b, d as the tracker's c (accepted): The options ran 26 to 54 characters, and both ends were keyed options, so no distractor could balance the set. Option a, a keyed option, now names the weeks, 41 characters, with its meaning unchanged, so the options run 36 to 54. Every more-than-one key on the paper held a and b, so ticking both always scored. The options are relabelled d, a, b, c, so the wrong option prints at a and the same three stay correct.</w:t>
       </w:r>
     </w:p>
     <w:p>
@@ -22654,7 +22762,7 @@
           <w:sz w:val="21"/>
           <w:szCs w:val="21"/>
         </w:rPr>
-        <w:t xml:space="preserve">Bank 32, folded into Q15, option d; options relabelled, printed a as the tracker's a, b as the tracker's d, c as the tracker's b, d as the tracker's c (accepted): Option d ran 33 characters against 12 for option a. It now reads 28, so every option is 28 characters or fewer, and typing into the export is the same act as typing into the source file. Every more-than-one key on the paper held a and b, so ticking both always scored. The options are relabelled a, d, b, c, so the wrong option prints at b and the same three stay correct.</w:t>
+        <w:t xml:space="preserve">Bank 32, folded into Q13, option d; options relabelled, printed a as the tracker's a, b as the tracker's d, c as the tracker's b, d as the tracker's c (accepted): Option d ran 33 characters against 12 for option a. It now reads 28, so every option is 28 characters or fewer, and typing into the export is the same act as typing into the source file. Every more-than-one key on the paper held a and b, so ticking both always scored. The options are relabelled a, d, b, c, so the wrong option prints at b and the same three stay correct.</w:t>
       </w:r>
     </w:p>
     <w:p>
@@ -22692,7 +22800,7 @@
           <w:sz w:val="21"/>
           <w:szCs w:val="21"/>
         </w:rPr>
-        <w:t xml:space="preserve">Bank 34, folded into Q20, option d; options relabelled, printed a as the tracker's d, b as the tracker's a, c as the tracker's b, d as the tracker's c (accepted): Option d ran 17 characters against 51 for option a. It now carries the belief behind a deeper discount, at 49, so the options run 36 to 51. Every more-than-one key on the paper held a and b, so ticking both always scored. The options are relabelled d, a, b, c, so the wrong option prints at a and the same three stay correct.</w:t>
+        <w:t xml:space="preserve">Bank 34, folded into Q21, option d; options relabelled, printed a as the tracker's d, b as the tracker's a, c as the tracker's b, d as the tracker's c (accepted): Option d ran 17 characters against 51 for option a. It now carries the belief behind a deeper discount, at 49, so the options run 36 to 51. Every more-than-one key on the paper held a and b, so ticking both always scored. The options are relabelled d, a, b, c, so the wrong option prints at a and the same three stay correct.</w:t>
       </w:r>
     </w:p>
     <w:p>
@@ -22711,7 +22819,7 @@
           <w:sz w:val="21"/>
           <w:szCs w:val="21"/>
         </w:rPr>
-        <w:t xml:space="preserve">Bank 42, folded into Q13, option a, b (accepted): The key was one character longer than the next option. Option a ran 8 characters against 48 for option b; it now carries the belief behind a growing drop, at 49, so the options run 34 to 49.</w:t>
+        <w:t xml:space="preserve">Bank 42, folded into Q14, option a, b (accepted): The key was one character longer than the next option. Option a ran 8 characters against 48 for option b; it now carries the belief behind a growing drop, at 49, so the options run 34 to 49.</w:t>
       </w:r>
     </w:p>
     <w:p>
@@ -22799,7 +22907,7 @@
           <w:sz w:val="21"/>
           <w:szCs w:val="21"/>
         </w:rPr>
-        <w:t xml:space="preserve">"No: if there were no real difference, a gap this large would show up by chance only about 3 times in 100. It tells us the gap is unlikely to be luck, not how likely we are to be right, and not whether the gap is big enough to act on."</w:t>
+        <w:t xml:space="preserve">"The same 22 members spent in both quarters, so each member is their own comparison and the only question chance can answer is which of their two quarters came first. Pooling all 44 figures would set big spenders against small ones at random and add a spread that has nothing to do with the fall, which would make a real fall harder to see."</w:t>
       </w:r>
     </w:p>
     <w:p>
@@ -23294,7 +23402,7 @@
                       <w:sz w:val="16"/>
                       <w:szCs w:val="16"/>
                     </w:rPr>
-                    <w:t xml:space="preserve">X</w:t>
+                    <w:t xml:space="preserve"/>
                   </w:r>
                 </w:p>
               </w:tc>
@@ -23329,7 +23437,7 @@
                       <w:sz w:val="16"/>
                       <w:szCs w:val="16"/>
                     </w:rPr>
-                    <w:t xml:space="preserve"/>
+                    <w:t xml:space="preserve">X</w:t>
                   </w:r>
                 </w:p>
               </w:tc>
@@ -24561,7 +24669,7 @@
                       <w:sz w:val="16"/>
                       <w:szCs w:val="16"/>
                     </w:rPr>
-                    <w:t xml:space="preserve"/>
+                    <w:t xml:space="preserve">X</w:t>
                   </w:r>
                 </w:p>
               </w:tc>
@@ -24631,7 +24739,7 @@
                       <w:sz w:val="16"/>
                       <w:szCs w:val="16"/>
                     </w:rPr>
-                    <w:t xml:space="preserve">X</w:t>
+                    <w:t xml:space="preserve"/>
                   </w:r>
                 </w:p>
               </w:tc>
@@ -24896,6 +25004,223 @@
                     <w:bottom w:val="single" w:color="D5D0C4" w:sz="4"/>
                     <w:right w:val="single" w:color="D5D0C4" w:sz="4"/>
                   </w:tcBorders>
+                  <w:tcMar>
+                    <w:top w:type="dxa" w:w="20"/>
+                    <w:left w:type="dxa" w:w="60"/>
+                    <w:bottom w:type="dxa" w:w="20"/>
+                    <w:right w:type="dxa" w:w="60"/>
+                  </w:tcMar>
+                  <w:vAlign w:val="center"/>
+                </w:tcPr>
+                <w:p>
+                  <w:pPr>
+                    <w:spacing w:after="20" w:before="20" w:line="240"/>
+                    <w:jc w:val="center"/>
+                  </w:pPr>
+                  <w:r>
+                    <w:rPr>
+                      <w:rFonts w:ascii="Arial" w:cs="Arial" w:eastAsia="Arial" w:hAnsi="Arial"/>
+                      <w:b/>
+                      <w:bCs/>
+                      <w:color w:val="B37A33"/>
+                      <w:sz w:val="16"/>
+                      <w:szCs w:val="16"/>
+                    </w:rPr>
+                    <w:t xml:space="preserve"/>
+                  </w:r>
+                </w:p>
+              </w:tc>
+            </w:tr>
+            <w:tr>
+              <w:trPr>
+                <w:cantSplit/>
+                <w:trHeight w:val="280" w:hRule="atLeast"/>
+              </w:trPr>
+              <w:tc>
+                <w:tcPr>
+                  <w:tcW w:type="dxa" w:w="640"/>
+                  <w:tcBorders>
+                    <w:top w:val="single" w:color="D5D0C4" w:sz="4"/>
+                    <w:left w:val="single" w:color="D5D0C4" w:sz="4"/>
+                    <w:bottom w:val="single" w:color="D5D0C4" w:sz="4"/>
+                    <w:right w:val="single" w:color="D5D0C4" w:sz="4"/>
+                  </w:tcBorders>
+                  <w:tcMar>
+                    <w:top w:type="dxa" w:w="20"/>
+                    <w:left w:type="dxa" w:w="60"/>
+                    <w:bottom w:type="dxa" w:w="20"/>
+                    <w:right w:type="dxa" w:w="60"/>
+                  </w:tcMar>
+                  <w:vAlign w:val="center"/>
+                </w:tcPr>
+                <w:p>
+                  <w:pPr>
+                    <w:spacing w:after="20" w:before="20" w:line="240"/>
+                    <w:jc w:val="center"/>
+                  </w:pPr>
+                  <w:r>
+                    <w:rPr>
+                      <w:rFonts w:ascii="Arial" w:cs="Arial" w:eastAsia="Arial" w:hAnsi="Arial"/>
+                      <w:b w:val="false"/>
+                      <w:bCs w:val="false"/>
+                      <w:color w:val="1C1B16"/>
+                      <w:sz w:val="16"/>
+                      <w:szCs w:val="16"/>
+                    </w:rPr>
+                    <w:t xml:space="preserve">Q15</w:t>
+                  </w:r>
+                </w:p>
+              </w:tc>
+              <w:tc>
+                <w:tcPr>
+                  <w:tcW w:type="dxa" w:w="420"/>
+                  <w:tcBorders>
+                    <w:top w:val="single" w:color="D5D0C4" w:sz="4"/>
+                    <w:left w:val="single" w:color="D5D0C4" w:sz="4"/>
+                    <w:bottom w:val="single" w:color="D5D0C4" w:sz="4"/>
+                    <w:right w:val="single" w:color="D5D0C4" w:sz="4"/>
+                  </w:tcBorders>
+                  <w:tcMar>
+                    <w:top w:type="dxa" w:w="20"/>
+                    <w:left w:type="dxa" w:w="60"/>
+                    <w:bottom w:type="dxa" w:w="20"/>
+                    <w:right w:type="dxa" w:w="60"/>
+                  </w:tcMar>
+                  <w:vAlign w:val="center"/>
+                </w:tcPr>
+                <w:p>
+                  <w:pPr>
+                    <w:spacing w:after="20" w:before="20" w:line="240"/>
+                    <w:jc w:val="center"/>
+                  </w:pPr>
+                  <w:r>
+                    <w:rPr>
+                      <w:rFonts w:ascii="Arial" w:cs="Arial" w:eastAsia="Arial" w:hAnsi="Arial"/>
+                      <w:b/>
+                      <w:bCs/>
+                      <w:color w:val="B37A33"/>
+                      <w:sz w:val="16"/>
+                      <w:szCs w:val="16"/>
+                    </w:rPr>
+                    <w:t xml:space="preserve">X</w:t>
+                  </w:r>
+                </w:p>
+              </w:tc>
+              <w:tc>
+                <w:tcPr>
+                  <w:tcW w:type="dxa" w:w="420"/>
+                  <w:tcBorders>
+                    <w:top w:val="single" w:color="D5D0C4" w:sz="4"/>
+                    <w:left w:val="single" w:color="D5D0C4" w:sz="4"/>
+                    <w:bottom w:val="single" w:color="D5D0C4" w:sz="4"/>
+                    <w:right w:val="single" w:color="D5D0C4" w:sz="4"/>
+                  </w:tcBorders>
+                  <w:tcMar>
+                    <w:top w:type="dxa" w:w="20"/>
+                    <w:left w:type="dxa" w:w="60"/>
+                    <w:bottom w:type="dxa" w:w="20"/>
+                    <w:right w:type="dxa" w:w="60"/>
+                  </w:tcMar>
+                  <w:vAlign w:val="center"/>
+                </w:tcPr>
+                <w:p>
+                  <w:pPr>
+                    <w:spacing w:after="20" w:before="20" w:line="240"/>
+                    <w:jc w:val="center"/>
+                  </w:pPr>
+                  <w:r>
+                    <w:rPr>
+                      <w:rFonts w:ascii="Arial" w:cs="Arial" w:eastAsia="Arial" w:hAnsi="Arial"/>
+                      <w:b/>
+                      <w:bCs/>
+                      <w:color w:val="B37A33"/>
+                      <w:sz w:val="16"/>
+                      <w:szCs w:val="16"/>
+                    </w:rPr>
+                    <w:t xml:space="preserve"/>
+                  </w:r>
+                </w:p>
+              </w:tc>
+              <w:tc>
+                <w:tcPr>
+                  <w:tcW w:type="dxa" w:w="420"/>
+                  <w:tcBorders>
+                    <w:top w:val="single" w:color="D5D0C4" w:sz="4"/>
+                    <w:left w:val="single" w:color="D5D0C4" w:sz="4"/>
+                    <w:bottom w:val="single" w:color="D5D0C4" w:sz="4"/>
+                    <w:right w:val="single" w:color="D5D0C4" w:sz="4"/>
+                  </w:tcBorders>
+                  <w:tcMar>
+                    <w:top w:type="dxa" w:w="20"/>
+                    <w:left w:type="dxa" w:w="60"/>
+                    <w:bottom w:type="dxa" w:w="20"/>
+                    <w:right w:type="dxa" w:w="60"/>
+                  </w:tcMar>
+                  <w:vAlign w:val="center"/>
+                </w:tcPr>
+                <w:p>
+                  <w:pPr>
+                    <w:spacing w:after="20" w:before="20" w:line="240"/>
+                    <w:jc w:val="center"/>
+                  </w:pPr>
+                  <w:r>
+                    <w:rPr>
+                      <w:rFonts w:ascii="Arial" w:cs="Arial" w:eastAsia="Arial" w:hAnsi="Arial"/>
+                      <w:b/>
+                      <w:bCs/>
+                      <w:color w:val="B37A33"/>
+                      <w:sz w:val="16"/>
+                      <w:szCs w:val="16"/>
+                    </w:rPr>
+                    <w:t xml:space="preserve"/>
+                  </w:r>
+                </w:p>
+              </w:tc>
+              <w:tc>
+                <w:tcPr>
+                  <w:tcW w:type="dxa" w:w="420"/>
+                  <w:tcBorders>
+                    <w:top w:val="single" w:color="D5D0C4" w:sz="4"/>
+                    <w:left w:val="single" w:color="D5D0C4" w:sz="4"/>
+                    <w:bottom w:val="single" w:color="D5D0C4" w:sz="4"/>
+                    <w:right w:val="single" w:color="D5D0C4" w:sz="4"/>
+                  </w:tcBorders>
+                  <w:tcMar>
+                    <w:top w:type="dxa" w:w="20"/>
+                    <w:left w:type="dxa" w:w="60"/>
+                    <w:bottom w:type="dxa" w:w="20"/>
+                    <w:right w:type="dxa" w:w="60"/>
+                  </w:tcMar>
+                  <w:vAlign w:val="center"/>
+                </w:tcPr>
+                <w:p>
+                  <w:pPr>
+                    <w:spacing w:after="20" w:before="20" w:line="240"/>
+                    <w:jc w:val="center"/>
+                  </w:pPr>
+                  <w:r>
+                    <w:rPr>
+                      <w:rFonts w:ascii="Arial" w:cs="Arial" w:eastAsia="Arial" w:hAnsi="Arial"/>
+                      <w:b/>
+                      <w:bCs/>
+                      <w:color w:val="B37A33"/>
+                      <w:sz w:val="16"/>
+                      <w:szCs w:val="16"/>
+                    </w:rPr>
+                    <w:t xml:space="preserve"/>
+                  </w:r>
+                </w:p>
+              </w:tc>
+              <w:tc>
+                <w:tcPr>
+                  <w:tcW w:type="dxa" w:w="420"/>
+                  <w:tcBorders>
+                    <w:top w:val="single" w:color="D5D0C4" w:sz="4"/>
+                    <w:left w:val="single" w:color="D5D0C4" w:sz="4"/>
+                    <w:bottom w:val="single" w:color="D5D0C4" w:sz="4"/>
+                    <w:right w:val="single" w:color="D5D0C4" w:sz="4"/>
+                  </w:tcBorders>
+                  <w:shd w:fill="D5D0C4" w:color="auto" w:val="clear"/>
                   <w:tcMar>
                     <w:top w:type="dxa" w:w="20"/>
                     <w:left w:type="dxa" w:w="60"/>
@@ -25272,6 +25597,223 @@
                       <w:sz w:val="16"/>
                       <w:szCs w:val="16"/>
                     </w:rPr>
+                    <w:t xml:space="preserve"/>
+                  </w:r>
+                </w:p>
+              </w:tc>
+              <w:tc>
+                <w:tcPr>
+                  <w:tcW w:type="dxa" w:w="420"/>
+                  <w:tcBorders>
+                    <w:top w:val="single" w:color="D5D0C4" w:sz="4"/>
+                    <w:left w:val="single" w:color="D5D0C4" w:sz="4"/>
+                    <w:bottom w:val="single" w:color="D5D0C4" w:sz="4"/>
+                    <w:right w:val="single" w:color="D5D0C4" w:sz="4"/>
+                  </w:tcBorders>
+                  <w:tcMar>
+                    <w:top w:type="dxa" w:w="20"/>
+                    <w:left w:type="dxa" w:w="60"/>
+                    <w:bottom w:type="dxa" w:w="20"/>
+                    <w:right w:type="dxa" w:w="60"/>
+                  </w:tcMar>
+                  <w:vAlign w:val="center"/>
+                </w:tcPr>
+                <w:p>
+                  <w:pPr>
+                    <w:spacing w:after="20" w:before="20" w:line="240"/>
+                    <w:jc w:val="center"/>
+                  </w:pPr>
+                  <w:r>
+                    <w:rPr>
+                      <w:rFonts w:ascii="Arial" w:cs="Arial" w:eastAsia="Arial" w:hAnsi="Arial"/>
+                      <w:b/>
+                      <w:bCs/>
+                      <w:color w:val="B37A33"/>
+                      <w:sz w:val="16"/>
+                      <w:szCs w:val="16"/>
+                    </w:rPr>
+                    <w:t xml:space="preserve"/>
+                  </w:r>
+                </w:p>
+              </w:tc>
+              <w:tc>
+                <w:tcPr>
+                  <w:tcW w:type="dxa" w:w="420"/>
+                  <w:tcBorders>
+                    <w:top w:val="single" w:color="D5D0C4" w:sz="4"/>
+                    <w:left w:val="single" w:color="D5D0C4" w:sz="4"/>
+                    <w:bottom w:val="single" w:color="D5D0C4" w:sz="4"/>
+                    <w:right w:val="single" w:color="D5D0C4" w:sz="4"/>
+                  </w:tcBorders>
+                  <w:tcMar>
+                    <w:top w:type="dxa" w:w="20"/>
+                    <w:left w:type="dxa" w:w="60"/>
+                    <w:bottom w:type="dxa" w:w="20"/>
+                    <w:right w:type="dxa" w:w="60"/>
+                  </w:tcMar>
+                  <w:vAlign w:val="center"/>
+                </w:tcPr>
+                <w:p>
+                  <w:pPr>
+                    <w:spacing w:after="20" w:before="20" w:line="240"/>
+                    <w:jc w:val="center"/>
+                  </w:pPr>
+                  <w:r>
+                    <w:rPr>
+                      <w:rFonts w:ascii="Arial" w:cs="Arial" w:eastAsia="Arial" w:hAnsi="Arial"/>
+                      <w:b/>
+                      <w:bCs/>
+                      <w:color w:val="B37A33"/>
+                      <w:sz w:val="16"/>
+                      <w:szCs w:val="16"/>
+                    </w:rPr>
+                    <w:t xml:space="preserve">X</w:t>
+                  </w:r>
+                </w:p>
+              </w:tc>
+              <w:tc>
+                <w:tcPr>
+                  <w:tcW w:type="dxa" w:w="420"/>
+                  <w:tcBorders>
+                    <w:top w:val="single" w:color="D5D0C4" w:sz="4"/>
+                    <w:left w:val="single" w:color="D5D0C4" w:sz="4"/>
+                    <w:bottom w:val="single" w:color="D5D0C4" w:sz="4"/>
+                    <w:right w:val="single" w:color="D5D0C4" w:sz="4"/>
+                  </w:tcBorders>
+                  <w:tcMar>
+                    <w:top w:type="dxa" w:w="20"/>
+                    <w:left w:type="dxa" w:w="60"/>
+                    <w:bottom w:type="dxa" w:w="20"/>
+                    <w:right w:type="dxa" w:w="60"/>
+                  </w:tcMar>
+                  <w:vAlign w:val="center"/>
+                </w:tcPr>
+                <w:p>
+                  <w:pPr>
+                    <w:spacing w:after="20" w:before="20" w:line="240"/>
+                    <w:jc w:val="center"/>
+                  </w:pPr>
+                  <w:r>
+                    <w:rPr>
+                      <w:rFonts w:ascii="Arial" w:cs="Arial" w:eastAsia="Arial" w:hAnsi="Arial"/>
+                      <w:b/>
+                      <w:bCs/>
+                      <w:color w:val="B37A33"/>
+                      <w:sz w:val="16"/>
+                      <w:szCs w:val="16"/>
+                    </w:rPr>
+                    <w:t xml:space="preserve"/>
+                  </w:r>
+                </w:p>
+              </w:tc>
+              <w:tc>
+                <w:tcPr>
+                  <w:tcW w:type="dxa" w:w="420"/>
+                  <w:tcBorders>
+                    <w:top w:val="single" w:color="D5D0C4" w:sz="4"/>
+                    <w:left w:val="single" w:color="D5D0C4" w:sz="4"/>
+                    <w:bottom w:val="single" w:color="D5D0C4" w:sz="4"/>
+                    <w:right w:val="single" w:color="D5D0C4" w:sz="4"/>
+                  </w:tcBorders>
+                  <w:shd w:fill="D5D0C4" w:color="auto" w:val="clear"/>
+                  <w:tcMar>
+                    <w:top w:type="dxa" w:w="20"/>
+                    <w:left w:type="dxa" w:w="60"/>
+                    <w:bottom w:type="dxa" w:w="20"/>
+                    <w:right w:type="dxa" w:w="60"/>
+                  </w:tcMar>
+                  <w:vAlign w:val="center"/>
+                </w:tcPr>
+                <w:p>
+                  <w:pPr>
+                    <w:spacing w:after="20" w:before="20" w:line="240"/>
+                    <w:jc w:val="center"/>
+                  </w:pPr>
+                  <w:r>
+                    <w:rPr>
+                      <w:rFonts w:ascii="Arial" w:cs="Arial" w:eastAsia="Arial" w:hAnsi="Arial"/>
+                      <w:b/>
+                      <w:bCs/>
+                      <w:color w:val="B37A33"/>
+                      <w:sz w:val="16"/>
+                      <w:szCs w:val="16"/>
+                    </w:rPr>
+                    <w:t xml:space="preserve"/>
+                  </w:r>
+                </w:p>
+              </w:tc>
+            </w:tr>
+            <w:tr>
+              <w:trPr>
+                <w:cantSplit/>
+                <w:trHeight w:val="280" w:hRule="atLeast"/>
+              </w:trPr>
+              <w:tc>
+                <w:tcPr>
+                  <w:tcW w:type="dxa" w:w="640"/>
+                  <w:tcBorders>
+                    <w:top w:val="single" w:color="D5D0C4" w:sz="4"/>
+                    <w:left w:val="single" w:color="D5D0C4" w:sz="4"/>
+                    <w:bottom w:val="single" w:color="D5D0C4" w:sz="4"/>
+                    <w:right w:val="single" w:color="D5D0C4" w:sz="4"/>
+                  </w:tcBorders>
+                  <w:tcMar>
+                    <w:top w:type="dxa" w:w="20"/>
+                    <w:left w:type="dxa" w:w="60"/>
+                    <w:bottom w:type="dxa" w:w="20"/>
+                    <w:right w:type="dxa" w:w="60"/>
+                  </w:tcMar>
+                  <w:vAlign w:val="center"/>
+                </w:tcPr>
+                <w:p>
+                  <w:pPr>
+                    <w:spacing w:after="20" w:before="20" w:line="240"/>
+                    <w:jc w:val="center"/>
+                  </w:pPr>
+                  <w:r>
+                    <w:rPr>
+                      <w:rFonts w:ascii="Arial" w:cs="Arial" w:eastAsia="Arial" w:hAnsi="Arial"/>
+                      <w:b w:val="false"/>
+                      <w:bCs w:val="false"/>
+                      <w:color w:val="1C1B16"/>
+                      <w:sz w:val="16"/>
+                      <w:szCs w:val="16"/>
+                    </w:rPr>
+                    <w:t xml:space="preserve">Q17</w:t>
+                  </w:r>
+                </w:p>
+              </w:tc>
+              <w:tc>
+                <w:tcPr>
+                  <w:tcW w:type="dxa" w:w="420"/>
+                  <w:tcBorders>
+                    <w:top w:val="single" w:color="D5D0C4" w:sz="4"/>
+                    <w:left w:val="single" w:color="D5D0C4" w:sz="4"/>
+                    <w:bottom w:val="single" w:color="D5D0C4" w:sz="4"/>
+                    <w:right w:val="single" w:color="D5D0C4" w:sz="4"/>
+                  </w:tcBorders>
+                  <w:tcMar>
+                    <w:top w:type="dxa" w:w="20"/>
+                    <w:left w:type="dxa" w:w="60"/>
+                    <w:bottom w:type="dxa" w:w="20"/>
+                    <w:right w:type="dxa" w:w="60"/>
+                  </w:tcMar>
+                  <w:vAlign w:val="center"/>
+                </w:tcPr>
+                <w:p>
+                  <w:pPr>
+                    <w:spacing w:after="20" w:before="20" w:line="240"/>
+                    <w:jc w:val="center"/>
+                  </w:pPr>
+                  <w:r>
+                    <w:rPr>
+                      <w:rFonts w:ascii="Arial" w:cs="Arial" w:eastAsia="Arial" w:hAnsi="Arial"/>
+                      <w:b/>
+                      <w:bCs/>
+                      <w:color w:val="B37A33"/>
+                      <w:sz w:val="16"/>
+                      <w:szCs w:val="16"/>
+                    </w:rPr>
                     <w:t xml:space="preserve">X</w:t>
                   </w:r>
                 </w:p>
@@ -25454,7 +25996,7 @@
                       <w:sz w:val="16"/>
                       <w:szCs w:val="16"/>
                     </w:rPr>
-                    <w:t xml:space="preserve">Q17*</w:t>
+                    <w:t xml:space="preserve">Q18*</w:t>
                   </w:r>
                 </w:p>
               </w:tc>
@@ -25671,7 +26213,42 @@
                       <w:sz w:val="16"/>
                       <w:szCs w:val="16"/>
                     </w:rPr>
-                    <w:t xml:space="preserve">Q18</w:t>
+                    <w:t xml:space="preserve">Q19</w:t>
+                  </w:r>
+                </w:p>
+              </w:tc>
+              <w:tc>
+                <w:tcPr>
+                  <w:tcW w:type="dxa" w:w="420"/>
+                  <w:tcBorders>
+                    <w:top w:val="single" w:color="D5D0C4" w:sz="4"/>
+                    <w:left w:val="single" w:color="D5D0C4" w:sz="4"/>
+                    <w:bottom w:val="single" w:color="D5D0C4" w:sz="4"/>
+                    <w:right w:val="single" w:color="D5D0C4" w:sz="4"/>
+                  </w:tcBorders>
+                  <w:tcMar>
+                    <w:top w:type="dxa" w:w="20"/>
+                    <w:left w:type="dxa" w:w="60"/>
+                    <w:bottom w:type="dxa" w:w="20"/>
+                    <w:right w:type="dxa" w:w="60"/>
+                  </w:tcMar>
+                  <w:vAlign w:val="center"/>
+                </w:tcPr>
+                <w:p>
+                  <w:pPr>
+                    <w:spacing w:after="20" w:before="20" w:line="240"/>
+                    <w:jc w:val="center"/>
+                  </w:pPr>
+                  <w:r>
+                    <w:rPr>
+                      <w:rFonts w:ascii="Arial" w:cs="Arial" w:eastAsia="Arial" w:hAnsi="Arial"/>
+                      <w:b/>
+                      <w:bCs/>
+                      <w:color w:val="B37A33"/>
+                      <w:sz w:val="16"/>
+                      <w:szCs w:val="16"/>
+                    </w:rPr>
+                    <w:t xml:space="preserve"/>
                   </w:r>
                 </w:p>
               </w:tc>
@@ -25789,41 +26366,6 @@
                     <w:bottom w:val="single" w:color="D5D0C4" w:sz="4"/>
                     <w:right w:val="single" w:color="D5D0C4" w:sz="4"/>
                   </w:tcBorders>
-                  <w:tcMar>
-                    <w:top w:type="dxa" w:w="20"/>
-                    <w:left w:type="dxa" w:w="60"/>
-                    <w:bottom w:type="dxa" w:w="20"/>
-                    <w:right w:type="dxa" w:w="60"/>
-                  </w:tcMar>
-                  <w:vAlign w:val="center"/>
-                </w:tcPr>
-                <w:p>
-                  <w:pPr>
-                    <w:spacing w:after="20" w:before="20" w:line="240"/>
-                    <w:jc w:val="center"/>
-                  </w:pPr>
-                  <w:r>
-                    <w:rPr>
-                      <w:rFonts w:ascii="Arial" w:cs="Arial" w:eastAsia="Arial" w:hAnsi="Arial"/>
-                      <w:b/>
-                      <w:bCs/>
-                      <w:color w:val="B37A33"/>
-                      <w:sz w:val="16"/>
-                      <w:szCs w:val="16"/>
-                    </w:rPr>
-                    <w:t xml:space="preserve"/>
-                  </w:r>
-                </w:p>
-              </w:tc>
-              <w:tc>
-                <w:tcPr>
-                  <w:tcW w:type="dxa" w:w="420"/>
-                  <w:tcBorders>
-                    <w:top w:val="single" w:color="D5D0C4" w:sz="4"/>
-                    <w:left w:val="single" w:color="D5D0C4" w:sz="4"/>
-                    <w:bottom w:val="single" w:color="D5D0C4" w:sz="4"/>
-                    <w:right w:val="single" w:color="D5D0C4" w:sz="4"/>
-                  </w:tcBorders>
                   <w:shd w:fill="D5D0C4" w:color="auto" w:val="clear"/>
                   <w:tcMar>
                     <w:top w:type="dxa" w:w="20"/>
@@ -25888,7 +26430,7 @@
                       <w:sz w:val="16"/>
                       <w:szCs w:val="16"/>
                     </w:rPr>
-                    <w:t xml:space="preserve">Q19</w:t>
+                    <w:t xml:space="preserve">Q20</w:t>
                   </w:r>
                 </w:p>
               </w:tc>
@@ -26105,42 +26647,7 @@
                       <w:sz w:val="16"/>
                       <w:szCs w:val="16"/>
                     </w:rPr>
-                    <w:t xml:space="preserve">Q20</w:t>
-                  </w:r>
-                </w:p>
-              </w:tc>
-              <w:tc>
-                <w:tcPr>
-                  <w:tcW w:type="dxa" w:w="420"/>
-                  <w:tcBorders>
-                    <w:top w:val="single" w:color="D5D0C4" w:sz="4"/>
-                    <w:left w:val="single" w:color="D5D0C4" w:sz="4"/>
-                    <w:bottom w:val="single" w:color="D5D0C4" w:sz="4"/>
-                    <w:right w:val="single" w:color="D5D0C4" w:sz="4"/>
-                  </w:tcBorders>
-                  <w:tcMar>
-                    <w:top w:type="dxa" w:w="20"/>
-                    <w:left w:type="dxa" w:w="60"/>
-                    <w:bottom w:type="dxa" w:w="20"/>
-                    <w:right w:type="dxa" w:w="60"/>
-                  </w:tcMar>
-                  <w:vAlign w:val="center"/>
-                </w:tcPr>
-                <w:p>
-                  <w:pPr>
-                    <w:spacing w:after="20" w:before="20" w:line="240"/>
-                    <w:jc w:val="center"/>
-                  </w:pPr>
-                  <w:r>
-                    <w:rPr>
-                      <w:rFonts w:ascii="Arial" w:cs="Arial" w:eastAsia="Arial" w:hAnsi="Arial"/>
-                      <w:b/>
-                      <w:bCs/>
-                      <w:color w:val="B37A33"/>
-                      <w:sz w:val="16"/>
-                      <w:szCs w:val="16"/>
-                    </w:rPr>
-                    <w:t xml:space="preserve">X</w:t>
+                    <w:t xml:space="preserve">Q21</w:t>
                   </w:r>
                 </w:p>
               </w:tc>
@@ -26245,189 +26752,7 @@
                       <w:sz w:val="16"/>
                       <w:szCs w:val="16"/>
                     </w:rPr>
-                    <w:t xml:space="preserve"/>
-                  </w:r>
-                </w:p>
-              </w:tc>
-              <w:tc>
-                <w:tcPr>
-                  <w:tcW w:type="dxa" w:w="420"/>
-                  <w:tcBorders>
-                    <w:top w:val="single" w:color="D5D0C4" w:sz="4"/>
-                    <w:left w:val="single" w:color="D5D0C4" w:sz="4"/>
-                    <w:bottom w:val="single" w:color="D5D0C4" w:sz="4"/>
-                    <w:right w:val="single" w:color="D5D0C4" w:sz="4"/>
-                  </w:tcBorders>
-                  <w:shd w:fill="D5D0C4" w:color="auto" w:val="clear"/>
-                  <w:tcMar>
-                    <w:top w:type="dxa" w:w="20"/>
-                    <w:left w:type="dxa" w:w="60"/>
-                    <w:bottom w:type="dxa" w:w="20"/>
-                    <w:right w:type="dxa" w:w="60"/>
-                  </w:tcMar>
-                  <w:vAlign w:val="center"/>
-                </w:tcPr>
-                <w:p>
-                  <w:pPr>
-                    <w:spacing w:after="20" w:before="20" w:line="240"/>
-                    <w:jc w:val="center"/>
-                  </w:pPr>
-                  <w:r>
-                    <w:rPr>
-                      <w:rFonts w:ascii="Arial" w:cs="Arial" w:eastAsia="Arial" w:hAnsi="Arial"/>
-                      <w:b/>
-                      <w:bCs/>
-                      <w:color w:val="B37A33"/>
-                      <w:sz w:val="16"/>
-                      <w:szCs w:val="16"/>
-                    </w:rPr>
-                    <w:t xml:space="preserve"/>
-                  </w:r>
-                </w:p>
-              </w:tc>
-            </w:tr>
-            <w:tr>
-              <w:trPr>
-                <w:cantSplit/>
-                <w:trHeight w:val="280" w:hRule="atLeast"/>
-              </w:trPr>
-              <w:tc>
-                <w:tcPr>
-                  <w:tcW w:type="dxa" w:w="640"/>
-                  <w:tcBorders>
-                    <w:top w:val="single" w:color="D5D0C4" w:sz="4"/>
-                    <w:left w:val="single" w:color="D5D0C4" w:sz="4"/>
-                    <w:bottom w:val="single" w:color="D5D0C4" w:sz="4"/>
-                    <w:right w:val="single" w:color="D5D0C4" w:sz="4"/>
-                  </w:tcBorders>
-                  <w:tcMar>
-                    <w:top w:type="dxa" w:w="20"/>
-                    <w:left w:type="dxa" w:w="60"/>
-                    <w:bottom w:type="dxa" w:w="20"/>
-                    <w:right w:type="dxa" w:w="60"/>
-                  </w:tcMar>
-                  <w:vAlign w:val="center"/>
-                </w:tcPr>
-                <w:p>
-                  <w:pPr>
-                    <w:spacing w:after="20" w:before="20" w:line="240"/>
-                    <w:jc w:val="center"/>
-                  </w:pPr>
-                  <w:r>
-                    <w:rPr>
-                      <w:rFonts w:ascii="Arial" w:cs="Arial" w:eastAsia="Arial" w:hAnsi="Arial"/>
-                      <w:b w:val="false"/>
-                      <w:bCs w:val="false"/>
-                      <w:color w:val="1C1B16"/>
-                      <w:sz w:val="16"/>
-                      <w:szCs w:val="16"/>
-                    </w:rPr>
-                    <w:t xml:space="preserve">Q21</w:t>
-                  </w:r>
-                </w:p>
-              </w:tc>
-              <w:tc>
-                <w:tcPr>
-                  <w:tcW w:type="dxa" w:w="420"/>
-                  <w:tcBorders>
-                    <w:top w:val="single" w:color="D5D0C4" w:sz="4"/>
-                    <w:left w:val="single" w:color="D5D0C4" w:sz="4"/>
-                    <w:bottom w:val="single" w:color="D5D0C4" w:sz="4"/>
-                    <w:right w:val="single" w:color="D5D0C4" w:sz="4"/>
-                  </w:tcBorders>
-                  <w:tcMar>
-                    <w:top w:type="dxa" w:w="20"/>
-                    <w:left w:type="dxa" w:w="60"/>
-                    <w:bottom w:type="dxa" w:w="20"/>
-                    <w:right w:type="dxa" w:w="60"/>
-                  </w:tcMar>
-                  <w:vAlign w:val="center"/>
-                </w:tcPr>
-                <w:p>
-                  <w:pPr>
-                    <w:spacing w:after="20" w:before="20" w:line="240"/>
-                    <w:jc w:val="center"/>
-                  </w:pPr>
-                  <w:r>
-                    <w:rPr>
-                      <w:rFonts w:ascii="Arial" w:cs="Arial" w:eastAsia="Arial" w:hAnsi="Arial"/>
-                      <w:b/>
-                      <w:bCs/>
-                      <w:color w:val="B37A33"/>
-                      <w:sz w:val="16"/>
-                      <w:szCs w:val="16"/>
-                    </w:rPr>
                     <w:t xml:space="preserve">X</w:t>
-                  </w:r>
-                </w:p>
-              </w:tc>
-              <w:tc>
-                <w:tcPr>
-                  <w:tcW w:type="dxa" w:w="420"/>
-                  <w:tcBorders>
-                    <w:top w:val="single" w:color="D5D0C4" w:sz="4"/>
-                    <w:left w:val="single" w:color="D5D0C4" w:sz="4"/>
-                    <w:bottom w:val="single" w:color="D5D0C4" w:sz="4"/>
-                    <w:right w:val="single" w:color="D5D0C4" w:sz="4"/>
-                  </w:tcBorders>
-                  <w:tcMar>
-                    <w:top w:type="dxa" w:w="20"/>
-                    <w:left w:type="dxa" w:w="60"/>
-                    <w:bottom w:type="dxa" w:w="20"/>
-                    <w:right w:type="dxa" w:w="60"/>
-                  </w:tcMar>
-                  <w:vAlign w:val="center"/>
-                </w:tcPr>
-                <w:p>
-                  <w:pPr>
-                    <w:spacing w:after="20" w:before="20" w:line="240"/>
-                    <w:jc w:val="center"/>
-                  </w:pPr>
-                  <w:r>
-                    <w:rPr>
-                      <w:rFonts w:ascii="Arial" w:cs="Arial" w:eastAsia="Arial" w:hAnsi="Arial"/>
-                      <w:b/>
-                      <w:bCs/>
-                      <w:color w:val="B37A33"/>
-                      <w:sz w:val="16"/>
-                      <w:szCs w:val="16"/>
-                    </w:rPr>
-                    <w:t xml:space="preserve"/>
-                  </w:r>
-                </w:p>
-              </w:tc>
-              <w:tc>
-                <w:tcPr>
-                  <w:tcW w:type="dxa" w:w="420"/>
-                  <w:tcBorders>
-                    <w:top w:val="single" w:color="D5D0C4" w:sz="4"/>
-                    <w:left w:val="single" w:color="D5D0C4" w:sz="4"/>
-                    <w:bottom w:val="single" w:color="D5D0C4" w:sz="4"/>
-                    <w:right w:val="single" w:color="D5D0C4" w:sz="4"/>
-                  </w:tcBorders>
-                  <w:tcMar>
-                    <w:top w:type="dxa" w:w="20"/>
-                    <w:left w:type="dxa" w:w="60"/>
-                    <w:bottom w:type="dxa" w:w="20"/>
-                    <w:right w:type="dxa" w:w="60"/>
-                  </w:tcMar>
-                  <w:vAlign w:val="center"/>
-                </w:tcPr>
-                <w:p>
-                  <w:pPr>
-                    <w:spacing w:after="20" w:before="20" w:line="240"/>
-                    <w:jc w:val="center"/>
-                  </w:pPr>
-                  <w:r>
-                    <w:rPr>
-                      <w:rFonts w:ascii="Arial" w:cs="Arial" w:eastAsia="Arial" w:hAnsi="Arial"/>
-                      <w:b/>
-                      <w:bCs/>
-                      <w:color w:val="B37A33"/>
-                      <w:sz w:val="16"/>
-                      <w:szCs w:val="16"/>
-                    </w:rPr>
-                    <w:t xml:space="preserve"/>
                   </w:r>
                 </w:p>
               </w:tc>
@@ -26937,6 +27262,223 @@
                 </w:p>
               </w:tc>
             </w:tr>
+            <w:tr>
+              <w:trPr>
+                <w:cantSplit/>
+                <w:trHeight w:val="280" w:hRule="atLeast"/>
+              </w:trPr>
+              <w:tc>
+                <w:tcPr>
+                  <w:tcW w:type="dxa" w:w="640"/>
+                  <w:tcBorders>
+                    <w:top w:val="single" w:color="D5D0C4" w:sz="4"/>
+                    <w:left w:val="single" w:color="D5D0C4" w:sz="4"/>
+                    <w:bottom w:val="single" w:color="D5D0C4" w:sz="4"/>
+                    <w:right w:val="single" w:color="D5D0C4" w:sz="4"/>
+                  </w:tcBorders>
+                  <w:tcMar>
+                    <w:top w:type="dxa" w:w="20"/>
+                    <w:left w:type="dxa" w:w="60"/>
+                    <w:bottom w:type="dxa" w:w="20"/>
+                    <w:right w:type="dxa" w:w="60"/>
+                  </w:tcMar>
+                  <w:vAlign w:val="center"/>
+                </w:tcPr>
+                <w:p>
+                  <w:pPr>
+                    <w:spacing w:after="20" w:before="20" w:line="240"/>
+                    <w:jc w:val="center"/>
+                  </w:pPr>
+                  <w:r>
+                    <w:rPr>
+                      <w:rFonts w:ascii="Arial" w:cs="Arial" w:eastAsia="Arial" w:hAnsi="Arial"/>
+                      <w:b w:val="false"/>
+                      <w:bCs w:val="false"/>
+                      <w:color w:val="1C1B16"/>
+                      <w:sz w:val="16"/>
+                      <w:szCs w:val="16"/>
+                    </w:rPr>
+                    <w:t xml:space="preserve">Q24</w:t>
+                  </w:r>
+                </w:p>
+              </w:tc>
+              <w:tc>
+                <w:tcPr>
+                  <w:tcW w:type="dxa" w:w="420"/>
+                  <w:tcBorders>
+                    <w:top w:val="single" w:color="D5D0C4" w:sz="4"/>
+                    <w:left w:val="single" w:color="D5D0C4" w:sz="4"/>
+                    <w:bottom w:val="single" w:color="D5D0C4" w:sz="4"/>
+                    <w:right w:val="single" w:color="D5D0C4" w:sz="4"/>
+                  </w:tcBorders>
+                  <w:tcMar>
+                    <w:top w:type="dxa" w:w="20"/>
+                    <w:left w:type="dxa" w:w="60"/>
+                    <w:bottom w:type="dxa" w:w="20"/>
+                    <w:right w:type="dxa" w:w="60"/>
+                  </w:tcMar>
+                  <w:vAlign w:val="center"/>
+                </w:tcPr>
+                <w:p>
+                  <w:pPr>
+                    <w:spacing w:after="20" w:before="20" w:line="240"/>
+                    <w:jc w:val="center"/>
+                  </w:pPr>
+                  <w:r>
+                    <w:rPr>
+                      <w:rFonts w:ascii="Arial" w:cs="Arial" w:eastAsia="Arial" w:hAnsi="Arial"/>
+                      <w:b/>
+                      <w:bCs/>
+                      <w:color w:val="B37A33"/>
+                      <w:sz w:val="16"/>
+                      <w:szCs w:val="16"/>
+                    </w:rPr>
+                    <w:t xml:space="preserve"/>
+                  </w:r>
+                </w:p>
+              </w:tc>
+              <w:tc>
+                <w:tcPr>
+                  <w:tcW w:type="dxa" w:w="420"/>
+                  <w:tcBorders>
+                    <w:top w:val="single" w:color="D5D0C4" w:sz="4"/>
+                    <w:left w:val="single" w:color="D5D0C4" w:sz="4"/>
+                    <w:bottom w:val="single" w:color="D5D0C4" w:sz="4"/>
+                    <w:right w:val="single" w:color="D5D0C4" w:sz="4"/>
+                  </w:tcBorders>
+                  <w:tcMar>
+                    <w:top w:type="dxa" w:w="20"/>
+                    <w:left w:type="dxa" w:w="60"/>
+                    <w:bottom w:type="dxa" w:w="20"/>
+                    <w:right w:type="dxa" w:w="60"/>
+                  </w:tcMar>
+                  <w:vAlign w:val="center"/>
+                </w:tcPr>
+                <w:p>
+                  <w:pPr>
+                    <w:spacing w:after="20" w:before="20" w:line="240"/>
+                    <w:jc w:val="center"/>
+                  </w:pPr>
+                  <w:r>
+                    <w:rPr>
+                      <w:rFonts w:ascii="Arial" w:cs="Arial" w:eastAsia="Arial" w:hAnsi="Arial"/>
+                      <w:b/>
+                      <w:bCs/>
+                      <w:color w:val="B37A33"/>
+                      <w:sz w:val="16"/>
+                      <w:szCs w:val="16"/>
+                    </w:rPr>
+                    <w:t xml:space="preserve">X</w:t>
+                  </w:r>
+                </w:p>
+              </w:tc>
+              <w:tc>
+                <w:tcPr>
+                  <w:tcW w:type="dxa" w:w="420"/>
+                  <w:tcBorders>
+                    <w:top w:val="single" w:color="D5D0C4" w:sz="4"/>
+                    <w:left w:val="single" w:color="D5D0C4" w:sz="4"/>
+                    <w:bottom w:val="single" w:color="D5D0C4" w:sz="4"/>
+                    <w:right w:val="single" w:color="D5D0C4" w:sz="4"/>
+                  </w:tcBorders>
+                  <w:tcMar>
+                    <w:top w:type="dxa" w:w="20"/>
+                    <w:left w:type="dxa" w:w="60"/>
+                    <w:bottom w:type="dxa" w:w="20"/>
+                    <w:right w:type="dxa" w:w="60"/>
+                  </w:tcMar>
+                  <w:vAlign w:val="center"/>
+                </w:tcPr>
+                <w:p>
+                  <w:pPr>
+                    <w:spacing w:after="20" w:before="20" w:line="240"/>
+                    <w:jc w:val="center"/>
+                  </w:pPr>
+                  <w:r>
+                    <w:rPr>
+                      <w:rFonts w:ascii="Arial" w:cs="Arial" w:eastAsia="Arial" w:hAnsi="Arial"/>
+                      <w:b/>
+                      <w:bCs/>
+                      <w:color w:val="B37A33"/>
+                      <w:sz w:val="16"/>
+                      <w:szCs w:val="16"/>
+                    </w:rPr>
+                    <w:t xml:space="preserve"/>
+                  </w:r>
+                </w:p>
+              </w:tc>
+              <w:tc>
+                <w:tcPr>
+                  <w:tcW w:type="dxa" w:w="420"/>
+                  <w:tcBorders>
+                    <w:top w:val="single" w:color="D5D0C4" w:sz="4"/>
+                    <w:left w:val="single" w:color="D5D0C4" w:sz="4"/>
+                    <w:bottom w:val="single" w:color="D5D0C4" w:sz="4"/>
+                    <w:right w:val="single" w:color="D5D0C4" w:sz="4"/>
+                  </w:tcBorders>
+                  <w:tcMar>
+                    <w:top w:type="dxa" w:w="20"/>
+                    <w:left w:type="dxa" w:w="60"/>
+                    <w:bottom w:type="dxa" w:w="20"/>
+                    <w:right w:type="dxa" w:w="60"/>
+                  </w:tcMar>
+                  <w:vAlign w:val="center"/>
+                </w:tcPr>
+                <w:p>
+                  <w:pPr>
+                    <w:spacing w:after="20" w:before="20" w:line="240"/>
+                    <w:jc w:val="center"/>
+                  </w:pPr>
+                  <w:r>
+                    <w:rPr>
+                      <w:rFonts w:ascii="Arial" w:cs="Arial" w:eastAsia="Arial" w:hAnsi="Arial"/>
+                      <w:b/>
+                      <w:bCs/>
+                      <w:color w:val="B37A33"/>
+                      <w:sz w:val="16"/>
+                      <w:szCs w:val="16"/>
+                    </w:rPr>
+                    <w:t xml:space="preserve"/>
+                  </w:r>
+                </w:p>
+              </w:tc>
+              <w:tc>
+                <w:tcPr>
+                  <w:tcW w:type="dxa" w:w="420"/>
+                  <w:tcBorders>
+                    <w:top w:val="single" w:color="D5D0C4" w:sz="4"/>
+                    <w:left w:val="single" w:color="D5D0C4" w:sz="4"/>
+                    <w:bottom w:val="single" w:color="D5D0C4" w:sz="4"/>
+                    <w:right w:val="single" w:color="D5D0C4" w:sz="4"/>
+                  </w:tcBorders>
+                  <w:shd w:fill="D5D0C4" w:color="auto" w:val="clear"/>
+                  <w:tcMar>
+                    <w:top w:type="dxa" w:w="20"/>
+                    <w:left w:type="dxa" w:w="60"/>
+                    <w:bottom w:type="dxa" w:w="20"/>
+                    <w:right w:type="dxa" w:w="60"/>
+                  </w:tcMar>
+                  <w:vAlign w:val="center"/>
+                </w:tcPr>
+                <w:p>
+                  <w:pPr>
+                    <w:spacing w:after="20" w:before="20" w:line="240"/>
+                    <w:jc w:val="center"/>
+                  </w:pPr>
+                  <w:r>
+                    <w:rPr>
+                      <w:rFonts w:ascii="Arial" w:cs="Arial" w:eastAsia="Arial" w:hAnsi="Arial"/>
+                      <w:b/>
+                      <w:bCs/>
+                      <w:color w:val="B37A33"/>
+                      <w:sz w:val="16"/>
+                      <w:szCs w:val="16"/>
+                    </w:rPr>
+                    <w:t xml:space="preserve"/>
+                  </w:r>
+                </w:p>
+              </w:tc>
+            </w:tr>
           </w:tbl>
           <w:p>
             <w:pPr>
@@ -27211,223 +27753,6 @@
                       <w:szCs w:val="16"/>
                     </w:rPr>
                     <w:t xml:space="preserve">E</w:t>
-                  </w:r>
-                </w:p>
-              </w:tc>
-            </w:tr>
-            <w:tr>
-              <w:trPr>
-                <w:cantSplit/>
-                <w:trHeight w:val="280" w:hRule="atLeast"/>
-              </w:trPr>
-              <w:tc>
-                <w:tcPr>
-                  <w:tcW w:type="dxa" w:w="640"/>
-                  <w:tcBorders>
-                    <w:top w:val="single" w:color="D5D0C4" w:sz="4"/>
-                    <w:left w:val="single" w:color="D5D0C4" w:sz="4"/>
-                    <w:bottom w:val="single" w:color="D5D0C4" w:sz="4"/>
-                    <w:right w:val="single" w:color="D5D0C4" w:sz="4"/>
-                  </w:tcBorders>
-                  <w:tcMar>
-                    <w:top w:type="dxa" w:w="20"/>
-                    <w:left w:type="dxa" w:w="60"/>
-                    <w:bottom w:type="dxa" w:w="20"/>
-                    <w:right w:type="dxa" w:w="60"/>
-                  </w:tcMar>
-                  <w:vAlign w:val="center"/>
-                </w:tcPr>
-                <w:p>
-                  <w:pPr>
-                    <w:spacing w:after="20" w:before="20" w:line="240"/>
-                    <w:jc w:val="center"/>
-                  </w:pPr>
-                  <w:r>
-                    <w:rPr>
-                      <w:rFonts w:ascii="Arial" w:cs="Arial" w:eastAsia="Arial" w:hAnsi="Arial"/>
-                      <w:b w:val="false"/>
-                      <w:bCs w:val="false"/>
-                      <w:color w:val="1C1B16"/>
-                      <w:sz w:val="16"/>
-                      <w:szCs w:val="16"/>
-                    </w:rPr>
-                    <w:t xml:space="preserve">Q24</w:t>
-                  </w:r>
-                </w:p>
-              </w:tc>
-              <w:tc>
-                <w:tcPr>
-                  <w:tcW w:type="dxa" w:w="420"/>
-                  <w:tcBorders>
-                    <w:top w:val="single" w:color="D5D0C4" w:sz="4"/>
-                    <w:left w:val="single" w:color="D5D0C4" w:sz="4"/>
-                    <w:bottom w:val="single" w:color="D5D0C4" w:sz="4"/>
-                    <w:right w:val="single" w:color="D5D0C4" w:sz="4"/>
-                  </w:tcBorders>
-                  <w:tcMar>
-                    <w:top w:type="dxa" w:w="20"/>
-                    <w:left w:type="dxa" w:w="60"/>
-                    <w:bottom w:type="dxa" w:w="20"/>
-                    <w:right w:type="dxa" w:w="60"/>
-                  </w:tcMar>
-                  <w:vAlign w:val="center"/>
-                </w:tcPr>
-                <w:p>
-                  <w:pPr>
-                    <w:spacing w:after="20" w:before="20" w:line="240"/>
-                    <w:jc w:val="center"/>
-                  </w:pPr>
-                  <w:r>
-                    <w:rPr>
-                      <w:rFonts w:ascii="Arial" w:cs="Arial" w:eastAsia="Arial" w:hAnsi="Arial"/>
-                      <w:b/>
-                      <w:bCs/>
-                      <w:color w:val="B37A33"/>
-                      <w:sz w:val="16"/>
-                      <w:szCs w:val="16"/>
-                    </w:rPr>
-                    <w:t xml:space="preserve"/>
-                  </w:r>
-                </w:p>
-              </w:tc>
-              <w:tc>
-                <w:tcPr>
-                  <w:tcW w:type="dxa" w:w="420"/>
-                  <w:tcBorders>
-                    <w:top w:val="single" w:color="D5D0C4" w:sz="4"/>
-                    <w:left w:val="single" w:color="D5D0C4" w:sz="4"/>
-                    <w:bottom w:val="single" w:color="D5D0C4" w:sz="4"/>
-                    <w:right w:val="single" w:color="D5D0C4" w:sz="4"/>
-                  </w:tcBorders>
-                  <w:tcMar>
-                    <w:top w:type="dxa" w:w="20"/>
-                    <w:left w:type="dxa" w:w="60"/>
-                    <w:bottom w:type="dxa" w:w="20"/>
-                    <w:right w:type="dxa" w:w="60"/>
-                  </w:tcMar>
-                  <w:vAlign w:val="center"/>
-                </w:tcPr>
-                <w:p>
-                  <w:pPr>
-                    <w:spacing w:after="20" w:before="20" w:line="240"/>
-                    <w:jc w:val="center"/>
-                  </w:pPr>
-                  <w:r>
-                    <w:rPr>
-                      <w:rFonts w:ascii="Arial" w:cs="Arial" w:eastAsia="Arial" w:hAnsi="Arial"/>
-                      <w:b/>
-                      <w:bCs/>
-                      <w:color w:val="B37A33"/>
-                      <w:sz w:val="16"/>
-                      <w:szCs w:val="16"/>
-                    </w:rPr>
-                    <w:t xml:space="preserve">X</w:t>
-                  </w:r>
-                </w:p>
-              </w:tc>
-              <w:tc>
-                <w:tcPr>
-                  <w:tcW w:type="dxa" w:w="420"/>
-                  <w:tcBorders>
-                    <w:top w:val="single" w:color="D5D0C4" w:sz="4"/>
-                    <w:left w:val="single" w:color="D5D0C4" w:sz="4"/>
-                    <w:bottom w:val="single" w:color="D5D0C4" w:sz="4"/>
-                    <w:right w:val="single" w:color="D5D0C4" w:sz="4"/>
-                  </w:tcBorders>
-                  <w:tcMar>
-                    <w:top w:type="dxa" w:w="20"/>
-                    <w:left w:type="dxa" w:w="60"/>
-                    <w:bottom w:type="dxa" w:w="20"/>
-                    <w:right w:type="dxa" w:w="60"/>
-                  </w:tcMar>
-                  <w:vAlign w:val="center"/>
-                </w:tcPr>
-                <w:p>
-                  <w:pPr>
-                    <w:spacing w:after="20" w:before="20" w:line="240"/>
-                    <w:jc w:val="center"/>
-                  </w:pPr>
-                  <w:r>
-                    <w:rPr>
-                      <w:rFonts w:ascii="Arial" w:cs="Arial" w:eastAsia="Arial" w:hAnsi="Arial"/>
-                      <w:b/>
-                      <w:bCs/>
-                      <w:color w:val="B37A33"/>
-                      <w:sz w:val="16"/>
-                      <w:szCs w:val="16"/>
-                    </w:rPr>
-                    <w:t xml:space="preserve"/>
-                  </w:r>
-                </w:p>
-              </w:tc>
-              <w:tc>
-                <w:tcPr>
-                  <w:tcW w:type="dxa" w:w="420"/>
-                  <w:tcBorders>
-                    <w:top w:val="single" w:color="D5D0C4" w:sz="4"/>
-                    <w:left w:val="single" w:color="D5D0C4" w:sz="4"/>
-                    <w:bottom w:val="single" w:color="D5D0C4" w:sz="4"/>
-                    <w:right w:val="single" w:color="D5D0C4" w:sz="4"/>
-                  </w:tcBorders>
-                  <w:tcMar>
-                    <w:top w:type="dxa" w:w="20"/>
-                    <w:left w:type="dxa" w:w="60"/>
-                    <w:bottom w:type="dxa" w:w="20"/>
-                    <w:right w:type="dxa" w:w="60"/>
-                  </w:tcMar>
-                  <w:vAlign w:val="center"/>
-                </w:tcPr>
-                <w:p>
-                  <w:pPr>
-                    <w:spacing w:after="20" w:before="20" w:line="240"/>
-                    <w:jc w:val="center"/>
-                  </w:pPr>
-                  <w:r>
-                    <w:rPr>
-                      <w:rFonts w:ascii="Arial" w:cs="Arial" w:eastAsia="Arial" w:hAnsi="Arial"/>
-                      <w:b/>
-                      <w:bCs/>
-                      <w:color w:val="B37A33"/>
-                      <w:sz w:val="16"/>
-                      <w:szCs w:val="16"/>
-                    </w:rPr>
-                    <w:t xml:space="preserve"/>
-                  </w:r>
-                </w:p>
-              </w:tc>
-              <w:tc>
-                <w:tcPr>
-                  <w:tcW w:type="dxa" w:w="420"/>
-                  <w:tcBorders>
-                    <w:top w:val="single" w:color="D5D0C4" w:sz="4"/>
-                    <w:left w:val="single" w:color="D5D0C4" w:sz="4"/>
-                    <w:bottom w:val="single" w:color="D5D0C4" w:sz="4"/>
-                    <w:right w:val="single" w:color="D5D0C4" w:sz="4"/>
-                  </w:tcBorders>
-                  <w:shd w:fill="D5D0C4" w:color="auto" w:val="clear"/>
-                  <w:tcMar>
-                    <w:top w:type="dxa" w:w="20"/>
-                    <w:left w:type="dxa" w:w="60"/>
-                    <w:bottom w:type="dxa" w:w="20"/>
-                    <w:right w:type="dxa" w:w="60"/>
-                  </w:tcMar>
-                  <w:vAlign w:val="center"/>
-                </w:tcPr>
-                <w:p>
-                  <w:pPr>
-                    <w:spacing w:after="20" w:before="20" w:line="240"/>
-                    <w:jc w:val="center"/>
-                  </w:pPr>
-                  <w:r>
-                    <w:rPr>
-                      <w:rFonts w:ascii="Arial" w:cs="Arial" w:eastAsia="Arial" w:hAnsi="Arial"/>
-                      <w:b/>
-                      <w:bCs/>
-                      <w:color w:val="B37A33"/>
-                      <w:sz w:val="16"/>
-                      <w:szCs w:val="16"/>
-                    </w:rPr>
-                    <w:t xml:space="preserve"/>
                   </w:r>
                 </w:p>
               </w:tc>
@@ -27971,7 +28296,7 @@
                       <w:sz w:val="16"/>
                       <w:szCs w:val="16"/>
                     </w:rPr>
-                    <w:t xml:space="preserve"/>
+                    <w:t xml:space="preserve">X</w:t>
                   </w:r>
                 </w:p>
               </w:tc>
@@ -28006,7 +28331,7 @@
                       <w:sz w:val="16"/>
                       <w:szCs w:val="16"/>
                     </w:rPr>
-                    <w:t xml:space="preserve">X</w:t>
+                    <w:t xml:space="preserve"/>
                   </w:r>
                 </w:p>
               </w:tc>
@@ -28188,7 +28513,7 @@
                       <w:sz w:val="16"/>
                       <w:szCs w:val="16"/>
                     </w:rPr>
-                    <w:t xml:space="preserve">X</w:t>
+                    <w:t xml:space="preserve"/>
                   </w:r>
                 </w:p>
               </w:tc>
@@ -28223,7 +28548,7 @@
                       <w:sz w:val="16"/>
                       <w:szCs w:val="16"/>
                     </w:rPr>
-                    <w:t xml:space="preserve"/>
+                    <w:t xml:space="preserve">X</w:t>
                   </w:r>
                 </w:p>
               </w:tc>
@@ -28622,7 +28947,7 @@
                       <w:sz w:val="16"/>
                       <w:szCs w:val="16"/>
                     </w:rPr>
-                    <w:t xml:space="preserve"/>
+                    <w:t xml:space="preserve">X</w:t>
                   </w:r>
                 </w:p>
               </w:tc>
@@ -28692,7 +29017,7 @@
                       <w:sz w:val="16"/>
                       <w:szCs w:val="16"/>
                     </w:rPr>
-                    <w:t xml:space="preserve">X</w:t>
+                    <w:t xml:space="preserve"/>
                   </w:r>
                 </w:p>
               </w:tc>
@@ -29263,7 +29588,7 @@
                       <w:sz w:val="16"/>
                       <w:szCs w:val="16"/>
                     </w:rPr>
-                    <w:t xml:space="preserve">Median Rs 1,400; mean Rs 97,080.</w:t>
+                    <w:t xml:space="preserve">Rs 11 crore (Rs 12 crore before discounts).</w:t>
                   </w:r>
                 </w:p>
               </w:tc>
@@ -29596,7 +29921,7 @@
                       <w:sz w:val="16"/>
                       <w:szCs w:val="16"/>
                     </w:rPr>
-                    <w:t xml:space="preserve">Rs 10,930.</w:t>
+                    <w:t xml:space="preserve">Q1 Rs 4,680 and Q2 Rs 7,410.</w:t>
                   </w:r>
                 </w:p>
               </w:tc>
@@ -29672,7 +29997,7 @@
                       <w:sz w:val="14"/>
                       <w:szCs w:val="14"/>
                     </w:rPr>
-                    <w:t xml:space="preserve">Word or number</w:t>
+                    <w:t xml:space="preserve">Letters in order</w:t>
                   </w:r>
                 </w:p>
               </w:tc>
@@ -29707,118 +30032,7 @@
                       <w:sz w:val="16"/>
                       <w:szCs w:val="16"/>
                     </w:rPr>
-                    <w:t xml:space="preserve">A fall of 1.6 percent.</w:t>
-                  </w:r>
-                </w:p>
-              </w:tc>
-            </w:tr>
-            <w:tr>
-              <w:trPr>
-                <w:cantSplit/>
-                <w:trHeight w:val="380" w:hRule="atLeast"/>
-              </w:trPr>
-              <w:tc>
-                <w:tcPr>
-                  <w:tcW w:type="dxa" w:w="640"/>
-                  <w:tcBorders>
-                    <w:top w:val="single" w:color="D5D0C4" w:sz="4"/>
-                    <w:left w:val="single" w:color="D5D0C4" w:sz="4"/>
-                    <w:bottom w:val="single" w:color="D5D0C4" w:sz="4"/>
-                    <w:right w:val="single" w:color="D5D0C4" w:sz="4"/>
-                  </w:tcBorders>
-                  <w:tcMar>
-                    <w:top w:type="dxa" w:w="20"/>
-                    <w:left w:type="dxa" w:w="60"/>
-                    <w:bottom w:type="dxa" w:w="20"/>
-                    <w:right w:type="dxa" w:w="60"/>
-                  </w:tcMar>
-                  <w:vAlign w:val="center"/>
-                </w:tcPr>
-                <w:p>
-                  <w:pPr>
-                    <w:spacing w:after="20" w:before="20" w:line="240"/>
-                    <w:jc w:val="center"/>
-                  </w:pPr>
-                  <w:r>
-                    <w:rPr>
-                      <w:rFonts w:ascii="Arial" w:cs="Arial" w:eastAsia="Arial" w:hAnsi="Arial"/>
-                      <w:b w:val="false"/>
-                      <w:bCs w:val="false"/>
-                      <w:color w:val="1C1B16"/>
-                      <w:sz w:val="16"/>
-                      <w:szCs w:val="16"/>
-                    </w:rPr>
-                    <w:t xml:space="preserve">Q14</w:t>
-                  </w:r>
-                </w:p>
-              </w:tc>
-              <w:tc>
-                <w:tcPr>
-                  <w:tcW w:type="dxa" w:w="1250"/>
-                  <w:tcBorders>
-                    <w:top w:val="single" w:color="D5D0C4" w:sz="4"/>
-                    <w:left w:val="single" w:color="D5D0C4" w:sz="4"/>
-                    <w:bottom w:val="single" w:color="D5D0C4" w:sz="4"/>
-                    <w:right w:val="single" w:color="D5D0C4" w:sz="4"/>
-                  </w:tcBorders>
-                  <w:tcMar>
-                    <w:top w:type="dxa" w:w="20"/>
-                    <w:left w:type="dxa" w:w="60"/>
-                    <w:bottom w:type="dxa" w:w="20"/>
-                    <w:right w:type="dxa" w:w="60"/>
-                  </w:tcMar>
-                  <w:vAlign w:val="center"/>
-                </w:tcPr>
-                <w:p>
-                  <w:pPr>
-                    <w:spacing w:after="20" w:before="20" w:line="240"/>
-                    <w:jc w:val="center"/>
-                  </w:pPr>
-                  <w:r>
-                    <w:rPr>
-                      <w:rFonts w:ascii="Arial" w:cs="Arial" w:eastAsia="Arial" w:hAnsi="Arial"/>
-                      <w:b w:val="false"/>
-                      <w:bCs w:val="false"/>
-                      <w:color w:val="6B675E"/>
-                      <w:sz w:val="14"/>
-                      <w:szCs w:val="14"/>
-                    </w:rPr>
-                    <w:t xml:space="preserve">Word or number</w:t>
-                  </w:r>
-                </w:p>
-              </w:tc>
-              <w:tc>
-                <w:tcPr>
-                  <w:tcW w:type="dxa" w:w="2860"/>
-                  <w:tcBorders>
-                    <w:top w:val="single" w:color="D5D0C4" w:sz="4"/>
-                    <w:left w:val="single" w:color="D5D0C4" w:sz="4"/>
-                    <w:bottom w:val="single" w:color="D5D0C4" w:sz="4"/>
-                    <w:right w:val="single" w:color="D5D0C4" w:sz="4"/>
-                  </w:tcBorders>
-                  <w:tcMar>
-                    <w:top w:type="dxa" w:w="20"/>
-                    <w:left w:type="dxa" w:w="60"/>
-                    <w:bottom w:type="dxa" w:w="20"/>
-                    <w:right w:type="dxa" w:w="60"/>
-                  </w:tcMar>
-                  <w:vAlign w:val="center"/>
-                </w:tcPr>
-                <w:p>
-                  <w:pPr>
-                    <w:spacing w:after="20" w:before="20" w:line="240"/>
-                    <w:jc w:val="left"/>
-                  </w:pPr>
-                  <w:r>
-                    <w:rPr>
-                      <w:rFonts w:ascii="Arial" w:cs="Arial" w:eastAsia="Arial" w:hAnsi="Arial"/>
-                      <w:b/>
-                      <w:bCs/>
-                      <w:color w:val="B37A33"/>
-                      <w:sz w:val="16"/>
-                      <w:szCs w:val="16"/>
-                    </w:rPr>
-                    <w:t xml:space="preserve">A fall of 35.0 percent.</w:t>
+                    <w:t xml:space="preserve">B, D, A, C</w:t>
                   </w:r>
                 </w:p>
               </w:tc>
@@ -30026,7 +30240,7 @@
                       <w:sz w:val="16"/>
                       <w:szCs w:val="16"/>
                     </w:rPr>
-                    <w:t xml:space="preserve">Q15</w:t>
+                    <w:t xml:space="preserve">Q14</w:t>
                   </w:r>
                 </w:p>
               </w:tc>
@@ -30061,7 +30275,7 @@
                       <w:sz w:val="14"/>
                       <w:szCs w:val="14"/>
                     </w:rPr>
-                    <w:t xml:space="preserve">Letters in order</w:t>
+                    <w:t xml:space="preserve">Word or number</w:t>
                   </w:r>
                 </w:p>
               </w:tc>
@@ -30096,7 +30310,7 @@
                       <w:sz w:val="16"/>
                       <w:szCs w:val="16"/>
                     </w:rPr>
-                    <w:t xml:space="preserve">B, D, A, C</w:t>
+                    <w:t xml:space="preserve">A fall of 1.6 percent (down 1.6, or -1.6).</w:t>
                   </w:r>
                 </w:p>
               </w:tc>
@@ -30207,7 +30421,7 @@
                       <w:sz w:val="16"/>
                       <w:szCs w:val="16"/>
                     </w:rPr>
-                    <w:t xml:space="preserve">A fall of 2.5 percent.</w:t>
+                    <w:t xml:space="preserve">A fall of Rs 12,500.</w:t>
                   </w:r>
                 </w:p>
               </w:tc>

--- a/content/W01/SAT/answer-key/C2_W01_SAT_answer_key_TRAINER.docx
+++ b/content/W01/SAT/answer-key/C2_W01_SAT_answer_key_TRAINER.docx
@@ -14648,7 +14648,7 @@
                 <w:sz w:val="21"/>
                 <w:szCs w:val="21"/>
               </w:rPr>
-              <w:t xml:space="preserve">csv.DictReader reads the header line itself, to name the fields, so the first next() hands back the first order, KR-02001, and the comment is wrong about what it skips. The list holds the other 200 rows and starts at KR-02002. The pass counts what it was given, so its report closes on 200 whatever happens, and the order lost at the read sits in neither the clean file nor the log. Only a count taken from the file, 201 rows, set against the 200 the pass received shows the loss: a reconciliation that starts one row short still closes.</w:t>
+              <w:t xml:space="preserve">csv.DictReader reads the header line itself, to name the fields, so the first next() hands back the first order, KR-02001, and the comment is wrong about what it skips. The list holds the other 200 rows and starts at KR-02002. The pass counts what it was given, so its report closes on 200 whatever happens, and the order lost at the read sits in neither the clean file nor the log. A count taken from the file, 201 rows, set against the 200 the pass received shows the loss, where the pass's own report cannot: a reconciliation that starts one row short still closes.</w:t>
             </w:r>
           </w:p>
           <w:p>
@@ -15106,7 +15106,7 @@
                 <w:sz w:val="21"/>
                 <w:szCs w:val="21"/>
               </w:rPr>
-              <w:t xml:space="preserve">rows.copy() makes a new list whose two slots point at the same two dictionaries, a shallow copy, and the pass rewrites each dictionary's amount in place. By the time the rejects line reads as_arrived, KR-02063's amount is the integer 0, whose text is a digit, so the list comes back empty and the line prints 2 + 0 = 2 []. The pass has turned an unreadable amount into a Rs 0 sale, Wednesday's round 1 trap, and the shallow copy has erased the evidence the check was meant to read, so the rows reconcile by construction. Only the rupees can show it: the clean rows hold Rs 3,150 where Anand's books hold both orders. With copies of the dictionaries, [dict(r) for r in rows], or the file itself, the line would print 2 + 1 = 2 and fail on sight.</w:t>
+              <w:t xml:space="preserve">rows.copy() makes a new list whose two slots point at the same two dictionaries, a shallow copy, and the pass rewrites each dictionary's amount in place. By the time the rejects line reads as_arrived, KR-02063's amount is the integer 0, whose text is a digit, so the list comes back empty and the line prints 2 + 0 = 2 []. The pass has turned an unreadable amount into a Rs 0 sale, Wednesday's round 1 trap, and the shallow copy has erased the evidence the check was meant to read, so the rows reconcile by construction. The rupees show it where the rows cannot: the clean rows hold Rs 3,150 where Anand's books hold both orders. With copies of the dictionaries, [dict(r) for r in rows], or the file itself, the line would print 2 + 1 = 2 and fail on sight.</w:t>
             </w:r>
           </w:p>
           <w:p>
@@ -21096,7 +21096,7 @@
           <w:sz w:val="21"/>
           <w:szCs w:val="21"/>
         </w:rPr>
-        <w:t xml:space="preserve">Q2 (One correct option, Hard, [F]): Every Kalpa order carries a status: delivered (it reached the customer), returned (it came back for a refund) or cancelled (it never left the shelf). Meera will fund one of two asks next quarter, the app team's new checkout or the store team's refit. Her rule is to back the channel whose orders brought in more on Monday, counting every order that was not cancelled. The analyst wrote this cell to settle it. What does it print, and which channel does her rule back?</w:t>
+        <w:t xml:space="preserve">Q2 (One correct option, Hard, [F]): Every Kalpa order carries a status: delivered (it reached the customer), returned (it came back for a refund) or cancelled (it never left the shelf). Meera will fund one of two asks next quarter, the app team's new checkout or the store team's refit. Her rule is to back the channel whose consumer orders brought in more on Monday, counting every order that was not cancelled. The analyst wrote this cell to settle it. What does it print, and which channel does her rule back?</w:t>
       </w:r>
     </w:p>
     <w:p>
@@ -21343,7 +21343,7 @@
           <w:sz w:val="21"/>
           <w:szCs w:val="21"/>
         </w:rPr>
-        <w:t xml:space="preserve">Q19 (One correct option, Hard, [S]): Thursday's ten cards held five members' Q1 spend and five other members' Q2 spend, and in class 21 of 1,000 shuffles reached the real gap of Rs 880, under Kavya's 0.05. An analyst reruns the test with the gap written as Q2 less Q1, the way a fall is usually shown. What does the cell print, and what should the note to Meera say about the fall?</w:t>
+        <w:t xml:space="preserve">Q19 (One correct option, Hard, [S]): Thursday's ten cards held five members' Q1 spend and five other members' Q2 spend, and in class 21 of 1,000 shuffles reached the real gap of Rs 880, under Kavya's 0.05. An analyst reruns the test with the gap written as Q2 less Q1, the way a fall is usually shown. What does the cell print, and what should the analyst's note say about the fall?</w:t>
       </w:r>
     </w:p>
     <w:p>

--- a/content/W01/SAT/answer-key/C2_W01_SAT_answer_key_TRAINER.docx
+++ b/content/W01/SAT/answer-key/C2_W01_SAT_answer_key_TRAINER.docx
@@ -2289,7 +2289,7 @@
           <w:sz w:val="21"/>
           <w:szCs w:val="21"/>
         </w:rPr>
-        <w:t xml:space="preserve">A learner who guessed every item blind would average 6.7 of 35, since a written answer cannot be guessed from a list, and fewer than one guesser in twenty would reach 11. A score of 10 or below is therefore within reach of guessing alone, and the tally reads such a paper as a conversation to have on Monday, never as a result.</w:t>
+        <w:t xml:space="preserve">A learner who guessed every item blind would average 6.2 of 35, since a written answer cannot be guessed from a list, and fewer than one guesser in twenty would reach 11. A score of 10 or below is therefore within reach of guessing alone, and the tally reads such a paper as a conversation to have on Monday, never as a result.</w:t>
       </w:r>
     </w:p>
     <w:p>

--- a/content/W01/SAT/answer-key/C2_W01_SAT_answer_key_TRAINER.docx
+++ b/content/W01/SAT/answer-key/C2_W01_SAT_answer_key_TRAINER.docx
@@ -581,7 +581,7 @@
                 <w:sz w:val="18"/>
                 <w:szCs w:val="18"/>
               </w:rPr>
-              <w:t xml:space="preserve">Where the revenue went</w:t>
+              <w:t xml:space="preserve">Where did Kalpa's revenue go between the first quarter and the second?</w:t>
             </w:r>
           </w:p>
         </w:tc>
@@ -872,7 +872,7 @@
                 <w:sz w:val="18"/>
                 <w:szCs w:val="18"/>
               </w:rPr>
-              <w:t xml:space="preserve">Which Q1 figure is right</w:t>
+              <w:t xml:space="preserve">Did Kalpa book Rs 2.1 crore in the first quarter, or Rs 1.9 crore?</w:t>
             </w:r>
           </w:p>
         </w:tc>
@@ -944,7 +944,7 @@
                 <w:sz w:val="18"/>
                 <w:szCs w:val="18"/>
               </w:rPr>
-              <w:t xml:space="preserve">whether you read an export as an auditor will and close its rows and its rupees</w:t>
+              <w:t xml:space="preserve">whether you can check an export the way an auditor would, row by row and rupee by rupee</w:t>
             </w:r>
           </w:p>
         </w:tc>
@@ -1163,7 +1163,7 @@
                 <w:sz w:val="18"/>
                 <w:szCs w:val="18"/>
               </w:rPr>
-              <w:t xml:space="preserve">Real, or the wobble</w:t>
+              <w:t xml:space="preserve">Is the Retail-Plus fall more than chance, and what should Meera's note say?</w:t>
             </w:r>
           </w:p>
         </w:tc>
@@ -1235,7 +1235,7 @@
                 <w:sz w:val="18"/>
                 <w:szCs w:val="18"/>
               </w:rPr>
-              <w:t xml:space="preserve">whether you can say what a shuffle, a count and a fair test let you tell Meera</w:t>
+              <w:t xml:space="preserve">whether you can say what a chance test, a count and a fair comparison let you tell Meera</w:t>
             </w:r>
           </w:p>
         </w:tc>
@@ -1454,7 +1454,7 @@
                 <w:sz w:val="18"/>
                 <w:szCs w:val="18"/>
               </w:rPr>
-              <w:t xml:space="preserve">The same traps, in public</w:t>
+              <w:t xml:space="preserve">Which check would have caught the misleading number in five public cases?</w:t>
             </w:r>
           </w:p>
         </w:tc>
@@ -1526,7 +1526,7 @@
                 <w:sz w:val="18"/>
                 <w:szCs w:val="18"/>
               </w:rPr>
-              <w:t xml:space="preserve">whether you spot the week's traps in public cases and name the check for each</w:t>
+              <w:t xml:space="preserve">whether you can spot the week's mistakes in public cases and name the check for each</w:t>
             </w:r>
           </w:p>
         </w:tc>
@@ -1745,7 +1745,7 @@
                 <w:sz w:val="18"/>
                 <w:szCs w:val="18"/>
               </w:rPr>
-              <w:t xml:space="preserve">An offer, an agent and its logs</w:t>
+              <w:t xml:space="preserve">Did a delivery company's offer raise spending, and are its AI agent's numbers right?</w:t>
             </w:r>
           </w:p>
         </w:tc>
@@ -20969,7 +20969,7 @@
           <w:sz w:val="21"/>
           <w:szCs w:val="21"/>
         </w:rPr>
-        <w:t xml:space="preserve">Part 1, Where the revenue went (7): Q1, Q2, Q3, Q4, Q5, Q6, Q7</w:t>
+        <w:t xml:space="preserve">Part 1, Where did Kalpa's revenue go between the first quarter and the second? (7): Q1, Q2, Q3, Q4, Q5, Q6, Q7</w:t>
       </w:r>
     </w:p>
     <w:p>
@@ -20988,7 +20988,7 @@
           <w:sz w:val="21"/>
           <w:szCs w:val="21"/>
         </w:rPr>
-        <w:t xml:space="preserve">Part 2, Which Q1 figure is right (8): Q8, Q9, Q10, Q11, Q12, Q13, Q14, Q15</w:t>
+        <w:t xml:space="preserve">Part 2, Did Kalpa book Rs 2.1 crore in the first quarter, or Rs 1.9 crore? (8): Q8, Q9, Q10, Q11, Q12, Q13, Q14, Q15</w:t>
       </w:r>
     </w:p>
     <w:p>
@@ -21007,7 +21007,7 @@
           <w:sz w:val="21"/>
           <w:szCs w:val="21"/>
         </w:rPr>
-        <w:t xml:space="preserve">Part 3, Real, or the wobble (6): Q16, Q17, Q18, Q19, Q20, Q21</w:t>
+        <w:t xml:space="preserve">Part 3, Is the Retail-Plus fall more than chance, and what should Meera's note say? (6): Q16, Q17, Q18, Q19, Q20, Q21</w:t>
       </w:r>
     </w:p>
     <w:p>
@@ -21026,7 +21026,7 @@
           <w:sz w:val="21"/>
           <w:szCs w:val="21"/>
         </w:rPr>
-        <w:t xml:space="preserve">Part 4, The same traps, in public (5): Q22, Q23, Q24, Q25, Q26</w:t>
+        <w:t xml:space="preserve">Part 4, Which check would have caught the misleading number in five public cases? (5): Q22, Q23, Q24, Q25, Q26</w:t>
       </w:r>
     </w:p>
     <w:p>
@@ -21045,7 +21045,7 @@
           <w:sz w:val="21"/>
           <w:szCs w:val="21"/>
         </w:rPr>
-        <w:t xml:space="preserve">Part 5, An offer, an agent and its logs (9): Q27, Q28, Q29, Q30, Q31, Q32, Q33, Q34, Q35</w:t>
+        <w:t xml:space="preserve">Part 5, Did a delivery company's offer raise spending, and are its AI agent's numbers right? (9): Q27, Q28, Q29, Q30, Q31, Q32, Q33, Q34, Q35</w:t>
       </w:r>
     </w:p>
     <w:p>

--- a/content/W01/SAT/answer-key/C2_W01_SAT_answer_key_TRAINER.docx
+++ b/content/W01/SAT/answer-key/C2_W01_SAT_answer_key_TRAINER.docx
@@ -13220,7 +13220,7 @@
                 <w:sz w:val="20"/>
                 <w:szCs w:val="20"/>
               </w:rPr>
-              <w:t xml:space="preserve">Right output, misled call: the printed Rs 18,920 carries the store's four cancelled orders, which Meera's rule leaves out.</w:t>
+              <w:t xml:space="preserve">The cell does print this, and the call follows the print: the store's Rs 18,920 carries its four cancelled orders, which Meera's rule leaves out.</w:t>
             </w:r>
           </w:p>
           <w:p>
@@ -13247,7 +13247,7 @@
                 <w:sz w:val="20"/>
                 <w:szCs w:val="20"/>
               </w:rPr>
-              <w:t xml:space="preserve">The right call from the table, with the output the analyst meant. The line never compares the status with "returned", so every order passes.</w:t>
+              <w:t xml:space="preserve">The call is the one the table supports, beside the output the analyst meant to get; the line compares the status with "delivered" alone, so every order passes.</w:t>
             </w:r>
           </w:p>
           <w:p>
@@ -13300,7 +13300,7 @@
                 <w:sz w:val="21"/>
                 <w:szCs w:val="21"/>
               </w:rPr>
-              <w:t xml:space="preserve">An or joins two conditions, never two values, so I write status in ("delivered", "returned"); and before a figure settles a budget I check it against the counts by status, because here the cell would have funded the channel with four cancellations in nine.</w:t>
+              <w:t xml:space="preserve">An or joins two whole conditions, so I write status in ("delivered", "returned"); and before a figure settles a budget I check it against the counts by status, because here the cell would have funded the channel with four cancellations in nine.</w:t>
             </w:r>
           </w:p>
           <w:p>
@@ -13422,7 +13422,7 @@
                 <w:sz w:val="21"/>
                 <w:szCs w:val="21"/>
               </w:rPr>
-              <w:t xml:space="preserve">Three decisions stand between Rs 18,160 and the answer. The model takes cancellations and returns off at their own rates, so the figure it needs is what an order is worth once it stands, and the 21 delivered orders are the population; counting the others again, at their amounts or at zero, would charge them twice. A typical first order needs the median, since the Rs 4,80,000 Business order is 92 percent of the delivered Rs 5,20,790 and lifts their mean to Rs 24,800, twelve times a typical order. The model covers business buyers, so that order stays in. The median of 21 sorted values is the 11th, Rs 2,060.</w:t>
+              <w:t xml:space="preserve">The model takes cancellations and returns off at their own rates, so the figure it needs is what an order is worth once it stands, and the 21 delivered orders are the population; counting the others again, at their amounts or at zero, would charge them twice. A typical first order needs the median, since the Rs 4,80,000 Business order is 92 percent of the delivered Rs 5,20,790 and lifts their mean to Rs 24,800, twelve times a typical order. The model covers business buyers, so that order stays in. The median of 21 sorted values is the 11th, Rs 2,060.</w:t>
             </w:r>
           </w:p>
           <w:p>
@@ -13637,7 +13637,7 @@
                 <w:sz w:val="21"/>
                 <w:szCs w:val="21"/>
               </w:rPr>
-              <w:t xml:space="preserve">For a typical first order I use the median of the orders that stand, Rs 2,060 on Monday's file, and I keep the Rs 4,80,000 order in with a flag, since the model covers business buyers; the mean stays for totals, never for the typical order.</w:t>
+              <w:t xml:space="preserve">For a typical first order I use the median of the orders that stand, Rs 2,060 on the first sample, and I keep the Rs 4,80,000 order in with a flag, since the model covers business buyers; the mean is for totals, and the typical order is the median.</w:t>
             </w:r>
           </w:p>
           <w:p>
@@ -13786,7 +13786,7 @@
                 <w:sz w:val="20"/>
                 <w:szCs w:val="20"/>
               </w:rPr>
-              <w:t xml:space="preserve">What the analyst meant. The total needs the counter set once per quarter, before the segment loop, or the segment counts kept and summed.</w:t>
+              <w:t xml:space="preserve">This is what the analyst meant to print; the total needs the counter set once per quarter, before the segment loop, or the segment counts kept and summed.</w:t>
             </w:r>
           </w:p>
           <w:p>
@@ -13813,7 +13813,7 @@
                 <w:sz w:val="20"/>
                 <w:szCs w:val="20"/>
               </w:rPr>
-              <w:t xml:space="preserve">Reads the first segment's count as the one that sticks. The counter restarts for each segment, so the last one, Retail-Core, is what remains.</w:t>
+              <w:t xml:space="preserve">Reads the first segment's count as the one that sticks, where the counter restarts for each segment and the last one, Retail-Core, is what remains.</w:t>
             </w:r>
           </w:p>
           <w:p>
@@ -13840,7 +13840,7 @@
                 <w:sz w:val="20"/>
                 <w:szCs w:val="20"/>
               </w:rPr>
-              <w:t xml:space="preserve">The opposite bug: a counter set once, before both loops, would carry Q1's 114 into Q2. Here it restarts for every segment.</w:t>
+              <w:t xml:space="preserve">A counter set once, before both loops, would print this by carrying Q1's 114 into Q2; here the counter restarts for every segment.</w:t>
             </w:r>
           </w:p>
           <w:p>
@@ -14675,7 +14675,7 @@
                 <w:sz w:val="20"/>
                 <w:szCs w:val="20"/>
               </w:rPr>
-              <w:t xml:space="preserve">What the analyst meant. The header is gone before next() runs, so the call takes a real order with it.</w:t>
+              <w:t xml:space="preserve">This is what the analyst meant; the reader has already used the header line before next() runs, so the call takes a real order with it.</w:t>
             </w:r>
           </w:p>
           <w:p>
@@ -14702,7 +14702,7 @@
                 <w:sz w:val="20"/>
                 <w:szCs w:val="20"/>
               </w:rPr>
-              <w:t xml:space="preserve">Right output, wrong check: a pass reconciles the rows it receives, so a row lost at the read leaves its report closed.</w:t>
+              <w:t xml:space="preserve">The output is right, and the pass's report cannot see the loss: a pass accounts only for the rows it receives, so a row lost at the read leaves its report closed.</w:t>
             </w:r>
           </w:p>
           <w:p>
@@ -14729,7 +14729,7 @@
                 <w:sz w:val="20"/>
                 <w:szCs w:val="20"/>
               </w:rPr>
-              <w:t xml:space="preserve">Wrong twice: the call drops the first order, and the pass's report closes on whatever it was given.</w:t>
+              <w:t xml:space="preserve">The call drops the first order, so the cell cannot print 201, and the pass's report closes on whatever it was given.</w:t>
             </w:r>
           </w:p>
           <w:p>
@@ -15106,7 +15106,7 @@
                 <w:sz w:val="21"/>
                 <w:szCs w:val="21"/>
               </w:rPr>
-              <w:t xml:space="preserve">rows.copy() makes a new list whose two slots point at the same two dictionaries, a shallow copy, and the pass rewrites each dictionary's amount in place. By the time the rejects line reads as_arrived, KR-02063's amount is the integer 0, whose text is a digit, so the list comes back empty and the line prints 2 + 0 = 2 []. The pass has turned an unreadable amount into a Rs 0 sale, Wednesday's round 1 trap, and the shallow copy has erased the evidence the check was meant to read, so the rows reconcile by construction. The rupees show it where the rows cannot: the clean rows hold Rs 3,150 where Anand's books hold both orders. With copies of the dictionaries, [dict(r) for r in rows], or the file itself, the line would print 2 + 1 = 2 and fail on sight.</w:t>
+              <w:t xml:space="preserve">rows.copy() makes a new list whose two slots point at the same two dictionaries, a shallow copy, and the pass rewrites each dictionary's amount in place. By the time the rejects line reads as_arrived, KR-02063's amount is the integer 0, whose text is a digit, so the list comes back empty and the line prints 2 + 0 = 2 []. The pass has turned an unreadable amount into a Rs 0 sale, Wednesday's chapter 4 trap, and the shallow copy has erased the evidence the check was meant to read, so the rows reconcile by construction. The rupees show it where the rows cannot: the clean rows hold Rs 3,150 where Anand's books hold Rs 4,940 for the two orders. With copies of the dictionaries, [dict(r) for r in rows], or the file itself, the line would print 2 + 1 = 2 and fail on sight.</w:t>
             </w:r>
           </w:p>
           <w:p>
@@ -15133,7 +15133,7 @@
                 <w:sz w:val="20"/>
                 <w:szCs w:val="20"/>
               </w:rPr>
-              <w:t xml:space="preserve">What the analyst meant: a list copy copies references, never the dictionaries they point to, so the evidence changed with the pass.</w:t>
+              <w:t xml:space="preserve">This is the line the analyst meant to get; a list copy copies the references and leaves the dictionaries shared, so the evidence changed with the pass.</w:t>
             </w:r>
           </w:p>
           <w:p>
@@ -15160,7 +15160,7 @@
                 <w:sz w:val="20"/>
                 <w:szCs w:val="20"/>
               </w:rPr>
-              <w:t xml:space="preserve">Right output, wrong check: the empty rejects list is what makes the line close, so the rows cannot show the loss.</w:t>
+              <w:t xml:space="preserve">The printed line is right, and it cannot show the loss, since the empty rejects list is what makes it close.</w:t>
             </w:r>
           </w:p>
           <w:p>
@@ -15416,7 +15416,7 @@
                 <w:sz w:val="20"/>
                 <w:szCs w:val="20"/>
               </w:rPr>
-              <w:t xml:space="preserve">Stops the skip by coercing the unreadable amount to zero, Wednesday's round 1 trap: the order stays clean at Rs 0, and the log never hears of it.</w:t>
+              <w:t xml:space="preserve">Stops the skip by coercing the unreadable amount to zero, Wednesday's chapter 4 trap: the order stays clean at Rs 0, and nothing reaches the log.</w:t>
             </w:r>
           </w:p>
           <w:p>
@@ -15564,7 +15564,7 @@
                 <w:sz w:val="21"/>
                 <w:szCs w:val="21"/>
               </w:rPr>
-              <w:t xml:space="preserve">Under the identity rule one order_id is one order, so each of the three pairs keeps one row. KR-02006 is an exact repeat. KR-02151 was sent again with a new date, which a check on whole rows misses, and both copies carry Rs 3,710. KR-02063's first copy reads "twelve", and Wednesday's rule keeps the copy that validates, Rs 1,790, since keeping the first would throw away the order's value while the rows still reconcile. Q1 is 2,890 plus 1,790, Rs 4,680, and Q2 is 3,700 plus 3,710, Rs 7,410.</w:t>
+              <w:t xml:space="preserve">Kalpa's system gives each order one order_id, so one order_id is one order and each of the three pairs keeps one row. KR-02006 is an exact repeat. KR-02151 was sent again with a new date, which a check on whole rows misses, and both copies carry Rs 3,710. KR-02063's first copy reads "twelve", which is no amount the books could hold, so the copy that validates stays, Rs 1,790, as Wednesday's rule has it; keeping the first would throw away the order's value while the rows still reconcile. Q1 is 2,890 plus 1,790, Rs 4,680, and Q2 is 3,700 plus 3,710, Rs 7,410.</w:t>
             </w:r>
           </w:p>
           <w:p>
@@ -15618,7 +15618,7 @@
                 <w:sz w:val="20"/>
                 <w:szCs w:val="20"/>
               </w:rPr>
-              <w:t xml:space="preserve">A check on whole rows: it removes the exact repeat of KR-02006 and keeps both copies of KR-02151.</w:t>
+              <w:t xml:space="preserve">A check on whole rows removes the exact repeat of KR-02006 and keeps both copies of KR-02151.</w:t>
             </w:r>
           </w:p>
           <w:p>
@@ -15645,7 +15645,7 @@
                 <w:sz w:val="20"/>
                 <w:szCs w:val="20"/>
               </w:rPr>
-              <w:t xml:space="preserve">No duplicate rule at all: every readable row summed.</w:t>
+              <w:t xml:space="preserve">Sums every readable row, with no rule for duplicates at all.</w:t>
             </w:r>
           </w:p>
           <w:p>
@@ -16022,7 +16022,7 @@
                 <w:sz w:val="21"/>
                 <w:szCs w:val="21"/>
               </w:rPr>
-              <w:t xml:space="preserve">Two corrections stand between the tile and the note. The tile set 11 weeks of Q2 against 13 of Q1, and the closed quarters fix the windows. Q1 as exported still held Rs 20,00,000 of copied rows, so reconciled Q1 is Rs 2,10,00,000 less Rs 20,00,000, Rs 1,90,00,000, the figure in Anand's books. The change is (1,87,00,000 less 1,90,00,000) over 1,90,00,000, a fall of 1.6 percent measured from the starting quarter.</w:t>
+              <w:t xml:space="preserve">The tile set 11 weeks of Q2 against 13 of Q1, which the closed quarters fix. Q1 as exported still held Rs 20,00,000 of copied rows, so reconciled Q1 is Rs 2,10,00,000 less Rs 20,00,000, Rs 1,90,00,000, the figure in Anand's books. The change is (1,87,00,000 less 1,90,00,000) over 1,90,00,000, a fall of 1.6 percent measured from the starting quarter.</w:t>
             </w:r>
           </w:p>
           <w:p>
@@ -16103,7 +16103,7 @@
                 <w:sz w:val="20"/>
                 <w:szCs w:val="20"/>
               </w:rPr>
-              <w:t xml:space="preserve">The tile: 11 weeks of Q2 against 13 of Q1, and a Q1 still holding its copied rows.</w:t>
+              <w:t xml:space="preserve">The tile's figure, 11 weeks of Q2 against 13 of Q1, with a Q1 still holding its copied rows.</w:t>
             </w:r>
           </w:p>
           <w:p>
@@ -16278,7 +16278,7 @@
                 <w:sz w:val="21"/>
                 <w:szCs w:val="21"/>
               </w:rPr>
-              <w:t xml:space="preserve">As exported, Retail-Plus placed 14 + 24 + 13 = 51 orders in Q1 and 9 + 9 + 8 = 26 in Q2, the 49.0 percent fall Tuesday reported. May's 24 stands out against 14 and 13 either side, and the reconciliation explains it: 11 of those rows were copies. On the reconciled file Q1 holds 40 Retail-Plus orders, 1.82 a member, against 1.18, a fall of 35.0 percent. The company's orders fall from 100, once the 14 copies are out, to 86, a fall of 14, and Retail-Plus falls from 40 to 26, also 14: the tier carries the whole fall, and the other three segments net to nothing. The finding survives smaller, and it points harder at Retail-Plus than Tuesday's did.</w:t>
+              <w:t xml:space="preserve">As exported, Retail-Plus placed 14 + 24 + 13 = 51 orders in Q1 and 9 + 9 + 8 = 26 in Q2, the 49.0 percent fall Tuesday reported. May's 24 stands out against 14 and 13 either side, and the reconciliation explains it: 11 of those rows were copies. On the reconciled file Q1 holds 40 Retail-Plus orders, 1.82 a member, against 1.18, a fall of 35.0 percent. The company's orders fall from 100, once the 14 copies are out, to 86, a fall of 14, and Retail-Plus falls from 40 to 26, also 14: the tier carries the whole fall, and the other three segments net to nothing. So the finding survives at a smaller rate and points at Retail-Plus more sharply than Tuesday's did.</w:t>
             </w:r>
           </w:p>
           <w:p>
@@ -16359,7 +16359,7 @@
                 <w:sz w:val="20"/>
                 <w:szCs w:val="20"/>
               </w:rPr>
-              <w:t xml:space="preserve">The export as it came on both counts: 51 Retail-Plus orders and 114 in all still hold the copies.</w:t>
+              <w:t xml:space="preserve">Takes the export as it came on both counts, where 51 Retail-Plus orders and 114 in all still hold the copies.</w:t>
             </w:r>
           </w:p>
           <w:p>
@@ -16507,7 +16507,7 @@
                 <w:sz w:val="21"/>
                 <w:szCs w:val="21"/>
               </w:rPr>
-              <w:t xml:space="preserve">A fall is a positive gap, so the rule counts the last bar: 145 of 5,000 shuffles reach a fall of Rs 1,110 or more, a share of 0.029, under Kavya's 0.05, so the fall is real. The gap is per member, so across the tier it is Rs 1,110 for each of 22 members, Rs 24,420 a quarter, 0.19 percent of Kalpa's Q2 delivered revenue of Rs 1,28,64,680: real and modest. Counted both ways, 145 and 141, the share is 286 of 5,000, 0.057, which is a different test from the one Kavya fixed before she ran it. Keeping each member's two quarters together is what makes the shuffle fair here, since the same 22 members spent in both quarters.</w:t>
+              <w:t xml:space="preserve">Meera asked after the fall was in the figures, so the direction of the test was chosen once the fall had been seen, and the line reports both counts: 145 of 5,000 flips reach a fall of Rs 1,110 or more, a share of 0.029, and 286, the two end bars together, reach a move that large either way, 0.057. One share sits under the team's 5 in 100 and the other over it, so the fall is borderline; had the direction been fixed before Q2 closed, 0.029 would carry the reading alone. The gap is per member, so across the tier it is Rs 1,110 for each of 22 members, Rs 24,420 a quarter, 0.19 percent of Kalpa's Q2 delivered revenue of Rs 1,28,64,680. Borderline and modest is Thursday's verdict on the same flips.</w:t>
             </w:r>
           </w:p>
           <w:p>
@@ -16534,7 +16534,7 @@
                 <w:sz w:val="20"/>
                 <w:szCs w:val="20"/>
               </w:rPr>
-              <w:t xml:space="preserve">Counts both tails, 145 and 141, where the rule fixed before the test counts falls only.</w:t>
+              <w:t xml:space="preserve">Reads the count in one direction, 0.029, as a verdict; Meera asked after the fall was seen, so both counts go in the line, and together they read as borderline.</w:t>
             </w:r>
           </w:p>
           <w:p>
@@ -16561,7 +16561,7 @@
                 <w:sz w:val="20"/>
                 <w:szCs w:val="20"/>
               </w:rPr>
-              <w:t xml:space="preserve">The right share with the size per member, Rs 1,110, written as the whole tier's; 22 members make it Rs 24,420.</w:t>
+              <w:t xml:space="preserve">Reports both counts and then writes the per-member gap, Rs 1,110, as the tier's fall, where 22 members make it Rs 24,420.</w:t>
             </w:r>
           </w:p>
           <w:p>
@@ -16588,7 +16588,7 @@
                 <w:sz w:val="20"/>
                 <w:szCs w:val="20"/>
               </w:rPr>
-              <w:t xml:space="preserve">Counts both tails, and writes the per-member gap as the tier's fall.</w:t>
+              <w:t xml:space="preserve">Reads the one-direction count as a verdict, and writes the per-member gap as the tier's fall.</w:t>
             </w:r>
           </w:p>
           <w:p>
@@ -16614,7 +16614,7 @@
                 <w:sz w:val="21"/>
                 <w:szCs w:val="21"/>
               </w:rPr>
-              <w:t xml:space="preserve">The fall is real by Kavya's rule, 145 of 5,000 shuffles, a p of 0.029, and modest, Rs 24,420 a quarter across 22 members; I say which direction I counted and that the rule was fixed before the test ran.</w:t>
+              <w:t xml:space="preserve">The fall is borderline, 145 of 5,000 flips one way and 286 either way, since Meera asked after she had seen it, and it is modest, Rs 24,420 a quarter across 22 members; when the direction is chosen after the data has come in, I report both counts.</w:t>
             </w:r>
           </w:p>
           <w:p>
@@ -16790,7 +16790,7 @@
                 <w:sz w:val="20"/>
                 <w:szCs w:val="20"/>
               </w:rPr>
-              <w:t xml:space="preserve">Right fall, wrong question: the members who stopped buying are the finding, and the per-buyer base drops them.</w:t>
+              <w:t xml:space="preserve">A sixth is the fall among the members who still buy, and the base that measures it drops the members who stopped buying, who are the finding.</w:t>
             </w:r>
           </w:p>
           <w:p>
@@ -16817,7 +16817,7 @@
                 <w:sz w:val="20"/>
                 <w:szCs w:val="20"/>
               </w:rPr>
-              <w:t xml:space="preserve">Right reason with the two falls swapped: per member it is 33.9 percent, per buyer 17.3.</w:t>
+              <w:t xml:space="preserve">The reason holds and the two falls are swapped: per member it is 33.9 percent, per buyer 17.3.</w:t>
             </w:r>
           </w:p>
           <w:p>
@@ -16965,7 +16965,7 @@
                 <w:sz w:val="21"/>
                 <w:szCs w:val="21"/>
               </w:rPr>
-              <w:t xml:space="preserve">The p-value assumes chance alone, is small when the gap would be rare under chance, and is silent on size. It is never the probability that the hypothesis is true, which is the same misreading as a 3 percent chance of being wrong.</w:t>
+              <w:t xml:space="preserve">The p-value assumes chance alone, is small when the gap would be rare under chance, and is silent on size. It is not the probability that the hypothesis is true; reading it that way is the same mistake as calling p = 0.03 a 3 percent chance of being wrong.</w:t>
             </w:r>
           </w:p>
           <w:p>
@@ -17140,7 +17140,7 @@
                 <w:sz w:val="21"/>
                 <w:szCs w:val="21"/>
               </w:rPr>
-              <w:t xml:space="preserve">The real gap is now -880, a fall, while each shuffled gap is still pile one less pile two, spread evenly on both sides of zero. The count asks how many shuffles are at least -880, which is nearly all of them, 981 of 1,000. A p of 0.981 reads as chance making this fall 98 times in 100, but it counted the wrong side: in the direction of the fall, chance reaches a gap this large about 2 times in 100, as the class found, so the note still calls the fall real. The comparison has to run in the direction of the claim: count gaps at or below -880 with the gap written this way round, or write the real gap the way the shuffles are written.</w:t>
+              <w:t xml:space="preserve">The real gap is now -980, a fall, while each shuffled gap is still pile one less pile two, spread evenly on both sides of zero. The count asks how many shuffles are at least -980, which is nearly all of them, 992 of 1,000. A p of 0.992 reads as chance making this fall 99 times in 100, but it counted the wrong side: in the direction of the fall, 13 of 1,000 shuffles reach a gap this large, and 29 counting either way, both under 5 in 100, so the note still calls the fall real. The comparison has to run in the direction of the claim: count gaps at or below -980 with the gap written this way round, or write the real gap the way the shuffles are written. The customers differ between the quarters, so shuffling the labels across whole customers is the fair test here, where the same members in both quarters would have their own two quarters flipped.</w:t>
             </w:r>
           </w:p>
           <w:p>
@@ -17167,7 +17167,7 @@
                 <w:sz w:val="20"/>
                 <w:szCs w:val="20"/>
               </w:rPr>
-              <w:t xml:space="preserve">The class's number, from a count of gaps at least +880. Written as Q2 less Q1, the gap is -880, and the same &gt;= now counts nearly every shuffle.</w:t>
+              <w:t xml:space="preserve">Gives the first run's share, from a count of gaps at least +980; written as Q2 less Q1 the gap is -980, and the same &gt;= now counts nearly every shuffle.</w:t>
             </w:r>
           </w:p>
           <w:p>
@@ -17194,7 +17194,7 @@
                 <w:sz w:val="20"/>
                 <w:szCs w:val="20"/>
               </w:rPr>
-              <w:t xml:space="preserve">Right output, misled call: 0.981 counts the shuffles on the wrong side of the gap, so it says nothing about the fall.</w:t>
+              <w:t xml:space="preserve">Takes the printed 0.992 at face value, but it counts the shuffles on the wrong side of the gap, so it says nothing about the fall.</w:t>
             </w:r>
           </w:p>
           <w:p>
@@ -17221,7 +17221,7 @@
                 <w:sz w:val="20"/>
                 <w:szCs w:val="20"/>
               </w:rPr>
-              <w:t xml:space="preserve">Keeps the class's count and then calls the fall the wobble, which a p of 0.021 under 0.05 does not allow.</w:t>
+              <w:t xml:space="preserve">Keeps the first run's share and then calls the fall chance, which 13 of 1,000 does not allow.</w:t>
             </w:r>
           </w:p>
           <w:p>
@@ -17369,7 +17369,7 @@
                 <w:sz w:val="21"/>
                 <w:szCs w:val="21"/>
               </w:rPr>
-              <w:t xml:space="preserve">A rise of 40 percent or more means 7 or more of the 12 orders in Q2, since 7 against 5 is exactly 40 percent: 1,034 plus 595 plus 356 is 1,985 of 5,000 worlds, a share of 0.397, so chance alone makes a rise this size about 2 times in 5. That says the data cannot tell a real rise from luck, which is different from showing there is none, so the line moves no budget and names what would settle it. Thursday's rule counts observations, and with 2 customers behind all 12 orders the observations that matter are the customers: one customer's habits could make the whole rise, so more orders from the same two would settle nothing.</w:t>
+              <w:t xml:space="preserve">A rise of 40 percent or more means 7 or more of the 12 orders in Q2, since 7 against 5 is exactly 40 percent: 1,034 plus 595 plus 356 is 1,985 of 5,000 worlds, a share of 0.397, so chance alone makes a rise this size about 2 times in 5. That says the data cannot tell a real rise from luck, which is different from showing there is none, so the line moves no budget and names what would settle it. Thursday's rule of thirty counts customers, and 2 customers stand behind all 12 orders: one customer's habits could make the whole rise, so more orders from the same two would settle nothing.</w:t>
             </w:r>
           </w:p>
           <w:p>
@@ -17423,7 +17423,7 @@
                 <w:sz w:val="20"/>
                 <w:szCs w:val="20"/>
               </w:rPr>
-              <w:t xml:space="preserve">Right count, wrong reading: a large share says the data cannot tell, which is a reason to wait, never proof that the rise is noise.</w:t>
+              <w:t xml:space="preserve">Counts the worlds correctly and misreads them: a large share says the data cannot tell, which is a reason to wait and no proof that the rise is noise.</w:t>
             </w:r>
           </w:p>
           <w:p>
@@ -17450,7 +17450,7 @@
                 <w:sz w:val="20"/>
                 <w:szCs w:val="20"/>
               </w:rPr>
-              <w:t xml:space="preserve">Right call, wrong count: 951 leaves out the worlds with exactly 7, the 40 percent itself.</w:t>
+              <w:t xml:space="preserve">Makes the right call on a count that leaves out the worlds with exactly 7 Q2 orders, which are the 40 percent rise itself.</w:t>
             </w:r>
           </w:p>
           <w:p>
@@ -17598,7 +17598,7 @@
                 <w:sz w:val="21"/>
                 <w:szCs w:val="21"/>
               </w:rPr>
-              <w:t xml:space="preserve">Two things have to hold at once. The groups must differ only by the offer and by chance, which a random hold-back inside every segment gives: the same season, the same mix, and customers who did not choose themselves. And the measure must carry its denominator: the offer group is about nine times the hold-back, so its total revenue is about nine times larger whatever the discount does, and only spend per customer compares the two. Thursday's fix for the monsoon sale and Tuesday's rule on rates meet in one plan.</w:t>
+              <w:t xml:space="preserve">The groups must differ only by the offer and by chance, which a random hold-back inside every segment gives: the same season, the same mix, and customers who did not choose themselves. The measure must carry its denominator as well: the offer group is about four times the hold-back, so its total revenue is about four times larger whatever the discount does, and only spend per customer compares the two. The plan is Thursday's hold-back of one in five inside each segment, measured with Tuesday's rule that a rate names its base.</w:t>
             </w:r>
           </w:p>
           <w:p>
@@ -17625,7 +17625,7 @@
                 <w:sz w:val="20"/>
                 <w:szCs w:val="20"/>
               </w:rPr>
-              <w:t xml:space="preserve">The right groups and the wrong measure: nine customers in ten will outspend one in ten in total whatever the offer does.</w:t>
+              <w:t xml:space="preserve">Holds back the right groups and compares totals, where four customers in five will outspend one in five whatever the offer does.</w:t>
             </w:r>
           </w:p>
           <w:p>
@@ -17652,7 +17652,7 @@
                 <w:sz w:val="20"/>
                 <w:szCs w:val="20"/>
               </w:rPr>
-              <w:t xml:space="preserve">The right measure on the wrong groups: Retail-Plus against Retail-Core differs before any offer, since members spend more in any month.</w:t>
+              <w:t xml:space="preserve">Compares spend per customer between Retail-Plus and Retail-Core, two segments that differ before any offer, since members spend more in any month.</w:t>
             </w:r>
           </w:p>
           <w:p>
@@ -17679,7 +17679,7 @@
                 <w:sz w:val="20"/>
                 <w:szCs w:val="20"/>
               </w:rPr>
-              <w:t xml:space="preserve">Wrong twice: two segments compared, and totals from groups of very different sizes.</w:t>
+              <w:t xml:space="preserve">Compares two segments that differ before any offer, and on totals from groups of very different sizes.</w:t>
             </w:r>
           </w:p>
           <w:p>
@@ -17827,7 +17827,7 @@
                 <w:sz w:val="21"/>
                 <w:szCs w:val="21"/>
               </w:rPr>
-              <w:t xml:space="preserve">The first average treats the seven country figures alike, so New Zealand's one counted year at -7.9 carries a seventh of the weight, as much as the United Kingdom's nineteen years at 2.4: -0.5 over 7 is -0.07, which rounds to the -0.1 Reinhart and Rogoff published. The second weights each country by its counted years, 119.3 over 71 country-years, which is 1.68, and there New Zealand's year carries a seventy-first. Herndon, Ash and Pollin (PERI Working Paper 322, April 2013, Table 3) give -0.1 for the spreadsheet as it stood and 1.7 once each of the same years counts; Reinhart and Rogoff defended equal weights, to keep one country's unusual episode from dominating. Either way the week's point stands: an average of averages carries its weights silently, and here the choice moves the answer by 1.7 points.</w:t>
+              <w:t xml:space="preserve">The first average treats the seven country figures alike, so New Zealand's one counted year at -7.9 carries a seventh of the weight, as much as the United Kingdom's nineteen years at 2.4: -0.5 over 7 is -0.07, which rounds to the -0.1 Reinhart and Rogoff published. The second weights each country by its counted years, 119.3 over 71 country-years, which is 1.68, and there New Zealand's year carries a seventy-first. Herndon, Ash and Pollin (PERI Working Paper 322, April 2013, Table 3) give -0.1 for the spreadsheet as it stood and 1.7 once each of the same years counts; Reinhart and Rogoff defended equal weights, to keep one country's unusual episode from dominating. An average of averages carries its weights without saying so, and here the choice of weights moves the answer by 1.7 points.</w:t>
             </w:r>
           </w:p>
           <w:p>
@@ -17854,7 +17854,7 @@
                 <w:sz w:val="20"/>
                 <w:szCs w:val="20"/>
               </w:rPr>
-              <w:t xml:space="preserve">Right output, wrong weight: a seventy-first is New Zealand's share of the second average, which counts years.</w:t>
+              <w:t xml:space="preserve">The output is right; a seventy-first is New Zealand's share of the second average, which counts years, and the question asks about the first.</w:t>
             </w:r>
           </w:p>
           <w:p>
@@ -19282,7 +19282,7 @@
                 <w:sz w:val="20"/>
                 <w:szCs w:val="20"/>
               </w:rPr>
-              <w:t xml:space="preserve">Right break-even, wrong call: the blend's lift was the mix, and a deeper cut only raises the bar.</w:t>
+              <w:t xml:space="preserve">A third is the right break-even, and the call ignores what it means: the blend's lift was the mix, and a deeper cut only raises the bar.</w:t>
             </w:r>
           </w:p>
           <w:p>
@@ -19309,7 +19309,7 @@
                 <w:sz w:val="20"/>
                 <w:szCs w:val="20"/>
               </w:rPr>
-              <w:t xml:space="preserve">Right call, wrong arithmetic: a quarter is the break-even for 20 percent off, and 25 percent needs 1 over 0.75, a third.</w:t>
+              <w:t xml:space="preserve">The call is right and the arithmetic is a cut behind: a quarter is the break-even for 20 percent off, and 25 percent off needs 1 over 0.75, a third.</w:t>
             </w:r>
           </w:p>
           <w:p>
@@ -19457,7 +19457,7 @@
                 <w:sz w:val="21"/>
                 <w:szCs w:val="21"/>
               </w:rPr>
-              <w:t xml:space="preserve">For a known order the function returns the status. For 1099 it prints a line to the console and runs off its end, so it hands back None, and str(None) is the four-letter text 'None': the model reads 'None' and may tell the customer it cannot find anything, or guess. The dashboard's test is whether the text is empty, and 'None' is not, so found holds 3 and the page shows every lookup found where one failed. Nothing raises an error at any step. The fix is to return the "not found" message the function now only prints, and to count a lookup as found on what it returned, never on whether some text came back: Tuesday's print-against-return trap, one layer further from anyone who would notice.</w:t>
+              <w:t xml:space="preserve">For a known order the function returns the status. For 1099 it prints a line to the console and runs off its end, so it hands back None, and str(None) is the four-letter text 'None': the model reads 'None' and may tell the customer it cannot find anything, or guess. The dashboard's test is whether the text is empty, and 'None' is not, so found holds 3 and the page shows every lookup found where one failed. Nothing raises an error at any step. The fix is to return the "not found" message the function now only prints, and to count a lookup as found on what it returned, since some text always comes back: Tuesday's print-against-return trap, one layer further from anyone who would notice.</w:t>
             </w:r>
           </w:p>
           <w:p>
@@ -19484,7 +19484,7 @@
                 <w:sz w:val="20"/>
                 <w:szCs w:val="20"/>
               </w:rPr>
-              <w:t xml:space="preserve">Right text, wrong count: 'None' is a non-empty string, so it passes the test that None itself would fail.</w:t>
+              <w:t xml:space="preserve">The model does read 'None', but as a non-empty string it passes the test that None itself would fail, so found holds 3.</w:t>
             </w:r>
           </w:p>
           <w:p>
@@ -19538,7 +19538,7 @@
                 <w:sz w:val="20"/>
                 <w:szCs w:val="20"/>
               </w:rPr>
-              <w:t xml:space="preserve">Right count for the wrong reason: the model never sees the printed line, only the returned None turned into text.</w:t>
+              <w:t xml:space="preserve">found does hold 3, but the model sees only the returned None turned into text, and the printed line goes to the console.</w:t>
             </w:r>
           </w:p>
           <w:p>
@@ -19564,7 +19564,7 @@
                 <w:sz w:val="21"/>
                 <w:szCs w:val="21"/>
               </w:rPr>
-              <w:t xml:space="preserve">A tool must return its result, because the agent passes on the return value and never the console; I test each tool on what it returns, the unknown cases included, and I count success on what came back, since the text 'None' passes any test for an empty string.</w:t>
+              <w:t xml:space="preserve">A tool must return its result, because the agent passes on the return value and the console reaches nobody; I test each tool on what it returns, the unknown cases included, and I count success on what came back, since the text 'None' passes any test for an empty string.</w:t>
             </w:r>
           </w:p>
           <w:p>
@@ -19740,7 +19740,7 @@
                 <w:sz w:val="20"/>
                 <w:szCs w:val="20"/>
               </w:rPr>
-              <w:t xml:space="preserve">Right count, wrong fix: a list cleared after each call is still shared while calls overlap, and it forgets each customer's earlier turns.</w:t>
+              <w:t xml:space="preserve">The count is right, and a list cleared after each call is still shared while calls overlap and forgets each customer's earlier turns.</w:t>
             </w:r>
           </w:p>
           <w:p>
@@ -19767,7 +19767,7 @@
                 <w:sz w:val="20"/>
                 <w:szCs w:val="20"/>
               </w:rPr>
-              <w:t xml:space="preserve">Right fix, wrong count: each call appends the reply as well as the question, so C's call sends 5.</w:t>
+              <w:t xml:space="preserve">The fix is right, and the count misses the replies: each call appends the reply as well as the question, so C's call sends 5.</w:t>
             </w:r>
           </w:p>
           <w:p>
@@ -19793,7 +19793,7 @@
                 <w:sz w:val="21"/>
                 <w:szCs w:val="21"/>
               </w:rPr>
-              <w:t xml:space="preserve">A mutable default is created once and shared by every call, so I never keep state in one; in an agent, a conversation's messages belong to that conversation, kept under its id and passed in on every turn.</w:t>
+              <w:t xml:space="preserve">A mutable default is created once and shared by every call, so I keep no state in one; in an agent, a conversation's messages belong to that conversation, kept under its id and passed in on every turn.</w:t>
             </w:r>
           </w:p>
           <w:p>
@@ -19942,7 +19942,7 @@
                 <w:sz w:val="20"/>
                 <w:szCs w:val="20"/>
               </w:rPr>
-              <w:t xml:space="preserve">Right saving, wrong typical: the mean moves with the one conversation that looped.</w:t>
+              <w:t xml:space="preserve">Rs 38.80 is the right saving, and Rs 7.26 is the mean, which moves with the one conversation that looped.</w:t>
             </w:r>
           </w:p>
           <w:p>
@@ -19969,7 +19969,7 @@
                 <w:sz w:val="20"/>
                 <w:szCs w:val="20"/>
               </w:rPr>
-              <w:t xml:space="preserve">Right typical cost, then a cap set from the mean, 18.1 calls, which the loop itself inflated.</w:t>
+              <w:t xml:space="preserve">Rs 1.60 is the typical cost, and Rs 27.60 comes from a cap set from the mean, 18.1 calls, which the loop itself inflated.</w:t>
             </w:r>
           </w:p>
           <w:p>
@@ -20601,7 +20601,7 @@
                 <w:sz w:val="21"/>
                 <w:szCs w:val="21"/>
               </w:rPr>
-              <w:t xml:space="preserve">AVG averages the values present, so the calls that never finished vanish from it; I report the timeouts beside the average, never inside it.</w:t>
+              <w:t xml:space="preserve">AVG averages the values present, so the calls that never finished vanish from it; I report the timeouts as their own count beside the average.</w:t>
             </w:r>
           </w:p>
           <w:p>
@@ -21096,7 +21096,7 @@
           <w:sz w:val="21"/>
           <w:szCs w:val="21"/>
         </w:rPr>
-        <w:t xml:space="preserve">Q2 (One correct option, Hard, [F]): Every Kalpa order carries a status: delivered (it reached the customer), returned (it came back for a refund) or cancelled (it never left the shelf). Meera will fund one of two asks next quarter, the app team's new checkout or the store team's refit. Her rule is to back the channel whose consumer orders brought in more on Monday, counting every order that was not cancelled. The analyst wrote this cell to settle it. What does it print, and which channel does her rule back?</w:t>
+        <w:t xml:space="preserve">Q2 (One correct option, Hard, [F]): Every Kalpa order carries a status: delivered (it reached the customer), returned (it came back for a refund) or cancelled (it never left the shelf). Meera will fund one of two asks next quarter, the app team's new checkout or the store team's refit. Her rule is to back the channel whose consumer orders in the sample brought in more, counting every order that was not cancelled. The analyst wrote this cell to settle it. What does it print, and which channel does her rule back?</w:t>
       </w:r>
     </w:p>
     <w:p>
@@ -21115,7 +21115,7 @@
           <w:sz w:val="21"/>
           <w:szCs w:val="21"/>
         </w:rPr>
-        <w:t xml:space="preserve">Q3 (Applied maths, Hard, [S]): Marketing's payback model asks how long a typical new customer takes to repay what it cost to win them. The model covers every new customer, business buyers included, and it takes cancellations and returns off at their own rates. For the value of a typical first order it uses Rs 18,160, the mean of Monday's 30 orders. What figure should it use? Give it in rupees.</w:t>
+        <w:t xml:space="preserve">Q3 (Applied maths, Hard, [S]): Marketing's payback model asks how long a typical new customer takes to repay what it cost to win them. The model covers every new customer, business buyers included, and it takes cancellations and returns off at their own rates. For the value of a typical first order it uses Rs 18,160, the mean of the sample's 30 orders. What figure should it use? Give it in rupees.</w:t>
       </w:r>
     </w:p>
     <w:p>
@@ -21153,7 +21153,7 @@
           <w:sz w:val="21"/>
           <w:szCs w:val="21"/>
         </w:rPr>
-        <w:t xml:space="preserve">Q6 (One correct option, Hard, [D]): Tuesday's decomposition found the customer count flat at 69 in both quarters and orders per customer down from 1.65 to 1.25, so the note proposes bringing Retail-Plus members, who now buy less often, back to buying as often as they did in Q1 before any spend on acquisition. Marketing answers with its own estimates, in the table. Kavya compares the two routes on the revenue each brings in the next quarter for every rupee spent. Which one of these changes, on its own, would make acquisition the better use of the next rupee?</w:t>
+        <w:t xml:space="preserve">Q6 (One correct option, Hard, [D]): Tuesday's split of the fall along the revenue tree found the customer count flat at 69 in both quarters and orders per customer down from 1.65 to 1.25, so the team's note to Meera proposes bringing Retail-Plus members, who now buy less often, back to buying as often as they did in Q1 before any spend on acquisition, the winning of new customers. Marketing answers with its own estimates, in the table. Kavya compares the two routes on the revenue each brings in the next quarter for every rupee spent. Which one of these changes, on its own, would make acquisition the better use of the next rupee?</w:t>
       </w:r>
     </w:p>
     <w:p>
@@ -21172,7 +21172,7 @@
           <w:sz w:val="21"/>
           <w:szCs w:val="21"/>
         </w:rPr>
-        <w:t xml:space="preserve">Q8 (One correct option, Hard, [F]): orders.csv opens on a line that names its columns, and 201 order rows follow it, the first two KR-02001 and KR-02002. The analyst's cleaning pass then runs on rows and reports its input as clean rows plus rejected rows. What does the cell print, and which check tells Anand whether every order in the file reached the pass?</w:t>
+        <w:t xml:space="preserve">Q8 (One correct option, Hard, [F]): orders.csv opens on a line that names its columns, and 201 order rows follow it, the first two KR-02001 and KR-02002. The analyst's cleaning pass, the step that sorts every row it is given into clean or rejected, then runs on rows and reports its input as clean rows plus rejected rows. What does the cell print, and which check tells Anand whether every order in the file reached the pass?</w:t>
       </w:r>
     </w:p>
     <w:p>
@@ -21191,7 +21191,7 @@
           <w:sz w:val="21"/>
           <w:szCs w:val="21"/>
         </w:rPr>
-        <w:t xml:space="preserve">Q9 (True or false, Medium, [SV]): Every amount csv.DictReader reads arrives as text, as the amount "4500" on Monday's order KR-01008 did. Statement: in Python 3, the comparison '4500' &lt; '30000' evaluates to True. True or false, and why?</w:t>
+        <w:t xml:space="preserve">Q9 (True or false, Medium, [SV]): Every amount csv.DictReader reads arrives as text, as the amount "4500" on order KR-01008 in the first sample did. Statement: in Python 3, the comparison '4500' &lt; '30000' evaluates to True. True or false, and why?</w:t>
       </w:r>
     </w:p>
     <w:p>
@@ -21210,7 +21210,7 @@
           <w:sz w:val="21"/>
           <w:szCs w:val="21"/>
         </w:rPr>
-        <w:t xml:space="preserve">Q10 (One correct option, Hard, [D]): The auditor wants every amount the export sent that was not a number. So before the pass converts the amounts in place, the analyst keeps the export as it came, and afterwards lists the amounts in that copy that are not digits. Anand's books hold both orders at their true values. What does the cell print, and which check would show Anand that the value of order KR-02063 was lost?</w:t>
+        <w:t xml:space="preserve">Q10 (One correct option, Hard, [D]): Finance's auditor wants every amount the export sent that was not a number. So before the pass converts the amounts in place, the analyst keeps the export as it came, and afterwards lists the amounts in that copy that are not digits. Anand's books hold both orders at their true values. What does the cell print, and which check would show Anand that the value of order KR-02063 was lost?</w:t>
       </w:r>
     </w:p>
     <w:p>
@@ -21229,7 +21229,7 @@
           <w:sz w:val="21"/>
           <w:szCs w:val="21"/>
         </w:rPr>
-        <w:t xml:space="preserve">Q11 (More than one correct, Hard, [F]): The pass prints 4 + 1 = 5, so its rows reconcile. Which rewrites set aside every unreadable row and keep every readable one? Mark every correct option.</w:t>
+        <w:t xml:space="preserve">Q11 (More than one correct, Hard, [F]): The pass prints 4 + 1 = 5, so its rows reconcile: every row it was given is counted once, as kept or as rejected. Which rewrites set aside every unreadable row and keep every readable one? Mark every correct option.</w:t>
       </w:r>
     </w:p>
     <w:p>
@@ -21248,7 +21248,7 @@
           <w:sz w:val="21"/>
           <w:szCs w:val="21"/>
         </w:rPr>
-        <w:t xml:space="preserve">Q12 (Applied maths, Hard, [F]): Anand's books hold each order once. How much revenue do these seven rows hold for each quarter once Wednesday's rules for duplicates have run? Give Q1 and Q2 in rupees.</w:t>
+        <w:t xml:space="preserve">Q12 (Applied maths, Hard, [F]): Kalpa's order system gives each order one order_id, and Anand's books hold each order once, at the amount it was booked for. How much revenue do these seven rows hold for each quarter once each order is counted once? Give Q1 and Q2 in rupees.</w:t>
       </w:r>
     </w:p>
     <w:p>
@@ -21286,7 +21286,7 @@
           <w:sz w:val="21"/>
           <w:szCs w:val="21"/>
         </w:rPr>
-        <w:t xml:space="preserve">Q15 (Scenario set, Hard, [S]): The chart and its table are Tuesday's count of Retail-Plus orders by month, as exported; Q1 is April to June and Q2 is July to September. Tuesday's file held 114 order rows in Q1 and 86 in Q2, and Retail-Plus had the same 22 members in both quarters. Of the 14 copied Q1 rows, 11 were Retail-Plus orders placed in May. On the reconciled file, what happened to Retail-Plus orders per member, and how much of the company's fall in orders does Retail-Plus carry?</w:t>
+        <w:t xml:space="preserve">Q15 (Scenario set, Hard, [S]): The chart and its table are Tuesday's count of Retail-Plus orders by month, as exported; Q1 is April to June and Q2 is July to September. Tuesday's file held 114 order rows in Q1 and 86 in Q2, and Retail-Plus had the same 22 members in both quarters. Of the 14 copied Q1 rows, 11 were Retail-Plus orders placed in May. On the reconciled file, which keeps one row per order, what happened to Retail-Plus orders per member, and how much of the company's fall in orders does Retail-Plus carry?</w:t>
       </w:r>
     </w:p>
     <w:p>
@@ -21305,7 +21305,7 @@
           <w:sz w:val="21"/>
           <w:szCs w:val="21"/>
         </w:rPr>
-        <w:t xml:space="preserve">Q16 (One correct option, Hard, [S]): Kavya's rule, fixed before the test: count the shuffles whose gap shows a fall at least as large as the real one, and call the fall real when fewer than 5 in 100 of them do. Which line answers Meera's first question?</w:t>
+        <w:t xml:space="preserve">Q16 (One correct option, Hard, [S]): Meera sent her question about Retail-Plus after Q2's figures had shown the fall. The team reads a fall as more than chance when fewer than 5 in 100 flips reach it. Which line answers her?</w:t>
       </w:r>
     </w:p>
     <w:p>
@@ -21324,7 +21324,7 @@
           <w:sz w:val="21"/>
           <w:szCs w:val="21"/>
         </w:rPr>
-        <w:t xml:space="preserve">Q17 (True or false, Hard, [S]): Kavya lays two versions of the Retail-Plus figure side by side. Per member, over all 22 members: Rs 3,279 in Q1 and Rs 2,169 in Q2. Per buyer, over the 20 members with a delivered order in Q1 and the 16 in Q2: Rs 3,607 and Rs 2,982. Statement: the per-buyer figure is the fairer read, since a member who bought nothing has no spend to average. True or false, and why?</w:t>
+        <w:t xml:space="preserve">Q17 (True or false, Hard, [S]): Kavya lays two versions of Retail-Plus delivered spend side by side. Per member, over all 22 members: Rs 3,279 in Q1 and Rs 2,169 in Q2. Per buyer, over the 20 members with a delivered order in Q1 and the 16 in Q2: Rs 3,607 and Rs 2,982. Statement: the per-buyer figure is the fairer read, since a member who bought nothing has no spend to average. True or false, and why?</w:t>
       </w:r>
     </w:p>
     <w:p>
@@ -21343,7 +21343,7 @@
           <w:sz w:val="21"/>
           <w:szCs w:val="21"/>
         </w:rPr>
-        <w:t xml:space="preserve">Q19 (One correct option, Hard, [S]): Thursday's ten cards held five members' Q1 spend and five other members' Q2 spend, and in class 21 of 1,000 shuffles reached the real gap of Rs 880, under Kavya's 0.05. An analyst reruns the test with the gap written as Q2 less Q1, the way a fall is usually shown. What does the cell print, and what should the analyst's note say about the fall?</w:t>
+        <w:t xml:space="preserve">Q19 (One correct option, Hard, [S]): The web team asks whether buyers spent less after the website changed at the start of Q2. Ten invented cards hold the spend of five customers who bought in Q1 and five different customers who bought in Q2, so the test shuffles the quarter labels: shuffle_gaps pools the ten figures, deals five to each quarter at random and records the gap. The first run wrote the gap as Q1 less Q2, Rs 980, and 13 of 1,000 shuffles reached it, so the note called the fall real. An analyst reruns the cell with the gap written as Q2 less Q1, the way a fall is usually shown. What does the cell print, and what should the note say about the fall now?</w:t>
       </w:r>
     </w:p>
     <w:p>
@@ -21381,7 +21381,7 @@
           <w:sz w:val="21"/>
           <w:szCs w:val="21"/>
         </w:rPr>
-        <w:t xml:space="preserve">Q21 (One correct option, Hard, [F]): Meera agrees to run the Diwali offer as a test, and Marketing will hold back about one customer in ten from whichever group it picks. Which plan lets the next note say whether the discount itself changed what customers spent?</w:t>
+        <w:t xml:space="preserve">Q21 (One correct option, Hard, [F]): Meera agrees to run the Diwali offer as a test: Marketing will hold back about one customer in five from whichever group it picks, keeping them out of the offer so that they can be compared with the rest. Which plan lets the next note say whether the discount itself changed what customers spent?</w:t>
       </w:r>
     </w:p>
     <w:p>
@@ -21438,7 +21438,7 @@
           <w:sz w:val="21"/>
           <w:szCs w:val="21"/>
         </w:rPr>
-        <w:t xml:space="preserve">Q24 (One correct option, Medium, [S]): NASA's Mars Climate Orbiter was lost on 23 September 1999 as it reached Mars. One team's ground software wrote the thrusters' impulse in pound-force seconds, while the interface specification, and the navigation software that read the file, used newton-seconds, so every firing's effect was understated by a factor of 4.45. Through the spring and summer of 1999, engineers raised concerns about differences between navigation solutions, but only informally. As the spacecraft approached Mars, solutions from Doppler data alone consistently placed it closer to the planet than the other solutions did, and the differences were not resolved (NASA Mishap Investigation Board, 1999). In this week's terms, what should have happened when the solutions disagreed?</w:t>
+        <w:t xml:space="preserve">Q24 (One correct option, Medium, [S]): NASA's Mars Climate Orbiter was lost on 23 September 1999 as it reached Mars. One team's ground software wrote the thrusters' impulse in pound-force seconds, while the interface specification, and the navigation software that read the file, used newton-seconds, so every firing's effect was understated by a factor of 4.45. Through the spring and summer of 1999, engineers raised concerns about differences between navigation solutions, the team's estimates of the spacecraft's path, but only informally. As the spacecraft approached Mars, solutions from Doppler data alone consistently placed it closer to the planet than the other solutions did, and the differences were not resolved (NASA Mishap Investigation Board, 1999). What should the team have done when the solutions disagreed?</w:t>
       </w:r>
     </w:p>
     <w:p>
@@ -22059,7 +22059,7 @@
           <w:sz w:val="21"/>
           <w:szCs w:val="21"/>
         </w:rPr>
-        <w:t xml:space="preserve">Bank 21 (One correct option, Medium, Tue), folded into Q14: Monday's number starts from a tile that set 11 weeks of Q2 against 13 of Q1, and the key needs the windows matched.</w:t>
+        <w:t xml:space="preserve">Bank 21 (One correct option, Medium, Tue), folded into Q14: The note's number starts from a tile that set 11 weeks of Q2 against 13 of Q1, and the key needs the windows matched.</w:t>
       </w:r>
     </w:p>
     <w:p>
@@ -22249,7 +22249,7 @@
           <w:sz w:val="21"/>
           <w:szCs w:val="21"/>
         </w:rPr>
-        <w:t xml:space="preserve">Bank 31 (More than one correct, Medium, Tue), folded into Q14: Monday's number is the drop that unequal windows and Q1's copied rows made look larger than it was.</w:t>
+        <w:t xml:space="preserve">Bank 31 (More than one correct, Medium, Tue), folded into Q14: The note's number is the drop that unequal windows and Q1's copied rows made look larger than it was.</w:t>
       </w:r>
     </w:p>
     <w:p>
@@ -22439,7 +22439,7 @@
           <w:sz w:val="21"/>
           <w:szCs w:val="21"/>
         </w:rPr>
-        <w:t xml:space="preserve">Bank 42 (Scenario set, Hard, Wed), folded into Q14: Monday's number shrinks from an 11.0 to a 1.6 percent fall because copied rows inflated Q1, the effect this item asks about.</w:t>
+        <w:t xml:space="preserve">Bank 42 (Scenario set, Hard, Wed), folded into Q14: The note's number shrinks from an 11.0 to a 1.6 percent fall because copied rows inflated Q1, the effect this item asks about.</w:t>
       </w:r>
     </w:p>
     <w:p>
@@ -22534,7 +22534,7 @@
           <w:sz w:val="21"/>
           <w:szCs w:val="21"/>
         </w:rPr>
-        <w:t xml:space="preserve">Bank 47 (Applied maths, Easy, Mon), folded into Q3: The first-order item asks for the median of orders that include the Rs 4,80,000 order, this item's arithmetic on Monday's own file, where the mean runs twelve times the median.</w:t>
+        <w:t xml:space="preserve">Bank 47 (Applied maths, Easy, Mon), folded into Q3: The first-order item asks for the median of orders that include the Rs 4,80,000 order, this item's arithmetic on the week's first sample, where the mean runs twelve times the median.</w:t>
       </w:r>
     </w:p>
     <w:p>
@@ -22553,7 +22553,7 @@
           <w:sz w:val="21"/>
           <w:szCs w:val="21"/>
         </w:rPr>
-        <w:t xml:space="preserve">Bank 48 (Applied maths, Easy, Tue), folded into Q14: Monday's number is a percentage change measured from the starting quarter, the arithmetic of this item, on the reconciled quarters.</w:t>
+        <w:t xml:space="preserve">Bank 48 (Applied maths, Easy, Tue), folded into Q14: The note's number is a percentage change measured from the starting quarter, the arithmetic of this item, on the reconciled quarters.</w:t>
       </w:r>
     </w:p>
     <w:p>
@@ -22572,7 +22572,7 @@
           <w:sz w:val="21"/>
           <w:szCs w:val="21"/>
         </w:rPr>
-        <w:t xml:space="preserve">Bank 49 (Applied maths, Medium, Thu), folded into Q16: The Retail-Plus test reads a p-value as shuffles reaching the gap over all shuffles, 145 of 5,000, the arithmetic of this item.</w:t>
+        <w:t xml:space="preserve">Bank 49 (Applied maths, Medium, Thu), folded into Q16: The Retail-Plus test reads a p-value as flips reaching the gap over all flips, 145 of 5,000, the arithmetic of this item.</w:t>
       </w:r>
     </w:p>
     <w:p>

--- a/content/W01/SAT/answer-key/C2_W01_SAT_answer_key_TRAINER.docx
+++ b/content/W01/SAT/answer-key/C2_W01_SAT_answer_key_TRAINER.docx
@@ -13449,7 +13449,7 @@
                 <w:sz w:val="20"/>
                 <w:szCs w:val="20"/>
               </w:rPr>
-              <w:t xml:space="preserve">The median of all 30 with cancelled and returned orders at zero; the model's own rates take those off, so they would come off twice.</w:t>
+              <w:t xml:space="preserve">This is the median of all 30 with cancelled and returned orders at zero, and the model's own rates already take those off, so they would come off twice.</w:t>
             </w:r>
           </w:p>
           <w:p>
@@ -13476,7 +13476,7 @@
                 <w:sz w:val="20"/>
                 <w:szCs w:val="20"/>
               </w:rPr>
-              <w:t xml:space="preserve">The mean of all 30, which carries cancelled and refunded orders and sits eight times above a typical order because of one sale.</w:t>
+              <w:t xml:space="preserve">This is the mean of all 30, which carries cancelled and refunded orders and sits eight times above a typical order because of one sale.</w:t>
             </w:r>
           </w:p>
           <w:p>
@@ -13503,7 +13503,7 @@
                 <w:sz w:val="20"/>
                 <w:szCs w:val="20"/>
               </w:rPr>
-              <w:t xml:space="preserve">The median once the Business order is deleted, which removes a real sale from a model that covers business buyers.</w:t>
+              <w:t xml:space="preserve">This is the median once the Business order is deleted, which removes a real sale from a model that covers business buyers.</w:t>
             </w:r>
           </w:p>
           <w:p>
@@ -13530,7 +13530,7 @@
                 <w:sz w:val="20"/>
                 <w:szCs w:val="20"/>
               </w:rPr>
-              <w:t xml:space="preserve">The 12th value, one place past the middle of 21.</w:t>
+              <w:t xml:space="preserve">This is the 12th value, one place past the middle of 21.</w:t>
             </w:r>
           </w:p>
           <w:p>
@@ -13557,7 +13557,7 @@
                 <w:sz w:val="20"/>
                 <w:szCs w:val="20"/>
               </w:rPr>
-              <w:t xml:space="preserve">The median of the 26 orders delivered or returned, which counts refunded orders as standing when the model's return rate already takes them off.</w:t>
+              <w:t xml:space="preserve">This is the median of the 26 orders delivered or returned, which counts refunded orders as standing when the model's return rate already takes them off.</w:t>
             </w:r>
           </w:p>
           <w:p>
@@ -13584,7 +13584,7 @@
                 <w:sz w:val="20"/>
                 <w:szCs w:val="20"/>
               </w:rPr>
-              <w:t xml:space="preserve">The median of all 30, which counts orders Kalpa was never paid for or refunded.</w:t>
+              <w:t xml:space="preserve">This is the median of all 30, which counts orders Kalpa was never paid for or refunded.</w:t>
             </w:r>
           </w:p>
           <w:p>
@@ -13611,7 +13611,7 @@
                 <w:sz w:val="20"/>
                 <w:szCs w:val="20"/>
               </w:rPr>
-              <w:t xml:space="preserve">The right orders and the wrong statistic: one Business order lifts the delivered mean to twelve times the typical order.</w:t>
+              <w:t xml:space="preserve">Takes the right orders and the mean of them, which one Business order lifts to twelve times the typical order.</w:t>
             </w:r>
           </w:p>
           <w:p>
@@ -14526,7 +14526,7 @@
                 <w:sz w:val="21"/>
                 <w:szCs w:val="21"/>
               </w:rPr>
-              <w:t xml:space="preserve">Checked, like with like, decompose, isolate, hypothesise: most people skip the second rung.</w:t>
+              <w:t xml:space="preserve">I check each figure, set the two side by side on like terms, decompose, isolate and only then hypothesise, and the rung most people skip is the second.</w:t>
             </w:r>
           </w:p>
           <w:p>
@@ -15820,7 +15820,7 @@
                 <w:sz w:val="21"/>
                 <w:szCs w:val="21"/>
               </w:rPr>
-              <w:t xml:space="preserve">Profile, decide each defect with a reason, reconcile, then recompute and send: a figure that leaves before its rows and rupees tie out is one Finance can overturn.</w:t>
+              <w:t xml:space="preserve">The pass profiles each field, decides each defect with a reason, reconciles, and only then recomputes and sends: a figure that leaves before its rows and rupees tie out is one Finance can overturn.</w:t>
             </w:r>
           </w:p>
           <w:p>
@@ -15900,7 +15900,7 @@
                 <w:sz w:val="21"/>
                 <w:szCs w:val="21"/>
               </w:rPr>
-              <w:t xml:space="preserve">Profile, decide, reconcile, recompute: the reconciliation comes before any number leaves.</w:t>
+              <w:t xml:space="preserve">I profile, decide, reconcile and only then recompute, because the reconciliation comes before any number leaves.</w:t>
             </w:r>
           </w:p>
           <w:p>
@@ -16049,7 +16049,7 @@
                 <w:sz w:val="20"/>
                 <w:szCs w:val="20"/>
               </w:rPr>
-              <w:t xml:space="preserve">Tuesday's honest number on Tuesday's data; the reconciliation took Rs 20,00,000 out of Q1.</w:t>
+              <w:t xml:space="preserve">This was Tuesday's honest number on Tuesday's data, and the reconciliation has since taken Rs 20,00,000 out of Q1.</w:t>
             </w:r>
           </w:p>
           <w:p>
@@ -16076,7 +16076,7 @@
                 <w:sz w:val="20"/>
                 <w:szCs w:val="20"/>
               </w:rPr>
-              <w:t xml:space="preserve">The tile's weekly rate against Q1's, which levels the windows and keeps the copies.</w:t>
+              <w:t xml:space="preserve">This is the tile's weekly rate against Q1's, which levels the windows and keeps the copies.</w:t>
             </w:r>
           </w:p>
           <w:p>
@@ -16103,7 +16103,7 @@
                 <w:sz w:val="20"/>
                 <w:szCs w:val="20"/>
               </w:rPr>
-              <w:t xml:space="preserve">The tile's figure, 11 weeks of Q2 against 13 of Q1, with a Q1 still holding its copied rows.</w:t>
+              <w:t xml:space="preserve">This is the tile's figure, 11 weeks of Q2 against 13 of Q1, with a Q1 still holding its copied rows.</w:t>
             </w:r>
           </w:p>
           <w:p>
@@ -18743,7 +18743,7 @@
                 <w:sz w:val="21"/>
                 <w:szCs w:val="21"/>
               </w:rPr>
-              <w:t xml:space="preserve">The ladder's first rung applies to good news too: confirm the change is real before acting on it. Such alerts usually signal a bug, the article says, so the first checks are the plumbing: revenue logged the same way in both groups, users split as planned, nothing broken in either version. In Bing's case the alert was no bug: the checks passed, and the analysis showed revenue up 12 percent, more than 100 million US dollars a year in the United States alone, without hurting key user-experience metrics, the best revenue idea in Bing's history.</w:t>
+              <w:t xml:space="preserve">The ladder's first rung applies to good news too: confirm the change is real before acting on it. Such alerts usually signal a bug, the article says, so the first checks are the plumbing: revenue logged the same way in both groups, users split as planned, nothing broken in either version. In Bing's case the alert was no bug: the checks passed, and the analysis showed revenue up 12 percent, more than 100 million US dollars a year in the United States alone, without hurting the main user-experience metrics, the best revenue idea in Bing's history.</w:t>
             </w:r>
           </w:p>
           <w:p>
@@ -18797,7 +18797,7 @@
                 <w:sz w:val="20"/>
                 <w:szCs w:val="20"/>
               </w:rPr>
-              <w:t xml:space="preserve">The reflex that kills the best ideas: the checks are cheap, and here they showed the lift was real.</w:t>
+              <w:t xml:space="preserve">Discards the test before the cheap checks have run, and here those checks showed the lift was real.</w:t>
             </w:r>
           </w:p>
           <w:p>
@@ -19026,7 +19026,7 @@
                 <w:sz w:val="20"/>
                 <w:szCs w:val="20"/>
               </w:rPr>
-              <w:t xml:space="preserve">Regular customers alone, 250 of them at Rs 20 less each.</w:t>
+              <w:t xml:space="preserve">This counts the regular customers alone, 250 of them at Rs 20 less each.</w:t>
             </w:r>
           </w:p>
           <w:p>
@@ -19053,7 +19053,7 @@
                 <w:sz w:val="20"/>
                 <w:szCs w:val="20"/>
               </w:rPr>
-              <w:t xml:space="preserve">Members alone, 250 of them at Rs 30 less each.</w:t>
+              <w:t xml:space="preserve">This counts the members alone, 250 of them at Rs 30 less each.</w:t>
             </w:r>
           </w:p>
           <w:p>
@@ -19080,7 +19080,7 @@
                 <w:sz w:val="20"/>
                 <w:szCs w:val="20"/>
               </w:rPr>
-              <w:t xml:space="preserve">The blend as it came, Rs 65 more each, with half the offer group members against four in ten of the rest.</w:t>
+              <w:t xml:space="preserve">This is the blend as it came, Rs 65 more each, with half the offer group members against four in ten of the rest.</w:t>
             </w:r>
           </w:p>
           <w:p>
@@ -19996,7 +19996,7 @@
                 <w:sz w:val="20"/>
                 <w:szCs w:val="20"/>
               </w:rPr>
-              <w:t xml:space="preserve">The mean twice over: a typical cost and a cap that both carry C-07's 105 calls.</w:t>
+              <w:t xml:space="preserve">Uses the mean twice, for the typical cost and for the cap, and both carry C-07's 105 calls.</w:t>
             </w:r>
           </w:p>
           <w:p>
@@ -20426,7 +20426,7 @@
                 <w:sz w:val="21"/>
                 <w:szCs w:val="21"/>
               </w:rPr>
-              <w:t xml:space="preserve">COUNT(*) counts rows and COUNT(column) counts values, so a NULL-heavy column undercounts quietly; I say which one a dashboard shows.</w:t>
+              <w:t xml:space="preserve">COUNT(*) counts rows and COUNT(column) counts values, so a column full of NULLs undercounts with no warning; I say which one a dashboard shows.</w:t>
             </w:r>
           </w:p>
           <w:p>
@@ -20750,7 +20750,7 @@
                 <w:sz w:val="20"/>
                 <w:szCs w:val="20"/>
               </w:rPr>
-              <w:t xml:space="preserve">The true share, which needs a decimal division; an integer over an integer drops the fraction.</w:t>
+              <w:t xml:space="preserve">This is the true share, which needs a decimal division, and an integer over an integer drops the fraction.</w:t>
             </w:r>
           </w:p>
           <w:p>

--- a/content/W01/SAT/answer-key/C2_W01_SAT_answer_key_TRAINER.docx
+++ b/content/W01/SAT/answer-key/C2_W01_SAT_answer_key_TRAINER.docx
@@ -1454,7 +1454,7 @@
                 <w:sz w:val="18"/>
                 <w:szCs w:val="18"/>
               </w:rPr>
-              <w:t xml:space="preserve">Which check would have caught the misleading number in five public cases?</w:t>
+              <w:t xml:space="preserve">What should a team check before it acts on a surprising number, in four public cases?</w:t>
             </w:r>
           </w:p>
         </w:tc>
@@ -1526,7 +1526,7 @@
                 <w:sz w:val="18"/>
                 <w:szCs w:val="18"/>
               </w:rPr>
-              <w:t xml:space="preserve">whether you can spot the week's mistakes in public cases and name the check for each</w:t>
+              <w:t xml:space="preserve">whether you can spot the week's mistakes in public cases and say what to check first in each</w:t>
             </w:r>
           </w:p>
         </w:tc>
@@ -3317,7 +3317,7 @@
                 <w:sz w:val="18"/>
                 <w:szCs w:val="18"/>
               </w:rPr>
-              <w:t xml:space="preserve">Rs 2,060.</w:t>
+              <w:t xml:space="preserve">Rs 2,205.</w:t>
             </w:r>
           </w:p>
         </w:tc>
@@ -12991,7 +12991,7 @@
                 <w:sz w:val="20"/>
                 <w:szCs w:val="20"/>
               </w:rPr>
-              <w:t xml:space="preserve">Loses a zero between rupees and crore: Rs 12,00,00,000 is Rs 12 crore.</w:t>
+              <w:t xml:space="preserve">A zero is lost between rupees and crore, since Rs 12,00,00,000 is Rs 12 crore.</w:t>
             </w:r>
           </w:p>
           <w:p>
@@ -13018,7 +13018,7 @@
                 <w:sz w:val="20"/>
                 <w:szCs w:val="20"/>
               </w:rPr>
-              <w:t xml:space="preserve">Stops before the discounts, which come off the product of the four branches.</w:t>
+              <w:t xml:space="preserve">This stops before the discounts, which come off the product of the four branches.</w:t>
             </w:r>
           </w:p>
           <w:p>
@@ -13045,7 +13045,7 @@
                 <w:sz w:val="20"/>
                 <w:szCs w:val="20"/>
               </w:rPr>
-              <w:t xml:space="preserve">Leaves out items per order, one of the four branches that multiply.</w:t>
+              <w:t xml:space="preserve">Leaving out items per order drops one of the four branches that multiply.</w:t>
             </w:r>
           </w:p>
           <w:p>
@@ -13193,7 +13193,7 @@
                 <w:sz w:val="21"/>
                 <w:szCs w:val="21"/>
               </w:rPr>
-              <w:t xml:space="preserve">The test reads as (o["status"] == "delivered") or "returned", and a non-empty string counts as true, so every order passes, the cancelled ones included. The store's four cancelled orders, Rs 9,050, lift it to Rs 18,920, just above the app's Rs 18,600, and web's figure is right only because web had no cancellations. Meera's rule counts the orders that were not cancelled, which the table gives: the app's Rs 18,600 against the store's Rs 9,870, so her rule backs the app by almost two to one. Taken as printed, the cell would have funded the channel that lost four of its nine consumer orders to cancellation: Monday's round 1 trap, reached through a line that sounds right read aloud.</w:t>
+              <w:t xml:space="preserve">The test reads as (o["status"] == "delivered") or "returned", and a non-empty string counts as true, so every order passes, the cancelled ones included. The store's four cancelled orders, Rs 9,050, lift it to Rs 18,920, just above the app's Rs 18,600, and web's figure is right only because web had no cancellations. Meera's rule counts the orders that were not cancelled, which the table gives: the app's Rs 18,600 against the store's Rs 9,870, so her rule backs the app by almost two to one. Taken as printed, the cell would have funded the channel that lost four of its nine consumer orders to cancellation, which is the cancelled-orders trap of Monday's round 1.</w:t>
             </w:r>
           </w:p>
           <w:p>
@@ -13274,7 +13274,7 @@
                 <w:sz w:val="20"/>
                 <w:szCs w:val="20"/>
               </w:rPr>
-              <w:t xml:space="preserve">Reads the cell as the analyst meant it and then misapplies the rule: Rs 9,870 is below the app's Rs 18,600.</w:t>
+              <w:t xml:space="preserve">This option reads the cell as the analyst meant it and then misapplies the rule, since Rs 9,870 is below the app's Rs 18,600.</w:t>
             </w:r>
           </w:p>
           <w:p>
@@ -13387,7 +13387,7 @@
                 <w:sz w:val="21"/>
                 <w:szCs w:val="21"/>
               </w:rPr>
-              <w:t xml:space="preserve">   Key Rs 2,060.</w:t>
+              <w:t xml:space="preserve">   Key Rs 2,205.</w:t>
             </w:r>
             <w:r>
               <w:rPr>
@@ -13422,7 +13422,7 @@
                 <w:sz w:val="21"/>
                 <w:szCs w:val="21"/>
               </w:rPr>
-              <w:t xml:space="preserve">The model takes cancellations and returns off at their own rates, so the figure it needs is what an order is worth once it stands, and the 21 delivered orders are the population; counting the others again, at their amounts or at zero, would charge them twice. A typical first order needs the median, since the Rs 4,80,000 Business order is 92 percent of the delivered Rs 5,20,790 and lifts their mean to Rs 24,800, twelve times a typical order. The model covers business buyers, so that order stays in. The median of 21 sorted values is the 11th, Rs 2,060.</w:t>
+              <w:t xml:space="preserve">The model applies its own cancellation and return rates, so it needs an order's booked value, before anything is cancelled or returned, and all 30 orders are the population: dropping the cancelled and returned ones first, or counting them at zero, would take them off a second time when the rates run. A typical first order needs the median, since the Rs 4,80,000 Business order is 88 percent of the sample's Rs 5,44,810 and lifts the mean to Rs 18,160, eight times a typical order. The model covers business buyers, so that order stays in. The median of 30 sorted amounts is halfway between the 15th, Rs 2,110, and the 16th, Rs 2,300, which is Rs 2,205, the figure Monday gave for acquisition payback.</w:t>
             </w:r>
           </w:p>
           <w:p>
@@ -13449,7 +13449,7 @@
                 <w:sz w:val="20"/>
                 <w:szCs w:val="20"/>
               </w:rPr>
-              <w:t xml:space="preserve">This is the median of all 30 with cancelled and returned orders at zero, and the model's own rates already take those off, so they would come off twice.</w:t>
+              <w:t xml:space="preserve">Counting the cancelled and returned orders at zero takes them off once here and again when the model's rates run.</w:t>
             </w:r>
           </w:p>
           <w:p>
@@ -13476,7 +13476,7 @@
                 <w:sz w:val="20"/>
                 <w:szCs w:val="20"/>
               </w:rPr>
-              <w:t xml:space="preserve">This is the mean of all 30, which carries cancelled and refunded orders and sits eight times above a typical order because of one sale.</w:t>
+              <w:t xml:space="preserve">The mean of all 30 carries the one Business order, which lifts it to eight times a typical order.</w:t>
             </w:r>
           </w:p>
           <w:p>
@@ -13503,7 +13503,7 @@
                 <w:sz w:val="20"/>
                 <w:szCs w:val="20"/>
               </w:rPr>
-              <w:t xml:space="preserve">This is the median once the Business order is deleted, which removes a real sale from a model that covers business buyers.</w:t>
+              <w:t xml:space="preserve">Dropping the cancelled and returned orders and the Business order as well leaves 20 delivered consumer orders, whose median this is.</w:t>
             </w:r>
           </w:p>
           <w:p>
@@ -13521,7 +13521,7 @@
                 <w:sz w:val="20"/>
                 <w:szCs w:val="20"/>
               </w:rPr>
-              <w:t xml:space="preserve">RS 2,090.  </w:t>
+              <w:t xml:space="preserve">RS 2,060.  </w:t>
             </w:r>
             <w:r>
               <w:rPr>
@@ -13530,7 +13530,7 @@
                 <w:sz w:val="20"/>
                 <w:szCs w:val="20"/>
               </w:rPr>
-              <w:t xml:space="preserve">This is the 12th value, one place past the middle of 21.</w:t>
+              <w:t xml:space="preserve">This is the median of the 21 delivered orders, which drops the cancelled and returned orders before the model's own rates take them off again.</w:t>
             </w:r>
           </w:p>
           <w:p>
@@ -13557,7 +13557,7 @@
                 <w:sz w:val="20"/>
                 <w:szCs w:val="20"/>
               </w:rPr>
-              <w:t xml:space="preserve">This is the median of the 26 orders delivered or returned, which counts refunded orders as standing when the model's return rate already takes them off.</w:t>
+              <w:t xml:space="preserve">The 26 orders delivered or returned leave out the cancelled orders, which the model's cancellation rate already takes off.</w:t>
             </w:r>
           </w:p>
           <w:p>
@@ -13575,7 +13575,7 @@
                 <w:sz w:val="20"/>
                 <w:szCs w:val="20"/>
               </w:rPr>
-              <w:t xml:space="preserve">RS 2,205.  </w:t>
+              <w:t xml:space="preserve">RS 2,110.  </w:t>
             </w:r>
             <w:r>
               <w:rPr>
@@ -13584,7 +13584,7 @@
                 <w:sz w:val="20"/>
                 <w:szCs w:val="20"/>
               </w:rPr>
-              <w:t xml:space="preserve">This is the median of all 30, which counts orders Kalpa was never paid for or refunded.</w:t>
+              <w:t xml:space="preserve">This is the 15th amount alone, or the median of 29 once the Business order is deleted; the median of an even count is halfway between the middle two, and the model covers business buyers.</w:t>
             </w:r>
           </w:p>
           <w:p>
@@ -13602,7 +13602,7 @@
                 <w:sz w:val="20"/>
                 <w:szCs w:val="20"/>
               </w:rPr>
-              <w:t xml:space="preserve">RS 24,800.  </w:t>
+              <w:t xml:space="preserve">RS 2,300.  </w:t>
             </w:r>
             <w:r>
               <w:rPr>
@@ -13611,7 +13611,34 @@
                 <w:sz w:val="20"/>
                 <w:szCs w:val="20"/>
               </w:rPr>
-              <w:t xml:space="preserve">Takes the right orders and the mean of them, which one Business order lifts to twelve times the typical order.</w:t>
+              <w:t xml:space="preserve">The 16th amount alone misses the median of 30, which is halfway between the 15th and the 16th.</w:t>
+            </w:r>
+          </w:p>
+          <w:p>
+            <w:pPr>
+              <w:keepNext/>
+              <w:spacing w:after="40" w:line="264"/>
+              <w:ind w:left="360" w:hanging="360"/>
+            </w:pPr>
+            <w:r>
+              <w:rPr>
+                <w:rFonts w:ascii="Arial" w:cs="Arial" w:eastAsia="Arial" w:hAnsi="Arial"/>
+                <w:b/>
+                <w:bCs/>
+                <w:color w:val="1C1B16"/>
+                <w:sz w:val="20"/>
+                <w:szCs w:val="20"/>
+              </w:rPr>
+              <w:t xml:space="preserve">RS 24,800.  </w:t>
+            </w:r>
+            <w:r>
+              <w:rPr>
+                <w:rFonts w:ascii="Arial" w:cs="Arial" w:eastAsia="Arial" w:hAnsi="Arial"/>
+                <w:color w:val="1C1B16"/>
+                <w:sz w:val="20"/>
+                <w:szCs w:val="20"/>
+              </w:rPr>
+              <w:t xml:space="preserve">Averaging only the 21 delivered orders drops orders the rates already handle and lets the Business order lift the figure to twelve times a typical order.</w:t>
             </w:r>
           </w:p>
           <w:p>
@@ -13637,7 +13664,7 @@
                 <w:sz w:val="21"/>
                 <w:szCs w:val="21"/>
               </w:rPr>
-              <w:t xml:space="preserve">For a typical first order I use the median of the orders that stand, Rs 2,060 on the first sample, and I keep the Rs 4,80,000 order in with a flag, since the model covers business buyers; the mean is for totals, and the typical order is the median.</w:t>
+              <w:t xml:space="preserve">For a typical first order I use the median of the booked orders, Rs 2,205 on the first sample, since the payback model takes cancellations and returns off at its own rates, and I keep the Rs 4,80,000 order in with a flag, since the model covers business buyers; the mean is for totals.</w:t>
             </w:r>
           </w:p>
           <w:p>
@@ -13759,7 +13786,7 @@
                 <w:sz w:val="21"/>
                 <w:szCs w:val="21"/>
               </w:rPr>
-              <w:t xml:space="preserve">The counter n = 0 sits inside the segment loop, so it restarts for every segment, and orders_in[q] = n runs once per quarter, after that loop, when n holds only the last segment's count. Retail-Core is last, so the slide reads 38 orders then 36, a fall of 5.3 percent, where the company's rows fell from 114 to 86, 24.6 percent. Nothing raises an error. Tuesday's first rung is the check that catches it: the quarter counts must add back to the 200 rows in the file, and 38 plus 36 is 74.</w:t>
+              <w:t xml:space="preserve">The counter n = 0 sits inside the segment loop, so it restarts for every segment, and orders_in[q] = n runs once per quarter, after that loop, when n holds only the last segment's count. Retail-Core is last, so the slide reads 38 orders then 36, a fall of 5.3 percent, where the company's rows fell from 114 to 86, 24.6 percent. The loop is valid Python, so no error flags it. Tuesday's first rung is the check that catches it: the quarter counts must add back to the 200 rows in the file, and 38 plus 36 is 74.</w:t>
             </w:r>
           </w:p>
           <w:p>
@@ -13813,7 +13840,7 @@
                 <w:sz w:val="20"/>
                 <w:szCs w:val="20"/>
               </w:rPr>
-              <w:t xml:space="preserve">Reads the first segment's count as the one that sticks, where the counter restarts for each segment and the last one, Retail-Core, is what remains.</w:t>
+              <w:t xml:space="preserve">It takes the first segment's count as the one that sticks, where the counter restarts for each segment and the last one, Retail-Core, is what remains.</w:t>
             </w:r>
           </w:p>
           <w:p>
@@ -14042,7 +14069,7 @@
                 <w:sz w:val="20"/>
                 <w:szCs w:val="20"/>
               </w:rPr>
-              <w:t xml:space="preserve">A hypothesis before the facts is the answer interviewers mark down.</w:t>
+              <w:t xml:space="preserve">A hypothesis comes last, once the drop is confirmed, compared, decomposed and isolated; stated first, it steers the analysis toward an answer chosen in advance.</w:t>
             </w:r>
           </w:p>
           <w:p>
@@ -14244,7 +14271,7 @@
                 <w:sz w:val="20"/>
                 <w:szCs w:val="20"/>
               </w:rPr>
-              <w:t xml:space="preserve">Raises acquisition to 2,800 over 1,200, Rs 2.33 a rupee, still short of the Rs 2.50 a member brought back returns.</w:t>
+              <w:t xml:space="preserve">A spend of Rs 2,800 raises acquisition to 2,800 over 1,200, Rs 2.33 a rupee, still short of the Rs 2.50 a member brought back returns.</w:t>
             </w:r>
           </w:p>
           <w:p>
@@ -14271,7 +14298,7 @@
                 <w:sz w:val="20"/>
                 <w:szCs w:val="20"/>
               </w:rPr>
-              <w:t xml:space="preserve">Raises acquisition to 2,400 over 1,000, Rs 2.40 a rupee, close and still short of Rs 2.50.</w:t>
+              <w:t xml:space="preserve">A cheaper channel raises acquisition to 2,400 over 1,000, Rs 2.40 a rupee, close to Rs 2.50 and still short of it.</w:t>
             </w:r>
           </w:p>
           <w:p>
@@ -14298,7 +14325,7 @@
                 <w:sz w:val="20"/>
                 <w:szCs w:val="20"/>
               </w:rPr>
-              <w:t xml:space="preserve">Cuts the member's return to 1,300 over 600, Rs 2.17 a rupee, still ahead of acquisition's Rs 2.00.</w:t>
+              <w:t xml:space="preserve">A spend of Rs 1,300 cuts the member's return to 1,300 over 600, Rs 2.17 a rupee, still ahead of acquisition's Rs 2.00.</w:t>
             </w:r>
           </w:p>
           <w:p>
@@ -14473,7 +14500,7 @@
                 <w:sz w:val="20"/>
                 <w:szCs w:val="20"/>
               </w:rPr>
-              <w:t xml:space="preserve">Sets the two quarters side by side before either figure is known to be complete.</w:t>
+              <w:t xml:space="preserve">It sets the two quarters side by side before either figure is known to be complete.</w:t>
             </w:r>
           </w:p>
           <w:p>
@@ -14500,7 +14527,7 @@
                 <w:sz w:val="20"/>
                 <w:szCs w:val="20"/>
               </w:rPr>
-              <w:t xml:space="preserve">Decomposes before either figure is checked.</w:t>
+              <w:t xml:space="preserve">This order decomposes before either figure is checked.</w:t>
             </w:r>
           </w:p>
           <w:p>
@@ -14648,7 +14675,7 @@
                 <w:sz w:val="21"/>
                 <w:szCs w:val="21"/>
               </w:rPr>
-              <w:t xml:space="preserve">csv.DictReader reads the header line itself, to name the fields, so the first next() hands back the first order, KR-02001, and the comment is wrong about what it skips. The list holds the other 200 rows and starts at KR-02002. The pass counts what it was given, so its report closes on 200 whatever happens, and the order lost at the read sits in neither the clean file nor the log. A count taken from the file, 201 rows, set against the 200 the pass received shows the loss, where the pass's own report cannot: a reconciliation that starts one row short still closes.</w:t>
+              <w:t xml:space="preserve">csv.DictReader reads the header line itself, to name the fields, so the first next() hands back the first order, KR-02001, and the comment is wrong about what it skips. The list holds the other 200 rows and starts at KR-02002. The pass counts what it was given, so its report closes on 200 whatever happens, and the order lost at the read sits in neither the clean file nor the log. A count taken from the file, 201 rows, set against the 200 the pass received shows the loss.</w:t>
             </w:r>
           </w:p>
           <w:p>
@@ -14755,7 +14782,7 @@
                 <w:sz w:val="21"/>
                 <w:szCs w:val="21"/>
               </w:rPr>
-              <w:t xml:space="preserve">A DictReader has already used the header line, so an extra next() silently drops the first order; I count the file's rows before I clean anything and set that count against the pass's input, because a reconciliation that starts one row short still closes.</w:t>
+              <w:t xml:space="preserve">A DictReader has already used the header line, so an extra next() silently drops the first order; I count the file's rows before I clean anything and set that count against the pass's input, because the pass's own report starts from what it received and closes even when the read has lost a row.</w:t>
             </w:r>
           </w:p>
           <w:p>
@@ -14877,7 +14904,7 @@
                 <w:sz w:val="21"/>
                 <w:szCs w:val="21"/>
               </w:rPr>
-              <w:t xml:space="preserve">False. Two strings compare character by character from the left, and "4" sorts after "3", so '4500' comes after '30000' and the comparison is False. Nothing raises an error, so a sort, a max or a filter on unconverted amounts ranks a Rs 4,500 order above a Rs 30,000 one without a word. The fix is the week's: convert each amount once, at the read, and log what fails.</w:t>
+              <w:t xml:space="preserve">False. Two strings compare character by character from the left, and "4" sorts after "3", so '4500' comes after '30000' and the comparison is False. Python raises no error on it, so a sort, a max or a filter on unconverted amounts ranks a Rs 4,500 order above a Rs 30,000 one without a word. The fix is the week's: convert each amount once, at the read, and log what fails.</w:t>
             </w:r>
           </w:p>
           <w:p>
@@ -14904,7 +14931,7 @@
                 <w:sz w:val="20"/>
                 <w:szCs w:val="20"/>
               </w:rPr>
-              <w:t xml:space="preserve">Reads the text as the numbers it spells. Strings compare character by character, so the first characters, 4 and 3, decide it.</w:t>
+              <w:t xml:space="preserve">This option reads the text as the numbers it spells, where strings compare character by character, so the first characters, 4 and 3, decide it.</w:t>
             </w:r>
           </w:p>
           <w:p>
@@ -14958,7 +14985,7 @@
                 <w:sz w:val="20"/>
                 <w:szCs w:val="20"/>
               </w:rPr>
-              <w:t xml:space="preserve">Python 3 raises an error only when text meets a number; two strings compare, silently.</w:t>
+              <w:t xml:space="preserve">Python 3 raises an error only when text is compared with a number, and it compares two strings without complaint.</w:t>
             </w:r>
           </w:p>
           <w:p>
@@ -15106,7 +15133,7 @@
                 <w:sz w:val="21"/>
                 <w:szCs w:val="21"/>
               </w:rPr>
-              <w:t xml:space="preserve">rows.copy() makes a new list whose two slots point at the same two dictionaries, a shallow copy, and the pass rewrites each dictionary's amount in place. By the time the rejects line reads as_arrived, KR-02063's amount is the integer 0, whose text is a digit, so the list comes back empty and the line prints 2 + 0 = 2 []. The pass has turned an unreadable amount into a Rs 0 sale, Wednesday's chapter 4 trap, and the shallow copy has erased the evidence the check was meant to read, so the rows reconcile by construction. The rupees show it where the rows cannot: the clean rows hold Rs 3,150 where Anand's books hold Rs 4,940 for the two orders. With copies of the dictionaries, [dict(r) for r in rows], or the file itself, the line would print 2 + 1 = 2 and fail on sight.</w:t>
+              <w:t xml:space="preserve">rows.copy() makes a new list whose two slots point at the same two dictionaries, a shallow copy, and the pass rewrites each dictionary's amount in place. By the time the rejects line reads as_arrived, KR-02063's amount is the integer 0, whose text is a digit, so the list comes back empty and the line prints 2 + 0 = 2 []. The pass has turned an unreadable amount into a Rs 0 sale, Wednesday's chapter 4 trap, and the shallow copy has erased the evidence the check was meant to read, so the rows reconcile by construction. A row count against Anand's books matches as well, two orders against two, since the pass kept both orders and changed only an amount. A rupee total shows the loss: the clean rows hold Rs 3,150 where Anand's books hold Rs 4,940 for the two orders. With copies of the dictionaries, [dict(r) for r in rows], or the file itself, the line would print 2 + 1 = 2 and fail on sight.</w:t>
             </w:r>
           </w:p>
           <w:p>
@@ -15133,7 +15160,7 @@
                 <w:sz w:val="20"/>
                 <w:szCs w:val="20"/>
               </w:rPr>
-              <w:t xml:space="preserve">This is the line the analyst meant to get; a list copy copies the references and leaves the dictionaries shared, so the evidence changed with the pass.</w:t>
+              <w:t xml:space="preserve">This is the line the analyst meant to get, where the shared dictionaries leave the rejects list empty, and a row count against the books reads two orders against two.</w:t>
             </w:r>
           </w:p>
           <w:p>
@@ -15160,7 +15187,7 @@
                 <w:sz w:val="20"/>
                 <w:szCs w:val="20"/>
               </w:rPr>
-              <w:t xml:space="preserve">The printed line is right, and it cannot show the loss, since the empty rejects list is what makes it close.</w:t>
+              <w:t xml:space="preserve">The printed line is right, and a row count against the books reads two orders against two, since the pass kept both orders and changed only an amount.</w:t>
             </w:r>
           </w:p>
           <w:p>
@@ -15187,7 +15214,7 @@
                 <w:sz w:val="20"/>
                 <w:szCs w:val="20"/>
               </w:rPr>
-              <w:t xml:space="preserve">The line copies of the dictionaries would print; here the copy shares them, so the check reads 0 and finds nothing.</w:t>
+              <w:t xml:space="preserve">The rupee total is the right check, and the line is the one copies of the dictionaries would print; here the copy shares them, so the rejects line reads 0 and finds nothing.</w:t>
             </w:r>
           </w:p>
           <w:p>
@@ -15335,7 +15362,7 @@
                 <w:sz w:val="21"/>
                 <w:szCs w:val="21"/>
               </w:rPr>
-              <w:t xml:space="preserve">Removing an item from the list a for loop is walking shifts every later item one place left, so the loop steps over the row after each removal: KR-09053 follows KR-09052, is never tested, and stays among the clean rows. The counts still close, 4 + 1 = 5, because whatever is left counts as clean, which is Wednesday's lesson that rows can reconcile by construction. Walking a copy, (b), or building new lists, (d), tests every row once.</w:t>
+              <w:t xml:space="preserve">Removing an item from the list a for loop is walking shifts every later item one place left, so the loop steps over the row after each removal: KR-09053 follows KR-09052, is never tested, and stays among the clean rows. The counts still close, 4 + 1 = 5, because the pass counts whatever is left as clean, and a count built that way agrees with its input whatever the pass got wrong. Walking a copy, (b), or building new lists, (d), tests every row once.</w:t>
             </w:r>
           </w:p>
           <w:p>
@@ -15362,7 +15389,7 @@
                 <w:sz w:val="20"/>
                 <w:szCs w:val="20"/>
               </w:rPr>
-              <w:t xml:space="preserve">Swaps two lines and keeps the removal inside the loop, so the skip happens exactly as before.</w:t>
+              <w:t xml:space="preserve">Swapping the two lines keeps the removal inside the loop, so the skip happens as before.</w:t>
             </w:r>
           </w:p>
           <w:p>
@@ -15389,7 +15416,7 @@
                 <w:sz w:val="20"/>
                 <w:szCs w:val="20"/>
               </w:rPr>
-              <w:t xml:space="preserve">continue only ends the current turn of the loop; the skipped row was lost when the list shifted.</w:t>
+              <w:t xml:space="preserve">A continue after the removal only ends that turn of the loop, and it also skips rejects.append(row), so the pass prints 4 + 0 = 4 with KR-09053 still among the clean rows.</w:t>
             </w:r>
           </w:p>
           <w:p>
@@ -15416,7 +15443,7 @@
                 <w:sz w:val="20"/>
                 <w:szCs w:val="20"/>
               </w:rPr>
-              <w:t xml:space="preserve">Stops the skip by coercing the unreadable amount to zero, Wednesday's chapter 4 trap: the order stays clean at Rs 0, and nothing reaches the log.</w:t>
+              <w:t xml:space="preserve">Setting an amount inside these tuples raises a TypeError, since a tuple cannot be changed, and a row rebuilt with "0" keeps the order clean at Rs 0, Wednesday's chapter 4 trap, with nothing in the log.</w:t>
             </w:r>
           </w:p>
           <w:p>
@@ -15442,7 +15469,7 @@
                 <w:sz w:val="21"/>
                 <w:szCs w:val="21"/>
               </w:rPr>
-              <w:t xml:space="preserve">I never remove from the list I am looping over; I build the clean list and the rejects list as two new lists, and I check that every input row landed in exactly one of them, reason attached.</w:t>
+              <w:t xml:space="preserve">I never remove from the list I am looping over; I build the clean list and the rejects list as two new lists, and I check that every input row landed in exactly one of them, with a reason beside each reject.</w:t>
             </w:r>
           </w:p>
           <w:p>
@@ -15564,7 +15591,7 @@
                 <w:sz w:val="21"/>
                 <w:szCs w:val="21"/>
               </w:rPr>
-              <w:t xml:space="preserve">Kalpa's system gives each order one order_id, so one order_id is one order and each of the three pairs keeps one row. KR-02006 is an exact repeat. KR-02151 was sent again with a new date, which a check on whole rows misses, and both copies carry Rs 3,710. KR-02063's first copy reads "twelve", which is no amount the books could hold, so the copy that validates stays, Rs 1,790, as Wednesday's rule has it; keeping the first would throw away the order's value while the rows still reconcile. Q1 is 2,890 plus 1,790, Rs 4,680, and Q2 is 3,700 plus 3,710, Rs 7,410.</w:t>
+              <w:t xml:space="preserve">Kalpa's system gives each order one order_id, so one order_id is one order and each of the three pairs keeps one row. KR-02006 is an exact repeat. KR-02151 was sent again with a new date, which a check on whole rows misses, and both copies carry Rs 3,710. KR-02063's first copy reads "twelve", so the team's rule keeps the copy whose amount reads as a number, Rs 1,790, which is Wednesday's rule; keeping the first would throw away the order's value while the rows still reconcile. Q1 is 2,890 plus 1,790, Rs 4,680, and Q2 is 3,700 plus 3,710, Rs 7,410.</w:t>
             </w:r>
           </w:p>
           <w:p>
@@ -15591,7 +15618,7 @@
                 <w:sz w:val="20"/>
                 <w:szCs w:val="20"/>
               </w:rPr>
-              <w:t xml:space="preserve">Keeps the first copy of KR-02063, which will not convert, and sets aside the one that carries the value: the rows reconcile and Q1 is Rs 1,790 short.</w:t>
+              <w:t xml:space="preserve">Keeping the first copy of KR-02063, which will not convert, sets aside the one that carries the value, so the rows reconcile and Q1 is Rs 1,790 short.</w:t>
             </w:r>
           </w:p>
           <w:p>
@@ -15645,7 +15672,7 @@
                 <w:sz w:val="20"/>
                 <w:szCs w:val="20"/>
               </w:rPr>
-              <w:t xml:space="preserve">Sums every readable row, with no rule for duplicates at all.</w:t>
+              <w:t xml:space="preserve">This total sums every readable row, with no rule for duplicates at all.</w:t>
             </w:r>
           </w:p>
           <w:p>
@@ -15672,7 +15699,7 @@
                 <w:sz w:val="20"/>
                 <w:szCs w:val="20"/>
               </w:rPr>
-              <w:t xml:space="preserve">Sends both copies of KR-02151 to the log, which loses a real order.</w:t>
+              <w:t xml:space="preserve">Sending both copies of KR-02151 to the log loses a real order.</w:t>
             </w:r>
           </w:p>
           <w:p>
@@ -15820,7 +15847,7 @@
                 <w:sz w:val="21"/>
                 <w:szCs w:val="21"/>
               </w:rPr>
-              <w:t xml:space="preserve">The pass profiles each field, decides each defect with a reason, reconciles, and only then recomputes and sends: a figure that leaves before its rows and rupees tie out is one Finance can overturn.</w:t>
+              <w:t xml:space="preserve">The pass profiles each field, decides each defect with a reason, reconciles, and only then recomputes and sends, because Anand compares every figure with his books and will not act on one whose rows or rupees do not match them.</w:t>
             </w:r>
           </w:p>
           <w:p>
@@ -15847,7 +15874,7 @@
                 <w:sz w:val="20"/>
                 <w:szCs w:val="20"/>
               </w:rPr>
-              <w:t xml:space="preserve">Recomputes and sends before reconciling, so the figure may rest on missing rows.</w:t>
+              <w:t xml:space="preserve">This order recomputes and sends before reconciling, so the figure may rest on missing rows.</w:t>
             </w:r>
           </w:p>
           <w:p>
@@ -15874,7 +15901,7 @@
                 <w:sz w:val="20"/>
                 <w:szCs w:val="20"/>
               </w:rPr>
-              <w:t xml:space="preserve">Decides fixes before profiling, so the decisions are guesses.</w:t>
+              <w:t xml:space="preserve">Deciding fixes before profiling turns every decision into a guess.</w:t>
             </w:r>
           </w:p>
           <w:p>
@@ -16049,7 +16076,7 @@
                 <w:sz w:val="20"/>
                 <w:szCs w:val="20"/>
               </w:rPr>
-              <w:t xml:space="preserve">This was Tuesday's honest number on Tuesday's data, and the reconciliation has since taken Rs 20,00,000 out of Q1.</w:t>
+              <w:t xml:space="preserve">Tuesday reported this on its closed quarters, and the reconciliation has since taken Rs 20,00,000 out of Q1.</w:t>
             </w:r>
           </w:p>
           <w:p>
@@ -16076,7 +16103,7 @@
                 <w:sz w:val="20"/>
                 <w:szCs w:val="20"/>
               </w:rPr>
-              <w:t xml:space="preserve">This is the tile's weekly rate against Q1's, which levels the windows and keeps the copies.</w:t>
+              <w:t xml:space="preserve">The tile's weekly rate against Q1's levels the windows and keeps the copies.</w:t>
             </w:r>
           </w:p>
           <w:p>
@@ -16130,7 +16157,7 @@
                 <w:sz w:val="20"/>
                 <w:szCs w:val="20"/>
               </w:rPr>
-              <w:t xml:space="preserve">Sets the books' Rs 1.9 crore against the dashboard's Rs 2.1 crore, two readings of one quarter.</w:t>
+              <w:t xml:space="preserve">This sets the books' Rs 1.9 crore against the dashboard's Rs 2.1 crore, two readings of one quarter.</w:t>
             </w:r>
           </w:p>
           <w:p>
@@ -16305,7 +16332,7 @@
                 <w:sz w:val="20"/>
                 <w:szCs w:val="20"/>
               </w:rPr>
-              <w:t xml:space="preserve">Sets the export's Retail-Plus fall, May's copies still in, beside the reconciled company.</w:t>
+              <w:t xml:space="preserve">This option sets the export's Retail-Plus fall, May's copies still in, beside the reconciled company.</w:t>
             </w:r>
           </w:p>
           <w:p>
@@ -16332,7 +16359,7 @@
                 <w:sz w:val="20"/>
                 <w:szCs w:val="20"/>
               </w:rPr>
-              <w:t xml:space="preserve">Reconciles Retail-Plus and leaves the company's copies in: Tuesday's 114 held 14 of them.</w:t>
+              <w:t xml:space="preserve">It reconciles Retail-Plus and leaves the company's copies in, where Tuesday's 114 held 14 of them.</w:t>
             </w:r>
           </w:p>
           <w:p>
@@ -16359,7 +16386,7 @@
                 <w:sz w:val="20"/>
                 <w:szCs w:val="20"/>
               </w:rPr>
-              <w:t xml:space="preserve">Takes the export as it came on both counts, where 51 Retail-Plus orders and 114 in all still hold the copies.</w:t>
+              <w:t xml:space="preserve">Both counts here come from the export as it came, where 51 Retail-Plus orders and 114 in all still hold the copies.</w:t>
             </w:r>
           </w:p>
           <w:p>
@@ -16507,7 +16534,7 @@
                 <w:sz w:val="21"/>
                 <w:szCs w:val="21"/>
               </w:rPr>
-              <w:t xml:space="preserve">Meera asked after the fall was in the figures, so the direction of the test was chosen once the fall had been seen, and the line reports both counts: 145 of 5,000 flips reach a fall of Rs 1,110 or more, a share of 0.029, and 286, the two end bars together, reach a move that large either way, 0.057. One share sits under the team's 5 in 100 and the other over it, so the fall is borderline; had the direction been fixed before Q2 closed, 0.029 would carry the reading alone. The gap is per member, so across the tier it is Rs 1,110 for each of 22 members, Rs 24,420 a quarter, 0.19 percent of Kalpa's Q2 delivered revenue of Rs 1,28,64,680. Borderline and modest is Thursday's verdict on the same flips.</w:t>
+              <w:t xml:space="preserve">A p-value counts the flips at least as extreme as the real gap, and a count in one direction stands alone only when the question fixed that direction before the figures were seen. Meera asked after the fall was in the figures, so the line reports both counts: 145 of 5,000 flips reach a fall of Rs 1,110 or more, a share of 0.029, and 286, the two end bars together, reach a move that large either way, 0.057. One share sits under the team's 5 in 100 and the other over it, so the fall is borderline; had the direction been fixed before Q2 closed, 0.029 would carry the reading alone. The gap is per member, so across the tier it is Rs 1,110 for each of 22 members, Rs 24,420 a quarter, 0.19 percent of Kalpa's Q2 delivered revenue of Rs 1,28,64,680, which makes the fall modest as well as borderline, Thursday's verdict on the same flips.</w:t>
             </w:r>
           </w:p>
           <w:p>
@@ -16534,7 +16561,7 @@
                 <w:sz w:val="20"/>
                 <w:szCs w:val="20"/>
               </w:rPr>
-              <w:t xml:space="preserve">Reads the count in one direction, 0.029, as a verdict; Meera asked after the fall was seen, so both counts go in the line, and together they read as borderline.</w:t>
+              <w:t xml:space="preserve">This option reads the count in one direction, 0.029, as a verdict, where Meera asked after the fall was seen, so both counts go in the line and together they read as borderline.</w:t>
             </w:r>
           </w:p>
           <w:p>
@@ -16561,7 +16588,7 @@
                 <w:sz w:val="20"/>
                 <w:szCs w:val="20"/>
               </w:rPr>
-              <w:t xml:space="preserve">Reports both counts and then writes the per-member gap, Rs 1,110, as the tier's fall, where 22 members make it Rs 24,420.</w:t>
+              <w:t xml:space="preserve">It reports both counts and then writes the per-member gap, Rs 1,110, as the tier's fall, where 22 members make it Rs 24,420.</w:t>
             </w:r>
           </w:p>
           <w:p>
@@ -16588,7 +16615,7 @@
                 <w:sz w:val="20"/>
                 <w:szCs w:val="20"/>
               </w:rPr>
-              <w:t xml:space="preserve">Reads the one-direction count as a verdict, and writes the per-member gap as the tier's fall.</w:t>
+              <w:t xml:space="preserve">It reads the one-direction count as a verdict and writes the per-member gap as the tier's fall.</w:t>
             </w:r>
           </w:p>
           <w:p>
@@ -16736,7 +16763,7 @@
                 <w:sz w:val="21"/>
                 <w:szCs w:val="21"/>
               </w:rPr>
-              <w:t xml:space="preserve">Per member the fall is Rs 1,110, 33.9 percent of Q1's Rs 3,279, about a third; per buyer it is Rs 625, 17.3 percent of Rs 3,607, about a sixth. The bases move under the figure: 2 members had nothing delivered in Q1 and 6 had nothing delivered in Q2, so the per-buyer figure drops the members who stopped buying from exactly the quarter in which they stopped. Meera's question is whether the tier is spending less, and the tier includes the members who went quiet: counting only buyers hides half the fall. It is the reasoning Abraham Wald applied to the aircraft that came back in the Second World War, whose missing hits were on the aircraft that did not (Mangel and Samaniego, Journal of the American Statistical Association, 1984).</w:t>
+              <w:t xml:space="preserve">Per member the fall is Rs 1,110, 33.9 percent of Q1's Rs 3,279, about a third; per buyer it is Rs 625, 17.3 percent of Rs 3,607, about a sixth. The bases move under the figure: 2 members had nothing delivered in Q1 and 6 had nothing delivered in Q2, so the per-buyer figure drops the members who stopped buying from the quarter in which they stopped. Meera's question is whether the tier is spending less, and the tier includes the members who went quiet: counting only buyers hides half the fall. It is the reasoning Abraham Wald applied to the aircraft that came back in the Second World War, whose missing hits were on the aircraft that did not (Mangel and Samaniego, Journal of the American Statistical Association, 1984).</w:t>
             </w:r>
           </w:p>
           <w:p>
@@ -16992,7 +17019,7 @@
                 <w:sz w:val="20"/>
                 <w:szCs w:val="20"/>
               </w:rPr>
-              <w:t xml:space="preserve">The probability that the hypothesis is true is exactly what the p-value does not compute.</w:t>
+              <w:t xml:space="preserve">The p-value is computed on the assumption that chance alone is at work, so it cannot give the probability that the hypothesis is true.</w:t>
             </w:r>
           </w:p>
           <w:p>
@@ -17167,7 +17194,7 @@
                 <w:sz w:val="20"/>
                 <w:szCs w:val="20"/>
               </w:rPr>
-              <w:t xml:space="preserve">Gives the first run's share, from a count of gaps at least +980; written as Q2 less Q1 the gap is -980, and the same &gt;= now counts nearly every shuffle.</w:t>
+              <w:t xml:space="preserve">This is the first run's share, from a count of gaps at least +980; written as Q2 less Q1 the gap is -980, and the same &gt;= now counts nearly every shuffle.</w:t>
             </w:r>
           </w:p>
           <w:p>
@@ -17194,7 +17221,7 @@
                 <w:sz w:val="20"/>
                 <w:szCs w:val="20"/>
               </w:rPr>
-              <w:t xml:space="preserve">Takes the printed 0.992 at face value, but it counts the shuffles on the wrong side of the gap, so it says nothing about the fall.</w:t>
+              <w:t xml:space="preserve">This option takes the printed 0.992 at face value, but the count ran on the wrong side of the gap, so it says nothing about the fall.</w:t>
             </w:r>
           </w:p>
           <w:p>
@@ -17221,7 +17248,7 @@
                 <w:sz w:val="20"/>
                 <w:szCs w:val="20"/>
               </w:rPr>
-              <w:t xml:space="preserve">Keeps the first run's share and then calls the fall chance, which 13 of 1,000 does not allow.</w:t>
+              <w:t xml:space="preserve">It keeps the first run's share and calls the fall borderline, where 13 of 1,000 one way and 29 either way both sit under 5 in 100.</w:t>
             </w:r>
           </w:p>
           <w:p>
@@ -17369,7 +17396,7 @@
                 <w:sz w:val="21"/>
                 <w:szCs w:val="21"/>
               </w:rPr>
-              <w:t xml:space="preserve">A rise of 40 percent or more means 7 or more of the 12 orders in Q2, since 7 against 5 is exactly 40 percent: 1,034 plus 595 plus 356 is 1,985 of 5,000 worlds, a share of 0.397, so chance alone makes a rise this size about 2 times in 5. That says the data cannot tell a real rise from luck, which is different from showing there is none, so the line moves no budget and names what would settle it. Thursday's rule of thirty counts customers, and 2 customers stand behind all 12 orders: one customer's habits could make the whole rise, so more orders from the same two would settle nothing.</w:t>
+              <w:t xml:space="preserve">A rise of 40 percent or more means 7 or more of the 12 orders in Q2, since 7 against 5 is a rise of 40 percent: 1,034 plus 595 plus 356 is 1,985 of 5,000 worlds, a share of 0.397, so chance alone makes a rise this size about 2 times in 5. A share that large means the data cannot tell a real rise from luck, and it leaves the rise unproven in both directions, so the line moves no budget and names what would settle it. Thursday's rule calls a rate on fewer than thirty customers a lead, and 2 customers stand behind all 12 orders: one customer's habits could make the whole rise, so more orders from the same two would settle nothing.</w:t>
             </w:r>
           </w:p>
           <w:p>
@@ -17396,7 +17423,7 @@
                 <w:sz w:val="20"/>
                 <w:szCs w:val="20"/>
               </w:rPr>
-              <w:t xml:space="preserve">Counts only the worlds with 8 or more Q2 orders, a rise of more than 40 percent, and reads a large share as proof that nothing happened.</w:t>
+              <w:t xml:space="preserve">This option counts only the worlds with 8 or more Q2 orders, a rise of more than 40 percent, and then treats chance as the whole explanation.</w:t>
             </w:r>
           </w:p>
           <w:p>
@@ -17423,7 +17450,7 @@
                 <w:sz w:val="20"/>
                 <w:szCs w:val="20"/>
               </w:rPr>
-              <w:t xml:space="preserve">Counts the worlds correctly and misreads them: a large share says the data cannot tell, which is a reason to wait and no proof that the rise is noise.</w:t>
+              <w:t xml:space="preserve">The count is right and the reading is not: a share of 0.397 says chance could have made the rise, which is a reason to wait for more customers, and it cannot show that chance did make it.</w:t>
             </w:r>
           </w:p>
           <w:p>
@@ -17450,7 +17477,7 @@
                 <w:sz w:val="20"/>
                 <w:szCs w:val="20"/>
               </w:rPr>
-              <w:t xml:space="preserve">Makes the right call on a count that leaves out the worlds with exactly 7 Q2 orders, which are the 40 percent rise itself.</w:t>
+              <w:t xml:space="preserve">The call is right, and the count leaves out the worlds with 7 Q2 orders, which are the 40 percent rise itself.</w:t>
             </w:r>
           </w:p>
           <w:p>
@@ -17476,7 +17503,7 @@
                 <w:sz w:val="21"/>
                 <w:szCs w:val="21"/>
               </w:rPr>
-              <w:t xml:space="preserve">Student's rise is 7 orders against 5 from 2 customers, and a coin toss makes a rise that size in 1,985 of 5,000 worlds, so the honest line holds the budget, keeps Student as a lead and waits for more customers, with the count beside the rate.</w:t>
+              <w:t xml:space="preserve">Student's rise is 7 orders against 5 from 2 customers, and a coin toss makes a rise that size in 1,985 of 5,000 worlds, so the line holds the budget and waits for more customers, with the count of customers beside the rate.</w:t>
             </w:r>
           </w:p>
           <w:p>
@@ -17491,7 +17518,7 @@
                 <w:sz w:val="18"/>
                 <w:szCs w:val="18"/>
               </w:rPr>
-              <w:t xml:space="preserve">Anchor: 42 percent on 12 users against 31 percent on 1,200; which do you trust?</w:t>
+              <w:t xml:space="preserve">Anchor: 42 percent on 12 orders against 31 percent on 400; which do you trust?</w:t>
             </w:r>
           </w:p>
         </w:tc>
@@ -17625,7 +17652,7 @@
                 <w:sz w:val="20"/>
                 <w:szCs w:val="20"/>
               </w:rPr>
-              <w:t xml:space="preserve">Holds back the right groups and compares totals, where four customers in five will outspend one in five whatever the offer does.</w:t>
+              <w:t xml:space="preserve">This plan holds back the right groups and compares totals, where four customers in five will outspend one in five whatever the offer does.</w:t>
             </w:r>
           </w:p>
           <w:p>
@@ -17652,7 +17679,7 @@
                 <w:sz w:val="20"/>
                 <w:szCs w:val="20"/>
               </w:rPr>
-              <w:t xml:space="preserve">Compares spend per customer between Retail-Plus and Retail-Core, two segments that differ before any offer, since members spend more in any month.</w:t>
+              <w:t xml:space="preserve">Offering it to all of Retail-Plus sets members against Retail-Core customers, two segments that differ before any offer, since members spend more in any month.</w:t>
             </w:r>
           </w:p>
           <w:p>
@@ -17679,7 +17706,7 @@
                 <w:sz w:val="20"/>
                 <w:szCs w:val="20"/>
               </w:rPr>
-              <w:t xml:space="preserve">Compares two segments that differ before any offer, and on totals from groups of very different sizes.</w:t>
+              <w:t xml:space="preserve">Here the two groups differ by segment before any offer, and their totals come from groups of very different sizes.</w:t>
             </w:r>
           </w:p>
           <w:p>
@@ -17827,7 +17854,7 @@
                 <w:sz w:val="21"/>
                 <w:szCs w:val="21"/>
               </w:rPr>
-              <w:t xml:space="preserve">The first average treats the seven country figures alike, so New Zealand's one counted year at -7.9 carries a seventh of the weight, as much as the United Kingdom's nineteen years at 2.4: -0.5 over 7 is -0.07, which rounds to the -0.1 Reinhart and Rogoff published. The second weights each country by its counted years, 119.3 over 71 country-years, which is 1.68, and there New Zealand's year carries a seventy-first. Herndon, Ash and Pollin (PERI Working Paper 322, April 2013, Table 3) give -0.1 for the spreadsheet as it stood and 1.7 once each of the same years counts; Reinhart and Rogoff defended equal weights, to keep one country's unusual episode from dominating. An average of averages carries its weights without saying so, and here the choice of weights moves the answer by 1.7 points.</w:t>
+              <w:t xml:space="preserve">The first average treats the seven country figures alike, so New Zealand's one counted year at -7.9 carries a seventh of the weight, as much as the United Kingdom's nineteen years at 2.4: -0.5 over 7 is -0.07, which rounds to the -0.1 Reinhart and Rogoff published. The second weights each country by its counted years, 119.3 over 71 country-years, which is 1.68, and there New Zealand's year carries a seventy-first. Herndon, Ash and Pollin (PERI Working Paper 322, April 2013, Table 3) give -0.1 for the spreadsheet as it stood and 1.7 once each of the same years counts; Reinhart and Rogoff defended equal weights, to keep one country's unusual episode from dominating. An average of averages gives each group the same weight whatever its size, and nothing in the printed figure shows which weights were used; here the choice moves the answer by 1.7 points.</w:t>
             </w:r>
           </w:p>
           <w:p>
@@ -17881,7 +17908,7 @@
                 <w:sz w:val="20"/>
                 <w:szCs w:val="20"/>
               </w:rPr>
-              <w:t xml:space="preserve">Swaps the two averages; the first printed is the one by country, where one year carries a seventh.</w:t>
+              <w:t xml:space="preserve">This option swaps the two averages; the first printed is the one by country, where one year carries a seventh.</w:t>
             </w:r>
           </w:p>
           <w:p>
@@ -17908,7 +17935,7 @@
                 <w:sz w:val="20"/>
                 <w:szCs w:val="20"/>
               </w:rPr>
-              <w:t xml:space="preserve">Swaps the two averages and the weights: the first printed average is by country.</w:t>
+              <w:t xml:space="preserve">It swaps the two averages and the weights, where the first printed average is by country.</w:t>
             </w:r>
           </w:p>
           <w:p>
@@ -18056,7 +18083,7 @@
                 <w:sz w:val="21"/>
                 <w:szCs w:val="21"/>
               </w:rPr>
-              <w:t xml:space="preserve">It is Wednesday's reconciliation applied to a formula: set what went in against what should have gone in. Twenty country rows in the sheet against a formula spanning fifteen is a gap nobody misses once it is checked. Counting the countries inside each average would flag every band, since no band held all 20: only ten countries ever sat above 90 percent. None of the other checks looks at the rows at all (Herndon, Ash and Pollin, PERI Working Paper 322, April 2013, note 5; Reinhart and Rogoff acknowledged the error in April 2013).</w:t>
+              <w:t xml:space="preserve">It is Wednesday's reconciliation applied to a formula: set what went in against what should have gone in, here twenty country rows in the sheet against a formula spanning fifteen. Counting the countries inside each average cannot tell a dropped row from a band a country never entered: only ten countries ever had a year above 90 percent, so the top band fails that count even on a correct sheet. Neither of the other two checks looks at the rows at all (Herndon, Ash and Pollin, PERI Working Paper 322, April 2013, note 5 and page 8; Reinhart and Rogoff acknowledged the error in April 2013).</w:t>
             </w:r>
           </w:p>
           <w:p>
@@ -18083,7 +18110,7 @@
                 <w:sz w:val="20"/>
                 <w:szCs w:val="20"/>
               </w:rPr>
-              <w:t xml:space="preserve">A band holds only the countries whose debt sat in it, and only ten ever sat above 90 percent, so this check fails on every band, right or wrong.</w:t>
+              <w:t xml:space="preserve">A band holds only the countries whose debt ever sat in it, and only ten ever sat above 90 percent, so this check fails on the top band whether the formula is right or wrong.</w:t>
             </w:r>
           </w:p>
           <w:p>
@@ -18285,7 +18312,7 @@
                 <w:sz w:val="21"/>
                 <w:szCs w:val="21"/>
               </w:rPr>
-              <w:t xml:space="preserve">Two methods that should agree and do not are a reconciliation waiting to be done, the same move as Wednesday's two Q1 figures: neither is right by rank until the gap is explained. Here the gap led to the units, a value read across a boundary without its unit, which is why Wednesday converts on purpose, once, and names the unit. The board's report says the discrepancies were reported only informally and not resolved, and it names inadequate communication between project elements among the contributing causes.</w:t>
+              <w:t xml:space="preserve">When two methods that should agree do not, the gap has to be explained before either is used, the same move as Wednesday's two Q1 figures, whose Rs 20 lakh gap was traced to copied rows before Finance would act on either. Here the gap led to the units, a value read across a boundary without its unit, which is why Wednesday converts on purpose, once, and names the unit. The board's report says the discrepancies were reported only informally and not resolved, and it names inadequate communication between project elements among the contributing causes.</w:t>
             </w:r>
           </w:p>
           <w:p>
@@ -18312,7 +18339,7 @@
                 <w:sz w:val="20"/>
                 <w:szCs w:val="20"/>
               </w:rPr>
-              <w:t xml:space="preserve">More data carrying the same mismodelled thrust is more of the same error, the dashboard trusted over the books because it refreshes daily.</w:t>
+              <w:t xml:space="preserve">Every solution carried the same mismodelled thrust, so the one built on the most tracking data carried the error too, and more data could not average it out.</w:t>
             </w:r>
           </w:p>
           <w:p>
@@ -18339,7 +18366,7 @@
                 <w:sz w:val="20"/>
                 <w:szCs w:val="20"/>
               </w:rPr>
-              <w:t xml:space="preserve">Averaging a right figure with a wrong one gives a third figure that is wrong, Anand's objection to averaging the dashboard with the books.</w:t>
+              <w:t xml:space="preserve">Averaging a right solution with a wrong one gives a third figure that is also wrong, and the spread carried forward says nothing about which one to trust.</w:t>
             </w:r>
           </w:p>
           <w:p>
@@ -18541,7 +18568,7 @@
                 <w:sz w:val="20"/>
                 <w:szCs w:val="20"/>
               </w:rPr>
-              <w:t xml:space="preserve">Invents a causal path the data never tested; the paper calls such terms unrelated to the flu.</w:t>
+              <w:t xml:space="preserve">This reason invents a causal path the data never tested, and the paper calls such terms unrelated to the flu.</w:t>
             </w:r>
           </w:p>
           <w:p>
@@ -18743,7 +18770,7 @@
                 <w:sz w:val="21"/>
                 <w:szCs w:val="21"/>
               </w:rPr>
-              <w:t xml:space="preserve">The ladder's first rung applies to good news too: confirm the change is real before acting on it. Such alerts usually signal a bug, the article says, so the first checks are the plumbing: revenue logged the same way in both groups, users split as planned, nothing broken in either version. In Bing's case the alert was no bug: the checks passed, and the analysis showed revenue up 12 percent, more than 100 million US dollars a year in the United States alone, without hurting the main user-experience metrics, the best revenue idea in Bing's history.</w:t>
+              <w:t xml:space="preserve">The ladder's first rung applies to good news too: confirm the change is real before acting on it. Such alerts usually signal a bug, the article says, so the first checks are the plumbing: whether revenue was logged the same way in both groups, and whether users were split as planned. In Bing's case the alert was no bug: the checks passed, and the analysis showed revenue up 12 percent, more than 100 million US dollars a year in the United States alone, without hurting the main user-experience metrics, the best revenue idea in Bing's history.</w:t>
             </w:r>
           </w:p>
           <w:p>
@@ -18770,7 +18797,7 @@
                 <w:sz w:val="20"/>
                 <w:szCs w:val="20"/>
               </w:rPr>
-              <w:t xml:space="preserve">Acts on a number nobody has confirmed; if the lift were a logging bug, every user would get the bug.</w:t>
+              <w:t xml:space="preserve">Shipping now acts on a number nobody has confirmed, and if the lift were a logging bug, every user would get the bug.</w:t>
             </w:r>
           </w:p>
           <w:p>
@@ -18797,7 +18824,7 @@
                 <w:sz w:val="20"/>
                 <w:szCs w:val="20"/>
               </w:rPr>
-              <w:t xml:space="preserve">Discards the test before the cheap checks have run, and here those checks showed the lift was real.</w:t>
+              <w:t xml:space="preserve">Discarding the test throws it away before the cheap checks have run, and here those checks showed the lift was real.</w:t>
             </w:r>
           </w:p>
           <w:p>
@@ -18999,7 +19026,7 @@
                 <w:sz w:val="20"/>
                 <w:szCs w:val="20"/>
               </w:rPr>
-              <w:t xml:space="preserve">Sets the offer group at the other group's mix, four members in ten, where the 500 were half members.</w:t>
+              <w:t xml:space="preserve">Setting the offer group at the other group's mix, four members in ten, ignores that the 500 were half members.</w:t>
             </w:r>
           </w:p>
           <w:p>
@@ -19017,7 +19044,7 @@
                 <w:sz w:val="20"/>
                 <w:szCs w:val="20"/>
               </w:rPr>
-              <w:t xml:space="preserve">A FALL OF RS 5,000.  </w:t>
+              <w:t xml:space="preserve">A FALL OF RS 25.  </w:t>
             </w:r>
             <w:r>
               <w:rPr>
@@ -19026,7 +19053,34 @@
                 <w:sz w:val="20"/>
                 <w:szCs w:val="20"/>
               </w:rPr>
-              <w:t xml:space="preserve">This counts the regular customers alone, 250 of them at Rs 20 less each.</w:t>
+              <w:t xml:space="preserve">Rs 25 is the fall for each customer, Rs 12,500 over 500, where the item asks for the total of all 500.</w:t>
+            </w:r>
+          </w:p>
+          <w:p>
+            <w:pPr>
+              <w:keepNext/>
+              <w:spacing w:after="40" w:line="264"/>
+              <w:ind w:left="360" w:hanging="360"/>
+            </w:pPr>
+            <w:r>
+              <w:rPr>
+                <w:rFonts w:ascii="Arial" w:cs="Arial" w:eastAsia="Arial" w:hAnsi="Arial"/>
+                <w:b/>
+                <w:bCs/>
+                <w:color w:val="1C1B16"/>
+                <w:sz w:val="20"/>
+                <w:szCs w:val="20"/>
+              </w:rPr>
+              <w:t xml:space="preserve">A FALL OF RS 5,000.  </w:t>
+            </w:r>
+            <w:r>
+              <w:rPr>
+                <w:rFonts w:ascii="Arial" w:cs="Arial" w:eastAsia="Arial" w:hAnsi="Arial"/>
+                <w:color w:val="1C1B16"/>
+                <w:sz w:val="20"/>
+                <w:szCs w:val="20"/>
+              </w:rPr>
+              <w:t xml:space="preserve">The regular customers alone make this, 250 of them at Rs 20 less each.</w:t>
             </w:r>
           </w:p>
           <w:p>
@@ -19228,7 +19282,7 @@
                 <w:sz w:val="21"/>
                 <w:szCs w:val="21"/>
               </w:rPr>
-              <w:t xml:space="preserve">Inside both tiers the offer group spent less, so last month's lift was who received the offer, and nothing in the table shows the offer adding spend. A deeper cut asks more: at 25 percent off every order brings in 0.75 of its price, so orders must rise by 1 over 0.75, a third, just to hold revenue, where a 20 percent cut needed a quarter. The honest advice is not to repeat it as it ran, and to test it on a random hold-back inside each tier first.</w:t>
+              <w:t xml:space="preserve">Inside both tiers the offer group spent less, so last month's lift was who received the offer, and nothing in the table shows the offer adding spend. A deeper cut asks more: at 25 percent off every order brings in 0.75 of its price, so orders must rise by 1 over 0.75, a third, just to hold revenue, where a 20 percent cut needed a quarter. The advice is not to repeat it as it ran, and to test it on a random hold-back inside each tier first.</w:t>
             </w:r>
           </w:p>
           <w:p>
@@ -19255,7 +19309,7 @@
                 <w:sz w:val="20"/>
                 <w:szCs w:val="20"/>
               </w:rPr>
-              <w:t xml:space="preserve">Credits the blend the tier split contradicts, with the break-even of a 20 percent cut.</w:t>
+              <w:t xml:space="preserve">This option credits the blend that the tier split contradicts, and it uses the break-even of a 20 percent cut.</w:t>
             </w:r>
           </w:p>
           <w:p>
@@ -19457,7 +19511,7 @@
                 <w:sz w:val="21"/>
                 <w:szCs w:val="21"/>
               </w:rPr>
-              <w:t xml:space="preserve">For a known order the function returns the status. For 1099 it prints a line to the console and runs off its end, so it hands back None, and str(None) is the four-letter text 'None': the model reads 'None' and may tell the customer it cannot find anything, or guess. The dashboard's test is whether the text is empty, and 'None' is not, so found holds 3 and the page shows every lookup found where one failed. Nothing raises an error at any step. The fix is to return the "not found" message the function now only prints, and to count a lookup as found on what it returned, since some text always comes back: Tuesday's print-against-return trap, one layer further from anyone who would notice.</w:t>
+              <w:t xml:space="preserve">For a known order the function returns the status. For 1099 it prints a line to the console and runs off its end, so it hands back None, and str(None) is the four-letter text 'None': the model reads 'None' and may tell the customer it cannot find anything, or guess. The dashboard's test is whether the text is empty, and 'None' is not, so found holds 3 and the page shows every lookup found where one failed, with no error at any step. The fix is to return the "not found" message the function now only prints, and to count a lookup as found on what it returned, since some text always comes back. It is Tuesday's print-against-return trap, met inside an agent.</w:t>
             </w:r>
           </w:p>
           <w:p>
@@ -19713,7 +19767,7 @@
                 <w:sz w:val="20"/>
                 <w:szCs w:val="20"/>
               </w:rPr>
-              <w:t xml:space="preserve">Counts the three questions and forgets the two replies, and the fix breaks both concurrent conversations and second messages.</w:t>
+              <w:t xml:space="preserve">This count takes the three questions and forgets the two replies, and the fix breaks both concurrent conversations and second messages.</w:t>
             </w:r>
           </w:p>
           <w:p>
@@ -19996,7 +20050,7 @@
                 <w:sz w:val="20"/>
                 <w:szCs w:val="20"/>
               </w:rPr>
-              <w:t xml:space="preserve">Uses the mean twice, for the typical cost and for the cap, and both carry C-07's 105 calls.</w:t>
+              <w:t xml:space="preserve">This pair uses the mean twice, for the typical cost and for the cap, and both carry C-07's 105 calls.</w:t>
             </w:r>
           </w:p>
           <w:p>
@@ -20171,7 +20225,7 @@
                 <w:sz w:val="20"/>
                 <w:szCs w:val="20"/>
               </w:rPr>
-              <w:t xml:space="preserve">Counts only status 'error', so the timeouts, the calls that failed worst, drop out of the failures.</w:t>
+              <w:t xml:space="preserve">This row counts only status 'error', so the timeouts, the calls that failed worst, drop out of the failures.</w:t>
             </w:r>
           </w:p>
           <w:p>
@@ -20198,7 +20252,7 @@
                 <w:sz w:val="20"/>
                 <w:szCs w:val="20"/>
               </w:rPr>
-              <w:t xml:space="preserve">Drops the date filter, so the earlier week's calls join this week's.</w:t>
+              <w:t xml:space="preserve">These counts leave out the date filter, so the earlier week's calls join this week's.</w:t>
             </w:r>
           </w:p>
           <w:p>
@@ -20225,7 +20279,7 @@
                 <w:sz w:val="20"/>
                 <w:szCs w:val="20"/>
               </w:rPr>
-              <w:t xml:space="preserve">Stops before HAVING, which is what removes the tool under 30.</w:t>
+              <w:t xml:space="preserve">These rows stop before HAVING, which is what removes the tool under 30.</w:t>
             </w:r>
           </w:p>
           <w:p>
@@ -20373,7 +20427,7 @@
                 <w:sz w:val="21"/>
                 <w:szCs w:val="21"/>
               </w:rPr>
-              <w:t xml:space="preserve">COUNT of a column counts the values in it, and the two timed-out calls have none, so it returns 6; COUNT(*) would return 8. A dashboard that labels this "calls" undercounts exactly the calls that went worst.</w:t>
+              <w:t xml:space="preserve">COUNT of a column counts the values in it, and the two timed-out calls have none, so it returns 6; COUNT(*) would return 8. A dashboard that labels this "calls" undercounts the calls that went worst.</w:t>
             </w:r>
           </w:p>
           <w:p>
@@ -20548,7 +20602,7 @@
                 <w:sz w:val="21"/>
                 <w:szCs w:val="21"/>
               </w:rPr>
-              <w:t xml:space="preserve">AVG skips NULL, so it averages the six calls that finished, 4,800 over 6, which is 800. The two timeouts, the slowest calls of all, are left out, and the dashboard's latency looks better than any customer's wait. Reading NULL as zero gives 600, which is wrong too, since a timeout did not take no time.</w:t>
+              <w:t xml:space="preserve">AVG skips NULL, so it averages the six calls that finished, 4,800 over 6, which is 800. The two timeouts, the slowest calls of all, are left out, so the average understates the wait of the customers who timed out. Reading NULL as zero gives 600, which is wrong too, since it counts the slowest calls as instant.</w:t>
             </w:r>
           </w:p>
           <w:p>
@@ -20575,7 +20629,7 @@
                 <w:sz w:val="20"/>
                 <w:szCs w:val="20"/>
               </w:rPr>
-              <w:t xml:space="preserve">Reads NULL as zero, 4,800 over 8; AVG leaves NULL rows out of both the sum and the count.</w:t>
+              <w:t xml:space="preserve">This reads NULL as zero, 4,800 over 8, where AVG leaves NULL rows out of both the sum and the count.</w:t>
             </w:r>
           </w:p>
           <w:p>
@@ -20776,7 +20830,7 @@
                 <w:sz w:val="21"/>
                 <w:szCs w:val="21"/>
               </w:rPr>
-              <w:t xml:space="preserve">PostgreSQL divides integers as integers, so every rate gets a 1.0 or a cast before the division, and I check a rate of exactly 0 against its counts.</w:t>
+              <w:t xml:space="preserve">PostgreSQL divides integers as integers, so every rate gets a 1.0 or a cast before the division, and I check a rate of 0 against its counts.</w:t>
             </w:r>
           </w:p>
           <w:p>
@@ -21026,7 +21080,7 @@
           <w:sz w:val="21"/>
           <w:szCs w:val="21"/>
         </w:rPr>
-        <w:t xml:space="preserve">Part 4, Which check would have caught the misleading number in five public cases? (5): Q22, Q23, Q24, Q25, Q26</w:t>
+        <w:t xml:space="preserve">Part 4, What should a team check before it acts on a surprising number, in four public cases? (5): Q22, Q23, Q24, Q25, Q26</w:t>
       </w:r>
     </w:p>
     <w:p>
@@ -21248,7 +21302,7 @@
           <w:sz w:val="21"/>
           <w:szCs w:val="21"/>
         </w:rPr>
-        <w:t xml:space="preserve">Q12 (Applied maths, Hard, [F]): Kalpa's order system gives each order one order_id, and Anand's books hold each order once, at the amount it was booked for. How much revenue do these seven rows hold for each quarter once each order is counted once? Give Q1 and Q2 in rupees.</w:t>
+        <w:t xml:space="preserve">Q12 (Applied maths, Hard, [F]): Kalpa's order system gives each order one order_id, and Anand's books hold each order once, at the amount it was booked for. Where two copies of an order differ, the team keeps the copy whose amount reads as a number, and otherwise the first. How much revenue do these seven rows hold for each quarter once each order is counted once? Give Q1 and Q2 in rupees.</w:t>
       </w:r>
     </w:p>
     <w:p>
@@ -21305,7 +21359,7 @@
           <w:sz w:val="21"/>
           <w:szCs w:val="21"/>
         </w:rPr>
-        <w:t xml:space="preserve">Q16 (One correct option, Hard, [S]): Meera sent her question about Retail-Plus after Q2's figures had shown the fall. The team reads a fall as more than chance when fewer than 5 in 100 flips reach it. Which line answers her?</w:t>
+        <w:t xml:space="preserve">Q16 (One correct option, Hard, [S]): Meera sent her question about Retail-Plus after Q2's figures had shown the fall. The team's line for calling a fall more than chance is a p-value under 5 in 100. Which line answers her?</w:t>
       </w:r>
     </w:p>
     <w:p>
@@ -21343,7 +21397,7 @@
           <w:sz w:val="21"/>
           <w:szCs w:val="21"/>
         </w:rPr>
-        <w:t xml:space="preserve">Q19 (One correct option, Hard, [S]): The web team asks whether buyers spent less after the website changed at the start of Q2. Ten invented cards hold the spend of five customers who bought in Q1 and five different customers who bought in Q2, so the test shuffles the quarter labels: shuffle_gaps pools the ten figures, deals five to each quarter at random and records the gap. The first run wrote the gap as Q1 less Q2, Rs 980, and 13 of 1,000 shuffles reached it, so the note called the fall real. An analyst reruns the cell with the gap written as Q2 less Q1, the way a fall is usually shown. What does the cell print, and what should the note say about the fall now?</w:t>
+        <w:t xml:space="preserve">Q19 (One correct option, Hard, [S]): The web team asks whether buyers spent less after the website changed at the start of Q2. Ten invented cards hold the spend of five customers who bought in Q1 and five different customers who bought in Q2, so the test shuffles the quarter labels: shuffle_gaps pools the ten figures, deals five to each quarter at random and records the gap. The first run wrote the gap as Q1 less Q2, Rs 980: 13 of 1,000 shuffles reached it and 29 made a gap that large either way, so the note called the fall real. An analyst reruns the cell with the gap written as Q2 less Q1, the way a fall is usually shown. What does the cell print, and what should the note say about the fall now?</w:t>
       </w:r>
     </w:p>
     <w:p>
@@ -21419,7 +21473,7 @@
           <w:sz w:val="21"/>
           <w:szCs w:val="21"/>
         </w:rPr>
-        <w:t xml:space="preserve">Q23 (Scenario set, Medium, [F]): The working spreadsheet held its 20 countries in rows 30 to 49, but the formula for each average covered rows 30 to 44, which left out Australia, Austria, Belgium, Canada and Denmark; the authors accepted the error when it was found. Which check, run before publication, would have caught it?</w:t>
+        <w:t xml:space="preserve">Q23 (Scenario set, Medium, [F]): The working spreadsheet held its 20 countries in rows 30 to 49, but the formula for each average covered rows 30 to 44, which left out Australia, Austria, Belgium, Canada and Denmark; the authors accepted the error when it was found. Only 10 of the 20 countries ever had a year with debt above 90 percent. Which check, run before publication, would have caught it?</w:t>
       </w:r>
     </w:p>
     <w:p>
@@ -21438,7 +21492,7 @@
           <w:sz w:val="21"/>
           <w:szCs w:val="21"/>
         </w:rPr>
-        <w:t xml:space="preserve">Q24 (One correct option, Medium, [S]): NASA's Mars Climate Orbiter was lost on 23 September 1999 as it reached Mars. One team's ground software wrote the thrusters' impulse in pound-force seconds, while the interface specification, and the navigation software that read the file, used newton-seconds, so every firing's effect was understated by a factor of 4.45. Through the spring and summer of 1999, engineers raised concerns about differences between navigation solutions, the team's estimates of the spacecraft's path, but only informally. As the spacecraft approached Mars, solutions from Doppler data alone consistently placed it closer to the planet than the other solutions did, and the differences were not resolved (NASA Mishap Investigation Board, 1999). What should the team have done when the solutions disagreed?</w:t>
+        <w:t xml:space="preserve">Q24 (One correct option, Medium, [S]): NASA's Mars Climate Orbiter was lost on 23 September 1999 as it reached Mars. One team's ground software wrote the thrusters' impulse in pound-force seconds, while the interface specification, and the navigation software that read the file, used newton-seconds, so every firing's effect was understated by a factor of 4.45. Through the spring and summer of 1999, engineers raised concerns about differences between navigation solutions, the team's estimates of the spacecraft's path. As the spacecraft approached Mars, solutions from Doppler data alone consistently placed it closer to the planet than the other solutions did (NASA Mishap Investigation Board, 1999). What should the team have done when the solutions disagreed?</w:t>
       </w:r>
     </w:p>
     <w:p>
@@ -21495,7 +21549,7 @@
           <w:sz w:val="21"/>
           <w:szCs w:val="21"/>
         </w:rPr>
-        <w:t xml:space="preserve">Q27 (Scenario set, Hard, [D]): On these figures, how much more or less did the 500 customers who got the offer spend last month than the same customers would have spent without it? Give it in rupees.</w:t>
+        <w:t xml:space="preserve">Q27 (Scenario set, Hard, [D]): On these figures, how much more or less did the 500 customers who got the offer spend last month, all 500 together, than the same customers would have spent without it? Give the total in rupees.</w:t>
       </w:r>
     </w:p>
     <w:p>
@@ -21869,7 +21923,7 @@
           <w:sz w:val="21"/>
           <w:szCs w:val="21"/>
         </w:rPr>
-        <w:t xml:space="preserve">Bank 10 (True or false, Easy, Mon), folded into Q3: The first-order item rests on one Rs 4,80,000 order lifting the delivered mean to twelve times the typical order while the median stays with it.</w:t>
+        <w:t xml:space="preserve">Bank 10 (True or false, Easy, Mon), folded into Q3: The first-order item rests on one Rs 4,80,000 order lifting the sample's mean to eight times the typical order while the median stays with it.</w:t>
       </w:r>
     </w:p>
     <w:p>
@@ -22078,7 +22132,7 @@
           <w:sz w:val="21"/>
           <w:szCs w:val="21"/>
         </w:rPr>
-        <w:t xml:space="preserve">Bank 22 (One correct option, Easy, Tue), folded into Q29: The tool-print item asks what the caller holds after a function that prints and does not return, one layer further from anyone who would notice.</w:t>
+        <w:t xml:space="preserve">Bank 22 (One correct option, Easy, Tue), folded into Q29: The tool-print item asks what the caller holds after a function that prints and does not return, inside an agent whose model and dashboard both read the return value.</w:t>
       </w:r>
     </w:p>
     <w:p>
@@ -22534,7 +22588,7 @@
           <w:sz w:val="21"/>
           <w:szCs w:val="21"/>
         </w:rPr>
-        <w:t xml:space="preserve">Bank 47 (Applied maths, Easy, Mon), folded into Q3: The first-order item asks for the median of orders that include the Rs 4,80,000 order, this item's arithmetic on the week's first sample, where the mean runs twelve times the median.</w:t>
+        <w:t xml:space="preserve">Bank 47 (Applied maths, Easy, Mon), folded into Q3: The first-order item asks for the median of orders that include the Rs 4,80,000 order, this item's arithmetic on the week's first sample, where the mean runs eight times the median.</w:t>
       </w:r>
     </w:p>
     <w:p>
@@ -22881,7 +22935,7 @@
           <w:sz w:val="21"/>
           <w:szCs w:val="21"/>
         </w:rPr>
-        <w:t xml:space="preserve">"Mostly it is a change in who ordered: Retail-Plus's small orders fell from 51 rows to 26 while Business orders, which carry nearly all the revenue, fell only from 20 to 17, so the average order grew without anyone paying more. Inside Business, revenue per order rose about 5 percent, which is the part worth watching. It is not good news in itself, and I would show revenue per order by segment beside it."</w:t>
+        <w:t xml:space="preserve">"About 69 percent of it is a change in who ordered: Retail-Plus's small orders fell from 51 rows to 26 while Business's lakh-sized orders fell only from 20 to 17, so the average order grew while no segment's revenue per order rose anywhere near 18 percent. Most of the rest is Business, whose revenue per order rose 5.0 percent, and that is the part worth watching. The rise is no sign that customers pay more, and I would show revenue per order by segment beside it."</w:t>
       </w:r>
     </w:p>
     <w:p>
@@ -22907,7 +22961,7 @@
           <w:sz w:val="21"/>
           <w:szCs w:val="21"/>
         </w:rPr>
-        <w:t xml:space="preserve">"The same 22 members spent in both quarters, so each member is their own comparison and the only question chance can answer is which of their two quarters came first. Pooling all 44 figures would set big spenders against small ones at random and add a spread that has nothing to do with the fall, which would make a real fall harder to see."</w:t>
+        <w:t xml:space="preserve">"The same 22 members spent in both quarters, so flipping each member's own pair compares every member with themselves, and chance only decides which of their two quarters came first. Pooling all 44 figures would also count the gaps between members as chance, which overstates chance where heavy buyers stay heavy and can hide a real fall, although on these 22 a member's Q1 barely predicts their Q2, a correlation of 0.04, so the two tests land close."</w:t>
       </w:r>
     </w:p>
     <w:p>
@@ -22933,7 +22987,7 @@
           <w:sz w:val="21"/>
           <w:szCs w:val="21"/>
         </w:rPr>
-        <w:t xml:space="preserve">First, profile the fields and check the window and the identity rule, because those decide whether any number is honest. Skip polish: charts, formatting and every exploration beyond the question asked. Refuse to skip the reconciliation, rows and rupees, because a figure that does not reconcile is one Finance will overturn, and it is the step rooms drop under time pressure.</w:t>
+        <w:t xml:space="preserve">First, profile the fields and check the window and the identity rule, because those decide whether any number can be trusted. Skip polish: charts, formatting and every exploration beyond the question asked. Refuse to skip the reconciliation, rows and rupees, because a figure that does not reconcile is one Finance will overturn, and it is the step rooms drop under time pressure.</w:t>
       </w:r>
     </w:p>
     <w:p>
@@ -29699,7 +29753,7 @@
                       <w:sz w:val="16"/>
                       <w:szCs w:val="16"/>
                     </w:rPr>
-                    <w:t xml:space="preserve">Rs 2,060.</w:t>
+                    <w:t xml:space="preserve">Rs 2,205.</w:t>
                   </w:r>
                 </w:p>
               </w:tc>
@@ -30769,8 +30823,8 @@
       </w:tr>
     </w:tbl>
     <w:sectPr>
-      <w:headerReference w:type="default" r:id="rId7"/>
-      <w:footerReference w:type="default" r:id="rId8"/>
+      <w:headerReference w:type="default" r:id="rId6"/>
+      <w:footerReference w:type="default" r:id="rId7"/>
       <w:pgSz w:w="11906" w:h="16838" w:orient="portrait"/>
       <w:pgMar w:top="900" w:right="1053" w:bottom="900" w:left="1053" w:header="500" w:footer="500" w:gutter="0"/>
       <w:pgNumType/>
@@ -30778,10 +30832,6 @@
     </w:sectPr>
   </w:body>
 </w:document>
-</file>
-
-<file path=word/comments.xml><?xml version="1.0" encoding="utf-8"?>
-<w:comments xmlns:cx="http://schemas.microsoft.com/office/drawing/2014/chartex" xmlns:cx1="http://schemas.microsoft.com/office/drawing/2015/9/8/chartex" xmlns:cx2="http://schemas.microsoft.com/office/drawing/2015/10/21/chartex" xmlns:cx3="http://schemas.microsoft.com/office/drawing/2016/5/9/chartex" xmlns:cx4="http://schemas.microsoft.com/office/drawing/2016/5/10/chartex" xmlns:cx5="http://schemas.microsoft.com/office/drawing/2016/5/11/chartex" xmlns:cx6="http://schemas.microsoft.com/office/drawing/2016/5/12/chartex" xmlns:cx7="http://schemas.microsoft.com/office/drawing/2016/5/13/chartex" xmlns:cx8="http://schemas.microsoft.com/office/drawing/2016/5/14/chartex" xmlns:mc="http://schemas.openxmlformats.org/markup-compatibility/2006" xmlns:aink="http://schemas.microsoft.com/office/drawing/2016/ink" xmlns:am3d="http://schemas.microsoft.com/office/drawing/2017/model3d" xmlns:o="urn:schemas-microsoft-com:office:office" xmlns:r="http://schemas.openxmlformats.org/officeDocument/2006/relationships" xmlns:m="http://schemas.openxmlformats.org/officeDocument/2006/math" xmlns:v="urn:schemas-microsoft-com:vml" xmlns:wp14="http://schemas.microsoft.com/office/word/2010/wordprocessingDrawing" xmlns:wp="http://schemas.openxmlformats.org/drawingml/2006/wordprocessingDrawing" xmlns:w10="urn:schemas-microsoft-com:office:word" xmlns:w="http://schemas.openxmlformats.org/wordprocessingml/2006/main" xmlns:w14="http://schemas.microsoft.com/office/word/2010/wordml" xmlns:w15="http://schemas.microsoft.com/office/word/2012/wordml" xmlns:w16cex="http://schemas.microsoft.com/office/word/2018/wordml/cex" xmlns:w16cid="http://schemas.microsoft.com/office/word/2016/wordml/cid" xmlns:w16="http://schemas.microsoft.com/office/word/2018/wordml" xmlns:w16sdtdh="http://schemas.microsoft.com/office/word/2020/wordml/sdtdatahash" xmlns:w16se="http://schemas.microsoft.com/office/word/2015/wordml/symex" xmlns:wpg="http://schemas.microsoft.com/office/word/2010/wordprocessingGroup" xmlns:wpi="http://schemas.microsoft.com/office/word/2010/wordprocessingInk" xmlns:wne="http://schemas.microsoft.com/office/word/2006/wordml" xmlns:wps="http://schemas.microsoft.com/office/word/2010/wordprocessingShape"/>
 </file>
 
 <file path=word/endnotes.xml><?xml version="1.0" encoding="utf-8"?>
@@ -30936,7 +30986,7 @@
 <w:numbering xmlns:wpc="http://schemas.microsoft.com/office/word/2010/wordprocessingCanvas" xmlns:mc="http://schemas.openxmlformats.org/markup-compatibility/2006" xmlns:o="urn:schemas-microsoft-com:office:office" xmlns:r="http://schemas.openxmlformats.org/officeDocument/2006/relationships" xmlns:m="http://schemas.openxmlformats.org/officeDocument/2006/math" xmlns:v="urn:schemas-microsoft-com:vml" xmlns:wp14="http://schemas.microsoft.com/office/word/2010/wordprocessingDrawing" xmlns:wp="http://schemas.openxmlformats.org/drawingml/2006/wordprocessingDrawing" xmlns:w10="urn:schemas-microsoft-com:office:word" xmlns:w="http://schemas.openxmlformats.org/wordprocessingml/2006/main" xmlns:w14="http://schemas.microsoft.com/office/word/2010/wordml" xmlns:w15="http://schemas.microsoft.com/office/word/2012/wordml" xmlns:wpg="http://schemas.microsoft.com/office/word/2010/wordprocessingGroup" xmlns:wpi="http://schemas.microsoft.com/office/word/2010/wordprocessingInk" xmlns:wne="http://schemas.microsoft.com/office/word/2006/wordml" xmlns:wps="http://schemas.microsoft.com/office/word/2010/wordprocessingShape" mc:Ignorable="w14 w15 wp14">
   <w:abstractNum w:abstractNumId="1" w15:restartNumberingAfterBreak="0">
     <w:multiLevelType w:val="hybridMultilevel"/>
-    <w:lvl w:ilvl="0" w15:tentative="1">
+    <w:lvl w:ilvl="0" w:tentative="1">
       <w:start w:val="1"/>
       <w:numFmt w:val="bullet"/>
       <w:lvlText w:val="●"/>
@@ -30945,7 +30995,7 @@
         <w:ind w:left="720" w:hanging="360"/>
       </w:pPr>
     </w:lvl>
-    <w:lvl w:ilvl="1" w15:tentative="1">
+    <w:lvl w:ilvl="1" w:tentative="1">
       <w:start w:val="1"/>
       <w:numFmt w:val="bullet"/>
       <w:lvlText w:val="○"/>
@@ -30954,7 +31004,7 @@
         <w:ind w:left="1440" w:hanging="360"/>
       </w:pPr>
     </w:lvl>
-    <w:lvl w:ilvl="2" w15:tentative="1">
+    <w:lvl w:ilvl="2" w:tentative="1">
       <w:start w:val="1"/>
       <w:numFmt w:val="bullet"/>
       <w:lvlText w:val="■"/>
@@ -30963,7 +31013,7 @@
         <w:ind w:left="2160" w:hanging="360"/>
       </w:pPr>
     </w:lvl>
-    <w:lvl w:ilvl="3" w15:tentative="1">
+    <w:lvl w:ilvl="3" w:tentative="1">
       <w:start w:val="1"/>
       <w:numFmt w:val="bullet"/>
       <w:lvlText w:val="●"/>
@@ -30972,7 +31022,7 @@
         <w:ind w:left="2880" w:hanging="360"/>
       </w:pPr>
     </w:lvl>
-    <w:lvl w:ilvl="4" w15:tentative="1">
+    <w:lvl w:ilvl="4" w:tentative="1">
       <w:start w:val="1"/>
       <w:numFmt w:val="bullet"/>
       <w:lvlText w:val="○"/>
@@ -30981,7 +31031,7 @@
         <w:ind w:left="3600" w:hanging="360"/>
       </w:pPr>
     </w:lvl>
-    <w:lvl w:ilvl="5" w15:tentative="1">
+    <w:lvl w:ilvl="5" w:tentative="1">
       <w:start w:val="1"/>
       <w:numFmt w:val="bullet"/>
       <w:lvlText w:val="■"/>
@@ -30990,7 +31040,7 @@
         <w:ind w:left="4320" w:hanging="360"/>
       </w:pPr>
     </w:lvl>
-    <w:lvl w:ilvl="6" w15:tentative="1">
+    <w:lvl w:ilvl="6" w:tentative="1">
       <w:start w:val="1"/>
       <w:numFmt w:val="bullet"/>
       <w:lvlText w:val="●"/>
@@ -30999,7 +31049,7 @@
         <w:ind w:left="5040" w:hanging="360"/>
       </w:pPr>
     </w:lvl>
-    <w:lvl w:ilvl="7" w15:tentative="1">
+    <w:lvl w:ilvl="7" w:tentative="1">
       <w:start w:val="1"/>
       <w:numFmt w:val="bullet"/>
       <w:lvlText w:val="●"/>
@@ -31008,7 +31058,7 @@
         <w:ind w:left="5760" w:hanging="360"/>
       </w:pPr>
     </w:lvl>
-    <w:lvl w:ilvl="8" w15:tentative="1">
+    <w:lvl w:ilvl="8" w:tentative="1">
       <w:start w:val="1"/>
       <w:numFmt w:val="bullet"/>
       <w:lvlText w:val="●"/>
@@ -31020,11 +31070,11 @@
   </w:abstractNum>
   <w:abstractNum w:abstractNumId="2" w15:restartNumberingAfterBreak="0">
     <w:multiLevelType w:val="hybridMultilevel"/>
-    <w:lvl w:ilvl="0" w15:tentative="1">
+    <w:lvl w:ilvl="0" w:tentative="1">
       <w:start w:val="1"/>
       <w:numFmt w:val="decimal"/>
       <w:lvlText w:val="%1."/>
-      <w:lvlJc w:val="start"/>
+      <w:lvlJc w:val="left"/>
       <w:pPr>
         <w:ind w:left="400" w:hanging="300"/>
       </w:pPr>
@@ -31032,11 +31082,11 @@
   </w:abstractNum>
   <w:abstractNum w:abstractNumId="3" w15:restartNumberingAfterBreak="0">
     <w:multiLevelType w:val="hybridMultilevel"/>
-    <w:lvl w:ilvl="0" w15:tentative="1">
+    <w:lvl w:ilvl="0" w:tentative="1">
       <w:start w:val="1"/>
       <w:numFmt w:val="bullet"/>
       <w:lvlText w:val="•"/>
-      <w:lvlJc w:val="start"/>
+      <w:lvlJc w:val="left"/>
       <w:pPr>
         <w:ind w:left="400" w:hanging="300"/>
       </w:pPr>
@@ -31076,6 +31126,10 @@
     </w:rPrDefault>
     <w:pPrDefault/>
   </w:docDefaults>
+  <w:style w:type="paragraph" w:styleId="Normal" w:default="1">
+    <w:name w:val="Normal"/>
+    <w:qFormat/>
+  </w:style>
   <w:style w:type="paragraph" w:styleId="Title">
     <w:name w:val="Title"/>
     <w:basedOn w:val="Normal"/>
@@ -31248,4 +31302,294 @@
     </w:rPr>
   </w:style>
 </w:styles>
+</file>
+
+<file path=word/theme/theme1.xml><?xml version="1.0" encoding="utf-8"?>
+<a:theme xmlns:a="http://schemas.openxmlformats.org/drawingml/2006/main" name="Office Theme">
+  <a:themeElements>
+    <a:clrScheme name="Office">
+      <a:dk1>
+        <a:sysClr val="windowText" lastClr="000000"/>
+      </a:dk1>
+      <a:lt1>
+        <a:sysClr val="window" lastClr="FFFFFF"/>
+      </a:lt1>
+      <a:dk2>
+        <a:srgbClr val="44546A"/>
+      </a:dk2>
+      <a:lt2>
+        <a:srgbClr val="E7E6E6"/>
+      </a:lt2>
+      <a:accent1>
+        <a:srgbClr val="4472C4"/>
+      </a:accent1>
+      <a:accent2>
+        <a:srgbClr val="ED7D31"/>
+      </a:accent2>
+      <a:accent3>
+        <a:srgbClr val="A5A5A5"/>
+      </a:accent3>
+      <a:accent4>
+        <a:srgbClr val="FFC000"/>
+      </a:accent4>
+      <a:accent5>
+        <a:srgbClr val="5B9BD5"/>
+      </a:accent5>
+      <a:accent6>
+        <a:srgbClr val="70AD47"/>
+      </a:accent6>
+      <a:hlink>
+        <a:srgbClr val="0563C1"/>
+      </a:hlink>
+      <a:folHlink>
+        <a:srgbClr val="954F72"/>
+      </a:folHlink>
+    </a:clrScheme>
+    <a:fontScheme name="Office">
+      <a:majorFont>
+        <a:latin typeface="Calibri Light" panose="020F0302020204030204"/>
+        <a:ea typeface=""/>
+        <a:cs typeface=""/>
+        <a:font script="Jpan" typeface="游ゴシック Light"/>
+        <a:font script="Hang" typeface="맑은 고딕"/>
+        <a:font script="Hans" typeface="等线 Light"/>
+        <a:font script="Hant" typeface="新細明體"/>
+        <a:font script="Arab" typeface="Times New Roman"/>
+        <a:font script="Hebr" typeface="Times New Roman"/>
+        <a:font script="Thai" typeface="Angsana New"/>
+        <a:font script="Ethi" typeface="Nyala"/>
+        <a:font script="Beng" typeface="Vrinda"/>
+        <a:font script="Gujr" typeface="Shruti"/>
+        <a:font script="Khmr" typeface="MoolBoran"/>
+        <a:font script="Knda" typeface="Tunga"/>
+        <a:font script="Guru" typeface="Raavi"/>
+        <a:font script="Cans" typeface="Euphemia"/>
+        <a:font script="Cher" typeface="Plantagenet Cherokee"/>
+        <a:font script="Yiii" typeface="Microsoft Yi Baiti"/>
+        <a:font script="Tibt" typeface="Microsoft Himalaya"/>
+        <a:font script="Thaa" typeface="MV Boli"/>
+        <a:font script="Deva" typeface="Mangal"/>
+        <a:font script="Telu" typeface="Gautami"/>
+        <a:font script="Taml" typeface="Latha"/>
+        <a:font script="Syrc" typeface="Estrangelo Edessa"/>
+        <a:font script="Orya" typeface="Kalinga"/>
+        <a:font script="Mlym" typeface="Kartika"/>
+        <a:font script="Laoo" typeface="DokChampa"/>
+        <a:font script="Sinh" typeface="Iskoola Pota"/>
+        <a:font script="Mong" typeface="Mongolian Baiti"/>
+        <a:font script="Viet" typeface="Times New Roman"/>
+        <a:font script="Uigh" typeface="Microsoft Uighur"/>
+        <a:font script="Geor" typeface="Sylfaen"/>
+        <a:font script="Armn" typeface="Arial"/>
+        <a:font script="Bugi" typeface="Leelawadee UI"/>
+        <a:font script="Bopo" typeface="Microsoft JhengHei"/>
+        <a:font script="Java" typeface="Javanese Text"/>
+        <a:font script="Lisu" typeface="Segoe UI"/>
+        <a:font script="Mymr" typeface="Myanmar Text"/>
+        <a:font script="Nkoo" typeface="Ebrima"/>
+        <a:font script="Olck" typeface="Nirmala UI"/>
+        <a:font script="Osma" typeface="Ebrima"/>
+        <a:font script="Phag" typeface="Phagspa"/>
+        <a:font script="Syrn" typeface="Estrangelo Edessa"/>
+        <a:font script="Syrj" typeface="Estrangelo Edessa"/>
+        <a:font script="Syre" typeface="Estrangelo Edessa"/>
+        <a:font script="Sora" typeface="Nirmala UI"/>
+        <a:font script="Tale" typeface="Microsoft Tai Le"/>
+        <a:font script="Talu" typeface="Microsoft New Tai Lue"/>
+        <a:font script="Tfng" typeface="Ebrima"/>
+      </a:majorFont>
+      <a:minorFont>
+        <a:latin typeface="Calibri" panose="020F0502020204030204"/>
+        <a:ea typeface=""/>
+        <a:cs typeface=""/>
+        <a:font script="Jpan" typeface="游明朝"/>
+        <a:font script="Hang" typeface="맑은 고딕"/>
+        <a:font script="Hans" typeface="等线"/>
+        <a:font script="Hant" typeface="新細明體"/>
+        <a:font script="Arab" typeface="Arial"/>
+        <a:font script="Hebr" typeface="Arial"/>
+        <a:font script="Thai" typeface="Cordia New"/>
+        <a:font script="Ethi" typeface="Nyala"/>
+        <a:font script="Beng" typeface="Vrinda"/>
+        <a:font script="Gujr" typeface="Shruti"/>
+        <a:font script="Khmr" typeface="DaunPenh"/>
+        <a:font script="Knda" typeface="Tunga"/>
+        <a:font script="Guru" typeface="Raavi"/>
+        <a:font script="Cans" typeface="Euphemia"/>
+        <a:font script="Cher" typeface="Plantagenet Cherokee"/>
+        <a:font script="Yiii" typeface="Microsoft Yi Baiti"/>
+        <a:font script="Tibt" typeface="Microsoft Himalaya"/>
+        <a:font script="Thaa" typeface="MV Boli"/>
+        <a:font script="Deva" typeface="Mangal"/>
+        <a:font script="Telu" typeface="Gautami"/>
+        <a:font script="Taml" typeface="Latha"/>
+        <a:font script="Syrc" typeface="Estrangelo Edessa"/>
+        <a:font script="Orya" typeface="Kalinga"/>
+        <a:font script="Mlym" typeface="Kartika"/>
+        <a:font script="Laoo" typeface="DokChampa"/>
+        <a:font script="Sinh" typeface="Iskoola Pota"/>
+        <a:font script="Mong" typeface="Mongolian Baiti"/>
+        <a:font script="Viet" typeface="Arial"/>
+        <a:font script="Uigh" typeface="Microsoft Uighur"/>
+        <a:font script="Geor" typeface="Sylfaen"/>
+        <a:font script="Armn" typeface="Arial"/>
+        <a:font script="Bugi" typeface="Leelawadee UI"/>
+        <a:font script="Bopo" typeface="Microsoft JhengHei"/>
+        <a:font script="Java" typeface="Javanese Text"/>
+        <a:font script="Lisu" typeface="Segoe UI"/>
+        <a:font script="Mymr" typeface="Myanmar Text"/>
+        <a:font script="Nkoo" typeface="Ebrima"/>
+        <a:font script="Olck" typeface="Nirmala UI"/>
+        <a:font script="Osma" typeface="Ebrima"/>
+        <a:font script="Phag" typeface="Phagspa"/>
+        <a:font script="Syrn" typeface="Estrangelo Edessa"/>
+        <a:font script="Syrj" typeface="Estrangelo Edessa"/>
+        <a:font script="Syre" typeface="Estrangelo Edessa"/>
+        <a:font script="Sora" typeface="Nirmala UI"/>
+        <a:font script="Tale" typeface="Microsoft Tai Le"/>
+        <a:font script="Talu" typeface="Microsoft New Tai Lue"/>
+        <a:font script="Tfng" typeface="Ebrima"/>
+      </a:minorFont>
+    </a:fontScheme>
+    <a:fmtScheme name="Office">
+      <a:fillStyleLst>
+        <a:solidFill>
+          <a:schemeClr val="phClr"/>
+        </a:solidFill>
+        <a:gradFill rotWithShape="true">
+          <a:gsLst>
+            <a:gs pos="0">
+              <a:schemeClr val="phClr">
+                <a:lumMod val="110000"/>
+                <a:satMod val="105000"/>
+                <a:tint val="67000"/>
+              </a:schemeClr>
+            </a:gs>
+            <a:gs pos="50000">
+              <a:schemeClr val="phClr">
+                <a:lumMod val="105000"/>
+                <a:satMod val="103000"/>
+                <a:tint val="73000"/>
+              </a:schemeClr>
+            </a:gs>
+            <a:gs pos="100000">
+              <a:schemeClr val="phClr">
+                <a:lumMod val="105000"/>
+                <a:satMod val="109000"/>
+                <a:tint val="81000"/>
+              </a:schemeClr>
+            </a:gs>
+          </a:gsLst>
+          <a:lin ang="5400000" scaled="false"/>
+        </a:gradFill>
+        <a:gradFill rotWithShape="true">
+          <a:gsLst>
+            <a:gs pos="0">
+              <a:schemeClr val="phClr">
+                <a:satMod val="103000"/>
+                <a:lumMod val="102000"/>
+                <a:tint val="94000"/>
+              </a:schemeClr>
+            </a:gs>
+            <a:gs pos="50000">
+              <a:schemeClr val="phClr">
+                <a:satMod val="110000"/>
+                <a:lumMod val="100000"/>
+                <a:shade val="100000"/>
+              </a:schemeClr>
+            </a:gs>
+            <a:gs pos="100000">
+              <a:schemeClr val="phClr">
+                <a:lumMod val="99000"/>
+                <a:satMod val="120000"/>
+                <a:shade val="78000"/>
+              </a:schemeClr>
+            </a:gs>
+          </a:gsLst>
+          <a:lin ang="5400000" scaled="false"/>
+        </a:gradFill>
+      </a:fillStyleLst>
+      <a:lnStyleLst>
+        <a:ln w="6350" cap="flat" cmpd="sng" algn="ctr">
+          <a:solidFill>
+            <a:schemeClr val="phClr"/>
+          </a:solidFill>
+          <a:prstDash val="solid"/>
+          <a:miter lim="800000"/>
+        </a:ln>
+        <a:ln w="12700" cap="flat" cmpd="sng" algn="ctr">
+          <a:solidFill>
+            <a:schemeClr val="phClr"/>
+          </a:solidFill>
+          <a:prstDash val="solid"/>
+          <a:miter lim="800000"/>
+        </a:ln>
+        <a:ln w="19050" cap="flat" cmpd="sng" algn="ctr">
+          <a:solidFill>
+            <a:schemeClr val="phClr"/>
+          </a:solidFill>
+          <a:prstDash val="solid"/>
+          <a:miter lim="800000"/>
+        </a:ln>
+      </a:lnStyleLst>
+      <a:effectStyleLst>
+        <a:effectStyle>
+          <a:effectLst/>
+        </a:effectStyle>
+        <a:effectStyle>
+          <a:effectLst/>
+        </a:effectStyle>
+        <a:effectStyle>
+          <a:effectLst>
+            <a:outerShdw blurRad="57150" dist="19050" dir="5400000" algn="ctr" rotWithShape="false">
+              <a:srgbClr val="000000">
+                <a:alpha val="63000"/>
+              </a:srgbClr>
+            </a:outerShdw>
+          </a:effectLst>
+        </a:effectStyle>
+      </a:effectStyleLst>
+      <a:bgFillStyleLst>
+        <a:solidFill>
+          <a:schemeClr val="phClr"/>
+        </a:solidFill>
+        <a:solidFill>
+          <a:schemeClr val="phClr">
+            <a:tint val="95000"/>
+            <a:satMod val="170000"/>
+          </a:schemeClr>
+        </a:solidFill>
+        <a:gradFill rotWithShape="true">
+          <a:gsLst>
+            <a:gs pos="0">
+              <a:schemeClr val="phClr">
+                <a:tint val="93000"/>
+                <a:satMod val="150000"/>
+                <a:shade val="98000"/>
+                <a:lumMod val="102000"/>
+              </a:schemeClr>
+            </a:gs>
+            <a:gs pos="50000">
+              <a:schemeClr val="phClr">
+                <a:tint val="98000"/>
+                <a:satMod val="130000"/>
+                <a:shade val="90000"/>
+                <a:lumMod val="103000"/>
+              </a:schemeClr>
+            </a:gs>
+            <a:gs pos="100000">
+              <a:schemeClr val="phClr">
+                <a:shade val="63000"/>
+                <a:satMod val="120000"/>
+              </a:schemeClr>
+            </a:gs>
+          </a:gsLst>
+          <a:lin ang="5400000" scaled="false"/>
+        </a:gradFill>
+      </a:bgFillStyleLst>
+    </a:fmtScheme>
+  </a:themeElements>
+  <a:objectDefaults/>
+  <a:extraClrSchemeLst/>
+</a:theme>
 </file>